--- a/final word file/karimi-ownmade-file.docx
+++ b/final word file/karimi-ownmade-file.docx
@@ -1900,6 +1900,7 @@
         </w:rPr>
         <w:sectPr>
           <w:headerReference w:type="default" r:id="rId10"/>
+          <w:footerReference w:type="default" r:id="rId11"/>
           <w:pgSz w:w="12240" w:h="15840"/>
           <w:pgMar w:top="1440" w:right="1440" w:bottom="1440" w:left="1440" w:header="720" w:footer="720" w:gutter="0"/>
           <w:pgBorders w:offsetFrom="page">
@@ -5893,7 +5894,7 @@
           <w:rtl/>
         </w:rPr>
         <w:sectPr>
-          <w:headerReference w:type="default" r:id="rId11"/>
+          <w:headerReference w:type="default" r:id="rId12"/>
           <w:pgSz w:w="12240" w:h="15840"/>
           <w:pgMar w:top="1440" w:right="1440" w:bottom="1440" w:left="1440" w:header="720" w:footer="720" w:gutter="0"/>
           <w:pgBorders w:offsetFrom="page">
@@ -20717,7 +20718,6 @@
       <w:pPr>
         <w:pStyle w:val="ListParagraph"/>
         <w:rPr>
-          <w:rFonts w:hint="cs"/>
           <w:lang w:bidi="fa-IR"/>
         </w:rPr>
       </w:pPr>
@@ -20729,7 +20729,7 @@
           <w:rtl/>
         </w:rPr>
         <w:sectPr>
-          <w:headerReference w:type="default" r:id="rId12"/>
+          <w:headerReference w:type="default" r:id="rId13"/>
           <w:pgSz w:w="12240" w:h="15840"/>
           <w:pgMar w:top="1440" w:right="1440" w:bottom="1440" w:left="1440" w:header="720" w:footer="720" w:gutter="0"/>
           <w:pgBorders w:offsetFrom="page">
@@ -21161,14 +21161,7 @@
           <w:rFonts w:hint="cs"/>
           <w:rtl/>
         </w:rPr>
-        <w:t>ی</w:t>
-      </w:r>
-      <w:r>
-        <w:rPr>
-          <w:rFonts w:hint="cs"/>
-          <w:rtl/>
-        </w:rPr>
-        <w:t xml:space="preserve"> که در پایگاه داده لنز ثبت شده‌اند.</w:t>
+        <w:t>ی که در پایگاه داده لنز ثبت شده‌اند.</w:t>
       </w:r>
     </w:p>
     <w:p>
@@ -22706,7 +22699,6 @@
       <w:pPr>
         <w:pStyle w:val="ListParagraph"/>
         <w:rPr>
-          <w:rFonts w:hint="cs"/>
           <w:lang w:bidi="fa-IR"/>
         </w:rPr>
       </w:pPr>
@@ -23136,13 +23128,7 @@
         <w:rPr>
           <w:rtl/>
         </w:rPr>
-        <w:t xml:space="preserve"> دارند.</w:t>
-      </w:r>
-      <w:r>
-        <w:rPr>
-          <w:rtl/>
-        </w:rPr>
-        <w:t xml:space="preserve"> </w:t>
+        <w:t xml:space="preserve"> دارند. </w:t>
       </w:r>
       <w:r>
         <w:rPr>
@@ -23249,7 +23235,6 @@
       <w:pPr>
         <w:pStyle w:val="ListParagraph"/>
         <w:rPr>
-          <w:rFonts w:hint="cs"/>
           <w:lang w:bidi="fa-IR"/>
         </w:rPr>
       </w:pPr>
@@ -23800,7 +23785,6 @@
       <w:pPr>
         <w:pStyle w:val="ListParagraph"/>
         <w:rPr>
-          <w:rFonts w:hint="cs"/>
           <w:lang w:bidi="fa-IR"/>
         </w:rPr>
       </w:pPr>
@@ -24226,7 +24210,6 @@
       <w:pPr>
         <w:pStyle w:val="ListParagraph"/>
         <w:rPr>
-          <w:rFonts w:hint="cs"/>
           <w:lang w:bidi="fa-IR"/>
         </w:rPr>
       </w:pPr>
@@ -24602,7 +24585,6 @@
       <w:pPr>
         <w:pStyle w:val="ListParagraph"/>
         <w:rPr>
-          <w:rFonts w:hint="cs"/>
           <w:lang w:bidi="fa-IR"/>
         </w:rPr>
       </w:pPr>
@@ -24953,7 +24935,7 @@
           <w:bCs/>
           <w:rtl/>
         </w:rPr>
-        <w:t xml:space="preserve"> هم‌واژگ</w:t>
+        <w:t xml:space="preserve"> </w:t>
       </w:r>
       <w:r>
         <w:rPr>
@@ -24962,7 +24944,7 @@
           <w:bCs/>
           <w:rtl/>
         </w:rPr>
-        <w:t>ی</w:t>
+        <w:t>هم‌وقوعی</w:t>
       </w:r>
       <w:r>
         <w:rPr>
@@ -25007,7 +24989,6 @@
           <w:numId w:val="12"/>
         </w:numPr>
         <w:rPr>
-          <w:rFonts w:hint="cs"/>
           <w:lang w:bidi="fa-IR"/>
         </w:rPr>
       </w:pPr>
@@ -25340,13 +25321,7 @@
         <w:rPr>
           <w:rtl/>
         </w:rPr>
-        <w:t>.</w:t>
-      </w:r>
-      <w:r>
-        <w:rPr>
-          <w:rtl/>
-        </w:rPr>
-        <w:t xml:space="preserve"> </w:t>
+        <w:t xml:space="preserve">. </w:t>
       </w:r>
       <w:r>
         <w:rPr>
@@ -25484,7 +25459,6 @@
           <w:numId w:val="12"/>
         </w:numPr>
         <w:rPr>
-          <w:rFonts w:hint="cs"/>
           <w:rtl/>
           <w:lang w:bidi="fa-IR"/>
         </w:rPr>
@@ -25766,13 +25740,7 @@
         <w:rPr>
           <w:rtl/>
         </w:rPr>
-        <w:t>.</w:t>
-      </w:r>
-      <w:r>
-        <w:rPr>
-          <w:rtl/>
-        </w:rPr>
-        <w:t xml:space="preserve"> </w:t>
+        <w:t xml:space="preserve">. </w:t>
       </w:r>
       <w:r>
         <w:rPr>
@@ -26202,13 +26170,7 @@
         <w:rPr>
           <w:rtl/>
         </w:rPr>
-        <w:t>.</w:t>
-      </w:r>
-      <w:r>
-        <w:rPr>
-          <w:rtl/>
-        </w:rPr>
-        <w:t xml:space="preserve"> </w:t>
+        <w:t xml:space="preserve">. </w:t>
       </w:r>
       <w:r>
         <w:rPr>
@@ -26329,7 +26291,6 @@
           <w:numId w:val="12"/>
         </w:numPr>
         <w:rPr>
-          <w:rFonts w:hint="cs"/>
           <w:rtl/>
           <w:lang w:bidi="fa-IR"/>
         </w:rPr>
@@ -26676,13 +26637,7 @@
         <w:rPr>
           <w:rtl/>
         </w:rPr>
-        <w:t>.</w:t>
-      </w:r>
-      <w:r>
-        <w:rPr>
-          <w:rtl/>
-        </w:rPr>
-        <w:t xml:space="preserve"> </w:t>
+        <w:t xml:space="preserve">. </w:t>
       </w:r>
       <w:r>
         <w:rPr>
@@ -26858,10 +26813,24 @@
           <w:rFonts w:hint="cs"/>
           <w:rtl/>
         </w:rPr>
+        <w:t xml:space="preserve"> مابین سال‌های 1990</w:t>
+      </w:r>
+      <w:r>
+        <w:rPr>
+          <w:rFonts w:hint="cs"/>
+          <w:rtl/>
+        </w:rPr>
         <w:t xml:space="preserve"> </w:t>
       </w:r>
       <w:r>
         <w:rPr>
+          <w:rFonts w:hint="cs"/>
+          <w:rtl/>
+        </w:rPr>
+        <w:t xml:space="preserve">الی 2024 </w:t>
+      </w:r>
+      <w:r>
+        <w:rPr>
           <w:rtl/>
         </w:rPr>
         <w:t>شامل عنوان و چک</w:t>
@@ -26877,7 +26846,20 @@
         <w:rPr>
           <w:rtl/>
         </w:rPr>
-        <w:t xml:space="preserve"> اختراعات در حوزه خودروها</w:t>
+        <w:t xml:space="preserve"> اختراعات</w:t>
+      </w:r>
+      <w:r>
+        <w:rPr>
+          <w:rFonts w:hint="cs"/>
+          <w:rtl/>
+        </w:rPr>
+        <w:t xml:space="preserve">، سال انتشار و نام ناشر و همچنین سایر اطلاعات مورد نیاز برای تحلیل در مراحل بعدی </w:t>
+      </w:r>
+      <w:r>
+        <w:rPr>
+          <w:rtl/>
+        </w:rPr>
+        <w:t>در حوزه خودروها</w:t>
       </w:r>
       <w:r>
         <w:rPr>
@@ -26903,7 +26885,20 @@
         <w:rPr>
           <w:rtl/>
         </w:rPr>
-        <w:t>. پس از پاک‌ساز</w:t>
+        <w:t>.</w:t>
+      </w:r>
+      <w:r>
+        <w:rPr>
+          <w:rFonts w:hint="cs"/>
+          <w:rtl/>
+        </w:rPr>
+        <w:t xml:space="preserve"> این پتنت ها پس از جمع آوری از این پایگاه داده از حیث صحت اطلاعات و همچنین استخراج کامل و بدون ایراد مورد بررسی قرار گرفته و </w:t>
+      </w:r>
+      <w:r>
+        <w:rPr>
+          <w:rtl/>
+        </w:rPr>
+        <w:t xml:space="preserve"> پس از پاک‌ساز</w:t>
       </w:r>
       <w:r>
         <w:rPr>
@@ -27032,8 +27027,17 @@
         <w:pStyle w:val="ListParagraph"/>
         <w:rPr>
           <w:rtl/>
+          <w:lang w:bidi="fa-IR"/>
         </w:rPr>
       </w:pPr>
+      <w:r>
+        <w:rPr>
+          <w:rFonts w:hint="cs"/>
+          <w:rtl/>
+          <w:lang w:bidi="fa-IR"/>
+        </w:rPr>
+        <w:t>نوآوری فناورانه در این پژوهش پس از اعمال پردازش بر روی پتنت های بدست آمده از پایگاه داده لنز، واعمال فرایند های ایجاد هم معنایی و کشف ارتباطات میان آن‌ها،</w:t>
+      </w:r>
       <w:r>
         <w:rPr>
           <w:rtl/>
@@ -27271,9 +27275,49 @@
       </w:pPr>
       <w:r>
         <w:rPr>
-          <w:rtl/>
-        </w:rPr>
-        <w:t xml:space="preserve"> مرحله هر خوشه (ظهور، رشد، بلوغ </w:t>
+          <w:rFonts w:hint="cs"/>
+          <w:rtl/>
+        </w:rPr>
+        <w:t xml:space="preserve">پس از خوشه بندی بر اساس اطلاعاتی که از تحلیل پتنت ها و خروجی پردازش آن‌ها در اختیار ما قرار میگیرد، </w:t>
+      </w:r>
+      <w:r>
+        <w:rPr>
+          <w:rtl/>
+        </w:rPr>
+        <w:t>مرحله</w:t>
+      </w:r>
+      <w:r>
+        <w:rPr>
+          <w:rFonts w:hint="cs"/>
+          <w:rtl/>
+        </w:rPr>
+        <w:t xml:space="preserve"> عمر</w:t>
+      </w:r>
+      <w:r>
+        <w:rPr>
+          <w:rtl/>
+        </w:rPr>
+        <w:t xml:space="preserve"> هر خوشه </w:t>
+      </w:r>
+      <w:r>
+        <w:rPr>
+          <w:rFonts w:hint="cs"/>
+          <w:rtl/>
+        </w:rPr>
+        <w:t xml:space="preserve">که می‌تواند یکی از مراحل </w:t>
+      </w:r>
+      <w:r>
+        <w:rPr>
+          <w:rtl/>
+        </w:rPr>
+        <w:t>ظهور، رشد، بلوغ</w:t>
+      </w:r>
+      <w:r>
+        <w:rPr>
+          <w:rFonts w:hint="cs"/>
+          <w:rtl/>
+        </w:rPr>
+        <w:t xml:space="preserve"> و </w:t>
       </w:r>
       <w:r>
         <w:rPr>
@@ -27286,7 +27330,20 @@
         <w:rPr>
           <w:rtl/>
         </w:rPr>
-        <w:t xml:space="preserve"> اشباع) از طر</w:t>
+        <w:t xml:space="preserve"> اشباع</w:t>
+      </w:r>
+      <w:r>
+        <w:rPr>
+          <w:rFonts w:hint="cs"/>
+          <w:rtl/>
+        </w:rPr>
+        <w:t xml:space="preserve"> باد </w:t>
+      </w:r>
+      <w:r>
+        <w:rPr>
+          <w:rtl/>
+        </w:rPr>
+        <w:t>از طر</w:t>
       </w:r>
       <w:r>
         <w:rPr>
@@ -27349,18 +27406,29 @@
       </w:r>
       <w:r>
         <w:rPr>
-          <w:rtl/>
-        </w:rPr>
-        <w:t xml:space="preserve"> (</w:t>
-      </w:r>
-      <w:r>
-        <w:t>Logistic Curve Fitting</w:t>
-      </w:r>
-      <w:r>
-        <w:rPr>
-          <w:rtl/>
-        </w:rPr>
-        <w:t>) تع</w:t>
+          <w:rStyle w:val="FootnoteReference"/>
+          <w:rtl/>
+        </w:rPr>
+        <w:footnoteReference w:id="23"/>
+      </w:r>
+      <w:r>
+        <w:rPr>
+          <w:rtl/>
+        </w:rPr>
+        <w:t xml:space="preserve"> </w:t>
+      </w:r>
+      <w:r>
+        <w:rPr>
+          <w:rFonts w:hint="cs"/>
+          <w:rtl/>
+        </w:rPr>
+        <w:t>که توسط نرم افزار سیگما پلات محاسبه میشود</w:t>
+      </w:r>
+      <w:r>
+        <w:rPr>
+          <w:rtl/>
+        </w:rPr>
+        <w:t xml:space="preserve"> تع</w:t>
       </w:r>
       <w:r>
         <w:rPr>
@@ -27424,9 +27492,16 @@
       </w:pPr>
       <w:r>
         <w:rPr>
-          <w:rtl/>
-        </w:rPr>
-        <w:t xml:space="preserve"> از ترک</w:t>
+          <w:rFonts w:hint="cs"/>
+          <w:rtl/>
+        </w:rPr>
+        <w:t xml:space="preserve">نقشه راه فناوری که در اصل هدف نهایی این پژوهش است نیز پس از خوشه بندی و تحلیل چرخه عمر خوشه‌ها، </w:t>
+      </w:r>
+      <w:r>
+        <w:rPr>
+          <w:rtl/>
+        </w:rPr>
+        <w:t>از ترک</w:t>
       </w:r>
       <w:r>
         <w:rPr>
@@ -27646,9 +27721,16 @@
       </w:pPr>
       <w:r>
         <w:rPr>
-          <w:rtl/>
-        </w:rPr>
-        <w:t xml:space="preserve"> ساخته‌شده بر پا</w:t>
+          <w:rFonts w:hint="cs"/>
+          <w:rtl/>
+        </w:rPr>
+        <w:t xml:space="preserve">شبکه معنایی که در واقع ورودی مورد استفاده برای مرحله خوشه بندی نیز می‌باشد در اصل شبکه‌ای است </w:t>
+      </w:r>
+      <w:r>
+        <w:rPr>
+          <w:rtl/>
+        </w:rPr>
+        <w:t>ساخته‌شده بر پا</w:t>
       </w:r>
       <w:r>
         <w:rPr>
@@ -27806,563 +27888,6 @@
         </w:rPr>
         <w:t xml:space="preserve"> است.</w:t>
       </w:r>
-    </w:p>
-    <w:p>
-      <w:pPr>
-        <w:pStyle w:val="ListParagraph"/>
-        <w:numPr>
-          <w:ilvl w:val="0"/>
-          <w:numId w:val="13"/>
-        </w:numPr>
-        <w:rPr>
-          <w:b/>
-          <w:bCs/>
-        </w:rPr>
-      </w:pPr>
-      <w:r>
-        <w:rPr>
-          <w:rFonts w:hint="cs"/>
-          <w:b/>
-          <w:bCs/>
-          <w:rtl/>
-        </w:rPr>
-        <w:t>شبکه</w:t>
-      </w:r>
-      <w:r>
-        <w:rPr>
-          <w:b/>
-          <w:bCs/>
-          <w:rtl/>
-        </w:rPr>
-        <w:t xml:space="preserve"> هم‌واژگ</w:t>
-      </w:r>
-      <w:r>
-        <w:rPr>
-          <w:rFonts w:hint="cs"/>
-          <w:b/>
-          <w:bCs/>
-          <w:rtl/>
-        </w:rPr>
-        <w:t>ی</w:t>
-      </w:r>
-      <w:r>
-        <w:rPr>
-          <w:b/>
-          <w:bCs/>
-          <w:rtl/>
-        </w:rPr>
-        <w:t xml:space="preserve"> کل</w:t>
-      </w:r>
-      <w:r>
-        <w:rPr>
-          <w:rFonts w:hint="cs"/>
-          <w:b/>
-          <w:bCs/>
-          <w:rtl/>
-        </w:rPr>
-        <w:t>یدواژه‌ها</w:t>
-      </w:r>
-    </w:p>
-    <w:p>
-      <w:pPr>
-        <w:pStyle w:val="ListParagraph"/>
-        <w:rPr>
-          <w:rtl/>
-        </w:rPr>
-      </w:pPr>
-      <w:r>
-        <w:rPr>
-          <w:rtl/>
-        </w:rPr>
-        <w:t xml:space="preserve"> بر اساس بسامد هم‌زمان</w:t>
-      </w:r>
-      <w:r>
-        <w:rPr>
-          <w:rFonts w:hint="cs"/>
-          <w:rtl/>
-        </w:rPr>
-        <w:t>ی</w:t>
-      </w:r>
-      <w:r>
-        <w:rPr>
-          <w:rtl/>
-        </w:rPr>
-        <w:t xml:space="preserve"> واژگان در اسناد پتنت ساخته شده و به‌عنوان شبکه وزن</w:t>
-      </w:r>
-      <w:r>
-        <w:rPr>
-          <w:rFonts w:hint="cs"/>
-          <w:rtl/>
-        </w:rPr>
-        <w:t>ی</w:t>
-      </w:r>
-      <w:r>
-        <w:rPr>
-          <w:rtl/>
-        </w:rPr>
-        <w:t xml:space="preserve"> برا</w:t>
-      </w:r>
-      <w:r>
-        <w:rPr>
-          <w:rFonts w:hint="cs"/>
-          <w:rtl/>
-        </w:rPr>
-        <w:t>ی</w:t>
-      </w:r>
-      <w:r>
-        <w:rPr>
-          <w:rtl/>
-        </w:rPr>
-        <w:t xml:space="preserve"> خوشه‌بند</w:t>
-      </w:r>
-      <w:r>
-        <w:rPr>
-          <w:rFonts w:hint="cs"/>
-          <w:rtl/>
-        </w:rPr>
-        <w:t>ی</w:t>
-      </w:r>
-      <w:r>
-        <w:rPr>
-          <w:rtl/>
-        </w:rPr>
-        <w:t xml:space="preserve"> استفاده گرد</w:t>
-      </w:r>
-      <w:r>
-        <w:rPr>
-          <w:rFonts w:hint="cs"/>
-          <w:rtl/>
-        </w:rPr>
-        <w:t>یده</w:t>
-      </w:r>
-      <w:r>
-        <w:rPr>
-          <w:rtl/>
-        </w:rPr>
-        <w:t xml:space="preserve"> است. </w:t>
-      </w:r>
-      <w:r>
-        <w:rPr>
-          <w:rFonts w:hint="cs"/>
-          <w:rtl/>
-        </w:rPr>
-        <w:t>یال‌ها</w:t>
-      </w:r>
-      <w:r>
-        <w:rPr>
-          <w:rtl/>
-        </w:rPr>
-        <w:t xml:space="preserve"> ب</w:t>
-      </w:r>
-      <w:r>
-        <w:rPr>
-          <w:rFonts w:hint="cs"/>
-          <w:rtl/>
-        </w:rPr>
-        <w:t>یانگر</w:t>
-      </w:r>
-      <w:r>
-        <w:rPr>
-          <w:rtl/>
-        </w:rPr>
-        <w:t xml:space="preserve"> شدت ارتباط م</w:t>
-      </w:r>
-      <w:r>
-        <w:rPr>
-          <w:rFonts w:hint="cs"/>
-          <w:rtl/>
-        </w:rPr>
-        <w:t>یان</w:t>
-      </w:r>
-      <w:r>
-        <w:rPr>
-          <w:rtl/>
-        </w:rPr>
-        <w:t xml:space="preserve"> مفاه</w:t>
-      </w:r>
-      <w:r>
-        <w:rPr>
-          <w:rFonts w:hint="cs"/>
-          <w:rtl/>
-        </w:rPr>
-        <w:t>یم</w:t>
-      </w:r>
-      <w:r>
-        <w:rPr>
-          <w:rtl/>
-        </w:rPr>
-        <w:t xml:space="preserve"> هستند.</w:t>
-      </w:r>
-    </w:p>
-    <w:p>
-      <w:pPr>
-        <w:pStyle w:val="ListParagraph"/>
-        <w:numPr>
-          <w:ilvl w:val="0"/>
-          <w:numId w:val="13"/>
-        </w:numPr>
-        <w:rPr>
-          <w:b/>
-          <w:bCs/>
-        </w:rPr>
-      </w:pPr>
-      <w:r>
-        <w:rPr>
-          <w:rFonts w:hint="cs"/>
-          <w:b/>
-          <w:bCs/>
-          <w:rtl/>
-        </w:rPr>
-        <w:t>خوشه</w:t>
-      </w:r>
-      <w:r>
-        <w:rPr>
-          <w:b/>
-          <w:bCs/>
-          <w:rtl/>
-        </w:rPr>
-        <w:t xml:space="preserve"> فناورانه</w:t>
-      </w:r>
-    </w:p>
-    <w:p>
-      <w:pPr>
-        <w:pStyle w:val="ListParagraph"/>
-        <w:rPr>
-          <w:rtl/>
-        </w:rPr>
-      </w:pPr>
-      <w:r>
-        <w:rPr>
-          <w:rtl/>
-        </w:rPr>
-        <w:t xml:space="preserve"> استخراج‌شده از شبکه معنا</w:t>
-      </w:r>
-      <w:r>
-        <w:rPr>
-          <w:rFonts w:hint="cs"/>
-          <w:rtl/>
-        </w:rPr>
-        <w:t>یی</w:t>
-      </w:r>
-      <w:r>
-        <w:rPr>
-          <w:rtl/>
-        </w:rPr>
-        <w:t xml:space="preserve"> با الگور</w:t>
-      </w:r>
-      <w:r>
-        <w:rPr>
-          <w:rFonts w:hint="cs"/>
-          <w:rtl/>
-        </w:rPr>
-        <w:t>یتم‌های</w:t>
-      </w:r>
-      <w:r>
-        <w:rPr>
-          <w:rtl/>
-        </w:rPr>
-        <w:t xml:space="preserve"> تشخ</w:t>
-      </w:r>
-      <w:r>
-        <w:rPr>
-          <w:rFonts w:hint="cs"/>
-          <w:rtl/>
-        </w:rPr>
-        <w:t>یص</w:t>
-      </w:r>
-      <w:r>
-        <w:rPr>
-          <w:rtl/>
-        </w:rPr>
-        <w:t xml:space="preserve"> جوامع (مانند </w:t>
-      </w:r>
-      <w:r>
-        <w:t>Leiden</w:t>
-      </w:r>
-      <w:r>
-        <w:rPr>
-          <w:rtl/>
-        </w:rPr>
-        <w:t>) و سپس نام‌گذار</w:t>
-      </w:r>
-      <w:r>
-        <w:rPr>
-          <w:rFonts w:hint="cs"/>
-          <w:rtl/>
-        </w:rPr>
-        <w:t>ی</w:t>
-      </w:r>
-      <w:r>
-        <w:rPr>
-          <w:rtl/>
-        </w:rPr>
-        <w:t xml:space="preserve"> شده بر اساس کل</w:t>
-      </w:r>
-      <w:r>
-        <w:rPr>
-          <w:rFonts w:hint="cs"/>
-          <w:rtl/>
-        </w:rPr>
-        <w:t>یدواژه‌های</w:t>
-      </w:r>
-      <w:r>
-        <w:rPr>
-          <w:rtl/>
-        </w:rPr>
-        <w:t xml:space="preserve"> پرتکرار و بررس</w:t>
-      </w:r>
-      <w:r>
-        <w:rPr>
-          <w:rFonts w:hint="cs"/>
-          <w:rtl/>
-        </w:rPr>
-        <w:t>ی</w:t>
-      </w:r>
-      <w:r>
-        <w:rPr>
-          <w:rtl/>
-        </w:rPr>
-        <w:t xml:space="preserve"> نمونه پتنت‌ها</w:t>
-      </w:r>
-      <w:r>
-        <w:rPr>
-          <w:rFonts w:hint="cs"/>
-          <w:rtl/>
-        </w:rPr>
-        <w:t>ی</w:t>
-      </w:r>
-      <w:r>
-        <w:rPr>
-          <w:rtl/>
-        </w:rPr>
-        <w:t xml:space="preserve"> هر خوشه.</w:t>
-      </w:r>
-    </w:p>
-    <w:p>
-      <w:pPr>
-        <w:pStyle w:val="ListParagraph"/>
-        <w:numPr>
-          <w:ilvl w:val="0"/>
-          <w:numId w:val="13"/>
-        </w:numPr>
-        <w:rPr>
-          <w:b/>
-          <w:bCs/>
-        </w:rPr>
-      </w:pPr>
-      <w:r>
-        <w:rPr>
-          <w:rFonts w:hint="cs"/>
-          <w:b/>
-          <w:bCs/>
-          <w:rtl/>
-        </w:rPr>
-        <w:t>دامنه‌های</w:t>
-      </w:r>
-      <w:r>
-        <w:rPr>
-          <w:b/>
-          <w:bCs/>
-          <w:rtl/>
-        </w:rPr>
-        <w:t xml:space="preserve"> فناور</w:t>
-      </w:r>
-      <w:r>
-        <w:rPr>
-          <w:rFonts w:hint="cs"/>
-          <w:b/>
-          <w:bCs/>
-          <w:rtl/>
-        </w:rPr>
-        <w:t>ی</w:t>
-      </w:r>
-    </w:p>
-    <w:p>
-      <w:pPr>
-        <w:pStyle w:val="ListParagraph"/>
-        <w:rPr>
-          <w:rtl/>
-        </w:rPr>
-      </w:pPr>
-      <w:r>
-        <w:rPr>
-          <w:rtl/>
-        </w:rPr>
-        <w:t xml:space="preserve"> حاصل تجم</w:t>
-      </w:r>
-      <w:r>
-        <w:rPr>
-          <w:rFonts w:hint="cs"/>
-          <w:rtl/>
-        </w:rPr>
-        <w:t>یع</w:t>
-      </w:r>
-      <w:r>
-        <w:rPr>
-          <w:rtl/>
-        </w:rPr>
-        <w:t xml:space="preserve"> و تحل</w:t>
-      </w:r>
-      <w:r>
-        <w:rPr>
-          <w:rFonts w:hint="cs"/>
-          <w:rtl/>
-        </w:rPr>
-        <w:t>یل</w:t>
-      </w:r>
-      <w:r>
-        <w:rPr>
-          <w:rtl/>
-        </w:rPr>
-        <w:t xml:space="preserve"> خوشه‌ها</w:t>
-      </w:r>
-      <w:r>
-        <w:rPr>
-          <w:rFonts w:hint="cs"/>
-          <w:rtl/>
-        </w:rPr>
-        <w:t>ی</w:t>
-      </w:r>
-      <w:r>
-        <w:rPr>
-          <w:rtl/>
-        </w:rPr>
-        <w:t xml:space="preserve"> شناسا</w:t>
-      </w:r>
-      <w:r>
-        <w:rPr>
-          <w:rFonts w:hint="cs"/>
-          <w:rtl/>
-        </w:rPr>
-        <w:t>یی‌شده،</w:t>
-      </w:r>
-      <w:r>
-        <w:rPr>
-          <w:rtl/>
-        </w:rPr>
-        <w:t xml:space="preserve"> نام‌گذار</w:t>
-      </w:r>
-      <w:r>
-        <w:rPr>
-          <w:rFonts w:hint="cs"/>
-          <w:rtl/>
-        </w:rPr>
-        <w:t>ی</w:t>
-      </w:r>
-      <w:r>
-        <w:rPr>
-          <w:rtl/>
-        </w:rPr>
-        <w:t xml:space="preserve"> شده با بررس</w:t>
-      </w:r>
-      <w:r>
-        <w:rPr>
-          <w:rFonts w:hint="cs"/>
-          <w:rtl/>
-        </w:rPr>
-        <w:t>ی</w:t>
-      </w:r>
-      <w:r>
-        <w:rPr>
-          <w:rtl/>
-        </w:rPr>
-        <w:t xml:space="preserve"> ک</w:t>
-      </w:r>
-      <w:r>
-        <w:rPr>
-          <w:rFonts w:hint="cs"/>
-          <w:rtl/>
-        </w:rPr>
-        <w:t>یفی</w:t>
-      </w:r>
-      <w:r>
-        <w:rPr>
-          <w:rtl/>
-        </w:rPr>
-        <w:t xml:space="preserve"> کل</w:t>
-      </w:r>
-      <w:r>
-        <w:rPr>
-          <w:rFonts w:hint="cs"/>
-          <w:rtl/>
-        </w:rPr>
-        <w:t>یدواژه‌ها</w:t>
-      </w:r>
-      <w:r>
-        <w:rPr>
-          <w:rtl/>
-        </w:rPr>
-        <w:t xml:space="preserve"> و متون پتنت‌ها. ا</w:t>
-      </w:r>
-      <w:r>
-        <w:rPr>
-          <w:rFonts w:hint="cs"/>
-          <w:rtl/>
-        </w:rPr>
-        <w:t>ین</w:t>
-      </w:r>
-      <w:r>
-        <w:rPr>
-          <w:rtl/>
-        </w:rPr>
-        <w:t xml:space="preserve"> دامنه‌ها به‌عنوان واحدها</w:t>
-      </w:r>
-      <w:r>
-        <w:rPr>
-          <w:rFonts w:hint="cs"/>
-          <w:rtl/>
-        </w:rPr>
-        <w:t>ی</w:t>
-      </w:r>
-      <w:r>
-        <w:rPr>
-          <w:rtl/>
-        </w:rPr>
-        <w:t xml:space="preserve"> اصل</w:t>
-      </w:r>
-      <w:r>
-        <w:rPr>
-          <w:rFonts w:hint="cs"/>
-          <w:rtl/>
-        </w:rPr>
-        <w:t>ی</w:t>
-      </w:r>
-      <w:r>
-        <w:rPr>
-          <w:rtl/>
-        </w:rPr>
-        <w:t xml:space="preserve"> نقشه راه فناور</w:t>
-      </w:r>
-      <w:r>
-        <w:rPr>
-          <w:rFonts w:hint="cs"/>
-          <w:rtl/>
-        </w:rPr>
-        <w:t>ی</w:t>
-      </w:r>
-      <w:r>
-        <w:rPr>
-          <w:rtl/>
-        </w:rPr>
-        <w:t xml:space="preserve"> </w:t>
-      </w:r>
-      <w:r>
-        <w:t>EV</w:t>
-      </w:r>
-      <w:r>
-        <w:rPr>
-          <w:rtl/>
-        </w:rPr>
-        <w:t xml:space="preserve"> استفاده شده‌اند.</w:t>
-      </w:r>
-    </w:p>
-    <w:p>
-      <w:pPr>
-        <w:pStyle w:val="ListParagraph"/>
-        <w:rPr>
-          <w:rtl/>
-        </w:rPr>
-      </w:pPr>
     </w:p>
     <w:p>
       <w:pPr>
@@ -28399,7 +27924,8 @@
           <w:bCs/>
           <w:rtl/>
         </w:rPr>
-        <w:t>زیست‌بوم</w:t>
+        <w:lastRenderedPageBreak/>
+        <w:t>شبکه</w:t>
       </w:r>
       <w:r>
         <w:rPr>
@@ -28407,7 +27933,7 @@
           <w:bCs/>
           <w:rtl/>
         </w:rPr>
-        <w:t xml:space="preserve"> نوآور</w:t>
+        <w:t xml:space="preserve"> </w:t>
       </w:r>
       <w:r>
         <w:rPr>
@@ -28416,7 +27942,24 @@
           <w:bCs/>
           <w:rtl/>
         </w:rPr>
-        <w:t>ی</w:t>
+        <w:t>هم‌وقوعی</w:t>
+      </w:r>
+      <w:r>
+        <w:rPr>
+          <w:b/>
+          <w:bCs/>
+          <w:rtl/>
+        </w:rPr>
+        <w:t xml:space="preserve"> کل</w:t>
+      </w:r>
+      <w:r>
+        <w:rPr>
+          <w:rFonts w:hint="cs"/>
+          <w:b/>
+          <w:bCs/>
+          <w:rtl/>
+        </w:rPr>
+        <w:t>یدواژه‌ها</w:t>
       </w:r>
     </w:p>
     <w:p>
@@ -28428,6 +27971,444 @@
       </w:pPr>
       <w:r>
         <w:rPr>
+          <w:rFonts w:hint="cs"/>
+          <w:rtl/>
+        </w:rPr>
+        <w:t xml:space="preserve">پس از ساده سازی و ریشه یابی کلمات موجود در عنوان و چکیده‌ی هر پتنت، هم زمانی وقوع کلمات در هر پتنت مورد بررسی قرار می‌گیرد. به این صورت که در مجموع هر دو کلمه موجود در متن پردازش شده عنوان و چکیده هر پتنت در مجموع چند مرتبه با یکدیگر تکرار شده اند. در واقع گره ها را می‌توان بیانگر کلید واژه‌ های بدست آمده در نظر گرفت و یال ها را میزان هم وقوعی این کلمات با یکدیگر. این شبکه ساخته شده در اصل </w:t>
+      </w:r>
+      <w:r>
+        <w:rPr>
+          <w:rtl/>
+        </w:rPr>
+        <w:t>به‌عنوان شبکه وزن</w:t>
+      </w:r>
+      <w:r>
+        <w:rPr>
+          <w:rFonts w:hint="cs"/>
+          <w:rtl/>
+        </w:rPr>
+        <w:t>ی</w:t>
+      </w:r>
+      <w:r>
+        <w:rPr>
+          <w:rtl/>
+        </w:rPr>
+        <w:t xml:space="preserve"> برا</w:t>
+      </w:r>
+      <w:r>
+        <w:rPr>
+          <w:rFonts w:hint="cs"/>
+          <w:rtl/>
+        </w:rPr>
+        <w:t>ی</w:t>
+      </w:r>
+      <w:r>
+        <w:rPr>
+          <w:rtl/>
+        </w:rPr>
+        <w:t xml:space="preserve"> خوشه‌بند</w:t>
+      </w:r>
+      <w:r>
+        <w:rPr>
+          <w:rFonts w:hint="cs"/>
+          <w:rtl/>
+        </w:rPr>
+        <w:t>ی</w:t>
+      </w:r>
+      <w:r>
+        <w:rPr>
+          <w:rtl/>
+        </w:rPr>
+        <w:t xml:space="preserve"> استفاده گرد</w:t>
+      </w:r>
+      <w:r>
+        <w:rPr>
+          <w:rFonts w:hint="cs"/>
+          <w:rtl/>
+        </w:rPr>
+        <w:t>یده</w:t>
+      </w:r>
+      <w:r>
+        <w:rPr>
+          <w:rtl/>
+        </w:rPr>
+        <w:t xml:space="preserve"> است. </w:t>
+      </w:r>
+      <w:r>
+        <w:rPr>
+          <w:rFonts w:hint="cs"/>
+          <w:rtl/>
+        </w:rPr>
+        <w:t>یال‌ها</w:t>
+      </w:r>
+      <w:r>
+        <w:rPr>
+          <w:rtl/>
+        </w:rPr>
+        <w:t xml:space="preserve"> ب</w:t>
+      </w:r>
+      <w:r>
+        <w:rPr>
+          <w:rFonts w:hint="cs"/>
+          <w:rtl/>
+        </w:rPr>
+        <w:t>یانگر</w:t>
+      </w:r>
+      <w:r>
+        <w:rPr>
+          <w:rtl/>
+        </w:rPr>
+        <w:t xml:space="preserve"> شدت ارتباط م</w:t>
+      </w:r>
+      <w:r>
+        <w:rPr>
+          <w:rFonts w:hint="cs"/>
+          <w:rtl/>
+        </w:rPr>
+        <w:t>یان</w:t>
+      </w:r>
+      <w:r>
+        <w:rPr>
+          <w:rtl/>
+        </w:rPr>
+        <w:t xml:space="preserve"> مفاه</w:t>
+      </w:r>
+      <w:r>
+        <w:rPr>
+          <w:rFonts w:hint="cs"/>
+          <w:rtl/>
+        </w:rPr>
+        <w:t>یم</w:t>
+      </w:r>
+      <w:r>
+        <w:rPr>
+          <w:rtl/>
+        </w:rPr>
+        <w:t xml:space="preserve"> هستند.</w:t>
+      </w:r>
+    </w:p>
+    <w:p>
+      <w:pPr>
+        <w:pStyle w:val="ListParagraph"/>
+        <w:numPr>
+          <w:ilvl w:val="0"/>
+          <w:numId w:val="13"/>
+        </w:numPr>
+        <w:rPr>
+          <w:b/>
+          <w:bCs/>
+        </w:rPr>
+      </w:pPr>
+      <w:r>
+        <w:rPr>
+          <w:rFonts w:hint="cs"/>
+          <w:b/>
+          <w:bCs/>
+          <w:rtl/>
+        </w:rPr>
+        <w:t>خوشه</w:t>
+      </w:r>
+      <w:r>
+        <w:rPr>
+          <w:b/>
+          <w:bCs/>
+          <w:rtl/>
+        </w:rPr>
+        <w:t xml:space="preserve"> فناورانه</w:t>
+      </w:r>
+    </w:p>
+    <w:p>
+      <w:pPr>
+        <w:pStyle w:val="ListParagraph"/>
+        <w:rPr>
+          <w:rtl/>
+          <w:lang w:bidi="fa-IR"/>
+        </w:rPr>
+      </w:pPr>
+      <w:r>
+        <w:rPr>
+          <w:rFonts w:hint="cs"/>
+          <w:rtl/>
+        </w:rPr>
+        <w:t xml:space="preserve">بر اساس خروجی بدست آمده از شبکه‌ی هم‌وقوعی کلید واژه ها و تحلیل گره ها و ارتباط موزون آن‌ها با یکدیگر توسط نرم افزار گفی و کتابخانه‌های موجود در زبان برنامه نویسی پایتون مانند </w:t>
+      </w:r>
+      <w:r>
+        <w:t>Leiden</w:t>
+      </w:r>
+      <w:r>
+        <w:rPr>
+          <w:rFonts w:hint="cs"/>
+          <w:rtl/>
+        </w:rPr>
+        <w:t xml:space="preserve"> الگوریتم های تشخیص جوامع بر روی داده‌ها اجرا می‌شود. سپس بر اساس کلیدواژه‌های موجود در هر خوشه و میزان تکرار و اهمیت آن‌ها این خوشه ها نام گذاری شده و خوشه های فناورانه را برای ما می‌سازند.</w:t>
+      </w:r>
+    </w:p>
+    <w:p>
+      <w:pPr>
+        <w:pStyle w:val="ListParagraph"/>
+        <w:numPr>
+          <w:ilvl w:val="0"/>
+          <w:numId w:val="13"/>
+        </w:numPr>
+        <w:rPr>
+          <w:b/>
+          <w:bCs/>
+        </w:rPr>
+      </w:pPr>
+      <w:r>
+        <w:rPr>
+          <w:rFonts w:hint="cs"/>
+          <w:b/>
+          <w:bCs/>
+          <w:rtl/>
+        </w:rPr>
+        <w:t>دامنه‌های</w:t>
+      </w:r>
+      <w:r>
+        <w:rPr>
+          <w:b/>
+          <w:bCs/>
+          <w:rtl/>
+        </w:rPr>
+        <w:t xml:space="preserve"> فناور</w:t>
+      </w:r>
+      <w:r>
+        <w:rPr>
+          <w:rFonts w:hint="cs"/>
+          <w:b/>
+          <w:bCs/>
+          <w:rtl/>
+        </w:rPr>
+        <w:t>ی</w:t>
+      </w:r>
+    </w:p>
+    <w:p>
+      <w:pPr>
+        <w:pStyle w:val="ListParagraph"/>
+        <w:rPr>
+          <w:rtl/>
+        </w:rPr>
+      </w:pPr>
+      <w:r>
+        <w:rPr>
+          <w:rtl/>
+        </w:rPr>
+        <w:t xml:space="preserve"> حاصل تجم</w:t>
+      </w:r>
+      <w:r>
+        <w:rPr>
+          <w:rFonts w:hint="cs"/>
+          <w:rtl/>
+        </w:rPr>
+        <w:t>یع</w:t>
+      </w:r>
+      <w:r>
+        <w:rPr>
+          <w:rtl/>
+        </w:rPr>
+        <w:t xml:space="preserve"> و تحل</w:t>
+      </w:r>
+      <w:r>
+        <w:rPr>
+          <w:rFonts w:hint="cs"/>
+          <w:rtl/>
+        </w:rPr>
+        <w:t>یل</w:t>
+      </w:r>
+      <w:r>
+        <w:rPr>
+          <w:rtl/>
+        </w:rPr>
+        <w:t xml:space="preserve"> خوشه‌ها</w:t>
+      </w:r>
+      <w:r>
+        <w:rPr>
+          <w:rFonts w:hint="cs"/>
+          <w:rtl/>
+        </w:rPr>
+        <w:t>ی</w:t>
+      </w:r>
+      <w:r>
+        <w:rPr>
+          <w:rtl/>
+        </w:rPr>
+        <w:t xml:space="preserve"> شناسا</w:t>
+      </w:r>
+      <w:r>
+        <w:rPr>
+          <w:rFonts w:hint="cs"/>
+          <w:rtl/>
+        </w:rPr>
+        <w:t>یی‌شده،</w:t>
+      </w:r>
+      <w:r>
+        <w:rPr>
+          <w:rtl/>
+        </w:rPr>
+        <w:t xml:space="preserve"> نام‌گذار</w:t>
+      </w:r>
+      <w:r>
+        <w:rPr>
+          <w:rFonts w:hint="cs"/>
+          <w:rtl/>
+        </w:rPr>
+        <w:t>ی</w:t>
+      </w:r>
+      <w:r>
+        <w:rPr>
+          <w:rtl/>
+        </w:rPr>
+        <w:t xml:space="preserve"> شده با بررس</w:t>
+      </w:r>
+      <w:r>
+        <w:rPr>
+          <w:rFonts w:hint="cs"/>
+          <w:rtl/>
+        </w:rPr>
+        <w:t>ی</w:t>
+      </w:r>
+      <w:r>
+        <w:rPr>
+          <w:rtl/>
+        </w:rPr>
+        <w:t xml:space="preserve"> ک</w:t>
+      </w:r>
+      <w:r>
+        <w:rPr>
+          <w:rFonts w:hint="cs"/>
+          <w:rtl/>
+        </w:rPr>
+        <w:t>یفی</w:t>
+      </w:r>
+      <w:r>
+        <w:rPr>
+          <w:rtl/>
+        </w:rPr>
+        <w:t xml:space="preserve"> کل</w:t>
+      </w:r>
+      <w:r>
+        <w:rPr>
+          <w:rFonts w:hint="cs"/>
+          <w:rtl/>
+        </w:rPr>
+        <w:t>یدواژه‌ها</w:t>
+      </w:r>
+      <w:r>
+        <w:rPr>
+          <w:rtl/>
+        </w:rPr>
+        <w:t xml:space="preserve"> و متون پتنت‌ها. ا</w:t>
+      </w:r>
+      <w:r>
+        <w:rPr>
+          <w:rFonts w:hint="cs"/>
+          <w:rtl/>
+        </w:rPr>
+        <w:t>ین</w:t>
+      </w:r>
+      <w:r>
+        <w:rPr>
+          <w:rtl/>
+        </w:rPr>
+        <w:t xml:space="preserve"> دامنه‌ها به‌عنوان واحدها</w:t>
+      </w:r>
+      <w:r>
+        <w:rPr>
+          <w:rFonts w:hint="cs"/>
+          <w:rtl/>
+        </w:rPr>
+        <w:t>ی</w:t>
+      </w:r>
+      <w:r>
+        <w:rPr>
+          <w:rtl/>
+        </w:rPr>
+        <w:t xml:space="preserve"> اصل</w:t>
+      </w:r>
+      <w:r>
+        <w:rPr>
+          <w:rFonts w:hint="cs"/>
+          <w:rtl/>
+        </w:rPr>
+        <w:t>ی</w:t>
+      </w:r>
+      <w:r>
+        <w:rPr>
+          <w:rtl/>
+        </w:rPr>
+        <w:t xml:space="preserve"> نقشه راه فناور</w:t>
+      </w:r>
+      <w:r>
+        <w:rPr>
+          <w:rFonts w:hint="cs"/>
+          <w:rtl/>
+        </w:rPr>
+        <w:t>ی</w:t>
+      </w:r>
+      <w:r>
+        <w:rPr>
+          <w:rtl/>
+        </w:rPr>
+        <w:t xml:space="preserve"> </w:t>
+      </w:r>
+      <w:r>
+        <w:t>EV</w:t>
+      </w:r>
+      <w:r>
+        <w:rPr>
+          <w:rtl/>
+        </w:rPr>
+        <w:t xml:space="preserve"> استفاده شده‌اند.</w:t>
+      </w:r>
+    </w:p>
+    <w:p>
+      <w:pPr>
+        <w:pStyle w:val="ListParagraph"/>
+        <w:numPr>
+          <w:ilvl w:val="0"/>
+          <w:numId w:val="13"/>
+        </w:numPr>
+        <w:rPr>
+          <w:b/>
+          <w:bCs/>
+        </w:rPr>
+      </w:pPr>
+      <w:r>
+        <w:rPr>
+          <w:rFonts w:hint="cs"/>
+          <w:b/>
+          <w:bCs/>
+          <w:rtl/>
+        </w:rPr>
+        <w:t>زیست‌بوم</w:t>
+      </w:r>
+      <w:r>
+        <w:rPr>
+          <w:b/>
+          <w:bCs/>
+          <w:rtl/>
+        </w:rPr>
+        <w:t xml:space="preserve"> نوآور</w:t>
+      </w:r>
+      <w:r>
+        <w:rPr>
+          <w:rFonts w:hint="cs"/>
+          <w:b/>
+          <w:bCs/>
+          <w:rtl/>
+        </w:rPr>
+        <w:t>ی</w:t>
+      </w:r>
+    </w:p>
+    <w:p>
+      <w:pPr>
+        <w:pStyle w:val="ListParagraph"/>
+        <w:rPr>
+          <w:lang w:bidi="fa-IR"/>
+        </w:rPr>
+      </w:pPr>
+      <w:r>
+        <w:rPr>
           <w:rtl/>
         </w:rPr>
         <w:t xml:space="preserve"> بازنما</w:t>
@@ -28678,6 +28659,13 @@
           <w:rtl/>
         </w:rPr>
         <w:t xml:space="preserve"> شده است.</w:t>
+      </w:r>
+      <w:r>
+        <w:rPr>
+          <w:rFonts w:hint="cs"/>
+          <w:rtl/>
+        </w:rPr>
+        <w:t xml:space="preserve"> از این زیست بوم برای ترسیم نهایی نقشه راه فناوری استفاده خواهد شد. </w:t>
       </w:r>
     </w:p>
     <w:p>
@@ -28717,6 +28705,5658 @@
     </w:p>
     <w:p>
       <w:pPr>
+        <w:rPr>
+          <w:rtl/>
+          <w:lang w:bidi="fa-IR"/>
+        </w:rPr>
+      </w:pPr>
+      <w:r>
+        <w:rPr>
+          <w:rtl/>
+        </w:rPr>
+        <w:t>مرور ادب</w:t>
+      </w:r>
+      <w:r>
+        <w:rPr>
+          <w:rFonts w:hint="cs"/>
+          <w:rtl/>
+        </w:rPr>
+        <w:t>یات</w:t>
+      </w:r>
+      <w:r>
+        <w:rPr>
+          <w:rtl/>
+        </w:rPr>
+        <w:t xml:space="preserve"> پژوهش، </w:t>
+      </w:r>
+      <w:r>
+        <w:rPr>
+          <w:rFonts w:hint="cs"/>
+          <w:rtl/>
+        </w:rPr>
+        <w:t>یکی از مهم ترین موضوعات در</w:t>
+      </w:r>
+      <w:r>
+        <w:rPr>
+          <w:rtl/>
+        </w:rPr>
+        <w:t xml:space="preserve"> هر تحق</w:t>
+      </w:r>
+      <w:r>
+        <w:rPr>
+          <w:rFonts w:hint="cs"/>
+          <w:rtl/>
+        </w:rPr>
+        <w:t>یق</w:t>
+      </w:r>
+      <w:r>
+        <w:rPr>
+          <w:rtl/>
+        </w:rPr>
+        <w:t xml:space="preserve"> علم</w:t>
+      </w:r>
+      <w:r>
+        <w:rPr>
+          <w:rFonts w:hint="cs"/>
+          <w:rtl/>
+        </w:rPr>
+        <w:t>ی</w:t>
+      </w:r>
+      <w:r>
+        <w:rPr>
+          <w:rtl/>
+        </w:rPr>
+        <w:t xml:space="preserve"> محسوب م</w:t>
+      </w:r>
+      <w:r>
+        <w:rPr>
+          <w:rFonts w:hint="cs"/>
+          <w:rtl/>
+        </w:rPr>
+        <w:t>ی‌شود؛</w:t>
+      </w:r>
+      <w:r>
+        <w:rPr>
+          <w:rtl/>
+        </w:rPr>
+        <w:t xml:space="preserve"> ز</w:t>
+      </w:r>
+      <w:r>
+        <w:rPr>
+          <w:rFonts w:hint="cs"/>
+          <w:rtl/>
+        </w:rPr>
+        <w:t>یرا</w:t>
+      </w:r>
+      <w:r>
+        <w:rPr>
+          <w:rtl/>
+        </w:rPr>
+        <w:t xml:space="preserve"> نه تنها بازتاب‌دهنده مطالعات پ</w:t>
+      </w:r>
+      <w:r>
+        <w:rPr>
+          <w:rFonts w:hint="cs"/>
+          <w:rtl/>
+        </w:rPr>
+        <w:t>یشین</w:t>
+      </w:r>
+      <w:r>
+        <w:rPr>
+          <w:rtl/>
+        </w:rPr>
+        <w:t xml:space="preserve"> است، بلکه با تحل</w:t>
+      </w:r>
+      <w:r>
+        <w:rPr>
+          <w:rFonts w:hint="cs"/>
+          <w:rtl/>
+        </w:rPr>
+        <w:t>یل</w:t>
+      </w:r>
+      <w:r>
+        <w:rPr>
+          <w:rtl/>
+        </w:rPr>
+        <w:t xml:space="preserve"> انتقاد</w:t>
+      </w:r>
+      <w:r>
+        <w:rPr>
+          <w:rFonts w:hint="cs"/>
+          <w:rtl/>
+        </w:rPr>
+        <w:t>ی،</w:t>
+      </w:r>
+      <w:r>
+        <w:rPr>
+          <w:rtl/>
+        </w:rPr>
+        <w:t xml:space="preserve"> امکان کشف شکاف‌ها</w:t>
+      </w:r>
+      <w:r>
+        <w:rPr>
+          <w:rFonts w:hint="cs"/>
+          <w:rtl/>
+        </w:rPr>
+        <w:t>ی</w:t>
+      </w:r>
+      <w:r>
+        <w:rPr>
+          <w:rtl/>
+        </w:rPr>
+        <w:t xml:space="preserve"> دانش</w:t>
+      </w:r>
+      <w:r>
+        <w:rPr>
+          <w:rFonts w:hint="cs"/>
+          <w:rtl/>
+        </w:rPr>
+        <w:t>ی،</w:t>
+      </w:r>
+      <w:r>
+        <w:rPr>
+          <w:rtl/>
+        </w:rPr>
+        <w:t xml:space="preserve"> اجتناب از دوباره‌کار</w:t>
+      </w:r>
+      <w:r>
+        <w:rPr>
+          <w:rFonts w:hint="cs"/>
+          <w:rtl/>
+        </w:rPr>
+        <w:t>ی</w:t>
+      </w:r>
+      <w:r>
+        <w:rPr>
+          <w:rtl/>
+        </w:rPr>
+        <w:t xml:space="preserve"> و ترس</w:t>
+      </w:r>
+      <w:r>
+        <w:rPr>
+          <w:rFonts w:hint="cs"/>
+          <w:rtl/>
+        </w:rPr>
+        <w:t>یم</w:t>
+      </w:r>
+      <w:r>
+        <w:rPr>
+          <w:rtl/>
+        </w:rPr>
+        <w:t xml:space="preserve"> مس</w:t>
+      </w:r>
+      <w:r>
+        <w:rPr>
+          <w:rFonts w:hint="cs"/>
+          <w:rtl/>
+        </w:rPr>
+        <w:t>یر</w:t>
+      </w:r>
+      <w:r>
+        <w:rPr>
+          <w:rtl/>
+        </w:rPr>
+        <w:t xml:space="preserve"> تحق</w:t>
+      </w:r>
+      <w:r>
+        <w:rPr>
+          <w:rFonts w:hint="cs"/>
+          <w:rtl/>
+        </w:rPr>
+        <w:t>یقات</w:t>
+      </w:r>
+      <w:r>
+        <w:rPr>
+          <w:rtl/>
+        </w:rPr>
+        <w:t xml:space="preserve"> آ</w:t>
+      </w:r>
+      <w:r>
+        <w:rPr>
+          <w:rFonts w:hint="cs"/>
+          <w:rtl/>
+        </w:rPr>
+        <w:t>ینده</w:t>
+      </w:r>
+      <w:r>
+        <w:rPr>
+          <w:rtl/>
+        </w:rPr>
+        <w:t xml:space="preserve"> را فراهم م</w:t>
+      </w:r>
+      <w:r>
+        <w:rPr>
+          <w:rFonts w:hint="cs"/>
+          <w:rtl/>
+        </w:rPr>
+        <w:t>ی‌کند</w:t>
+      </w:r>
+      <w:r>
+        <w:rPr>
+          <w:rtl/>
+        </w:rPr>
+        <w:t>. در واقع، مرور ادب</w:t>
+      </w:r>
+      <w:r>
+        <w:rPr>
+          <w:rFonts w:hint="cs"/>
+          <w:rtl/>
+        </w:rPr>
+        <w:t>یات</w:t>
+      </w:r>
+      <w:r>
+        <w:rPr>
+          <w:rtl/>
+        </w:rPr>
+        <w:t xml:space="preserve"> ابزار</w:t>
+      </w:r>
+      <w:r>
+        <w:rPr>
+          <w:rFonts w:hint="cs"/>
+          <w:rtl/>
+        </w:rPr>
+        <w:t>ی</w:t>
+      </w:r>
+      <w:r>
+        <w:rPr>
+          <w:rtl/>
+        </w:rPr>
+        <w:t xml:space="preserve"> است که محقق را قا</w:t>
+      </w:r>
+      <w:r>
+        <w:rPr>
+          <w:rFonts w:hint="cs"/>
+          <w:rtl/>
+        </w:rPr>
+        <w:t>در</w:t>
+      </w:r>
+      <w:r>
+        <w:rPr>
+          <w:rtl/>
+        </w:rPr>
+        <w:t xml:space="preserve"> م</w:t>
+      </w:r>
+      <w:r>
+        <w:rPr>
+          <w:rFonts w:hint="cs"/>
+          <w:rtl/>
+        </w:rPr>
+        <w:t>ی‌سازد</w:t>
+      </w:r>
+      <w:r>
+        <w:rPr>
+          <w:rtl/>
+        </w:rPr>
+        <w:t xml:space="preserve"> ضمن شناسا</w:t>
+      </w:r>
+      <w:r>
+        <w:rPr>
+          <w:rFonts w:hint="cs"/>
+          <w:rtl/>
+        </w:rPr>
+        <w:t>یی</w:t>
+      </w:r>
+      <w:r>
+        <w:rPr>
+          <w:rtl/>
+        </w:rPr>
+        <w:t xml:space="preserve"> الگوها و روندها</w:t>
+      </w:r>
+      <w:r>
+        <w:rPr>
+          <w:rFonts w:hint="cs"/>
+          <w:rtl/>
+        </w:rPr>
+        <w:t>ی</w:t>
+      </w:r>
+      <w:r>
+        <w:rPr>
+          <w:rtl/>
+        </w:rPr>
+        <w:t xml:space="preserve"> موجود، خلأها و ابهامات باق</w:t>
+      </w:r>
+      <w:r>
+        <w:rPr>
+          <w:rFonts w:hint="cs"/>
+          <w:rtl/>
+        </w:rPr>
+        <w:t>ی‌مانده</w:t>
+      </w:r>
+      <w:r>
+        <w:rPr>
+          <w:rtl/>
+        </w:rPr>
+        <w:t xml:space="preserve"> را آشکار کرده و پژوهش</w:t>
+      </w:r>
+      <w:r>
+        <w:rPr>
+          <w:rFonts w:hint="cs"/>
+          <w:rtl/>
+        </w:rPr>
+        <w:t>ی</w:t>
+      </w:r>
+      <w:r>
+        <w:rPr>
+          <w:rtl/>
+        </w:rPr>
+        <w:t xml:space="preserve"> نوآورانه را بن</w:t>
+      </w:r>
+      <w:r>
+        <w:rPr>
+          <w:rFonts w:hint="cs"/>
+          <w:rtl/>
+        </w:rPr>
+        <w:t>یان</w:t>
+      </w:r>
+      <w:r>
+        <w:rPr>
+          <w:rtl/>
+        </w:rPr>
+        <w:t xml:space="preserve"> گذارد. به هم</w:t>
+      </w:r>
+      <w:r>
+        <w:rPr>
+          <w:rFonts w:hint="cs"/>
+          <w:rtl/>
+        </w:rPr>
+        <w:t>ین</w:t>
+      </w:r>
+      <w:r>
+        <w:rPr>
+          <w:rtl/>
+        </w:rPr>
+        <w:t xml:space="preserve"> دل</w:t>
+      </w:r>
+      <w:r>
+        <w:rPr>
+          <w:rFonts w:hint="cs"/>
+          <w:rtl/>
+        </w:rPr>
+        <w:t>یل،</w:t>
+      </w:r>
+      <w:r>
+        <w:rPr>
+          <w:rtl/>
+        </w:rPr>
+        <w:t xml:space="preserve"> ادب</w:t>
+      </w:r>
+      <w:r>
+        <w:rPr>
+          <w:rFonts w:hint="cs"/>
+          <w:rtl/>
+        </w:rPr>
+        <w:t>یات</w:t>
+      </w:r>
+      <w:r>
+        <w:rPr>
+          <w:rtl/>
+        </w:rPr>
+        <w:t xml:space="preserve"> پژوهش هم </w:t>
+      </w:r>
+      <w:r>
+        <w:rPr>
+          <w:rFonts w:hint="cs"/>
+          <w:rtl/>
+        </w:rPr>
+        <w:t>بعد</w:t>
+      </w:r>
+      <w:r>
+        <w:rPr>
+          <w:rtl/>
+        </w:rPr>
+        <w:t xml:space="preserve"> نظر</w:t>
+      </w:r>
+      <w:r>
+        <w:rPr>
+          <w:rFonts w:hint="cs"/>
+          <w:rtl/>
+        </w:rPr>
+        <w:t>ی</w:t>
+      </w:r>
+      <w:r>
+        <w:rPr>
+          <w:rtl/>
+        </w:rPr>
+        <w:t xml:space="preserve"> دارد و هم </w:t>
+      </w:r>
+      <w:r>
+        <w:rPr>
+          <w:rFonts w:hint="cs"/>
+          <w:rtl/>
+        </w:rPr>
+        <w:t>بعد</w:t>
+      </w:r>
+      <w:r>
+        <w:rPr>
+          <w:rtl/>
+        </w:rPr>
+        <w:t xml:space="preserve"> کاربرد</w:t>
+      </w:r>
+      <w:r>
+        <w:rPr>
+          <w:rFonts w:hint="cs"/>
+          <w:rtl/>
+        </w:rPr>
+        <w:t>ی</w:t>
+      </w:r>
+      <w:r>
+        <w:rPr>
+          <w:rFonts w:hint="cs"/>
+          <w:rtl/>
+        </w:rPr>
+        <w:t>،</w:t>
+      </w:r>
+      <w:r>
+        <w:rPr>
+          <w:rtl/>
+        </w:rPr>
+        <w:t xml:space="preserve"> از </w:t>
+      </w:r>
+      <w:r>
+        <w:rPr>
+          <w:rFonts w:hint="cs"/>
+          <w:rtl/>
+        </w:rPr>
+        <w:t>یک</w:t>
+      </w:r>
+      <w:r>
+        <w:rPr>
+          <w:rtl/>
+        </w:rPr>
+        <w:t xml:space="preserve"> سو چارچوب مفهوم</w:t>
+      </w:r>
+      <w:r>
+        <w:rPr>
+          <w:rFonts w:hint="cs"/>
+          <w:rtl/>
+        </w:rPr>
+        <w:t>ی</w:t>
+      </w:r>
+      <w:r>
+        <w:rPr>
+          <w:rtl/>
+        </w:rPr>
+        <w:t xml:space="preserve"> تحق</w:t>
+      </w:r>
+      <w:r>
+        <w:rPr>
+          <w:rFonts w:hint="cs"/>
+          <w:rtl/>
+        </w:rPr>
+        <w:t>یق</w:t>
+      </w:r>
+      <w:r>
+        <w:rPr>
+          <w:rtl/>
+        </w:rPr>
+        <w:t xml:space="preserve"> را شکل م</w:t>
+      </w:r>
+      <w:r>
+        <w:rPr>
+          <w:rFonts w:hint="cs"/>
+          <w:rtl/>
+        </w:rPr>
+        <w:t>ی‌دهد</w:t>
+      </w:r>
+      <w:r>
+        <w:rPr>
+          <w:rtl/>
+        </w:rPr>
+        <w:t xml:space="preserve"> و از سو</w:t>
+      </w:r>
+      <w:r>
+        <w:rPr>
+          <w:rFonts w:hint="cs"/>
+          <w:rtl/>
+        </w:rPr>
+        <w:t>ی</w:t>
+      </w:r>
+      <w:r>
+        <w:rPr>
+          <w:rtl/>
+        </w:rPr>
+        <w:t xml:space="preserve"> د</w:t>
+      </w:r>
+      <w:r>
+        <w:rPr>
+          <w:rFonts w:hint="cs"/>
+          <w:rtl/>
+        </w:rPr>
+        <w:t>یگر،</w:t>
+      </w:r>
+      <w:r>
+        <w:rPr>
+          <w:rtl/>
+        </w:rPr>
+        <w:t xml:space="preserve"> مبنا</w:t>
+      </w:r>
+      <w:r>
+        <w:rPr>
+          <w:rFonts w:hint="cs"/>
+          <w:rtl/>
+        </w:rPr>
+        <w:t>یی</w:t>
+      </w:r>
+      <w:r>
+        <w:rPr>
+          <w:rtl/>
+        </w:rPr>
+        <w:t xml:space="preserve"> برا</w:t>
+      </w:r>
+      <w:r>
+        <w:rPr>
+          <w:rFonts w:hint="cs"/>
+          <w:rtl/>
+        </w:rPr>
+        <w:t>ی</w:t>
+      </w:r>
+      <w:r>
+        <w:rPr>
+          <w:rtl/>
+        </w:rPr>
+        <w:t xml:space="preserve"> </w:t>
+      </w:r>
+      <w:r>
+        <w:rPr>
+          <w:rFonts w:hint="cs"/>
+          <w:rtl/>
+        </w:rPr>
+        <w:t>تصمیم‌گیری</w:t>
+      </w:r>
+      <w:r>
+        <w:rPr>
+          <w:rtl/>
+        </w:rPr>
+        <w:t xml:space="preserve"> علم</w:t>
+      </w:r>
+      <w:r>
+        <w:rPr>
+          <w:rFonts w:hint="cs"/>
+          <w:rtl/>
+        </w:rPr>
+        <w:t>ی</w:t>
+      </w:r>
+      <w:r>
+        <w:rPr>
+          <w:rtl/>
+        </w:rPr>
+        <w:t xml:space="preserve"> و عمل</w:t>
+      </w:r>
+      <w:r>
+        <w:rPr>
+          <w:rFonts w:hint="cs"/>
+          <w:rtl/>
+        </w:rPr>
+        <w:t>ی</w:t>
+      </w:r>
+      <w:r>
+        <w:rPr>
+          <w:rtl/>
+        </w:rPr>
+        <w:t xml:space="preserve"> فراهم م</w:t>
+      </w:r>
+      <w:r>
+        <w:rPr>
+          <w:rFonts w:hint="cs"/>
+          <w:rtl/>
+        </w:rPr>
+        <w:t>ی‌آور</w:t>
+      </w:r>
+      <w:r>
+        <w:rPr>
+          <w:rFonts w:hint="cs"/>
+          <w:rtl/>
+        </w:rPr>
+        <w:t>د</w:t>
+      </w:r>
+      <w:r>
+        <w:rPr>
+          <w:rtl/>
+        </w:rPr>
+        <w:fldChar w:fldCharType="begin"/>
+      </w:r>
+      <w:r>
+        <w:rPr>
+          <w:rtl/>
+        </w:rPr>
+        <w:instrText xml:space="preserve"> </w:instrText>
+      </w:r>
+      <w:r>
+        <w:instrText>ADDIN EN.CITE &lt;EndNote&gt;&lt;Cite&gt;&lt;Author&gt;Snyder&lt;/Author&gt;&lt;Year&gt;2019&lt;/Year&gt;&lt;RecNum&gt;76&lt;/RecNum&gt;&lt;DisplayText&gt;(Snyder, 2019)&lt;/DisplayText&gt;&lt;record&gt;&lt;rec-number&gt;76&lt;/rec-number&gt;&lt;foreign-keys&gt;&lt;key app="EN" db-id="fedrzzrekw0seces2d85e09w9a09t9dad5wp" timestamp="175604</w:instrText>
+      </w:r>
+      <w:r>
+        <w:rPr>
+          <w:rtl/>
+        </w:rPr>
+        <w:instrText>3424"&gt;76&lt;/</w:instrText>
+      </w:r>
+      <w:r>
+        <w:instrText>key&gt;&lt;/foreign-keys&gt;&lt;ref-type name="Journal Article"&gt;17&lt;/ref-type&gt;&lt;contributors&gt;&lt;authors&gt;&lt;author&gt;Snyder, Hannah&lt;/author&gt;&lt;/authors&gt;&lt;/contributors&gt;&lt;titles&gt;&lt;title&gt;Literature review as a research methodology: An overview and guidelines&lt;/title&gt;&lt;secondary-title&gt;Journal of Business Research&lt;/secondary-title&gt;&lt;/titles&gt;&lt;periodical&gt;&lt;full-title&gt;Journal of Business Research&lt;/full-title&gt;&lt;/periodical&gt;&lt;pages&gt;333-339&lt;/pages&gt;&lt;volume&gt;104&lt;/volume&gt;&lt;keywords&gt;&lt;keyword&gt;Literature review&lt;/keyword&gt;&lt;keyword&gt;Synthesis&lt;/keyword&gt;&lt;keyword&gt;Research methodology&lt;/keyword&gt;&lt;keyword&gt;Systematic review&lt;/keyword&gt;&lt;keyword&gt;Integrative review&lt;/keyword&gt;&lt;/keywords&gt;&lt;dates&gt;&lt;year&gt;2019&lt;/year&gt;&lt;pub-dates&gt;&lt;date&gt;2019/11/01/&lt;/date&gt;&lt;/pub-dates&gt;&lt;/dates&gt;&lt;isbn&gt;0148-2963&lt;/isbn&gt;&lt;urls&gt;&lt;related-urls&gt;&lt;url&gt;https://www.sciencedirect.com/science/article/pii/S0148296319304564&lt;/url&gt;&lt;/related-urls&gt;&lt;/urls&gt;&lt;electronic-resource-num&gt;https://doi.org/10.1016/j.jbusres.2019.07.039&lt;/electronic-resource-num&gt;&lt;/record&gt;&lt;/Cite&gt;&lt;/EndNote</w:instrText>
+      </w:r>
+      <w:r>
+        <w:rPr>
+          <w:rtl/>
+        </w:rPr>
+        <w:instrText>&gt;</w:instrText>
+      </w:r>
+      <w:r>
+        <w:rPr>
+          <w:rtl/>
+        </w:rPr>
+        <w:fldChar w:fldCharType="separate"/>
+      </w:r>
+      <w:r>
+        <w:rPr>
+          <w:noProof/>
+          <w:rtl/>
+        </w:rPr>
+        <w:t>(</w:t>
+      </w:r>
+      <w:r>
+        <w:rPr>
+          <w:noProof/>
+        </w:rPr>
+        <w:t>Snyder, 2019</w:t>
+      </w:r>
+      <w:r>
+        <w:rPr>
+          <w:noProof/>
+          <w:rtl/>
+        </w:rPr>
+        <w:t>)</w:t>
+      </w:r>
+      <w:r>
+        <w:rPr>
+          <w:rtl/>
+        </w:rPr>
+        <w:fldChar w:fldCharType="end"/>
+      </w:r>
+      <w:r>
+        <w:rPr>
+          <w:rFonts w:hint="cs"/>
+          <w:rtl/>
+          <w:lang w:bidi="fa-IR"/>
+        </w:rPr>
+        <w:t xml:space="preserve">. </w:t>
+      </w:r>
+    </w:p>
+    <w:p>
+      <w:r>
+        <w:rPr>
+          <w:rFonts w:hint="cs"/>
+          <w:rtl/>
+        </w:rPr>
+        <w:t>یکی</w:t>
+      </w:r>
+      <w:r>
+        <w:rPr>
+          <w:rtl/>
+        </w:rPr>
+        <w:t xml:space="preserve"> از کارکردها</w:t>
+      </w:r>
+      <w:r>
+        <w:rPr>
+          <w:rFonts w:hint="cs"/>
+          <w:rtl/>
+        </w:rPr>
+        <w:t>ی</w:t>
+      </w:r>
+      <w:r>
+        <w:rPr>
+          <w:rtl/>
+        </w:rPr>
+        <w:t xml:space="preserve"> مهم مرور ادب</w:t>
+      </w:r>
+      <w:r>
+        <w:rPr>
+          <w:rFonts w:hint="cs"/>
+          <w:rtl/>
+        </w:rPr>
+        <w:t>یات،</w:t>
+      </w:r>
+      <w:r>
+        <w:rPr>
+          <w:rtl/>
+        </w:rPr>
+        <w:t xml:space="preserve"> ا</w:t>
+      </w:r>
+      <w:r>
+        <w:rPr>
+          <w:rFonts w:hint="cs"/>
+          <w:rtl/>
+        </w:rPr>
+        <w:t>یجاد</w:t>
+      </w:r>
+      <w:r>
+        <w:rPr>
+          <w:rtl/>
+        </w:rPr>
+        <w:t xml:space="preserve"> چارچوب نظر</w:t>
+      </w:r>
+      <w:r>
+        <w:rPr>
+          <w:rFonts w:hint="cs"/>
+          <w:rtl/>
+        </w:rPr>
+        <w:t>ی</w:t>
+      </w:r>
+      <w:r>
+        <w:rPr>
+          <w:rtl/>
+        </w:rPr>
+        <w:t xml:space="preserve"> منسجم است. </w:t>
+      </w:r>
+      <w:r>
+        <w:rPr>
+          <w:rFonts w:hint="cs"/>
+          <w:rtl/>
+        </w:rPr>
+        <w:t>یک</w:t>
+      </w:r>
+      <w:r>
+        <w:rPr>
+          <w:rtl/>
+        </w:rPr>
+        <w:t xml:space="preserve"> مرور دق</w:t>
+      </w:r>
+      <w:r>
+        <w:rPr>
+          <w:rFonts w:hint="cs"/>
+          <w:rtl/>
+        </w:rPr>
+        <w:t>یق</w:t>
+      </w:r>
+      <w:r>
+        <w:rPr>
+          <w:rtl/>
+        </w:rPr>
+        <w:t xml:space="preserve"> م</w:t>
+      </w:r>
+      <w:r>
+        <w:rPr>
+          <w:rFonts w:hint="cs"/>
+          <w:rtl/>
+        </w:rPr>
+        <w:t>ی‌تواند</w:t>
+      </w:r>
+      <w:r>
+        <w:rPr>
+          <w:rtl/>
+        </w:rPr>
+        <w:t xml:space="preserve"> مفاه</w:t>
+      </w:r>
+      <w:r>
+        <w:rPr>
+          <w:rFonts w:hint="cs"/>
+          <w:rtl/>
+        </w:rPr>
+        <w:t>یم</w:t>
+      </w:r>
+      <w:r>
+        <w:rPr>
+          <w:rtl/>
+        </w:rPr>
+        <w:t xml:space="preserve"> کل</w:t>
+      </w:r>
+      <w:r>
+        <w:rPr>
+          <w:rFonts w:hint="cs"/>
+          <w:rtl/>
+        </w:rPr>
+        <w:t>یدی</w:t>
+      </w:r>
+      <w:r>
+        <w:rPr>
+          <w:rtl/>
+        </w:rPr>
+        <w:t xml:space="preserve"> را تعر</w:t>
+      </w:r>
+      <w:r>
+        <w:rPr>
+          <w:rFonts w:hint="cs"/>
+          <w:rtl/>
+        </w:rPr>
+        <w:t>یف</w:t>
+      </w:r>
+      <w:r>
+        <w:rPr>
+          <w:rtl/>
+        </w:rPr>
+        <w:t xml:space="preserve"> و ارتباط م</w:t>
+      </w:r>
+      <w:r>
+        <w:rPr>
+          <w:rFonts w:hint="cs"/>
+          <w:rtl/>
+        </w:rPr>
+        <w:t>یان</w:t>
+      </w:r>
+      <w:r>
+        <w:rPr>
+          <w:rtl/>
+        </w:rPr>
+        <w:t xml:space="preserve"> آن‌ها را روشن سازد و بد</w:t>
+      </w:r>
+      <w:r>
+        <w:rPr>
+          <w:rFonts w:hint="cs"/>
+          <w:rtl/>
+        </w:rPr>
+        <w:t>ین</w:t>
+      </w:r>
+      <w:r>
+        <w:rPr>
+          <w:rtl/>
+        </w:rPr>
+        <w:t xml:space="preserve"> وس</w:t>
+      </w:r>
+      <w:r>
+        <w:rPr>
+          <w:rFonts w:hint="cs"/>
+          <w:rtl/>
+        </w:rPr>
+        <w:t>یله</w:t>
+      </w:r>
+      <w:r>
+        <w:rPr>
+          <w:rtl/>
+        </w:rPr>
+        <w:t xml:space="preserve"> مبنا</w:t>
+      </w:r>
+      <w:r>
+        <w:rPr>
+          <w:rFonts w:hint="cs"/>
+          <w:rtl/>
+        </w:rPr>
+        <w:t>ی</w:t>
+      </w:r>
+      <w:r>
+        <w:rPr>
+          <w:rtl/>
+        </w:rPr>
+        <w:t xml:space="preserve"> محکم</w:t>
+      </w:r>
+      <w:r>
+        <w:rPr>
+          <w:rFonts w:hint="cs"/>
+          <w:rtl/>
+        </w:rPr>
+        <w:t>ی</w:t>
+      </w:r>
+      <w:r>
+        <w:rPr>
+          <w:rtl/>
+        </w:rPr>
+        <w:t xml:space="preserve"> برا</w:t>
+      </w:r>
+      <w:r>
+        <w:rPr>
+          <w:rFonts w:hint="cs"/>
+          <w:rtl/>
+        </w:rPr>
+        <w:t>ی</w:t>
+      </w:r>
+      <w:r>
+        <w:rPr>
+          <w:rtl/>
+        </w:rPr>
+        <w:t xml:space="preserve"> پژوهش‌ها</w:t>
+      </w:r>
+      <w:r>
+        <w:rPr>
+          <w:rFonts w:hint="cs"/>
+          <w:rtl/>
+        </w:rPr>
+        <w:t>ی</w:t>
+      </w:r>
+      <w:r>
+        <w:rPr>
+          <w:rtl/>
+        </w:rPr>
+        <w:t xml:space="preserve"> بعد</w:t>
+      </w:r>
+      <w:r>
+        <w:rPr>
+          <w:rFonts w:hint="cs"/>
+          <w:rtl/>
+        </w:rPr>
+        <w:t>ی</w:t>
+      </w:r>
+      <w:r>
+        <w:rPr>
+          <w:rtl/>
+        </w:rPr>
+        <w:t xml:space="preserve"> ا</w:t>
+      </w:r>
+      <w:r>
+        <w:rPr>
+          <w:rFonts w:hint="cs"/>
+          <w:rtl/>
+        </w:rPr>
+        <w:t>یجاد</w:t>
+      </w:r>
+      <w:r>
+        <w:rPr>
+          <w:rtl/>
+        </w:rPr>
+        <w:t xml:space="preserve"> کند. به تعب</w:t>
+      </w:r>
+      <w:r>
+        <w:rPr>
+          <w:rFonts w:hint="cs"/>
+          <w:rtl/>
+        </w:rPr>
+        <w:t>یر</w:t>
+      </w:r>
+      <w:r>
+        <w:rPr>
+          <w:rtl/>
+        </w:rPr>
+        <w:t xml:space="preserve"> ترنف</w:t>
+      </w:r>
+      <w:r>
+        <w:rPr>
+          <w:rFonts w:hint="cs"/>
+          <w:rtl/>
+        </w:rPr>
+        <w:t>یلد</w:t>
+      </w:r>
+      <w:r>
+        <w:rPr>
+          <w:rtl/>
+        </w:rPr>
+        <w:t xml:space="preserve"> و همکاران </w:t>
+      </w:r>
+      <w:r>
+        <w:rPr>
+          <w:rtl/>
+        </w:rPr>
+        <w:fldChar w:fldCharType="begin"/>
+      </w:r>
+      <w:r>
+        <w:rPr>
+          <w:rtl/>
+        </w:rPr>
+        <w:instrText xml:space="preserve"> </w:instrText>
+      </w:r>
+      <w:r>
+        <w:instrText>ADDIN EN.CITE &lt;EndNote&gt;&lt;Cite&gt;&lt;Author&gt;Tranfield&lt;/Author&gt;&lt;Year&gt;2003&lt;/Year&gt;&lt;RecNum&gt;77&lt;/RecNum&gt;&lt;DisplayText&gt;(Tranfield et al., 2003)&lt;/DisplayText&gt;&lt;record&gt;&lt;rec-number&gt;77&lt;/rec-number&gt;&lt;foreign-keys&gt;&lt;key app="EN" db-id="fedrzzrekw0seces2d85e09w9a09t9dad5wp" timestamp="1756043528"&gt;77&lt;/key&gt;&lt;/foreign-keys&gt;&lt;ref-type name="Journal Article"&gt;17&lt;/ref-type&gt;&lt;contributors&gt;&lt;authors&gt;&lt;author&gt;Tranfield, David&lt;/author&gt;&lt;author&gt;Denyer, David&lt;/author&gt;&lt;author&gt;Smart, Palminder&lt;/author&gt;&lt;/authors&gt;&lt;/contributors&gt;&lt;titles&gt;&lt;title&gt;Towards</w:instrText>
+      </w:r>
+      <w:r>
+        <w:rPr>
+          <w:rtl/>
+        </w:rPr>
+        <w:instrText xml:space="preserve"> </w:instrText>
+      </w:r>
+      <w:r>
+        <w:instrText>a methodology for developing evidence</w:instrText>
+      </w:r>
+      <w:r>
+        <w:rPr>
+          <w:rFonts w:ascii="Cambria Math" w:hAnsi="Cambria Math" w:cs="Cambria Math"/>
+        </w:rPr>
+        <w:instrText>‐</w:instrText>
+      </w:r>
+      <w:r>
+        <w:instrText>informed management knowledge by means of systematic review&lt;/title&gt;&lt;secondary-title&gt;British journal of management&lt;/secondary-title&gt;&lt;/titles&gt;&lt;periodical&gt;&lt;full-title&gt;British journal of management&lt;/full-title&gt;&lt;/periodical&gt;&lt;pages&gt;207-222&lt;/pages&gt;&lt;volume&gt;14&lt;/volume&gt;&lt;number&gt;3&lt;/number&gt;&lt;dates&gt;&lt;year&gt;2003&lt;/year&gt;&lt;/dates&gt;&lt;isbn&gt;1045-3172&lt;/isbn&gt;&lt;urls&gt;&lt;/urls&gt;&lt;/record&gt;&lt;/Cite&gt;&lt;/EndNote</w:instrText>
+      </w:r>
+      <w:r>
+        <w:rPr>
+          <w:rtl/>
+        </w:rPr>
+        <w:instrText>&gt;</w:instrText>
+      </w:r>
+      <w:r>
+        <w:rPr>
+          <w:rtl/>
+        </w:rPr>
+        <w:fldChar w:fldCharType="separate"/>
+      </w:r>
+      <w:r>
+        <w:rPr>
+          <w:noProof/>
+          <w:rtl/>
+        </w:rPr>
+        <w:t>(</w:t>
+      </w:r>
+      <w:r>
+        <w:rPr>
+          <w:noProof/>
+        </w:rPr>
+        <w:t>Tranfield et al., 2003</w:t>
+      </w:r>
+      <w:r>
+        <w:rPr>
+          <w:noProof/>
+          <w:rtl/>
+        </w:rPr>
+        <w:t>)</w:t>
+      </w:r>
+      <w:r>
+        <w:rPr>
+          <w:rtl/>
+        </w:rPr>
+        <w:fldChar w:fldCharType="end"/>
+      </w:r>
+      <w:r>
+        <w:rPr>
+          <w:rtl/>
+        </w:rPr>
+        <w:t>، مرور نظام‌مند، دانش</w:t>
+      </w:r>
+      <w:r>
+        <w:rPr>
+          <w:rFonts w:hint="cs"/>
+          <w:rtl/>
+        </w:rPr>
+        <w:t>ی</w:t>
+      </w:r>
+      <w:r>
+        <w:rPr>
+          <w:rtl/>
+        </w:rPr>
+        <w:t xml:space="preserve"> مبتن</w:t>
+      </w:r>
+      <w:r>
+        <w:rPr>
+          <w:rFonts w:hint="cs"/>
+          <w:rtl/>
+        </w:rPr>
+        <w:t>ی</w:t>
+      </w:r>
+      <w:r>
+        <w:rPr>
+          <w:rtl/>
+        </w:rPr>
+        <w:t xml:space="preserve"> بر شواهد تول</w:t>
+      </w:r>
+      <w:r>
+        <w:rPr>
+          <w:rFonts w:hint="cs"/>
+          <w:rtl/>
+        </w:rPr>
+        <w:t>ید</w:t>
+      </w:r>
+      <w:r>
+        <w:rPr>
+          <w:rtl/>
+        </w:rPr>
+        <w:t xml:space="preserve"> م</w:t>
+      </w:r>
+      <w:r>
+        <w:rPr>
+          <w:rFonts w:hint="cs"/>
+          <w:rtl/>
+        </w:rPr>
+        <w:t>ی‌کند</w:t>
+      </w:r>
+      <w:r>
+        <w:rPr>
+          <w:rtl/>
+        </w:rPr>
+        <w:t xml:space="preserve"> که هم از منظر علم</w:t>
+      </w:r>
+      <w:r>
+        <w:rPr>
+          <w:rFonts w:hint="cs"/>
+          <w:rtl/>
+        </w:rPr>
+        <w:t>ی</w:t>
+      </w:r>
+      <w:r>
+        <w:rPr>
+          <w:rtl/>
+        </w:rPr>
+        <w:t xml:space="preserve"> و هم برا</w:t>
+      </w:r>
+      <w:r>
+        <w:rPr>
+          <w:rFonts w:hint="cs"/>
+          <w:rtl/>
+        </w:rPr>
+        <w:t>ی</w:t>
+      </w:r>
+      <w:r>
+        <w:rPr>
+          <w:rtl/>
+        </w:rPr>
+        <w:t xml:space="preserve"> س</w:t>
+      </w:r>
+      <w:r>
+        <w:rPr>
+          <w:rFonts w:hint="cs"/>
+          <w:rtl/>
+        </w:rPr>
+        <w:t>یاست‌گذاری</w:t>
+      </w:r>
+      <w:r>
+        <w:rPr>
+          <w:rtl/>
+        </w:rPr>
+        <w:t xml:space="preserve"> کاربرد</w:t>
+      </w:r>
+      <w:r>
+        <w:rPr>
+          <w:rFonts w:hint="cs"/>
+          <w:rtl/>
+        </w:rPr>
+        <w:t>ی</w:t>
+      </w:r>
+      <w:r>
+        <w:rPr>
+          <w:rtl/>
+        </w:rPr>
+        <w:t xml:space="preserve"> ارزشمند است.</w:t>
+      </w:r>
+      <w:r>
+        <w:rPr>
+          <w:rFonts w:hint="cs"/>
+          <w:rtl/>
+        </w:rPr>
+        <w:t xml:space="preserve"> </w:t>
+      </w:r>
+    </w:p>
+    <w:p>
+      <w:pPr>
+        <w:rPr>
+          <w:rtl/>
+          <w:lang w:bidi="fa-IR"/>
+        </w:rPr>
+      </w:pPr>
+      <w:r>
+        <w:rPr>
+          <w:rtl/>
+        </w:rPr>
+        <w:t>از سو</w:t>
+      </w:r>
+      <w:r>
+        <w:rPr>
+          <w:rFonts w:hint="cs"/>
+          <w:rtl/>
+        </w:rPr>
+        <w:t>ی</w:t>
+      </w:r>
+      <w:r>
+        <w:rPr>
+          <w:rtl/>
+        </w:rPr>
+        <w:t xml:space="preserve"> د</w:t>
+      </w:r>
+      <w:r>
+        <w:rPr>
+          <w:rFonts w:hint="cs"/>
+          <w:rtl/>
+        </w:rPr>
+        <w:t>یگر،</w:t>
+      </w:r>
+      <w:r>
+        <w:rPr>
+          <w:rtl/>
+        </w:rPr>
+        <w:t xml:space="preserve"> مرور ادب</w:t>
+      </w:r>
+      <w:r>
+        <w:rPr>
+          <w:rFonts w:hint="cs"/>
+          <w:rtl/>
+        </w:rPr>
+        <w:t>یات</w:t>
+      </w:r>
+      <w:r>
+        <w:rPr>
+          <w:rtl/>
+        </w:rPr>
+        <w:t xml:space="preserve"> راه</w:t>
+      </w:r>
+      <w:r>
+        <w:rPr>
+          <w:rFonts w:hint="cs"/>
+          <w:rtl/>
+        </w:rPr>
+        <w:t>ی</w:t>
+      </w:r>
+      <w:r>
+        <w:rPr>
+          <w:rtl/>
+        </w:rPr>
+        <w:t xml:space="preserve"> برا</w:t>
+      </w:r>
+      <w:r>
+        <w:rPr>
+          <w:rFonts w:hint="cs"/>
+          <w:rtl/>
+        </w:rPr>
+        <w:t>ی</w:t>
+      </w:r>
+      <w:r>
+        <w:rPr>
+          <w:rtl/>
+        </w:rPr>
+        <w:t xml:space="preserve"> انتخاب روش‌شناس</w:t>
+      </w:r>
+      <w:r>
+        <w:rPr>
+          <w:rFonts w:hint="cs"/>
+          <w:rtl/>
+        </w:rPr>
+        <w:t>ی</w:t>
+      </w:r>
+      <w:r>
+        <w:rPr>
+          <w:rtl/>
+        </w:rPr>
+        <w:t xml:space="preserve"> مناسب ن</w:t>
+      </w:r>
+      <w:r>
+        <w:rPr>
+          <w:rFonts w:hint="cs"/>
+          <w:rtl/>
+        </w:rPr>
+        <w:t>یز</w:t>
+      </w:r>
+      <w:r>
+        <w:rPr>
+          <w:rtl/>
+        </w:rPr>
+        <w:t xml:space="preserve"> به شمار م</w:t>
+      </w:r>
+      <w:r>
+        <w:rPr>
+          <w:rFonts w:hint="cs"/>
+          <w:rtl/>
+        </w:rPr>
+        <w:t>ی‌آید</w:t>
+      </w:r>
+      <w:r>
+        <w:rPr>
+          <w:rtl/>
+        </w:rPr>
+        <w:t>. با تحل</w:t>
+      </w:r>
+      <w:r>
+        <w:rPr>
+          <w:rFonts w:hint="cs"/>
+          <w:rtl/>
+        </w:rPr>
+        <w:t>یل</w:t>
+      </w:r>
+      <w:r>
+        <w:rPr>
+          <w:rtl/>
+        </w:rPr>
+        <w:t xml:space="preserve"> روش‌ها</w:t>
+      </w:r>
+      <w:r>
+        <w:rPr>
+          <w:rFonts w:hint="cs"/>
+          <w:rtl/>
+        </w:rPr>
+        <w:t>ی</w:t>
+      </w:r>
+      <w:r>
+        <w:rPr>
+          <w:rtl/>
+        </w:rPr>
+        <w:t xml:space="preserve"> به‌کاررفته در مطالعات قبل</w:t>
+      </w:r>
+      <w:r>
+        <w:rPr>
+          <w:rFonts w:hint="cs"/>
+          <w:rtl/>
+        </w:rPr>
+        <w:t>ی،</w:t>
+      </w:r>
+      <w:r>
+        <w:rPr>
+          <w:rtl/>
+        </w:rPr>
+        <w:t xml:space="preserve"> نقاط ضعف و قوت آن‌ها مشخص شده و محقق قادر م</w:t>
+      </w:r>
+      <w:r>
+        <w:rPr>
+          <w:rFonts w:hint="cs"/>
+          <w:rtl/>
+        </w:rPr>
+        <w:t>ی‌شود</w:t>
+      </w:r>
+      <w:r>
+        <w:rPr>
+          <w:rtl/>
+        </w:rPr>
+        <w:t xml:space="preserve"> طراح</w:t>
+      </w:r>
+      <w:r>
+        <w:rPr>
+          <w:rFonts w:hint="cs"/>
+          <w:rtl/>
+        </w:rPr>
+        <w:t>ی</w:t>
+      </w:r>
+      <w:r>
+        <w:rPr>
+          <w:rtl/>
+        </w:rPr>
+        <w:t xml:space="preserve"> تحق</w:t>
+      </w:r>
+      <w:r>
+        <w:rPr>
+          <w:rFonts w:hint="cs"/>
+          <w:rtl/>
+        </w:rPr>
+        <w:t>یق</w:t>
+      </w:r>
+      <w:r>
+        <w:rPr>
+          <w:rtl/>
+        </w:rPr>
+        <w:t xml:space="preserve"> خود را بر پا</w:t>
+      </w:r>
+      <w:r>
+        <w:rPr>
+          <w:rFonts w:hint="cs"/>
+          <w:rtl/>
+        </w:rPr>
+        <w:t>یه</w:t>
+      </w:r>
+      <w:r>
+        <w:rPr>
+          <w:rtl/>
+        </w:rPr>
+        <w:t xml:space="preserve"> بهتر</w:t>
+      </w:r>
+      <w:r>
+        <w:rPr>
+          <w:rFonts w:hint="cs"/>
+          <w:rtl/>
+        </w:rPr>
+        <w:t>ین</w:t>
+      </w:r>
+      <w:r>
+        <w:rPr>
+          <w:rtl/>
+        </w:rPr>
+        <w:t xml:space="preserve"> تجربه‌ها</w:t>
+      </w:r>
+      <w:r>
+        <w:rPr>
+          <w:rFonts w:hint="cs"/>
+          <w:rtl/>
+        </w:rPr>
+        <w:t>ی</w:t>
+      </w:r>
+      <w:r>
+        <w:rPr>
+          <w:rtl/>
+        </w:rPr>
+        <w:t xml:space="preserve"> موجود بنا کند</w:t>
+      </w:r>
+      <w:r>
+        <w:t>.</w:t>
+      </w:r>
+      <w:r>
+        <w:fldChar w:fldCharType="begin"/>
+      </w:r>
+      <w:r>
+        <w:instrText xml:space="preserve"> ADDIN EN.CITE &lt;EndNote&gt;&lt;Cite&gt;&lt;Author&gt;Siddika&lt;/Author&gt;&lt;Year&gt;2019&lt;/Year&gt;&lt;RecNum&gt;78&lt;/RecNum&gt;&lt;DisplayText&gt;(Siddika et al., 2019)&lt;/DisplayText&gt;&lt;record&gt;&lt;rec-number&gt;78&lt;/rec-number&gt;&lt;foreign-keys&gt;&lt;key app="EN" db-id="fedrzzrekw0seces2d85e09w9a09t9dad5wp" timestamp="1756043608"&gt;78&lt;/key&gt;&lt;/foreign-keys&gt;&lt;ref-type name="Journal Article"&gt;17&lt;/ref-type&gt;&lt;contributors&gt;&lt;authors&gt;&lt;author&gt;Siddika, Ayesha&lt;/author&gt;&lt;author&gt;Mamun, Md Abdullah Al&lt;/author&gt;&lt;author&gt;Alyousef, Rayed&lt;/author&gt;&lt;author&gt;Amran, Y. H. Mugahed&lt;/author&gt;&lt;/authors&gt;&lt;/contributors&gt;&lt;titles&gt;&lt;title&gt;Strengthening of reinforced concrete beams by using fiber-reinforced polymer composites: A review&lt;/title&gt;&lt;secondary-title&gt;Journal of Building Engineering&lt;/secondary-title&gt;&lt;/titles&gt;&lt;periodical&gt;&lt;full-title&gt;Journal of Building Engineering&lt;/full-title&gt;&lt;/periodical&gt;&lt;pages&gt;100798&lt;/pages&gt;&lt;volume&gt;25&lt;/volume&gt;&lt;keywords&gt;&lt;keyword&gt;FRP&lt;/keyword&gt;&lt;keyword&gt;Beam strengthening&lt;/keyword&gt;&lt;keyword&gt;Fatigue&lt;/keyword&gt;&lt;keyword&gt;Impact and blast&lt;/keyword&gt;&lt;keyword&gt;Mode of failure&lt;/keyword&gt;&lt;/keywords&gt;&lt;dates&gt;&lt;year&gt;2019&lt;/year&gt;&lt;pub-dates&gt;&lt;date&gt;2019/09/01/&lt;/date&gt;&lt;/pub-dates&gt;&lt;/dates&gt;&lt;isbn&gt;2352-7102&lt;/isbn&gt;&lt;urls&gt;&lt;related-urls&gt;&lt;url&gt;https://www.sciencedirect.com/science/article/pii/S2352710219302438&lt;/url&gt;&lt;/related-urls&gt;&lt;/urls&gt;&lt;electronic-resource-num&gt;https://doi.org/10.1016/j.jobe.2019.100798&lt;/electronic-resource-num&gt;&lt;/record&gt;&lt;/Cite&gt;&lt;/EndNote&gt;</w:instrText>
+      </w:r>
+      <w:r>
+        <w:fldChar w:fldCharType="separate"/>
+      </w:r>
+      <w:r>
+        <w:rPr>
+          <w:noProof/>
+        </w:rPr>
+        <w:t>(</w:t>
+      </w:r>
+      <w:proofErr w:type="spellStart"/>
+      <w:r>
+        <w:rPr>
+          <w:noProof/>
+        </w:rPr>
+        <w:t>Siddika</w:t>
+      </w:r>
+      <w:proofErr w:type="spellEnd"/>
+      <w:r>
+        <w:rPr>
+          <w:noProof/>
+        </w:rPr>
+        <w:t xml:space="preserve"> et al., 2019)</w:t>
+      </w:r>
+      <w:r>
+        <w:fldChar w:fldCharType="end"/>
+      </w:r>
+      <w:r>
+        <w:t xml:space="preserve"> </w:t>
+      </w:r>
+      <w:r>
+        <w:rPr>
+          <w:rtl/>
+        </w:rPr>
+        <w:t xml:space="preserve"> افزون بر ا</w:t>
+      </w:r>
+      <w:r>
+        <w:rPr>
+          <w:rFonts w:hint="cs"/>
+          <w:rtl/>
+        </w:rPr>
+        <w:t>ین،</w:t>
+      </w:r>
+      <w:r>
+        <w:rPr>
+          <w:rtl/>
+        </w:rPr>
+        <w:t xml:space="preserve"> مرور ادب</w:t>
+      </w:r>
+      <w:r>
+        <w:rPr>
+          <w:rFonts w:hint="cs"/>
+          <w:rtl/>
+        </w:rPr>
+        <w:t>یات</w:t>
+      </w:r>
+      <w:r>
+        <w:rPr>
+          <w:rtl/>
+        </w:rPr>
+        <w:t xml:space="preserve"> تضم</w:t>
+      </w:r>
+      <w:r>
+        <w:rPr>
+          <w:rFonts w:hint="cs"/>
+          <w:rtl/>
+        </w:rPr>
+        <w:t>ین</w:t>
+      </w:r>
+      <w:r>
+        <w:rPr>
+          <w:rtl/>
+        </w:rPr>
+        <w:t xml:space="preserve"> م</w:t>
+      </w:r>
+      <w:r>
+        <w:rPr>
+          <w:rFonts w:hint="cs"/>
+          <w:rtl/>
+        </w:rPr>
+        <w:t>ی‌کند</w:t>
+      </w:r>
+      <w:r>
+        <w:rPr>
+          <w:rtl/>
+        </w:rPr>
+        <w:t xml:space="preserve"> که پژوهش جد</w:t>
+      </w:r>
+      <w:r>
+        <w:rPr>
+          <w:rFonts w:hint="cs"/>
+          <w:rtl/>
+        </w:rPr>
+        <w:t>ید</w:t>
+      </w:r>
+      <w:r>
+        <w:rPr>
+          <w:rtl/>
+        </w:rPr>
+        <w:t xml:space="preserve"> از تکرار مطالعات پ</w:t>
+      </w:r>
+      <w:r>
+        <w:rPr>
+          <w:rFonts w:hint="cs"/>
+          <w:rtl/>
+        </w:rPr>
+        <w:t>یشین</w:t>
+      </w:r>
+      <w:r>
+        <w:rPr>
+          <w:rtl/>
+        </w:rPr>
+        <w:t xml:space="preserve"> جلوگ</w:t>
+      </w:r>
+      <w:r>
+        <w:rPr>
+          <w:rFonts w:hint="cs"/>
+          <w:rtl/>
+        </w:rPr>
+        <w:t>یری</w:t>
+      </w:r>
+      <w:r>
+        <w:rPr>
+          <w:rtl/>
+        </w:rPr>
+        <w:t xml:space="preserve"> کرده و سهم</w:t>
+      </w:r>
+      <w:r>
+        <w:rPr>
+          <w:rFonts w:hint="cs"/>
+          <w:rtl/>
+        </w:rPr>
+        <w:t>ی</w:t>
+      </w:r>
+      <w:r>
+        <w:rPr>
+          <w:rtl/>
+        </w:rPr>
+        <w:t xml:space="preserve"> واقع</w:t>
+      </w:r>
+      <w:r>
+        <w:rPr>
+          <w:rFonts w:hint="cs"/>
+          <w:rtl/>
+        </w:rPr>
+        <w:t>ی</w:t>
+      </w:r>
+      <w:r>
+        <w:rPr>
+          <w:rtl/>
+        </w:rPr>
+        <w:t xml:space="preserve"> در توسعه مرزها</w:t>
+      </w:r>
+      <w:r>
+        <w:rPr>
+          <w:rFonts w:hint="cs"/>
+          <w:rtl/>
+        </w:rPr>
+        <w:t>ی</w:t>
+      </w:r>
+      <w:r>
+        <w:rPr>
+          <w:rtl/>
+        </w:rPr>
+        <w:t xml:space="preserve"> دانش داشته باشد</w:t>
+      </w:r>
+      <w:r>
+        <w:rPr>
+          <w:rFonts w:hint="cs"/>
+          <w:rtl/>
+          <w:lang w:bidi="fa-IR"/>
+        </w:rPr>
+        <w:t xml:space="preserve"> </w:t>
+      </w:r>
+      <w:r>
+        <w:rPr>
+          <w:rtl/>
+          <w:lang w:bidi="fa-IR"/>
+        </w:rPr>
+        <w:fldChar w:fldCharType="begin"/>
+      </w:r>
+      <w:r>
+        <w:rPr>
+          <w:rtl/>
+          <w:lang w:bidi="fa-IR"/>
+        </w:rPr>
+        <w:instrText xml:space="preserve"> </w:instrText>
+      </w:r>
+      <w:r>
+        <w:rPr>
+          <w:lang w:bidi="fa-IR"/>
+        </w:rPr>
+        <w:instrText>ADDIN EN.CITE &lt;EndNote&gt;&lt;Cite&gt;&lt;Author&gt;Webster&lt;/Author&gt;&lt;Year&gt;2002&lt;/Year&gt;&lt;RecNum&gt;79&lt;/RecNum&gt;&lt;DisplayText&gt;(Webster &amp;amp; Watson, 2002)&lt;/DisplayText&gt;&lt;record&gt;&lt;rec-number&gt;79&lt;/rec-number&gt;&lt;foreign-keys&gt;&lt;key app="EN" db-id="fedrzzrekw0seces2d85e09w9a09t9dad5wp" timestamp="1756043650"&gt;79&lt;/key&gt;&lt;/foreign-keys&gt;&lt;ref-type name="Journal Article"&gt;17&lt;/ref-type&gt;&lt;contributors&gt;&lt;authors&gt;&lt;author&gt;Webster, Jane&lt;/author&gt;&lt;author&gt;Watson, Richard T&lt;/author&gt;&lt;/authors&gt;&lt;/contributors&gt;&lt;titles&gt;&lt;title&gt;Analyzing the past to prepare for the</w:instrText>
+      </w:r>
+      <w:r>
+        <w:rPr>
+          <w:rtl/>
+          <w:lang w:bidi="fa-IR"/>
+        </w:rPr>
+        <w:instrText xml:space="preserve"> </w:instrText>
+      </w:r>
+      <w:r>
+        <w:rPr>
+          <w:lang w:bidi="fa-IR"/>
+        </w:rPr>
+        <w:instrText>future: Writing a literature review&lt;/title&gt;&lt;secondary-title&gt;MIS quarterly&lt;/secondary-title&gt;&lt;/titles&gt;&lt;periodical&gt;&lt;full-title&gt;MIS quarterly&lt;/full-title&gt;&lt;/periodical&gt;&lt;pages&gt;xiii-xxiii&lt;/pages&gt;&lt;dates&gt;&lt;year&gt;2002&lt;/year&gt;&lt;/dates&gt;&lt;isbn&gt;0276-7783&lt;/isbn&gt;&lt;urls&gt;&lt;/urls</w:instrText>
+      </w:r>
+      <w:r>
+        <w:rPr>
+          <w:rtl/>
+          <w:lang w:bidi="fa-IR"/>
+        </w:rPr>
+        <w:instrText>&gt;&lt;/</w:instrText>
+      </w:r>
+      <w:r>
+        <w:rPr>
+          <w:lang w:bidi="fa-IR"/>
+        </w:rPr>
+        <w:instrText>record&gt;&lt;/Cite&gt;&lt;/EndNote</w:instrText>
+      </w:r>
+      <w:r>
+        <w:rPr>
+          <w:rtl/>
+          <w:lang w:bidi="fa-IR"/>
+        </w:rPr>
+        <w:instrText>&gt;</w:instrText>
+      </w:r>
+      <w:r>
+        <w:rPr>
+          <w:rtl/>
+          <w:lang w:bidi="fa-IR"/>
+        </w:rPr>
+        <w:fldChar w:fldCharType="separate"/>
+      </w:r>
+      <w:r>
+        <w:rPr>
+          <w:noProof/>
+          <w:rtl/>
+          <w:lang w:bidi="fa-IR"/>
+        </w:rPr>
+        <w:t>(</w:t>
+      </w:r>
+      <w:r>
+        <w:rPr>
+          <w:noProof/>
+          <w:lang w:bidi="fa-IR"/>
+        </w:rPr>
+        <w:t>Webster &amp; Watson, 2002</w:t>
+      </w:r>
+      <w:r>
+        <w:rPr>
+          <w:noProof/>
+          <w:rtl/>
+          <w:lang w:bidi="fa-IR"/>
+        </w:rPr>
+        <w:t>)</w:t>
+      </w:r>
+      <w:r>
+        <w:rPr>
+          <w:rtl/>
+          <w:lang w:bidi="fa-IR"/>
+        </w:rPr>
+        <w:fldChar w:fldCharType="end"/>
+      </w:r>
+      <w:r>
+        <w:rPr>
+          <w:rFonts w:hint="cs"/>
+          <w:rtl/>
+          <w:lang w:bidi="fa-IR"/>
+        </w:rPr>
+        <w:t>.</w:t>
+      </w:r>
+    </w:p>
+    <w:p>
+      <w:pPr>
+        <w:rPr>
+          <w:rtl/>
+          <w:lang w:bidi="fa-IR"/>
+        </w:rPr>
+      </w:pPr>
+      <w:r>
+        <w:rPr>
+          <w:rtl/>
+          <w:lang w:bidi="fa-IR"/>
+        </w:rPr>
+        <w:t>در کنار ا</w:t>
+      </w:r>
+      <w:r>
+        <w:rPr>
+          <w:rFonts w:hint="cs"/>
+          <w:rtl/>
+          <w:lang w:bidi="fa-IR"/>
+        </w:rPr>
+        <w:t>ین‌ها،</w:t>
+      </w:r>
+      <w:r>
+        <w:rPr>
+          <w:rtl/>
+          <w:lang w:bidi="fa-IR"/>
+        </w:rPr>
+        <w:t xml:space="preserve"> مرور ادب</w:t>
+      </w:r>
+      <w:r>
+        <w:rPr>
+          <w:rFonts w:hint="cs"/>
+          <w:rtl/>
+          <w:lang w:bidi="fa-IR"/>
+        </w:rPr>
+        <w:t>یات</w:t>
+      </w:r>
+      <w:r>
+        <w:rPr>
+          <w:rtl/>
+          <w:lang w:bidi="fa-IR"/>
+        </w:rPr>
+        <w:t xml:space="preserve"> در حوزه‌ها</w:t>
+      </w:r>
+      <w:r>
+        <w:rPr>
+          <w:rFonts w:hint="cs"/>
+          <w:rtl/>
+          <w:lang w:bidi="fa-IR"/>
+        </w:rPr>
+        <w:t>ی</w:t>
+      </w:r>
+      <w:r>
+        <w:rPr>
+          <w:rtl/>
+          <w:lang w:bidi="fa-IR"/>
+        </w:rPr>
+        <w:t xml:space="preserve"> فناورانه اهم</w:t>
+      </w:r>
+      <w:r>
+        <w:rPr>
+          <w:rFonts w:hint="cs"/>
+          <w:rtl/>
+          <w:lang w:bidi="fa-IR"/>
+        </w:rPr>
+        <w:t>یتی</w:t>
+      </w:r>
+      <w:r>
+        <w:rPr>
+          <w:rtl/>
+          <w:lang w:bidi="fa-IR"/>
+        </w:rPr>
+        <w:t xml:space="preserve"> دوچندان دارد. ز</w:t>
+      </w:r>
+      <w:r>
+        <w:rPr>
+          <w:rFonts w:hint="cs"/>
+          <w:rtl/>
+          <w:lang w:bidi="fa-IR"/>
+        </w:rPr>
+        <w:t>یرا</w:t>
+      </w:r>
+      <w:r>
+        <w:rPr>
+          <w:rtl/>
+          <w:lang w:bidi="fa-IR"/>
+        </w:rPr>
+        <w:t xml:space="preserve"> نه تنها نظر</w:t>
+      </w:r>
+      <w:r>
+        <w:rPr>
+          <w:rFonts w:hint="cs"/>
+          <w:rtl/>
+          <w:lang w:bidi="fa-IR"/>
+        </w:rPr>
+        <w:t>یه‌ها</w:t>
+      </w:r>
+      <w:r>
+        <w:rPr>
+          <w:rtl/>
+          <w:lang w:bidi="fa-IR"/>
+        </w:rPr>
+        <w:t xml:space="preserve"> و مفاه</w:t>
+      </w:r>
+      <w:r>
+        <w:rPr>
+          <w:rFonts w:hint="cs"/>
+          <w:rtl/>
+          <w:lang w:bidi="fa-IR"/>
+        </w:rPr>
+        <w:t>یم</w:t>
+      </w:r>
+      <w:r>
+        <w:rPr>
+          <w:rtl/>
+          <w:lang w:bidi="fa-IR"/>
+        </w:rPr>
+        <w:t xml:space="preserve"> بن</w:t>
+      </w:r>
+      <w:r>
+        <w:rPr>
+          <w:rFonts w:hint="cs"/>
+          <w:rtl/>
+          <w:lang w:bidi="fa-IR"/>
+        </w:rPr>
+        <w:t>یادین</w:t>
+      </w:r>
+      <w:r>
+        <w:rPr>
+          <w:rtl/>
+          <w:lang w:bidi="fa-IR"/>
+        </w:rPr>
+        <w:t xml:space="preserve"> را روشن م</w:t>
+      </w:r>
+      <w:r>
+        <w:rPr>
+          <w:rFonts w:hint="cs"/>
+          <w:rtl/>
+          <w:lang w:bidi="fa-IR"/>
+        </w:rPr>
+        <w:t>ی‌سازد،</w:t>
+      </w:r>
+      <w:r>
+        <w:rPr>
+          <w:rtl/>
+          <w:lang w:bidi="fa-IR"/>
+        </w:rPr>
+        <w:t xml:space="preserve"> بلکه روندها</w:t>
+      </w:r>
+      <w:r>
+        <w:rPr>
+          <w:rFonts w:hint="cs"/>
+          <w:rtl/>
+          <w:lang w:bidi="fa-IR"/>
+        </w:rPr>
+        <w:t>ی</w:t>
+      </w:r>
+      <w:r>
+        <w:rPr>
+          <w:rtl/>
+          <w:lang w:bidi="fa-IR"/>
+        </w:rPr>
+        <w:t xml:space="preserve"> نوظهور و فناور</w:t>
+      </w:r>
+      <w:r>
+        <w:rPr>
+          <w:rFonts w:hint="cs"/>
+          <w:rtl/>
+          <w:lang w:bidi="fa-IR"/>
+        </w:rPr>
+        <w:t>ی‌های</w:t>
+      </w:r>
+      <w:r>
+        <w:rPr>
+          <w:rtl/>
+          <w:lang w:bidi="fa-IR"/>
+        </w:rPr>
+        <w:t xml:space="preserve"> کمتر مطالعه‌شده را ن</w:t>
+      </w:r>
+      <w:r>
+        <w:rPr>
+          <w:rFonts w:hint="cs"/>
+          <w:rtl/>
+          <w:lang w:bidi="fa-IR"/>
+        </w:rPr>
+        <w:t>یز</w:t>
+      </w:r>
+      <w:r>
+        <w:rPr>
+          <w:rtl/>
+          <w:lang w:bidi="fa-IR"/>
+        </w:rPr>
+        <w:t xml:space="preserve"> نما</w:t>
+      </w:r>
+      <w:r>
+        <w:rPr>
+          <w:rFonts w:hint="cs"/>
+          <w:rtl/>
+          <w:lang w:bidi="fa-IR"/>
+        </w:rPr>
+        <w:t>یان</w:t>
+      </w:r>
+      <w:r>
+        <w:rPr>
+          <w:rtl/>
+          <w:lang w:bidi="fa-IR"/>
+        </w:rPr>
+        <w:t xml:space="preserve"> م</w:t>
+      </w:r>
+      <w:r>
+        <w:rPr>
+          <w:rFonts w:hint="cs"/>
+          <w:rtl/>
+          <w:lang w:bidi="fa-IR"/>
+        </w:rPr>
+        <w:t>ی‌کند</w:t>
+      </w:r>
+      <w:r>
+        <w:rPr>
+          <w:rtl/>
+          <w:lang w:bidi="fa-IR"/>
+        </w:rPr>
+        <w:t xml:space="preserve"> و به تصم</w:t>
+      </w:r>
+      <w:r>
+        <w:rPr>
+          <w:rFonts w:hint="cs"/>
+          <w:rtl/>
+          <w:lang w:bidi="fa-IR"/>
+        </w:rPr>
+        <w:t>یم‌سازان</w:t>
+      </w:r>
+      <w:r>
+        <w:rPr>
+          <w:rtl/>
+          <w:lang w:bidi="fa-IR"/>
+        </w:rPr>
+        <w:t xml:space="preserve"> صنعت</w:t>
+      </w:r>
+      <w:r>
+        <w:rPr>
+          <w:rFonts w:hint="cs"/>
+          <w:rtl/>
+          <w:lang w:bidi="fa-IR"/>
+        </w:rPr>
+        <w:t>ی</w:t>
+      </w:r>
+      <w:r>
+        <w:rPr>
+          <w:rtl/>
+          <w:lang w:bidi="fa-IR"/>
+        </w:rPr>
+        <w:t xml:space="preserve"> در جهت‌ده</w:t>
+      </w:r>
+      <w:r>
+        <w:rPr>
+          <w:rFonts w:hint="cs"/>
+          <w:rtl/>
+          <w:lang w:bidi="fa-IR"/>
+        </w:rPr>
+        <w:t>ی</w:t>
+      </w:r>
+      <w:r>
+        <w:rPr>
+          <w:rtl/>
+          <w:lang w:bidi="fa-IR"/>
+        </w:rPr>
+        <w:t xml:space="preserve"> س</w:t>
+      </w:r>
+      <w:r>
+        <w:rPr>
+          <w:rFonts w:hint="cs"/>
+          <w:rtl/>
+          <w:lang w:bidi="fa-IR"/>
+        </w:rPr>
+        <w:t>یاست‌های</w:t>
+      </w:r>
+      <w:r>
+        <w:rPr>
+          <w:rtl/>
+          <w:lang w:bidi="fa-IR"/>
+        </w:rPr>
+        <w:t xml:space="preserve"> پژوهش</w:t>
+      </w:r>
+      <w:r>
+        <w:rPr>
+          <w:rFonts w:hint="cs"/>
+          <w:rtl/>
+          <w:lang w:bidi="fa-IR"/>
+        </w:rPr>
+        <w:t>ی</w:t>
+      </w:r>
+      <w:r>
+        <w:rPr>
+          <w:rtl/>
+          <w:lang w:bidi="fa-IR"/>
+        </w:rPr>
+        <w:t xml:space="preserve"> و سرما</w:t>
+      </w:r>
+      <w:r>
+        <w:rPr>
+          <w:rFonts w:hint="cs"/>
+          <w:rtl/>
+          <w:lang w:bidi="fa-IR"/>
+        </w:rPr>
+        <w:t>یه‌</w:t>
+      </w:r>
+      <w:r>
+        <w:rPr>
+          <w:rtl/>
+          <w:lang w:bidi="fa-IR"/>
+        </w:rPr>
+        <w:t>گذار</w:t>
+      </w:r>
+      <w:r>
+        <w:rPr>
+          <w:rFonts w:hint="cs"/>
+          <w:rtl/>
+          <w:lang w:bidi="fa-IR"/>
+        </w:rPr>
+        <w:t>ی</w:t>
+      </w:r>
+      <w:r>
+        <w:rPr>
+          <w:rtl/>
+          <w:lang w:bidi="fa-IR"/>
+        </w:rPr>
+        <w:t xml:space="preserve"> کمک م</w:t>
+      </w:r>
+      <w:r>
+        <w:rPr>
+          <w:rFonts w:hint="cs"/>
+          <w:rtl/>
+          <w:lang w:bidi="fa-IR"/>
+        </w:rPr>
+        <w:t>ی‌نماید</w:t>
+      </w:r>
+      <w:r>
+        <w:rPr>
+          <w:rFonts w:hint="cs"/>
+          <w:rtl/>
+          <w:lang w:bidi="fa-IR"/>
+        </w:rPr>
+        <w:t xml:space="preserve"> </w:t>
+      </w:r>
+      <w:r>
+        <w:rPr>
+          <w:rtl/>
+          <w:lang w:bidi="fa-IR"/>
+        </w:rPr>
+        <w:fldChar w:fldCharType="begin"/>
+      </w:r>
+      <w:r>
+        <w:rPr>
+          <w:rtl/>
+          <w:lang w:bidi="fa-IR"/>
+        </w:rPr>
+        <w:instrText xml:space="preserve"> </w:instrText>
+      </w:r>
+      <w:r>
+        <w:rPr>
+          <w:lang w:bidi="fa-IR"/>
+        </w:rPr>
+        <w:instrText>ADDIN EN.CITE &lt;EndNote&gt;&lt;Cite&gt;&lt;Author&gt;Boell&lt;/Author&gt;&lt;Year&gt;2015&lt;/Year&gt;&lt;RecNum&gt;80&lt;/RecNum&gt;&lt;DisplayText&gt;(Boell &amp;amp; Cecez-Kecmanovic, 2015)&lt;/DisplayText&gt;&lt;record&gt;&lt;rec-number&gt;80&lt;/rec-number&gt;&lt;foreign-keys&gt;&lt;key app="EN" db-id="fedrzzrekw0seces2d85e09w9a09t9dad5wp" timestamp="1756043846"&gt;80&lt;/key&gt;&lt;/foreign-keys&gt;&lt;ref-type name="Journal Article"&gt;17&lt;/ref-type&gt;&lt;contributors&gt;&lt;authors&gt;&lt;author&gt;Boell, Sebastian K&lt;/author&gt;&lt;author&gt;Cecez-Kecmanovic, Dubravka&lt;/author&gt;&lt;/authors&gt;&lt;/contributors&gt;&lt;titles&gt;&lt;title&gt;On being ‘systematic’in literature reviews in IS&lt;/title&gt;&lt;secondary-title&gt;Journal of information technology&lt;/secondary-title&gt;&lt;/titles&gt;&lt;periodical&gt;&lt;full-title&gt;Journal of information technology&lt;/full-title&gt;&lt;/periodical&gt;&lt;pages&gt;161-173&lt;/pages&gt;&lt;volume&gt;30&lt;/volume&gt;&lt;number&gt;2&lt;/number&gt;&lt;dates&gt;&lt;year&gt;2015&lt;/year&gt;&lt;/dates&gt;&lt;isbn&gt;0268-3962&lt;/isbn&gt;&lt;urls&gt;&lt;/urls&gt;&lt;/record&gt;&lt;/Cite&gt;&lt;/EndNote</w:instrText>
+      </w:r>
+      <w:r>
+        <w:rPr>
+          <w:rtl/>
+          <w:lang w:bidi="fa-IR"/>
+        </w:rPr>
+        <w:instrText>&gt;</w:instrText>
+      </w:r>
+      <w:r>
+        <w:rPr>
+          <w:rtl/>
+          <w:lang w:bidi="fa-IR"/>
+        </w:rPr>
+        <w:fldChar w:fldCharType="separate"/>
+      </w:r>
+      <w:r>
+        <w:rPr>
+          <w:noProof/>
+          <w:rtl/>
+          <w:lang w:bidi="fa-IR"/>
+        </w:rPr>
+        <w:t>(</w:t>
+      </w:r>
+      <w:r>
+        <w:rPr>
+          <w:noProof/>
+          <w:lang w:bidi="fa-IR"/>
+        </w:rPr>
+        <w:t>Boell &amp; Cecez-Kecmanovic, 2015</w:t>
+      </w:r>
+      <w:r>
+        <w:rPr>
+          <w:noProof/>
+          <w:rtl/>
+          <w:lang w:bidi="fa-IR"/>
+        </w:rPr>
+        <w:t>)</w:t>
+      </w:r>
+      <w:r>
+        <w:rPr>
+          <w:rtl/>
+          <w:lang w:bidi="fa-IR"/>
+        </w:rPr>
+        <w:fldChar w:fldCharType="end"/>
+      </w:r>
+      <w:r>
+        <w:rPr>
+          <w:rFonts w:hint="cs"/>
+          <w:rtl/>
+          <w:lang w:bidi="fa-IR"/>
+        </w:rPr>
+        <w:t xml:space="preserve">. </w:t>
+      </w:r>
+    </w:p>
+    <w:p>
+      <w:pPr>
+        <w:rPr>
+          <w:rtl/>
+          <w:lang w:bidi="fa-IR"/>
+        </w:rPr>
+      </w:pPr>
+      <w:r>
+        <w:rPr>
+          <w:rtl/>
+          <w:lang w:bidi="fa-IR"/>
+        </w:rPr>
+        <w:t>با توجه به اهم</w:t>
+      </w:r>
+      <w:r>
+        <w:rPr>
+          <w:rFonts w:hint="cs"/>
+          <w:rtl/>
+          <w:lang w:bidi="fa-IR"/>
+        </w:rPr>
+        <w:t>یت</w:t>
+      </w:r>
+      <w:r>
+        <w:rPr>
+          <w:rtl/>
+          <w:lang w:bidi="fa-IR"/>
+        </w:rPr>
+        <w:t xml:space="preserve"> ا</w:t>
+      </w:r>
+      <w:r>
+        <w:rPr>
+          <w:rFonts w:hint="cs"/>
+          <w:rtl/>
+          <w:lang w:bidi="fa-IR"/>
+        </w:rPr>
+        <w:t>ین</w:t>
+      </w:r>
+      <w:r>
+        <w:rPr>
+          <w:rtl/>
+          <w:lang w:bidi="fa-IR"/>
+        </w:rPr>
+        <w:t xml:space="preserve"> مرحله، در پژوهش حاضر ن</w:t>
+      </w:r>
+      <w:r>
+        <w:rPr>
+          <w:rFonts w:hint="cs"/>
+          <w:rtl/>
+          <w:lang w:bidi="fa-IR"/>
+        </w:rPr>
+        <w:t>یز</w:t>
+      </w:r>
+      <w:r>
+        <w:rPr>
+          <w:rtl/>
+          <w:lang w:bidi="fa-IR"/>
+        </w:rPr>
+        <w:t xml:space="preserve"> مرور نظام‌مند ادب</w:t>
+      </w:r>
+      <w:r>
+        <w:rPr>
+          <w:rFonts w:hint="cs"/>
+          <w:rtl/>
+          <w:lang w:bidi="fa-IR"/>
+        </w:rPr>
+        <w:t>یات</w:t>
+      </w:r>
+      <w:r>
+        <w:rPr>
+          <w:rtl/>
+          <w:lang w:bidi="fa-IR"/>
+        </w:rPr>
+        <w:t xml:space="preserve"> انجام م</w:t>
+      </w:r>
+      <w:r>
+        <w:rPr>
+          <w:rFonts w:hint="cs"/>
+          <w:rtl/>
+          <w:lang w:bidi="fa-IR"/>
+        </w:rPr>
+        <w:t>ی‌شود</w:t>
+      </w:r>
+      <w:r>
+        <w:rPr>
+          <w:rtl/>
+          <w:lang w:bidi="fa-IR"/>
+        </w:rPr>
+        <w:t xml:space="preserve"> تا مبان</w:t>
+      </w:r>
+      <w:r>
+        <w:rPr>
+          <w:rFonts w:hint="cs"/>
+          <w:rtl/>
+          <w:lang w:bidi="fa-IR"/>
+        </w:rPr>
+        <w:t>ی</w:t>
+      </w:r>
+      <w:r>
+        <w:rPr>
+          <w:rtl/>
+          <w:lang w:bidi="fa-IR"/>
+        </w:rPr>
+        <w:t xml:space="preserve"> نظر</w:t>
+      </w:r>
+      <w:r>
+        <w:rPr>
+          <w:rFonts w:hint="cs"/>
+          <w:rtl/>
+          <w:lang w:bidi="fa-IR"/>
+        </w:rPr>
+        <w:t>ی،</w:t>
+      </w:r>
+      <w:r>
+        <w:rPr>
+          <w:rtl/>
+          <w:lang w:bidi="fa-IR"/>
+        </w:rPr>
+        <w:t xml:space="preserve"> روش‌ها و خلاها</w:t>
+      </w:r>
+      <w:r>
+        <w:rPr>
+          <w:rFonts w:hint="cs"/>
+          <w:rtl/>
+          <w:lang w:bidi="fa-IR"/>
+        </w:rPr>
+        <w:t>ی</w:t>
+      </w:r>
+      <w:r>
+        <w:rPr>
+          <w:rtl/>
+          <w:lang w:bidi="fa-IR"/>
+        </w:rPr>
+        <w:t xml:space="preserve"> موجود در حوزه نقشه‌راه فناور</w:t>
+      </w:r>
+      <w:r>
+        <w:rPr>
+          <w:rFonts w:hint="cs"/>
+          <w:rtl/>
+          <w:lang w:bidi="fa-IR"/>
+        </w:rPr>
+        <w:t>ی</w:t>
+      </w:r>
+      <w:r>
+        <w:rPr>
+          <w:rtl/>
+          <w:lang w:bidi="fa-IR"/>
+        </w:rPr>
+        <w:t xml:space="preserve"> صنعت خودروها</w:t>
+      </w:r>
+      <w:r>
+        <w:rPr>
+          <w:rFonts w:hint="cs"/>
+          <w:rtl/>
+          <w:lang w:bidi="fa-IR"/>
+        </w:rPr>
+        <w:t>ی</w:t>
+      </w:r>
+      <w:r>
+        <w:rPr>
+          <w:rtl/>
+          <w:lang w:bidi="fa-IR"/>
+        </w:rPr>
+        <w:t xml:space="preserve"> برق</w:t>
+      </w:r>
+      <w:r>
+        <w:rPr>
+          <w:rFonts w:hint="cs"/>
+          <w:rtl/>
+          <w:lang w:bidi="fa-IR"/>
+        </w:rPr>
+        <w:t>ی</w:t>
+      </w:r>
+      <w:r>
+        <w:rPr>
+          <w:rtl/>
+          <w:lang w:bidi="fa-IR"/>
+        </w:rPr>
+        <w:t xml:space="preserve"> روشن گردد.</w:t>
+      </w:r>
+    </w:p>
+    <w:p>
+      <w:pPr>
+        <w:rPr>
+          <w:rtl/>
+          <w:lang w:bidi="fa-IR"/>
+        </w:rPr>
+      </w:pPr>
+      <w:r>
+        <w:rPr>
+          <w:rtl/>
+          <w:lang w:bidi="fa-IR"/>
+        </w:rPr>
+        <w:t>صنعت خودروها</w:t>
+      </w:r>
+      <w:r>
+        <w:rPr>
+          <w:rFonts w:hint="cs"/>
+          <w:rtl/>
+          <w:lang w:bidi="fa-IR"/>
+        </w:rPr>
+        <w:t>ی</w:t>
+      </w:r>
+      <w:r>
+        <w:rPr>
+          <w:rtl/>
+          <w:lang w:bidi="fa-IR"/>
+        </w:rPr>
+        <w:t xml:space="preserve"> برق</w:t>
+      </w:r>
+      <w:r>
+        <w:rPr>
+          <w:rFonts w:hint="cs"/>
+          <w:rtl/>
+          <w:lang w:bidi="fa-IR"/>
+        </w:rPr>
+        <w:t>ی</w:t>
+      </w:r>
+      <w:r>
+        <w:rPr>
+          <w:rtl/>
+          <w:lang w:bidi="fa-IR"/>
+        </w:rPr>
+        <w:t xml:space="preserve"> در </w:t>
+      </w:r>
+      <w:r>
+        <w:rPr>
+          <w:rFonts w:hint="cs"/>
+          <w:rtl/>
+          <w:lang w:bidi="fa-IR"/>
+        </w:rPr>
+        <w:t>یک</w:t>
+      </w:r>
+      <w:r>
+        <w:rPr>
+          <w:rtl/>
+          <w:lang w:bidi="fa-IR"/>
+        </w:rPr>
+        <w:t xml:space="preserve"> دهه اخ</w:t>
+      </w:r>
+      <w:r>
+        <w:rPr>
+          <w:rFonts w:hint="cs"/>
+          <w:rtl/>
+          <w:lang w:bidi="fa-IR"/>
+        </w:rPr>
+        <w:t>یر</w:t>
+      </w:r>
+      <w:r>
+        <w:rPr>
+          <w:rtl/>
+          <w:lang w:bidi="fa-IR"/>
+        </w:rPr>
+        <w:t xml:space="preserve"> با رشد سر</w:t>
+      </w:r>
+      <w:r>
+        <w:rPr>
+          <w:rFonts w:hint="cs"/>
+          <w:rtl/>
+          <w:lang w:bidi="fa-IR"/>
+        </w:rPr>
+        <w:t>یع</w:t>
+      </w:r>
+      <w:r>
+        <w:rPr>
+          <w:rtl/>
+          <w:lang w:bidi="fa-IR"/>
+        </w:rPr>
+        <w:t xml:space="preserve"> و تحول بن</w:t>
+      </w:r>
+      <w:r>
+        <w:rPr>
+          <w:rFonts w:hint="cs"/>
+          <w:rtl/>
+          <w:lang w:bidi="fa-IR"/>
+        </w:rPr>
+        <w:t>یادین</w:t>
+      </w:r>
+      <w:r>
+        <w:rPr>
+          <w:rtl/>
+          <w:lang w:bidi="fa-IR"/>
+        </w:rPr>
+        <w:t xml:space="preserve"> مواجه شده است. فناور</w:t>
+      </w:r>
+      <w:r>
+        <w:rPr>
+          <w:rFonts w:hint="cs"/>
+          <w:rtl/>
+          <w:lang w:bidi="fa-IR"/>
+        </w:rPr>
+        <w:t>ی‌هایی</w:t>
+      </w:r>
+      <w:r>
+        <w:rPr>
+          <w:rtl/>
+          <w:lang w:bidi="fa-IR"/>
+        </w:rPr>
+        <w:t xml:space="preserve"> مانند باتر</w:t>
+      </w:r>
+      <w:r>
+        <w:rPr>
+          <w:rFonts w:hint="cs"/>
+          <w:rtl/>
+          <w:lang w:bidi="fa-IR"/>
+        </w:rPr>
+        <w:t>ی‌های</w:t>
+      </w:r>
+      <w:r>
+        <w:rPr>
+          <w:rtl/>
+          <w:lang w:bidi="fa-IR"/>
+        </w:rPr>
+        <w:t xml:space="preserve"> پ</w:t>
+      </w:r>
+      <w:r>
+        <w:rPr>
+          <w:rFonts w:hint="cs"/>
+          <w:rtl/>
+          <w:lang w:bidi="fa-IR"/>
+        </w:rPr>
+        <w:t>یشرفته،</w:t>
+      </w:r>
+      <w:r>
+        <w:rPr>
+          <w:rtl/>
+          <w:lang w:bidi="fa-IR"/>
+        </w:rPr>
+        <w:t xml:space="preserve"> شارژ سر</w:t>
+      </w:r>
+      <w:r>
+        <w:rPr>
+          <w:rFonts w:hint="cs"/>
+          <w:rtl/>
+          <w:lang w:bidi="fa-IR"/>
+        </w:rPr>
+        <w:t>یع،</w:t>
+      </w:r>
+      <w:r>
+        <w:rPr>
+          <w:rtl/>
+          <w:lang w:bidi="fa-IR"/>
+        </w:rPr>
+        <w:t xml:space="preserve"> س</w:t>
+      </w:r>
+      <w:r>
+        <w:rPr>
+          <w:rFonts w:hint="cs"/>
+          <w:rtl/>
+          <w:lang w:bidi="fa-IR"/>
+        </w:rPr>
+        <w:t>یستم‌های</w:t>
+      </w:r>
+      <w:r>
+        <w:rPr>
+          <w:rtl/>
+          <w:lang w:bidi="fa-IR"/>
+        </w:rPr>
+        <w:t xml:space="preserve"> </w:t>
+      </w:r>
+      <w:r>
+        <w:rPr>
+          <w:lang w:bidi="fa-IR"/>
+        </w:rPr>
+        <w:t>V2G/V2X</w:t>
+      </w:r>
+      <w:r>
+        <w:rPr>
+          <w:rtl/>
+          <w:lang w:bidi="fa-IR"/>
+        </w:rPr>
+        <w:t xml:space="preserve"> و معمار</w:t>
+      </w:r>
+      <w:r>
+        <w:rPr>
+          <w:rFonts w:hint="cs"/>
+          <w:rtl/>
+          <w:lang w:bidi="fa-IR"/>
+        </w:rPr>
+        <w:t>ی</w:t>
+      </w:r>
+      <w:r>
+        <w:rPr>
+          <w:rtl/>
+          <w:lang w:bidi="fa-IR"/>
+        </w:rPr>
+        <w:t xml:space="preserve"> هوشمند خودرو، به‌سرعت در حال گسترش هستند. ا</w:t>
+      </w:r>
+      <w:r>
+        <w:rPr>
+          <w:rFonts w:hint="cs"/>
+          <w:rtl/>
+          <w:lang w:bidi="fa-IR"/>
+        </w:rPr>
+        <w:t>ین</w:t>
+      </w:r>
+      <w:r>
+        <w:rPr>
+          <w:rtl/>
+          <w:lang w:bidi="fa-IR"/>
+        </w:rPr>
+        <w:t xml:space="preserve"> صنعت با سهم فزا</w:t>
+      </w:r>
+      <w:r>
+        <w:rPr>
+          <w:rFonts w:hint="cs"/>
+          <w:rtl/>
+          <w:lang w:bidi="fa-IR"/>
+        </w:rPr>
+        <w:t>ینده‌ای</w:t>
+      </w:r>
+      <w:r>
+        <w:rPr>
+          <w:rtl/>
+          <w:lang w:bidi="fa-IR"/>
+        </w:rPr>
+        <w:t xml:space="preserve"> در توسعه پا</w:t>
+      </w:r>
+      <w:r>
+        <w:rPr>
+          <w:rFonts w:hint="cs"/>
+          <w:rtl/>
+          <w:lang w:bidi="fa-IR"/>
+        </w:rPr>
+        <w:t>یدار،</w:t>
+      </w:r>
+      <w:r>
+        <w:rPr>
+          <w:rtl/>
+          <w:lang w:bidi="fa-IR"/>
+        </w:rPr>
+        <w:t xml:space="preserve"> کاهش انتشار گازها</w:t>
+      </w:r>
+      <w:r>
+        <w:rPr>
+          <w:rFonts w:hint="cs"/>
+          <w:rtl/>
+          <w:lang w:bidi="fa-IR"/>
+        </w:rPr>
+        <w:t>ی</w:t>
+      </w:r>
+      <w:r>
+        <w:rPr>
+          <w:rtl/>
+          <w:lang w:bidi="fa-IR"/>
+        </w:rPr>
+        <w:t xml:space="preserve"> </w:t>
+      </w:r>
+      <w:r>
+        <w:rPr>
+          <w:rFonts w:hint="cs"/>
+          <w:rtl/>
+          <w:lang w:bidi="fa-IR"/>
+        </w:rPr>
+        <w:t>گلخانه‌ای</w:t>
+      </w:r>
+      <w:r>
+        <w:rPr>
+          <w:rtl/>
+          <w:lang w:bidi="fa-IR"/>
+        </w:rPr>
+        <w:t xml:space="preserve"> و بازتعر</w:t>
+      </w:r>
+      <w:r>
+        <w:rPr>
+          <w:rFonts w:hint="cs"/>
+          <w:rtl/>
+          <w:lang w:bidi="fa-IR"/>
+        </w:rPr>
+        <w:t>یف</w:t>
+      </w:r>
+      <w:r>
+        <w:rPr>
+          <w:rtl/>
+          <w:lang w:bidi="fa-IR"/>
+        </w:rPr>
+        <w:t xml:space="preserve"> بازار جهان</w:t>
+      </w:r>
+      <w:r>
+        <w:rPr>
+          <w:rFonts w:hint="cs"/>
+          <w:rtl/>
+          <w:lang w:bidi="fa-IR"/>
+        </w:rPr>
+        <w:t>ی،</w:t>
+      </w:r>
+      <w:r>
+        <w:rPr>
+          <w:rtl/>
+          <w:lang w:bidi="fa-IR"/>
+        </w:rPr>
+        <w:t xml:space="preserve"> اهم</w:t>
+      </w:r>
+      <w:r>
+        <w:rPr>
+          <w:rFonts w:hint="cs"/>
+          <w:rtl/>
+          <w:lang w:bidi="fa-IR"/>
+        </w:rPr>
+        <w:t>یت</w:t>
+      </w:r>
+      <w:r>
+        <w:rPr>
+          <w:rtl/>
+          <w:lang w:bidi="fa-IR"/>
+        </w:rPr>
+        <w:t xml:space="preserve"> بس</w:t>
+      </w:r>
+      <w:r>
+        <w:rPr>
+          <w:rFonts w:hint="cs"/>
+          <w:rtl/>
+          <w:lang w:bidi="fa-IR"/>
+        </w:rPr>
+        <w:t>یاری</w:t>
+      </w:r>
+      <w:r>
+        <w:rPr>
+          <w:rtl/>
+          <w:lang w:bidi="fa-IR"/>
+        </w:rPr>
+        <w:t xml:space="preserve"> </w:t>
+      </w:r>
+      <w:r>
+        <w:rPr>
+          <w:rFonts w:hint="cs"/>
+          <w:rtl/>
+          <w:lang w:bidi="fa-IR"/>
+        </w:rPr>
+        <w:t>یافته</w:t>
+      </w:r>
+      <w:r>
+        <w:rPr>
+          <w:rtl/>
+          <w:lang w:bidi="fa-IR"/>
+        </w:rPr>
+        <w:t xml:space="preserve"> است. </w:t>
+      </w:r>
+      <w:r>
+        <w:rPr>
+          <w:rtl/>
+          <w:lang w:bidi="fa-IR"/>
+        </w:rPr>
+        <w:t>بر اساس گزارش آژانس ب</w:t>
+      </w:r>
+      <w:r>
+        <w:rPr>
+          <w:rFonts w:hint="cs"/>
+          <w:rtl/>
+          <w:lang w:bidi="fa-IR"/>
+        </w:rPr>
+        <w:t>ین</w:t>
+      </w:r>
+      <w:r>
+        <w:rPr>
+          <w:rtl/>
+          <w:lang w:bidi="fa-IR"/>
+        </w:rPr>
+        <w:t xml:space="preserve"> الملل</w:t>
+      </w:r>
+      <w:r>
+        <w:rPr>
+          <w:rFonts w:hint="cs"/>
+          <w:rtl/>
+          <w:lang w:bidi="fa-IR"/>
+        </w:rPr>
+        <w:t>ی</w:t>
+      </w:r>
+      <w:r>
+        <w:rPr>
+          <w:rtl/>
+          <w:lang w:bidi="fa-IR"/>
+        </w:rPr>
+        <w:t xml:space="preserve"> انرژ</w:t>
+      </w:r>
+      <w:r>
+        <w:rPr>
+          <w:rFonts w:hint="cs"/>
+          <w:rtl/>
+          <w:lang w:bidi="fa-IR"/>
+        </w:rPr>
+        <w:t>ی،</w:t>
+      </w:r>
+      <w:r>
+        <w:rPr>
+          <w:rtl/>
+          <w:lang w:bidi="fa-IR"/>
+        </w:rPr>
+        <w:t xml:space="preserve"> در سال 2024 حدودا 16 م</w:t>
+      </w:r>
+      <w:r>
+        <w:rPr>
+          <w:rFonts w:hint="cs"/>
+          <w:rtl/>
+          <w:lang w:bidi="fa-IR"/>
+        </w:rPr>
+        <w:t>یلیون</w:t>
+      </w:r>
+      <w:r>
+        <w:rPr>
+          <w:rtl/>
+          <w:lang w:bidi="fa-IR"/>
+        </w:rPr>
+        <w:t xml:space="preserve"> دستگاه خودرو برق</w:t>
+      </w:r>
+      <w:r>
+        <w:rPr>
+          <w:rFonts w:hint="cs"/>
+          <w:rtl/>
+          <w:lang w:bidi="fa-IR"/>
+        </w:rPr>
+        <w:t>ی</w:t>
+      </w:r>
+      <w:r>
+        <w:rPr>
+          <w:rtl/>
+          <w:lang w:bidi="fa-IR"/>
+        </w:rPr>
+        <w:t xml:space="preserve"> در حال استفاده وجود دارد و بر اساس پ</w:t>
+      </w:r>
+      <w:r>
+        <w:rPr>
+          <w:rFonts w:hint="cs"/>
+          <w:rtl/>
+          <w:lang w:bidi="fa-IR"/>
+        </w:rPr>
+        <w:t>یش</w:t>
+      </w:r>
+      <w:r>
+        <w:rPr>
+          <w:rtl/>
+          <w:lang w:bidi="fa-IR"/>
+        </w:rPr>
+        <w:t xml:space="preserve"> ب</w:t>
+      </w:r>
+      <w:r>
+        <w:rPr>
+          <w:rFonts w:hint="cs"/>
+          <w:rtl/>
+          <w:lang w:bidi="fa-IR"/>
+        </w:rPr>
+        <w:t>ینی</w:t>
+      </w:r>
+      <w:r>
+        <w:rPr>
+          <w:rtl/>
+          <w:lang w:bidi="fa-IR"/>
+        </w:rPr>
+        <w:t xml:space="preserve"> صورت گرفته تا سال 2030 ا</w:t>
+      </w:r>
+      <w:r>
+        <w:rPr>
+          <w:rFonts w:hint="cs"/>
+          <w:rtl/>
+          <w:lang w:bidi="fa-IR"/>
+        </w:rPr>
+        <w:t>ین</w:t>
+      </w:r>
+      <w:r>
+        <w:rPr>
+          <w:rtl/>
+          <w:lang w:bidi="fa-IR"/>
+        </w:rPr>
+        <w:t xml:space="preserve"> تعداد به 250 م</w:t>
+      </w:r>
+      <w:r>
+        <w:rPr>
+          <w:rFonts w:hint="cs"/>
+          <w:rtl/>
+          <w:lang w:bidi="fa-IR"/>
+        </w:rPr>
+        <w:t>یلیون</w:t>
+      </w:r>
+      <w:r>
+        <w:rPr>
+          <w:rtl/>
+          <w:lang w:bidi="fa-IR"/>
+        </w:rPr>
+        <w:t xml:space="preserve"> دستگاه خواهد رس</w:t>
+      </w:r>
+      <w:r>
+        <w:rPr>
+          <w:rFonts w:hint="cs"/>
+          <w:rtl/>
+          <w:lang w:bidi="fa-IR"/>
+        </w:rPr>
+        <w:t>ید</w:t>
+      </w:r>
+      <w:r>
+        <w:rPr>
+          <w:rtl/>
+          <w:lang w:bidi="fa-IR"/>
+        </w:rPr>
+        <w:t>. همچن</w:t>
+      </w:r>
+      <w:r>
+        <w:rPr>
+          <w:rFonts w:hint="cs"/>
+          <w:rtl/>
+          <w:lang w:bidi="fa-IR"/>
+        </w:rPr>
+        <w:t>ین</w:t>
+      </w:r>
+      <w:r>
+        <w:rPr>
+          <w:rtl/>
+          <w:lang w:bidi="fa-IR"/>
+        </w:rPr>
+        <w:t xml:space="preserve"> انتظار م</w:t>
+      </w:r>
+      <w:r>
+        <w:rPr>
+          <w:rFonts w:hint="cs"/>
+          <w:rtl/>
+          <w:lang w:bidi="fa-IR"/>
+        </w:rPr>
+        <w:t>یرود</w:t>
+      </w:r>
+      <w:r>
+        <w:rPr>
+          <w:rtl/>
+          <w:lang w:bidi="fa-IR"/>
+        </w:rPr>
+        <w:t xml:space="preserve"> تا سال 2035 ا</w:t>
+      </w:r>
+      <w:r>
+        <w:rPr>
+          <w:rFonts w:hint="cs"/>
+          <w:rtl/>
+          <w:lang w:bidi="fa-IR"/>
+        </w:rPr>
+        <w:t>ین</w:t>
+      </w:r>
+      <w:r>
+        <w:rPr>
+          <w:rtl/>
+          <w:lang w:bidi="fa-IR"/>
+        </w:rPr>
+        <w:t xml:space="preserve"> عدد به 525 م</w:t>
+      </w:r>
+      <w:r>
+        <w:rPr>
+          <w:rFonts w:hint="cs"/>
+          <w:rtl/>
+          <w:lang w:bidi="fa-IR"/>
+        </w:rPr>
+        <w:t>یلیون</w:t>
+      </w:r>
+      <w:r>
+        <w:rPr>
+          <w:rtl/>
+          <w:lang w:bidi="fa-IR"/>
+        </w:rPr>
+        <w:t xml:space="preserve"> دستگاه خ</w:t>
+      </w:r>
+      <w:r>
+        <w:rPr>
+          <w:rFonts w:hint="cs"/>
+          <w:rtl/>
+          <w:lang w:bidi="fa-IR"/>
+        </w:rPr>
+        <w:t>ودرو</w:t>
+      </w:r>
+      <w:r>
+        <w:rPr>
+          <w:rtl/>
+          <w:lang w:bidi="fa-IR"/>
+        </w:rPr>
+        <w:t xml:space="preserve"> برق</w:t>
+      </w:r>
+      <w:r>
+        <w:rPr>
+          <w:rFonts w:hint="cs"/>
+          <w:rtl/>
+          <w:lang w:bidi="fa-IR"/>
+        </w:rPr>
+        <w:t>ی</w:t>
+      </w:r>
+      <w:r>
+        <w:rPr>
+          <w:rtl/>
+          <w:lang w:bidi="fa-IR"/>
+        </w:rPr>
+        <w:t xml:space="preserve"> افزا</w:t>
+      </w:r>
+      <w:r>
+        <w:rPr>
+          <w:rFonts w:hint="cs"/>
+          <w:rtl/>
+          <w:lang w:bidi="fa-IR"/>
+        </w:rPr>
+        <w:t>یش</w:t>
+      </w:r>
+      <w:r>
+        <w:rPr>
+          <w:rtl/>
+          <w:lang w:bidi="fa-IR"/>
+        </w:rPr>
+        <w:t xml:space="preserve"> پ</w:t>
+      </w:r>
+      <w:r>
+        <w:rPr>
+          <w:rFonts w:hint="cs"/>
+          <w:rtl/>
+          <w:lang w:bidi="fa-IR"/>
+        </w:rPr>
+        <w:t>یدا</w:t>
+      </w:r>
+      <w:r>
+        <w:rPr>
+          <w:rtl/>
+          <w:lang w:bidi="fa-IR"/>
+        </w:rPr>
+        <w:t xml:space="preserve"> کند</w:t>
+      </w:r>
+      <w:r>
+        <w:rPr>
+          <w:rFonts w:hint="cs"/>
+          <w:rtl/>
+          <w:lang w:bidi="fa-IR"/>
+        </w:rPr>
+        <w:t xml:space="preserve"> </w:t>
+      </w:r>
+      <w:r>
+        <w:rPr>
+          <w:rtl/>
+          <w:lang w:bidi="fa-IR"/>
+        </w:rPr>
+        <w:fldChar w:fldCharType="begin"/>
+      </w:r>
+      <w:r>
+        <w:rPr>
+          <w:rtl/>
+          <w:lang w:bidi="fa-IR"/>
+        </w:rPr>
+        <w:instrText xml:space="preserve"> </w:instrText>
+      </w:r>
+      <w:r>
+        <w:rPr>
+          <w:lang w:bidi="fa-IR"/>
+        </w:rPr>
+        <w:instrText>ADDIN EN.CITE &lt;EndNote&gt;&lt;Cite&gt;&lt;Author&gt;Cui&lt;/Author&gt;&lt;Year&gt;2024&lt;/Year&gt;&lt;RecNum&gt;28&lt;/RecNum&gt;&lt;DisplayText&gt;(Cui &amp;amp; Zhao, 2024)&lt;/DisplayText&gt;&lt;record&gt;&lt;rec-number&gt;28&lt;/rec-number&gt;&lt;foreign-keys&gt;&lt;key app="EN" db-id="fedrzzrekw0seces2d85e09w9a09t9dad5wp" timestamp="1</w:instrText>
+      </w:r>
+      <w:r>
+        <w:rPr>
+          <w:rtl/>
+          <w:lang w:bidi="fa-IR"/>
+        </w:rPr>
+        <w:instrText>749732993"&gt;28&lt;/</w:instrText>
+      </w:r>
+      <w:r>
+        <w:rPr>
+          <w:lang w:bidi="fa-IR"/>
+        </w:rPr>
+        <w:instrText>key&gt;&lt;/foreign-keys&gt;&lt;ref-type name="Journal Article"&gt;17&lt;/ref-type&gt;&lt;contributors&gt;&lt;authors&gt;&lt;author&gt;Cui, Shengbo&lt;/author&gt;&lt;author&gt;Zhao, Nanting&lt;/author&gt;&lt;/authors&gt;&lt;/contributors&gt;&lt;titles&gt;&lt;title&gt;A Study on the Current Status and Future Prospects of</w:instrText>
+      </w:r>
+      <w:r>
+        <w:rPr>
+          <w:rtl/>
+          <w:lang w:bidi="fa-IR"/>
+        </w:rPr>
+        <w:instrText xml:space="preserve"> </w:instrText>
+      </w:r>
+      <w:r>
+        <w:rPr>
+          <w:lang w:bidi="fa-IR"/>
+        </w:rPr>
+        <w:instrText>EV Automotive Market&lt;/title&gt;&lt;secondary-title&gt;Journal of Social Science and Cultural Development&lt;/secondary-title&gt;&lt;/titles&gt;&lt;periodical&gt;&lt;full-title&gt;Journal of Social Science and Cultural Development&lt;/full-title&gt;&lt;/periodical&gt;&lt;volume&gt;1&lt;/volume&gt;&lt;number&gt;2&lt;/number&gt;&lt;dates&gt;&lt;year&gt;2024&lt;/year&gt;&lt;/dates&gt;&lt;isbn&gt;3065-3231&lt;/isbn&gt;&lt;urls&gt;&lt;/urls&gt;&lt;/record&gt;&lt;/Cite&gt;&lt;/EndNote</w:instrText>
+      </w:r>
+      <w:r>
+        <w:rPr>
+          <w:rtl/>
+          <w:lang w:bidi="fa-IR"/>
+        </w:rPr>
+        <w:instrText>&gt;</w:instrText>
+      </w:r>
+      <w:r>
+        <w:rPr>
+          <w:rtl/>
+          <w:lang w:bidi="fa-IR"/>
+        </w:rPr>
+        <w:fldChar w:fldCharType="separate"/>
+      </w:r>
+      <w:r>
+        <w:rPr>
+          <w:noProof/>
+          <w:rtl/>
+          <w:lang w:bidi="fa-IR"/>
+        </w:rPr>
+        <w:t>(</w:t>
+      </w:r>
+      <w:r>
+        <w:rPr>
+          <w:noProof/>
+          <w:lang w:bidi="fa-IR"/>
+        </w:rPr>
+        <w:t>Cui &amp; Zhao, 2024</w:t>
+      </w:r>
+      <w:r>
+        <w:rPr>
+          <w:noProof/>
+          <w:rtl/>
+          <w:lang w:bidi="fa-IR"/>
+        </w:rPr>
+        <w:t>)</w:t>
+      </w:r>
+      <w:r>
+        <w:rPr>
+          <w:rtl/>
+          <w:lang w:bidi="fa-IR"/>
+        </w:rPr>
+        <w:fldChar w:fldCharType="end"/>
+      </w:r>
+      <w:r>
+        <w:rPr>
+          <w:rFonts w:hint="cs"/>
+          <w:rtl/>
+          <w:lang w:bidi="fa-IR"/>
+        </w:rPr>
+        <w:t xml:space="preserve">. </w:t>
+      </w:r>
+    </w:p>
+    <w:p>
+      <w:pPr>
+        <w:rPr>
+          <w:rtl/>
+          <w:lang w:bidi="fa-IR"/>
+        </w:rPr>
+      </w:pPr>
+      <w:r>
+        <w:rPr>
+          <w:rtl/>
+          <w:lang w:bidi="fa-IR"/>
+        </w:rPr>
+        <w:lastRenderedPageBreak/>
+        <w:t>با توجه به تنوع فناور</w:t>
+      </w:r>
+      <w:r>
+        <w:rPr>
+          <w:rFonts w:hint="cs"/>
+          <w:rtl/>
+          <w:lang w:bidi="fa-IR"/>
+        </w:rPr>
+        <w:t>ی‌های</w:t>
+      </w:r>
+      <w:r>
+        <w:rPr>
+          <w:rtl/>
+          <w:lang w:bidi="fa-IR"/>
+        </w:rPr>
+        <w:t xml:space="preserve"> مرتبط با </w:t>
+      </w:r>
+      <w:r>
+        <w:rPr>
+          <w:rFonts w:hint="cs"/>
+          <w:rtl/>
+          <w:lang w:bidi="fa-IR"/>
+        </w:rPr>
+        <w:t xml:space="preserve">خودروهای برقی </w:t>
+      </w:r>
+      <w:r>
+        <w:rPr>
+          <w:rFonts w:hint="cs"/>
+          <w:rtl/>
+          <w:lang w:bidi="fa-IR"/>
+        </w:rPr>
+        <w:t>از</w:t>
+      </w:r>
+      <w:r>
+        <w:rPr>
+          <w:rtl/>
+          <w:lang w:bidi="fa-IR"/>
+        </w:rPr>
+        <w:t xml:space="preserve"> </w:t>
+      </w:r>
+      <w:r>
+        <w:rPr>
+          <w:rFonts w:hint="cs"/>
+          <w:rtl/>
+          <w:lang w:bidi="fa-IR"/>
+        </w:rPr>
+        <w:t>مدیریت</w:t>
+      </w:r>
+      <w:r>
+        <w:rPr>
+          <w:rtl/>
+          <w:lang w:bidi="fa-IR"/>
+        </w:rPr>
+        <w:t xml:space="preserve"> انرژ</w:t>
+      </w:r>
+      <w:r>
+        <w:rPr>
+          <w:rFonts w:hint="cs"/>
+          <w:rtl/>
+          <w:lang w:bidi="fa-IR"/>
+        </w:rPr>
+        <w:t>ی</w:t>
+      </w:r>
+      <w:r>
+        <w:rPr>
+          <w:rtl/>
+          <w:lang w:bidi="fa-IR"/>
+        </w:rPr>
+        <w:t xml:space="preserve"> و باتر</w:t>
+      </w:r>
+      <w:r>
+        <w:rPr>
+          <w:rFonts w:hint="cs"/>
+          <w:rtl/>
+          <w:lang w:bidi="fa-IR"/>
+        </w:rPr>
+        <w:t>ی</w:t>
+      </w:r>
+      <w:r>
+        <w:rPr>
+          <w:rtl/>
+          <w:lang w:bidi="fa-IR"/>
+        </w:rPr>
+        <w:t xml:space="preserve"> تا س</w:t>
+      </w:r>
+      <w:r>
+        <w:rPr>
+          <w:rFonts w:hint="cs"/>
+          <w:rtl/>
+          <w:lang w:bidi="fa-IR"/>
+        </w:rPr>
+        <w:t>یستم‌های</w:t>
+      </w:r>
+      <w:r>
+        <w:rPr>
+          <w:rtl/>
+          <w:lang w:bidi="fa-IR"/>
+        </w:rPr>
+        <w:t xml:space="preserve"> هوشمند و ز</w:t>
+      </w:r>
+      <w:r>
+        <w:rPr>
+          <w:rFonts w:hint="cs"/>
+          <w:rtl/>
+          <w:lang w:bidi="fa-IR"/>
+        </w:rPr>
+        <w:t>یرساخت</w:t>
+      </w:r>
+      <w:r>
+        <w:rPr>
+          <w:rtl/>
+          <w:lang w:bidi="fa-IR"/>
+        </w:rPr>
+        <w:t xml:space="preserve"> شارژ</w:t>
+      </w:r>
+      <w:r>
+        <w:rPr>
+          <w:rFonts w:ascii="Times New Roman" w:hAnsi="Times New Roman" w:cs="Times New Roman" w:hint="cs"/>
+          <w:rtl/>
+          <w:lang w:bidi="fa-IR"/>
+        </w:rPr>
+        <w:t>—</w:t>
+      </w:r>
+      <w:r>
+        <w:rPr>
+          <w:rFonts w:hint="cs"/>
+          <w:rtl/>
+          <w:lang w:bidi="fa-IR"/>
+        </w:rPr>
+        <w:t>درک</w:t>
+      </w:r>
+      <w:r>
+        <w:rPr>
+          <w:rtl/>
+          <w:lang w:bidi="fa-IR"/>
+        </w:rPr>
+        <w:t xml:space="preserve"> </w:t>
+      </w:r>
+      <w:r>
+        <w:rPr>
+          <w:rFonts w:hint="cs"/>
+          <w:rtl/>
+          <w:lang w:bidi="fa-IR"/>
+        </w:rPr>
+        <w:t>روندهای</w:t>
+      </w:r>
+      <w:r>
+        <w:rPr>
+          <w:rtl/>
+          <w:lang w:bidi="fa-IR"/>
+        </w:rPr>
+        <w:t xml:space="preserve"> تکنولوژ</w:t>
+      </w:r>
+      <w:r>
+        <w:rPr>
+          <w:rFonts w:hint="cs"/>
+          <w:rtl/>
+          <w:lang w:bidi="fa-IR"/>
+        </w:rPr>
+        <w:t>یک،</w:t>
+      </w:r>
+      <w:r>
+        <w:rPr>
+          <w:rtl/>
+          <w:lang w:bidi="fa-IR"/>
+        </w:rPr>
+        <w:t xml:space="preserve"> نقش محور</w:t>
+      </w:r>
+      <w:r>
+        <w:rPr>
+          <w:rFonts w:hint="cs"/>
+          <w:rtl/>
+          <w:lang w:bidi="fa-IR"/>
+        </w:rPr>
+        <w:t>ی</w:t>
+      </w:r>
+      <w:r>
+        <w:rPr>
+          <w:rtl/>
+          <w:lang w:bidi="fa-IR"/>
+        </w:rPr>
+        <w:t xml:space="preserve"> در تدو</w:t>
+      </w:r>
+      <w:r>
+        <w:rPr>
+          <w:rFonts w:hint="cs"/>
+          <w:rtl/>
+          <w:lang w:bidi="fa-IR"/>
+        </w:rPr>
+        <w:t>ین</w:t>
+      </w:r>
+      <w:r>
+        <w:rPr>
+          <w:rtl/>
+          <w:lang w:bidi="fa-IR"/>
+        </w:rPr>
+        <w:t xml:space="preserve"> س</w:t>
+      </w:r>
+      <w:r>
+        <w:rPr>
+          <w:rFonts w:hint="cs"/>
+          <w:rtl/>
+          <w:lang w:bidi="fa-IR"/>
+        </w:rPr>
+        <w:t>یاست‌گذاری،</w:t>
+      </w:r>
+      <w:r>
+        <w:rPr>
+          <w:rtl/>
+          <w:lang w:bidi="fa-IR"/>
+        </w:rPr>
+        <w:t xml:space="preserve"> برنامه‌ر</w:t>
+      </w:r>
+      <w:r>
+        <w:rPr>
+          <w:rFonts w:hint="cs"/>
+          <w:rtl/>
+          <w:lang w:bidi="fa-IR"/>
+        </w:rPr>
+        <w:t>یزی</w:t>
+      </w:r>
+      <w:r>
+        <w:rPr>
+          <w:rtl/>
+          <w:lang w:bidi="fa-IR"/>
+        </w:rPr>
+        <w:t xml:space="preserve"> استراتژ</w:t>
+      </w:r>
+      <w:r>
+        <w:rPr>
+          <w:rFonts w:hint="cs"/>
+          <w:rtl/>
+          <w:lang w:bidi="fa-IR"/>
+        </w:rPr>
+        <w:t>یک</w:t>
+      </w:r>
+      <w:r>
+        <w:rPr>
+          <w:rtl/>
+          <w:lang w:bidi="fa-IR"/>
+        </w:rPr>
+        <w:t xml:space="preserve"> و سرما</w:t>
+      </w:r>
+      <w:r>
+        <w:rPr>
+          <w:rFonts w:hint="cs"/>
+          <w:rtl/>
+          <w:lang w:bidi="fa-IR"/>
+        </w:rPr>
+        <w:t>یه‌گذاری</w:t>
+      </w:r>
+      <w:r>
+        <w:rPr>
+          <w:rtl/>
+          <w:lang w:bidi="fa-IR"/>
+        </w:rPr>
+        <w:t xml:space="preserve"> دارد. بنابرا</w:t>
+      </w:r>
+      <w:r>
+        <w:rPr>
+          <w:rFonts w:hint="cs"/>
+          <w:rtl/>
+          <w:lang w:bidi="fa-IR"/>
+        </w:rPr>
+        <w:t>ین</w:t>
+      </w:r>
+      <w:r>
+        <w:rPr>
+          <w:rtl/>
+          <w:lang w:bidi="fa-IR"/>
+        </w:rPr>
+        <w:t xml:space="preserve"> روشن‌ساز</w:t>
+      </w:r>
+      <w:r>
+        <w:rPr>
+          <w:rFonts w:hint="cs"/>
+          <w:rtl/>
+          <w:lang w:bidi="fa-IR"/>
+        </w:rPr>
+        <w:t>ی</w:t>
+      </w:r>
+      <w:r>
+        <w:rPr>
+          <w:rtl/>
+          <w:lang w:bidi="fa-IR"/>
+        </w:rPr>
+        <w:t xml:space="preserve"> آ</w:t>
+      </w:r>
+      <w:r>
+        <w:rPr>
+          <w:rFonts w:hint="cs"/>
+          <w:rtl/>
+          <w:lang w:bidi="fa-IR"/>
+        </w:rPr>
+        <w:t>ینده</w:t>
+      </w:r>
+      <w:r>
+        <w:rPr>
+          <w:rtl/>
+          <w:lang w:bidi="fa-IR"/>
+        </w:rPr>
+        <w:t xml:space="preserve"> فناور</w:t>
+      </w:r>
+      <w:r>
+        <w:rPr>
+          <w:rFonts w:hint="cs"/>
+          <w:rtl/>
+          <w:lang w:bidi="fa-IR"/>
+        </w:rPr>
+        <w:t>ی‌های</w:t>
+      </w:r>
+      <w:r>
+        <w:rPr>
+          <w:rtl/>
+          <w:lang w:bidi="fa-IR"/>
+        </w:rPr>
+        <w:t xml:space="preserve"> </w:t>
+      </w:r>
+      <w:r>
+        <w:rPr>
+          <w:lang w:bidi="fa-IR"/>
+        </w:rPr>
+        <w:t>EV</w:t>
+      </w:r>
+      <w:r>
+        <w:rPr>
+          <w:rtl/>
+          <w:lang w:bidi="fa-IR"/>
+        </w:rPr>
+        <w:t xml:space="preserve"> برا</w:t>
+      </w:r>
+      <w:r>
+        <w:rPr>
+          <w:rFonts w:hint="cs"/>
+          <w:rtl/>
+          <w:lang w:bidi="fa-IR"/>
+        </w:rPr>
+        <w:t>ی</w:t>
+      </w:r>
+      <w:r>
+        <w:rPr>
+          <w:rtl/>
+          <w:lang w:bidi="fa-IR"/>
+        </w:rPr>
+        <w:t xml:space="preserve"> تصم</w:t>
+      </w:r>
+      <w:r>
+        <w:rPr>
+          <w:rFonts w:hint="cs"/>
+          <w:rtl/>
+          <w:lang w:bidi="fa-IR"/>
+        </w:rPr>
+        <w:t>یم‌گیران</w:t>
+      </w:r>
+      <w:r>
+        <w:rPr>
+          <w:rtl/>
+          <w:lang w:bidi="fa-IR"/>
+        </w:rPr>
+        <w:t xml:space="preserve"> صنعت</w:t>
+      </w:r>
+      <w:r>
+        <w:rPr>
+          <w:rFonts w:hint="cs"/>
+          <w:rtl/>
+          <w:lang w:bidi="fa-IR"/>
+        </w:rPr>
+        <w:t>ی</w:t>
+      </w:r>
+      <w:r>
+        <w:rPr>
+          <w:rtl/>
+          <w:lang w:bidi="fa-IR"/>
+        </w:rPr>
+        <w:t xml:space="preserve"> و س</w:t>
+      </w:r>
+      <w:r>
+        <w:rPr>
+          <w:rFonts w:hint="cs"/>
+          <w:rtl/>
+          <w:lang w:bidi="fa-IR"/>
+        </w:rPr>
+        <w:t>یاست‌مداران</w:t>
+      </w:r>
+      <w:r>
+        <w:rPr>
+          <w:rtl/>
+          <w:lang w:bidi="fa-IR"/>
+        </w:rPr>
+        <w:t xml:space="preserve"> ضرور</w:t>
+      </w:r>
+      <w:r>
+        <w:rPr>
+          <w:rFonts w:hint="cs"/>
+          <w:rtl/>
+          <w:lang w:bidi="fa-IR"/>
+        </w:rPr>
+        <w:t>ی</w:t>
+      </w:r>
+      <w:r>
+        <w:rPr>
+          <w:rtl/>
+          <w:lang w:bidi="fa-IR"/>
+        </w:rPr>
+        <w:t xml:space="preserve"> است</w:t>
+      </w:r>
+      <w:r>
+        <w:rPr>
+          <w:rFonts w:hint="cs"/>
+          <w:rtl/>
+          <w:lang w:bidi="fa-IR"/>
+        </w:rPr>
+        <w:t xml:space="preserve"> </w:t>
+      </w:r>
+      <w:r>
+        <w:rPr>
+          <w:rtl/>
+          <w:lang w:bidi="fa-IR"/>
+        </w:rPr>
+        <w:fldChar w:fldCharType="begin"/>
+      </w:r>
+      <w:r>
+        <w:rPr>
+          <w:rtl/>
+          <w:lang w:bidi="fa-IR"/>
+        </w:rPr>
+        <w:instrText xml:space="preserve"> </w:instrText>
+      </w:r>
+      <w:r>
+        <w:rPr>
+          <w:lang w:bidi="fa-IR"/>
+        </w:rPr>
+        <w:instrText>ADDIN EN.CITE &lt;EndNote&gt;&lt;Cite&gt;&lt;Author&gt;Chen&lt;/Author&gt;&lt;Year&gt;2024&lt;/Year&gt;&lt;RecNum&gt;41&lt;/RecNum&gt;&lt;DisplayText&gt;(Chen &amp;amp; Cho, 2024)&lt;/DisplayText&gt;&lt;record&gt;&lt;rec-number&gt;41&lt;/rec-number&gt;&lt;foreign-keys&gt;&lt;key app="EN" db-id="fedrzzrekw0seces2d85e09w9a09t9dad5wp" timestamp</w:instrText>
+      </w:r>
+      <w:r>
+        <w:rPr>
+          <w:rtl/>
+          <w:lang w:bidi="fa-IR"/>
+        </w:rPr>
+        <w:instrText>="1751040449"&gt;41&lt;/</w:instrText>
+      </w:r>
+      <w:r>
+        <w:rPr>
+          <w:lang w:bidi="fa-IR"/>
+        </w:rPr>
+        <w:instrText>key&gt;&lt;/foreign-keys&gt;&lt;ref-type name="Journal Article"&gt;17&lt;/ref-type&gt;&lt;contributors&gt;&lt;authors&gt;&lt;author&gt;Chen, Yuan&lt;/author&gt;&lt;author&gt;Cho, Seok Swoo&lt;/author&gt;&lt;/authors&gt;&lt;/contributors&gt;&lt;titles&gt;&lt;title&gt;Exploring Electric Vehicle Patent Trends through Technology Life Cycle and Social Network Analysis&lt;/title&gt;&lt;secondary-title&gt;Sustainability (2071-1050)&lt;/secondary-title&gt;&lt;/titles&gt;&lt;periodical&gt;&lt;full-title&gt;Sustainability (2071-1050)&lt;/full-title&gt;&lt;/periodical&gt;&lt;volume&gt;16&lt;/volume&gt;&lt;number&gt;17&lt;/number&gt;&lt;dates&gt;&lt;year&gt;2024</w:instrText>
+      </w:r>
+      <w:r>
+        <w:rPr>
+          <w:rtl/>
+          <w:lang w:bidi="fa-IR"/>
+        </w:rPr>
+        <w:instrText>&lt;/</w:instrText>
+      </w:r>
+      <w:r>
+        <w:rPr>
+          <w:lang w:bidi="fa-IR"/>
+        </w:rPr>
+        <w:instrText>year&gt;&lt;/dates&gt;&lt;isbn&gt;2071-1050&lt;/isbn&gt;&lt;urls&gt;&lt;/urls&gt;&lt;/record&gt;&lt;/Cite&gt;&lt;/EndNote</w:instrText>
+      </w:r>
+      <w:r>
+        <w:rPr>
+          <w:rtl/>
+          <w:lang w:bidi="fa-IR"/>
+        </w:rPr>
+        <w:instrText>&gt;</w:instrText>
+      </w:r>
+      <w:r>
+        <w:rPr>
+          <w:rtl/>
+          <w:lang w:bidi="fa-IR"/>
+        </w:rPr>
+        <w:fldChar w:fldCharType="separate"/>
+      </w:r>
+      <w:r>
+        <w:rPr>
+          <w:noProof/>
+          <w:rtl/>
+          <w:lang w:bidi="fa-IR"/>
+        </w:rPr>
+        <w:t>(</w:t>
+      </w:r>
+      <w:r>
+        <w:rPr>
+          <w:noProof/>
+          <w:lang w:bidi="fa-IR"/>
+        </w:rPr>
+        <w:t>Chen &amp; Cho, 2024</w:t>
+      </w:r>
+      <w:r>
+        <w:rPr>
+          <w:noProof/>
+          <w:rtl/>
+          <w:lang w:bidi="fa-IR"/>
+        </w:rPr>
+        <w:t>)</w:t>
+      </w:r>
+      <w:r>
+        <w:rPr>
+          <w:rtl/>
+          <w:lang w:bidi="fa-IR"/>
+        </w:rPr>
+        <w:fldChar w:fldCharType="end"/>
+      </w:r>
+      <w:r>
+        <w:rPr>
+          <w:rFonts w:hint="cs"/>
+          <w:rtl/>
+          <w:lang w:bidi="fa-IR"/>
+        </w:rPr>
+        <w:t>.</w:t>
+      </w:r>
+    </w:p>
+    <w:p>
+      <w:pPr>
+        <w:rPr>
+          <w:rFonts w:hint="cs"/>
+          <w:rtl/>
+          <w:lang w:bidi="fa-IR"/>
+        </w:rPr>
+      </w:pPr>
+      <w:r>
+        <w:rPr>
+          <w:rtl/>
+          <w:lang w:bidi="fa-IR"/>
+        </w:rPr>
+        <w:t>در ا</w:t>
+      </w:r>
+      <w:r>
+        <w:rPr>
+          <w:rFonts w:hint="cs"/>
+          <w:rtl/>
+          <w:lang w:bidi="fa-IR"/>
+        </w:rPr>
+        <w:t>ین</w:t>
+      </w:r>
+      <w:r>
+        <w:rPr>
+          <w:rtl/>
+          <w:lang w:bidi="fa-IR"/>
+        </w:rPr>
+        <w:t xml:space="preserve"> م</w:t>
+      </w:r>
+      <w:r>
+        <w:rPr>
+          <w:rFonts w:hint="cs"/>
+          <w:rtl/>
+          <w:lang w:bidi="fa-IR"/>
+        </w:rPr>
+        <w:t>یان،</w:t>
+      </w:r>
+      <w:r>
+        <w:rPr>
+          <w:rtl/>
+          <w:lang w:bidi="fa-IR"/>
+        </w:rPr>
+        <w:t xml:space="preserve"> نقشه‌راه فناور</w:t>
+      </w:r>
+      <w:r>
+        <w:rPr>
+          <w:rFonts w:hint="cs"/>
+          <w:rtl/>
+          <w:lang w:bidi="fa-IR"/>
+        </w:rPr>
+        <w:t>ی</w:t>
+      </w:r>
+      <w:r>
+        <w:rPr>
+          <w:rtl/>
+          <w:lang w:bidi="fa-IR"/>
+        </w:rPr>
+        <w:t xml:space="preserve">  به‌عنوان ابزار</w:t>
+      </w:r>
+      <w:r>
+        <w:rPr>
+          <w:rFonts w:hint="cs"/>
+          <w:rtl/>
+          <w:lang w:bidi="fa-IR"/>
+        </w:rPr>
+        <w:t>ی</w:t>
+      </w:r>
+      <w:r>
+        <w:rPr>
+          <w:rtl/>
+          <w:lang w:bidi="fa-IR"/>
+        </w:rPr>
+        <w:t xml:space="preserve"> کل</w:t>
+      </w:r>
+      <w:r>
+        <w:rPr>
+          <w:rFonts w:hint="cs"/>
+          <w:rtl/>
+          <w:lang w:bidi="fa-IR"/>
+        </w:rPr>
+        <w:t>یدی</w:t>
+      </w:r>
+      <w:r>
+        <w:rPr>
+          <w:rtl/>
+          <w:lang w:bidi="fa-IR"/>
+        </w:rPr>
+        <w:t xml:space="preserve"> برا</w:t>
+      </w:r>
+      <w:r>
+        <w:rPr>
+          <w:rFonts w:hint="cs"/>
+          <w:rtl/>
+          <w:lang w:bidi="fa-IR"/>
+        </w:rPr>
+        <w:t>ی</w:t>
+      </w:r>
+      <w:r>
+        <w:rPr>
+          <w:rtl/>
+          <w:lang w:bidi="fa-IR"/>
+        </w:rPr>
+        <w:t xml:space="preserve"> هم‌راستا کردن مس</w:t>
+      </w:r>
+      <w:r>
+        <w:rPr>
+          <w:rFonts w:hint="cs"/>
+          <w:rtl/>
+          <w:lang w:bidi="fa-IR"/>
+        </w:rPr>
+        <w:t>یر</w:t>
+      </w:r>
+      <w:r>
+        <w:rPr>
+          <w:rtl/>
+          <w:lang w:bidi="fa-IR"/>
+        </w:rPr>
+        <w:t xml:space="preserve"> توسعه فناور</w:t>
+      </w:r>
+      <w:r>
+        <w:rPr>
+          <w:rFonts w:hint="cs"/>
+          <w:rtl/>
+          <w:lang w:bidi="fa-IR"/>
+        </w:rPr>
+        <w:t>ی</w:t>
+      </w:r>
+      <w:r>
+        <w:rPr>
+          <w:rtl/>
+          <w:lang w:bidi="fa-IR"/>
+        </w:rPr>
+        <w:t xml:space="preserve"> با ن</w:t>
+      </w:r>
+      <w:r>
+        <w:rPr>
+          <w:rFonts w:hint="cs"/>
+          <w:rtl/>
+          <w:lang w:bidi="fa-IR"/>
+        </w:rPr>
+        <w:t>یازهای</w:t>
+      </w:r>
+      <w:r>
+        <w:rPr>
+          <w:rtl/>
+          <w:lang w:bidi="fa-IR"/>
+        </w:rPr>
+        <w:t xml:space="preserve"> بازار و س</w:t>
+      </w:r>
+      <w:r>
+        <w:rPr>
+          <w:rFonts w:hint="cs"/>
+          <w:rtl/>
+          <w:lang w:bidi="fa-IR"/>
+        </w:rPr>
+        <w:t>یاست‌های</w:t>
+      </w:r>
+      <w:r>
+        <w:rPr>
+          <w:rtl/>
+          <w:lang w:bidi="fa-IR"/>
+        </w:rPr>
+        <w:t xml:space="preserve"> کلان، جا</w:t>
+      </w:r>
+      <w:r>
+        <w:rPr>
+          <w:rFonts w:hint="cs"/>
+          <w:rtl/>
+          <w:lang w:bidi="fa-IR"/>
+        </w:rPr>
+        <w:t>یگاه</w:t>
+      </w:r>
+      <w:r>
+        <w:rPr>
+          <w:rtl/>
+          <w:lang w:bidi="fa-IR"/>
+        </w:rPr>
+        <w:t xml:space="preserve"> و</w:t>
+      </w:r>
+      <w:r>
+        <w:rPr>
+          <w:rFonts w:hint="cs"/>
+          <w:rtl/>
+          <w:lang w:bidi="fa-IR"/>
+        </w:rPr>
+        <w:t>یژه‌ای</w:t>
+      </w:r>
+      <w:r>
+        <w:rPr>
+          <w:rtl/>
+          <w:lang w:bidi="fa-IR"/>
+        </w:rPr>
+        <w:t xml:space="preserve"> </w:t>
+      </w:r>
+      <w:r>
+        <w:rPr>
+          <w:rFonts w:hint="cs"/>
+          <w:rtl/>
+          <w:lang w:bidi="fa-IR"/>
+        </w:rPr>
+        <w:t>یافته</w:t>
+      </w:r>
+      <w:r>
+        <w:rPr>
+          <w:rtl/>
+          <w:lang w:bidi="fa-IR"/>
+        </w:rPr>
+        <w:t xml:space="preserve"> است </w:t>
+      </w:r>
+      <w:r>
+        <w:rPr>
+          <w:rtl/>
+          <w:lang w:bidi="fa-IR"/>
+        </w:rPr>
+        <w:fldChar w:fldCharType="begin"/>
+      </w:r>
+      <w:r>
+        <w:rPr>
+          <w:rtl/>
+          <w:lang w:bidi="fa-IR"/>
+        </w:rPr>
+        <w:instrText xml:space="preserve"> </w:instrText>
+      </w:r>
+      <w:r>
+        <w:rPr>
+          <w:lang w:bidi="fa-IR"/>
+        </w:rPr>
+        <w:instrText>ADDIN EN.CITE &lt;EndNote&gt;&lt;Cite&gt;&lt;Author&gt;Phaal&lt;/Author&gt;&lt;Year&gt;2004&lt;/Year&gt;&lt;RecNum&gt;62&lt;/RecNum&gt;&lt;DisplayText&gt;(Phaal et al., 2004)&lt;/DisplayText&gt;&lt;record&gt;&lt;rec-number&gt;62&lt;/rec-number&gt;&lt;foreign-keys&gt;&lt;key app="EN" db-id="fedrzzrekw0seces2d85e09w9a09t9dad5wp" timestamp="1</w:instrText>
+      </w:r>
+      <w:r>
+        <w:rPr>
+          <w:rtl/>
+          <w:lang w:bidi="fa-IR"/>
+        </w:rPr>
+        <w:instrText>755862262"&gt;62&lt;/</w:instrText>
+      </w:r>
+      <w:r>
+        <w:rPr>
+          <w:lang w:bidi="fa-IR"/>
+        </w:rPr>
+        <w:instrText>key&gt;&lt;/foreign-keys&gt;&lt;ref-type name="Journal Article"&gt;17&lt;/ref-type&gt;&lt;contributors&gt;&lt;authors&gt;&lt;author&gt;Phaal, Robert&lt;/author&gt;&lt;author&gt;Farrukh, Clare JP&lt;/author&gt;&lt;author&gt;Probert, David R&lt;/author&gt;&lt;/authors&gt;&lt;/contributors&gt;&lt;titles&gt;&lt;title&gt;Technology roadmapping—a planning framework for evolution and revolution&lt;/title&gt;&lt;secondary-title&gt;Technological forecasting and social change&lt;/secondary-title&gt;&lt;/titles&gt;&lt;periodical&gt;&lt;full-title&gt;Technological Forecasting and Social Change&lt;/full-title&gt;&lt;/periodical&gt;&lt;pages&gt;5-2</w:instrText>
+      </w:r>
+      <w:r>
+        <w:rPr>
+          <w:rtl/>
+          <w:lang w:bidi="fa-IR"/>
+        </w:rPr>
+        <w:instrText>6&lt;/</w:instrText>
+      </w:r>
+      <w:r>
+        <w:rPr>
+          <w:lang w:bidi="fa-IR"/>
+        </w:rPr>
+        <w:instrText>pages&gt;&lt;volume&gt;71&lt;/volume&gt;&lt;number&gt;1-2&lt;/number&gt;&lt;dates&gt;&lt;year&gt;2004&lt;/year&gt;&lt;/dates&gt;&lt;isbn&gt;0040-1625&lt;/isbn&gt;&lt;urls&gt;&lt;/urls&gt;&lt;/record&gt;&lt;/Cite&gt;&lt;/EndNote</w:instrText>
+      </w:r>
+      <w:r>
+        <w:rPr>
+          <w:rtl/>
+          <w:lang w:bidi="fa-IR"/>
+        </w:rPr>
+        <w:instrText>&gt;</w:instrText>
+      </w:r>
+      <w:r>
+        <w:rPr>
+          <w:rtl/>
+          <w:lang w:bidi="fa-IR"/>
+        </w:rPr>
+        <w:fldChar w:fldCharType="separate"/>
+      </w:r>
+      <w:r>
+        <w:rPr>
+          <w:noProof/>
+          <w:rtl/>
+          <w:lang w:bidi="fa-IR"/>
+        </w:rPr>
+        <w:t>(</w:t>
+      </w:r>
+      <w:r>
+        <w:rPr>
+          <w:noProof/>
+          <w:lang w:bidi="fa-IR"/>
+        </w:rPr>
+        <w:t>Phaal et al., 2004</w:t>
+      </w:r>
+      <w:r>
+        <w:rPr>
+          <w:noProof/>
+          <w:rtl/>
+          <w:lang w:bidi="fa-IR"/>
+        </w:rPr>
+        <w:t>)</w:t>
+      </w:r>
+      <w:r>
+        <w:rPr>
+          <w:rtl/>
+          <w:lang w:bidi="fa-IR"/>
+        </w:rPr>
+        <w:fldChar w:fldCharType="end"/>
+      </w:r>
+      <w:r>
+        <w:rPr>
+          <w:lang w:bidi="fa-IR"/>
+        </w:rPr>
+        <w:t>.</w:t>
+      </w:r>
+      <w:r>
+        <w:rPr>
+          <w:rFonts w:hint="cs"/>
+          <w:rtl/>
+          <w:lang w:bidi="fa-IR"/>
+        </w:rPr>
+        <w:t xml:space="preserve"> </w:t>
+      </w:r>
+      <w:r>
+        <w:rPr>
+          <w:rtl/>
+          <w:lang w:bidi="fa-IR"/>
+        </w:rPr>
+        <w:t>مطالعات اخ</w:t>
+      </w:r>
+      <w:r>
+        <w:rPr>
+          <w:rFonts w:hint="cs"/>
+          <w:rtl/>
+          <w:lang w:bidi="fa-IR"/>
+        </w:rPr>
+        <w:t>یر</w:t>
+      </w:r>
+      <w:r>
+        <w:rPr>
+          <w:rtl/>
+          <w:lang w:bidi="fa-IR"/>
+        </w:rPr>
+        <w:t xml:space="preserve"> نشان م</w:t>
+      </w:r>
+      <w:r>
+        <w:rPr>
+          <w:rFonts w:hint="cs"/>
+          <w:rtl/>
+          <w:lang w:bidi="fa-IR"/>
+        </w:rPr>
+        <w:t>ی‌دهند</w:t>
+      </w:r>
+      <w:r>
+        <w:rPr>
+          <w:rtl/>
+          <w:lang w:bidi="fa-IR"/>
+        </w:rPr>
+        <w:t xml:space="preserve"> که </w:t>
+      </w:r>
+      <w:r>
+        <w:rPr>
+          <w:rFonts w:hint="cs"/>
+          <w:rtl/>
+          <w:lang w:bidi="fa-IR"/>
+        </w:rPr>
+        <w:t>نقشه راه فناوری</w:t>
+      </w:r>
+      <w:r>
+        <w:rPr>
+          <w:rtl/>
+          <w:lang w:bidi="fa-IR"/>
+        </w:rPr>
+        <w:t xml:space="preserve"> از چارچوب‌ها</w:t>
+      </w:r>
+      <w:r>
+        <w:rPr>
+          <w:rFonts w:hint="cs"/>
+          <w:rtl/>
+          <w:lang w:bidi="fa-IR"/>
+        </w:rPr>
+        <w:t>ی</w:t>
+      </w:r>
+      <w:r>
+        <w:rPr>
+          <w:rtl/>
+          <w:lang w:bidi="fa-IR"/>
+        </w:rPr>
+        <w:t xml:space="preserve"> سنت</w:t>
+      </w:r>
+      <w:r>
+        <w:rPr>
+          <w:rFonts w:hint="cs"/>
+          <w:rtl/>
+          <w:lang w:bidi="fa-IR"/>
+        </w:rPr>
+        <w:t>ی</w:t>
+      </w:r>
+      <w:r>
+        <w:rPr>
+          <w:rtl/>
+          <w:lang w:bidi="fa-IR"/>
+        </w:rPr>
+        <w:t xml:space="preserve"> خبره‌محور به سمت رو</w:t>
+      </w:r>
+      <w:r>
+        <w:rPr>
+          <w:rFonts w:hint="cs"/>
+          <w:rtl/>
+          <w:lang w:bidi="fa-IR"/>
+        </w:rPr>
+        <w:t>یکردهای</w:t>
+      </w:r>
+      <w:r>
+        <w:rPr>
+          <w:rtl/>
+          <w:lang w:bidi="fa-IR"/>
+        </w:rPr>
+        <w:t xml:space="preserve"> د</w:t>
+      </w:r>
+      <w:r>
+        <w:rPr>
+          <w:rFonts w:hint="cs"/>
+          <w:rtl/>
+          <w:lang w:bidi="fa-IR"/>
+        </w:rPr>
+        <w:t>اده‌محور</w:t>
+      </w:r>
+      <w:r>
+        <w:rPr>
+          <w:rtl/>
+          <w:lang w:bidi="fa-IR"/>
+        </w:rPr>
+        <w:t xml:space="preserve"> مبتن</w:t>
+      </w:r>
+      <w:r>
+        <w:rPr>
+          <w:rFonts w:hint="cs"/>
+          <w:rtl/>
+          <w:lang w:bidi="fa-IR"/>
+        </w:rPr>
+        <w:t>ی</w:t>
+      </w:r>
+      <w:r>
+        <w:rPr>
+          <w:rtl/>
+          <w:lang w:bidi="fa-IR"/>
+        </w:rPr>
+        <w:t xml:space="preserve"> بر پتنت حرکت کرده است</w:t>
+      </w:r>
+      <w:r>
+        <w:rPr>
+          <w:rFonts w:hint="cs"/>
+          <w:rtl/>
+          <w:lang w:bidi="fa-IR"/>
+        </w:rPr>
+        <w:t xml:space="preserve"> </w:t>
+      </w:r>
+      <w:r>
+        <w:rPr>
+          <w:rtl/>
+          <w:lang w:bidi="fa-IR"/>
+        </w:rPr>
+        <w:fldChar w:fldCharType="begin"/>
+      </w:r>
+      <w:r>
+        <w:rPr>
+          <w:rtl/>
+          <w:lang w:bidi="fa-IR"/>
+        </w:rPr>
+        <w:instrText xml:space="preserve"> </w:instrText>
+      </w:r>
+      <w:r>
+        <w:rPr>
+          <w:lang w:bidi="fa-IR"/>
+        </w:rPr>
+        <w:instrText>ADDIN EN.CITE &lt;EndNote&gt;&lt;Cite&gt;&lt;Author&gt;Carvalho&lt;/Author&gt;&lt;Year&gt;2013&lt;/Year&gt;&lt;RecNum&gt;85&lt;/RecNum&gt;&lt;DisplayText&gt;(Carvalho et al., 2013)&lt;/DisplayText&gt;&lt;record&gt;&lt;rec-number&gt;85&lt;/rec-number&gt;&lt;foreign-keys&gt;&lt;key app="EN" db-id="fedrzzrekw0seces2d85e09w9a09t9dad5wp" timestamp="1756050630"&gt;85&lt;/key&gt;&lt;/foreign-keys&gt;&lt;ref-type name="Journal Article"&gt;17&lt;/ref-type&gt;&lt;contributors&gt;&lt;authors&gt;&lt;author&gt;Carvalho, Marly M&lt;/author&gt;&lt;author&gt;Fleury, André&lt;/author&gt;&lt;author&gt;Lopes, Ana Paula&lt;/author&gt;&lt;/authors&gt;&lt;/contributors&gt;&lt;titles&gt;&lt;title&gt;An overview of the literature on technology roadmapping (TRM): Contributions and trends&lt;/title&gt;&lt;secondary-title&gt;Technological Forecasting and Social Change&lt;/secondary-title&gt;&lt;/titles&gt;&lt;periodical&gt;&lt;full-title&gt;Technological Forecasting and Social Change&lt;/full-title</w:instrText>
+      </w:r>
+      <w:r>
+        <w:rPr>
+          <w:rtl/>
+          <w:lang w:bidi="fa-IR"/>
+        </w:rPr>
+        <w:instrText>&gt;&lt;/</w:instrText>
+      </w:r>
+      <w:r>
+        <w:rPr>
+          <w:lang w:bidi="fa-IR"/>
+        </w:rPr>
+        <w:instrText>periodical&gt;&lt;pages&gt;1418-1437&lt;/pages&gt;&lt;volume&gt;80&lt;/volume&gt;&lt;number&gt;7&lt;/number&gt;&lt;dates&gt;&lt;year&gt;2013&lt;/year&gt;&lt;/dates&gt;&lt;isbn&gt;0040-1625&lt;/isbn&gt;&lt;urls&gt;&lt;/urls&gt;&lt;/record&gt;&lt;/Cite&gt;&lt;/EndNote</w:instrText>
+      </w:r>
+      <w:r>
+        <w:rPr>
+          <w:rtl/>
+          <w:lang w:bidi="fa-IR"/>
+        </w:rPr>
+        <w:instrText>&gt;</w:instrText>
+      </w:r>
+      <w:r>
+        <w:rPr>
+          <w:rtl/>
+          <w:lang w:bidi="fa-IR"/>
+        </w:rPr>
+        <w:fldChar w:fldCharType="separate"/>
+      </w:r>
+      <w:r>
+        <w:rPr>
+          <w:noProof/>
+          <w:rtl/>
+          <w:lang w:bidi="fa-IR"/>
+        </w:rPr>
+        <w:t>(</w:t>
+      </w:r>
+      <w:r>
+        <w:rPr>
+          <w:noProof/>
+          <w:lang w:bidi="fa-IR"/>
+        </w:rPr>
+        <w:t>Carvalho et al., 2013</w:t>
+      </w:r>
+      <w:r>
+        <w:rPr>
+          <w:noProof/>
+          <w:rtl/>
+          <w:lang w:bidi="fa-IR"/>
+        </w:rPr>
+        <w:t>)</w:t>
+      </w:r>
+      <w:r>
+        <w:rPr>
+          <w:rtl/>
+          <w:lang w:bidi="fa-IR"/>
+        </w:rPr>
+        <w:fldChar w:fldCharType="end"/>
+      </w:r>
+      <w:r>
+        <w:rPr>
+          <w:rFonts w:hint="cs"/>
+          <w:rtl/>
+          <w:lang w:bidi="fa-IR"/>
+        </w:rPr>
+        <w:t xml:space="preserve">. </w:t>
+      </w:r>
+      <w:r>
+        <w:rPr>
+          <w:rtl/>
+          <w:lang w:bidi="fa-IR"/>
+        </w:rPr>
+        <w:t xml:space="preserve"> به‌و</w:t>
+      </w:r>
+      <w:r>
+        <w:rPr>
+          <w:rFonts w:hint="cs"/>
+          <w:rtl/>
+          <w:lang w:bidi="fa-IR"/>
+        </w:rPr>
+        <w:t>یژه</w:t>
+      </w:r>
+      <w:r>
+        <w:rPr>
+          <w:rtl/>
+          <w:lang w:bidi="fa-IR"/>
+        </w:rPr>
+        <w:t xml:space="preserve"> ترک</w:t>
+      </w:r>
+      <w:r>
+        <w:rPr>
+          <w:rFonts w:hint="cs"/>
+          <w:rtl/>
+          <w:lang w:bidi="fa-IR"/>
+        </w:rPr>
+        <w:t>یب</w:t>
+      </w:r>
+      <w:r>
+        <w:rPr>
+          <w:rtl/>
+          <w:lang w:bidi="fa-IR"/>
+        </w:rPr>
+        <w:t xml:space="preserve"> روش‌ها</w:t>
+      </w:r>
+      <w:r>
+        <w:rPr>
+          <w:rFonts w:hint="cs"/>
+          <w:rtl/>
+          <w:lang w:bidi="fa-IR"/>
+        </w:rPr>
+        <w:t>ی</w:t>
+      </w:r>
+      <w:r>
+        <w:rPr>
+          <w:rtl/>
+          <w:lang w:bidi="fa-IR"/>
+        </w:rPr>
+        <w:t xml:space="preserve"> نو</w:t>
+      </w:r>
+      <w:r>
+        <w:rPr>
+          <w:rFonts w:hint="cs"/>
+          <w:rtl/>
+          <w:lang w:bidi="fa-IR"/>
+        </w:rPr>
+        <w:t>ین</w:t>
+      </w:r>
+      <w:r>
+        <w:rPr>
+          <w:rtl/>
+          <w:lang w:bidi="fa-IR"/>
+        </w:rPr>
+        <w:t xml:space="preserve"> مانند تحل</w:t>
+      </w:r>
+      <w:r>
+        <w:rPr>
+          <w:rFonts w:hint="cs"/>
+          <w:rtl/>
+          <w:lang w:bidi="fa-IR"/>
+        </w:rPr>
+        <w:t>یل</w:t>
+      </w:r>
+      <w:r>
+        <w:rPr>
+          <w:rtl/>
+          <w:lang w:bidi="fa-IR"/>
+        </w:rPr>
+        <w:t xml:space="preserve"> شبکه‌ها</w:t>
+      </w:r>
+      <w:r>
+        <w:rPr>
+          <w:rFonts w:hint="cs"/>
+          <w:rtl/>
+          <w:lang w:bidi="fa-IR"/>
+        </w:rPr>
+        <w:t>ی</w:t>
+      </w:r>
+      <w:r>
+        <w:rPr>
+          <w:rtl/>
+          <w:lang w:bidi="fa-IR"/>
+        </w:rPr>
+        <w:t xml:space="preserve"> معنا</w:t>
+      </w:r>
+      <w:r>
+        <w:rPr>
+          <w:rFonts w:hint="cs"/>
+          <w:rtl/>
+          <w:lang w:bidi="fa-IR"/>
+        </w:rPr>
+        <w:t>یی</w:t>
+      </w:r>
+      <w:r>
+        <w:rPr>
+          <w:rtl/>
+          <w:lang w:bidi="fa-IR"/>
+        </w:rPr>
+        <w:t xml:space="preserve"> برا</w:t>
+      </w:r>
+      <w:r>
+        <w:rPr>
+          <w:rFonts w:hint="cs"/>
+          <w:rtl/>
+          <w:lang w:bidi="fa-IR"/>
+        </w:rPr>
+        <w:t>ی</w:t>
+      </w:r>
+      <w:r>
+        <w:rPr>
+          <w:rtl/>
+          <w:lang w:bidi="fa-IR"/>
+        </w:rPr>
+        <w:t xml:space="preserve"> کشف خوشه‌ها</w:t>
+      </w:r>
+      <w:r>
+        <w:rPr>
+          <w:rFonts w:hint="cs"/>
+          <w:rtl/>
+          <w:lang w:bidi="fa-IR"/>
+        </w:rPr>
+        <w:t>ی</w:t>
+      </w:r>
+      <w:r>
+        <w:rPr>
+          <w:rtl/>
+          <w:lang w:bidi="fa-IR"/>
+        </w:rPr>
+        <w:t xml:space="preserve"> فناور</w:t>
+      </w:r>
+      <w:r>
+        <w:rPr>
+          <w:rFonts w:hint="cs"/>
+          <w:rtl/>
+          <w:lang w:bidi="fa-IR"/>
+        </w:rPr>
+        <w:t>ی</w:t>
+      </w:r>
+      <w:r>
+        <w:rPr>
+          <w:rFonts w:hint="cs"/>
+          <w:rtl/>
+          <w:lang w:bidi="fa-IR"/>
+        </w:rPr>
+        <w:t xml:space="preserve"> </w:t>
+      </w:r>
+      <w:r>
+        <w:rPr>
+          <w:rtl/>
+          <w:lang w:bidi="fa-IR"/>
+        </w:rPr>
+        <w:fldChar w:fldCharType="begin"/>
+      </w:r>
+      <w:r>
+        <w:rPr>
+          <w:rtl/>
+          <w:lang w:bidi="fa-IR"/>
+        </w:rPr>
+        <w:instrText xml:space="preserve"> </w:instrText>
+      </w:r>
+      <w:r>
+        <w:rPr>
+          <w:lang w:bidi="fa-IR"/>
+        </w:rPr>
+        <w:instrText>ADDIN EN.CITE &lt;EndNote&gt;&lt;Cite&gt;&lt;Author&gt;Porter&lt;/Author&gt;&lt;Year&gt;2024&lt;/Year&gt;&lt;RecNum&gt;86&lt;/RecNum&gt;&lt;DisplayText&gt;(Porter et al., 2024)&lt;/DisplayText&gt;&lt;record&gt;&lt;rec-number&gt;86&lt;/rec-number&gt;&lt;foreign-keys&gt;&lt;key app="EN" db-id="fedrzzrekw0seces2d85e09w9a09t9dad5wp" timestamp</w:instrText>
+      </w:r>
+      <w:r>
+        <w:rPr>
+          <w:rtl/>
+          <w:lang w:bidi="fa-IR"/>
+        </w:rPr>
+        <w:instrText>="1756050716"&gt;86&lt;/</w:instrText>
+      </w:r>
+      <w:r>
+        <w:rPr>
+          <w:lang w:bidi="fa-IR"/>
+        </w:rPr>
+        <w:instrText>key&gt;&lt;/foreign-keys&gt;&lt;ref-type name="Journal Article"&gt;17&lt;/ref-type&gt;&lt;contributors&gt;&lt;authors&gt;&lt;author&gt;Porter, Alan L&lt;/author&gt;&lt;author&gt;Zhang, Yi&lt;/author&gt;&lt;author&gt;Newman, Nils C&lt;/author&gt;&lt;/authors&gt;&lt;/contributors&gt;&lt;titles&gt;&lt;title&gt;Tech mining: a revisit</w:instrText>
+      </w:r>
+      <w:r>
+        <w:rPr>
+          <w:rtl/>
+          <w:lang w:bidi="fa-IR"/>
+        </w:rPr>
+        <w:instrText xml:space="preserve"> </w:instrText>
+      </w:r>
+      <w:r>
+        <w:rPr>
+          <w:lang w:bidi="fa-IR"/>
+        </w:rPr>
+        <w:instrText>and navigation&lt;/title&gt;&lt;secondary-title&gt;Frontiers in Research Metrics and Analytics&lt;/secondary-title&gt;&lt;/titles&gt;&lt;periodical&gt;&lt;full-title&gt;Frontiers in Research Metrics and Analytics&lt;/full-title&gt;&lt;/periodical&gt;&lt;pages&gt;1364053&lt;/pages&gt;&lt;volume&gt;9&lt;/volume&gt;&lt;dates&gt;&lt;year</w:instrText>
+      </w:r>
+      <w:r>
+        <w:rPr>
+          <w:rtl/>
+          <w:lang w:bidi="fa-IR"/>
+        </w:rPr>
+        <w:instrText>&gt;2024&lt;/</w:instrText>
+      </w:r>
+      <w:r>
+        <w:rPr>
+          <w:lang w:bidi="fa-IR"/>
+        </w:rPr>
+        <w:instrText>year&gt;&lt;/dates&gt;&lt;isbn&gt;2504-0537&lt;/isbn&gt;&lt;urls&gt;&lt;/urls&gt;&lt;/record&gt;&lt;/Cite&gt;&lt;/EndNote</w:instrText>
+      </w:r>
+      <w:r>
+        <w:rPr>
+          <w:rtl/>
+          <w:lang w:bidi="fa-IR"/>
+        </w:rPr>
+        <w:instrText>&gt;</w:instrText>
+      </w:r>
+      <w:r>
+        <w:rPr>
+          <w:rtl/>
+          <w:lang w:bidi="fa-IR"/>
+        </w:rPr>
+        <w:fldChar w:fldCharType="separate"/>
+      </w:r>
+      <w:r>
+        <w:rPr>
+          <w:noProof/>
+          <w:rtl/>
+          <w:lang w:bidi="fa-IR"/>
+        </w:rPr>
+        <w:t>(</w:t>
+      </w:r>
+      <w:r>
+        <w:rPr>
+          <w:noProof/>
+          <w:lang w:bidi="fa-IR"/>
+        </w:rPr>
+        <w:t>Porter et al., 2024</w:t>
+      </w:r>
+      <w:r>
+        <w:rPr>
+          <w:noProof/>
+          <w:rtl/>
+          <w:lang w:bidi="fa-IR"/>
+        </w:rPr>
+        <w:t>)</w:t>
+      </w:r>
+      <w:r>
+        <w:rPr>
+          <w:rtl/>
+          <w:lang w:bidi="fa-IR"/>
+        </w:rPr>
+        <w:fldChar w:fldCharType="end"/>
+      </w:r>
+      <w:r>
+        <w:rPr>
+          <w:rtl/>
+          <w:lang w:bidi="fa-IR"/>
+        </w:rPr>
+        <w:t xml:space="preserve"> و مدل‌ها</w:t>
+      </w:r>
+      <w:r>
+        <w:rPr>
+          <w:rFonts w:hint="cs"/>
+          <w:rtl/>
+          <w:lang w:bidi="fa-IR"/>
+        </w:rPr>
+        <w:t>ی</w:t>
+      </w:r>
+      <w:r>
+        <w:rPr>
+          <w:rtl/>
+          <w:lang w:bidi="fa-IR"/>
+        </w:rPr>
+        <w:t xml:space="preserve"> چرخه عمر فناور</w:t>
+      </w:r>
+      <w:r>
+        <w:rPr>
+          <w:rFonts w:hint="cs"/>
+          <w:rtl/>
+          <w:lang w:bidi="fa-IR"/>
+        </w:rPr>
+        <w:t>ی</w:t>
+      </w:r>
+      <w:r>
+        <w:rPr>
+          <w:rtl/>
+          <w:lang w:bidi="fa-IR"/>
+        </w:rPr>
+        <w:t xml:space="preserve"> همچون </w:t>
+      </w:r>
+      <w:r>
+        <w:rPr>
+          <w:lang w:bidi="fa-IR"/>
+        </w:rPr>
+        <w:t>S-curve</w:t>
+      </w:r>
+      <w:r>
+        <w:rPr>
+          <w:rtl/>
+          <w:lang w:bidi="fa-IR"/>
+        </w:rPr>
+        <w:t xml:space="preserve"> و لجست</w:t>
+      </w:r>
+      <w:r>
+        <w:rPr>
+          <w:rFonts w:hint="cs"/>
+          <w:rtl/>
+          <w:lang w:bidi="fa-IR"/>
+        </w:rPr>
+        <w:t>یک</w:t>
+      </w:r>
+      <w:r>
+        <w:rPr>
+          <w:rtl/>
+          <w:lang w:bidi="fa-IR"/>
+        </w:rPr>
+        <w:t xml:space="preserve"> برا</w:t>
+      </w:r>
+      <w:r>
+        <w:rPr>
+          <w:rFonts w:hint="cs"/>
+          <w:rtl/>
+          <w:lang w:bidi="fa-IR"/>
+        </w:rPr>
+        <w:t>ی</w:t>
+      </w:r>
+      <w:r>
+        <w:rPr>
+          <w:rtl/>
+          <w:lang w:bidi="fa-IR"/>
+        </w:rPr>
+        <w:t xml:space="preserve"> تع</w:t>
+      </w:r>
+      <w:r>
+        <w:rPr>
+          <w:rFonts w:hint="cs"/>
+          <w:rtl/>
+          <w:lang w:bidi="fa-IR"/>
+        </w:rPr>
+        <w:t>یین</w:t>
+      </w:r>
+      <w:r>
+        <w:rPr>
+          <w:rtl/>
+          <w:lang w:bidi="fa-IR"/>
+        </w:rPr>
+        <w:t xml:space="preserve"> مراحل بلوغ</w:t>
+      </w:r>
+      <w:r>
+        <w:rPr>
+          <w:rFonts w:hint="cs"/>
+          <w:rtl/>
+          <w:lang w:bidi="fa-IR"/>
+        </w:rPr>
+        <w:t xml:space="preserve"> </w:t>
+      </w:r>
+      <w:r>
+        <w:rPr>
+          <w:rtl/>
+          <w:lang w:bidi="fa-IR"/>
+        </w:rPr>
+        <w:fldChar w:fldCharType="begin"/>
+      </w:r>
+      <w:r>
+        <w:rPr>
+          <w:rtl/>
+          <w:lang w:bidi="fa-IR"/>
+        </w:rPr>
+        <w:instrText xml:space="preserve"> </w:instrText>
+      </w:r>
+      <w:r>
+        <w:rPr>
+          <w:lang w:bidi="fa-IR"/>
+        </w:rPr>
+        <w:instrText>ADDIN EN.CITE &lt;EndNote&gt;&lt;Cite&gt;&lt;Author&gt;Zhu&lt;/Author&gt;&lt;Year&gt;2024&lt;/Year&gt;&lt;RecNum&gt;87&lt;/RecNum&gt;&lt;DisplayText&gt;(Zhu et al., 2024)&lt;/DisplayText&gt;&lt;record&gt;&lt;rec-number&gt;87&lt;/rec-number&gt;&lt;foreign-keys&gt;&lt;key app="EN" db-id="fedrzzrekw0seces2d85e09w9a09t9dad5wp" timestamp="17560</w:instrText>
+      </w:r>
+      <w:r>
+        <w:rPr>
+          <w:rtl/>
+          <w:lang w:bidi="fa-IR"/>
+        </w:rPr>
+        <w:instrText>50805"&gt;87&lt;/</w:instrText>
+      </w:r>
+      <w:r>
+        <w:rPr>
+          <w:lang w:bidi="fa-IR"/>
+        </w:rPr>
+        <w:instrText>key&gt;&lt;/foreign-keys&gt;&lt;ref-type name="Journal Article"&gt;17&lt;/ref-type&gt;&lt;contributors&gt;&lt;authors&gt;&lt;author&gt;Zhu, Yan&lt;/author&gt;&lt;author&gt;Wu, Jie&lt;/author&gt;&lt;author&gt;Gaidai, Oleg&lt;/author&gt;&lt;/authors&gt;&lt;/contributors&gt;&lt;titles&gt;&lt;title&gt;The technology innovation of hybrid electric vehicles: A patent-based study&lt;/title&gt;&lt;secondary-title&gt;World Electric Vehicle Journal&lt;/secondary-title&gt;&lt;/titles&gt;&lt;periodical&gt;&lt;full-title&gt;World Electric Vehicle Journal&lt;/full-title&gt;&lt;/periodical&gt;&lt;pages&gt;329&lt;/pages&gt;&lt;volume&gt;15&lt;/volume&gt;&lt;number&gt;8&lt;/number</w:instrText>
+      </w:r>
+      <w:r>
+        <w:rPr>
+          <w:rtl/>
+          <w:lang w:bidi="fa-IR"/>
+        </w:rPr>
+        <w:instrText>&gt;&lt;</w:instrText>
+      </w:r>
+      <w:r>
+        <w:rPr>
+          <w:lang w:bidi="fa-IR"/>
+        </w:rPr>
+        <w:instrText>dates&gt;&lt;year&gt;2024&lt;/year&gt;&lt;/dates&gt;&lt;isbn&gt;2032-6653&lt;/isbn&gt;&lt;urls&gt;&lt;/urls&gt;&lt;/record&gt;&lt;/Cite&gt;&lt;/EndNote</w:instrText>
+      </w:r>
+      <w:r>
+        <w:rPr>
+          <w:rtl/>
+          <w:lang w:bidi="fa-IR"/>
+        </w:rPr>
+        <w:instrText>&gt;</w:instrText>
+      </w:r>
+      <w:r>
+        <w:rPr>
+          <w:rtl/>
+          <w:lang w:bidi="fa-IR"/>
+        </w:rPr>
+        <w:fldChar w:fldCharType="separate"/>
+      </w:r>
+      <w:r>
+        <w:rPr>
+          <w:noProof/>
+          <w:rtl/>
+          <w:lang w:bidi="fa-IR"/>
+        </w:rPr>
+        <w:t>(</w:t>
+      </w:r>
+      <w:r>
+        <w:rPr>
+          <w:noProof/>
+          <w:lang w:bidi="fa-IR"/>
+        </w:rPr>
+        <w:t>Zhu et al., 2024</w:t>
+      </w:r>
+      <w:r>
+        <w:rPr>
+          <w:noProof/>
+          <w:rtl/>
+          <w:lang w:bidi="fa-IR"/>
+        </w:rPr>
+        <w:t>)</w:t>
+      </w:r>
+      <w:r>
+        <w:rPr>
+          <w:rtl/>
+          <w:lang w:bidi="fa-IR"/>
+        </w:rPr>
+        <w:fldChar w:fldCharType="end"/>
+      </w:r>
+      <w:r>
+        <w:rPr>
+          <w:rtl/>
+          <w:lang w:bidi="fa-IR"/>
+        </w:rPr>
+        <w:t>، امکان ترس</w:t>
+      </w:r>
+      <w:r>
+        <w:rPr>
+          <w:rFonts w:hint="cs"/>
+          <w:rtl/>
+          <w:lang w:bidi="fa-IR"/>
+        </w:rPr>
+        <w:t>یم</w:t>
+      </w:r>
+      <w:r>
+        <w:rPr>
+          <w:rtl/>
+          <w:lang w:bidi="fa-IR"/>
+        </w:rPr>
+        <w:t xml:space="preserve"> دق</w:t>
+      </w:r>
+      <w:r>
+        <w:rPr>
+          <w:rFonts w:hint="cs"/>
+          <w:rtl/>
+          <w:lang w:bidi="fa-IR"/>
+        </w:rPr>
+        <w:t>یق‌تر</w:t>
+      </w:r>
+      <w:r>
+        <w:rPr>
+          <w:rtl/>
+          <w:lang w:bidi="fa-IR"/>
+        </w:rPr>
+        <w:t xml:space="preserve"> آ</w:t>
+      </w:r>
+      <w:r>
+        <w:rPr>
+          <w:rFonts w:hint="cs"/>
+          <w:rtl/>
+          <w:lang w:bidi="fa-IR"/>
+        </w:rPr>
+        <w:t>ینده</w:t>
+      </w:r>
+      <w:r>
+        <w:rPr>
+          <w:rtl/>
+          <w:lang w:bidi="fa-IR"/>
+        </w:rPr>
+        <w:t xml:space="preserve"> فناور</w:t>
+      </w:r>
+      <w:r>
+        <w:rPr>
+          <w:rFonts w:hint="cs"/>
+          <w:rtl/>
+          <w:lang w:bidi="fa-IR"/>
+        </w:rPr>
+        <w:t>ی‌ها</w:t>
+      </w:r>
+      <w:r>
+        <w:rPr>
+          <w:rtl/>
+          <w:lang w:bidi="fa-IR"/>
+        </w:rPr>
+        <w:t xml:space="preserve"> را فراهم ساخته است. با ا</w:t>
+      </w:r>
+      <w:r>
+        <w:rPr>
+          <w:rFonts w:hint="cs"/>
+          <w:rtl/>
+          <w:lang w:bidi="fa-IR"/>
+        </w:rPr>
+        <w:t>ین</w:t>
+      </w:r>
+      <w:r>
+        <w:rPr>
+          <w:rtl/>
+          <w:lang w:bidi="fa-IR"/>
+        </w:rPr>
+        <w:t xml:space="preserve"> حال، مرور پژوهش‌ها نشان م</w:t>
+      </w:r>
+      <w:r>
+        <w:rPr>
+          <w:rFonts w:hint="cs"/>
+          <w:rtl/>
+          <w:lang w:bidi="fa-IR"/>
+        </w:rPr>
+        <w:t>ی‌دهد</w:t>
+      </w:r>
+      <w:r>
+        <w:rPr>
+          <w:rtl/>
+          <w:lang w:bidi="fa-IR"/>
+        </w:rPr>
+        <w:t xml:space="preserve"> که در حوزه خودروها</w:t>
+      </w:r>
+      <w:r>
+        <w:rPr>
+          <w:rFonts w:hint="cs"/>
+          <w:rtl/>
+          <w:lang w:bidi="fa-IR"/>
+        </w:rPr>
+        <w:t>ی</w:t>
+      </w:r>
+      <w:r>
+        <w:rPr>
+          <w:rtl/>
+          <w:lang w:bidi="fa-IR"/>
+        </w:rPr>
+        <w:t xml:space="preserve"> برق</w:t>
+      </w:r>
+      <w:r>
+        <w:rPr>
+          <w:rFonts w:hint="cs"/>
+          <w:rtl/>
+          <w:lang w:bidi="fa-IR"/>
+        </w:rPr>
+        <w:t>ی،</w:t>
+      </w:r>
+      <w:r>
+        <w:rPr>
+          <w:rtl/>
+          <w:lang w:bidi="fa-IR"/>
+        </w:rPr>
+        <w:t xml:space="preserve"> هنوز شکاف‌ها</w:t>
+      </w:r>
+      <w:r>
+        <w:rPr>
+          <w:rFonts w:hint="cs"/>
+          <w:rtl/>
+          <w:lang w:bidi="fa-IR"/>
+        </w:rPr>
+        <w:t>یی</w:t>
+      </w:r>
+      <w:r>
+        <w:rPr>
+          <w:rtl/>
+          <w:lang w:bidi="fa-IR"/>
+        </w:rPr>
+        <w:t xml:space="preserve"> باق</w:t>
+      </w:r>
+      <w:r>
+        <w:rPr>
+          <w:rFonts w:hint="cs"/>
+          <w:rtl/>
+          <w:lang w:bidi="fa-IR"/>
+        </w:rPr>
+        <w:t>ی</w:t>
+      </w:r>
+      <w:r>
+        <w:rPr>
+          <w:rtl/>
+          <w:lang w:bidi="fa-IR"/>
+        </w:rPr>
+        <w:t xml:space="preserve"> مانده است؛ از جمله فقدان مطالعات</w:t>
+      </w:r>
+      <w:r>
+        <w:rPr>
+          <w:rFonts w:hint="cs"/>
+          <w:rtl/>
+          <w:lang w:bidi="fa-IR"/>
+        </w:rPr>
+        <w:t>ی</w:t>
+      </w:r>
+      <w:r>
+        <w:rPr>
+          <w:rtl/>
+          <w:lang w:bidi="fa-IR"/>
+        </w:rPr>
+        <w:t xml:space="preserve"> که به‌طور همزمان خوشه‌ها</w:t>
+      </w:r>
+      <w:r>
+        <w:rPr>
+          <w:rFonts w:hint="cs"/>
+          <w:rtl/>
+          <w:lang w:bidi="fa-IR"/>
+        </w:rPr>
+        <w:t>ی</w:t>
+      </w:r>
+      <w:r>
+        <w:rPr>
+          <w:rtl/>
+          <w:lang w:bidi="fa-IR"/>
+        </w:rPr>
+        <w:t xml:space="preserve"> معنا</w:t>
+      </w:r>
+      <w:r>
+        <w:rPr>
+          <w:rFonts w:hint="cs"/>
+          <w:rtl/>
+          <w:lang w:bidi="fa-IR"/>
+        </w:rPr>
+        <w:t>یی</w:t>
+      </w:r>
+      <w:r>
+        <w:rPr>
+          <w:rtl/>
+          <w:lang w:bidi="fa-IR"/>
+        </w:rPr>
+        <w:t xml:space="preserve"> استخراج‌شده از پتنت‌ها را با چرخه عمر فناور</w:t>
+      </w:r>
+      <w:r>
+        <w:rPr>
+          <w:rFonts w:hint="cs"/>
+          <w:rtl/>
+          <w:lang w:bidi="fa-IR"/>
+        </w:rPr>
+        <w:t>ی</w:t>
+      </w:r>
+      <w:r>
+        <w:rPr>
+          <w:rtl/>
+          <w:lang w:bidi="fa-IR"/>
+        </w:rPr>
+        <w:t xml:space="preserve"> ترک</w:t>
+      </w:r>
+      <w:r>
+        <w:rPr>
+          <w:rFonts w:hint="cs"/>
+          <w:rtl/>
+          <w:lang w:bidi="fa-IR"/>
+        </w:rPr>
+        <w:t>یب</w:t>
+      </w:r>
+      <w:r>
+        <w:rPr>
+          <w:rtl/>
+          <w:lang w:bidi="fa-IR"/>
+        </w:rPr>
+        <w:t xml:space="preserve"> و در قا</w:t>
+      </w:r>
+      <w:r>
+        <w:rPr>
+          <w:rFonts w:hint="cs"/>
+          <w:rtl/>
+          <w:lang w:bidi="fa-IR"/>
+        </w:rPr>
+        <w:t>لب</w:t>
+      </w:r>
+      <w:r>
+        <w:rPr>
+          <w:rtl/>
+          <w:lang w:bidi="fa-IR"/>
+        </w:rPr>
+        <w:t xml:space="preserve"> نقشه‌راه داده‌محور ارائه کرده باشند</w:t>
+      </w:r>
+      <w:r>
+        <w:rPr>
+          <w:rFonts w:hint="cs"/>
+          <w:rtl/>
+          <w:lang w:bidi="fa-IR"/>
+        </w:rPr>
+        <w:t xml:space="preserve"> </w:t>
+      </w:r>
+      <w:r>
+        <w:rPr>
+          <w:rtl/>
+          <w:lang w:bidi="fa-IR"/>
+        </w:rPr>
+        <w:fldChar w:fldCharType="begin"/>
+      </w:r>
+      <w:r>
+        <w:rPr>
+          <w:rtl/>
+          <w:lang w:bidi="fa-IR"/>
+        </w:rPr>
+        <w:instrText xml:space="preserve"> </w:instrText>
+      </w:r>
+      <w:r>
+        <w:rPr>
+          <w:lang w:bidi="fa-IR"/>
+        </w:rPr>
+        <w:instrText>ADDIN EN.CITE &lt;EndNote&gt;&lt;Cite&gt;&lt;Author&gt;Feng&lt;/Author&gt;&lt;Year&gt;2022&lt;/Year&gt;&lt;RecNum&gt;22&lt;/RecNum&gt;&lt;DisplayText&gt;(Feng, Zhao, et al., 2022)&lt;/DisplayText&gt;&lt;record&gt;&lt;rec-number&gt;22&lt;/rec-number&gt;&lt;foreign-keys&gt;&lt;key app="EN" db-id="fedrzzrekw0seces2d85e09w9a09t9dad5wp" timestamp="1749575375"&gt;22&lt;/key&gt;&lt;/foreign-keys&gt;&lt;ref-type name="Journal Article"&gt;17&lt;/ref-type&gt;&lt;contributors&gt;&lt;authors&gt;&lt;author&gt;Feng, Lijie&lt;/author&gt;&lt;author&gt;Zhao, Weiyu&lt;/author&gt;&lt;author&gt;Wang, Jinfeng&lt;/author&gt;&lt;author&gt;Lin, Kuo-Yi&lt;/author&gt;&lt;author&gt;Guo, Yanan&lt;/author&gt;&lt;author&gt;Zhang, Luyao&lt;/author&gt;&lt;/authors&gt;&lt;/contributors&gt;&lt;titles&gt;&lt;title&gt;Data-driven technology roadmaps to identify potential technology opportunities for hyperuricemia drugs&lt;/title&gt;&lt;secondary-title&gt;Pharmaceuticals&lt;/secondary-title&gt;&lt;/titles&gt;&lt;periodical&gt;&lt;full-title</w:instrText>
+      </w:r>
+      <w:r>
+        <w:rPr>
+          <w:rtl/>
+          <w:lang w:bidi="fa-IR"/>
+        </w:rPr>
+        <w:instrText>&gt;</w:instrText>
+      </w:r>
+      <w:r>
+        <w:rPr>
+          <w:lang w:bidi="fa-IR"/>
+        </w:rPr>
+        <w:instrText>Pharmaceuticals&lt;/full-title&gt;&lt;/periodical&gt;&lt;pages&gt;1357&lt;/pages&gt;&lt;volume&gt;15&lt;/volume&gt;&lt;number&gt;11&lt;/number&gt;&lt;dates&gt;&lt;year&gt;2022&lt;/year&gt;&lt;/dates&gt;&lt;isbn&gt;1424-8247&lt;/isbn&gt;&lt;urls&gt;&lt;/urls&gt;&lt;/record&gt;&lt;/Cite&gt;&lt;/EndNote</w:instrText>
+      </w:r>
+      <w:r>
+        <w:rPr>
+          <w:rtl/>
+          <w:lang w:bidi="fa-IR"/>
+        </w:rPr>
+        <w:instrText>&gt;</w:instrText>
+      </w:r>
+      <w:r>
+        <w:rPr>
+          <w:rtl/>
+          <w:lang w:bidi="fa-IR"/>
+        </w:rPr>
+        <w:fldChar w:fldCharType="separate"/>
+      </w:r>
+      <w:r>
+        <w:rPr>
+          <w:noProof/>
+          <w:rtl/>
+          <w:lang w:bidi="fa-IR"/>
+        </w:rPr>
+        <w:t>(</w:t>
+      </w:r>
+      <w:r>
+        <w:rPr>
+          <w:noProof/>
+          <w:lang w:bidi="fa-IR"/>
+        </w:rPr>
+        <w:t>Feng, Zhao, et al., 2022</w:t>
+      </w:r>
+      <w:r>
+        <w:rPr>
+          <w:noProof/>
+          <w:rtl/>
+          <w:lang w:bidi="fa-IR"/>
+        </w:rPr>
+        <w:t>)</w:t>
+      </w:r>
+      <w:r>
+        <w:rPr>
+          <w:rtl/>
+          <w:lang w:bidi="fa-IR"/>
+        </w:rPr>
+        <w:fldChar w:fldCharType="end"/>
+      </w:r>
+      <w:r>
+        <w:rPr>
+          <w:lang w:bidi="fa-IR"/>
+        </w:rPr>
+        <w:t>.</w:t>
+      </w:r>
+      <w:r>
+        <w:rPr>
+          <w:rFonts w:hint="cs"/>
+          <w:rtl/>
+          <w:lang w:bidi="fa-IR"/>
+        </w:rPr>
+        <w:t xml:space="preserve"> </w:t>
+      </w:r>
+    </w:p>
+    <w:p>
+      <w:pPr>
+        <w:rPr>
+          <w:rFonts w:cs="Arial"/>
+          <w:lang w:bidi="fa-IR"/>
+        </w:rPr>
+      </w:pPr>
+      <w:r>
+        <w:rPr>
+          <w:rFonts w:hint="cs"/>
+          <w:rtl/>
+          <w:lang w:bidi="fa-IR"/>
+        </w:rPr>
+        <w:t xml:space="preserve">با وجود موارد مطرح شده میتوان شکاف های عمیقی در حوزه ادبیات </w:t>
+      </w:r>
+      <w:r>
+        <w:rPr>
+          <w:rFonts w:hint="cs"/>
+          <w:rtl/>
+          <w:lang w:bidi="fa-IR"/>
+        </w:rPr>
+        <w:t xml:space="preserve">پژوهی با مرور مطالعات پیشین یافت. گرچه در پژوهش های اندکی میتوان تحلیل شبکه معنایی و خوشه بندی مشاهده نمود، اما تحلیل خوشه های بدست امده توسط منحنی لجستیک چرخه عمر در حوزه خودرو های برقی به صورت مشخص صورت نگرفته است </w:t>
+      </w:r>
+      <w:r>
+        <w:rPr>
+          <w:rtl/>
+          <w:lang w:bidi="fa-IR"/>
+        </w:rPr>
+        <w:fldChar w:fldCharType="begin"/>
+      </w:r>
+      <w:r>
+        <w:rPr>
+          <w:rtl/>
+          <w:lang w:bidi="fa-IR"/>
+        </w:rPr>
+        <w:instrText xml:space="preserve"> </w:instrText>
+      </w:r>
+      <w:r>
+        <w:rPr>
+          <w:lang w:bidi="fa-IR"/>
+        </w:rPr>
+        <w:instrText>ADDIN EN.CITE &lt;EndNote&gt;&lt;Cite&gt;&lt;Author&gt;Chen&lt;/Author&gt;&lt;Year&gt;2024&lt;/Year&gt;&lt;RecNum&gt;57&lt;/RecNum&gt;&lt;DisplayText&gt;(Chen &amp;amp; Cho, 2024)&lt;/DisplayText&gt;&lt;record&gt;&lt;rec-number&gt;57&lt;/rec-number&gt;&lt;foreign-keys&gt;&lt;key app="EN" db-id="fedrzzrekw0seces2d85e09w9a09t9dad5wp" timestamp</w:instrText>
+      </w:r>
+      <w:r>
+        <w:rPr>
+          <w:rtl/>
+          <w:lang w:bidi="fa-IR"/>
+        </w:rPr>
+        <w:instrText>="1755794991"&gt;57&lt;/</w:instrText>
+      </w:r>
+      <w:r>
+        <w:rPr>
+          <w:lang w:bidi="fa-IR"/>
+        </w:rPr>
+        <w:instrText>key&gt;&lt;/foreign-keys&gt;&lt;ref-type name="Journal Article"&gt;17&lt;/ref-type&gt;&lt;contributors&gt;&lt;authors&gt;&lt;author&gt;Chen, Yuan&lt;/author&gt;&lt;author&gt;Cho, Seok Swoo&lt;/author&gt;&lt;/authors&gt;&lt;/contributors&gt;&lt;titles&gt;&lt;title&gt;Exploring Electric Vehicle Patent Trends through Technology Life Cycle and Social Network Analysis&lt;/title&gt;&lt;secondary-title&gt;Sustainability (2071-1050)&lt;/secondary-title&gt;&lt;/titles&gt;&lt;periodical&gt;&lt;full-title&gt;Sustainability (2071-1050)&lt;/full-title&gt;&lt;/periodical&gt;&lt;volume&gt;16&lt;/volume&gt;&lt;number&gt;17&lt;/number&gt;&lt;dates&gt;&lt;year&gt;2024</w:instrText>
+      </w:r>
+      <w:r>
+        <w:rPr>
+          <w:rtl/>
+          <w:lang w:bidi="fa-IR"/>
+        </w:rPr>
+        <w:instrText>&lt;/</w:instrText>
+      </w:r>
+      <w:r>
+        <w:rPr>
+          <w:lang w:bidi="fa-IR"/>
+        </w:rPr>
+        <w:instrText>year&gt;&lt;/dates&gt;&lt;isbn&gt;2071-1050&lt;/isbn&gt;&lt;urls&gt;&lt;/urls&gt;&lt;/record&gt;&lt;/Cite&gt;&lt;/EndNote</w:instrText>
+      </w:r>
+      <w:r>
+        <w:rPr>
+          <w:rtl/>
+          <w:lang w:bidi="fa-IR"/>
+        </w:rPr>
+        <w:instrText>&gt;</w:instrText>
+      </w:r>
+      <w:r>
+        <w:rPr>
+          <w:rtl/>
+          <w:lang w:bidi="fa-IR"/>
+        </w:rPr>
+        <w:fldChar w:fldCharType="separate"/>
+      </w:r>
+      <w:r>
+        <w:rPr>
+          <w:noProof/>
+          <w:rtl/>
+          <w:lang w:bidi="fa-IR"/>
+        </w:rPr>
+        <w:t>(</w:t>
+      </w:r>
+      <w:r>
+        <w:rPr>
+          <w:noProof/>
+          <w:lang w:bidi="fa-IR"/>
+        </w:rPr>
+        <w:t>Chen &amp; Cho, 2024</w:t>
+      </w:r>
+      <w:r>
+        <w:rPr>
+          <w:noProof/>
+          <w:rtl/>
+          <w:lang w:bidi="fa-IR"/>
+        </w:rPr>
+        <w:t>)</w:t>
+      </w:r>
+      <w:r>
+        <w:rPr>
+          <w:rtl/>
+          <w:lang w:bidi="fa-IR"/>
+        </w:rPr>
+        <w:fldChar w:fldCharType="end"/>
+      </w:r>
+      <w:r>
+        <w:rPr>
+          <w:lang w:bidi="fa-IR"/>
+        </w:rPr>
+        <w:t>.</w:t>
+      </w:r>
+      <w:r>
+        <w:rPr>
+          <w:rFonts w:hint="cs"/>
+          <w:rtl/>
+          <w:lang w:bidi="fa-IR"/>
+        </w:rPr>
+        <w:t xml:space="preserve"> در برخی از پژوهش‌های صورت گرفته با وجود توجه به الگو های فناورانه در حوزه خودروهای برقی، نقشه راه فناوری بر پایه خوشه بندی معنایی و تحلیل زمینه ای فناوری به صورت ترکیبی صورت نگرفته است </w:t>
+      </w:r>
+      <w:r>
+        <w:rPr>
+          <w:rtl/>
+          <w:lang w:bidi="fa-IR"/>
+        </w:rPr>
+        <w:fldChar w:fldCharType="begin"/>
+      </w:r>
+      <w:r>
+        <w:rPr>
+          <w:rtl/>
+          <w:lang w:bidi="fa-IR"/>
+        </w:rPr>
+        <w:instrText xml:space="preserve"> </w:instrText>
+      </w:r>
+      <w:r>
+        <w:rPr>
+          <w:lang w:bidi="fa-IR"/>
+        </w:rPr>
+        <w:instrText>ADDIN EN.CITE &lt;EndNote&gt;&lt;Cite&gt;&lt;Author&gt;Feng&lt;/Author&gt;&lt;Year&gt;2022&lt;/Year&gt;&lt;RecNum&gt;40&lt;/RecNum&gt;&lt;DisplayText&gt;(Feng, Liu, et al., 2022; Jain &amp;amp; Srivastava, 2024)&lt;/DisplayText&gt;&lt;record&gt;&lt;rec-number&gt;40&lt;/rec-number&gt;&lt;foreign-keys&gt;&lt;key app="EN" db-id="fedrzzrekw0seces2d85e09w9a09t9dad5wp" timestamp="1751039972"&gt;40&lt;/key&gt;&lt;/foreign-keys&gt;&lt;ref-type name="Journal Article"&gt;17&lt;/ref-type&gt;&lt;contributors&gt;&lt;authors&gt;&lt;author&gt;Feng, Lijie&lt;/author&gt;&lt;author&gt;Liu, Kehui&lt;/author&gt;&lt;author&gt;Wang, Jinfeng&lt;/author&gt;&lt;author&gt;Lin, Kuo-Yi&lt;/author&gt;&lt;author&gt;Zhang, Ke&lt;/author&gt;&lt;author&gt;Zhang, Luyao&lt;/author&gt;&lt;/authors&gt;&lt;/contributors&gt;&lt;titles&gt;&lt;title&gt;Identifying promising technologies of electric vehicles from the perspective of market and technical attributes&lt;/title&gt;&lt;secondary-title&gt;Energies&lt;/secondary-title&gt;&lt;/titles&gt;&lt;periodical&gt;&lt;full-title&gt;Energies&lt;/full-title&gt;&lt;/periodical&gt;&lt;pages&gt;7617&lt;/pages&gt;&lt;volume&gt;15&lt;/volume&gt;&lt;number&gt;20&lt;/number&gt;&lt;dates&gt;&lt;year&gt;2022&lt;/year&gt;&lt;/dates&gt;&lt;isbn&gt;1996-1073&lt;/isbn&gt;&lt;urls&gt;&lt;/urls&gt;&lt;/record&gt;&lt;/Cite&gt;&lt;Cite&gt;&lt;Author&gt;Jain&lt;/Author&gt;&lt;Year&gt;2024&lt;/Year&gt;&lt;RecNum</w:instrText>
+      </w:r>
+      <w:r>
+        <w:rPr>
+          <w:rtl/>
+          <w:lang w:bidi="fa-IR"/>
+        </w:rPr>
+        <w:instrText>&gt;82&lt;/</w:instrText>
+      </w:r>
+      <w:r>
+        <w:rPr>
+          <w:lang w:bidi="fa-IR"/>
+        </w:rPr>
+        <w:instrText>RecNum&gt;&lt;record&gt;&lt;rec-number&gt;82&lt;/rec-number&gt;&lt;foreign-keys&gt;&lt;key app="EN" db-id="fedrzzrekw0seces2d85e09w9a09t9dad5wp" timestamp="1756045368"&gt;82&lt;/key&gt;&lt;/foreign-keys&gt;&lt;ref-type name="Conference Proceedings"&gt;10&lt;/ref-type&gt;&lt;contributors&gt;&lt;authors&gt;&lt;author&gt;Jain</w:instrText>
+      </w:r>
+      <w:r>
+        <w:rPr>
+          <w:rtl/>
+          <w:lang w:bidi="fa-IR"/>
+        </w:rPr>
+        <w:instrText xml:space="preserve">, </w:instrText>
+      </w:r>
+      <w:r>
+        <w:rPr>
+          <w:lang w:bidi="fa-IR"/>
+        </w:rPr>
+        <w:instrText>Karuna&lt;/author&gt;&lt;author&gt;Srivastava, Madhur&lt;/author&gt;&lt;/authors&gt;&lt;/contributors&gt;&lt;titles&gt;&lt;title&gt;Which Technologies Will Drive the Battery Electric Vehicle Industry?: A Keyword Network Based Roadmapping&lt;/title&gt;&lt;secondary-title&gt;2024 Portland International Conference on Management of Engineering and Technology (PICMET)&lt;/secondary-title&gt;&lt;/titles&gt;&lt;pages&gt;1-9&lt;/pages&gt;&lt;dates&gt;&lt;year&gt;2024&lt;/year&gt;&lt;/dates&gt;&lt;publisher&gt;IEEE&lt;/publisher&gt;&lt;isbn&gt;1890843458&lt;/isbn&gt;&lt;urls&gt;&lt;/urls&gt;&lt;/record&gt;&lt;/Cite&gt;&lt;/EndNote</w:instrText>
+      </w:r>
+      <w:r>
+        <w:rPr>
+          <w:rtl/>
+          <w:lang w:bidi="fa-IR"/>
+        </w:rPr>
+        <w:instrText>&gt;</w:instrText>
+      </w:r>
+      <w:r>
+        <w:rPr>
+          <w:rtl/>
+          <w:lang w:bidi="fa-IR"/>
+        </w:rPr>
+        <w:fldChar w:fldCharType="separate"/>
+      </w:r>
+      <w:r>
+        <w:rPr>
+          <w:noProof/>
+          <w:rtl/>
+          <w:lang w:bidi="fa-IR"/>
+        </w:rPr>
+        <w:t>(</w:t>
+      </w:r>
+      <w:r>
+        <w:rPr>
+          <w:noProof/>
+          <w:lang w:bidi="fa-IR"/>
+        </w:rPr>
+        <w:t>Feng, Liu, et al., 2022; Jain &amp; Srivastava, 2024</w:t>
+      </w:r>
+      <w:r>
+        <w:rPr>
+          <w:noProof/>
+          <w:rtl/>
+          <w:lang w:bidi="fa-IR"/>
+        </w:rPr>
+        <w:t>)</w:t>
+      </w:r>
+      <w:r>
+        <w:rPr>
+          <w:rtl/>
+          <w:lang w:bidi="fa-IR"/>
+        </w:rPr>
+        <w:fldChar w:fldCharType="end"/>
+      </w:r>
+      <w:r>
+        <w:rPr>
+          <w:lang w:bidi="fa-IR"/>
+        </w:rPr>
+        <w:t>.</w:t>
+      </w:r>
+      <w:r>
+        <w:rPr>
+          <w:rFonts w:hint="cs"/>
+          <w:rtl/>
+          <w:lang w:bidi="fa-IR"/>
+        </w:rPr>
+        <w:t xml:space="preserve"> همچنین به ندرت میتوان استفاده از شبکه معنایی بدست آمده از تحلیل پتنت های موجود در حوزه خودروهای برقی برای ترسیم نقشه راه را مشاهده نمود. </w:t>
+      </w:r>
+      <w:r>
+        <w:rPr>
+          <w:rtl/>
+          <w:lang w:bidi="fa-IR"/>
+        </w:rPr>
+        <w:t>پژوهش حاضر با هدف پوشش ا</w:t>
+      </w:r>
+      <w:r>
+        <w:rPr>
+          <w:rFonts w:hint="cs"/>
+          <w:rtl/>
+          <w:lang w:bidi="fa-IR"/>
+        </w:rPr>
+        <w:t>ین</w:t>
+      </w:r>
+      <w:r>
+        <w:rPr>
+          <w:rtl/>
+          <w:lang w:bidi="fa-IR"/>
+        </w:rPr>
+        <w:t xml:space="preserve"> شکاف‌ها طراح</w:t>
+      </w:r>
+      <w:r>
+        <w:rPr>
+          <w:rFonts w:hint="cs"/>
+          <w:rtl/>
+          <w:lang w:bidi="fa-IR"/>
+        </w:rPr>
+        <w:t>ی</w:t>
+      </w:r>
+      <w:r>
+        <w:rPr>
+          <w:rtl/>
+          <w:lang w:bidi="fa-IR"/>
+        </w:rPr>
+        <w:t xml:space="preserve"> شده است. با استفاده از </w:t>
+      </w:r>
+      <w:r>
+        <w:rPr>
+          <w:rFonts w:hint="cs"/>
+          <w:rtl/>
+          <w:lang w:bidi="fa-IR"/>
+        </w:rPr>
+        <w:t xml:space="preserve">تمامی </w:t>
+      </w:r>
+      <w:r>
+        <w:rPr>
+          <w:rtl/>
+          <w:lang w:bidi="fa-IR"/>
+        </w:rPr>
+        <w:t>پتنت‌ها</w:t>
+      </w:r>
+      <w:r>
+        <w:rPr>
+          <w:rFonts w:hint="cs"/>
+          <w:rtl/>
+          <w:lang w:bidi="fa-IR"/>
+        </w:rPr>
+        <w:t>ی</w:t>
+      </w:r>
+      <w:r>
+        <w:rPr>
+          <w:rtl/>
+          <w:lang w:bidi="fa-IR"/>
+        </w:rPr>
+        <w:t xml:space="preserve"> </w:t>
+      </w:r>
+      <w:r>
+        <w:rPr>
+          <w:rFonts w:hint="cs"/>
+          <w:rtl/>
+          <w:lang w:bidi="fa-IR"/>
+        </w:rPr>
+        <w:t>خودروهای برقی</w:t>
+      </w:r>
+      <w:r>
+        <w:rPr>
+          <w:rtl/>
+          <w:lang w:bidi="fa-IR"/>
+        </w:rPr>
+        <w:t xml:space="preserve"> تا سال</w:t>
+      </w:r>
+      <w:r>
+        <w:rPr>
+          <w:rFonts w:hint="cs"/>
+          <w:rtl/>
+          <w:lang w:bidi="fa-IR"/>
+        </w:rPr>
+        <w:t xml:space="preserve">‌ </w:t>
+      </w:r>
+      <w:r>
+        <w:rPr>
+          <w:rtl/>
+          <w:lang w:bidi="fa-IR"/>
+        </w:rPr>
+        <w:t>۲۰۲</w:t>
+      </w:r>
+      <w:r>
+        <w:rPr>
+          <w:rFonts w:hint="cs"/>
+          <w:rtl/>
+          <w:lang w:bidi="fa-IR"/>
+        </w:rPr>
+        <w:t>4</w:t>
+      </w:r>
+      <w:r>
+        <w:rPr>
+          <w:rtl/>
+          <w:lang w:bidi="fa-IR"/>
+        </w:rPr>
+        <w:t>، ابتدا شبکه معنا</w:t>
+      </w:r>
+      <w:r>
+        <w:rPr>
+          <w:rFonts w:hint="cs"/>
+          <w:rtl/>
+          <w:lang w:bidi="fa-IR"/>
+        </w:rPr>
+        <w:t>یی</w:t>
+      </w:r>
+      <w:r>
+        <w:rPr>
+          <w:rtl/>
+          <w:lang w:bidi="fa-IR"/>
+        </w:rPr>
+        <w:t xml:space="preserve"> استخراج و خوشه‌ها</w:t>
+      </w:r>
+      <w:r>
+        <w:rPr>
+          <w:rFonts w:hint="cs"/>
+          <w:rtl/>
+          <w:lang w:bidi="fa-IR"/>
+        </w:rPr>
+        <w:t>ی</w:t>
+      </w:r>
+      <w:r>
+        <w:rPr>
+          <w:rtl/>
+          <w:lang w:bidi="fa-IR"/>
+        </w:rPr>
+        <w:t xml:space="preserve"> فناورانه شناسا</w:t>
+      </w:r>
+      <w:r>
+        <w:rPr>
+          <w:rFonts w:hint="cs"/>
+          <w:rtl/>
+          <w:lang w:bidi="fa-IR"/>
+        </w:rPr>
+        <w:t>یی</w:t>
+      </w:r>
+      <w:r>
+        <w:rPr>
+          <w:rtl/>
+          <w:lang w:bidi="fa-IR"/>
+        </w:rPr>
+        <w:t xml:space="preserve"> م</w:t>
+      </w:r>
+      <w:r>
+        <w:rPr>
+          <w:rFonts w:hint="cs"/>
+          <w:rtl/>
+          <w:lang w:bidi="fa-IR"/>
+        </w:rPr>
+        <w:t>ی‌شوند</w:t>
+      </w:r>
+      <w:r>
+        <w:rPr>
+          <w:rtl/>
+          <w:lang w:bidi="fa-IR"/>
+        </w:rPr>
+        <w:t>. سپس چرخه عمر هر خوشه با مدل‌ها</w:t>
+      </w:r>
+      <w:r>
+        <w:rPr>
+          <w:rFonts w:hint="cs"/>
+          <w:rtl/>
+          <w:lang w:bidi="fa-IR"/>
+        </w:rPr>
+        <w:t>یی</w:t>
+      </w:r>
+      <w:r>
+        <w:rPr>
+          <w:rtl/>
+          <w:lang w:bidi="fa-IR"/>
+        </w:rPr>
+        <w:t xml:space="preserve"> مانند منحن</w:t>
+      </w:r>
+      <w:r>
+        <w:rPr>
+          <w:rFonts w:hint="cs"/>
+          <w:rtl/>
+          <w:lang w:bidi="fa-IR"/>
+        </w:rPr>
+        <w:t>ی</w:t>
+      </w:r>
+      <w:r>
+        <w:rPr>
+          <w:rtl/>
+          <w:lang w:bidi="fa-IR"/>
+        </w:rPr>
+        <w:t xml:space="preserve"> لجست</w:t>
+      </w:r>
+      <w:r>
+        <w:rPr>
+          <w:rFonts w:hint="cs"/>
+          <w:rtl/>
+          <w:lang w:bidi="fa-IR"/>
+        </w:rPr>
+        <w:t>یک</w:t>
+      </w:r>
+      <w:r>
+        <w:rPr>
+          <w:rtl/>
+          <w:lang w:bidi="fa-IR"/>
+        </w:rPr>
+        <w:t xml:space="preserve"> برازش داده شده تا مرحله‌ها</w:t>
+      </w:r>
+      <w:r>
+        <w:rPr>
+          <w:rFonts w:hint="cs"/>
+          <w:rtl/>
+          <w:lang w:bidi="fa-IR"/>
+        </w:rPr>
+        <w:t>ی</w:t>
+      </w:r>
+      <w:r>
+        <w:rPr>
+          <w:rtl/>
+          <w:lang w:bidi="fa-IR"/>
+        </w:rPr>
+        <w:t xml:space="preserve"> فناور</w:t>
+      </w:r>
+      <w:r>
+        <w:rPr>
+          <w:rFonts w:hint="cs"/>
+          <w:rtl/>
+          <w:lang w:bidi="fa-IR"/>
+        </w:rPr>
+        <w:t>ی</w:t>
+      </w:r>
+      <w:r>
+        <w:rPr>
+          <w:rtl/>
+          <w:lang w:bidi="fa-IR"/>
+        </w:rPr>
+        <w:t xml:space="preserve"> </w:t>
+      </w:r>
+      <w:r>
+        <w:rPr>
+          <w:rFonts w:hint="cs"/>
+          <w:rtl/>
+          <w:lang w:bidi="fa-IR"/>
+        </w:rPr>
+        <w:t xml:space="preserve">شامل </w:t>
+      </w:r>
+      <w:r>
+        <w:rPr>
+          <w:rtl/>
+          <w:lang w:bidi="fa-IR"/>
+        </w:rPr>
+        <w:t>نوظهور، در حال رشد، بلوغ</w:t>
+      </w:r>
+      <w:r>
+        <w:rPr>
+          <w:rFonts w:hint="cs"/>
+          <w:rtl/>
+          <w:lang w:bidi="fa-IR"/>
+        </w:rPr>
+        <w:t xml:space="preserve"> و </w:t>
+      </w:r>
+      <w:r>
+        <w:rPr>
+          <w:rtl/>
+          <w:lang w:bidi="fa-IR"/>
+        </w:rPr>
+        <w:t>اشباع مشخص شود. ا</w:t>
+      </w:r>
+      <w:r>
+        <w:rPr>
+          <w:rFonts w:hint="cs"/>
+          <w:rtl/>
+          <w:lang w:bidi="fa-IR"/>
+        </w:rPr>
+        <w:t>ین</w:t>
+      </w:r>
+      <w:r>
+        <w:rPr>
+          <w:rtl/>
+          <w:lang w:bidi="fa-IR"/>
+        </w:rPr>
+        <w:t xml:space="preserve"> دو گام، امکان تدو</w:t>
+      </w:r>
+      <w:r>
+        <w:rPr>
+          <w:rFonts w:hint="cs"/>
+          <w:rtl/>
+          <w:lang w:bidi="fa-IR"/>
+        </w:rPr>
+        <w:t>ین</w:t>
+      </w:r>
+      <w:r>
+        <w:rPr>
+          <w:rtl/>
+          <w:lang w:bidi="fa-IR"/>
+        </w:rPr>
+        <w:t xml:space="preserve"> نقشه‌راه فناور</w:t>
+      </w:r>
+      <w:r>
+        <w:rPr>
+          <w:rFonts w:hint="cs"/>
+          <w:rtl/>
+          <w:lang w:bidi="fa-IR"/>
+        </w:rPr>
+        <w:t>ی</w:t>
+      </w:r>
+      <w:r>
+        <w:rPr>
+          <w:rtl/>
+          <w:lang w:bidi="fa-IR"/>
+        </w:rPr>
+        <w:t xml:space="preserve"> در افق‌ها</w:t>
+      </w:r>
+      <w:r>
+        <w:rPr>
+          <w:rFonts w:hint="cs"/>
+          <w:rtl/>
+          <w:lang w:bidi="fa-IR"/>
+        </w:rPr>
+        <w:t>ی</w:t>
+      </w:r>
+      <w:r>
+        <w:rPr>
+          <w:rtl/>
+          <w:lang w:bidi="fa-IR"/>
+        </w:rPr>
+        <w:t xml:space="preserve"> کوتاه‌مدت، م</w:t>
+      </w:r>
+      <w:r>
+        <w:rPr>
+          <w:rFonts w:hint="cs"/>
+          <w:rtl/>
+          <w:lang w:bidi="fa-IR"/>
+        </w:rPr>
+        <w:t>یان‌مدت</w:t>
+      </w:r>
+      <w:r>
+        <w:rPr>
+          <w:rtl/>
+          <w:lang w:bidi="fa-IR"/>
+        </w:rPr>
+        <w:t xml:space="preserve"> و بلندمدت را فراهم کرده و از تکرار تحق</w:t>
+      </w:r>
+      <w:r>
+        <w:rPr>
+          <w:rFonts w:hint="cs"/>
+          <w:rtl/>
+          <w:lang w:bidi="fa-IR"/>
+        </w:rPr>
+        <w:t>یق</w:t>
+      </w:r>
+      <w:r>
+        <w:rPr>
+          <w:rtl/>
+          <w:lang w:bidi="fa-IR"/>
+        </w:rPr>
+        <w:t xml:space="preserve"> خوددار</w:t>
+      </w:r>
+      <w:r>
+        <w:rPr>
+          <w:rFonts w:hint="cs"/>
+          <w:rtl/>
+          <w:lang w:bidi="fa-IR"/>
+        </w:rPr>
+        <w:t>ی</w:t>
+      </w:r>
+      <w:r>
+        <w:rPr>
+          <w:rtl/>
+          <w:lang w:bidi="fa-IR"/>
+        </w:rPr>
+        <w:t xml:space="preserve"> و نوآور</w:t>
+      </w:r>
+      <w:r>
+        <w:rPr>
+          <w:rFonts w:hint="cs"/>
+          <w:rtl/>
+          <w:lang w:bidi="fa-IR"/>
+        </w:rPr>
+        <w:t>ی</w:t>
+      </w:r>
+      <w:r>
+        <w:rPr>
+          <w:rtl/>
+          <w:lang w:bidi="fa-IR"/>
+        </w:rPr>
+        <w:t xml:space="preserve"> واقع</w:t>
+      </w:r>
+      <w:r>
+        <w:rPr>
+          <w:rFonts w:hint="cs"/>
+          <w:rtl/>
+          <w:lang w:bidi="fa-IR"/>
+        </w:rPr>
+        <w:t>ی</w:t>
+      </w:r>
+      <w:r>
+        <w:rPr>
+          <w:rtl/>
+          <w:lang w:bidi="fa-IR"/>
+        </w:rPr>
+        <w:t xml:space="preserve"> را تضم</w:t>
+      </w:r>
+      <w:r>
+        <w:rPr>
+          <w:rFonts w:hint="cs"/>
+          <w:rtl/>
+          <w:lang w:bidi="fa-IR"/>
+        </w:rPr>
+        <w:t>ین</w:t>
+      </w:r>
+      <w:r>
+        <w:rPr>
+          <w:rtl/>
+          <w:lang w:bidi="fa-IR"/>
+        </w:rPr>
+        <w:t xml:space="preserve"> م</w:t>
+      </w:r>
+      <w:r>
+        <w:rPr>
+          <w:rFonts w:hint="cs"/>
+          <w:rtl/>
+          <w:lang w:bidi="fa-IR"/>
+        </w:rPr>
+        <w:t>ی‌کند</w:t>
+      </w:r>
+      <w:r>
+        <w:rPr>
+          <w:rtl/>
+          <w:lang w:bidi="fa-IR"/>
+        </w:rPr>
+        <w:fldChar w:fldCharType="begin"/>
+      </w:r>
+      <w:r>
+        <w:rPr>
+          <w:rtl/>
+          <w:lang w:bidi="fa-IR"/>
+        </w:rPr>
+        <w:instrText xml:space="preserve"> </w:instrText>
+      </w:r>
+      <w:r>
+        <w:rPr>
+          <w:lang w:bidi="fa-IR"/>
+        </w:rPr>
+        <w:instrText>ADDIN EN.CITE &lt;EndNote&gt;&lt;Cite&gt;&lt;Author&gt;Chigbu&lt;/Author&gt;&lt;Year&gt;2023&lt;/Year&gt;&lt;RecNum&gt;83&lt;/RecNum&gt;&lt;DisplayText&gt;(Chigbu et al., 2023; Leite et al., 2019)&lt;/DisplayText&gt;&lt;record&gt;&lt;rec-number&gt;83&lt;/rec-number&gt;&lt;foreign-keys&gt;&lt;key app="EN" db-id="fedrzzrekw0seces2d85e09w9a09t9dad5wp" timestamp="1756045641"&gt;83&lt;/key&gt;&lt;/foreign-keys&gt;&lt;ref-type name="Journal Article"&gt;17&lt;/ref-type&gt;&lt;contributors&gt;&lt;authors&gt;&lt;author&gt;Chigbu, Uchendu Eugene&lt;/author&gt;&lt;author&gt;Atiku, Sulaiman Olusegun&lt;/author&gt;&lt;author&gt;Du Plessis, Cherley C&lt;/author&gt;&lt;/authors</w:instrText>
+      </w:r>
+      <w:r>
+        <w:rPr>
+          <w:rtl/>
+          <w:lang w:bidi="fa-IR"/>
+        </w:rPr>
+        <w:instrText>&gt;&lt;/</w:instrText>
+      </w:r>
+      <w:r>
+        <w:rPr>
+          <w:lang w:bidi="fa-IR"/>
+        </w:rPr>
+        <w:instrText>contributors&gt;&lt;titles&gt;&lt;title&gt;The science of literature reviews: Searching, identifying, selecting, and synthesising&lt;/title&gt;&lt;secondary-title&gt;Publications&lt;/secondary-title&gt;&lt;/titles&gt;&lt;periodical&gt;&lt;full-title&gt;Publications&lt;/full-title&gt;&lt;/periodical&gt;&lt;pages&gt;2&lt;/pages</w:instrText>
+      </w:r>
+      <w:r>
+        <w:rPr>
+          <w:rtl/>
+          <w:lang w:bidi="fa-IR"/>
+        </w:rPr>
+        <w:instrText>&gt;&lt;</w:instrText>
+      </w:r>
+      <w:r>
+        <w:rPr>
+          <w:lang w:bidi="fa-IR"/>
+        </w:rPr>
+        <w:instrText>volume&gt;11&lt;/volume&gt;&lt;number&gt;1&lt;/number&gt;&lt;dates&gt;&lt;year&gt;2023&lt;/year&gt;&lt;/dates&gt;&lt;isbn&gt;2304-6775&lt;/isbn&gt;&lt;urls&gt;&lt;/urls&gt;&lt;/record&gt;&lt;/Cite&gt;&lt;Cite&gt;&lt;Author&gt;Leite&lt;/Author&gt;&lt;Year&gt;2019&lt;/Year&gt;&lt;RecNum&gt;84&lt;/RecNum&gt;&lt;record&gt;&lt;rec-number&gt;84&lt;/rec-number&gt;&lt;foreign-keys&gt;&lt;key app="EN" db-id</w:instrText>
+      </w:r>
+      <w:r>
+        <w:rPr>
+          <w:rtl/>
+          <w:lang w:bidi="fa-IR"/>
+        </w:rPr>
+        <w:instrText>="</w:instrText>
+      </w:r>
+      <w:r>
+        <w:rPr>
+          <w:lang w:bidi="fa-IR"/>
+        </w:rPr>
+        <w:instrText>fedrzzrekw0seces2d85e09w9a09t9dad5wp" timestamp="1756045678"&gt;84&lt;/key&gt;&lt;/foreign-keys&gt;&lt;ref-type name="Journal Article"&gt;17&lt;/ref-type&gt;&lt;contributors&gt;&lt;authors&gt;&lt;author&gt;Leite, Debora FB&lt;/author&gt;&lt;author&gt;Padilha, Maria Auxiliadora Soares&lt;/author&gt;&lt;author&gt;Cecatti, Jose G&lt;/author&gt;&lt;/authors&gt;&lt;/contributors&gt;&lt;titles&gt;&lt;title&gt;Approaching literature review for academic purposes: The Literature Review Checklist&lt;/title&gt;&lt;secondary-title&gt;Clinics&lt;/secondary-title&gt;&lt;/titles&gt;&lt;periodical&gt;&lt;full-title&gt;Clinics&lt;/full-title&gt;&lt;/periodical&gt;&lt;pages&gt;e1403&lt;/pages&gt;&lt;volume&gt;74&lt;/volume&gt;&lt;dates&gt;&lt;year&gt;2019&lt;/year&gt;&lt;/dates&gt;&lt;isbn&gt;1807-5932&lt;/isbn&gt;&lt;urls&gt;&lt;/urls&gt;&lt;/record&gt;&lt;/Cite&gt;&lt;/EndNote</w:instrText>
+      </w:r>
+      <w:r>
+        <w:rPr>
+          <w:rtl/>
+          <w:lang w:bidi="fa-IR"/>
+        </w:rPr>
+        <w:instrText>&gt;</w:instrText>
+      </w:r>
+      <w:r>
+        <w:rPr>
+          <w:rtl/>
+          <w:lang w:bidi="fa-IR"/>
+        </w:rPr>
+        <w:fldChar w:fldCharType="separate"/>
+      </w:r>
+      <w:r>
+        <w:rPr>
+          <w:noProof/>
+          <w:rtl/>
+          <w:lang w:bidi="fa-IR"/>
+        </w:rPr>
+        <w:t>(</w:t>
+      </w:r>
+      <w:r>
+        <w:rPr>
+          <w:noProof/>
+          <w:lang w:bidi="fa-IR"/>
+        </w:rPr>
+        <w:t>Chigbu et al., 2023; Leite et al., 2019</w:t>
+      </w:r>
+      <w:r>
+        <w:rPr>
+          <w:noProof/>
+          <w:rtl/>
+          <w:lang w:bidi="fa-IR"/>
+        </w:rPr>
+        <w:t>)</w:t>
+      </w:r>
+      <w:r>
+        <w:rPr>
+          <w:rtl/>
+          <w:lang w:bidi="fa-IR"/>
+        </w:rPr>
+        <w:fldChar w:fldCharType="end"/>
+      </w:r>
+      <w:r>
+        <w:rPr>
+          <w:lang w:bidi="fa-IR"/>
+        </w:rPr>
+        <w:t>.</w:t>
+      </w:r>
+      <w:r>
+        <w:rPr>
+          <w:rFonts w:hint="cs"/>
+          <w:rtl/>
+          <w:lang w:bidi="fa-IR"/>
+        </w:rPr>
+        <w:t xml:space="preserve"> </w:t>
+      </w:r>
+    </w:p>
+    <w:p>
+      <w:pPr>
         <w:pStyle w:val="Heading2"/>
         <w:rPr>
           <w:rtl/>
@@ -28731,6 +34371,13 @@
         <w:t>مفاهیم نظری مرتبط با</w:t>
       </w:r>
       <w:bookmarkEnd w:id="19"/>
+      <w:r>
+        <w:rPr>
+          <w:rFonts w:hint="cs"/>
+          <w:rtl/>
+        </w:rPr>
+        <w:t xml:space="preserve"> فناوری‌ها و پتنت های خودروهای برقی</w:t>
+      </w:r>
     </w:p>
     <w:p>
       <w:pPr>
@@ -28955,21 +34602,92 @@
         </w:rPr>
       </w:pPr>
       <w:r>
-        <w:t>Chen, H., Can Sener, S. E., Van Emburg, C., Jones, M., Bogucki, T., Bonilla, N., Ijeoma, M. W</w:t>
-      </w:r>
-      <w:r>
-        <w:rPr>
-          <w:rtl/>
-        </w:rPr>
-        <w:t xml:space="preserve">., </w:t>
-      </w:r>
-      <w:r>
-        <w:t xml:space="preserve">Wan, H., &amp; Carbajales-Dale, M. (2024). Electric light-duty vehicles have decarbonization potential but may not reduce other environmental problems. </w:t>
+        <w:t>Boell, S. K., &amp; Cecez-Kecmanovic, D. (2015). On being ‘systematic’in literature reviews in IS</w:t>
+      </w:r>
+      <w:r>
+        <w:rPr>
+          <w:rtl/>
+        </w:rPr>
+        <w:t xml:space="preserve">. </w:t>
       </w:r>
       <w:r>
         <w:rPr>
           <w:i/>
         </w:rPr>
+        <w:t>Journal of information technology</w:t>
+      </w:r>
+      <w:r>
+        <w:t>,</w:t>
+      </w:r>
+      <w:r>
+        <w:rPr>
+          <w:i/>
+        </w:rPr>
+        <w:t xml:space="preserve"> 30</w:t>
+      </w:r>
+      <w:r>
+        <w:t>(2), 161-173</w:t>
+      </w:r>
+      <w:r>
+        <w:rPr>
+          <w:rtl/>
+        </w:rPr>
+        <w:t xml:space="preserve">. </w:t>
+      </w:r>
+    </w:p>
+    <w:p>
+      <w:pPr>
+        <w:pStyle w:val="EndNoteBibliography"/>
+        <w:spacing w:after="0"/>
+        <w:ind w:left="720" w:hanging="720"/>
+        <w:rPr>
+          <w:rtl/>
+        </w:rPr>
+      </w:pPr>
+      <w:r>
+        <w:t xml:space="preserve">Carvalho, M. M., Fleury, A., &amp; Lopes, A. P. (2013). An overview of the literature on technology roadmapping (TRM): Contributions and trends. </w:t>
+      </w:r>
+      <w:r>
+        <w:rPr>
+          <w:i/>
+        </w:rPr>
+        <w:t>Technological Forecasting and Social Change</w:t>
+      </w:r>
+      <w:r>
+        <w:t>,</w:t>
+      </w:r>
+      <w:r>
+        <w:rPr>
+          <w:i/>
+        </w:rPr>
+        <w:t xml:space="preserve"> 80</w:t>
+      </w:r>
+      <w:r>
+        <w:t>(7), 1418-1437</w:t>
+      </w:r>
+      <w:r>
+        <w:rPr>
+          <w:rtl/>
+        </w:rPr>
+        <w:t xml:space="preserve">. </w:t>
+      </w:r>
+    </w:p>
+    <w:p>
+      <w:pPr>
+        <w:pStyle w:val="EndNoteBibliography"/>
+        <w:spacing w:after="0"/>
+        <w:ind w:left="720" w:hanging="720"/>
+        <w:rPr>
+          <w:rtl/>
+        </w:rPr>
+      </w:pPr>
+      <w:r>
+        <w:t xml:space="preserve">Chen, H., Can Sener, S. E., Van Emburg, C., Jones, M., Bogucki, T., Bonilla, N., Ijeoma, M. W., Wan, H., &amp; Carbajales-Dale, M. (2024). Electric light-duty vehicles have decarbonization potential but may not reduce other environmental problems. </w:t>
+      </w:r>
+      <w:r>
+        <w:rPr>
+          <w:i/>
+        </w:rPr>
         <w:t>Communications Earth &amp; Environment</w:t>
       </w:r>
       <w:r>
@@ -28984,7 +34702,7 @@
       <w:r>
         <w:t xml:space="preserve">(1), 476. </w:t>
       </w:r>
-      <w:hyperlink r:id="rId13" w:history="1">
+      <w:hyperlink r:id="rId14" w:history="1">
         <w:r>
           <w:rPr>
             <w:rStyle w:val="Hyperlink"/>
@@ -29043,31 +34761,13 @@
         </w:rPr>
       </w:pPr>
       <w:r>
-        <w:t>Choi, S., Kim, H., Yoon, J., Kim, K., &amp; Lee, J. Y. (2013). An SAO</w:t>
-      </w:r>
-      <w:r>
-        <w:rPr>
-          <w:rFonts w:ascii="Cambria Math" w:hAnsi="Cambria Math" w:cs="Cambria Math"/>
-        </w:rPr>
-        <w:t>‐</w:t>
-      </w:r>
-      <w:r>
-        <w:t>based text</w:t>
-      </w:r>
-      <w:r>
-        <w:rPr>
-          <w:rFonts w:ascii="Cambria Math" w:hAnsi="Cambria Math" w:cs="Cambria Math"/>
-        </w:rPr>
-        <w:t>‐</w:t>
-      </w:r>
-      <w:r>
-        <w:t xml:space="preserve">mining approach for technology roadmapping using patent information. </w:t>
+        <w:t xml:space="preserve">Chigbu, U. E., Atiku, S. O., &amp; Du Plessis, C. C. (2023). The science of literature reviews: Searching, identifying, selecting, and synthesising. </w:t>
       </w:r>
       <w:r>
         <w:rPr>
           <w:i/>
         </w:rPr>
-        <w:t>R&amp;D Management</w:t>
+        <w:t>Publications</w:t>
       </w:r>
       <w:r>
         <w:t>,</w:t>
@@ -29076,10 +34776,10 @@
         <w:rPr>
           <w:i/>
         </w:rPr>
-        <w:t xml:space="preserve"> 43</w:t>
-      </w:r>
-      <w:r>
-        <w:t>(1), 52-74</w:t>
+        <w:t xml:space="preserve"> 11</w:t>
+      </w:r>
+      <w:r>
+        <w:t>(1), 2</w:t>
       </w:r>
       <w:r>
         <w:rPr>
@@ -29098,13 +34798,31 @@
         </w:rPr>
       </w:pPr>
       <w:r>
-        <w:t xml:space="preserve">Cui, S., &amp; Zhao, N. (2024). A Study on the Current Status and Future Prospects of EV Automotive Market. </w:t>
+        <w:t>Choi, S., Kim, H., Yoon, J., Kim, K., &amp; Lee, J. Y. (2013). An SAO</w:t>
+      </w:r>
+      <w:r>
+        <w:rPr>
+          <w:rFonts w:ascii="Cambria Math" w:hAnsi="Cambria Math" w:cs="Cambria Math"/>
+        </w:rPr>
+        <w:t>‐</w:t>
+      </w:r>
+      <w:r>
+        <w:t>based text</w:t>
+      </w:r>
+      <w:r>
+        <w:rPr>
+          <w:rFonts w:ascii="Cambria Math" w:hAnsi="Cambria Math" w:cs="Cambria Math"/>
+        </w:rPr>
+        <w:t>‐</w:t>
+      </w:r>
+      <w:r>
+        <w:t xml:space="preserve">mining approach for technology roadmapping using patent information. </w:t>
       </w:r>
       <w:r>
         <w:rPr>
           <w:i/>
         </w:rPr>
-        <w:t>Journal of Social Science and Cultural Development</w:t>
+        <w:t>R&amp;D Management</w:t>
       </w:r>
       <w:r>
         <w:t>,</w:t>
@@ -29113,13 +34831,16 @@
         <w:rPr>
           <w:i/>
         </w:rPr>
-        <w:t xml:space="preserve"> 1</w:t>
-      </w:r>
-      <w:r>
-        <w:rPr>
-          <w:rtl/>
-        </w:rPr>
-        <w:t xml:space="preserve">(2). </w:t>
+        <w:t xml:space="preserve"> 43</w:t>
+      </w:r>
+      <w:r>
+        <w:t>(1), 52-74</w:t>
+      </w:r>
+      <w:r>
+        <w:rPr>
+          <w:rtl/>
+        </w:rPr>
+        <w:t xml:space="preserve">. </w:t>
       </w:r>
     </w:p>
     <w:p>
@@ -29132,22 +34853,13 @@
         </w:rPr>
       </w:pPr>
       <w:r>
-        <w:t>Feng, L., Liu, K</w:t>
-      </w:r>
-      <w:r>
-        <w:rPr>
-          <w:rtl/>
-        </w:rPr>
-        <w:t xml:space="preserve">., </w:t>
-      </w:r>
-      <w:r>
-        <w:t xml:space="preserve">Wang, J., Lin, K.-Y., Zhang, K., &amp; Zhang, L. (2022). Identifying promising technologies of electric vehicles from the perspective of market and technical attributes. </w:t>
+        <w:t xml:space="preserve">Cui, S., &amp; Zhao, N. (2024). A Study on the Current Status and Future Prospects of EV Automotive Market. </w:t>
       </w:r>
       <w:r>
         <w:rPr>
           <w:i/>
         </w:rPr>
-        <w:t>Energies</w:t>
+        <w:t>Journal of Social Science and Cultural Development</w:t>
       </w:r>
       <w:r>
         <w:t>,</w:t>
@@ -29156,16 +34868,13 @@
         <w:rPr>
           <w:i/>
         </w:rPr>
-        <w:t xml:space="preserve"> 15</w:t>
-      </w:r>
-      <w:r>
-        <w:t>(20), 7617</w:t>
-      </w:r>
-      <w:r>
-        <w:rPr>
-          <w:rtl/>
-        </w:rPr>
-        <w:t xml:space="preserve">. </w:t>
+        <w:t xml:space="preserve"> 1</w:t>
+      </w:r>
+      <w:r>
+        <w:rPr>
+          <w:rtl/>
+        </w:rPr>
+        <w:t xml:space="preserve">(2). </w:t>
       </w:r>
     </w:p>
     <w:p>
@@ -29178,22 +34887,22 @@
         </w:rPr>
       </w:pPr>
       <w:r>
-        <w:t>Feng, L., Zhao, W., Wang, J., Lin, K.-Y., Guo, Y., &amp; Zhang, L</w:t>
-      </w:r>
-      <w:r>
-        <w:rPr>
-          <w:rtl/>
-        </w:rPr>
-        <w:t xml:space="preserve">. (2022). </w:t>
-      </w:r>
-      <w:r>
-        <w:t xml:space="preserve">Data-driven technology roadmaps to identify potential technology opportunities for hyperuricemia drugs. </w:t>
+        <w:t>Feng</w:t>
+      </w:r>
+      <w:r>
+        <w:rPr>
+          <w:rtl/>
+        </w:rPr>
+        <w:t xml:space="preserve">, </w:t>
+      </w:r>
+      <w:r>
+        <w:t xml:space="preserve">L., Liu, K., Wang, J., Lin, K.-Y., Zhang, K., &amp; Zhang, L. (2022). Identifying promising technologies of electric vehicles from the perspective of market and technical attributes. </w:t>
       </w:r>
       <w:r>
         <w:rPr>
           <w:i/>
         </w:rPr>
-        <w:t>Pharmaceuticals</w:t>
+        <w:t>Energies</w:t>
       </w:r>
       <w:r>
         <w:t>,</w:t>
@@ -29205,7 +34914,7 @@
         <w:t xml:space="preserve"> 15</w:t>
       </w:r>
       <w:r>
-        <w:t>(11), 1357</w:t>
+        <w:t>(20), 7617</w:t>
       </w:r>
       <w:r>
         <w:rPr>
@@ -29224,13 +34933,22 @@
         </w:rPr>
       </w:pPr>
       <w:r>
-        <w:t xml:space="preserve">Fritsch, M., Titze, M., &amp; Piontek, M. (2020). Identifying cooperation for innovation―a comparison of data sources. </w:t>
+        <w:t>Feng, L., Zhao, W., Wang, J., Lin, K.-Y., Guo, Y</w:t>
+      </w:r>
+      <w:r>
+        <w:rPr>
+          <w:rtl/>
+        </w:rPr>
+        <w:t xml:space="preserve">., &amp; </w:t>
+      </w:r>
+      <w:r>
+        <w:t xml:space="preserve">Zhang, L. (2022). Data-driven technology roadmaps to identify potential technology opportunities for hyperuricemia drugs. </w:t>
       </w:r>
       <w:r>
         <w:rPr>
           <w:i/>
         </w:rPr>
-        <w:t>Industry and Innovation</w:t>
+        <w:t>Pharmaceuticals</w:t>
       </w:r>
       <w:r>
         <w:t>,</w:t>
@@ -29239,10 +34957,10 @@
         <w:rPr>
           <w:i/>
         </w:rPr>
-        <w:t xml:space="preserve"> 27</w:t>
-      </w:r>
-      <w:r>
-        <w:t>(6), 630-659</w:t>
+        <w:t xml:space="preserve"> 15</w:t>
+      </w:r>
+      <w:r>
+        <w:t>(11), 1357</w:t>
       </w:r>
       <w:r>
         <w:rPr>
@@ -29261,13 +34979,22 @@
         </w:rPr>
       </w:pPr>
       <w:r>
-        <w:t xml:space="preserve">Gao, L., Porter, A. L., Wang, J., Fang, S., Zhang, X., Ma, T., Wang, W., &amp; Huang, L. (2013). Technology life cycle analysis method based on patent documents. </w:t>
+        <w:t>Fritsch, M., Titze, M., &amp; Piontek, M. (2020). Identifying cooperation for innovation―a comparison</w:t>
+      </w:r>
+      <w:r>
+        <w:rPr>
+          <w:rtl/>
+        </w:rPr>
+        <w:t xml:space="preserve"> </w:t>
+      </w:r>
+      <w:r>
+        <w:t xml:space="preserve">of data sources. </w:t>
       </w:r>
       <w:r>
         <w:rPr>
           <w:i/>
         </w:rPr>
-        <w:t>Technological Forecasting and Social Change</w:t>
+        <w:t>Industry and Innovation</w:t>
       </w:r>
       <w:r>
         <w:t>,</w:t>
@@ -29276,16 +35003,16 @@
         <w:rPr>
           <w:i/>
         </w:rPr>
-        <w:t xml:space="preserve"> 80</w:t>
-      </w:r>
-      <w:r>
-        <w:t>(3</w:t>
-      </w:r>
-      <w:r>
-        <w:rPr>
-          <w:rtl/>
-        </w:rPr>
-        <w:t xml:space="preserve">), 398-407. </w:t>
+        <w:t xml:space="preserve"> 27</w:t>
+      </w:r>
+      <w:r>
+        <w:t>(6), 630-659</w:t>
+      </w:r>
+      <w:r>
+        <w:rPr>
+          <w:rtl/>
+        </w:rPr>
+        <w:t xml:space="preserve">. </w:t>
       </w:r>
     </w:p>
     <w:p>
@@ -29298,13 +35025,26 @@
         </w:rPr>
       </w:pPr>
       <w:r>
-        <w:t xml:space="preserve">Gnanavendan, S., Selvaraj, S. K., Dev, S. J., Mahato, K. K., Swathish, R. S., Sundaramali, G., Accouche, O., &amp; Azab, M. (2024). Challenges, solutions and future trends in EV-technology: A review. </w:t>
+        <w:t xml:space="preserve">Gao, L., Porter, A. L., Wang, J., Fang, S., Zhang, X., Ma, T., Wang, W., &amp; Huang, L. (2013). Technology life cycle analysis method based on patent documents. </w:t>
       </w:r>
       <w:r>
         <w:rPr>
           <w:i/>
         </w:rPr>
-        <w:t>IEEE Access</w:t>
+        <w:t>Technological Forecasting and Social</w:t>
+      </w:r>
+      <w:r>
+        <w:rPr>
+          <w:i/>
+          <w:rtl/>
+        </w:rPr>
+        <w:t xml:space="preserve"> </w:t>
+      </w:r>
+      <w:r>
+        <w:rPr>
+          <w:i/>
+        </w:rPr>
+        <w:t>Change</w:t>
       </w:r>
       <w:r>
         <w:t>,</w:t>
@@ -29313,10 +35053,10 @@
         <w:rPr>
           <w:i/>
         </w:rPr>
-        <w:t xml:space="preserve"> 12</w:t>
-      </w:r>
-      <w:r>
-        <w:t>, 17242-17260</w:t>
+        <w:t xml:space="preserve"> 80</w:t>
+      </w:r>
+      <w:r>
+        <w:t>(3), 398-407</w:t>
       </w:r>
       <w:r>
         <w:rPr>
@@ -29335,22 +35075,13 @@
         </w:rPr>
       </w:pPr>
       <w:r>
-        <w:t>Granstrand, O</w:t>
-      </w:r>
-      <w:r>
-        <w:rPr>
-          <w:rtl/>
-        </w:rPr>
-        <w:t xml:space="preserve">., &amp; </w:t>
-      </w:r>
-      <w:r>
-        <w:t xml:space="preserve">Holgersson, M. (2020). Innovation ecosystems: A conceptual review and a new definition. </w:t>
+        <w:t xml:space="preserve">Gnanavendan, S., Selvaraj, S. K., Dev, S. J., Mahato, K. K., Swathish, R. S., Sundaramali, G., Accouche, O., &amp; Azab, M. (2024). Challenges, solutions and future trends in EV-technology: A review. </w:t>
       </w:r>
       <w:r>
         <w:rPr>
           <w:i/>
         </w:rPr>
-        <w:t>Technovation</w:t>
+        <w:t>IEEE Access</w:t>
       </w:r>
       <w:r>
         <w:t>,</w:t>
@@ -29359,10 +35090,10 @@
         <w:rPr>
           <w:i/>
         </w:rPr>
-        <w:t xml:space="preserve"> 90</w:t>
-      </w:r>
-      <w:r>
-        <w:t>, 102098</w:t>
+        <w:t xml:space="preserve"> 12</w:t>
+      </w:r>
+      <w:r>
+        <w:t>, 17242-17260</w:t>
       </w:r>
       <w:r>
         <w:rPr>
@@ -29381,6 +35112,43 @@
         </w:rPr>
       </w:pPr>
       <w:r>
+        <w:t xml:space="preserve">Granstrand, O., &amp; Holgersson, M. (2020). Innovation ecosystems: A conceptual review and a new definition. </w:t>
+      </w:r>
+      <w:r>
+        <w:rPr>
+          <w:i/>
+        </w:rPr>
+        <w:t>Technovation</w:t>
+      </w:r>
+      <w:r>
+        <w:t>,</w:t>
+      </w:r>
+      <w:r>
+        <w:rPr>
+          <w:i/>
+        </w:rPr>
+        <w:t xml:space="preserve"> 90</w:t>
+      </w:r>
+      <w:r>
+        <w:t>, 102098</w:t>
+      </w:r>
+      <w:r>
+        <w:rPr>
+          <w:rtl/>
+        </w:rPr>
+        <w:t xml:space="preserve">. </w:t>
+      </w:r>
+    </w:p>
+    <w:p>
+      <w:pPr>
+        <w:pStyle w:val="EndNoteBibliography"/>
+        <w:spacing w:after="0"/>
+        <w:ind w:left="720" w:hanging="720"/>
+        <w:rPr>
+          <w:rtl/>
+        </w:rPr>
+      </w:pPr>
+      <w:r>
         <w:t xml:space="preserve">Griliches, Z. (1990). Patent Statistics as Economic Indicators: A Survey. </w:t>
       </w:r>
       <w:r>
@@ -29401,7 +35169,7 @@
       <w:r>
         <w:t xml:space="preserve">(4), 1661-1707. </w:t>
       </w:r>
-      <w:hyperlink r:id="rId14" w:history="1">
+      <w:hyperlink r:id="rId15" w:history="1">
         <w:r>
           <w:rPr>
             <w:rStyle w:val="Hyperlink"/>
@@ -29454,16 +35222,7 @@
         </w:rPr>
       </w:pPr>
       <w:r>
-        <w:t>Guderian, C. C., Bican, P. M., Riar, F. J., &amp; Chattopadhyay, S</w:t>
-      </w:r>
-      <w:r>
-        <w:rPr>
-          <w:rtl/>
-        </w:rPr>
-        <w:t xml:space="preserve">. (2021). </w:t>
-      </w:r>
-      <w:r>
-        <w:t>Innovation management in crisis: patent analytics as a response to the COVID</w:t>
+        <w:t>Guderian, C. C., Bican, P. M., Riar, F. J., &amp; Chattopadhyay, S. (2021). Innovation management in crisis: patent analytics as a response to the COVID</w:t>
       </w:r>
       <w:r>
         <w:rPr>
@@ -29565,40 +35324,22 @@
         </w:rPr>
       </w:pPr>
       <w:r>
-        <w:t>Jiang, S., Sarica, S., Song, B., Hu, J</w:t>
-      </w:r>
-      <w:r>
-        <w:rPr>
-          <w:rtl/>
-        </w:rPr>
-        <w:t xml:space="preserve">., &amp; </w:t>
-      </w:r>
-      <w:r>
-        <w:t xml:space="preserve">Luo, J. (2022). Patent data for engineering design: A critical review and future directions. </w:t>
-      </w:r>
-      <w:r>
-        <w:rPr>
-          <w:i/>
-        </w:rPr>
-        <w:t>Journal of Computing and Information Science in Engineering</w:t>
-      </w:r>
-      <w:r>
-        <w:t>,</w:t>
-      </w:r>
-      <w:r>
-        <w:rPr>
-          <w:i/>
-        </w:rPr>
-        <w:t xml:space="preserve"> 22</w:t>
-      </w:r>
-      <w:r>
-        <w:t>(6), 060902</w:t>
-      </w:r>
-      <w:r>
-        <w:rPr>
-          <w:rtl/>
-        </w:rPr>
-        <w:t xml:space="preserve">. </w:t>
+        <w:t>Jain, K., &amp; Srivastava, M</w:t>
+      </w:r>
+      <w:r>
+        <w:rPr>
+          <w:rtl/>
+        </w:rPr>
+        <w:t xml:space="preserve">. (2024). </w:t>
+      </w:r>
+      <w:r>
+        <w:t>Which Technologies Will Drive the Battery Electric Vehicle Industry?: A Keyword Network Based Roadmapping. 2024 Portland International Conference on Management of Engineering and Technology (PICMET)</w:t>
+      </w:r>
+      <w:r>
+        <w:rPr>
+          <w:rtl/>
+        </w:rPr>
+        <w:t xml:space="preserve">, </w:t>
       </w:r>
     </w:p>
     <w:p>
@@ -29611,13 +35352,13 @@
         </w:rPr>
       </w:pPr>
       <w:r>
-        <w:t xml:space="preserve">Jung, F., Schröder, M., &amp; Timme, M. (2023). Exponential adoption of battery electric cars. </w:t>
+        <w:t xml:space="preserve">Jiang, S., Sarica, S., Song, B., Hu, J., &amp; Luo, J. (2022). Patent data for engineering design: A critical review and future directions. </w:t>
       </w:r>
       <w:r>
         <w:rPr>
           <w:i/>
         </w:rPr>
-        <w:t>PLoS one</w:t>
+        <w:t>Journal of Computing and Information Science in Engineering</w:t>
       </w:r>
       <w:r>
         <w:t>,</w:t>
@@ -29626,10 +35367,10 @@
         <w:rPr>
           <w:i/>
         </w:rPr>
-        <w:t xml:space="preserve"> 18</w:t>
-      </w:r>
-      <w:r>
-        <w:t>(12), e0295692</w:t>
+        <w:t xml:space="preserve"> 22</w:t>
+      </w:r>
+      <w:r>
+        <w:t>(6), 060902</w:t>
       </w:r>
       <w:r>
         <w:rPr>
@@ -29648,13 +35389,14 @@
         </w:rPr>
       </w:pPr>
       <w:r>
-        <w:t xml:space="preserve">Kalthaus, M. (2020). Knowledge recombination along the technology life cycle. </w:t>
+        <w:lastRenderedPageBreak/>
+        <w:t xml:space="preserve">Jung, F., Schröder, M., &amp; Timme, M. (2023). Exponential adoption of battery electric cars. </w:t>
       </w:r>
       <w:r>
         <w:rPr>
           <w:i/>
         </w:rPr>
-        <w:t>Journal of Evolutionary Economics</w:t>
+        <w:t>PLoS one</w:t>
       </w:r>
       <w:r>
         <w:t>,</w:t>
@@ -29663,10 +35405,10 @@
         <w:rPr>
           <w:i/>
         </w:rPr>
-        <w:t xml:space="preserve"> 30</w:t>
-      </w:r>
-      <w:r>
-        <w:t>(3), 643-704</w:t>
+        <w:t xml:space="preserve"> 18</w:t>
+      </w:r>
+      <w:r>
+        <w:t>(12), e0295692</w:t>
       </w:r>
       <w:r>
         <w:rPr>
@@ -29685,13 +35427,13 @@
         </w:rPr>
       </w:pPr>
       <w:r>
-        <w:t xml:space="preserve">Kim, G., Lee, J., Jang, D., &amp; Park, S. (2016). Technology clusters exploration for patent portfolio through patent abstract analysis. </w:t>
+        <w:t xml:space="preserve">Kalthaus, M. (2020). Knowledge recombination along the technology life cycle. </w:t>
       </w:r>
       <w:r>
         <w:rPr>
           <w:i/>
         </w:rPr>
-        <w:t>Sustainability</w:t>
+        <w:t>Journal of Evolutionary Economics</w:t>
       </w:r>
       <w:r>
         <w:t>,</w:t>
@@ -29700,10 +35442,10 @@
         <w:rPr>
           <w:i/>
         </w:rPr>
-        <w:t xml:space="preserve"> 8</w:t>
-      </w:r>
-      <w:r>
-        <w:t>(12), 1252</w:t>
+        <w:t xml:space="preserve"> 30</w:t>
+      </w:r>
+      <w:r>
+        <w:t>(3), 643-704</w:t>
       </w:r>
       <w:r>
         <w:rPr>
@@ -29722,14 +35464,13 @@
         </w:rPr>
       </w:pPr>
       <w:r>
-        <w:lastRenderedPageBreak/>
-        <w:t xml:space="preserve">Lee, S., Park, G., Yoon, B., &amp; Park, J. (2010). Open innovation in SMEs—An intermediated network model. </w:t>
+        <w:t xml:space="preserve">Kim, G., Lee, J., Jang, D., &amp; Park, S. (2016). Technology clusters exploration for patent portfolio through patent abstract analysis. </w:t>
       </w:r>
       <w:r>
         <w:rPr>
           <w:i/>
         </w:rPr>
-        <w:t>Research policy</w:t>
+        <w:t>Sustainability</w:t>
       </w:r>
       <w:r>
         <w:t>,</w:t>
@@ -29738,10 +35479,10 @@
         <w:rPr>
           <w:i/>
         </w:rPr>
-        <w:t xml:space="preserve"> 39</w:t>
-      </w:r>
-      <w:r>
-        <w:t>(2), 290-300</w:t>
+        <w:t xml:space="preserve"> 8</w:t>
+      </w:r>
+      <w:r>
+        <w:t>(12), 1252</w:t>
       </w:r>
       <w:r>
         <w:rPr>
@@ -29760,13 +35501,25 @@
         </w:rPr>
       </w:pPr>
       <w:r>
-        <w:t xml:space="preserve">Mark A. Aiello, K. A. J., Zachary M. Ulewicz of Foley &amp; Lardner LLP. (2025). Successfully Navigating EV Product Roll-Outs: Manufacturers Balance Innovation and Legacy Needs. </w:t>
+        <w:t xml:space="preserve">Lee, S., Park, G., Yoon, B., &amp; Park, J. (2010). Open innovation in SMEs—An intermediated network model. </w:t>
       </w:r>
       <w:r>
         <w:rPr>
           <w:i/>
         </w:rPr>
-        <w:t>Information Processing &amp; Management</w:t>
+        <w:t>Research policy</w:t>
+      </w:r>
+      <w:r>
+        <w:t>,</w:t>
+      </w:r>
+      <w:r>
+        <w:rPr>
+          <w:i/>
+        </w:rPr>
+        <w:t xml:space="preserve"> 39</w:t>
+      </w:r>
+      <w:r>
+        <w:t>(2), 290-300</w:t>
       </w:r>
       <w:r>
         <w:rPr>
@@ -29785,6 +35538,77 @@
         </w:rPr>
       </w:pPr>
       <w:r>
+        <w:t>Leite, D. F., Padilha, M. A. S., &amp; Cecatti, J</w:t>
+      </w:r>
+      <w:r>
+        <w:rPr>
+          <w:rtl/>
+        </w:rPr>
+        <w:t xml:space="preserve">. </w:t>
+      </w:r>
+      <w:r>
+        <w:t xml:space="preserve">G. (2019). Approaching literature review for academic purposes: The Literature Review Checklist. </w:t>
+      </w:r>
+      <w:r>
+        <w:rPr>
+          <w:i/>
+        </w:rPr>
+        <w:t>Clinics</w:t>
+      </w:r>
+      <w:r>
+        <w:t>,</w:t>
+      </w:r>
+      <w:r>
+        <w:rPr>
+          <w:i/>
+        </w:rPr>
+        <w:t xml:space="preserve"> 74</w:t>
+      </w:r>
+      <w:r>
+        <w:t>, e1403</w:t>
+      </w:r>
+      <w:r>
+        <w:rPr>
+          <w:rtl/>
+        </w:rPr>
+        <w:t xml:space="preserve">. </w:t>
+      </w:r>
+    </w:p>
+    <w:p>
+      <w:pPr>
+        <w:pStyle w:val="EndNoteBibliography"/>
+        <w:spacing w:after="0"/>
+        <w:ind w:left="720" w:hanging="720"/>
+        <w:rPr>
+          <w:rtl/>
+        </w:rPr>
+      </w:pPr>
+      <w:r>
+        <w:t xml:space="preserve">Mark A. Aiello, K. A. J., Zachary M. Ulewicz of Foley &amp; Lardner LLP. (2025). Successfully Navigating EV Product Roll-Outs: Manufacturers Balance Innovation and Legacy Needs. </w:t>
+      </w:r>
+      <w:r>
+        <w:rPr>
+          <w:i/>
+        </w:rPr>
+        <w:t>Information Processing &amp; Management</w:t>
+      </w:r>
+      <w:r>
+        <w:rPr>
+          <w:rtl/>
+        </w:rPr>
+        <w:t xml:space="preserve">. </w:t>
+      </w:r>
+    </w:p>
+    <w:p>
+      <w:pPr>
+        <w:pStyle w:val="EndNoteBibliography"/>
+        <w:spacing w:after="0"/>
+        <w:ind w:left="720" w:hanging="720"/>
+        <w:rPr>
+          <w:rtl/>
+        </w:rPr>
+      </w:pPr>
+      <w:r>
         <w:t xml:space="preserve">Mohseni, S., Brent, A. C., Kelly, S., &amp; Browne, W. N. (2022). Demand response-integrated investment and operational planning of renewable and sustainable energy systems considering forecast uncertainties: A systematic review. </w:t>
       </w:r>
       <w:r>
@@ -29805,19 +35629,314 @@
       <w:r>
         <w:t xml:space="preserve">, 112095. </w:t>
       </w:r>
-      <w:hyperlink r:id="rId15" w:history="1">
+      <w:hyperlink r:id="rId16" w:history="1">
         <w:r>
           <w:rPr>
             <w:rStyle w:val="Hyperlink"/>
           </w:rPr>
-          <w:t>https://doi.org/https://doi.org/10.1016/j.rser.2022.112</w:t>
+          <w:t>https://doi.org/https://doi.org/10.1016/j.rser.2022.112095</w:t>
+        </w:r>
+      </w:hyperlink>
+      <w:r>
+        <w:rPr>
+          <w:rtl/>
+        </w:rPr>
+        <w:t xml:space="preserve"> </w:t>
+      </w:r>
+    </w:p>
+    <w:p>
+      <w:pPr>
+        <w:pStyle w:val="EndNoteBibliography"/>
+        <w:spacing w:after="0"/>
+        <w:ind w:left="720" w:hanging="720"/>
+        <w:rPr>
+          <w:rtl/>
+        </w:rPr>
+      </w:pPr>
+      <w:r>
+        <w:t xml:space="preserve">Onat, N. C., &amp; Kucukvar, M. (2022). A systematic review on sustainability assessment of electric vehicles: Knowledge gaps and future perspectives. </w:t>
+      </w:r>
+      <w:r>
+        <w:rPr>
+          <w:i/>
+        </w:rPr>
+        <w:t>Environmental Impact Assessment Review</w:t>
+      </w:r>
+      <w:r>
+        <w:t>,</w:t>
+      </w:r>
+      <w:r>
+        <w:rPr>
+          <w:i/>
+        </w:rPr>
+        <w:t xml:space="preserve"> 97</w:t>
+      </w:r>
+      <w:r>
+        <w:t>, 106867</w:t>
+      </w:r>
+      <w:r>
+        <w:rPr>
+          <w:rtl/>
+        </w:rPr>
+        <w:t xml:space="preserve">. </w:t>
+      </w:r>
+    </w:p>
+    <w:p>
+      <w:pPr>
+        <w:pStyle w:val="EndNoteBibliography"/>
+        <w:spacing w:after="0"/>
+        <w:ind w:left="720" w:hanging="720"/>
+        <w:rPr>
+          <w:rtl/>
+        </w:rPr>
+      </w:pPr>
+      <w:r>
+        <w:t xml:space="preserve">Phaal, R., Farrukh, C. J., &amp; Probert, D. R. (2004). Technology roadmapping—a planning framework for evolution and revolution. </w:t>
+      </w:r>
+      <w:r>
+        <w:rPr>
+          <w:i/>
+        </w:rPr>
+        <w:t>Technological Forecasting and Social Change</w:t>
+      </w:r>
+      <w:r>
+        <w:t>,</w:t>
+      </w:r>
+      <w:r>
+        <w:rPr>
+          <w:i/>
+        </w:rPr>
+        <w:t xml:space="preserve"> 71</w:t>
+      </w:r>
+      <w:r>
+        <w:t>(1-2), 5-26</w:t>
+      </w:r>
+      <w:r>
+        <w:rPr>
+          <w:rtl/>
+        </w:rPr>
+        <w:t xml:space="preserve">. </w:t>
+      </w:r>
+    </w:p>
+    <w:p>
+      <w:pPr>
+        <w:pStyle w:val="EndNoteBibliography"/>
+        <w:spacing w:after="0"/>
+        <w:ind w:left="720" w:hanging="720"/>
+        <w:rPr>
+          <w:rtl/>
+        </w:rPr>
+      </w:pPr>
+      <w:r>
+        <w:t xml:space="preserve">Porter, A. L., Zhang, Y., &amp; Newman, N. C. (2024). Tech mining: a revisit and navigation. </w:t>
+      </w:r>
+      <w:r>
+        <w:rPr>
+          <w:i/>
+        </w:rPr>
+        <w:t>Frontiers in Research Metrics and Analytics</w:t>
+      </w:r>
+      <w:r>
+        <w:t>,</w:t>
+      </w:r>
+      <w:r>
+        <w:rPr>
+          <w:i/>
+        </w:rPr>
+        <w:t xml:space="preserve"> 9</w:t>
+      </w:r>
+      <w:r>
+        <w:t>, 1364053</w:t>
+      </w:r>
+      <w:r>
+        <w:rPr>
+          <w:rtl/>
+        </w:rPr>
+        <w:t xml:space="preserve">. </w:t>
+      </w:r>
+    </w:p>
+    <w:p>
+      <w:pPr>
+        <w:pStyle w:val="EndNoteBibliography"/>
+        <w:spacing w:after="0"/>
+        <w:ind w:left="720" w:hanging="720"/>
+        <w:rPr>
+          <w:rtl/>
+        </w:rPr>
+      </w:pPr>
+      <w:r>
+        <w:t>Rahman, M. M., &amp; Thill, J.-C. (2024). A Comprehensive Survey of the</w:t>
+      </w:r>
+      <w:r>
+        <w:rPr>
+          <w:rtl/>
+        </w:rPr>
+        <w:t xml:space="preserve"> </w:t>
+      </w:r>
+      <w:r>
+        <w:t xml:space="preserve">Key Determinants of Electric Vehicle Adoption: Challenges and Opportunities in the Smart City Context. </w:t>
+      </w:r>
+      <w:r>
+        <w:rPr>
+          <w:i/>
+        </w:rPr>
+        <w:t>World Electric Vehicle Journal</w:t>
+      </w:r>
+      <w:r>
+        <w:t>,</w:t>
+      </w:r>
+      <w:r>
+        <w:rPr>
+          <w:i/>
+        </w:rPr>
+        <w:t xml:space="preserve"> 15</w:t>
+      </w:r>
+      <w:r>
+        <w:t>(12), 588</w:t>
+      </w:r>
+      <w:r>
+        <w:rPr>
+          <w:rtl/>
+        </w:rPr>
+        <w:t xml:space="preserve">. </w:t>
+      </w:r>
+    </w:p>
+    <w:p>
+      <w:pPr>
+        <w:pStyle w:val="EndNoteBibliography"/>
+        <w:spacing w:after="0"/>
+        <w:ind w:left="720" w:hanging="720"/>
+        <w:rPr>
+          <w:rtl/>
+        </w:rPr>
+      </w:pPr>
+      <w:r>
+        <w:t xml:space="preserve">Rajashekara, K. (2013). Present status and future trends in electric vehicle propulsion technologies. </w:t>
+      </w:r>
+      <w:r>
+        <w:rPr>
+          <w:i/>
+        </w:rPr>
+        <w:t>IEEE</w:t>
+      </w:r>
+      <w:r>
+        <w:rPr>
+          <w:i/>
+          <w:rtl/>
+        </w:rPr>
+        <w:t xml:space="preserve"> </w:t>
+      </w:r>
+      <w:r>
+        <w:rPr>
+          <w:i/>
+        </w:rPr>
+        <w:t>journal of emerging and selected topics in power electronics</w:t>
+      </w:r>
+      <w:r>
+        <w:t>,</w:t>
+      </w:r>
+      <w:r>
+        <w:rPr>
+          <w:i/>
+        </w:rPr>
+        <w:t xml:space="preserve"> 1</w:t>
+      </w:r>
+      <w:r>
+        <w:t>(1), 3-10</w:t>
+      </w:r>
+      <w:r>
+        <w:rPr>
+          <w:rtl/>
+        </w:rPr>
+        <w:t xml:space="preserve">. </w:t>
+      </w:r>
+    </w:p>
+    <w:p>
+      <w:pPr>
+        <w:pStyle w:val="EndNoteBibliography"/>
+        <w:spacing w:after="0"/>
+        <w:ind w:left="720" w:hanging="720"/>
+        <w:rPr>
+          <w:rtl/>
+        </w:rPr>
+      </w:pPr>
+      <w:r>
+        <w:t xml:space="preserve">Sanguesa, J. A., Torres-Sanz, V., Garrido, P., Martinez, F. J., &amp; Marquez-Barja, J. M. (2021). A review on electric vehicles: Technologies and challenges. </w:t>
+      </w:r>
+      <w:r>
+        <w:rPr>
+          <w:i/>
+        </w:rPr>
+        <w:t>Smart Cities</w:t>
+      </w:r>
+      <w:r>
+        <w:t>,</w:t>
+      </w:r>
+      <w:r>
+        <w:rPr>
+          <w:i/>
+        </w:rPr>
+        <w:t xml:space="preserve"> 4</w:t>
+      </w:r>
+      <w:r>
+        <w:t>(1), 372</w:t>
+      </w:r>
+      <w:r>
+        <w:rPr>
+          <w:rtl/>
+        </w:rPr>
+        <w:t xml:space="preserve">-404. </w:t>
+      </w:r>
+    </w:p>
+    <w:p>
+      <w:pPr>
+        <w:pStyle w:val="EndNoteBibliography"/>
+        <w:spacing w:after="0"/>
+        <w:ind w:left="720" w:hanging="720"/>
+        <w:rPr>
+          <w:rtl/>
+        </w:rPr>
+      </w:pPr>
+      <w:r>
+        <w:t xml:space="preserve">Siddika, A., Mamun, M. A. A., Alyousef, R., &amp; Amran, Y. H. M. (2019). Strengthening of reinforced concrete beams by using fiber-reinforced polymer composites: A review. </w:t>
+      </w:r>
+      <w:r>
+        <w:rPr>
+          <w:i/>
+        </w:rPr>
+        <w:t>Journal of Building Engineering</w:t>
+      </w:r>
+      <w:r>
+        <w:t>,</w:t>
+      </w:r>
+      <w:r>
+        <w:rPr>
+          <w:i/>
+        </w:rPr>
+        <w:t xml:space="preserve"> 25</w:t>
+      </w:r>
+      <w:r>
+        <w:t xml:space="preserve">, 100798. </w:t>
+      </w:r>
+      <w:hyperlink r:id="rId17" w:history="1">
+        <w:r>
+          <w:rPr>
+            <w:rStyle w:val="Hyperlink"/>
+          </w:rPr>
+          <w:t>https://doi.org/https://doi.org/10</w:t>
         </w:r>
         <w:r>
           <w:rPr>
             <w:rStyle w:val="Hyperlink"/>
             <w:rtl/>
           </w:rPr>
-          <w:t>095</w:t>
+          <w:t>.1016/</w:t>
+        </w:r>
+        <w:r>
+          <w:rPr>
+            <w:rStyle w:val="Hyperlink"/>
+          </w:rPr>
+          <w:t>j.jobe.2019.100798</w:t>
         </w:r>
       </w:hyperlink>
       <w:r>
@@ -29837,13 +35956,13 @@
         </w:rPr>
       </w:pPr>
       <w:r>
-        <w:t xml:space="preserve">Onat, N. C., &amp; Kucukvar, M. (2022). A systematic review on sustainability assessment of electric vehicles: Knowledge gaps and future perspectives. </w:t>
+        <w:t xml:space="preserve">Singh, A., Triulzi, G., &amp; Magee, C. L. (2021). Technological improvement rate predictions for all technologies: Use of patent data and an extended domain description. </w:t>
       </w:r>
       <w:r>
         <w:rPr>
           <w:i/>
         </w:rPr>
-        <w:t>Environmental Impact Assessment Review</w:t>
+        <w:t>Research policy</w:t>
       </w:r>
       <w:r>
         <w:t>,</w:t>
@@ -29852,10 +35971,10 @@
         <w:rPr>
           <w:i/>
         </w:rPr>
-        <w:t xml:space="preserve"> 97</w:t>
-      </w:r>
-      <w:r>
-        <w:t>, 106867</w:t>
+        <w:t xml:space="preserve"> 50</w:t>
+      </w:r>
+      <w:r>
+        <w:t>(9), 104294</w:t>
       </w:r>
       <w:r>
         <w:rPr>
@@ -29874,22 +35993,22 @@
         </w:rPr>
       </w:pPr>
       <w:r>
-        <w:t>Phaal, R., Farrukh, C. J., &amp; Probert, D. R</w:t>
-      </w:r>
-      <w:r>
-        <w:rPr>
-          <w:rtl/>
-        </w:rPr>
-        <w:t xml:space="preserve">. (2004). </w:t>
-      </w:r>
-      <w:r>
-        <w:t xml:space="preserve">Technology roadmapping—a planning framework for evolution and revolution. </w:t>
+        <w:t>Snyder, H. (2019). Literature</w:t>
+      </w:r>
+      <w:r>
+        <w:rPr>
+          <w:rtl/>
+        </w:rPr>
+        <w:t xml:space="preserve"> </w:t>
+      </w:r>
+      <w:r>
+        <w:t xml:space="preserve">review as a research methodology: An overview and guidelines. </w:t>
       </w:r>
       <w:r>
         <w:rPr>
           <w:i/>
         </w:rPr>
-        <w:t>Technological Forecasting and Social Change</w:t>
+        <w:t>Journal of Business Research</w:t>
       </w:r>
       <w:r>
         <w:t>,</w:t>
@@ -29898,16 +36017,24 @@
         <w:rPr>
           <w:i/>
         </w:rPr>
-        <w:t xml:space="preserve"> 71</w:t>
-      </w:r>
-      <w:r>
-        <w:t>(1-2), 5-26</w:t>
-      </w:r>
-      <w:r>
-        <w:rPr>
-          <w:rtl/>
-        </w:rPr>
-        <w:t xml:space="preserve">. </w:t>
+        <w:t xml:space="preserve"> 104</w:t>
+      </w:r>
+      <w:r>
+        <w:t xml:space="preserve">, 333-339. </w:t>
+      </w:r>
+      <w:hyperlink r:id="rId18" w:history="1">
+        <w:r>
+          <w:rPr>
+            <w:rStyle w:val="Hyperlink"/>
+          </w:rPr>
+          <w:t>https://doi.org/https://doi.org/10.1016/j.jbusres.2019.07.039</w:t>
+        </w:r>
+      </w:hyperlink>
+      <w:r>
+        <w:rPr>
+          <w:rtl/>
+        </w:rPr>
+        <w:t xml:space="preserve"> </w:t>
       </w:r>
     </w:p>
     <w:p>
@@ -29920,25 +36047,118 @@
         </w:rPr>
       </w:pPr>
       <w:r>
-        <w:t xml:space="preserve">Rahman, M. M., &amp; Thill, J.-C. (2024). A Comprehensive Survey of the Key Determinants of Electric Vehicle Adoption: Challenges and Opportunities in the Smart City Context. </w:t>
+        <w:t>tabnak</w:t>
+      </w:r>
+      <w:r>
+        <w:rPr>
+          <w:rtl/>
+        </w:rPr>
+        <w:t xml:space="preserve">. (1402). </w:t>
       </w:r>
       <w:r>
         <w:rPr>
           <w:i/>
-        </w:rPr>
-        <w:t>World Electric Vehicle Journal</w:t>
-      </w:r>
-      <w:r>
-        <w:t>,</w:t>
-      </w:r>
-      <w:r>
-        <w:rPr>
+          <w:rtl/>
+        </w:rPr>
+        <w:t>برنامه ها</w:t>
+      </w:r>
+      <w:r>
+        <w:rPr>
+          <w:rFonts w:hint="cs"/>
           <w:i/>
-        </w:rPr>
-        <w:t xml:space="preserve"> 15</w:t>
-      </w:r>
-      <w:r>
-        <w:t>(12), 588</w:t>
+          <w:rtl/>
+        </w:rPr>
+        <w:t>ی</w:t>
+      </w:r>
+      <w:r>
+        <w:rPr>
+          <w:i/>
+          <w:rtl/>
+        </w:rPr>
+        <w:t xml:space="preserve"> ا</w:t>
+      </w:r>
+      <w:r>
+        <w:rPr>
+          <w:rFonts w:hint="cs"/>
+          <w:i/>
+          <w:rtl/>
+        </w:rPr>
+        <w:t>یران</w:t>
+      </w:r>
+      <w:r>
+        <w:rPr>
+          <w:i/>
+          <w:rtl/>
+        </w:rPr>
+        <w:t xml:space="preserve"> خودرو برا</w:t>
+      </w:r>
+      <w:r>
+        <w:rPr>
+          <w:rFonts w:hint="cs"/>
+          <w:i/>
+          <w:rtl/>
+        </w:rPr>
+        <w:t>ی</w:t>
+      </w:r>
+      <w:r>
+        <w:rPr>
+          <w:i/>
+          <w:rtl/>
+        </w:rPr>
+        <w:t xml:space="preserve"> عرضه و تول</w:t>
+      </w:r>
+      <w:r>
+        <w:rPr>
+          <w:rFonts w:hint="cs"/>
+          <w:i/>
+          <w:rtl/>
+        </w:rPr>
+        <w:t>ید</w:t>
+      </w:r>
+      <w:r>
+        <w:rPr>
+          <w:i/>
+          <w:rtl/>
+        </w:rPr>
+        <w:t xml:space="preserve"> خودروها</w:t>
+      </w:r>
+      <w:r>
+        <w:rPr>
+          <w:rFonts w:hint="cs"/>
+          <w:i/>
+          <w:rtl/>
+        </w:rPr>
+        <w:t>ی</w:t>
+      </w:r>
+      <w:r>
+        <w:rPr>
+          <w:i/>
+          <w:rtl/>
+        </w:rPr>
+        <w:t xml:space="preserve"> برق</w:t>
+      </w:r>
+      <w:r>
+        <w:rPr>
+          <w:rFonts w:hint="cs"/>
+          <w:i/>
+          <w:rtl/>
+        </w:rPr>
+        <w:t>ی</w:t>
+      </w:r>
+      <w:r>
+        <w:rPr>
+          <w:i/>
+          <w:rtl/>
+        </w:rPr>
+        <w:t xml:space="preserve"> و ه</w:t>
+      </w:r>
+      <w:r>
+        <w:rPr>
+          <w:rFonts w:hint="cs"/>
+          <w:i/>
+          <w:rtl/>
+        </w:rPr>
+        <w:t>یبریدی</w:t>
       </w:r>
       <w:r>
         <w:rPr>
@@ -29946,388 +36166,12 @@
         </w:rPr>
         <w:t xml:space="preserve">. </w:t>
       </w:r>
-    </w:p>
-    <w:p>
-      <w:pPr>
-        <w:pStyle w:val="EndNoteBibliography"/>
-        <w:spacing w:after="0"/>
-        <w:ind w:left="720" w:hanging="720"/>
-        <w:rPr>
-          <w:rtl/>
-        </w:rPr>
-      </w:pPr>
-      <w:r>
-        <w:t xml:space="preserve">Rajashekara, K. (2013). Present status and future trends in electric vehicle propulsion technologies. </w:t>
-      </w:r>
-      <w:r>
-        <w:rPr>
-          <w:i/>
-        </w:rPr>
-        <w:t>IEEE journal of emerging and selected topics in power</w:t>
-      </w:r>
-      <w:r>
-        <w:rPr>
-          <w:i/>
-          <w:rtl/>
-        </w:rPr>
-        <w:t xml:space="preserve"> </w:t>
-      </w:r>
-      <w:r>
-        <w:rPr>
-          <w:i/>
-        </w:rPr>
-        <w:t>electronics</w:t>
-      </w:r>
-      <w:r>
-        <w:t>,</w:t>
-      </w:r>
-      <w:r>
-        <w:rPr>
-          <w:i/>
-        </w:rPr>
-        <w:t xml:space="preserve"> 1</w:t>
-      </w:r>
-      <w:r>
-        <w:t>(1), 3-10</w:t>
-      </w:r>
-      <w:r>
-        <w:rPr>
-          <w:rtl/>
-        </w:rPr>
-        <w:t xml:space="preserve">. </w:t>
-      </w:r>
-    </w:p>
-    <w:p>
-      <w:pPr>
-        <w:pStyle w:val="EndNoteBibliography"/>
-        <w:spacing w:after="0"/>
-        <w:ind w:left="720" w:hanging="720"/>
-        <w:rPr>
-          <w:rtl/>
-        </w:rPr>
-      </w:pPr>
-      <w:r>
-        <w:t xml:space="preserve">Sanguesa, J. A., Torres-Sanz, V., Garrido, P., Martinez, F. J., &amp; Marquez-Barja, J. M. (2021). A review on electric vehicles: Technologies and challenges. </w:t>
-      </w:r>
-      <w:r>
-        <w:rPr>
-          <w:i/>
-        </w:rPr>
-        <w:t>Smart Cities</w:t>
-      </w:r>
-      <w:r>
-        <w:t>,</w:t>
-      </w:r>
-      <w:r>
-        <w:rPr>
-          <w:i/>
-        </w:rPr>
-        <w:t xml:space="preserve"> 4</w:t>
-      </w:r>
-      <w:r>
-        <w:t>(1), 372-404</w:t>
-      </w:r>
-      <w:r>
-        <w:rPr>
-          <w:rtl/>
-        </w:rPr>
-        <w:t xml:space="preserve">. </w:t>
-      </w:r>
-    </w:p>
-    <w:p>
-      <w:pPr>
-        <w:pStyle w:val="EndNoteBibliography"/>
-        <w:spacing w:after="0"/>
-        <w:ind w:left="720" w:hanging="720"/>
-        <w:rPr>
-          <w:rtl/>
-        </w:rPr>
-      </w:pPr>
-      <w:r>
-        <w:t>Singh, A., Triulzi, G., &amp; Magee, C. L. (2021</w:t>
-      </w:r>
-      <w:r>
-        <w:rPr>
-          <w:rtl/>
-        </w:rPr>
-        <w:t xml:space="preserve">). </w:t>
-      </w:r>
-      <w:r>
-        <w:t xml:space="preserve">Technological improvement rate predictions for all technologies: Use of patent data and an extended domain description. </w:t>
-      </w:r>
-      <w:r>
-        <w:rPr>
-          <w:i/>
-        </w:rPr>
-        <w:t>Research policy</w:t>
-      </w:r>
-      <w:r>
-        <w:t>,</w:t>
-      </w:r>
-      <w:r>
-        <w:rPr>
-          <w:i/>
-        </w:rPr>
-        <w:t xml:space="preserve"> 50</w:t>
-      </w:r>
-      <w:r>
-        <w:t>(9), 104294</w:t>
-      </w:r>
-      <w:r>
-        <w:rPr>
-          <w:rtl/>
-        </w:rPr>
-        <w:t xml:space="preserve">. </w:t>
-      </w:r>
-    </w:p>
-    <w:p>
-      <w:pPr>
-        <w:pStyle w:val="EndNoteBibliography"/>
-        <w:spacing w:after="0"/>
-        <w:ind w:left="720" w:hanging="720"/>
-        <w:rPr>
-          <w:rtl/>
-        </w:rPr>
-      </w:pPr>
-      <w:r>
-        <w:t>tabnak</w:t>
-      </w:r>
-      <w:r>
-        <w:rPr>
-          <w:rtl/>
-        </w:rPr>
-        <w:t xml:space="preserve">. (1402). </w:t>
-      </w:r>
-      <w:r>
-        <w:rPr>
-          <w:i/>
-          <w:rtl/>
-        </w:rPr>
-        <w:t>برنامه ها</w:t>
-      </w:r>
-      <w:r>
-        <w:rPr>
-          <w:rFonts w:hint="cs"/>
-          <w:i/>
-          <w:rtl/>
-        </w:rPr>
-        <w:t>ی</w:t>
-      </w:r>
-      <w:r>
-        <w:rPr>
-          <w:i/>
-          <w:rtl/>
-        </w:rPr>
-        <w:t xml:space="preserve"> ا</w:t>
-      </w:r>
-      <w:r>
-        <w:rPr>
-          <w:rFonts w:hint="cs"/>
-          <w:i/>
-          <w:rtl/>
-        </w:rPr>
-        <w:t>یران</w:t>
-      </w:r>
-      <w:r>
-        <w:rPr>
-          <w:i/>
-          <w:rtl/>
-        </w:rPr>
-        <w:t xml:space="preserve"> خودرو برا</w:t>
-      </w:r>
-      <w:r>
-        <w:rPr>
-          <w:rFonts w:hint="cs"/>
-          <w:i/>
-          <w:rtl/>
-        </w:rPr>
-        <w:t>ی</w:t>
-      </w:r>
-      <w:r>
-        <w:rPr>
-          <w:i/>
-          <w:rtl/>
-        </w:rPr>
-        <w:t xml:space="preserve"> عرضه و تول</w:t>
-      </w:r>
-      <w:r>
-        <w:rPr>
-          <w:rFonts w:hint="cs"/>
-          <w:i/>
-          <w:rtl/>
-        </w:rPr>
-        <w:t>ید</w:t>
-      </w:r>
-      <w:r>
-        <w:rPr>
-          <w:i/>
-          <w:rtl/>
-        </w:rPr>
-        <w:t xml:space="preserve"> خودروها</w:t>
-      </w:r>
-      <w:r>
-        <w:rPr>
-          <w:rFonts w:hint="cs"/>
-          <w:i/>
-          <w:rtl/>
-        </w:rPr>
-        <w:t>ی</w:t>
-      </w:r>
-      <w:r>
-        <w:rPr>
-          <w:i/>
-          <w:rtl/>
-        </w:rPr>
-        <w:t xml:space="preserve"> برق</w:t>
-      </w:r>
-      <w:r>
-        <w:rPr>
-          <w:rFonts w:hint="cs"/>
-          <w:i/>
-          <w:rtl/>
-        </w:rPr>
-        <w:t>ی</w:t>
-      </w:r>
-      <w:r>
-        <w:rPr>
-          <w:i/>
-          <w:rtl/>
-        </w:rPr>
-        <w:t xml:space="preserve"> و ه</w:t>
-      </w:r>
-      <w:r>
-        <w:rPr>
-          <w:rFonts w:hint="cs"/>
-          <w:i/>
-          <w:rtl/>
-        </w:rPr>
-        <w:t>یبریدی</w:t>
-      </w:r>
-      <w:r>
-        <w:rPr>
-          <w:rtl/>
-        </w:rPr>
-        <w:t xml:space="preserve">. </w:t>
-      </w:r>
-      <w:hyperlink r:id="rId16" w:history="1">
+      <w:hyperlink r:id="rId19" w:history="1">
         <w:r>
           <w:rPr>
             <w:rStyle w:val="Hyperlink"/>
           </w:rPr>
-          <w:t>https://www.tabnak.ir/fa/news/1187968/%D8%A8%D8%B1%D9%86%D8%A7%D9%85%D9%87-%D9%87%D8%A7%DB%8C-%D8%A7%DB%8C%D8%B1%D8%A7%D9%86-%D8%AE%D9%88%D8%AF%D8%B1%D9%88-%D8%A8%D8%B1%D8%A7%DB%8C-%D8%B9%D8%B1%D8%B6%D9%87-%D9%88-%D8%AA%D9%88%D9%84%DB%8C%D8%AF-%D8%AE%D9%88%D8%AF%D8%B1%D9%</w:t>
-        </w:r>
-        <w:r>
-          <w:rPr>
-            <w:rStyle w:val="Hyperlink"/>
-            <w:rtl/>
-          </w:rPr>
-          <w:t>88%</w:t>
-        </w:r>
-        <w:r>
-          <w:rPr>
-            <w:rStyle w:val="Hyperlink"/>
-          </w:rPr>
-          <w:t>D9%87%D8%A7%DB%8C-%D8%A8%D8%B1%D9%82%DB%8C-%D9%88-%D9%87%DB%8C%D8%A8%D8%B1%DB%8C%D8%AF%DB%8C?utm_source=chatgpt.com</w:t>
-        </w:r>
-      </w:hyperlink>
-    </w:p>
-    <w:p>
-      <w:pPr>
-        <w:pStyle w:val="EndNoteBibliography"/>
-        <w:spacing w:after="0"/>
-        <w:ind w:left="720" w:hanging="720"/>
-        <w:rPr>
-          <w:rtl/>
-        </w:rPr>
-      </w:pPr>
-      <w:r>
-        <w:t>tahlilbazar</w:t>
-      </w:r>
-      <w:r>
-        <w:rPr>
-          <w:rtl/>
-        </w:rPr>
-        <w:t xml:space="preserve">. (1403). </w:t>
-      </w:r>
-      <w:r>
-        <w:rPr>
-          <w:i/>
-          <w:rtl/>
-        </w:rPr>
-        <w:t>تعرفه واردات خودروها</w:t>
-      </w:r>
-      <w:r>
-        <w:rPr>
-          <w:rFonts w:hint="cs"/>
-          <w:i/>
-          <w:rtl/>
-        </w:rPr>
-        <w:t>ی</w:t>
-      </w:r>
-      <w:r>
-        <w:rPr>
-          <w:i/>
-          <w:rtl/>
-        </w:rPr>
-        <w:t xml:space="preserve"> برق</w:t>
-      </w:r>
-      <w:r>
-        <w:rPr>
-          <w:rFonts w:hint="cs"/>
-          <w:i/>
-          <w:rtl/>
-        </w:rPr>
-        <w:t>ی</w:t>
-      </w:r>
-      <w:r>
-        <w:rPr>
-          <w:i/>
-          <w:rtl/>
-        </w:rPr>
-        <w:t xml:space="preserve"> و ه</w:t>
-      </w:r>
-      <w:r>
-        <w:rPr>
-          <w:rFonts w:hint="cs"/>
-          <w:i/>
-          <w:rtl/>
-        </w:rPr>
-        <w:t>یبریدی</w:t>
-      </w:r>
-      <w:r>
-        <w:rPr>
-          <w:i/>
-          <w:rtl/>
-        </w:rPr>
-        <w:t xml:space="preserve"> از ن</w:t>
-      </w:r>
-      <w:r>
-        <w:rPr>
-          <w:rFonts w:hint="cs"/>
-          <w:i/>
-          <w:rtl/>
-        </w:rPr>
-        <w:t>یم</w:t>
-      </w:r>
-      <w:r>
-        <w:rPr>
-          <w:i/>
-          <w:rtl/>
-        </w:rPr>
-        <w:t xml:space="preserve"> تا ۱۵ درصد</w:t>
-      </w:r>
-      <w:r>
-        <w:rPr>
-          <w:rtl/>
-        </w:rPr>
-        <w:t xml:space="preserve">. </w:t>
-      </w:r>
-      <w:hyperlink r:id="rId17" w:history="1">
-        <w:r>
-          <w:rPr>
-            <w:rStyle w:val="Hyperlink"/>
-          </w:rPr>
-          <w:t>https://www.tahlilbazaar.com/news/287889/%D8%AA%D8%B9%D8%B1</w:t>
+          <w:t>https://www.tabnak.ir/fa/news/1187968/%D8%A8%D8%B1%D9%86%D8%A7%D9%85%D9%87-%D9%87%D8%A7%DB%8C-%D8%A7%DB%8C%D8%B1%D8%A7%D9%86-%D8%AE%D9%88%D8%AF%D8%B1%D9%88-%D8%A8%D8%B1%D8%A7%DB%8C-%D8%B9%D8%B1%D8%B6%D9%87-%D9%88-%D8%AA%D9%88%D9%84%DB%8C%D8%AF-%D8%AE%D9%88%D8</w:t>
         </w:r>
         <w:r>
           <w:rPr>
@@ -30340,7 +36184,7 @@
           <w:rPr>
             <w:rStyle w:val="Hyperlink"/>
           </w:rPr>
-          <w:t>D9%81%D9%87-%D9%88%D8%A7%D8%B1%D8%AF%D8%A7%D8%AA-%D8%AE%D9%88%D8%AF%D8%B1%D9%88%D9%87%D8%A7%DB%8C-%D8%A8%D8%B1%D9%82%DB%8C-%D9%88-%D9%87%DB%8C%D8%A8%D8%B1%DB%8C%D8%AF%DB%8C-%D8%A7%D8%B9%D9%84%D8%A7%D9%85-%D8%B4%D8%AF-%D8%A7%D8%B2-%D9%86%DB%8C%D9%85-%D8%AA%D8%A7-%DB%B1%DB%B5-%D8%AF%D8%B1%D8%B5%D8%AF?utm_source=chatgpt.com</w:t>
+          <w:t>AF%D8%B1%D9%88%D9%87%D8%A7%DB%8C-%D8%A8%D8%B1%D9%82%DB%8C-%D9%88-%D9%87%DB%8C%D8%A8%D8%B1%DB%8C%D8%AF%DB%8C?utm_source=chatgpt.com</w:t>
         </w:r>
       </w:hyperlink>
     </w:p>
@@ -30354,25 +36198,80 @@
         </w:rPr>
       </w:pPr>
       <w:r>
-        <w:t xml:space="preserve">Teece, D. J. (2007). Explicating dynamic capabilities: the nature and microfoundations of (sustainable) enterprise performance. </w:t>
+        <w:t>tahlilbazar</w:t>
+      </w:r>
+      <w:r>
+        <w:rPr>
+          <w:rtl/>
+        </w:rPr>
+        <w:t xml:space="preserve">. (1403). </w:t>
       </w:r>
       <w:r>
         <w:rPr>
           <w:i/>
-        </w:rPr>
-        <w:t>Strategic management journal</w:t>
-      </w:r>
-      <w:r>
-        <w:t>,</w:t>
-      </w:r>
-      <w:r>
-        <w:rPr>
+          <w:rtl/>
+        </w:rPr>
+        <w:t>تعرفه واردات خودروها</w:t>
+      </w:r>
+      <w:r>
+        <w:rPr>
+          <w:rFonts w:hint="cs"/>
           <w:i/>
-        </w:rPr>
-        <w:t xml:space="preserve"> 28</w:t>
-      </w:r>
-      <w:r>
-        <w:t>(13), 1319-1350</w:t>
+          <w:rtl/>
+        </w:rPr>
+        <w:t>ی</w:t>
+      </w:r>
+      <w:r>
+        <w:rPr>
+          <w:i/>
+          <w:rtl/>
+        </w:rPr>
+        <w:t xml:space="preserve"> برق</w:t>
+      </w:r>
+      <w:r>
+        <w:rPr>
+          <w:rFonts w:hint="cs"/>
+          <w:i/>
+          <w:rtl/>
+        </w:rPr>
+        <w:t>ی</w:t>
+      </w:r>
+      <w:r>
+        <w:rPr>
+          <w:i/>
+          <w:rtl/>
+        </w:rPr>
+        <w:t xml:space="preserve"> و ه</w:t>
+      </w:r>
+      <w:r>
+        <w:rPr>
+          <w:rFonts w:hint="cs"/>
+          <w:i/>
+          <w:rtl/>
+        </w:rPr>
+        <w:t>یبریدی</w:t>
+      </w:r>
+      <w:r>
+        <w:rPr>
+          <w:i/>
+          <w:rtl/>
+        </w:rPr>
+        <w:t xml:space="preserve"> از ن</w:t>
+      </w:r>
+      <w:r>
+        <w:rPr>
+          <w:rFonts w:hint="cs"/>
+          <w:i/>
+          <w:rtl/>
+        </w:rPr>
+        <w:t>یم</w:t>
+      </w:r>
+      <w:r>
+        <w:rPr>
+          <w:i/>
+          <w:rtl/>
+        </w:rPr>
+        <w:t xml:space="preserve"> تا ۱۵ درصد</w:t>
       </w:r>
       <w:r>
         <w:rPr>
@@ -30380,6 +36279,14 @@
         </w:rPr>
         <w:t xml:space="preserve">. </w:t>
       </w:r>
+      <w:hyperlink r:id="rId20" w:history="1">
+        <w:r>
+          <w:rPr>
+            <w:rStyle w:val="Hyperlink"/>
+          </w:rPr>
+          <w:t>https://www.tahlilbazaar.com/news/287889/%D8%AA%D8%B9%D8%B1%D9%81%D9%87-%D9%88%D8%A7%D8%B1%D8%AF%D8%A7%D8%AA-%D8%AE%D9%88%D8%AF%D8%B1%D9%88%D9%87%D8%A7%DB%8C-%D8%A8%D8%B1%D9%82%DB%8C-%D9%88-%D9%87%DB%8C%D8%A8%D8%B1%DB%8C%D8%AF%DB%8C-%D8%A7%D8%B9%D9%84%D8%A7%D9%85-%D8%B4%D8%AF-%D8%A7%D8%B2-%D9%86%DB%8C%D9%85-%D8%AA%D8%A7-%DB%B1%DB%B5-%D8%AF%D8%B1%D8%B5%D8%AF?utm_source=chatgpt.com</w:t>
+        </w:r>
+      </w:hyperlink>
     </w:p>
     <w:p>
       <w:pPr>
@@ -30391,16 +36298,8 @@
         </w:rPr>
       </w:pPr>
       <w:r>
-        <w:t>Teece, D</w:t>
-      </w:r>
-      <w:r>
-        <w:rPr>
-          <w:rtl/>
-        </w:rPr>
-        <w:t xml:space="preserve">. </w:t>
-      </w:r>
-      <w:r>
-        <w:t xml:space="preserve">J., Pisano, G., &amp; Shuen, A. (1997). Dynamic capabilities and strategic management. </w:t>
+        <w:lastRenderedPageBreak/>
+        <w:t xml:space="preserve">Teece, D. J. (2007). Explicating dynamic capabilities: the nature and microfoundations of (sustainable) enterprise performance. </w:t>
       </w:r>
       <w:r>
         <w:rPr>
@@ -30415,16 +36314,16 @@
         <w:rPr>
           <w:i/>
         </w:rPr>
-        <w:t xml:space="preserve"> 18</w:t>
-      </w:r>
-      <w:r>
-        <w:t>(7), 509-533</w:t>
-      </w:r>
-      <w:r>
-        <w:rPr>
-          <w:rtl/>
-        </w:rPr>
-        <w:t xml:space="preserve">. </w:t>
+        <w:t xml:space="preserve"> 28</w:t>
+      </w:r>
+      <w:r>
+        <w:t>(13), 1319-13</w:t>
+      </w:r>
+      <w:r>
+        <w:rPr>
+          <w:rtl/>
+        </w:rPr>
+        <w:t xml:space="preserve">50. </w:t>
       </w:r>
     </w:p>
     <w:p>
@@ -30437,6 +36336,89 @@
         </w:rPr>
       </w:pPr>
       <w:r>
+        <w:t xml:space="preserve">Teece, D. J., Pisano, G., &amp; Shuen, A. (1997). Dynamic capabilities and strategic management. </w:t>
+      </w:r>
+      <w:r>
+        <w:rPr>
+          <w:i/>
+        </w:rPr>
+        <w:t>Strategic management journal</w:t>
+      </w:r>
+      <w:r>
+        <w:t>,</w:t>
+      </w:r>
+      <w:r>
+        <w:rPr>
+          <w:i/>
+        </w:rPr>
+        <w:t xml:space="preserve"> 18</w:t>
+      </w:r>
+      <w:r>
+        <w:t>(7), 509-533</w:t>
+      </w:r>
+      <w:r>
+        <w:rPr>
+          <w:rtl/>
+        </w:rPr>
+        <w:t xml:space="preserve">. </w:t>
+      </w:r>
+    </w:p>
+    <w:p>
+      <w:pPr>
+        <w:pStyle w:val="EndNoteBibliography"/>
+        <w:spacing w:after="0"/>
+        <w:ind w:left="720" w:hanging="720"/>
+        <w:rPr>
+          <w:rtl/>
+        </w:rPr>
+      </w:pPr>
+      <w:r>
+        <w:t>Tranfield, D., Denyer, D., &amp; Smart, P. (2003). Towards a methodology for developing evidence</w:t>
+      </w:r>
+      <w:r>
+        <w:rPr>
+          <w:rFonts w:ascii="Cambria Math" w:hAnsi="Cambria Math" w:cs="Cambria Math"/>
+        </w:rPr>
+        <w:t>‐</w:t>
+      </w:r>
+      <w:r>
+        <w:t xml:space="preserve">informed management knowledge by means of systematic review. </w:t>
+      </w:r>
+      <w:r>
+        <w:rPr>
+          <w:i/>
+        </w:rPr>
+        <w:t>British journal of management</w:t>
+      </w:r>
+      <w:r>
+        <w:t>,</w:t>
+      </w:r>
+      <w:r>
+        <w:rPr>
+          <w:i/>
+        </w:rPr>
+        <w:t xml:space="preserve"> 14</w:t>
+      </w:r>
+      <w:r>
+        <w:t>(3), 207-222</w:t>
+      </w:r>
+      <w:r>
+        <w:rPr>
+          <w:rtl/>
+        </w:rPr>
+        <w:t xml:space="preserve">. </w:t>
+      </w:r>
+    </w:p>
+    <w:p>
+      <w:pPr>
+        <w:pStyle w:val="EndNoteBibliography"/>
+        <w:spacing w:after="0"/>
+        <w:ind w:left="720" w:hanging="720"/>
+        <w:rPr>
+          <w:rtl/>
+        </w:rPr>
+      </w:pPr>
+      <w:r>
         <w:t xml:space="preserve">Wang, J., Cheng, L., Feng, L., Lin, K.-Y., Zhang, L., &amp; Zhao, W. (2023). Tracking and predicting technological knowledge interactions between artificial intelligence and wind power: Multimethod patent analysis. </w:t>
       </w:r>
       <w:r>
@@ -30457,7 +36439,7 @@
       <w:r>
         <w:t xml:space="preserve">, 102177. </w:t>
       </w:r>
-      <w:hyperlink r:id="rId18" w:history="1">
+      <w:hyperlink r:id="rId21" w:history="1">
         <w:r>
           <w:rPr>
             <w:rStyle w:val="Hyperlink"/>
@@ -30475,12 +36457,41 @@
     <w:p>
       <w:pPr>
         <w:pStyle w:val="EndNoteBibliography"/>
+        <w:spacing w:after="0"/>
         <w:ind w:left="720" w:hanging="720"/>
         <w:rPr>
           <w:rtl/>
         </w:rPr>
       </w:pPr>
       <w:r>
+        <w:t xml:space="preserve">Webster, J., &amp; Watson, R. T. (2002). Analyzing the past to prepare for the future: Writing a literature review. </w:t>
+      </w:r>
+      <w:r>
+        <w:rPr>
+          <w:i/>
+        </w:rPr>
+        <w:t>MIS quarterly</w:t>
+      </w:r>
+      <w:r>
+        <w:t>, xiii-xxiii</w:t>
+      </w:r>
+      <w:r>
+        <w:rPr>
+          <w:rtl/>
+        </w:rPr>
+        <w:t xml:space="preserve">. </w:t>
+      </w:r>
+    </w:p>
+    <w:p>
+      <w:pPr>
+        <w:pStyle w:val="EndNoteBibliography"/>
+        <w:spacing w:after="0"/>
+        <w:ind w:left="720" w:hanging="720"/>
+        <w:rPr>
+          <w:rtl/>
+        </w:rPr>
+      </w:pPr>
+      <w:r>
         <w:t xml:space="preserve">Yong, J. Y., Ramachandaramurthy, V. K., Tan, K. M., &amp; Mithulananthan, N. (2015). A review on the state-of-the-art technologies of electric vehicle, its impacts and prospects. </w:t>
       </w:r>
       <w:r>
@@ -30490,18 +36501,25 @@
         <w:t>Renewable and Sustainable Energy Reviews</w:t>
       </w:r>
       <w:r>
+        <w:rPr>
+          <w:rtl/>
+        </w:rPr>
         <w:t>,</w:t>
       </w:r>
       <w:r>
         <w:rPr>
           <w:i/>
+          <w:rtl/>
         </w:rPr>
         <w:t xml:space="preserve"> 49</w:t>
       </w:r>
       <w:r>
+        <w:rPr>
+          <w:rtl/>
+        </w:rPr>
         <w:t xml:space="preserve">, 365-385. </w:t>
       </w:r>
-      <w:hyperlink r:id="rId19" w:history="1">
+      <w:hyperlink r:id="rId22" w:history="1">
         <w:r>
           <w:rPr>
             <w:rStyle w:val="Hyperlink"/>
@@ -30514,6 +36532,42 @@
           <w:rtl/>
         </w:rPr>
         <w:t xml:space="preserve"> </w:t>
+      </w:r>
+    </w:p>
+    <w:p>
+      <w:pPr>
+        <w:pStyle w:val="EndNoteBibliography"/>
+        <w:ind w:left="720" w:hanging="720"/>
+        <w:rPr>
+          <w:rtl/>
+        </w:rPr>
+      </w:pPr>
+      <w:r>
+        <w:t xml:space="preserve">Zhu, Y., Wu, J., &amp; Gaidai, O. (2024). The technology innovation of hybrid electric vehicles: A patent-based study. </w:t>
+      </w:r>
+      <w:r>
+        <w:rPr>
+          <w:i/>
+        </w:rPr>
+        <w:t>World Electric Vehicle Journal</w:t>
+      </w:r>
+      <w:r>
+        <w:t>,</w:t>
+      </w:r>
+      <w:r>
+        <w:rPr>
+          <w:i/>
+        </w:rPr>
+        <w:t xml:space="preserve"> 15</w:t>
+      </w:r>
+      <w:r>
+        <w:t>(8), 329</w:t>
+      </w:r>
+      <w:r>
+        <w:rPr>
+          <w:rtl/>
+        </w:rPr>
+        <w:t xml:space="preserve">. </w:t>
       </w:r>
     </w:p>
     <w:p>
@@ -30572,6 +36626,62 @@
 </w:endnotes>
 </file>
 
+<file path=word/footer1.xml><?xml version="1.0" encoding="utf-8"?>
+<w:ftr xmlns:wpc="http://schemas.microsoft.com/office/word/2010/wordprocessingCanvas" xmlns:cx="http://schemas.microsoft.com/office/drawing/2014/chartex" xmlns:cx1="http://schemas.microsoft.com/office/drawing/2015/9/8/chartex" xmlns:cx2="http://schemas.microsoft.com/office/drawing/2015/10/21/chartex" xmlns:cx3="http://schemas.microsoft.com/office/drawing/2016/5/9/chartex" xmlns:cx4="http://schemas.microsoft.com/office/drawing/2016/5/10/chartex" xmlns:cx5="http://schemas.microsoft.com/office/drawing/2016/5/11/chartex" xmlns:cx6="http://schemas.microsoft.com/office/drawing/2016/5/12/chartex" xmlns:cx7="http://schemas.microsoft.com/office/drawing/2016/5/13/chartex" xmlns:cx8="http://schemas.microsoft.com/office/drawing/2016/5/14/chartex" xmlns:mc="http://schemas.openxmlformats.org/markup-compatibility/2006" xmlns:aink="http://schemas.microsoft.com/office/drawing/2016/ink" xmlns:am3d="http://schemas.microsoft.com/office/drawing/2017/model3d" xmlns:o="urn:schemas-microsoft-com:office:office" xmlns:oel="http://schemas.microsoft.com/office/2019/extlst" xmlns:r="http://schemas.openxmlformats.org/officeDocument/2006/relationships" xmlns:m="http://schemas.openxmlformats.org/officeDocument/2006/math" xmlns:v="urn:schemas-microsoft-com:vml" xmlns:wp14="http://schemas.microsoft.com/office/word/2010/wordprocessingDrawing" xmlns:wp="http://schemas.openxmlformats.org/drawingml/2006/wordprocessingDrawing" xmlns:w10="urn:schemas-microsoft-com:office:word" xmlns:w="http://schemas.openxmlformats.org/wordprocessingml/2006/main" xmlns:w14="http://schemas.microsoft.com/office/word/2010/wordml" xmlns:w15="http://schemas.microsoft.com/office/word/2012/wordml" xmlns:w16cex="http://schemas.microsoft.com/office/word/2018/wordml/cex" xmlns:w16cid="http://schemas.microsoft.com/office/word/2016/wordml/cid" xmlns:w16="http://schemas.microsoft.com/office/word/2018/wordml" xmlns:w16sdtdh="http://schemas.microsoft.com/office/word/2020/wordml/sdtdatahash" xmlns:w16se="http://schemas.microsoft.com/office/word/2015/wordml/symex" xmlns:wpg="http://schemas.microsoft.com/office/word/2010/wordprocessingGroup" xmlns:wpi="http://schemas.microsoft.com/office/word/2010/wordprocessingInk" xmlns:wne="http://schemas.microsoft.com/office/word/2006/wordml" xmlns:wps="http://schemas.microsoft.com/office/word/2010/wordprocessingShape" mc:Ignorable="w14 w15 w16se w16cid w16 w16cex w16sdtdh wp14">
+  <w:sdt>
+    <w:sdtPr>
+      <w:rPr>
+        <w:rtl/>
+      </w:rPr>
+      <w:id w:val="-1731149706"/>
+      <w:docPartObj>
+        <w:docPartGallery w:val="Page Numbers (Bottom of Page)"/>
+        <w:docPartUnique/>
+      </w:docPartObj>
+    </w:sdtPr>
+    <w:sdtEndPr>
+      <w:rPr>
+        <w:noProof/>
+      </w:rPr>
+    </w:sdtEndPr>
+    <w:sdtContent>
+      <w:p>
+        <w:pPr>
+          <w:pStyle w:val="Footer"/>
+          <w:jc w:val="center"/>
+        </w:pPr>
+        <w:r>
+          <w:fldChar w:fldCharType="begin"/>
+        </w:r>
+        <w:r>
+          <w:instrText xml:space="preserve"> PAGE   \* MERGEFORMAT </w:instrText>
+        </w:r>
+        <w:r>
+          <w:fldChar w:fldCharType="separate"/>
+        </w:r>
+        <w:r>
+          <w:rPr>
+            <w:noProof/>
+          </w:rPr>
+          <w:t>2</w:t>
+        </w:r>
+        <w:r>
+          <w:rPr>
+            <w:noProof/>
+          </w:rPr>
+          <w:fldChar w:fldCharType="end"/>
+        </w:r>
+      </w:p>
+    </w:sdtContent>
+  </w:sdt>
+  <w:p>
+    <w:pPr>
+      <w:pStyle w:val="Footer"/>
+    </w:pPr>
+  </w:p>
+</w:ftr>
+</file>
+
 <file path=word/footnotes.xml><?xml version="1.0" encoding="utf-8"?>
 <w:footnotes xmlns:wpc="http://schemas.microsoft.com/office/word/2010/wordprocessingCanvas" xmlns:cx="http://schemas.microsoft.com/office/drawing/2014/chartex" xmlns:cx1="http://schemas.microsoft.com/office/drawing/2015/9/8/chartex" xmlns:cx2="http://schemas.microsoft.com/office/drawing/2015/10/21/chartex" xmlns:cx3="http://schemas.microsoft.com/office/drawing/2016/5/9/chartex" xmlns:cx4="http://schemas.microsoft.com/office/drawing/2016/5/10/chartex" xmlns:cx5="http://schemas.microsoft.com/office/drawing/2016/5/11/chartex" xmlns:cx6="http://schemas.microsoft.com/office/drawing/2016/5/12/chartex" xmlns:cx7="http://schemas.microsoft.com/office/drawing/2016/5/13/chartex" xmlns:cx8="http://schemas.microsoft.com/office/drawing/2016/5/14/chartex" xmlns:mc="http://schemas.openxmlformats.org/markup-compatibility/2006" xmlns:aink="http://schemas.microsoft.com/office/drawing/2016/ink" xmlns:am3d="http://schemas.microsoft.com/office/drawing/2017/model3d" xmlns:o="urn:schemas-microsoft-com:office:office" xmlns:oel="http://schemas.microsoft.com/office/2019/extlst" xmlns:r="http://schemas.openxmlformats.org/officeDocument/2006/relationships" xmlns:m="http://schemas.openxmlformats.org/officeDocument/2006/math" xmlns:v="urn:schemas-microsoft-com:vml" xmlns:wp14="http://schemas.microsoft.com/office/word/2010/wordprocessingDrawing" xmlns:wp="http://schemas.openxmlformats.org/drawingml/2006/wordprocessingDrawing" xmlns:w10="urn:schemas-microsoft-com:office:word" xmlns:w="http://schemas.openxmlformats.org/wordprocessingml/2006/main" xmlns:w14="http://schemas.microsoft.com/office/word/2010/wordml" xmlns:w15="http://schemas.microsoft.com/office/word/2012/wordml" xmlns:w16cex="http://schemas.microsoft.com/office/word/2018/wordml/cex" xmlns:w16cid="http://schemas.microsoft.com/office/word/2016/wordml/cid" xmlns:w16="http://schemas.microsoft.com/office/word/2018/wordml" xmlns:w16sdtdh="http://schemas.microsoft.com/office/word/2020/wordml/sdtdatahash" xmlns:w16se="http://schemas.microsoft.com/office/word/2015/wordml/symex" xmlns:wpg="http://schemas.microsoft.com/office/word/2010/wordprocessingGroup" xmlns:wpi="http://schemas.microsoft.com/office/word/2010/wordprocessingInk" xmlns:wne="http://schemas.microsoft.com/office/word/2006/wordml" xmlns:wps="http://schemas.microsoft.com/office/word/2010/wordprocessingShape" mc:Ignorable="w14 w15 w16se w16cid w16 w16cex w16sdtdh wp14">
   <w:footnote w:type="separator" w:id="-1">
@@ -30627,7 +36737,6 @@
       <w:pPr>
         <w:pStyle w:val="FootnoteText"/>
         <w:rPr>
-          <w:rFonts w:hint="cs"/>
           <w:rtl/>
           <w:lang w:bidi="fa-IR"/>
         </w:rPr>
@@ -30687,7 +36796,6 @@
       <w:pPr>
         <w:pStyle w:val="FootnoteText"/>
         <w:rPr>
-          <w:rFonts w:hint="cs"/>
           <w:lang w:bidi="fa-IR"/>
         </w:rPr>
       </w:pPr>
@@ -30815,7 +36923,6 @@
       <w:pPr>
         <w:pStyle w:val="FootnoteText"/>
         <w:rPr>
-          <w:rFonts w:hint="cs"/>
           <w:lang w:bidi="fa-IR"/>
         </w:rPr>
       </w:pPr>
@@ -30841,7 +36948,6 @@
       <w:pPr>
         <w:pStyle w:val="FootnoteText"/>
         <w:rPr>
-          <w:rFonts w:hint="cs"/>
           <w:lang w:bidi="fa-IR"/>
         </w:rPr>
       </w:pPr>
@@ -30867,7 +36973,6 @@
       <w:pPr>
         <w:pStyle w:val="FootnoteText"/>
         <w:rPr>
-          <w:rFonts w:hint="cs"/>
           <w:lang w:bidi="fa-IR"/>
         </w:rPr>
       </w:pPr>
@@ -30959,7 +37064,6 @@
       <w:pPr>
         <w:pStyle w:val="FootnoteText"/>
         <w:rPr>
-          <w:rFonts w:hint="cs"/>
           <w:lang w:bidi="fa-IR"/>
         </w:rPr>
       </w:pPr>
@@ -30985,7 +37089,6 @@
       <w:pPr>
         <w:pStyle w:val="FootnoteText"/>
         <w:rPr>
-          <w:rFonts w:hint="cs"/>
           <w:lang w:bidi="fa-IR"/>
         </w:rPr>
       </w:pPr>
@@ -31011,7 +37114,6 @@
       <w:pPr>
         <w:pStyle w:val="FootnoteText"/>
         <w:rPr>
-          <w:rFonts w:hint="cs"/>
           <w:lang w:bidi="fa-IR"/>
         </w:rPr>
       </w:pPr>
@@ -31037,7 +37139,6 @@
       <w:pPr>
         <w:pStyle w:val="FootnoteText"/>
         <w:rPr>
-          <w:rFonts w:hint="cs"/>
           <w:lang w:bidi="fa-IR"/>
         </w:rPr>
       </w:pPr>
@@ -31063,7 +37164,6 @@
       <w:pPr>
         <w:pStyle w:val="FootnoteText"/>
         <w:rPr>
-          <w:rFonts w:hint="cs"/>
           <w:lang w:bidi="fa-IR"/>
         </w:rPr>
       </w:pPr>
@@ -31089,7 +37189,6 @@
       <w:pPr>
         <w:pStyle w:val="FootnoteText"/>
         <w:rPr>
-          <w:rFonts w:hint="cs"/>
           <w:lang w:bidi="fa-IR"/>
         </w:rPr>
       </w:pPr>
@@ -31115,7 +37214,6 @@
       <w:pPr>
         <w:pStyle w:val="FootnoteText"/>
         <w:rPr>
-          <w:rFonts w:hint="cs"/>
           <w:lang w:bidi="fa-IR"/>
         </w:rPr>
       </w:pPr>
@@ -31141,7 +37239,6 @@
       <w:pPr>
         <w:pStyle w:val="FootnoteText"/>
         <w:rPr>
-          <w:rFonts w:hint="cs"/>
           <w:lang w:bidi="fa-IR"/>
         </w:rPr>
       </w:pPr>
@@ -31159,6 +37256,32 @@
       </w:r>
       <w:r>
         <w:t>Lens.org</w:t>
+      </w:r>
+    </w:p>
+  </w:footnote>
+  <w:footnote w:id="23">
+    <w:p>
+      <w:pPr>
+        <w:pStyle w:val="FootnoteText"/>
+        <w:rPr>
+          <w:rFonts w:hint="cs"/>
+          <w:lang w:bidi="fa-IR"/>
+        </w:rPr>
+      </w:pPr>
+      <w:r>
+        <w:rPr>
+          <w:rStyle w:val="FootnoteReference"/>
+        </w:rPr>
+        <w:footnoteRef/>
+      </w:r>
+      <w:r>
+        <w:rPr>
+          <w:rtl/>
+        </w:rPr>
+        <w:t xml:space="preserve"> </w:t>
+      </w:r>
+      <w:r>
+        <w:t>Logistic Curve Fitting</w:t>
       </w:r>
     </w:p>
   </w:footnote>
@@ -31259,7 +37382,7 @@
         <w:rtl/>
         <w:lang w:bidi="fa-IR"/>
       </w:rPr>
-      <w:t>فصل اول: کل</w:t>
+      <w:t>فصل دوم : مبان</w:t>
     </w:r>
     <w:r>
       <w:rPr>
@@ -31268,7 +37391,7 @@
         <w:rtl/>
         <w:lang w:bidi="fa-IR"/>
       </w:rPr>
-      <w:t>یات</w:t>
+      <w:t>ی</w:t>
     </w:r>
     <w:r>
       <w:rPr>
@@ -31276,7 +37399,7 @@
         <w:rtl/>
         <w:lang w:bidi="fa-IR"/>
       </w:rPr>
-      <w:t xml:space="preserve"> تحق</w:t>
+      <w:t xml:space="preserve"> نظر</w:t>
     </w:r>
     <w:r>
       <w:rPr>
@@ -31285,7 +37408,32 @@
         <w:rtl/>
         <w:lang w:bidi="fa-IR"/>
       </w:rPr>
-      <w:t>یق</w:t>
+      <w:t>ی</w:t>
+    </w:r>
+    <w:r>
+      <w:rPr>
+        <w:noProof/>
+        <w:rtl/>
+        <w:lang w:bidi="fa-IR"/>
+      </w:rPr>
+      <w:t xml:space="preserve"> و پ</w:t>
+    </w:r>
+    <w:r>
+      <w:rPr>
+        <w:rFonts w:hint="cs"/>
+        <w:noProof/>
+        <w:rtl/>
+        <w:lang w:bidi="fa-IR"/>
+      </w:rPr>
+      <w:t>یشینه</w:t>
+    </w:r>
+    <w:r>
+      <w:rPr>
+        <w:noProof/>
+        <w:rtl/>
+        <w:lang w:bidi="fa-IR"/>
+      </w:rPr>
+      <w:t xml:space="preserve"> پژوهش</w:t>
     </w:r>
     <w:r>
       <w:rPr>

--- a/final word file/karimi-ownmade-file.docx
+++ b/final word file/karimi-ownmade-file.docx
@@ -1976,6 +1976,7 @@
             <w:tabs>
               <w:tab w:val="left" w:pos="2718"/>
             </w:tabs>
+            <w:bidi w:val="0"/>
             <w:rPr>
               <w:rFonts w:asciiTheme="minorHAnsi" w:hAnsiTheme="minorHAnsi" w:cstheme="minorBidi"/>
               <w:bCs w:val="0"/>
@@ -2016,7 +2017,7 @@
             </w:rPr>
             <w:fldChar w:fldCharType="separate"/>
           </w:r>
-          <w:hyperlink w:anchor="_Toc206685609" w:history="1">
+          <w:hyperlink w:anchor="_Toc207292857" w:history="1">
             <w:r>
               <w:rPr>
                 <w:rStyle w:val="Hyperlink"/>
@@ -2152,7 +2153,7 @@
                 <w:noProof/>
                 <w:webHidden/>
               </w:rPr>
-              <w:instrText xml:space="preserve"> PAGEREF _Toc206685609 \h </w:instrText>
+              <w:instrText xml:space="preserve"> PAGEREF _Toc207292857 \h </w:instrText>
             </w:r>
             <w:r>
               <w:rPr>
@@ -2172,7 +2173,7 @@
                 <w:noProof/>
                 <w:webHidden/>
               </w:rPr>
-              <w:t>11</w:t>
+              <w:t>12</w:t>
             </w:r>
             <w:r>
               <w:rPr>
@@ -2186,6 +2187,7 @@
         <w:p>
           <w:pPr>
             <w:pStyle w:val="TOC2"/>
+            <w:bidi w:val="0"/>
             <w:rPr>
               <w:rFonts w:cstheme="minorBidi"/>
               <w:bCs w:val="0"/>
@@ -2195,7 +2197,7 @@
               <w14:ligatures w14:val="standardContextual"/>
             </w:rPr>
           </w:pPr>
-          <w:hyperlink w:anchor="_Toc206685610" w:history="1">
+          <w:hyperlink w:anchor="_Toc207292858" w:history="1">
             <w:r>
               <w:rPr>
                 <w:rStyle w:val="Hyperlink"/>
@@ -2243,7 +2245,7 @@
                 <w:noProof/>
                 <w:webHidden/>
               </w:rPr>
-              <w:instrText xml:space="preserve"> PAGEREF _Toc206685610 \h </w:instrText>
+              <w:instrText xml:space="preserve"> PAGEREF _Toc207292858 \h </w:instrText>
             </w:r>
             <w:r>
               <w:rPr>
@@ -2263,7 +2265,7 @@
                 <w:noProof/>
                 <w:webHidden/>
               </w:rPr>
-              <w:t>11</w:t>
+              <w:t>12</w:t>
             </w:r>
             <w:r>
               <w:rPr>
@@ -2278,8 +2280,9 @@
           <w:pPr>
             <w:pStyle w:val="TOC2"/>
             <w:tabs>
-              <w:tab w:val="left" w:pos="1440"/>
+              <w:tab w:val="left" w:pos="1680"/>
             </w:tabs>
+            <w:bidi w:val="0"/>
             <w:rPr>
               <w:rFonts w:cstheme="minorBidi"/>
               <w:bCs w:val="0"/>
@@ -2289,7 +2292,7 @@
               <w14:ligatures w14:val="standardContextual"/>
             </w:rPr>
           </w:pPr>
-          <w:hyperlink w:anchor="_Toc206685611" w:history="1">
+          <w:hyperlink w:anchor="_Toc207292859" w:history="1">
             <w:r>
               <w:rPr>
                 <w:rStyle w:val="Hyperlink"/>
@@ -2372,7 +2375,7 @@
                 <w:noProof/>
                 <w:webHidden/>
               </w:rPr>
-              <w:instrText xml:space="preserve"> PAGEREF _Toc206685611 \h </w:instrText>
+              <w:instrText xml:space="preserve"> PAGEREF _Toc207292859 \h </w:instrText>
             </w:r>
             <w:r>
               <w:rPr>
@@ -2392,7 +2395,7 @@
                 <w:noProof/>
                 <w:webHidden/>
               </w:rPr>
-              <w:t>11</w:t>
+              <w:t>12</w:t>
             </w:r>
             <w:r>
               <w:rPr>
@@ -2407,8 +2410,9 @@
           <w:pPr>
             <w:pStyle w:val="TOC2"/>
             <w:tabs>
-              <w:tab w:val="left" w:pos="2404"/>
+              <w:tab w:val="left" w:pos="2532"/>
             </w:tabs>
+            <w:bidi w:val="0"/>
             <w:rPr>
               <w:rFonts w:cstheme="minorBidi"/>
               <w:bCs w:val="0"/>
@@ -2418,7 +2422,7 @@
               <w14:ligatures w14:val="standardContextual"/>
             </w:rPr>
           </w:pPr>
-          <w:hyperlink w:anchor="_Toc206685612" w:history="1">
+          <w:hyperlink w:anchor="_Toc207292860" w:history="1">
             <w:r>
               <w:rPr>
                 <w:rStyle w:val="Hyperlink"/>
@@ -2553,7 +2557,7 @@
                 <w:noProof/>
                 <w:webHidden/>
               </w:rPr>
-              <w:instrText xml:space="preserve"> PAGEREF _Toc206685612 \h </w:instrText>
+              <w:instrText xml:space="preserve"> PAGEREF _Toc207292860 \h </w:instrText>
             </w:r>
             <w:r>
               <w:rPr>
@@ -2573,7 +2577,7 @@
                 <w:noProof/>
                 <w:webHidden/>
               </w:rPr>
-              <w:t>11</w:t>
+              <w:t>14</w:t>
             </w:r>
             <w:r>
               <w:rPr>
@@ -2588,9 +2592,8 @@
           <w:pPr>
             <w:pStyle w:val="TOC3"/>
             <w:tabs>
-              <w:tab w:val="left" w:pos="2721"/>
+              <w:tab w:val="left" w:pos="2817"/>
             </w:tabs>
-            <w:bidi/>
             <w:rPr>
               <w:rFonts w:cstheme="minorBidi"/>
               <w:noProof/>
@@ -2599,7 +2602,7 @@
               <w14:ligatures w14:val="standardContextual"/>
             </w:rPr>
           </w:pPr>
-          <w:hyperlink w:anchor="_Toc206685613" w:history="1">
+          <w:hyperlink w:anchor="_Toc207292861" w:history="1">
             <w:r>
               <w:rPr>
                 <w:rStyle w:val="Hyperlink"/>
@@ -2793,7 +2796,7 @@
                 <w:noProof/>
                 <w:webHidden/>
               </w:rPr>
-              <w:instrText xml:space="preserve"> PAGEREF _Toc206685613 \h </w:instrText>
+              <w:instrText xml:space="preserve"> PAGEREF _Toc207292861 \h </w:instrText>
             </w:r>
             <w:r>
               <w:rPr>
@@ -2813,7 +2816,7 @@
                 <w:noProof/>
                 <w:webHidden/>
               </w:rPr>
-              <w:t>11</w:t>
+              <w:t>14</w:t>
             </w:r>
             <w:r>
               <w:rPr>
@@ -2828,9 +2831,8 @@
           <w:pPr>
             <w:pStyle w:val="TOC3"/>
             <w:tabs>
-              <w:tab w:val="left" w:pos="3008"/>
+              <w:tab w:val="left" w:pos="3104"/>
             </w:tabs>
-            <w:bidi/>
             <w:rPr>
               <w:rFonts w:cstheme="minorBidi"/>
               <w:noProof/>
@@ -2839,7 +2841,7 @@
               <w14:ligatures w14:val="standardContextual"/>
             </w:rPr>
           </w:pPr>
-          <w:hyperlink w:anchor="_Toc206685614" w:history="1">
+          <w:hyperlink w:anchor="_Toc207292862" w:history="1">
             <w:r>
               <w:rPr>
                 <w:rStyle w:val="Hyperlink"/>
@@ -3033,7 +3035,7 @@
                 <w:noProof/>
                 <w:webHidden/>
               </w:rPr>
-              <w:instrText xml:space="preserve"> PAGEREF _Toc206685614 \h </w:instrText>
+              <w:instrText xml:space="preserve"> PAGEREF _Toc207292862 \h </w:instrText>
             </w:r>
             <w:r>
               <w:rPr>
@@ -3053,7 +3055,7 @@
                 <w:noProof/>
                 <w:webHidden/>
               </w:rPr>
-              <w:t>11</w:t>
+              <w:t>15</w:t>
             </w:r>
             <w:r>
               <w:rPr>
@@ -3068,9 +3070,8 @@
           <w:pPr>
             <w:pStyle w:val="TOC3"/>
             <w:tabs>
-              <w:tab w:val="left" w:pos="3581"/>
+              <w:tab w:val="left" w:pos="3677"/>
             </w:tabs>
-            <w:bidi/>
             <w:rPr>
               <w:rFonts w:cstheme="minorBidi"/>
               <w:noProof/>
@@ -3079,7 +3080,7 @@
               <w14:ligatures w14:val="standardContextual"/>
             </w:rPr>
           </w:pPr>
-          <w:hyperlink w:anchor="_Toc206685615" w:history="1">
+          <w:hyperlink w:anchor="_Toc207292863" w:history="1">
             <w:r>
               <w:rPr>
                 <w:rStyle w:val="Hyperlink"/>
@@ -3316,7 +3317,7 @@
                 <w:noProof/>
                 <w:webHidden/>
               </w:rPr>
-              <w:instrText xml:space="preserve"> PAGEREF _Toc206685615 \h </w:instrText>
+              <w:instrText xml:space="preserve"> PAGEREF _Toc207292863 \h </w:instrText>
             </w:r>
             <w:r>
               <w:rPr>
@@ -3336,7 +3337,7 @@
                 <w:noProof/>
                 <w:webHidden/>
               </w:rPr>
-              <w:t>11</w:t>
+              <w:t>15</w:t>
             </w:r>
             <w:r>
               <w:rPr>
@@ -3351,8 +3352,9 @@
           <w:pPr>
             <w:pStyle w:val="TOC2"/>
             <w:tabs>
-              <w:tab w:val="left" w:pos="3293"/>
+              <w:tab w:val="left" w:pos="3669"/>
             </w:tabs>
+            <w:bidi w:val="0"/>
             <w:rPr>
               <w:rFonts w:cstheme="minorBidi"/>
               <w:bCs w:val="0"/>
@@ -3362,12 +3364,13 @@
               <w14:ligatures w14:val="standardContextual"/>
             </w:rPr>
           </w:pPr>
-          <w:hyperlink w:anchor="_Toc206685616" w:history="1">
+          <w:hyperlink w:anchor="_Toc207292864" w:history="1">
             <w:r>
               <w:rPr>
                 <w:rStyle w:val="Hyperlink"/>
                 <w:noProof/>
                 <w:rtl/>
+                <w:lang w:bidi="fa-IR"/>
               </w:rPr>
               <w:t>1-4</w:t>
             </w:r>
@@ -3466,7 +3469,26 @@
                 <w:noProof/>
                 <w:rtl/>
               </w:rPr>
-              <w:t>نواور</w:t>
+              <w:t>نو</w:t>
+            </w:r>
+            <w:r>
+              <w:rPr>
+                <w:rStyle w:val="Hyperlink"/>
+                <w:rFonts w:hint="eastAsia"/>
+                <w:noProof/>
+                <w:rtl/>
+                <w:lang w:bidi="fa-IR"/>
+              </w:rPr>
+              <w:t>آ</w:t>
+            </w:r>
+            <w:r>
+              <w:rPr>
+                <w:rStyle w:val="Hyperlink"/>
+                <w:rFonts w:hint="eastAsia"/>
+                <w:noProof/>
+                <w:rtl/>
+              </w:rPr>
+              <w:t>ور</w:t>
             </w:r>
             <w:r>
               <w:rPr>
@@ -3531,7 +3553,7 @@
                 <w:noProof/>
                 <w:webHidden/>
               </w:rPr>
-              <w:instrText xml:space="preserve"> PAGEREF _Toc206685616 \h </w:instrText>
+              <w:instrText xml:space="preserve"> PAGEREF _Toc207292864 \h </w:instrText>
             </w:r>
             <w:r>
               <w:rPr>
@@ -3551,7 +3573,7 @@
                 <w:noProof/>
                 <w:webHidden/>
               </w:rPr>
-              <w:t>11</w:t>
+              <w:t>16</w:t>
             </w:r>
             <w:r>
               <w:rPr>
@@ -3566,8 +3588,9 @@
           <w:pPr>
             <w:pStyle w:val="TOC2"/>
             <w:tabs>
-              <w:tab w:val="left" w:pos="1680"/>
+              <w:tab w:val="left" w:pos="1920"/>
             </w:tabs>
+            <w:bidi w:val="0"/>
             <w:rPr>
               <w:rFonts w:cstheme="minorBidi"/>
               <w:bCs w:val="0"/>
@@ -3577,12 +3600,11 @@
               <w14:ligatures w14:val="standardContextual"/>
             </w:rPr>
           </w:pPr>
-          <w:hyperlink w:anchor="_Toc206685617" w:history="1">
+          <w:hyperlink w:anchor="_Toc207292865" w:history="1">
             <w:r>
               <w:rPr>
                 <w:rStyle w:val="Hyperlink"/>
                 <w:noProof/>
-                <w:rtl/>
               </w:rPr>
               <w:t>1-5</w:t>
             </w:r>
@@ -3642,7 +3664,7 @@
                 <w:noProof/>
                 <w:webHidden/>
               </w:rPr>
-              <w:instrText xml:space="preserve"> PAGEREF _Toc206685617 \h </w:instrText>
+              <w:instrText xml:space="preserve"> PAGEREF _Toc207292865 \h </w:instrText>
             </w:r>
             <w:r>
               <w:rPr>
@@ -3662,7 +3684,7 @@
                 <w:noProof/>
                 <w:webHidden/>
               </w:rPr>
-              <w:t>11</w:t>
+              <w:t>18</w:t>
             </w:r>
             <w:r>
               <w:rPr>
@@ -3677,9 +3699,8 @@
           <w:pPr>
             <w:pStyle w:val="TOC3"/>
             <w:tabs>
-              <w:tab w:val="left" w:pos="2014"/>
+              <w:tab w:val="left" w:pos="2110"/>
             </w:tabs>
-            <w:bidi/>
             <w:rPr>
               <w:rFonts w:cstheme="minorBidi"/>
               <w:noProof/>
@@ -3688,7 +3709,7 @@
               <w14:ligatures w14:val="standardContextual"/>
             </w:rPr>
           </w:pPr>
-          <w:hyperlink w:anchor="_Toc206685618" w:history="1">
+          <w:hyperlink w:anchor="_Toc207292866" w:history="1">
             <w:r>
               <w:rPr>
                 <w:rStyle w:val="Hyperlink"/>
@@ -3804,7 +3825,7 @@
                 <w:noProof/>
                 <w:webHidden/>
               </w:rPr>
-              <w:instrText xml:space="preserve"> PAGEREF _Toc206685618 \h </w:instrText>
+              <w:instrText xml:space="preserve"> PAGEREF _Toc207292866 \h </w:instrText>
             </w:r>
             <w:r>
               <w:rPr>
@@ -3824,7 +3845,7 @@
                 <w:noProof/>
                 <w:webHidden/>
               </w:rPr>
-              <w:t>11</w:t>
+              <w:t>18</w:t>
             </w:r>
             <w:r>
               <w:rPr>
@@ -3841,6 +3862,7 @@
             <w:tabs>
               <w:tab w:val="left" w:pos="1920"/>
             </w:tabs>
+            <w:bidi w:val="0"/>
             <w:rPr>
               <w:rFonts w:cstheme="minorBidi"/>
               <w:bCs w:val="0"/>
@@ -3850,7 +3872,7 @@
               <w14:ligatures w14:val="standardContextual"/>
             </w:rPr>
           </w:pPr>
-          <w:hyperlink w:anchor="_Toc206685619" w:history="1">
+          <w:hyperlink w:anchor="_Toc207292867" w:history="1">
             <w:r>
               <w:rPr>
                 <w:rStyle w:val="Hyperlink"/>
@@ -3915,7 +3937,7 @@
                 <w:noProof/>
                 <w:webHidden/>
               </w:rPr>
-              <w:instrText xml:space="preserve"> PAGEREF _Toc206685619 \h </w:instrText>
+              <w:instrText xml:space="preserve"> PAGEREF _Toc207292867 \h </w:instrText>
             </w:r>
             <w:r>
               <w:rPr>
@@ -3935,7 +3957,7 @@
                 <w:noProof/>
                 <w:webHidden/>
               </w:rPr>
-              <w:t>12</w:t>
+              <w:t>18</w:t>
             </w:r>
             <w:r>
               <w:rPr>
@@ -3952,7 +3974,6 @@
             <w:tabs>
               <w:tab w:val="left" w:pos="1200"/>
             </w:tabs>
-            <w:bidi/>
             <w:rPr>
               <w:rFonts w:cstheme="minorBidi"/>
               <w:noProof/>
@@ -3961,7 +3982,7 @@
               <w14:ligatures w14:val="standardContextual"/>
             </w:rPr>
           </w:pPr>
-          <w:hyperlink w:anchor="_Toc206685620" w:history="1">
+          <w:hyperlink w:anchor="_Toc207292868" w:history="1">
             <w:r>
               <w:rPr>
                 <w:rStyle w:val="Hyperlink"/>
@@ -4034,7 +4055,7 @@
                 <w:noProof/>
                 <w:webHidden/>
               </w:rPr>
-              <w:instrText xml:space="preserve"> PAGEREF _Toc206685620 \h </w:instrText>
+              <w:instrText xml:space="preserve"> PAGEREF _Toc207292868 \h </w:instrText>
             </w:r>
             <w:r>
               <w:rPr>
@@ -4054,7 +4075,7 @@
                 <w:noProof/>
                 <w:webHidden/>
               </w:rPr>
-              <w:t>12</w:t>
+              <w:t>18</w:t>
             </w:r>
             <w:r>
               <w:rPr>
@@ -4069,9 +4090,8 @@
           <w:pPr>
             <w:pStyle w:val="TOC3"/>
             <w:tabs>
-              <w:tab w:val="left" w:pos="1200"/>
+              <w:tab w:val="left" w:pos="1440"/>
             </w:tabs>
-            <w:bidi/>
             <w:rPr>
               <w:rFonts w:cstheme="minorBidi"/>
               <w:noProof/>
@@ -4080,7 +4100,7 @@
               <w14:ligatures w14:val="standardContextual"/>
             </w:rPr>
           </w:pPr>
-          <w:hyperlink w:anchor="_Toc206685621" w:history="1">
+          <w:hyperlink w:anchor="_Toc207292869" w:history="1">
             <w:r>
               <w:rPr>
                 <w:rStyle w:val="Hyperlink"/>
@@ -4153,7 +4173,7 @@
                 <w:noProof/>
                 <w:webHidden/>
               </w:rPr>
-              <w:instrText xml:space="preserve"> PAGEREF _Toc206685621 \h </w:instrText>
+              <w:instrText xml:space="preserve"> PAGEREF _Toc207292869 \h </w:instrText>
             </w:r>
             <w:r>
               <w:rPr>
@@ -4173,7 +4193,7 @@
                 <w:noProof/>
                 <w:webHidden/>
               </w:rPr>
-              <w:t>12</w:t>
+              <w:t>18</w:t>
             </w:r>
             <w:r>
               <w:rPr>
@@ -4188,8 +4208,9 @@
           <w:pPr>
             <w:pStyle w:val="TOC2"/>
             <w:tabs>
-              <w:tab w:val="left" w:pos="1680"/>
+              <w:tab w:val="left" w:pos="1920"/>
             </w:tabs>
+            <w:bidi w:val="0"/>
             <w:rPr>
               <w:rFonts w:cstheme="minorBidi"/>
               <w:bCs w:val="0"/>
@@ -4199,7 +4220,7 @@
               <w14:ligatures w14:val="standardContextual"/>
             </w:rPr>
           </w:pPr>
-          <w:hyperlink w:anchor="_Toc206685622" w:history="1">
+          <w:hyperlink w:anchor="_Toc207292870" w:history="1">
             <w:r>
               <w:rPr>
                 <w:rStyle w:val="Hyperlink"/>
@@ -4264,7 +4285,7 @@
                 <w:noProof/>
                 <w:webHidden/>
               </w:rPr>
-              <w:instrText xml:space="preserve"> PAGEREF _Toc206685622 \h </w:instrText>
+              <w:instrText xml:space="preserve"> PAGEREF _Toc207292870 \h </w:instrText>
             </w:r>
             <w:r>
               <w:rPr>
@@ -4284,7 +4305,7 @@
                 <w:noProof/>
                 <w:webHidden/>
               </w:rPr>
-              <w:t>12</w:t>
+              <w:t>19</w:t>
             </w:r>
             <w:r>
               <w:rPr>
@@ -4299,8 +4320,9 @@
           <w:pPr>
             <w:pStyle w:val="TOC2"/>
             <w:tabs>
-              <w:tab w:val="left" w:pos="2925"/>
+              <w:tab w:val="left" w:pos="3053"/>
             </w:tabs>
+            <w:bidi w:val="0"/>
             <w:rPr>
               <w:rFonts w:cstheme="minorBidi"/>
               <w:bCs w:val="0"/>
@@ -4310,7 +4332,7 @@
               <w14:ligatures w14:val="standardContextual"/>
             </w:rPr>
           </w:pPr>
-          <w:hyperlink w:anchor="_Toc206685623" w:history="1">
+          <w:hyperlink w:anchor="_Toc207292871" w:history="1">
             <w:r>
               <w:rPr>
                 <w:rStyle w:val="Hyperlink"/>
@@ -4498,7 +4520,7 @@
                 <w:noProof/>
                 <w:webHidden/>
               </w:rPr>
-              <w:instrText xml:space="preserve"> PAGEREF _Toc206685623 \h </w:instrText>
+              <w:instrText xml:space="preserve"> PAGEREF _Toc207292871 \h </w:instrText>
             </w:r>
             <w:r>
               <w:rPr>
@@ -4518,7 +4540,7 @@
                 <w:noProof/>
                 <w:webHidden/>
               </w:rPr>
-              <w:t>12</w:t>
+              <w:t>19</w:t>
             </w:r>
             <w:r>
               <w:rPr>
@@ -4533,9 +4555,8 @@
           <w:pPr>
             <w:pStyle w:val="TOC3"/>
             <w:tabs>
-              <w:tab w:val="left" w:pos="1200"/>
+              <w:tab w:val="left" w:pos="1440"/>
             </w:tabs>
-            <w:bidi/>
             <w:rPr>
               <w:rFonts w:cstheme="minorBidi"/>
               <w:noProof/>
@@ -4544,7 +4565,7 @@
               <w14:ligatures w14:val="standardContextual"/>
             </w:rPr>
           </w:pPr>
-          <w:hyperlink w:anchor="_Toc206685624" w:history="1">
+          <w:hyperlink w:anchor="_Toc207292872" w:history="1">
             <w:r>
               <w:rPr>
                 <w:rStyle w:val="Hyperlink"/>
@@ -4635,7 +4656,7 @@
                 <w:noProof/>
                 <w:webHidden/>
               </w:rPr>
-              <w:instrText xml:space="preserve"> PAGEREF _Toc206685624 \h </w:instrText>
+              <w:instrText xml:space="preserve"> PAGEREF _Toc207292872 \h </w:instrText>
             </w:r>
             <w:r>
               <w:rPr>
@@ -4655,7 +4676,7 @@
                 <w:noProof/>
                 <w:webHidden/>
               </w:rPr>
-              <w:t>12</w:t>
+              <w:t>19</w:t>
             </w:r>
             <w:r>
               <w:rPr>
@@ -4672,7 +4693,6 @@
             <w:tabs>
               <w:tab w:val="left" w:pos="1440"/>
             </w:tabs>
-            <w:bidi/>
             <w:rPr>
               <w:rFonts w:cstheme="minorBidi"/>
               <w:noProof/>
@@ -4681,7 +4701,7 @@
               <w14:ligatures w14:val="standardContextual"/>
             </w:rPr>
           </w:pPr>
-          <w:hyperlink w:anchor="_Toc206685625" w:history="1">
+          <w:hyperlink w:anchor="_Toc207292873" w:history="1">
             <w:r>
               <w:rPr>
                 <w:rStyle w:val="Hyperlink"/>
@@ -4790,7 +4810,7 @@
                 <w:noProof/>
                 <w:webHidden/>
               </w:rPr>
-              <w:instrText xml:space="preserve"> PAGEREF _Toc206685625 \h </w:instrText>
+              <w:instrText xml:space="preserve"> PAGEREF _Toc207292873 \h </w:instrText>
             </w:r>
             <w:r>
               <w:rPr>
@@ -4810,7 +4830,7 @@
                 <w:noProof/>
                 <w:webHidden/>
               </w:rPr>
-              <w:t>12</w:t>
+              <w:t>21</w:t>
             </w:r>
             <w:r>
               <w:rPr>
@@ -4827,6 +4847,7 @@
             <w:tabs>
               <w:tab w:val="left" w:pos="4372"/>
             </w:tabs>
+            <w:bidi w:val="0"/>
             <w:rPr>
               <w:rFonts w:asciiTheme="minorHAnsi" w:hAnsiTheme="minorHAnsi" w:cstheme="minorBidi"/>
               <w:bCs w:val="0"/>
@@ -4837,7 +4858,7 @@
               <w14:ligatures w14:val="standardContextual"/>
             </w:rPr>
           </w:pPr>
-          <w:hyperlink w:anchor="_Toc206685626" w:history="1">
+          <w:hyperlink w:anchor="_Toc207292874" w:history="1">
             <w:r>
               <w:rPr>
                 <w:rStyle w:val="Hyperlink"/>
@@ -5042,7 +5063,7 @@
                 <w:noProof/>
                 <w:webHidden/>
               </w:rPr>
-              <w:instrText xml:space="preserve"> PAGEREF _Toc206685626 \h </w:instrText>
+              <w:instrText xml:space="preserve"> PAGEREF _Toc207292874 \h </w:instrText>
             </w:r>
             <w:r>
               <w:rPr>
@@ -5062,7 +5083,7 @@
                 <w:noProof/>
                 <w:webHidden/>
               </w:rPr>
-              <w:t>13</w:t>
+              <w:t>23</w:t>
             </w:r>
             <w:r>
               <w:rPr>
@@ -5076,6 +5097,7 @@
         <w:p>
           <w:pPr>
             <w:pStyle w:val="TOC2"/>
+            <w:bidi w:val="0"/>
             <w:rPr>
               <w:rFonts w:cstheme="minorBidi"/>
               <w:bCs w:val="0"/>
@@ -5085,7 +5107,7 @@
               <w14:ligatures w14:val="standardContextual"/>
             </w:rPr>
           </w:pPr>
-          <w:hyperlink w:anchor="_Toc206685627" w:history="1">
+          <w:hyperlink w:anchor="_Toc207292875" w:history="1">
             <w:r>
               <w:rPr>
                 <w:rStyle w:val="Hyperlink"/>
@@ -5133,7 +5155,7 @@
                 <w:noProof/>
                 <w:webHidden/>
               </w:rPr>
-              <w:instrText xml:space="preserve"> PAGEREF _Toc206685627 \h </w:instrText>
+              <w:instrText xml:space="preserve"> PAGEREF _Toc207292875 \h </w:instrText>
             </w:r>
             <w:r>
               <w:rPr>
@@ -5153,7 +5175,7 @@
                 <w:noProof/>
                 <w:webHidden/>
               </w:rPr>
-              <w:t>13</w:t>
+              <w:t>23</w:t>
             </w:r>
             <w:r>
               <w:rPr>
@@ -5168,8 +5190,9 @@
           <w:pPr>
             <w:pStyle w:val="TOC2"/>
             <w:tabs>
-              <w:tab w:val="left" w:pos="2238"/>
+              <w:tab w:val="left" w:pos="4547"/>
             </w:tabs>
+            <w:bidi w:val="0"/>
             <w:rPr>
               <w:rFonts w:cstheme="minorBidi"/>
               <w:bCs w:val="0"/>
@@ -5179,7 +5202,7 @@
               <w14:ligatures w14:val="standardContextual"/>
             </w:rPr>
           </w:pPr>
-          <w:hyperlink w:anchor="_Toc206685628" w:history="1">
+          <w:hyperlink w:anchor="_Toc207292876" w:history="1">
             <w:r>
               <w:rPr>
                 <w:rStyle w:val="Hyperlink"/>
@@ -5288,6 +5311,117 @@
             </w:r>
             <w:r>
               <w:rPr>
+                <w:rStyle w:val="Hyperlink"/>
+                <w:noProof/>
+                <w:rtl/>
+              </w:rPr>
+              <w:t xml:space="preserve"> </w:t>
+            </w:r>
+            <w:r>
+              <w:rPr>
+                <w:rStyle w:val="Hyperlink"/>
+                <w:rFonts w:hint="eastAsia"/>
+                <w:noProof/>
+                <w:rtl/>
+              </w:rPr>
+              <w:t>پتنت</w:t>
+            </w:r>
+            <w:r>
+              <w:rPr>
+                <w:rStyle w:val="Hyperlink"/>
+                <w:noProof/>
+                <w:rtl/>
+              </w:rPr>
+              <w:t xml:space="preserve"> </w:t>
+            </w:r>
+            <w:r>
+              <w:rPr>
+                <w:rStyle w:val="Hyperlink"/>
+                <w:rFonts w:hint="eastAsia"/>
+                <w:noProof/>
+                <w:rtl/>
+              </w:rPr>
+              <w:t>ها</w:t>
+            </w:r>
+            <w:r>
+              <w:rPr>
+                <w:rStyle w:val="Hyperlink"/>
+                <w:noProof/>
+                <w:rtl/>
+              </w:rPr>
+              <w:t xml:space="preserve"> </w:t>
+            </w:r>
+            <w:r>
+              <w:rPr>
+                <w:rStyle w:val="Hyperlink"/>
+                <w:rFonts w:hint="eastAsia"/>
+                <w:noProof/>
+                <w:rtl/>
+              </w:rPr>
+              <w:t>و</w:t>
+            </w:r>
+            <w:r>
+              <w:rPr>
+                <w:rStyle w:val="Hyperlink"/>
+                <w:noProof/>
+                <w:rtl/>
+              </w:rPr>
+              <w:t xml:space="preserve"> </w:t>
+            </w:r>
+            <w:r>
+              <w:rPr>
+                <w:rStyle w:val="Hyperlink"/>
+                <w:rFonts w:hint="eastAsia"/>
+                <w:noProof/>
+                <w:rtl/>
+              </w:rPr>
+              <w:t>نقشه</w:t>
+            </w:r>
+            <w:r>
+              <w:rPr>
+                <w:rStyle w:val="Hyperlink"/>
+                <w:noProof/>
+                <w:rtl/>
+              </w:rPr>
+              <w:t xml:space="preserve"> </w:t>
+            </w:r>
+            <w:r>
+              <w:rPr>
+                <w:rStyle w:val="Hyperlink"/>
+                <w:rFonts w:hint="eastAsia"/>
+                <w:noProof/>
+                <w:rtl/>
+              </w:rPr>
+              <w:t>راه</w:t>
+            </w:r>
+            <w:r>
+              <w:rPr>
+                <w:rStyle w:val="Hyperlink"/>
+                <w:noProof/>
+                <w:rtl/>
+              </w:rPr>
+              <w:t xml:space="preserve"> </w:t>
+            </w:r>
+            <w:r>
+              <w:rPr>
+                <w:rStyle w:val="Hyperlink"/>
+                <w:rFonts w:hint="eastAsia"/>
+                <w:noProof/>
+                <w:rtl/>
+              </w:rPr>
+              <w:t>فناور</w:t>
+            </w:r>
+            <w:r>
+              <w:rPr>
+                <w:rStyle w:val="Hyperlink"/>
+                <w:rFonts w:hint="cs"/>
+                <w:noProof/>
+                <w:rtl/>
+              </w:rPr>
+              <w:t>ی</w:t>
+            </w:r>
+            <w:r>
+              <w:rPr>
                 <w:noProof/>
                 <w:webHidden/>
               </w:rPr>
@@ -5305,7 +5439,7 @@
                 <w:noProof/>
                 <w:webHidden/>
               </w:rPr>
-              <w:instrText xml:space="preserve"> PAGEREF _Toc206685628 \h </w:instrText>
+              <w:instrText xml:space="preserve"> PAGEREF _Toc207292876 \h </w:instrText>
             </w:r>
             <w:r>
               <w:rPr>
@@ -5325,7 +5459,7 @@
                 <w:noProof/>
                 <w:webHidden/>
               </w:rPr>
-              <w:t>13</w:t>
+              <w:t>25</w:t>
             </w:r>
             <w:r>
               <w:rPr>
@@ -5340,9 +5474,8 @@
           <w:pPr>
             <w:pStyle w:val="TOC3"/>
             <w:tabs>
-              <w:tab w:val="left" w:pos="960"/>
+              <w:tab w:val="left" w:pos="3451"/>
             </w:tabs>
-            <w:bidi/>
             <w:rPr>
               <w:rFonts w:cstheme="minorBidi"/>
               <w:noProof/>
@@ -5351,7 +5484,7 @@
               <w14:ligatures w14:val="standardContextual"/>
             </w:rPr>
           </w:pPr>
-          <w:hyperlink w:anchor="_Toc206685629" w:history="1">
+          <w:hyperlink w:anchor="_Toc207292877" w:history="1">
             <w:r>
               <w:rPr>
                 <w:rStyle w:val="Hyperlink"/>
@@ -5377,7 +5510,109 @@
                 <w:noProof/>
                 <w:rtl/>
               </w:rPr>
-              <w:t>فناور</w:t>
+              <w:t>پتنت</w:t>
+            </w:r>
+            <w:r>
+              <w:rPr>
+                <w:rStyle w:val="Hyperlink"/>
+                <w:noProof/>
+                <w:rtl/>
+              </w:rPr>
+              <w:t xml:space="preserve"> </w:t>
+            </w:r>
+            <w:r>
+              <w:rPr>
+                <w:rStyle w:val="Hyperlink"/>
+                <w:rFonts w:hint="eastAsia"/>
+                <w:noProof/>
+                <w:rtl/>
+              </w:rPr>
+              <w:t>و</w:t>
+            </w:r>
+            <w:r>
+              <w:rPr>
+                <w:rStyle w:val="Hyperlink"/>
+                <w:noProof/>
+                <w:rtl/>
+              </w:rPr>
+              <w:t xml:space="preserve"> </w:t>
+            </w:r>
+            <w:r>
+              <w:rPr>
+                <w:rStyle w:val="Hyperlink"/>
+                <w:rFonts w:hint="eastAsia"/>
+                <w:noProof/>
+                <w:rtl/>
+              </w:rPr>
+              <w:t>استخراج</w:t>
+            </w:r>
+            <w:r>
+              <w:rPr>
+                <w:rStyle w:val="Hyperlink"/>
+                <w:noProof/>
+                <w:rtl/>
+              </w:rPr>
+              <w:t xml:space="preserve"> </w:t>
+            </w:r>
+            <w:r>
+              <w:rPr>
+                <w:rStyle w:val="Hyperlink"/>
+                <w:rFonts w:hint="eastAsia"/>
+                <w:noProof/>
+                <w:rtl/>
+              </w:rPr>
+              <w:t>پتنت</w:t>
+            </w:r>
+            <w:r>
+              <w:rPr>
+                <w:rStyle w:val="Hyperlink"/>
+                <w:noProof/>
+                <w:rtl/>
+              </w:rPr>
+              <w:t xml:space="preserve"> </w:t>
+            </w:r>
+            <w:r>
+              <w:rPr>
+                <w:rStyle w:val="Hyperlink"/>
+                <w:rFonts w:hint="eastAsia"/>
+                <w:noProof/>
+                <w:rtl/>
+              </w:rPr>
+              <w:t>در</w:t>
+            </w:r>
+            <w:r>
+              <w:rPr>
+                <w:rStyle w:val="Hyperlink"/>
+                <w:noProof/>
+                <w:rtl/>
+              </w:rPr>
+              <w:t xml:space="preserve"> </w:t>
+            </w:r>
+            <w:r>
+              <w:rPr>
+                <w:rStyle w:val="Hyperlink"/>
+                <w:rFonts w:hint="eastAsia"/>
+                <w:noProof/>
+                <w:rtl/>
+              </w:rPr>
+              <w:t>حوزه</w:t>
+            </w:r>
+            <w:r>
+              <w:rPr>
+                <w:rStyle w:val="Hyperlink"/>
+                <w:noProof/>
+                <w:rtl/>
+              </w:rPr>
+              <w:t xml:space="preserve"> </w:t>
+            </w:r>
+            <w:r>
+              <w:rPr>
+                <w:rStyle w:val="Hyperlink"/>
+                <w:rFonts w:hint="eastAsia"/>
+                <w:noProof/>
+                <w:rtl/>
+              </w:rPr>
+              <w:t>خودروها</w:t>
             </w:r>
             <w:r>
               <w:rPr>
@@ -5403,7 +5638,16 @@
                 <w:noProof/>
                 <w:rtl/>
               </w:rPr>
-              <w:t>ها</w:t>
+              <w:t>برق</w:t>
+            </w:r>
+            <w:r>
+              <w:rPr>
+                <w:rStyle w:val="Hyperlink"/>
+                <w:rFonts w:hint="cs"/>
+                <w:noProof/>
+                <w:rtl/>
+              </w:rPr>
+              <w:t>ی</w:t>
             </w:r>
             <w:r>
               <w:rPr>
@@ -5424,7 +5668,7 @@
                 <w:noProof/>
                 <w:webHidden/>
               </w:rPr>
-              <w:instrText xml:space="preserve"> PAGEREF _Toc206685629 \h </w:instrText>
+              <w:instrText xml:space="preserve"> PAGEREF _Toc207292877 \h </w:instrText>
             </w:r>
             <w:r>
               <w:rPr>
@@ -5444,7 +5688,7 @@
                 <w:noProof/>
                 <w:webHidden/>
               </w:rPr>
-              <w:t>13</w:t>
+              <w:t>25</w:t>
             </w:r>
             <w:r>
               <w:rPr>
@@ -5459,9 +5703,8 @@
           <w:pPr>
             <w:pStyle w:val="TOC3"/>
             <w:tabs>
-              <w:tab w:val="left" w:pos="1200"/>
+              <w:tab w:val="left" w:pos="1680"/>
             </w:tabs>
-            <w:bidi/>
             <w:rPr>
               <w:rFonts w:cstheme="minorBidi"/>
               <w:noProof/>
@@ -5470,7 +5713,7 @@
               <w14:ligatures w14:val="standardContextual"/>
             </w:rPr>
           </w:pPr>
-          <w:hyperlink w:anchor="_Toc206685630" w:history="1">
+          <w:hyperlink w:anchor="_Toc207292878" w:history="1">
             <w:r>
               <w:rPr>
                 <w:rStyle w:val="Hyperlink"/>
@@ -5496,7 +5739,7 @@
                 <w:noProof/>
                 <w:rtl/>
               </w:rPr>
-              <w:t>استخراج</w:t>
+              <w:t>چرخه</w:t>
             </w:r>
             <w:r>
               <w:rPr>
@@ -5513,7 +5756,33 @@
                 <w:noProof/>
                 <w:rtl/>
               </w:rPr>
-              <w:t>پتنت</w:t>
+              <w:t>عمر</w:t>
+            </w:r>
+            <w:r>
+              <w:rPr>
+                <w:rStyle w:val="Hyperlink"/>
+                <w:noProof/>
+                <w:rtl/>
+              </w:rPr>
+              <w:t xml:space="preserve"> </w:t>
+            </w:r>
+            <w:r>
+              <w:rPr>
+                <w:rStyle w:val="Hyperlink"/>
+                <w:rFonts w:hint="eastAsia"/>
+                <w:noProof/>
+                <w:rtl/>
+              </w:rPr>
+              <w:t>فناور</w:t>
+            </w:r>
+            <w:r>
+              <w:rPr>
+                <w:rStyle w:val="Hyperlink"/>
+                <w:rFonts w:hint="cs"/>
+                <w:noProof/>
+                <w:rtl/>
+              </w:rPr>
+              <w:t>ی</w:t>
             </w:r>
             <w:r>
               <w:rPr>
@@ -5534,7 +5803,7 @@
                 <w:noProof/>
                 <w:webHidden/>
               </w:rPr>
-              <w:instrText xml:space="preserve"> PAGEREF _Toc206685630 \h </w:instrText>
+              <w:instrText xml:space="preserve"> PAGEREF _Toc207292878 \h </w:instrText>
             </w:r>
             <w:r>
               <w:rPr>
@@ -5554,7 +5823,757 @@
                 <w:noProof/>
                 <w:webHidden/>
               </w:rPr>
-              <w:t>13</w:t>
+              <w:t>25</w:t>
+            </w:r>
+            <w:r>
+              <w:rPr>
+                <w:noProof/>
+                <w:webHidden/>
+              </w:rPr>
+              <w:fldChar w:fldCharType="end"/>
+            </w:r>
+          </w:hyperlink>
+        </w:p>
+        <w:p>
+          <w:pPr>
+            <w:pStyle w:val="TOC3"/>
+            <w:tabs>
+              <w:tab w:val="left" w:pos="1920"/>
+            </w:tabs>
+            <w:rPr>
+              <w:rFonts w:cstheme="minorBidi"/>
+              <w:noProof/>
+              <w:kern w:val="2"/>
+              <w:sz w:val="24"/>
+              <w14:ligatures w14:val="standardContextual"/>
+            </w:rPr>
+          </w:pPr>
+          <w:hyperlink w:anchor="_Toc207292879" w:history="1">
+            <w:r>
+              <w:rPr>
+                <w:rStyle w:val="Hyperlink"/>
+                <w:noProof/>
+              </w:rPr>
+              <w:t>2-2-3</w:t>
+            </w:r>
+            <w:r>
+              <w:rPr>
+                <w:rFonts w:cstheme="minorBidi"/>
+                <w:noProof/>
+                <w:kern w:val="2"/>
+                <w:sz w:val="24"/>
+                <w14:ligatures w14:val="standardContextual"/>
+              </w:rPr>
+              <w:tab/>
+            </w:r>
+            <w:r>
+              <w:rPr>
+                <w:rStyle w:val="Hyperlink"/>
+                <w:rFonts w:hint="eastAsia"/>
+                <w:noProof/>
+                <w:rtl/>
+              </w:rPr>
+              <w:t>نقشه</w:t>
+            </w:r>
+            <w:r>
+              <w:rPr>
+                <w:rStyle w:val="Hyperlink"/>
+                <w:noProof/>
+                <w:rtl/>
+              </w:rPr>
+              <w:t xml:space="preserve"> </w:t>
+            </w:r>
+            <w:r>
+              <w:rPr>
+                <w:rStyle w:val="Hyperlink"/>
+                <w:rFonts w:hint="eastAsia"/>
+                <w:noProof/>
+                <w:rtl/>
+              </w:rPr>
+              <w:t>راه</w:t>
+            </w:r>
+            <w:r>
+              <w:rPr>
+                <w:rStyle w:val="Hyperlink"/>
+                <w:noProof/>
+                <w:rtl/>
+              </w:rPr>
+              <w:t xml:space="preserve"> </w:t>
+            </w:r>
+            <w:r>
+              <w:rPr>
+                <w:rStyle w:val="Hyperlink"/>
+                <w:rFonts w:hint="eastAsia"/>
+                <w:noProof/>
+                <w:rtl/>
+              </w:rPr>
+              <w:t>فناور</w:t>
+            </w:r>
+            <w:r>
+              <w:rPr>
+                <w:rStyle w:val="Hyperlink"/>
+                <w:rFonts w:hint="cs"/>
+                <w:noProof/>
+                <w:rtl/>
+              </w:rPr>
+              <w:t>ی</w:t>
+            </w:r>
+            <w:r>
+              <w:rPr>
+                <w:noProof/>
+                <w:webHidden/>
+              </w:rPr>
+              <w:tab/>
+            </w:r>
+            <w:r>
+              <w:rPr>
+                <w:noProof/>
+                <w:webHidden/>
+              </w:rPr>
+              <w:fldChar w:fldCharType="begin"/>
+            </w:r>
+            <w:r>
+              <w:rPr>
+                <w:noProof/>
+                <w:webHidden/>
+              </w:rPr>
+              <w:instrText xml:space="preserve"> PAGEREF _Toc207292879 \h </w:instrText>
+            </w:r>
+            <w:r>
+              <w:rPr>
+                <w:noProof/>
+                <w:webHidden/>
+              </w:rPr>
+            </w:r>
+            <w:r>
+              <w:rPr>
+                <w:noProof/>
+                <w:webHidden/>
+              </w:rPr>
+              <w:fldChar w:fldCharType="separate"/>
+            </w:r>
+            <w:r>
+              <w:rPr>
+                <w:noProof/>
+                <w:webHidden/>
+              </w:rPr>
+              <w:t>26</w:t>
+            </w:r>
+            <w:r>
+              <w:rPr>
+                <w:noProof/>
+                <w:webHidden/>
+              </w:rPr>
+              <w:fldChar w:fldCharType="end"/>
+            </w:r>
+          </w:hyperlink>
+        </w:p>
+        <w:p>
+          <w:pPr>
+            <w:pStyle w:val="TOC3"/>
+            <w:tabs>
+              <w:tab w:val="left" w:pos="1991"/>
+            </w:tabs>
+            <w:rPr>
+              <w:rFonts w:cstheme="minorBidi"/>
+              <w:noProof/>
+              <w:kern w:val="2"/>
+              <w:sz w:val="24"/>
+              <w14:ligatures w14:val="standardContextual"/>
+            </w:rPr>
+          </w:pPr>
+          <w:hyperlink w:anchor="_Toc207292880" w:history="1">
+            <w:r>
+              <w:rPr>
+                <w:rStyle w:val="Hyperlink"/>
+                <w:noProof/>
+                <w:rtl/>
+              </w:rPr>
+              <w:t>2-2-4</w:t>
+            </w:r>
+            <w:r>
+              <w:rPr>
+                <w:rFonts w:cstheme="minorBidi"/>
+                <w:noProof/>
+                <w:kern w:val="2"/>
+                <w:sz w:val="24"/>
+                <w14:ligatures w14:val="standardContextual"/>
+              </w:rPr>
+              <w:tab/>
+            </w:r>
+            <w:r>
+              <w:rPr>
+                <w:rStyle w:val="Hyperlink"/>
+                <w:rFonts w:hint="eastAsia"/>
+                <w:noProof/>
+                <w:rtl/>
+              </w:rPr>
+              <w:t>نظر</w:t>
+            </w:r>
+            <w:r>
+              <w:rPr>
+                <w:rStyle w:val="Hyperlink"/>
+                <w:rFonts w:hint="cs"/>
+                <w:noProof/>
+                <w:rtl/>
+              </w:rPr>
+              <w:t>ی</w:t>
+            </w:r>
+            <w:r>
+              <w:rPr>
+                <w:rStyle w:val="Hyperlink"/>
+                <w:rFonts w:hint="eastAsia"/>
+                <w:noProof/>
+                <w:rtl/>
+              </w:rPr>
+              <w:t>ه</w:t>
+            </w:r>
+            <w:r>
+              <w:rPr>
+                <w:rStyle w:val="Hyperlink"/>
+                <w:noProof/>
+                <w:rtl/>
+              </w:rPr>
+              <w:t xml:space="preserve"> </w:t>
+            </w:r>
+            <w:r>
+              <w:rPr>
+                <w:rStyle w:val="Hyperlink"/>
+                <w:rFonts w:hint="eastAsia"/>
+                <w:noProof/>
+                <w:rtl/>
+              </w:rPr>
+              <w:t>توانمند</w:t>
+            </w:r>
+            <w:r>
+              <w:rPr>
+                <w:rStyle w:val="Hyperlink"/>
+                <w:rFonts w:hint="cs"/>
+                <w:noProof/>
+                <w:rtl/>
+              </w:rPr>
+              <w:t>ی</w:t>
+            </w:r>
+            <w:r>
+              <w:rPr>
+                <w:rStyle w:val="Hyperlink"/>
+                <w:noProof/>
+                <w:rtl/>
+              </w:rPr>
+              <w:t xml:space="preserve"> </w:t>
+            </w:r>
+            <w:r>
+              <w:rPr>
+                <w:rStyle w:val="Hyperlink"/>
+                <w:rFonts w:hint="eastAsia"/>
+                <w:noProof/>
+                <w:rtl/>
+              </w:rPr>
+              <w:t>ها</w:t>
+            </w:r>
+            <w:r>
+              <w:rPr>
+                <w:rStyle w:val="Hyperlink"/>
+                <w:rFonts w:hint="cs"/>
+                <w:noProof/>
+                <w:rtl/>
+              </w:rPr>
+              <w:t>ی</w:t>
+            </w:r>
+            <w:r>
+              <w:rPr>
+                <w:rStyle w:val="Hyperlink"/>
+                <w:noProof/>
+                <w:rtl/>
+              </w:rPr>
+              <w:t xml:space="preserve"> </w:t>
+            </w:r>
+            <w:r>
+              <w:rPr>
+                <w:rStyle w:val="Hyperlink"/>
+                <w:rFonts w:hint="eastAsia"/>
+                <w:noProof/>
+                <w:rtl/>
+              </w:rPr>
+              <w:t>پو</w:t>
+            </w:r>
+            <w:r>
+              <w:rPr>
+                <w:rStyle w:val="Hyperlink"/>
+                <w:rFonts w:hint="cs"/>
+                <w:noProof/>
+                <w:rtl/>
+              </w:rPr>
+              <w:t>ی</w:t>
+            </w:r>
+            <w:r>
+              <w:rPr>
+                <w:rStyle w:val="Hyperlink"/>
+                <w:rFonts w:hint="eastAsia"/>
+                <w:noProof/>
+                <w:rtl/>
+              </w:rPr>
+              <w:t>ا</w:t>
+            </w:r>
+            <w:r>
+              <w:rPr>
+                <w:noProof/>
+                <w:webHidden/>
+              </w:rPr>
+              <w:tab/>
+            </w:r>
+            <w:r>
+              <w:rPr>
+                <w:noProof/>
+                <w:webHidden/>
+              </w:rPr>
+              <w:fldChar w:fldCharType="begin"/>
+            </w:r>
+            <w:r>
+              <w:rPr>
+                <w:noProof/>
+                <w:webHidden/>
+              </w:rPr>
+              <w:instrText xml:space="preserve"> PAGEREF _Toc207292880 \h </w:instrText>
+            </w:r>
+            <w:r>
+              <w:rPr>
+                <w:noProof/>
+                <w:webHidden/>
+              </w:rPr>
+            </w:r>
+            <w:r>
+              <w:rPr>
+                <w:noProof/>
+                <w:webHidden/>
+              </w:rPr>
+              <w:fldChar w:fldCharType="separate"/>
+            </w:r>
+            <w:r>
+              <w:rPr>
+                <w:noProof/>
+                <w:webHidden/>
+              </w:rPr>
+              <w:t>27</w:t>
+            </w:r>
+            <w:r>
+              <w:rPr>
+                <w:noProof/>
+                <w:webHidden/>
+              </w:rPr>
+              <w:fldChar w:fldCharType="end"/>
+            </w:r>
+          </w:hyperlink>
+        </w:p>
+        <w:p>
+          <w:pPr>
+            <w:pStyle w:val="TOC3"/>
+            <w:tabs>
+              <w:tab w:val="left" w:pos="3565"/>
+            </w:tabs>
+            <w:rPr>
+              <w:rFonts w:cstheme="minorBidi"/>
+              <w:noProof/>
+              <w:kern w:val="2"/>
+              <w:sz w:val="24"/>
+              <w14:ligatures w14:val="standardContextual"/>
+            </w:rPr>
+          </w:pPr>
+          <w:hyperlink w:anchor="_Toc207292881" w:history="1">
+            <w:r>
+              <w:rPr>
+                <w:rStyle w:val="Hyperlink"/>
+                <w:noProof/>
+              </w:rPr>
+              <w:t>2-2-5</w:t>
+            </w:r>
+            <w:r>
+              <w:rPr>
+                <w:rFonts w:cstheme="minorBidi"/>
+                <w:noProof/>
+                <w:kern w:val="2"/>
+                <w:sz w:val="24"/>
+                <w14:ligatures w14:val="standardContextual"/>
+              </w:rPr>
+              <w:tab/>
+            </w:r>
+            <w:r>
+              <w:rPr>
+                <w:rStyle w:val="Hyperlink"/>
+                <w:rFonts w:hint="eastAsia"/>
+                <w:noProof/>
+                <w:rtl/>
+              </w:rPr>
+              <w:t>نظر</w:t>
+            </w:r>
+            <w:r>
+              <w:rPr>
+                <w:rStyle w:val="Hyperlink"/>
+                <w:rFonts w:hint="cs"/>
+                <w:noProof/>
+                <w:rtl/>
+              </w:rPr>
+              <w:t>ی</w:t>
+            </w:r>
+            <w:r>
+              <w:rPr>
+                <w:rStyle w:val="Hyperlink"/>
+                <w:rFonts w:hint="eastAsia"/>
+                <w:noProof/>
+                <w:rtl/>
+              </w:rPr>
+              <w:t>ه</w:t>
+            </w:r>
+            <w:r>
+              <w:rPr>
+                <w:rStyle w:val="Hyperlink"/>
+                <w:noProof/>
+                <w:rtl/>
+              </w:rPr>
+              <w:t xml:space="preserve"> </w:t>
+            </w:r>
+            <w:r>
+              <w:rPr>
+                <w:rStyle w:val="Hyperlink"/>
+                <w:rFonts w:hint="eastAsia"/>
+                <w:noProof/>
+                <w:rtl/>
+              </w:rPr>
+              <w:t>مد</w:t>
+            </w:r>
+            <w:r>
+              <w:rPr>
+                <w:rStyle w:val="Hyperlink"/>
+                <w:rFonts w:hint="cs"/>
+                <w:noProof/>
+                <w:rtl/>
+              </w:rPr>
+              <w:t>ی</w:t>
+            </w:r>
+            <w:r>
+              <w:rPr>
+                <w:rStyle w:val="Hyperlink"/>
+                <w:rFonts w:hint="eastAsia"/>
+                <w:noProof/>
+                <w:rtl/>
+              </w:rPr>
+              <w:t>ر</w:t>
+            </w:r>
+            <w:r>
+              <w:rPr>
+                <w:rStyle w:val="Hyperlink"/>
+                <w:rFonts w:hint="cs"/>
+                <w:noProof/>
+                <w:rtl/>
+              </w:rPr>
+              <w:t>ی</w:t>
+            </w:r>
+            <w:r>
+              <w:rPr>
+                <w:rStyle w:val="Hyperlink"/>
+                <w:rFonts w:hint="eastAsia"/>
+                <w:noProof/>
+                <w:rtl/>
+              </w:rPr>
+              <w:t>ت</w:t>
+            </w:r>
+            <w:r>
+              <w:rPr>
+                <w:rStyle w:val="Hyperlink"/>
+                <w:noProof/>
+                <w:rtl/>
+              </w:rPr>
+              <w:t xml:space="preserve"> </w:t>
+            </w:r>
+            <w:r>
+              <w:rPr>
+                <w:rStyle w:val="Hyperlink"/>
+                <w:rFonts w:hint="eastAsia"/>
+                <w:noProof/>
+                <w:rtl/>
+              </w:rPr>
+              <w:t>و</w:t>
+            </w:r>
+            <w:r>
+              <w:rPr>
+                <w:rStyle w:val="Hyperlink"/>
+                <w:noProof/>
+                <w:rtl/>
+              </w:rPr>
+              <w:t xml:space="preserve"> </w:t>
+            </w:r>
+            <w:r>
+              <w:rPr>
+                <w:rStyle w:val="Hyperlink"/>
+                <w:rFonts w:hint="eastAsia"/>
+                <w:noProof/>
+                <w:rtl/>
+              </w:rPr>
+              <w:t>برنامه‌ر</w:t>
+            </w:r>
+            <w:r>
+              <w:rPr>
+                <w:rStyle w:val="Hyperlink"/>
+                <w:rFonts w:hint="cs"/>
+                <w:noProof/>
+                <w:rtl/>
+              </w:rPr>
+              <w:t>ی</w:t>
+            </w:r>
+            <w:r>
+              <w:rPr>
+                <w:rStyle w:val="Hyperlink"/>
+                <w:rFonts w:hint="eastAsia"/>
+                <w:noProof/>
+                <w:rtl/>
+              </w:rPr>
+              <w:t>ز</w:t>
+            </w:r>
+            <w:r>
+              <w:rPr>
+                <w:rStyle w:val="Hyperlink"/>
+                <w:rFonts w:hint="cs"/>
+                <w:noProof/>
+                <w:rtl/>
+              </w:rPr>
+              <w:t>ی</w:t>
+            </w:r>
+            <w:r>
+              <w:rPr>
+                <w:rStyle w:val="Hyperlink"/>
+                <w:noProof/>
+                <w:rtl/>
+              </w:rPr>
+              <w:t xml:space="preserve"> </w:t>
+            </w:r>
+            <w:r>
+              <w:rPr>
+                <w:rStyle w:val="Hyperlink"/>
+                <w:rFonts w:hint="eastAsia"/>
+                <w:noProof/>
+                <w:rtl/>
+              </w:rPr>
+              <w:t>راهبرد</w:t>
+            </w:r>
+            <w:r>
+              <w:rPr>
+                <w:rStyle w:val="Hyperlink"/>
+                <w:noProof/>
+                <w:rtl/>
+              </w:rPr>
+              <w:t xml:space="preserve"> </w:t>
+            </w:r>
+            <w:r>
+              <w:rPr>
+                <w:rStyle w:val="Hyperlink"/>
+                <w:rFonts w:hint="eastAsia"/>
+                <w:noProof/>
+                <w:rtl/>
+              </w:rPr>
+              <w:t>فناور</w:t>
+            </w:r>
+            <w:r>
+              <w:rPr>
+                <w:rStyle w:val="Hyperlink"/>
+                <w:rFonts w:hint="cs"/>
+                <w:noProof/>
+                <w:rtl/>
+              </w:rPr>
+              <w:t>ی</w:t>
+            </w:r>
+            <w:r>
+              <w:rPr>
+                <w:noProof/>
+                <w:webHidden/>
+              </w:rPr>
+              <w:tab/>
+            </w:r>
+            <w:r>
+              <w:rPr>
+                <w:noProof/>
+                <w:webHidden/>
+              </w:rPr>
+              <w:fldChar w:fldCharType="begin"/>
+            </w:r>
+            <w:r>
+              <w:rPr>
+                <w:noProof/>
+                <w:webHidden/>
+              </w:rPr>
+              <w:instrText xml:space="preserve"> PAGEREF _Toc207292881 \h </w:instrText>
+            </w:r>
+            <w:r>
+              <w:rPr>
+                <w:noProof/>
+                <w:webHidden/>
+              </w:rPr>
+            </w:r>
+            <w:r>
+              <w:rPr>
+                <w:noProof/>
+                <w:webHidden/>
+              </w:rPr>
+              <w:fldChar w:fldCharType="separate"/>
+            </w:r>
+            <w:r>
+              <w:rPr>
+                <w:noProof/>
+                <w:webHidden/>
+              </w:rPr>
+              <w:t>28</w:t>
+            </w:r>
+            <w:r>
+              <w:rPr>
+                <w:noProof/>
+                <w:webHidden/>
+              </w:rPr>
+              <w:fldChar w:fldCharType="end"/>
+            </w:r>
+          </w:hyperlink>
+        </w:p>
+        <w:p>
+          <w:pPr>
+            <w:pStyle w:val="TOC3"/>
+            <w:tabs>
+              <w:tab w:val="left" w:pos="1680"/>
+            </w:tabs>
+            <w:rPr>
+              <w:rFonts w:cstheme="minorBidi"/>
+              <w:noProof/>
+              <w:kern w:val="2"/>
+              <w:sz w:val="24"/>
+              <w14:ligatures w14:val="standardContextual"/>
+            </w:rPr>
+          </w:pPr>
+          <w:hyperlink w:anchor="_Toc207292882" w:history="1">
+            <w:r>
+              <w:rPr>
+                <w:rStyle w:val="Hyperlink"/>
+                <w:noProof/>
+                <w:rtl/>
+              </w:rPr>
+              <w:t>2-2-6</w:t>
+            </w:r>
+            <w:r>
+              <w:rPr>
+                <w:rFonts w:cstheme="minorBidi"/>
+                <w:noProof/>
+                <w:kern w:val="2"/>
+                <w:sz w:val="24"/>
+                <w14:ligatures w14:val="standardContextual"/>
+              </w:rPr>
+              <w:tab/>
+            </w:r>
+            <w:r>
+              <w:rPr>
+                <w:rStyle w:val="Hyperlink"/>
+                <w:rFonts w:hint="eastAsia"/>
+                <w:noProof/>
+                <w:rtl/>
+              </w:rPr>
+              <w:t>تحل</w:t>
+            </w:r>
+            <w:r>
+              <w:rPr>
+                <w:rStyle w:val="Hyperlink"/>
+                <w:rFonts w:hint="cs"/>
+                <w:noProof/>
+                <w:rtl/>
+              </w:rPr>
+              <w:t>ی</w:t>
+            </w:r>
+            <w:r>
+              <w:rPr>
+                <w:rStyle w:val="Hyperlink"/>
+                <w:rFonts w:hint="eastAsia"/>
+                <w:noProof/>
+                <w:rtl/>
+              </w:rPr>
+              <w:t>ل</w:t>
+            </w:r>
+            <w:r>
+              <w:rPr>
+                <w:rStyle w:val="Hyperlink"/>
+                <w:noProof/>
+                <w:rtl/>
+              </w:rPr>
+              <w:t xml:space="preserve"> </w:t>
+            </w:r>
+            <w:r>
+              <w:rPr>
+                <w:rStyle w:val="Hyperlink"/>
+                <w:rFonts w:hint="eastAsia"/>
+                <w:noProof/>
+                <w:rtl/>
+              </w:rPr>
+              <w:t>شبکه</w:t>
+            </w:r>
+            <w:r>
+              <w:rPr>
+                <w:rStyle w:val="Hyperlink"/>
+                <w:noProof/>
+                <w:rtl/>
+              </w:rPr>
+              <w:t xml:space="preserve"> </w:t>
+            </w:r>
+            <w:r>
+              <w:rPr>
+                <w:rStyle w:val="Hyperlink"/>
+                <w:rFonts w:hint="eastAsia"/>
+                <w:noProof/>
+                <w:rtl/>
+              </w:rPr>
+              <w:t>معنا</w:t>
+            </w:r>
+            <w:r>
+              <w:rPr>
+                <w:rStyle w:val="Hyperlink"/>
+                <w:rFonts w:hint="cs"/>
+                <w:noProof/>
+                <w:rtl/>
+              </w:rPr>
+              <w:t>یی</w:t>
+            </w:r>
+            <w:r>
+              <w:rPr>
+                <w:noProof/>
+                <w:webHidden/>
+              </w:rPr>
+              <w:tab/>
+            </w:r>
+            <w:r>
+              <w:rPr>
+                <w:noProof/>
+                <w:webHidden/>
+              </w:rPr>
+              <w:fldChar w:fldCharType="begin"/>
+            </w:r>
+            <w:r>
+              <w:rPr>
+                <w:noProof/>
+                <w:webHidden/>
+              </w:rPr>
+              <w:instrText xml:space="preserve"> PAGEREF _Toc207292882 \h </w:instrText>
+            </w:r>
+            <w:r>
+              <w:rPr>
+                <w:noProof/>
+                <w:webHidden/>
+              </w:rPr>
+            </w:r>
+            <w:r>
+              <w:rPr>
+                <w:noProof/>
+                <w:webHidden/>
+              </w:rPr>
+              <w:fldChar w:fldCharType="separate"/>
+            </w:r>
+            <w:r>
+              <w:rPr>
+                <w:noProof/>
+                <w:webHidden/>
+              </w:rPr>
+              <w:t>28</w:t>
             </w:r>
             <w:r>
               <w:rPr>
@@ -5568,6 +6587,10 @@
         <w:p>
           <w:pPr>
             <w:pStyle w:val="TOC2"/>
+            <w:tabs>
+              <w:tab w:val="left" w:pos="2340"/>
+            </w:tabs>
+            <w:bidi w:val="0"/>
             <w:rPr>
               <w:rFonts w:cstheme="minorBidi"/>
               <w:bCs w:val="0"/>
@@ -5577,7 +6600,7 @@
               <w14:ligatures w14:val="standardContextual"/>
             </w:rPr>
           </w:pPr>
-          <w:hyperlink w:anchor="_Toc206685631" w:history="1">
+          <w:hyperlink w:anchor="_Toc207292883" w:history="1">
             <w:r>
               <w:rPr>
                 <w:rStyle w:val="Hyperlink"/>
@@ -5604,7 +6627,7 @@
                 <w:noProof/>
                 <w:rtl/>
               </w:rPr>
-              <w:t>نظر</w:t>
+              <w:t>بررس</w:t>
             </w:r>
             <w:r>
               <w:rPr>
@@ -5618,15 +6641,6 @@
             <w:r>
               <w:rPr>
                 <w:rStyle w:val="Hyperlink"/>
-                <w:rFonts w:hint="eastAsia"/>
-                <w:noProof/>
-                <w:rtl/>
-              </w:rPr>
-              <w:t>ه</w:t>
-            </w:r>
-            <w:r>
-              <w:rPr>
-                <w:rStyle w:val="Hyperlink"/>
                 <w:noProof/>
                 <w:rtl/>
               </w:rPr>
@@ -5639,7 +6653,96 @@
                 <w:noProof/>
                 <w:rtl/>
               </w:rPr>
-              <w:t>ها</w:t>
+              <w:t>پ</w:t>
+            </w:r>
+            <w:r>
+              <w:rPr>
+                <w:rStyle w:val="Hyperlink"/>
+                <w:rFonts w:hint="cs"/>
+                <w:noProof/>
+                <w:rtl/>
+              </w:rPr>
+              <w:t>ی</w:t>
+            </w:r>
+            <w:r>
+              <w:rPr>
+                <w:rStyle w:val="Hyperlink"/>
+                <w:rFonts w:hint="eastAsia"/>
+                <w:noProof/>
+                <w:rtl/>
+              </w:rPr>
+              <w:t>ش</w:t>
+            </w:r>
+            <w:r>
+              <w:rPr>
+                <w:rStyle w:val="Hyperlink"/>
+                <w:rFonts w:hint="cs"/>
+                <w:noProof/>
+                <w:rtl/>
+              </w:rPr>
+              <w:t>ی</w:t>
+            </w:r>
+            <w:r>
+              <w:rPr>
+                <w:rStyle w:val="Hyperlink"/>
+                <w:rFonts w:hint="eastAsia"/>
+                <w:noProof/>
+                <w:rtl/>
+              </w:rPr>
+              <w:t>نه</w:t>
+            </w:r>
+            <w:r>
+              <w:rPr>
+                <w:rStyle w:val="Hyperlink"/>
+                <w:noProof/>
+                <w:rtl/>
+              </w:rPr>
+              <w:t xml:space="preserve"> </w:t>
+            </w:r>
+            <w:r>
+              <w:rPr>
+                <w:rStyle w:val="Hyperlink"/>
+                <w:rFonts w:hint="eastAsia"/>
+                <w:noProof/>
+                <w:rtl/>
+              </w:rPr>
+              <w:t>ت</w:t>
+            </w:r>
+            <w:r>
+              <w:rPr>
+                <w:rStyle w:val="Hyperlink"/>
+                <w:rFonts w:hint="eastAsia"/>
+                <w:noProof/>
+                <w:rtl/>
+              </w:rPr>
+              <w:t>ح</w:t>
+            </w:r>
+            <w:r>
+              <w:rPr>
+                <w:rStyle w:val="Hyperlink"/>
+                <w:rFonts w:hint="eastAsia"/>
+                <w:noProof/>
+                <w:rtl/>
+              </w:rPr>
+              <w:t>ق</w:t>
+            </w:r>
+            <w:r>
+              <w:rPr>
+                <w:rStyle w:val="Hyperlink"/>
+                <w:rFonts w:hint="cs"/>
+                <w:noProof/>
+                <w:rtl/>
+              </w:rPr>
+              <w:t>ی</w:t>
+            </w:r>
+            <w:r>
+              <w:rPr>
+                <w:rStyle w:val="Hyperlink"/>
+                <w:rFonts w:hint="eastAsia"/>
+                <w:noProof/>
+                <w:rtl/>
+              </w:rPr>
+              <w:t>ق</w:t>
             </w:r>
             <w:r>
               <w:rPr>
@@ -5660,7 +6763,7 @@
                 <w:noProof/>
                 <w:webHidden/>
               </w:rPr>
-              <w:instrText xml:space="preserve"> PAGEREF _Toc206685631 \h </w:instrText>
+              <w:instrText xml:space="preserve"> PAGEREF _Toc207292883 \h </w:instrText>
             </w:r>
             <w:r>
               <w:rPr>
@@ -5680,7 +6783,7 @@
                 <w:noProof/>
                 <w:webHidden/>
               </w:rPr>
-              <w:t>13</w:t>
+              <w:t>29</w:t>
             </w:r>
             <w:r>
               <w:rPr>
@@ -5786,6 +6889,7 @@
         <w:rPr>
           <w:rtl/>
         </w:rPr>
+        <w:lastRenderedPageBreak/>
         <w:br w:type="page"/>
       </w:r>
     </w:p>
@@ -5843,17 +6947,238 @@
           <w:tab w:val="left" w:pos="1290"/>
         </w:tabs>
         <w:rPr>
+          <w:b/>
+          <w:bCs/>
+          <w:sz w:val="36"/>
+          <w:szCs w:val="36"/>
           <w:rtl/>
         </w:rPr>
       </w:pPr>
       <w:r>
         <w:rPr>
           <w:rFonts w:hint="cs"/>
+          <w:b/>
+          <w:bCs/>
+          <w:sz w:val="36"/>
+          <w:szCs w:val="36"/>
           <w:rtl/>
         </w:rPr>
         <w:lastRenderedPageBreak/>
         <w:t>فهرست جدول ها</w:t>
       </w:r>
+    </w:p>
+    <w:p>
+      <w:pPr>
+        <w:pStyle w:val="TableofFigures"/>
+        <w:tabs>
+          <w:tab w:val="right" w:leader="dot" w:pos="9350"/>
+        </w:tabs>
+        <w:rPr>
+          <w:noProof/>
+        </w:rPr>
+      </w:pPr>
+      <w:r>
+        <w:rPr>
+          <w:rtl/>
+        </w:rPr>
+        <w:fldChar w:fldCharType="begin"/>
+      </w:r>
+      <w:r>
+        <w:rPr>
+          <w:rtl/>
+        </w:rPr>
+        <w:instrText xml:space="preserve"> </w:instrText>
+      </w:r>
+      <w:r>
+        <w:instrText>TOC</w:instrText>
+      </w:r>
+      <w:r>
+        <w:rPr>
+          <w:rtl/>
+        </w:rPr>
+        <w:instrText xml:space="preserve"> \</w:instrText>
+      </w:r>
+      <w:r>
+        <w:instrText>h \z \c</w:instrText>
+      </w:r>
+      <w:r>
+        <w:rPr>
+          <w:rtl/>
+        </w:rPr>
+        <w:instrText xml:space="preserve"> "جدول" </w:instrText>
+      </w:r>
+      <w:r>
+        <w:rPr>
+          <w:rtl/>
+        </w:rPr>
+        <w:fldChar w:fldCharType="separate"/>
+      </w:r>
+      <w:hyperlink w:anchor="_Toc207302038" w:history="1">
+        <w:r>
+          <w:rPr>
+            <w:rStyle w:val="Hyperlink"/>
+            <w:rFonts w:hint="eastAsia"/>
+            <w:b/>
+            <w:bCs/>
+            <w:noProof/>
+            <w:rtl/>
+          </w:rPr>
+          <w:t>جدول</w:t>
+        </w:r>
+        <w:r>
+          <w:rPr>
+            <w:rStyle w:val="Hyperlink"/>
+            <w:b/>
+            <w:bCs/>
+            <w:noProof/>
+            <w:rtl/>
+          </w:rPr>
+          <w:t xml:space="preserve"> </w:t>
+        </w:r>
+        <w:r>
+          <w:rPr>
+            <w:rStyle w:val="Hyperlink"/>
+            <w:rFonts w:hint="eastAsia"/>
+            <w:b/>
+            <w:bCs/>
+            <w:noProof/>
+            <w:rtl/>
+          </w:rPr>
+          <w:t>‏</w:t>
+        </w:r>
+        <w:r>
+          <w:rPr>
+            <w:rStyle w:val="Hyperlink"/>
+            <w:b/>
+            <w:bCs/>
+            <w:noProof/>
+            <w:rtl/>
+          </w:rPr>
+          <w:t>2</w:t>
+        </w:r>
+        <w:r>
+          <w:rPr>
+            <w:rStyle w:val="Hyperlink"/>
+            <w:b/>
+            <w:bCs/>
+            <w:noProof/>
+            <w:rtl/>
+          </w:rPr>
+          <w:noBreakHyphen/>
+          <w:t>1</w:t>
+        </w:r>
+        <w:r>
+          <w:rPr>
+            <w:rStyle w:val="Hyperlink"/>
+            <w:b/>
+            <w:bCs/>
+            <w:noProof/>
+          </w:rPr>
+          <w:t xml:space="preserve"> :</w:t>
+        </w:r>
+        <w:r>
+          <w:rPr>
+            <w:rStyle w:val="Hyperlink"/>
+            <w:b/>
+            <w:bCs/>
+            <w:noProof/>
+            <w:rtl/>
+          </w:rPr>
+          <w:t xml:space="preserve"> </w:t>
+        </w:r>
+        <w:r>
+          <w:rPr>
+            <w:rStyle w:val="Hyperlink"/>
+            <w:rFonts w:hint="eastAsia"/>
+            <w:b/>
+            <w:bCs/>
+            <w:noProof/>
+            <w:rtl/>
+          </w:rPr>
+          <w:t>مطالعا</w:t>
+        </w:r>
+        <w:r>
+          <w:rPr>
+            <w:rStyle w:val="Hyperlink"/>
+            <w:rFonts w:hint="eastAsia"/>
+            <w:b/>
+            <w:bCs/>
+            <w:noProof/>
+            <w:rtl/>
+          </w:rPr>
+          <w:t>ت</w:t>
+        </w:r>
+        <w:r>
+          <w:rPr>
+            <w:rStyle w:val="Hyperlink"/>
+            <w:b/>
+            <w:bCs/>
+            <w:noProof/>
+            <w:rtl/>
+          </w:rPr>
+          <w:t xml:space="preserve"> </w:t>
+        </w:r>
+        <w:r>
+          <w:rPr>
+            <w:rStyle w:val="Hyperlink"/>
+            <w:rFonts w:hint="eastAsia"/>
+            <w:b/>
+            <w:bCs/>
+            <w:noProof/>
+            <w:rtl/>
+          </w:rPr>
+          <w:t>گذشته</w:t>
+        </w:r>
+        <w:r>
+          <w:rPr>
+            <w:noProof/>
+            <w:webHidden/>
+          </w:rPr>
+          <w:tab/>
+        </w:r>
+        <w:r>
+          <w:rPr>
+            <w:noProof/>
+            <w:webHidden/>
+          </w:rPr>
+          <w:fldChar w:fldCharType="begin"/>
+        </w:r>
+        <w:r>
+          <w:rPr>
+            <w:noProof/>
+            <w:webHidden/>
+          </w:rPr>
+          <w:instrText xml:space="preserve"> PAGEREF _Toc207302038 \h </w:instrText>
+        </w:r>
+        <w:r>
+          <w:rPr>
+            <w:noProof/>
+            <w:webHidden/>
+          </w:rPr>
+        </w:r>
+        <w:r>
+          <w:rPr>
+            <w:noProof/>
+            <w:webHidden/>
+          </w:rPr>
+          <w:fldChar w:fldCharType="separate"/>
+        </w:r>
+        <w:r>
+          <w:rPr>
+            <w:noProof/>
+            <w:webHidden/>
+            <w:rtl/>
+          </w:rPr>
+          <w:t>29</w:t>
+        </w:r>
+        <w:r>
+          <w:rPr>
+            <w:noProof/>
+            <w:webHidden/>
+          </w:rPr>
+          <w:fldChar w:fldCharType="end"/>
+        </w:r>
+      </w:hyperlink>
     </w:p>
     <w:p>
       <w:pPr>
@@ -5864,6 +7189,12 @@
           <w:rtl/>
         </w:rPr>
       </w:pPr>
+      <w:r>
+        <w:rPr>
+          <w:rtl/>
+        </w:rPr>
+        <w:fldChar w:fldCharType="end"/>
+      </w:r>
     </w:p>
     <w:p>
       <w:pPr>
@@ -6127,7 +7458,7 @@
           <w:rtl/>
         </w:rPr>
       </w:pPr>
-      <w:bookmarkStart w:id="0" w:name="_Toc206685609"/>
+      <w:bookmarkStart w:id="0" w:name="_Toc207292857"/>
       <w:r>
         <w:rPr>
           <w:rFonts w:hint="cs"/>
@@ -6158,7 +7489,7 @@
           <w:rtl/>
         </w:rPr>
       </w:pPr>
-      <w:bookmarkStart w:id="1" w:name="_Toc206685610"/>
+      <w:bookmarkStart w:id="1" w:name="_Toc207292858"/>
       <w:r>
         <w:rPr>
           <w:rFonts w:hint="cs"/>
@@ -6849,7 +8180,7 @@
           <w:rtl/>
         </w:rPr>
       </w:pPr>
-      <w:bookmarkStart w:id="2" w:name="_Toc206685611"/>
+      <w:bookmarkStart w:id="2" w:name="_Toc207292859"/>
       <w:r>
         <w:rPr>
           <w:rFonts w:hint="cs"/>
@@ -12396,7 +13727,7 @@
           <w:rtl/>
         </w:rPr>
       </w:pPr>
-      <w:bookmarkStart w:id="3" w:name="_Toc206685612"/>
+      <w:bookmarkStart w:id="3" w:name="_Toc207292860"/>
       <w:r>
         <w:rPr>
           <w:rFonts w:hint="cs"/>
@@ -12428,7 +13759,7 @@
           <w:rtl/>
         </w:rPr>
       </w:pPr>
-      <w:bookmarkStart w:id="4" w:name="_Toc206685613"/>
+      <w:bookmarkStart w:id="4" w:name="_Toc207292861"/>
       <w:r>
         <w:rPr>
           <w:rFonts w:hint="cs"/>
@@ -14137,7 +15468,7 @@
           <w:rtl/>
         </w:rPr>
       </w:pPr>
-      <w:bookmarkStart w:id="5" w:name="_Toc206685614"/>
+      <w:bookmarkStart w:id="5" w:name="_Toc207292862"/>
       <w:r>
         <w:rPr>
           <w:rFonts w:hint="cs"/>
@@ -16041,7 +17372,7 @@
           <w:rtl/>
         </w:rPr>
       </w:pPr>
-      <w:bookmarkStart w:id="6" w:name="_Toc206685615"/>
+      <w:bookmarkStart w:id="6" w:name="_Toc207292863"/>
       <w:r>
         <w:rPr>
           <w:rFonts w:hint="cs"/>
@@ -18249,7 +19580,7 @@
           <w:lang w:bidi="fa-IR"/>
         </w:rPr>
       </w:pPr>
-      <w:bookmarkStart w:id="7" w:name="_Toc206685616"/>
+      <w:bookmarkStart w:id="7" w:name="_Toc207292864"/>
       <w:r>
         <w:rPr>
           <w:rFonts w:hint="cs"/>
@@ -20742,12 +22073,12 @@
           <w:docGrid w:linePitch="360"/>
         </w:sectPr>
       </w:pPr>
-      <w:bookmarkStart w:id="8" w:name="_Toc206685617"/>
     </w:p>
     <w:p>
       <w:pPr>
         <w:pStyle w:val="Heading2"/>
       </w:pPr>
+      <w:bookmarkStart w:id="8" w:name="_Toc207292865"/>
       <w:r>
         <w:rPr>
           <w:rFonts w:hint="cs"/>
@@ -21027,7 +22358,7 @@
           <w:rtl/>
         </w:rPr>
       </w:pPr>
-      <w:bookmarkStart w:id="9" w:name="_Toc206685618"/>
+      <w:bookmarkStart w:id="9" w:name="_Toc207292866"/>
       <w:r>
         <w:rPr>
           <w:rFonts w:hint="cs"/>
@@ -21524,7 +22855,7 @@
           <w:rtl/>
         </w:rPr>
       </w:pPr>
-      <w:bookmarkStart w:id="10" w:name="_Toc206685619"/>
+      <w:bookmarkStart w:id="10" w:name="_Toc207292867"/>
       <w:r>
         <w:rPr>
           <w:rFonts w:hint="cs"/>
@@ -21541,7 +22872,7 @@
           <w:rtl/>
         </w:rPr>
       </w:pPr>
-      <w:bookmarkStart w:id="11" w:name="_Toc206685620"/>
+      <w:bookmarkStart w:id="11" w:name="_Toc207292868"/>
       <w:r>
         <w:rPr>
           <w:rFonts w:hint="cs"/>
@@ -21649,7 +22980,7 @@
           <w:rtl/>
         </w:rPr>
       </w:pPr>
-      <w:bookmarkStart w:id="12" w:name="_Toc206685621"/>
+      <w:bookmarkStart w:id="12" w:name="_Toc207292869"/>
       <w:r>
         <w:rPr>
           <w:rFonts w:hint="cs"/>
@@ -22078,7 +23409,7 @@
           <w:rtl/>
         </w:rPr>
       </w:pPr>
-      <w:bookmarkStart w:id="13" w:name="_Toc206685622"/>
+      <w:bookmarkStart w:id="13" w:name="_Toc207292870"/>
       <w:r>
         <w:rPr>
           <w:rFonts w:hint="cs"/>
@@ -22616,7 +23947,7 @@
           <w:rtl/>
         </w:rPr>
       </w:pPr>
-      <w:bookmarkStart w:id="14" w:name="_Toc206685623"/>
+      <w:bookmarkStart w:id="14" w:name="_Toc207292871"/>
       <w:r>
         <w:rPr>
           <w:rFonts w:hint="cs"/>
@@ -22647,7 +23978,7 @@
           <w:rtl/>
         </w:rPr>
       </w:pPr>
-      <w:bookmarkStart w:id="15" w:name="_Toc206685624"/>
+      <w:bookmarkStart w:id="15" w:name="_Toc207292872"/>
       <w:r>
         <w:rPr>
           <w:rFonts w:hint="cs"/>
@@ -26724,7 +28055,7 @@
           <w:rtl/>
         </w:rPr>
       </w:pPr>
-      <w:bookmarkStart w:id="16" w:name="_Toc206685625"/>
+      <w:bookmarkStart w:id="16" w:name="_Toc207292873"/>
       <w:r>
         <w:rPr>
           <w:rFonts w:hint="cs"/>
@@ -28675,7 +30006,7 @@
           <w:rtl/>
         </w:rPr>
       </w:pPr>
-      <w:bookmarkStart w:id="17" w:name="_Toc206685626"/>
+      <w:bookmarkStart w:id="17" w:name="_Toc207292874"/>
       <w:r>
         <w:rPr>
           <w:rFonts w:hint="cs"/>
@@ -28693,7 +30024,7 @@
           <w:rtl/>
         </w:rPr>
       </w:pPr>
-      <w:bookmarkStart w:id="18" w:name="_Toc206685627"/>
+      <w:bookmarkStart w:id="18" w:name="_Toc207292875"/>
       <w:r>
         <w:rPr>
           <w:rFonts w:hint="cs"/>
@@ -30106,7 +31437,21 @@
         <w:rPr>
           <w:noProof/>
         </w:rPr>
-        <w:t>(Siddika et al., 2019)</w:t>
+        <w:t>(</w:t>
+      </w:r>
+      <w:proofErr w:type="spellStart"/>
+      <w:r>
+        <w:rPr>
+          <w:noProof/>
+        </w:rPr>
+        <w:t>Siddika</w:t>
+      </w:r>
+      <w:proofErr w:type="spellEnd"/>
+      <w:r>
+        <w:rPr>
+          <w:noProof/>
+        </w:rPr>
+        <w:t xml:space="preserve"> et al., 2019)</w:t>
       </w:r>
       <w:r>
         <w:fldChar w:fldCharType="end"/>
@@ -34343,7 +35688,6 @@
     <w:p>
       <w:pPr>
         <w:rPr>
-          <w:rFonts w:hint="cs"/>
           <w:rtl/>
           <w:lang w:bidi="fa-IR"/>
         </w:rPr>
@@ -34364,7 +35708,7 @@
           <w:rtl/>
         </w:rPr>
       </w:pPr>
-      <w:bookmarkStart w:id="19" w:name="_Toc206685628"/>
+      <w:bookmarkStart w:id="19" w:name="_Toc207292876"/>
       <w:r>
         <w:rPr>
           <w:rFonts w:hint="cs"/>
@@ -34373,42 +35717,42 @@
         <w:lastRenderedPageBreak/>
         <w:t>مفاهیم نظری مرتبط با</w:t>
       </w:r>
+      <w:r>
+        <w:rPr>
+          <w:rFonts w:hint="cs"/>
+          <w:rtl/>
+        </w:rPr>
+        <w:t xml:space="preserve"> </w:t>
+      </w:r>
+      <w:r>
+        <w:rPr>
+          <w:rFonts w:hint="cs"/>
+          <w:rtl/>
+        </w:rPr>
+        <w:t>پتنت ها</w:t>
+      </w:r>
+      <w:r>
+        <w:rPr>
+          <w:rFonts w:hint="cs"/>
+          <w:rtl/>
+        </w:rPr>
+        <w:t xml:space="preserve"> و </w:t>
+      </w:r>
+      <w:r>
+        <w:rPr>
+          <w:rFonts w:hint="cs"/>
+          <w:rtl/>
+        </w:rPr>
+        <w:t>نقشه راه</w:t>
+      </w:r>
+      <w:r>
+        <w:rPr>
+          <w:rFonts w:hint="cs"/>
+          <w:rtl/>
+        </w:rPr>
+        <w:t xml:space="preserve"> فناوری</w:t>
+      </w:r>
       <w:bookmarkEnd w:id="19"/>
-      <w:r>
-        <w:rPr>
-          <w:rFonts w:hint="cs"/>
-          <w:rtl/>
-        </w:rPr>
-        <w:t xml:space="preserve"> </w:t>
-      </w:r>
-      <w:r>
-        <w:rPr>
-          <w:rFonts w:hint="cs"/>
-          <w:rtl/>
-        </w:rPr>
-        <w:t>پتنت ها</w:t>
-      </w:r>
-      <w:r>
-        <w:rPr>
-          <w:rFonts w:hint="cs"/>
-          <w:rtl/>
-        </w:rPr>
-        <w:t xml:space="preserve"> و </w:t>
-      </w:r>
-      <w:r>
-        <w:rPr>
-          <w:rFonts w:hint="cs"/>
-          <w:rtl/>
-        </w:rPr>
-        <w:t>نقشه راه</w:t>
-      </w:r>
-      <w:r>
-        <w:rPr>
-          <w:rFonts w:hint="cs"/>
-          <w:rtl/>
-        </w:rPr>
-        <w:t xml:space="preserve"> فناوری</w:t>
-      </w:r>
     </w:p>
     <w:p>
       <w:pPr>
@@ -34417,6 +35761,7 @@
           <w:rtl/>
         </w:rPr>
       </w:pPr>
+      <w:bookmarkStart w:id="20" w:name="_Toc207292877"/>
       <w:r>
         <w:rPr>
           <w:rFonts w:hint="cs"/>
@@ -34431,6 +35776,7 @@
         </w:rPr>
         <w:t xml:space="preserve"> و استخراج پتنت در حوزه خودروهای برقی</w:t>
       </w:r>
+      <w:bookmarkEnd w:id="20"/>
     </w:p>
     <w:p>
       <w:pPr>
@@ -35720,7 +37066,6 @@
     <w:p>
       <w:pPr>
         <w:rPr>
-          <w:rFonts w:hint="cs"/>
           <w:rtl/>
           <w:lang w:bidi="fa-IR"/>
         </w:rPr>
@@ -36601,6 +37946,7 @@
           <w:rtl/>
         </w:rPr>
       </w:pPr>
+      <w:bookmarkStart w:id="21" w:name="_Toc207292878"/>
       <w:r>
         <w:rPr>
           <w:rFonts w:hint="cs"/>
@@ -36608,11 +37954,11 @@
         </w:rPr>
         <w:t>چرخه عمر فناوری</w:t>
       </w:r>
+      <w:bookmarkEnd w:id="21"/>
     </w:p>
     <w:p>
       <w:pPr>
         <w:rPr>
-          <w:rFonts w:hint="cs"/>
           <w:lang w:bidi="fa-IR"/>
         </w:rPr>
       </w:pPr>
@@ -38910,6 +40256,7 @@
       <w:pPr>
         <w:pStyle w:val="Heading3"/>
       </w:pPr>
+      <w:bookmarkStart w:id="22" w:name="_Toc207292879"/>
       <w:r>
         <w:rPr>
           <w:rFonts w:hint="cs"/>
@@ -38917,6 +40264,7 @@
         </w:rPr>
         <w:t>نقشه راه فناوری</w:t>
       </w:r>
+      <w:bookmarkEnd w:id="22"/>
     </w:p>
     <w:p>
       <w:pPr>
@@ -41389,7 +42737,6 @@
     <w:p>
       <w:pPr>
         <w:rPr>
-          <w:rFonts w:hint="cs"/>
           <w:lang w:bidi="fa-IR"/>
         </w:rPr>
       </w:pPr>
@@ -41877,6 +43224,7 @@
           <w:rtl/>
         </w:rPr>
       </w:pPr>
+      <w:bookmarkStart w:id="23" w:name="_Toc207292880"/>
       <w:r>
         <w:rPr>
           <w:rFonts w:hint="cs"/>
@@ -41898,6 +43246,7 @@
         </w:rPr>
         <w:footnoteReference w:id="36"/>
       </w:r>
+      <w:bookmarkEnd w:id="23"/>
     </w:p>
     <w:p>
       <w:r>
@@ -42057,6 +43406,7 @@
       <w:pPr>
         <w:pStyle w:val="Heading3"/>
       </w:pPr>
+      <w:bookmarkStart w:id="24" w:name="_Toc207292881"/>
       <w:r>
         <w:rPr>
           <w:rFonts w:hint="cs"/>
@@ -42078,11 +43428,11 @@
         </w:rPr>
         <w:footnoteReference w:id="37"/>
       </w:r>
+      <w:bookmarkEnd w:id="24"/>
     </w:p>
     <w:p>
       <w:pPr>
         <w:rPr>
-          <w:rFonts w:hint="cs"/>
           <w:lang w:bidi="fa-IR"/>
         </w:rPr>
       </w:pPr>
@@ -42131,554 +43481,540 @@
           <w:rFonts w:hint="cs"/>
           <w:rtl/>
         </w:rPr>
-        <w:t>ی</w:t>
-      </w:r>
-      <w:r>
-        <w:rPr>
-          <w:rFonts w:hint="cs"/>
+        <w:t xml:space="preserve">ی </w:t>
+      </w:r>
+      <w:r>
+        <w:rPr>
+          <w:rtl/>
+        </w:rPr>
+        <w:t>شاخه‌ا</w:t>
+      </w:r>
+      <w:r>
+        <w:rPr>
+          <w:rFonts w:hint="cs"/>
+          <w:rtl/>
+        </w:rPr>
+        <w:t>ی</w:t>
+      </w:r>
+      <w:r>
+        <w:rPr>
+          <w:rtl/>
+        </w:rPr>
+        <w:t xml:space="preserve"> از مد</w:t>
+      </w:r>
+      <w:r>
+        <w:rPr>
+          <w:rFonts w:hint="cs"/>
+          <w:rtl/>
+        </w:rPr>
+        <w:t>یریت</w:t>
+      </w:r>
+      <w:r>
+        <w:rPr>
+          <w:rtl/>
+        </w:rPr>
+        <w:t xml:space="preserve"> فناور</w:t>
+      </w:r>
+      <w:r>
+        <w:rPr>
+          <w:rFonts w:hint="cs"/>
+          <w:rtl/>
+        </w:rPr>
+        <w:t>ی</w:t>
+      </w:r>
+      <w:r>
+        <w:rPr>
+          <w:rtl/>
+        </w:rPr>
+        <w:t xml:space="preserve"> است که به همسو</w:t>
+      </w:r>
+      <w:r>
+        <w:rPr>
+          <w:rFonts w:hint="cs"/>
+          <w:rtl/>
+        </w:rPr>
+        <w:t>یی</w:t>
+      </w:r>
+      <w:r>
+        <w:rPr>
+          <w:rtl/>
+        </w:rPr>
+        <w:t xml:space="preserve"> دانش فن</w:t>
+      </w:r>
+      <w:r>
+        <w:rPr>
+          <w:rFonts w:hint="cs"/>
+          <w:rtl/>
+        </w:rPr>
+        <w:t>ی،</w:t>
+      </w:r>
+      <w:r>
+        <w:rPr>
+          <w:rtl/>
+        </w:rPr>
+        <w:t xml:space="preserve"> نوآور</w:t>
+      </w:r>
+      <w:r>
+        <w:rPr>
+          <w:rFonts w:hint="cs"/>
+          <w:rtl/>
+        </w:rPr>
+        <w:t>ی‌ها</w:t>
+      </w:r>
+      <w:r>
+        <w:rPr>
+          <w:rtl/>
+        </w:rPr>
+        <w:t xml:space="preserve"> و دارا</w:t>
+      </w:r>
+      <w:r>
+        <w:rPr>
+          <w:rFonts w:hint="cs"/>
+          <w:rtl/>
+        </w:rPr>
+        <w:t>یی‌های</w:t>
+      </w:r>
+      <w:r>
+        <w:rPr>
+          <w:rtl/>
+        </w:rPr>
+        <w:t xml:space="preserve"> فناورانه با اهداف کلان سازمان</w:t>
+      </w:r>
+      <w:r>
+        <w:rPr>
+          <w:rFonts w:hint="cs"/>
+          <w:rtl/>
+        </w:rPr>
+        <w:t>ی</w:t>
+      </w:r>
+      <w:r>
+        <w:rPr>
+          <w:rtl/>
+        </w:rPr>
+        <w:t xml:space="preserve"> و س</w:t>
+      </w:r>
+      <w:r>
+        <w:rPr>
+          <w:rFonts w:hint="cs"/>
+          <w:rtl/>
+        </w:rPr>
+        <w:t>یاست‌های</w:t>
+      </w:r>
+      <w:r>
+        <w:rPr>
+          <w:rtl/>
+        </w:rPr>
+        <w:t xml:space="preserve"> مل</w:t>
+      </w:r>
+      <w:r>
+        <w:rPr>
+          <w:rFonts w:hint="cs"/>
+          <w:rtl/>
+        </w:rPr>
+        <w:t>ی</w:t>
+      </w:r>
+      <w:r>
+        <w:rPr>
+          <w:rtl/>
+        </w:rPr>
+        <w:t xml:space="preserve"> م</w:t>
+      </w:r>
+      <w:r>
+        <w:rPr>
+          <w:rFonts w:hint="cs"/>
+          <w:rtl/>
+        </w:rPr>
+        <w:t>ی‌پردازد</w:t>
+      </w:r>
+      <w:r>
+        <w:rPr>
+          <w:rtl/>
+        </w:rPr>
+        <w:t>. ا</w:t>
+      </w:r>
+      <w:r>
+        <w:rPr>
+          <w:rFonts w:hint="cs"/>
+          <w:rtl/>
+        </w:rPr>
+        <w:t>ین</w:t>
+      </w:r>
+      <w:r>
+        <w:rPr>
+          <w:rtl/>
+        </w:rPr>
+        <w:t xml:space="preserve"> نظر</w:t>
+      </w:r>
+      <w:r>
+        <w:rPr>
+          <w:rFonts w:hint="cs"/>
+          <w:rtl/>
+        </w:rPr>
+        <w:t>یه</w:t>
+      </w:r>
+      <w:r>
+        <w:rPr>
+          <w:rtl/>
+        </w:rPr>
+        <w:t xml:space="preserve"> بر ا</w:t>
+      </w:r>
+      <w:r>
+        <w:rPr>
+          <w:rFonts w:hint="cs"/>
+          <w:rtl/>
+        </w:rPr>
+        <w:t>ین</w:t>
+      </w:r>
+      <w:r>
+        <w:rPr>
+          <w:rtl/>
+        </w:rPr>
+        <w:t xml:space="preserve"> نکته تأک</w:t>
+      </w:r>
+      <w:r>
+        <w:rPr>
+          <w:rFonts w:hint="cs"/>
+          <w:rtl/>
+        </w:rPr>
+        <w:t>ید</w:t>
+      </w:r>
+      <w:r>
+        <w:rPr>
+          <w:rtl/>
+        </w:rPr>
+        <w:t xml:space="preserve"> دارد که فناور</w:t>
+      </w:r>
+      <w:r>
+        <w:rPr>
+          <w:rFonts w:hint="cs"/>
+          <w:rtl/>
+        </w:rPr>
+        <w:t>ی</w:t>
+      </w:r>
+      <w:r>
+        <w:rPr>
+          <w:rtl/>
+        </w:rPr>
+        <w:t xml:space="preserve"> صرفاً </w:t>
+      </w:r>
+      <w:r>
+        <w:rPr>
+          <w:rFonts w:hint="cs"/>
+          <w:rtl/>
+        </w:rPr>
+        <w:t>یک</w:t>
+      </w:r>
+      <w:r>
+        <w:rPr>
+          <w:rtl/>
+        </w:rPr>
+        <w:t xml:space="preserve"> ابزار فن</w:t>
+      </w:r>
+      <w:r>
+        <w:rPr>
+          <w:rFonts w:hint="cs"/>
+          <w:rtl/>
+        </w:rPr>
+        <w:t>ی</w:t>
+      </w:r>
+      <w:r>
+        <w:rPr>
+          <w:rtl/>
+        </w:rPr>
+        <w:t xml:space="preserve"> ن</w:t>
+      </w:r>
+      <w:r>
+        <w:rPr>
+          <w:rFonts w:hint="cs"/>
+          <w:rtl/>
+        </w:rPr>
+        <w:t>یست،</w:t>
+      </w:r>
+      <w:r>
+        <w:rPr>
+          <w:rtl/>
+        </w:rPr>
+        <w:t xml:space="preserve"> بلکه </w:t>
+      </w:r>
+      <w:r>
+        <w:rPr>
+          <w:rFonts w:hint="cs"/>
+          <w:rtl/>
+        </w:rPr>
+        <w:t>یک</w:t>
+      </w:r>
+      <w:r>
+        <w:rPr>
+          <w:rtl/>
+        </w:rPr>
+        <w:t xml:space="preserve"> منبع استراتژ</w:t>
+      </w:r>
+      <w:r>
+        <w:rPr>
+          <w:rFonts w:hint="cs"/>
+          <w:rtl/>
+        </w:rPr>
+        <w:t>یک</w:t>
+      </w:r>
+      <w:r>
+        <w:rPr>
+          <w:rtl/>
+        </w:rPr>
+        <w:t xml:space="preserve"> است که با</w:t>
+      </w:r>
+      <w:r>
+        <w:rPr>
+          <w:rFonts w:hint="cs"/>
+          <w:rtl/>
+        </w:rPr>
+        <w:t>ید</w:t>
+      </w:r>
+      <w:r>
+        <w:rPr>
+          <w:rtl/>
+        </w:rPr>
+        <w:t xml:space="preserve"> به‌طور نظام‌مند مد</w:t>
+      </w:r>
+      <w:r>
+        <w:rPr>
+          <w:rFonts w:hint="cs"/>
+          <w:rtl/>
+        </w:rPr>
+        <w:t>یریت</w:t>
+      </w:r>
+      <w:r>
+        <w:rPr>
+          <w:rtl/>
+        </w:rPr>
+        <w:t xml:space="preserve"> شود تا بتواند ارزش‌آفر</w:t>
+      </w:r>
+      <w:r>
+        <w:rPr>
+          <w:rFonts w:hint="cs"/>
+          <w:rtl/>
+        </w:rPr>
+        <w:t>ینی</w:t>
+      </w:r>
+      <w:r>
+        <w:rPr>
+          <w:rtl/>
+        </w:rPr>
+        <w:t xml:space="preserve"> اقتصاد</w:t>
+      </w:r>
+      <w:r>
+        <w:rPr>
+          <w:rFonts w:hint="cs"/>
+          <w:rtl/>
+        </w:rPr>
+        <w:t>ی</w:t>
+      </w:r>
+      <w:r>
+        <w:rPr>
+          <w:rtl/>
+        </w:rPr>
+        <w:t xml:space="preserve"> و مز</w:t>
+      </w:r>
+      <w:r>
+        <w:rPr>
+          <w:rFonts w:hint="cs"/>
+          <w:rtl/>
+        </w:rPr>
+        <w:t>یت</w:t>
+      </w:r>
+      <w:r>
+        <w:rPr>
+          <w:rtl/>
+        </w:rPr>
+        <w:t xml:space="preserve"> رقابت</w:t>
+      </w:r>
+      <w:r>
+        <w:rPr>
+          <w:rFonts w:hint="cs"/>
+          <w:rtl/>
+        </w:rPr>
+        <w:t>ی</w:t>
+      </w:r>
+      <w:r>
+        <w:rPr>
+          <w:rtl/>
+        </w:rPr>
+        <w:t xml:space="preserve"> ا</w:t>
+      </w:r>
+      <w:r>
+        <w:rPr>
+          <w:rFonts w:hint="cs"/>
+          <w:rtl/>
+        </w:rPr>
+        <w:t>یجاد</w:t>
+      </w:r>
+      <w:r>
+        <w:rPr>
+          <w:rtl/>
+        </w:rPr>
+        <w:t xml:space="preserve"> کند. در ا</w:t>
+      </w:r>
+      <w:r>
+        <w:rPr>
+          <w:rFonts w:hint="cs"/>
+          <w:rtl/>
+        </w:rPr>
+        <w:t>ین</w:t>
+      </w:r>
+      <w:r>
+        <w:rPr>
+          <w:rtl/>
+        </w:rPr>
+        <w:t xml:space="preserve"> چارچوب، مد</w:t>
+      </w:r>
+      <w:r>
+        <w:rPr>
+          <w:rFonts w:hint="cs"/>
+          <w:rtl/>
+        </w:rPr>
+        <w:t>یران</w:t>
+      </w:r>
+      <w:r>
+        <w:rPr>
+          <w:rtl/>
+        </w:rPr>
+        <w:t xml:space="preserve"> فناور</w:t>
+      </w:r>
+      <w:r>
+        <w:rPr>
+          <w:rFonts w:hint="cs"/>
+          <w:rtl/>
+        </w:rPr>
+        <w:t>ی</w:t>
+      </w:r>
+      <w:r>
+        <w:rPr>
+          <w:rtl/>
+        </w:rPr>
+        <w:t xml:space="preserve"> با</w:t>
+      </w:r>
+      <w:r>
+        <w:rPr>
+          <w:rFonts w:hint="cs"/>
+          <w:rtl/>
+        </w:rPr>
+        <w:t>ید</w:t>
+      </w:r>
+      <w:r>
+        <w:rPr>
+          <w:rtl/>
+        </w:rPr>
+        <w:t xml:space="preserve"> تصم</w:t>
+      </w:r>
+      <w:r>
+        <w:rPr>
+          <w:rFonts w:hint="cs"/>
+          <w:rtl/>
+        </w:rPr>
+        <w:t>یم</w:t>
+      </w:r>
+      <w:r>
+        <w:rPr>
+          <w:rtl/>
+        </w:rPr>
+        <w:t xml:space="preserve"> بگ</w:t>
+      </w:r>
+      <w:r>
+        <w:rPr>
+          <w:rFonts w:hint="cs"/>
+          <w:rtl/>
+        </w:rPr>
+        <w:t>یرند</w:t>
+      </w:r>
+      <w:r>
+        <w:rPr>
+          <w:rtl/>
+        </w:rPr>
+        <w:t xml:space="preserve"> چه فناور</w:t>
+      </w:r>
+      <w:r>
+        <w:rPr>
+          <w:rFonts w:hint="cs"/>
+          <w:rtl/>
+        </w:rPr>
+        <w:t>ی‌هایی</w:t>
+      </w:r>
+      <w:r>
+        <w:rPr>
+          <w:rtl/>
+        </w:rPr>
+        <w:t xml:space="preserve"> توسعه </w:t>
+      </w:r>
+      <w:r>
+        <w:rPr>
+          <w:rFonts w:hint="cs"/>
+          <w:rtl/>
+        </w:rPr>
+        <w:t>یابند،</w:t>
+      </w:r>
+      <w:r>
+        <w:rPr>
+          <w:rtl/>
+        </w:rPr>
+        <w:t xml:space="preserve"> چه زمان</w:t>
+      </w:r>
+      <w:r>
+        <w:rPr>
+          <w:rFonts w:hint="cs"/>
+          <w:rtl/>
+        </w:rPr>
+        <w:t>ی</w:t>
+      </w:r>
+      <w:r>
+        <w:rPr>
+          <w:rtl/>
+        </w:rPr>
+        <w:t xml:space="preserve"> تجار</w:t>
+      </w:r>
+      <w:r>
+        <w:rPr>
+          <w:rFonts w:hint="cs"/>
+          <w:rtl/>
+        </w:rPr>
+        <w:t>ی‌سازی</w:t>
+      </w:r>
+      <w:r>
+        <w:rPr>
+          <w:rtl/>
+        </w:rPr>
+        <w:t xml:space="preserve"> شوند و چگونه منابع در تحق</w:t>
+      </w:r>
+      <w:r>
+        <w:rPr>
+          <w:rFonts w:hint="cs"/>
+          <w:rtl/>
+        </w:rPr>
+        <w:t>یق</w:t>
+      </w:r>
+      <w:r>
+        <w:rPr>
+          <w:rtl/>
+        </w:rPr>
+        <w:t xml:space="preserve"> و توسعه تخص</w:t>
+      </w:r>
+      <w:r>
+        <w:rPr>
+          <w:rFonts w:hint="cs"/>
+          <w:rtl/>
+        </w:rPr>
+        <w:t>یص</w:t>
+      </w:r>
+      <w:r>
+        <w:rPr>
           <w:rtl/>
         </w:rPr>
         <w:t xml:space="preserve"> </w:t>
       </w:r>
       <w:r>
         <w:rPr>
-          <w:rtl/>
-        </w:rPr>
-        <w:t>شاخه‌ا</w:t>
-      </w:r>
-      <w:r>
-        <w:rPr>
-          <w:rFonts w:hint="cs"/>
-          <w:rtl/>
-        </w:rPr>
-        <w:t>ی</w:t>
-      </w:r>
-      <w:r>
-        <w:rPr>
-          <w:rtl/>
-        </w:rPr>
-        <w:t xml:space="preserve"> از مد</w:t>
-      </w:r>
-      <w:r>
-        <w:rPr>
-          <w:rFonts w:hint="cs"/>
-          <w:rtl/>
-        </w:rPr>
-        <w:t>یریت</w:t>
-      </w:r>
-      <w:r>
-        <w:rPr>
-          <w:rtl/>
-        </w:rPr>
-        <w:t xml:space="preserve"> فناور</w:t>
-      </w:r>
-      <w:r>
-        <w:rPr>
-          <w:rFonts w:hint="cs"/>
-          <w:rtl/>
-        </w:rPr>
-        <w:t>ی</w:t>
-      </w:r>
-      <w:r>
-        <w:rPr>
-          <w:rtl/>
-        </w:rPr>
-        <w:t xml:space="preserve"> است که به همسو</w:t>
-      </w:r>
-      <w:r>
-        <w:rPr>
-          <w:rFonts w:hint="cs"/>
-          <w:rtl/>
-        </w:rPr>
-        <w:t>یی</w:t>
-      </w:r>
-      <w:r>
-        <w:rPr>
-          <w:rtl/>
-        </w:rPr>
-        <w:t xml:space="preserve"> دانش فن</w:t>
-      </w:r>
-      <w:r>
-        <w:rPr>
-          <w:rFonts w:hint="cs"/>
-          <w:rtl/>
-        </w:rPr>
-        <w:t>ی،</w:t>
-      </w:r>
-      <w:r>
-        <w:rPr>
-          <w:rtl/>
-        </w:rPr>
-        <w:t xml:space="preserve"> نوآور</w:t>
-      </w:r>
-      <w:r>
-        <w:rPr>
-          <w:rFonts w:hint="cs"/>
-          <w:rtl/>
-        </w:rPr>
-        <w:t>ی‌ها</w:t>
-      </w:r>
-      <w:r>
-        <w:rPr>
-          <w:rtl/>
-        </w:rPr>
-        <w:t xml:space="preserve"> و دارا</w:t>
-      </w:r>
-      <w:r>
-        <w:rPr>
-          <w:rFonts w:hint="cs"/>
-          <w:rtl/>
-        </w:rPr>
-        <w:t>یی‌های</w:t>
-      </w:r>
-      <w:r>
-        <w:rPr>
-          <w:rtl/>
-        </w:rPr>
-        <w:t xml:space="preserve"> فناورانه با اهداف کلان سازمان</w:t>
-      </w:r>
-      <w:r>
-        <w:rPr>
-          <w:rFonts w:hint="cs"/>
-          <w:rtl/>
-        </w:rPr>
-        <w:t>ی</w:t>
-      </w:r>
-      <w:r>
-        <w:rPr>
-          <w:rtl/>
-        </w:rPr>
-        <w:t xml:space="preserve"> و س</w:t>
-      </w:r>
-      <w:r>
-        <w:rPr>
-          <w:rFonts w:hint="cs"/>
-          <w:rtl/>
-        </w:rPr>
-        <w:t>یاست‌های</w:t>
-      </w:r>
-      <w:r>
-        <w:rPr>
-          <w:rtl/>
-        </w:rPr>
-        <w:t xml:space="preserve"> مل</w:t>
-      </w:r>
-      <w:r>
-        <w:rPr>
-          <w:rFonts w:hint="cs"/>
-          <w:rtl/>
-        </w:rPr>
-        <w:t>ی</w:t>
-      </w:r>
-      <w:r>
-        <w:rPr>
-          <w:rtl/>
-        </w:rPr>
-        <w:t xml:space="preserve"> م</w:t>
-      </w:r>
-      <w:r>
-        <w:rPr>
-          <w:rFonts w:hint="cs"/>
-          <w:rtl/>
-        </w:rPr>
-        <w:t>ی‌پردازد</w:t>
-      </w:r>
-      <w:r>
-        <w:rPr>
-          <w:rtl/>
-        </w:rPr>
-        <w:t>. ا</w:t>
-      </w:r>
-      <w:r>
-        <w:rPr>
-          <w:rFonts w:hint="cs"/>
-          <w:rtl/>
-        </w:rPr>
-        <w:t>ین</w:t>
-      </w:r>
-      <w:r>
-        <w:rPr>
-          <w:rtl/>
-        </w:rPr>
-        <w:t xml:space="preserve"> نظر</w:t>
-      </w:r>
-      <w:r>
-        <w:rPr>
-          <w:rFonts w:hint="cs"/>
-          <w:rtl/>
-        </w:rPr>
-        <w:t>یه</w:t>
-      </w:r>
-      <w:r>
-        <w:rPr>
-          <w:rtl/>
-        </w:rPr>
-        <w:t xml:space="preserve"> بر ا</w:t>
-      </w:r>
-      <w:r>
-        <w:rPr>
-          <w:rFonts w:hint="cs"/>
-          <w:rtl/>
-        </w:rPr>
-        <w:t>ین</w:t>
-      </w:r>
-      <w:r>
-        <w:rPr>
-          <w:rtl/>
-        </w:rPr>
-        <w:t xml:space="preserve"> نکته تأک</w:t>
-      </w:r>
-      <w:r>
-        <w:rPr>
-          <w:rFonts w:hint="cs"/>
-          <w:rtl/>
-        </w:rPr>
-        <w:t>ید</w:t>
-      </w:r>
-      <w:r>
-        <w:rPr>
-          <w:rtl/>
-        </w:rPr>
-        <w:t xml:space="preserve"> دارد که فناور</w:t>
-      </w:r>
-      <w:r>
-        <w:rPr>
-          <w:rFonts w:hint="cs"/>
-          <w:rtl/>
-        </w:rPr>
-        <w:t>ی</w:t>
-      </w:r>
-      <w:r>
-        <w:rPr>
-          <w:rtl/>
-        </w:rPr>
-        <w:t xml:space="preserve"> صرفاً </w:t>
-      </w:r>
-      <w:r>
-        <w:rPr>
-          <w:rFonts w:hint="cs"/>
-          <w:rtl/>
-        </w:rPr>
-        <w:t>یک</w:t>
-      </w:r>
-      <w:r>
-        <w:rPr>
-          <w:rtl/>
-        </w:rPr>
-        <w:t xml:space="preserve"> ابزار فن</w:t>
-      </w:r>
-      <w:r>
-        <w:rPr>
-          <w:rFonts w:hint="cs"/>
-          <w:rtl/>
-        </w:rPr>
-        <w:t>ی</w:t>
-      </w:r>
-      <w:r>
-        <w:rPr>
-          <w:rtl/>
-        </w:rPr>
-        <w:t xml:space="preserve"> ن</w:t>
-      </w:r>
-      <w:r>
-        <w:rPr>
-          <w:rFonts w:hint="cs"/>
-          <w:rtl/>
-        </w:rPr>
-        <w:t>یست،</w:t>
-      </w:r>
-      <w:r>
-        <w:rPr>
-          <w:rtl/>
-        </w:rPr>
-        <w:t xml:space="preserve"> بلکه </w:t>
-      </w:r>
-      <w:r>
-        <w:rPr>
-          <w:rFonts w:hint="cs"/>
-          <w:rtl/>
-        </w:rPr>
-        <w:t>یک</w:t>
-      </w:r>
-      <w:r>
-        <w:rPr>
-          <w:rtl/>
-        </w:rPr>
-        <w:t xml:space="preserve"> منبع استراتژ</w:t>
-      </w:r>
-      <w:r>
-        <w:rPr>
-          <w:rFonts w:hint="cs"/>
-          <w:rtl/>
-        </w:rPr>
-        <w:t>یک</w:t>
-      </w:r>
-      <w:r>
-        <w:rPr>
-          <w:rtl/>
-        </w:rPr>
-        <w:t xml:space="preserve"> است که با</w:t>
-      </w:r>
-      <w:r>
-        <w:rPr>
-          <w:rFonts w:hint="cs"/>
-          <w:rtl/>
-        </w:rPr>
-        <w:t>ید</w:t>
-      </w:r>
-      <w:r>
-        <w:rPr>
-          <w:rtl/>
-        </w:rPr>
-        <w:t xml:space="preserve"> به‌طور نظام‌مند مد</w:t>
-      </w:r>
-      <w:r>
-        <w:rPr>
-          <w:rFonts w:hint="cs"/>
-          <w:rtl/>
-        </w:rPr>
-        <w:t>یریت</w:t>
-      </w:r>
-      <w:r>
-        <w:rPr>
-          <w:rtl/>
-        </w:rPr>
-        <w:t xml:space="preserve"> شود تا بتواند ارزش‌آفر</w:t>
-      </w:r>
-      <w:r>
-        <w:rPr>
-          <w:rFonts w:hint="cs"/>
-          <w:rtl/>
-        </w:rPr>
-        <w:t>ینی</w:t>
-      </w:r>
-      <w:r>
-        <w:rPr>
-          <w:rtl/>
-        </w:rPr>
-        <w:t xml:space="preserve"> اقتصاد</w:t>
-      </w:r>
-      <w:r>
-        <w:rPr>
-          <w:rFonts w:hint="cs"/>
-          <w:rtl/>
-        </w:rPr>
-        <w:t>ی</w:t>
-      </w:r>
-      <w:r>
-        <w:rPr>
-          <w:rtl/>
-        </w:rPr>
-        <w:t xml:space="preserve"> و مز</w:t>
-      </w:r>
-      <w:r>
-        <w:rPr>
-          <w:rFonts w:hint="cs"/>
-          <w:rtl/>
-        </w:rPr>
-        <w:t>یت</w:t>
-      </w:r>
-      <w:r>
-        <w:rPr>
-          <w:rtl/>
-        </w:rPr>
-        <w:t xml:space="preserve"> رقابت</w:t>
-      </w:r>
-      <w:r>
-        <w:rPr>
-          <w:rFonts w:hint="cs"/>
-          <w:rtl/>
-        </w:rPr>
-        <w:t>ی</w:t>
-      </w:r>
-      <w:r>
-        <w:rPr>
-          <w:rtl/>
-        </w:rPr>
-        <w:t xml:space="preserve"> ا</w:t>
-      </w:r>
-      <w:r>
-        <w:rPr>
-          <w:rFonts w:hint="cs"/>
-          <w:rtl/>
-        </w:rPr>
-        <w:t>یجاد</w:t>
-      </w:r>
-      <w:r>
-        <w:rPr>
-          <w:rtl/>
-        </w:rPr>
-        <w:t xml:space="preserve"> کند. در ا</w:t>
-      </w:r>
-      <w:r>
-        <w:rPr>
-          <w:rFonts w:hint="cs"/>
-          <w:rtl/>
-        </w:rPr>
-        <w:t>ین</w:t>
-      </w:r>
-      <w:r>
-        <w:rPr>
-          <w:rtl/>
-        </w:rPr>
-        <w:t xml:space="preserve"> چارچوب، مد</w:t>
-      </w:r>
-      <w:r>
-        <w:rPr>
-          <w:rFonts w:hint="cs"/>
-          <w:rtl/>
-        </w:rPr>
-        <w:t>یران</w:t>
-      </w:r>
-      <w:r>
-        <w:rPr>
-          <w:rtl/>
-        </w:rPr>
-        <w:t xml:space="preserve"> فناور</w:t>
-      </w:r>
-      <w:r>
-        <w:rPr>
-          <w:rFonts w:hint="cs"/>
-          <w:rtl/>
-        </w:rPr>
-        <w:t>ی</w:t>
-      </w:r>
-      <w:r>
-        <w:rPr>
-          <w:rtl/>
-        </w:rPr>
-        <w:t xml:space="preserve"> با</w:t>
-      </w:r>
-      <w:r>
-        <w:rPr>
-          <w:rFonts w:hint="cs"/>
-          <w:rtl/>
-        </w:rPr>
-        <w:t>ید</w:t>
-      </w:r>
-      <w:r>
-        <w:rPr>
-          <w:rtl/>
-        </w:rPr>
-        <w:t xml:space="preserve"> تصم</w:t>
-      </w:r>
-      <w:r>
-        <w:rPr>
-          <w:rFonts w:hint="cs"/>
-          <w:rtl/>
-        </w:rPr>
-        <w:t>یم</w:t>
-      </w:r>
-      <w:r>
-        <w:rPr>
-          <w:rtl/>
-        </w:rPr>
-        <w:t xml:space="preserve"> بگ</w:t>
-      </w:r>
-      <w:r>
-        <w:rPr>
-          <w:rFonts w:hint="cs"/>
-          <w:rtl/>
-        </w:rPr>
-        <w:t>یرند</w:t>
-      </w:r>
-      <w:r>
-        <w:rPr>
-          <w:rtl/>
-        </w:rPr>
-        <w:t xml:space="preserve"> چه فناور</w:t>
-      </w:r>
-      <w:r>
-        <w:rPr>
-          <w:rFonts w:hint="cs"/>
-          <w:rtl/>
-        </w:rPr>
-        <w:t>ی‌هایی</w:t>
-      </w:r>
-      <w:r>
-        <w:rPr>
-          <w:rtl/>
-        </w:rPr>
-        <w:t xml:space="preserve"> توسعه </w:t>
-      </w:r>
-      <w:r>
-        <w:rPr>
-          <w:rFonts w:hint="cs"/>
-          <w:rtl/>
-        </w:rPr>
-        <w:t>یابند،</w:t>
-      </w:r>
-      <w:r>
-        <w:rPr>
-          <w:rtl/>
-        </w:rPr>
-        <w:t xml:space="preserve"> چه زمان</w:t>
-      </w:r>
-      <w:r>
-        <w:rPr>
-          <w:rFonts w:hint="cs"/>
-          <w:rtl/>
-        </w:rPr>
-        <w:t>ی</w:t>
-      </w:r>
-      <w:r>
-        <w:rPr>
-          <w:rtl/>
-        </w:rPr>
-        <w:t xml:space="preserve"> تجار</w:t>
-      </w:r>
-      <w:r>
-        <w:rPr>
-          <w:rFonts w:hint="cs"/>
-          <w:rtl/>
-        </w:rPr>
-        <w:t>ی‌سازی</w:t>
-      </w:r>
-      <w:r>
-        <w:rPr>
-          <w:rtl/>
-        </w:rPr>
-        <w:t xml:space="preserve"> شوند و چگونه منابع در تحق</w:t>
-      </w:r>
-      <w:r>
-        <w:rPr>
-          <w:rFonts w:hint="cs"/>
-          <w:rtl/>
-        </w:rPr>
-        <w:t>یق</w:t>
-      </w:r>
-      <w:r>
-        <w:rPr>
-          <w:rtl/>
-        </w:rPr>
-        <w:t xml:space="preserve"> و توسعه تخص</w:t>
-      </w:r>
-      <w:r>
-        <w:rPr>
-          <w:rFonts w:hint="cs"/>
-          <w:rtl/>
-        </w:rPr>
-        <w:t>یص</w:t>
-      </w:r>
-      <w:r>
-        <w:rPr>
-          <w:rtl/>
-        </w:rPr>
-        <w:t xml:space="preserve"> </w:t>
-      </w:r>
-      <w:r>
-        <w:rPr>
-          <w:rFonts w:hint="cs"/>
-          <w:rtl/>
-        </w:rPr>
-        <w:t>یابد</w:t>
-      </w:r>
-      <w:r>
-        <w:rPr>
-          <w:rFonts w:hint="cs"/>
-          <w:rtl/>
-        </w:rPr>
-        <w:t xml:space="preserve"> </w:t>
+          <w:rFonts w:hint="cs"/>
+          <w:rtl/>
+        </w:rPr>
+        <w:t xml:space="preserve">یابد </w:t>
       </w:r>
       <w:r>
         <w:rPr>
@@ -43184,7 +44520,6 @@
     <w:p>
       <w:pPr>
         <w:rPr>
-          <w:rFonts w:hint="cs"/>
           <w:lang w:bidi="fa-IR"/>
         </w:rPr>
       </w:pPr>
@@ -43857,6 +45192,7 @@
           <w:rtl/>
         </w:rPr>
       </w:pPr>
+      <w:bookmarkStart w:id="25" w:name="_Toc207292882"/>
       <w:r>
         <w:rPr>
           <w:rFonts w:hint="cs"/>
@@ -43871,6 +45207,7 @@
         </w:rPr>
         <w:t xml:space="preserve"> معنایی</w:t>
       </w:r>
+      <w:bookmarkEnd w:id="25"/>
     </w:p>
     <w:p>
       <w:pPr>
@@ -44484,7 +45821,6 @@
     <w:p>
       <w:pPr>
         <w:rPr>
-          <w:rFonts w:hint="cs"/>
           <w:lang w:bidi="fa-IR"/>
         </w:rPr>
       </w:pPr>
@@ -45103,6 +46439,11 @@
         <w:rPr>
           <w:rtl/>
         </w:rPr>
+      </w:r>
+      <w:r>
+        <w:rPr>
+          <w:rtl/>
+        </w:rPr>
         <w:fldChar w:fldCharType="separate"/>
       </w:r>
       <w:r>
@@ -45135,7 +46476,6 @@
     <w:p>
       <w:pPr>
         <w:rPr>
-          <w:rFonts w:hint="cs"/>
           <w:rtl/>
           <w:lang w:bidi="fa-IR"/>
         </w:rPr>
@@ -45884,28 +47224,1342 @@
           <w:rtl/>
         </w:rPr>
       </w:pPr>
+      <w:bookmarkStart w:id="26" w:name="_Toc207292883"/>
       <w:r>
         <w:rPr>
           <w:rFonts w:hint="cs"/>
           <w:rtl/>
         </w:rPr>
         <w:t>بررسی پیشینه تحقیق</w:t>
+      </w:r>
+      <w:bookmarkEnd w:id="26"/>
+    </w:p>
+    <w:p>
+      <w:r>
+        <w:rPr>
+          <w:rFonts w:hint="cs"/>
+          <w:rtl/>
+        </w:rPr>
+        <w:t>قبل از ادامه‌ی پژوهش شایسته است تا نگاهی به پژوهش های پیشین، روش ها، یافته ها و محدودیت هایی که در آن‌ها وجود داشته است داشته باشیم. پیشینه پژوهش تنها ایجاد فهرستی از منابع موجود و مرتبط نیست، بلکه می‌تواند نقشه‌ی دانش موجود در حوزه مورد بررسی را برای ما روشن سازد. این مجموعه جمع آوری شده از مطالعات پیشین می‌تواند با مروری نظام‌مند و تحلیلی، هم گرایی و تناقض های موجود در یافته‌های قبلی را نشان دهد. با استفاده از نتایج این مطالعات متغیر ها و روش‌های معتبر مشخص می‌شوند و از تکرار کار‌های انجام شده در گذشته پرهیز می‌شود. در نهایت این فرایند منجر به تدوین چارچوب نظری و توجیه روش شناسی پژوهش در دست انجام است، همچنین پرسش های موجود در پژوهش را بر اساس شواهد و نوآوری مطالعه مستند می‌سازد. در ادامه به بررسی پژوهش های داخلی و خارجی انجام شده در حوزه مورد مطالعه می‌پردازیم.</w:t>
       </w:r>
     </w:p>
     <w:p>
       <w:pPr>
         <w:rPr>
-          <w:rtl/>
+          <w:rFonts w:hint="cs"/>
+          <w:i/>
+          <w:iCs/>
+          <w:rtl/>
+          <w:lang w:bidi="fa-IR"/>
         </w:rPr>
       </w:pPr>
       <w:r>
         <w:rPr>
           <w:rFonts w:hint="cs"/>
           <w:rtl/>
-        </w:rPr>
-        <w:t>سلام</w:t>
+          <w:lang w:bidi="fa-IR"/>
+        </w:rPr>
+        <w:t xml:space="preserve">بومان و همکاران </w:t>
+      </w:r>
+      <w:r>
+        <w:rPr>
+          <w:rtl/>
+          <w:lang w:bidi="fa-IR"/>
+        </w:rPr>
+        <w:fldChar w:fldCharType="begin"/>
+      </w:r>
+      <w:r>
+        <w:rPr>
+          <w:rtl/>
+          <w:lang w:bidi="fa-IR"/>
+        </w:rPr>
+        <w:instrText xml:space="preserve"> </w:instrText>
+      </w:r>
+      <w:r>
+        <w:rPr>
+          <w:lang w:bidi="fa-IR"/>
+        </w:rPr>
+        <w:instrText>ADDIN EN.CITE &lt;EndNote&gt;&lt;Cite&gt;&lt;Author&gt;Baumann&lt;/Author&gt;&lt;Year&gt;2021&lt;/Year&gt;&lt;RecNum&gt;104&lt;/RecNum&gt;&lt;DisplayText&gt;(Baumann et al., 2021)&lt;/DisplayText&gt;&lt;record&gt;&lt;rec-number&gt;104&lt;/rec-number&gt;&lt;foreign-keys&gt;&lt;key app="EN" db-id="fedrzzrekw0seces2d85e09w9a09t9dad5wp" timestamp="1756398764"&gt;104&lt;/key&gt;&lt;/foreign-keys&gt;&lt;ref-type name="Journal Article"&gt;17&lt;/ref-type&gt;&lt;contributors&gt;&lt;authors&gt;&lt;author&gt;Baumann, Manuel&lt;/author&gt;&lt;author&gt;Domnik, Tobias&lt;/author&gt;&lt;author&gt;Haase, Martina&lt;/author&gt;&lt;author&gt;Wulf, Christina&lt;/author&gt;&lt;author&gt;Emmerich, Philip&lt;/author&gt;&lt;author&gt;Rösch, Christine&lt;/author&gt;&lt;author&gt;Zapp, Petra&lt;/author&gt;&lt;author&gt;Naegler, Tobias&lt;/author&gt;&lt;author&gt;Weil, Marcel&lt;/author&gt;&lt;/authors&gt;&lt;/contributors&gt;&lt;titles&gt;&lt;title&gt;Comparative patent analysis for the identification of global research trends for the case of battery storage, hydrogen and bioenergy&lt;/title&gt;&lt;secondary-title&gt;Technological forecasting and social change&lt;/secondary-title&gt;&lt;/titles&gt;&lt;periodical&gt;&lt;full-title&gt;Technological Forecasting and Social Change&lt;/full-title&gt;&lt;/periodical&gt;&lt;pages&gt;120505</w:instrText>
+      </w:r>
+      <w:r>
+        <w:rPr>
+          <w:rtl/>
+          <w:lang w:bidi="fa-IR"/>
+        </w:rPr>
+        <w:instrText>&lt;/</w:instrText>
+      </w:r>
+      <w:r>
+        <w:rPr>
+          <w:lang w:bidi="fa-IR"/>
+        </w:rPr>
+        <w:instrText>pages&gt;&lt;volume&gt;165&lt;/volume&gt;&lt;dates&gt;&lt;year&gt;2021&lt;/year&gt;&lt;/dates&gt;&lt;isbn&gt;0040-1625&lt;/isbn&gt;&lt;urls&gt;&lt;/urls&gt;&lt;/record&gt;&lt;/Cite&gt;&lt;/EndNote</w:instrText>
+      </w:r>
+      <w:r>
+        <w:rPr>
+          <w:rtl/>
+          <w:lang w:bidi="fa-IR"/>
+        </w:rPr>
+        <w:instrText>&gt;</w:instrText>
+      </w:r>
+      <w:r>
+        <w:rPr>
+          <w:rtl/>
+          <w:lang w:bidi="fa-IR"/>
+        </w:rPr>
+        <w:fldChar w:fldCharType="separate"/>
+      </w:r>
+      <w:r>
+        <w:rPr>
+          <w:noProof/>
+          <w:rtl/>
+          <w:lang w:bidi="fa-IR"/>
+        </w:rPr>
+        <w:t>(</w:t>
+      </w:r>
+      <w:r>
+        <w:rPr>
+          <w:noProof/>
+          <w:lang w:bidi="fa-IR"/>
+        </w:rPr>
+        <w:t>Baumann et al., 2021</w:t>
+      </w:r>
+      <w:r>
+        <w:rPr>
+          <w:noProof/>
+          <w:rtl/>
+          <w:lang w:bidi="fa-IR"/>
+        </w:rPr>
+        <w:t>)</w:t>
+      </w:r>
+      <w:r>
+        <w:rPr>
+          <w:rtl/>
+          <w:lang w:bidi="fa-IR"/>
+        </w:rPr>
+        <w:fldChar w:fldCharType="end"/>
+      </w:r>
+      <w:r>
+        <w:rPr>
+          <w:rFonts w:hint="cs"/>
+          <w:rtl/>
+          <w:lang w:bidi="fa-IR"/>
+        </w:rPr>
+        <w:t xml:space="preserve"> در جهت تببین چارچوبی برای روش‌شناختی پتنت با اتکا به داده های موجود در پایگاه </w:t>
+      </w:r>
+      <w:r>
+        <w:rPr>
+          <w:rStyle w:val="FootnoteReference"/>
+          <w:rtl/>
+          <w:lang w:bidi="fa-IR"/>
+        </w:rPr>
+        <w:footnoteReference w:id="44"/>
+      </w:r>
+      <w:r>
+        <w:rPr>
+          <w:lang w:bidi="fa-IR"/>
+        </w:rPr>
+        <w:t>EPO-OPS</w:t>
+      </w:r>
+      <w:r>
+        <w:rPr>
+          <w:rFonts w:hint="cs"/>
+          <w:rtl/>
+          <w:lang w:bidi="fa-IR"/>
+        </w:rPr>
+        <w:t xml:space="preserve"> و ترکیب کلید‌واژها و طبقات </w:t>
+      </w:r>
+      <w:r>
+        <w:rPr>
+          <w:lang w:bidi="fa-IR"/>
+        </w:rPr>
+        <w:t>CPC</w:t>
+      </w:r>
+      <w:r>
+        <w:rPr>
+          <w:rStyle w:val="FootnoteReference"/>
+          <w:lang w:bidi="fa-IR"/>
+        </w:rPr>
+        <w:footnoteReference w:id="45"/>
+      </w:r>
+      <w:r>
+        <w:rPr>
+          <w:rFonts w:hint="cs"/>
+          <w:rtl/>
+          <w:lang w:bidi="fa-IR"/>
+        </w:rPr>
+        <w:t>، روند نوآوری را در سه حوزه انرژی شامل باتری لیتیومی</w:t>
+      </w:r>
+      <w:r>
+        <w:rPr>
+          <w:rStyle w:val="FootnoteReference"/>
+          <w:rtl/>
+          <w:lang w:bidi="fa-IR"/>
+        </w:rPr>
+        <w:footnoteReference w:id="46"/>
+      </w:r>
+      <w:r>
+        <w:rPr>
+          <w:rFonts w:hint="cs"/>
+          <w:rtl/>
+          <w:lang w:bidi="fa-IR"/>
+        </w:rPr>
+        <w:t>، الکترولیز قلیایی هیدروژن</w:t>
+      </w:r>
+      <w:r>
+        <w:rPr>
+          <w:rStyle w:val="FootnoteReference"/>
+          <w:rtl/>
+          <w:lang w:bidi="fa-IR"/>
+        </w:rPr>
+        <w:footnoteReference w:id="47"/>
+      </w:r>
+      <w:r>
+        <w:rPr>
+          <w:rFonts w:hint="cs"/>
+          <w:rtl/>
+          <w:lang w:bidi="fa-IR"/>
+        </w:rPr>
+        <w:t xml:space="preserve"> و زیست انرژی</w:t>
+      </w:r>
+      <w:r>
+        <w:rPr>
+          <w:rStyle w:val="FootnoteReference"/>
+          <w:rtl/>
+          <w:lang w:bidi="fa-IR"/>
+        </w:rPr>
+        <w:footnoteReference w:id="48"/>
+      </w:r>
+      <w:r>
+        <w:rPr>
+          <w:rFonts w:hint="cs"/>
+          <w:rtl/>
+          <w:lang w:bidi="fa-IR"/>
+        </w:rPr>
+        <w:t xml:space="preserve"> در بازه‌ی 1995 الی 2018 بررسی نموده‌‌اند. سنجه های اصلی این پژوهش تعداد پتنت، شدت پتنت نرمال شده با </w:t>
+      </w:r>
+      <w:r>
+        <w:rPr>
+          <w:lang w:bidi="fa-IR"/>
+        </w:rPr>
+        <w:t>GDP-PPP</w:t>
+      </w:r>
+      <w:r>
+        <w:rPr>
+          <w:rStyle w:val="FootnoteReference"/>
+          <w:lang w:bidi="fa-IR"/>
+        </w:rPr>
+        <w:footnoteReference w:id="49"/>
+      </w:r>
+      <w:r>
+        <w:rPr>
+          <w:rFonts w:hint="cs"/>
+          <w:rtl/>
+          <w:lang w:bidi="fa-IR"/>
+        </w:rPr>
+        <w:t xml:space="preserve"> و اندازه خانواده پتنت</w:t>
+      </w:r>
+      <w:r>
+        <w:rPr>
+          <w:rStyle w:val="FootnoteReference"/>
+          <w:rtl/>
+          <w:lang w:bidi="fa-IR"/>
+        </w:rPr>
+        <w:footnoteReference w:id="50"/>
+      </w:r>
+      <w:r>
+        <w:rPr>
+          <w:rFonts w:hint="cs"/>
+          <w:rtl/>
+          <w:lang w:bidi="fa-IR"/>
+        </w:rPr>
+        <w:t xml:space="preserve"> است. در ادامه با ایده‌ی چرخه عمر فناوری </w:t>
+      </w:r>
+      <w:r>
+        <w:rPr>
+          <w:rFonts w:hint="cs"/>
+          <w:rtl/>
+          <w:lang w:bidi="fa-IR"/>
+        </w:rPr>
+        <w:lastRenderedPageBreak/>
+        <w:t>نوسان های زمانی را تفسیر نموده‌‌اند، به این معنی که بر اساس فراوانی های پتنت ها در سال های مختلف سعی در تفسیر چرخه ی عمر فناوری داشته‌اند. نتیجه ی این پژوهش نشان می‌دهد که ژاپن در باتری های لیتیوم-یون و الکترولیز قلیایی هیدروژن بسیار فعال است، چین در زیست انرژی پیشتاز بوده و المان با وجود شدت بالای حجم پتنت‌های موجود از این کشور ها عقب تر است. این موضوع نشان میدهد که صرفا شمارش تعداد پتنت‌های ثبت شده معیار کافی نیست و باید شاخص ها در کنار واقعیت های بازار و سیاست گذاری قرار بگیرند. همچنین به گفته‌ی نویسندگان پژوهش پتنت‌ها نمی‌توانند نمایه‌ی کامل نوآوری باشند و از جهت حساسیت به قواعد جستجو و عدم ثبت تمامی اختراعات و پیشبرد ها به عنوان پتنت و همچنین نسبت دهی های جغرافیایی محدودیت هایی نیز در خود دارند. ما در این پژوهش با منطق موجود و اما با داده های به روز تر به کار می‌گیریم و علاوه بر شاخص های کمی، خوشه بندی معنایی متن پتنت ها و تحلیل کلاستر‌های به دست آمده بر اساس فراوانی تجمعی و مشخص نمودن چرخه عمر هر کدام از این کلاستر ها نقشه‌ی راه فناوری در حوزه خودروهای برقی را ترسیم می‌کنیم.</w:t>
       </w:r>
     </w:p>
+    <w:p>
+      <w:pPr>
+        <w:rPr>
+          <w:rtl/>
+        </w:rPr>
+      </w:pPr>
+    </w:p>
+    <w:p>
+      <w:pPr>
+        <w:rPr>
+          <w:rtl/>
+        </w:rPr>
+      </w:pPr>
+    </w:p>
+    <w:p>
+      <w:pPr>
+        <w:rPr>
+          <w:rFonts w:hint="cs"/>
+          <w:rtl/>
+          <w:lang w:bidi="fa-IR"/>
+        </w:rPr>
+      </w:pPr>
+    </w:p>
+    <w:p>
+      <w:pPr>
+        <w:pStyle w:val="Caption"/>
+        <w:keepNext/>
+        <w:jc w:val="center"/>
+        <w:rPr>
+          <w:b/>
+          <w:bCs/>
+          <w:i w:val="0"/>
+          <w:iCs w:val="0"/>
+          <w:sz w:val="24"/>
+          <w:szCs w:val="24"/>
+          <w:rtl/>
+        </w:rPr>
+      </w:pPr>
+      <w:bookmarkStart w:id="27" w:name="_Toc207302038"/>
+    </w:p>
+    <w:p/>
+    <w:p>
+      <w:pPr>
+        <w:pStyle w:val="Caption"/>
+        <w:keepNext/>
+        <w:jc w:val="center"/>
+        <w:rPr>
+          <w:b/>
+          <w:bCs/>
+          <w:i w:val="0"/>
+          <w:iCs w:val="0"/>
+          <w:sz w:val="24"/>
+          <w:szCs w:val="24"/>
+          <w:rtl/>
+        </w:rPr>
+        <w:sectPr>
+          <w:pgSz w:w="12240" w:h="15840"/>
+          <w:pgMar w:top="1440" w:right="1440" w:bottom="1440" w:left="1440" w:header="720" w:footer="720" w:gutter="0"/>
+          <w:pgBorders w:offsetFrom="page">
+            <w:top w:val="single" w:sz="4" w:space="24" w:color="auto"/>
+            <w:left w:val="single" w:sz="4" w:space="24" w:color="auto"/>
+            <w:bottom w:val="single" w:sz="4" w:space="24" w:color="auto"/>
+            <w:right w:val="single" w:sz="4" w:space="24" w:color="auto"/>
+          </w:pgBorders>
+          <w:cols w:space="720"/>
+          <w:docGrid w:linePitch="360"/>
+        </w:sectPr>
+      </w:pPr>
+    </w:p>
+    <w:p>
+      <w:pPr>
+        <w:pStyle w:val="Caption"/>
+        <w:keepNext/>
+        <w:jc w:val="center"/>
+        <w:rPr>
+          <w:b/>
+          <w:bCs/>
+          <w:i w:val="0"/>
+          <w:iCs w:val="0"/>
+          <w:sz w:val="24"/>
+          <w:szCs w:val="24"/>
+        </w:rPr>
+      </w:pPr>
+      <w:r>
+        <w:rPr>
+          <w:b/>
+          <w:bCs/>
+          <w:i w:val="0"/>
+          <w:iCs w:val="0"/>
+          <w:sz w:val="24"/>
+          <w:szCs w:val="24"/>
+          <w:rtl/>
+        </w:rPr>
+        <w:lastRenderedPageBreak/>
+        <w:t xml:space="preserve">جدول </w:t>
+      </w:r>
+      <w:r>
+        <w:rPr>
+          <w:b/>
+          <w:bCs/>
+          <w:i w:val="0"/>
+          <w:iCs w:val="0"/>
+          <w:sz w:val="24"/>
+          <w:szCs w:val="24"/>
+          <w:rtl/>
+        </w:rPr>
+        <w:fldChar w:fldCharType="begin"/>
+      </w:r>
+      <w:r>
+        <w:rPr>
+          <w:b/>
+          <w:bCs/>
+          <w:i w:val="0"/>
+          <w:iCs w:val="0"/>
+          <w:sz w:val="24"/>
+          <w:szCs w:val="24"/>
+          <w:rtl/>
+        </w:rPr>
+        <w:instrText xml:space="preserve"> </w:instrText>
+      </w:r>
+      <w:r>
+        <w:rPr>
+          <w:b/>
+          <w:bCs/>
+          <w:i w:val="0"/>
+          <w:iCs w:val="0"/>
+          <w:sz w:val="24"/>
+          <w:szCs w:val="24"/>
+        </w:rPr>
+        <w:instrText>STYLEREF</w:instrText>
+      </w:r>
+      <w:r>
+        <w:rPr>
+          <w:b/>
+          <w:bCs/>
+          <w:i w:val="0"/>
+          <w:iCs w:val="0"/>
+          <w:sz w:val="24"/>
+          <w:szCs w:val="24"/>
+          <w:rtl/>
+        </w:rPr>
+        <w:instrText xml:space="preserve"> 1 \</w:instrText>
+      </w:r>
+      <w:r>
+        <w:rPr>
+          <w:b/>
+          <w:bCs/>
+          <w:i w:val="0"/>
+          <w:iCs w:val="0"/>
+          <w:sz w:val="24"/>
+          <w:szCs w:val="24"/>
+        </w:rPr>
+        <w:instrText>s</w:instrText>
+      </w:r>
+      <w:r>
+        <w:rPr>
+          <w:b/>
+          <w:bCs/>
+          <w:i w:val="0"/>
+          <w:iCs w:val="0"/>
+          <w:sz w:val="24"/>
+          <w:szCs w:val="24"/>
+          <w:rtl/>
+        </w:rPr>
+        <w:instrText xml:space="preserve"> </w:instrText>
+      </w:r>
+      <w:r>
+        <w:rPr>
+          <w:b/>
+          <w:bCs/>
+          <w:i w:val="0"/>
+          <w:iCs w:val="0"/>
+          <w:sz w:val="24"/>
+          <w:szCs w:val="24"/>
+          <w:rtl/>
+        </w:rPr>
+        <w:fldChar w:fldCharType="separate"/>
+      </w:r>
+      <w:r>
+        <w:rPr>
+          <w:b/>
+          <w:bCs/>
+          <w:i w:val="0"/>
+          <w:iCs w:val="0"/>
+          <w:noProof/>
+          <w:sz w:val="24"/>
+          <w:szCs w:val="24"/>
+          <w:rtl/>
+        </w:rPr>
+        <w:t>‏2</w:t>
+      </w:r>
+      <w:r>
+        <w:rPr>
+          <w:b/>
+          <w:bCs/>
+          <w:i w:val="0"/>
+          <w:iCs w:val="0"/>
+          <w:sz w:val="24"/>
+          <w:szCs w:val="24"/>
+          <w:rtl/>
+        </w:rPr>
+        <w:fldChar w:fldCharType="end"/>
+      </w:r>
+      <w:r>
+        <w:rPr>
+          <w:b/>
+          <w:bCs/>
+          <w:i w:val="0"/>
+          <w:iCs w:val="0"/>
+          <w:sz w:val="24"/>
+          <w:szCs w:val="24"/>
+          <w:rtl/>
+        </w:rPr>
+        <w:noBreakHyphen/>
+      </w:r>
+      <w:r>
+        <w:rPr>
+          <w:b/>
+          <w:bCs/>
+          <w:i w:val="0"/>
+          <w:iCs w:val="0"/>
+          <w:sz w:val="24"/>
+          <w:szCs w:val="24"/>
+          <w:rtl/>
+        </w:rPr>
+        <w:fldChar w:fldCharType="begin"/>
+      </w:r>
+      <w:r>
+        <w:rPr>
+          <w:b/>
+          <w:bCs/>
+          <w:i w:val="0"/>
+          <w:iCs w:val="0"/>
+          <w:sz w:val="24"/>
+          <w:szCs w:val="24"/>
+          <w:rtl/>
+        </w:rPr>
+        <w:instrText xml:space="preserve"> </w:instrText>
+      </w:r>
+      <w:r>
+        <w:rPr>
+          <w:b/>
+          <w:bCs/>
+          <w:i w:val="0"/>
+          <w:iCs w:val="0"/>
+          <w:sz w:val="24"/>
+          <w:szCs w:val="24"/>
+        </w:rPr>
+        <w:instrText>SEQ</w:instrText>
+      </w:r>
+      <w:r>
+        <w:rPr>
+          <w:b/>
+          <w:bCs/>
+          <w:i w:val="0"/>
+          <w:iCs w:val="0"/>
+          <w:sz w:val="24"/>
+          <w:szCs w:val="24"/>
+          <w:rtl/>
+        </w:rPr>
+        <w:instrText xml:space="preserve"> جدول \* </w:instrText>
+      </w:r>
+      <w:r>
+        <w:rPr>
+          <w:b/>
+          <w:bCs/>
+          <w:i w:val="0"/>
+          <w:iCs w:val="0"/>
+          <w:sz w:val="24"/>
+          <w:szCs w:val="24"/>
+        </w:rPr>
+        <w:instrText>ARABIC \s 1</w:instrText>
+      </w:r>
+      <w:r>
+        <w:rPr>
+          <w:b/>
+          <w:bCs/>
+          <w:i w:val="0"/>
+          <w:iCs w:val="0"/>
+          <w:sz w:val="24"/>
+          <w:szCs w:val="24"/>
+          <w:rtl/>
+        </w:rPr>
+        <w:instrText xml:space="preserve"> </w:instrText>
+      </w:r>
+      <w:r>
+        <w:rPr>
+          <w:b/>
+          <w:bCs/>
+          <w:i w:val="0"/>
+          <w:iCs w:val="0"/>
+          <w:sz w:val="24"/>
+          <w:szCs w:val="24"/>
+          <w:rtl/>
+        </w:rPr>
+        <w:fldChar w:fldCharType="separate"/>
+      </w:r>
+      <w:r>
+        <w:rPr>
+          <w:b/>
+          <w:bCs/>
+          <w:i w:val="0"/>
+          <w:iCs w:val="0"/>
+          <w:noProof/>
+          <w:sz w:val="24"/>
+          <w:szCs w:val="24"/>
+          <w:rtl/>
+        </w:rPr>
+        <w:t>1</w:t>
+      </w:r>
+      <w:r>
+        <w:rPr>
+          <w:b/>
+          <w:bCs/>
+          <w:i w:val="0"/>
+          <w:iCs w:val="0"/>
+          <w:sz w:val="24"/>
+          <w:szCs w:val="24"/>
+          <w:rtl/>
+        </w:rPr>
+        <w:fldChar w:fldCharType="end"/>
+      </w:r>
+      <w:r>
+        <w:rPr>
+          <w:b/>
+          <w:bCs/>
+          <w:i w:val="0"/>
+          <w:iCs w:val="0"/>
+          <w:sz w:val="24"/>
+          <w:szCs w:val="24"/>
+        </w:rPr>
+        <w:t xml:space="preserve"> :</w:t>
+      </w:r>
+      <w:r>
+        <w:rPr>
+          <w:rFonts w:hint="cs"/>
+          <w:b/>
+          <w:bCs/>
+          <w:i w:val="0"/>
+          <w:iCs w:val="0"/>
+          <w:sz w:val="24"/>
+          <w:szCs w:val="24"/>
+          <w:rtl/>
+        </w:rPr>
+        <w:t xml:space="preserve"> مطالعات گذشته</w:t>
+      </w:r>
+      <w:bookmarkEnd w:id="27"/>
+    </w:p>
+    <w:tbl>
+      <w:tblPr>
+        <w:tblStyle w:val="TableGrid"/>
+        <w:bidiVisual/>
+        <w:tblW w:w="0" w:type="auto"/>
+        <w:tblLook w:val="04A0" w:firstRow="1" w:lastRow="0" w:firstColumn="1" w:lastColumn="0" w:noHBand="0" w:noVBand="1"/>
+      </w:tblPr>
+      <w:tblGrid>
+        <w:gridCol w:w="991"/>
+        <w:gridCol w:w="2552"/>
+        <w:gridCol w:w="2835"/>
+        <w:gridCol w:w="2972"/>
+      </w:tblGrid>
+      <w:tr>
+        <w:tc>
+          <w:tcPr>
+            <w:tcW w:w="991" w:type="dxa"/>
+            <w:shd w:val="clear" w:color="auto" w:fill="D1D1D1" w:themeFill="background2" w:themeFillShade="E6"/>
+          </w:tcPr>
+          <w:p>
+            <w:pPr>
+              <w:jc w:val="center"/>
+              <w:rPr>
+                <w:rFonts w:cs="B Mitra" w:hint="cs"/>
+                <w:b/>
+                <w:bCs/>
+                <w:sz w:val="28"/>
+                <w:szCs w:val="28"/>
+                <w:rtl/>
+                <w:lang w:val="en-US" w:bidi="fa-IR"/>
+              </w:rPr>
+            </w:pPr>
+            <w:r>
+              <w:rPr>
+                <w:rFonts w:cs="B Mitra" w:hint="cs"/>
+                <w:b/>
+                <w:bCs/>
+                <w:sz w:val="28"/>
+                <w:szCs w:val="28"/>
+                <w:rtl/>
+                <w:lang w:val="en-US" w:bidi="fa-IR"/>
+              </w:rPr>
+              <w:t>سال</w:t>
+            </w:r>
+          </w:p>
+        </w:tc>
+        <w:tc>
+          <w:tcPr>
+            <w:tcW w:w="2552" w:type="dxa"/>
+            <w:shd w:val="clear" w:color="auto" w:fill="D1D1D1" w:themeFill="background2" w:themeFillShade="E6"/>
+          </w:tcPr>
+          <w:p>
+            <w:pPr>
+              <w:jc w:val="center"/>
+              <w:rPr>
+                <w:rFonts w:cs="B Mitra"/>
+                <w:b/>
+                <w:bCs/>
+                <w:sz w:val="28"/>
+                <w:szCs w:val="28"/>
+                <w:rtl/>
+              </w:rPr>
+            </w:pPr>
+            <w:r>
+              <w:rPr>
+                <w:rFonts w:cs="B Mitra" w:hint="cs"/>
+                <w:b/>
+                <w:bCs/>
+                <w:sz w:val="28"/>
+                <w:szCs w:val="28"/>
+                <w:rtl/>
+              </w:rPr>
+              <w:t>موضوع پژوهش</w:t>
+            </w:r>
+          </w:p>
+        </w:tc>
+        <w:tc>
+          <w:tcPr>
+            <w:tcW w:w="2835" w:type="dxa"/>
+            <w:shd w:val="clear" w:color="auto" w:fill="D1D1D1" w:themeFill="background2" w:themeFillShade="E6"/>
+          </w:tcPr>
+          <w:p>
+            <w:pPr>
+              <w:jc w:val="center"/>
+              <w:rPr>
+                <w:rFonts w:cs="B Mitra"/>
+                <w:b/>
+                <w:bCs/>
+                <w:sz w:val="28"/>
+                <w:szCs w:val="28"/>
+                <w:rtl/>
+              </w:rPr>
+            </w:pPr>
+            <w:r>
+              <w:rPr>
+                <w:rFonts w:cs="B Mitra" w:hint="cs"/>
+                <w:b/>
+                <w:bCs/>
+                <w:sz w:val="28"/>
+                <w:szCs w:val="28"/>
+                <w:rtl/>
+              </w:rPr>
+              <w:t>روش پژوهش</w:t>
+            </w:r>
+          </w:p>
+        </w:tc>
+        <w:tc>
+          <w:tcPr>
+            <w:tcW w:w="2972" w:type="dxa"/>
+            <w:shd w:val="clear" w:color="auto" w:fill="D1D1D1" w:themeFill="background2" w:themeFillShade="E6"/>
+          </w:tcPr>
+          <w:p>
+            <w:pPr>
+              <w:jc w:val="center"/>
+              <w:rPr>
+                <w:rFonts w:cs="B Mitra"/>
+                <w:b/>
+                <w:bCs/>
+                <w:sz w:val="28"/>
+                <w:szCs w:val="28"/>
+                <w:rtl/>
+              </w:rPr>
+            </w:pPr>
+            <w:r>
+              <w:rPr>
+                <w:rFonts w:cs="B Mitra" w:hint="cs"/>
+                <w:b/>
+                <w:bCs/>
+                <w:sz w:val="28"/>
+                <w:szCs w:val="28"/>
+                <w:rtl/>
+              </w:rPr>
+              <w:t>نتایج اصلی پژوهش</w:t>
+            </w:r>
+          </w:p>
+        </w:tc>
+      </w:tr>
+      <w:tr>
+        <w:tc>
+          <w:tcPr>
+            <w:tcW w:w="991" w:type="dxa"/>
+          </w:tcPr>
+          <w:p>
+            <w:pPr>
+              <w:jc w:val="center"/>
+              <w:rPr>
+                <w:rFonts w:cs="B Mitra"/>
+                <w:sz w:val="24"/>
+                <w:szCs w:val="24"/>
+                <w:rtl/>
+              </w:rPr>
+            </w:pPr>
+            <w:r>
+              <w:rPr>
+                <w:rFonts w:cs="B Mitra" w:hint="cs"/>
+                <w:sz w:val="24"/>
+                <w:szCs w:val="24"/>
+                <w:rtl/>
+              </w:rPr>
+              <w:t>2021</w:t>
+            </w:r>
+          </w:p>
+        </w:tc>
+        <w:tc>
+          <w:tcPr>
+            <w:tcW w:w="2552" w:type="dxa"/>
+          </w:tcPr>
+          <w:p>
+            <w:pPr>
+              <w:jc w:val="center"/>
+              <w:rPr>
+                <w:rFonts w:cs="B Mitra"/>
+                <w:sz w:val="24"/>
+                <w:szCs w:val="24"/>
+                <w:rtl/>
+              </w:rPr>
+            </w:pPr>
+            <w:r>
+              <w:rPr>
+                <w:rFonts w:cs="B Mitra" w:hint="cs"/>
+                <w:sz w:val="24"/>
+                <w:szCs w:val="24"/>
+                <w:rtl/>
+              </w:rPr>
+              <w:t>تحلیل تطبیقی پتنت برای شناسایی روند</w:t>
+            </w:r>
+            <w:r>
+              <w:rPr>
+                <w:rFonts w:cs="B Mitra" w:hint="eastAsia"/>
+                <w:sz w:val="24"/>
+                <w:szCs w:val="24"/>
+                <w:rtl/>
+              </w:rPr>
+              <w:t>‌</w:t>
+            </w:r>
+            <w:r>
+              <w:rPr>
+                <w:rFonts w:cs="B Mitra" w:hint="cs"/>
+                <w:sz w:val="24"/>
+                <w:szCs w:val="24"/>
+                <w:rtl/>
+              </w:rPr>
+              <w:t>های جهانی در سه حوزه دخیره سازی باتری لیتیوم-یون،الکترولیز قلیایی  هیدروژن و زیست انرژی از 1995 الی 2018</w:t>
+            </w:r>
+          </w:p>
+        </w:tc>
+        <w:tc>
+          <w:tcPr>
+            <w:tcW w:w="2835" w:type="dxa"/>
+          </w:tcPr>
+          <w:p>
+            <w:pPr>
+              <w:jc w:val="center"/>
+              <w:rPr>
+                <w:rFonts w:cs="B Mitra"/>
+                <w:sz w:val="24"/>
+                <w:szCs w:val="24"/>
+                <w:rtl/>
+              </w:rPr>
+            </w:pPr>
+            <w:r>
+              <w:rPr>
+                <w:rFonts w:cs="B Mitra" w:hint="cs"/>
+                <w:sz w:val="24"/>
+                <w:szCs w:val="24"/>
+                <w:rtl/>
+              </w:rPr>
+              <w:t>استخراج داده ها از سرویس باز دفتر ثبت اختراع اروپا با کلیدواژه‌ها و رده</w:t>
+            </w:r>
+            <w:r>
+              <w:rPr>
+                <w:rFonts w:cs="B Mitra" w:hint="eastAsia"/>
+                <w:sz w:val="24"/>
+                <w:szCs w:val="24"/>
+                <w:rtl/>
+              </w:rPr>
+              <w:t>‌</w:t>
+            </w:r>
+            <w:r>
+              <w:rPr>
+                <w:rFonts w:cs="B Mitra" w:hint="cs"/>
+                <w:sz w:val="24"/>
+                <w:szCs w:val="24"/>
+                <w:rtl/>
+              </w:rPr>
+              <w:t>بندی مشترک ثبت اختراع. در ادامه محاسبه سنجه ها شامل تعداد و شدت پتنت و اندازه خانواده پتنت. مقایسه</w:t>
+            </w:r>
+            <w:r>
+              <w:rPr>
+                <w:rFonts w:cs="B Mitra" w:hint="eastAsia"/>
+                <w:sz w:val="24"/>
+                <w:szCs w:val="24"/>
+                <w:rtl/>
+              </w:rPr>
+              <w:t>‌</w:t>
+            </w:r>
+            <w:r>
+              <w:rPr>
+                <w:rFonts w:cs="B Mitra" w:hint="cs"/>
+                <w:sz w:val="24"/>
+                <w:szCs w:val="24"/>
+                <w:rtl/>
+              </w:rPr>
+              <w:t>ی کشور</w:t>
+            </w:r>
+            <w:r>
+              <w:rPr>
+                <w:rFonts w:cs="B Mitra" w:hint="eastAsia"/>
+                <w:sz w:val="24"/>
+                <w:szCs w:val="24"/>
+                <w:rtl/>
+              </w:rPr>
+              <w:t>‌</w:t>
+            </w:r>
+            <w:r>
+              <w:rPr>
+                <w:rFonts w:cs="B Mitra" w:hint="cs"/>
+                <w:sz w:val="24"/>
+                <w:szCs w:val="24"/>
+                <w:rtl/>
+              </w:rPr>
+              <w:t>ها و تفسیر روند زمانی با چارچوب چرخه عمر فناوری</w:t>
+            </w:r>
+          </w:p>
+        </w:tc>
+        <w:tc>
+          <w:tcPr>
+            <w:tcW w:w="2972" w:type="dxa"/>
+          </w:tcPr>
+          <w:p>
+            <w:pPr>
+              <w:jc w:val="center"/>
+              <w:rPr>
+                <w:rFonts w:cs="B Mitra"/>
+                <w:sz w:val="24"/>
+                <w:szCs w:val="24"/>
+                <w:rtl/>
+              </w:rPr>
+            </w:pPr>
+            <w:r>
+              <w:rPr>
+                <w:rFonts w:cs="B Mitra" w:hint="cs"/>
+                <w:sz w:val="24"/>
+                <w:szCs w:val="24"/>
+                <w:rtl/>
+              </w:rPr>
+              <w:t>پیشتازی ژاپن در باتری لیتیوم-یون و الکترولیز قلیایی هیدروژن و پیشتازی پین در زیست انرژی . عقب بودن المان بر خلاف حجم بالای پتنت.</w:t>
+            </w:r>
+          </w:p>
+          <w:p>
+            <w:pPr>
+              <w:jc w:val="center"/>
+              <w:rPr>
+                <w:rFonts w:cs="B Mitra"/>
+                <w:sz w:val="24"/>
+                <w:szCs w:val="24"/>
+                <w:rtl/>
+              </w:rPr>
+            </w:pPr>
+            <w:r>
+              <w:rPr>
+                <w:rFonts w:cs="B Mitra" w:hint="cs"/>
+                <w:sz w:val="24"/>
+                <w:szCs w:val="24"/>
+                <w:rtl/>
+              </w:rPr>
+              <w:t>تاکید بر محدودیت پتنت ها و نیاز به تفسیر ترکیبی با زمینه بازار و سیاست‌گذاری</w:t>
+            </w:r>
+          </w:p>
+        </w:tc>
+      </w:tr>
+      <w:tr>
+        <w:tc>
+          <w:tcPr>
+            <w:tcW w:w="991" w:type="dxa"/>
+          </w:tcPr>
+          <w:p>
+            <w:pPr>
+              <w:jc w:val="center"/>
+              <w:rPr>
+                <w:rFonts w:cs="B Mitra"/>
+                <w:sz w:val="24"/>
+                <w:szCs w:val="24"/>
+                <w:rtl/>
+              </w:rPr>
+            </w:pPr>
+          </w:p>
+        </w:tc>
+        <w:tc>
+          <w:tcPr>
+            <w:tcW w:w="2552" w:type="dxa"/>
+          </w:tcPr>
+          <w:p>
+            <w:pPr>
+              <w:jc w:val="center"/>
+              <w:rPr>
+                <w:rFonts w:cs="B Mitra"/>
+                <w:sz w:val="24"/>
+                <w:szCs w:val="24"/>
+                <w:rtl/>
+              </w:rPr>
+            </w:pPr>
+          </w:p>
+        </w:tc>
+        <w:tc>
+          <w:tcPr>
+            <w:tcW w:w="2835" w:type="dxa"/>
+          </w:tcPr>
+          <w:p>
+            <w:pPr>
+              <w:jc w:val="center"/>
+              <w:rPr>
+                <w:rFonts w:cs="B Mitra"/>
+                <w:sz w:val="24"/>
+                <w:szCs w:val="24"/>
+                <w:rtl/>
+              </w:rPr>
+            </w:pPr>
+          </w:p>
+        </w:tc>
+        <w:tc>
+          <w:tcPr>
+            <w:tcW w:w="2972" w:type="dxa"/>
+          </w:tcPr>
+          <w:p>
+            <w:pPr>
+              <w:jc w:val="center"/>
+              <w:rPr>
+                <w:rFonts w:cs="B Mitra"/>
+                <w:sz w:val="24"/>
+                <w:szCs w:val="24"/>
+                <w:rtl/>
+              </w:rPr>
+            </w:pPr>
+          </w:p>
+        </w:tc>
+      </w:tr>
+      <w:tr>
+        <w:tc>
+          <w:tcPr>
+            <w:tcW w:w="991" w:type="dxa"/>
+          </w:tcPr>
+          <w:p>
+            <w:pPr>
+              <w:jc w:val="center"/>
+              <w:rPr>
+                <w:rFonts w:cs="B Mitra"/>
+                <w:sz w:val="24"/>
+                <w:szCs w:val="24"/>
+                <w:rtl/>
+              </w:rPr>
+            </w:pPr>
+          </w:p>
+        </w:tc>
+        <w:tc>
+          <w:tcPr>
+            <w:tcW w:w="2552" w:type="dxa"/>
+          </w:tcPr>
+          <w:p>
+            <w:pPr>
+              <w:jc w:val="center"/>
+              <w:rPr>
+                <w:rFonts w:cs="B Mitra"/>
+                <w:sz w:val="24"/>
+                <w:szCs w:val="24"/>
+                <w:rtl/>
+              </w:rPr>
+            </w:pPr>
+          </w:p>
+        </w:tc>
+        <w:tc>
+          <w:tcPr>
+            <w:tcW w:w="2835" w:type="dxa"/>
+          </w:tcPr>
+          <w:p>
+            <w:pPr>
+              <w:jc w:val="center"/>
+              <w:rPr>
+                <w:rFonts w:cs="B Mitra"/>
+                <w:sz w:val="24"/>
+                <w:szCs w:val="24"/>
+                <w:rtl/>
+              </w:rPr>
+            </w:pPr>
+          </w:p>
+        </w:tc>
+        <w:tc>
+          <w:tcPr>
+            <w:tcW w:w="2972" w:type="dxa"/>
+          </w:tcPr>
+          <w:p>
+            <w:pPr>
+              <w:jc w:val="center"/>
+              <w:rPr>
+                <w:rFonts w:cs="B Mitra"/>
+                <w:sz w:val="24"/>
+                <w:szCs w:val="24"/>
+                <w:rtl/>
+              </w:rPr>
+            </w:pPr>
+          </w:p>
+        </w:tc>
+      </w:tr>
+      <w:tr>
+        <w:tc>
+          <w:tcPr>
+            <w:tcW w:w="991" w:type="dxa"/>
+          </w:tcPr>
+          <w:p>
+            <w:pPr>
+              <w:jc w:val="center"/>
+              <w:rPr>
+                <w:rFonts w:cs="B Mitra"/>
+                <w:sz w:val="24"/>
+                <w:szCs w:val="24"/>
+                <w:rtl/>
+              </w:rPr>
+            </w:pPr>
+          </w:p>
+        </w:tc>
+        <w:tc>
+          <w:tcPr>
+            <w:tcW w:w="2552" w:type="dxa"/>
+          </w:tcPr>
+          <w:p>
+            <w:pPr>
+              <w:jc w:val="center"/>
+              <w:rPr>
+                <w:rFonts w:cs="B Mitra"/>
+                <w:sz w:val="24"/>
+                <w:szCs w:val="24"/>
+                <w:rtl/>
+              </w:rPr>
+            </w:pPr>
+          </w:p>
+        </w:tc>
+        <w:tc>
+          <w:tcPr>
+            <w:tcW w:w="2835" w:type="dxa"/>
+          </w:tcPr>
+          <w:p>
+            <w:pPr>
+              <w:jc w:val="center"/>
+              <w:rPr>
+                <w:rFonts w:cs="B Mitra"/>
+                <w:sz w:val="24"/>
+                <w:szCs w:val="24"/>
+                <w:rtl/>
+              </w:rPr>
+            </w:pPr>
+          </w:p>
+        </w:tc>
+        <w:tc>
+          <w:tcPr>
+            <w:tcW w:w="2972" w:type="dxa"/>
+          </w:tcPr>
+          <w:p>
+            <w:pPr>
+              <w:jc w:val="center"/>
+              <w:rPr>
+                <w:rFonts w:cs="B Mitra"/>
+                <w:sz w:val="24"/>
+                <w:szCs w:val="24"/>
+                <w:rtl/>
+              </w:rPr>
+            </w:pPr>
+          </w:p>
+        </w:tc>
+      </w:tr>
+      <w:tr>
+        <w:tc>
+          <w:tcPr>
+            <w:tcW w:w="991" w:type="dxa"/>
+          </w:tcPr>
+          <w:p>
+            <w:pPr>
+              <w:jc w:val="center"/>
+              <w:rPr>
+                <w:rFonts w:cs="B Mitra"/>
+                <w:sz w:val="24"/>
+                <w:szCs w:val="24"/>
+                <w:rtl/>
+              </w:rPr>
+            </w:pPr>
+          </w:p>
+        </w:tc>
+        <w:tc>
+          <w:tcPr>
+            <w:tcW w:w="2552" w:type="dxa"/>
+          </w:tcPr>
+          <w:p>
+            <w:pPr>
+              <w:jc w:val="center"/>
+              <w:rPr>
+                <w:rFonts w:cs="B Mitra"/>
+                <w:sz w:val="24"/>
+                <w:szCs w:val="24"/>
+                <w:rtl/>
+              </w:rPr>
+            </w:pPr>
+          </w:p>
+        </w:tc>
+        <w:tc>
+          <w:tcPr>
+            <w:tcW w:w="2835" w:type="dxa"/>
+          </w:tcPr>
+          <w:p>
+            <w:pPr>
+              <w:jc w:val="center"/>
+              <w:rPr>
+                <w:rFonts w:cs="B Mitra"/>
+                <w:sz w:val="24"/>
+                <w:szCs w:val="24"/>
+                <w:rtl/>
+              </w:rPr>
+            </w:pPr>
+          </w:p>
+        </w:tc>
+        <w:tc>
+          <w:tcPr>
+            <w:tcW w:w="2972" w:type="dxa"/>
+          </w:tcPr>
+          <w:p>
+            <w:pPr>
+              <w:jc w:val="center"/>
+              <w:rPr>
+                <w:rFonts w:cs="B Mitra"/>
+                <w:sz w:val="24"/>
+                <w:szCs w:val="24"/>
+                <w:rtl/>
+              </w:rPr>
+            </w:pPr>
+          </w:p>
+        </w:tc>
+      </w:tr>
+      <w:tr>
+        <w:tc>
+          <w:tcPr>
+            <w:tcW w:w="991" w:type="dxa"/>
+          </w:tcPr>
+          <w:p>
+            <w:pPr>
+              <w:jc w:val="center"/>
+              <w:rPr>
+                <w:rFonts w:cs="B Mitra"/>
+                <w:sz w:val="24"/>
+                <w:szCs w:val="24"/>
+                <w:rtl/>
+              </w:rPr>
+            </w:pPr>
+          </w:p>
+        </w:tc>
+        <w:tc>
+          <w:tcPr>
+            <w:tcW w:w="2552" w:type="dxa"/>
+          </w:tcPr>
+          <w:p>
+            <w:pPr>
+              <w:jc w:val="center"/>
+              <w:rPr>
+                <w:rFonts w:cs="B Mitra"/>
+                <w:sz w:val="24"/>
+                <w:szCs w:val="24"/>
+                <w:rtl/>
+              </w:rPr>
+            </w:pPr>
+          </w:p>
+        </w:tc>
+        <w:tc>
+          <w:tcPr>
+            <w:tcW w:w="2835" w:type="dxa"/>
+          </w:tcPr>
+          <w:p>
+            <w:pPr>
+              <w:jc w:val="center"/>
+              <w:rPr>
+                <w:rFonts w:cs="B Mitra"/>
+                <w:sz w:val="24"/>
+                <w:szCs w:val="24"/>
+                <w:rtl/>
+              </w:rPr>
+            </w:pPr>
+          </w:p>
+        </w:tc>
+        <w:tc>
+          <w:tcPr>
+            <w:tcW w:w="2972" w:type="dxa"/>
+          </w:tcPr>
+          <w:p>
+            <w:pPr>
+              <w:jc w:val="center"/>
+              <w:rPr>
+                <w:rFonts w:cs="B Mitra"/>
+                <w:sz w:val="24"/>
+                <w:szCs w:val="24"/>
+                <w:rtl/>
+              </w:rPr>
+            </w:pPr>
+          </w:p>
+        </w:tc>
+      </w:tr>
+      <w:tr>
+        <w:tc>
+          <w:tcPr>
+            <w:tcW w:w="991" w:type="dxa"/>
+          </w:tcPr>
+          <w:p>
+            <w:pPr>
+              <w:jc w:val="center"/>
+              <w:rPr>
+                <w:rFonts w:cs="B Mitra"/>
+                <w:sz w:val="24"/>
+                <w:szCs w:val="24"/>
+                <w:rtl/>
+              </w:rPr>
+            </w:pPr>
+          </w:p>
+        </w:tc>
+        <w:tc>
+          <w:tcPr>
+            <w:tcW w:w="2552" w:type="dxa"/>
+          </w:tcPr>
+          <w:p>
+            <w:pPr>
+              <w:jc w:val="center"/>
+              <w:rPr>
+                <w:rFonts w:cs="B Mitra"/>
+                <w:sz w:val="24"/>
+                <w:szCs w:val="24"/>
+                <w:rtl/>
+              </w:rPr>
+            </w:pPr>
+          </w:p>
+        </w:tc>
+        <w:tc>
+          <w:tcPr>
+            <w:tcW w:w="2835" w:type="dxa"/>
+          </w:tcPr>
+          <w:p>
+            <w:pPr>
+              <w:jc w:val="center"/>
+              <w:rPr>
+                <w:rFonts w:cs="B Mitra"/>
+                <w:sz w:val="24"/>
+                <w:szCs w:val="24"/>
+                <w:rtl/>
+              </w:rPr>
+            </w:pPr>
+          </w:p>
+        </w:tc>
+        <w:tc>
+          <w:tcPr>
+            <w:tcW w:w="2972" w:type="dxa"/>
+          </w:tcPr>
+          <w:p>
+            <w:pPr>
+              <w:jc w:val="center"/>
+              <w:rPr>
+                <w:rFonts w:cs="B Mitra"/>
+                <w:sz w:val="24"/>
+                <w:szCs w:val="24"/>
+                <w:rtl/>
+              </w:rPr>
+            </w:pPr>
+          </w:p>
+        </w:tc>
+      </w:tr>
+    </w:tbl>
     <w:p>
       <w:pPr>
         <w:rPr>
@@ -46041,13 +48695,13 @@
         <w:fldChar w:fldCharType="separate"/>
       </w:r>
       <w:r>
-        <w:t xml:space="preserve">Blind, K., Petersen, S. S., &amp; Riillo, C. A. (2017). The impact of standards and regulation on innovation in uncertain markets. </w:t>
+        <w:t xml:space="preserve">Baumann, M., Domnik, T., Haase, M., Wulf, C., Emmerich, P., Rösch, C., Zapp, P., Naegler, T., &amp; Weil, M. (2021). Comparative patent analysis for the identification of global research trends for the case of battery storage, hydrogen and bioenergy. </w:t>
       </w:r>
       <w:r>
         <w:rPr>
           <w:i/>
         </w:rPr>
-        <w:t>Research policy</w:t>
+        <w:t>Technological Forecasting and Social Change</w:t>
       </w:r>
       <w:r>
         <w:t>,</w:t>
@@ -46056,10 +48710,10 @@
         <w:rPr>
           <w:i/>
         </w:rPr>
-        <w:t xml:space="preserve"> 46</w:t>
-      </w:r>
-      <w:r>
-        <w:t>(1), 249-264</w:t>
+        <w:t xml:space="preserve"> 165</w:t>
+      </w:r>
+      <w:r>
+        <w:t>, 120505</w:t>
       </w:r>
       <w:r>
         <w:rPr>
@@ -46078,19 +48732,13 @@
         </w:rPr>
       </w:pPr>
       <w:r>
-        <w:t>Boell, S. K., &amp; Cecez-Kecmanovic, D. (2015). On being ‘systematic’in literature reviews in IS</w:t>
-      </w:r>
-      <w:r>
-        <w:rPr>
-          <w:rtl/>
-        </w:rPr>
-        <w:t xml:space="preserve">. </w:t>
+        <w:t xml:space="preserve">Blind, K., Petersen, S. S., &amp; Riillo, C. A. (2017). The impact of standards and regulation on innovation in uncertain markets. </w:t>
       </w:r>
       <w:r>
         <w:rPr>
           <w:i/>
         </w:rPr>
-        <w:t>Journal of information technology</w:t>
+        <w:t>Research policy</w:t>
       </w:r>
       <w:r>
         <w:t>,</w:t>
@@ -46099,10 +48747,10 @@
         <w:rPr>
           <w:i/>
         </w:rPr>
-        <w:t xml:space="preserve"> 30</w:t>
-      </w:r>
-      <w:r>
-        <w:t>(2), 161-173</w:t>
+        <w:t xml:space="preserve"> 46</w:t>
+      </w:r>
+      <w:r>
+        <w:t>(1), 249-264</w:t>
       </w:r>
       <w:r>
         <w:rPr>
@@ -46121,16 +48769,34 @@
         </w:rPr>
       </w:pPr>
       <w:r>
-        <w:t xml:space="preserve">Burgelman, R. A., Christensen, C. M., &amp; Wheelwright, S. C. (2008). </w:t>
+        <w:t>Boell, S. K., &amp; Cecez-Kecmanovic, D</w:t>
+      </w:r>
+      <w:r>
+        <w:rPr>
+          <w:rtl/>
+        </w:rPr>
+        <w:t xml:space="preserve">. (2015). </w:t>
+      </w:r>
+      <w:r>
+        <w:t xml:space="preserve">On being ‘systematic’in literature reviews in IS. </w:t>
       </w:r>
       <w:r>
         <w:rPr>
           <w:i/>
         </w:rPr>
-        <w:t>Strategic management of technology and innovation</w:t>
-      </w:r>
-      <w:r>
-        <w:t>. McGraw-Hill/Irwin</w:t>
+        <w:t>Journal of information technology</w:t>
+      </w:r>
+      <w:r>
+        <w:t>,</w:t>
+      </w:r>
+      <w:r>
+        <w:rPr>
+          <w:i/>
+        </w:rPr>
+        <w:t xml:space="preserve"> 30</w:t>
+      </w:r>
+      <w:r>
+        <w:t>(2), 161-173</w:t>
       </w:r>
       <w:r>
         <w:rPr>
@@ -46149,34 +48815,16 @@
         </w:rPr>
       </w:pPr>
       <w:r>
-        <w:t>Carvalho, M. M., Fleury, A., &amp; Lopes, A. P. (2013). An overview</w:t>
-      </w:r>
-      <w:r>
-        <w:rPr>
-          <w:rtl/>
-        </w:rPr>
-        <w:t xml:space="preserve"> </w:t>
-      </w:r>
-      <w:r>
-        <w:t xml:space="preserve">of the literature on technology roadmapping (TRM): Contributions and trends. </w:t>
+        <w:t xml:space="preserve">Burgelman, R. A., Christensen, C. M., &amp; Wheelwright, S. C. (2008). </w:t>
       </w:r>
       <w:r>
         <w:rPr>
           <w:i/>
         </w:rPr>
-        <w:t>Technological Forecasting and Social Change</w:t>
-      </w:r>
-      <w:r>
-        <w:t>,</w:t>
-      </w:r>
-      <w:r>
-        <w:rPr>
-          <w:i/>
-        </w:rPr>
-        <w:t xml:space="preserve"> 80</w:t>
-      </w:r>
-      <w:r>
-        <w:t>(7), 1418-1437</w:t>
+        <w:t>Strategic management of technology and innovation</w:t>
+      </w:r>
+      <w:r>
+        <w:t>. McGraw-Hill/Irwin</w:t>
       </w:r>
       <w:r>
         <w:rPr>
@@ -46195,7 +48843,16 @@
         </w:rPr>
       </w:pPr>
       <w:r>
-        <w:t xml:space="preserve">Chakraborty, S., Nijssen, E. J., &amp; Valkenburg, R. (2022). A systematic review of industry-level applications of technology roadmapping: Evaluation and design propositions for roadmapping practitioners. </w:t>
+        <w:t>Carvalho, M</w:t>
+      </w:r>
+      <w:r>
+        <w:rPr>
+          <w:rtl/>
+        </w:rPr>
+        <w:t xml:space="preserve">. </w:t>
+      </w:r>
+      <w:r>
+        <w:t xml:space="preserve">M., Fleury, A., &amp; Lopes, A. P. (2013). An overview of the literature on technology roadmapping (TRM): Contributions and trends. </w:t>
       </w:r>
       <w:r>
         <w:rPr>
@@ -46210,10 +48867,10 @@
         <w:rPr>
           <w:i/>
         </w:rPr>
-        <w:t xml:space="preserve"> 179</w:t>
-      </w:r>
-      <w:r>
-        <w:t>, 121141</w:t>
+        <w:t xml:space="preserve"> 80</w:t>
+      </w:r>
+      <w:r>
+        <w:t>(7), 1418-1437</w:t>
       </w:r>
       <w:r>
         <w:rPr>
@@ -46232,13 +48889,13 @@
         </w:rPr>
       </w:pPr>
       <w:r>
-        <w:t xml:space="preserve">Chen, H., Can Sener, S. E., Van Emburg, C., Jones, M., Bogucki, T., Bonilla, N., Ijeoma, M. W., Wan, H., &amp; Carbajales-Dale, M. (2024). Electric light-duty vehicles have decarbonization potential but may not reduce other environmental problems. </w:t>
+        <w:t xml:space="preserve">Chakraborty, S., Nijssen, E. J., &amp; Valkenburg, R. (2022). A systematic review of industry-level applications of technology roadmapping: Evaluation and design propositions for roadmapping practitioners. </w:t>
       </w:r>
       <w:r>
         <w:rPr>
           <w:i/>
         </w:rPr>
-        <w:t>Communications Earth &amp; Environment</w:t>
+        <w:t>Technological Forecasting and Social Change</w:t>
       </w:r>
       <w:r>
         <w:t>,</w:t>
@@ -46247,24 +48904,16 @@
         <w:rPr>
           <w:i/>
         </w:rPr>
-        <w:t xml:space="preserve"> 5</w:t>
-      </w:r>
-      <w:r>
-        <w:t xml:space="preserve">(1), 476. </w:t>
-      </w:r>
-      <w:hyperlink r:id="rId14" w:history="1">
-        <w:r>
-          <w:rPr>
-            <w:rStyle w:val="Hyperlink"/>
-          </w:rPr>
-          <w:t>https://doi.org/10.1038/s43247-024-01608-z</w:t>
-        </w:r>
-      </w:hyperlink>
-      <w:r>
-        <w:rPr>
-          <w:rtl/>
-        </w:rPr>
-        <w:t xml:space="preserve"> </w:t>
+        <w:t xml:space="preserve"> 179</w:t>
+      </w:r>
+      <w:r>
+        <w:t>, 121141</w:t>
+      </w:r>
+      <w:r>
+        <w:rPr>
+          <w:rtl/>
+        </w:rPr>
+        <w:t xml:space="preserve">. </w:t>
       </w:r>
     </w:p>
     <w:p>
@@ -46277,22 +48926,13 @@
         </w:rPr>
       </w:pPr>
       <w:r>
-        <w:t>Chen, Y., &amp; Cho, S. S. (2024</w:t>
-      </w:r>
-      <w:r>
-        <w:rPr>
-          <w:rtl/>
-        </w:rPr>
-        <w:t xml:space="preserve">). </w:t>
-      </w:r>
-      <w:r>
-        <w:t xml:space="preserve">Exploring Electric Vehicle Patent Trends through Technology Life Cycle and Social Network Analysis. </w:t>
+        <w:t xml:space="preserve">Chen, H., Can Sener, S. E., Van Emburg, C., Jones, M., Bogucki, T., Bonilla, N., Ijeoma, M. W., Wan, H., &amp; Carbajales-Dale, M. (2024). Electric light-duty vehicles have decarbonization potential but may not reduce other environmental problems. </w:t>
       </w:r>
       <w:r>
         <w:rPr>
           <w:i/>
         </w:rPr>
-        <w:t>Sustainability (2071-1050)</w:t>
+        <w:t>Communications Earth &amp; Environment</w:t>
       </w:r>
       <w:r>
         <w:t>,</w:t>
@@ -46301,16 +48941,37 @@
         <w:rPr>
           <w:i/>
         </w:rPr>
-        <w:t xml:space="preserve"> 16</w:t>
-      </w:r>
-      <w:r>
-        <w:t>(17</w:t>
-      </w:r>
-      <w:r>
-        <w:rPr>
-          <w:rtl/>
-        </w:rPr>
-        <w:t xml:space="preserve">). </w:t>
+        <w:t xml:space="preserve"> 5</w:t>
+      </w:r>
+      <w:r>
+        <w:t xml:space="preserve">(1), 476. </w:t>
+      </w:r>
+      <w:hyperlink r:id="rId14" w:history="1">
+        <w:r>
+          <w:rPr>
+            <w:rStyle w:val="Hyperlink"/>
+          </w:rPr>
+          <w:t>https://doi.org/10.10</w:t>
+        </w:r>
+        <w:r>
+          <w:rPr>
+            <w:rStyle w:val="Hyperlink"/>
+            <w:rtl/>
+          </w:rPr>
+          <w:t>38/</w:t>
+        </w:r>
+        <w:r>
+          <w:rPr>
+            <w:rStyle w:val="Hyperlink"/>
+          </w:rPr>
+          <w:t>s43247-024-01608-z</w:t>
+        </w:r>
+      </w:hyperlink>
+      <w:r>
+        <w:rPr>
+          <w:rtl/>
+        </w:rPr>
+        <w:t xml:space="preserve"> </w:t>
       </w:r>
     </w:p>
     <w:p>
@@ -46323,22 +48984,13 @@
         </w:rPr>
       </w:pPr>
       <w:r>
-        <w:t>Chigbu, U. E., Atiku, S. O., &amp; Du Plessis, C. C. (2023). The science of literature reviews: Searching, identifying</w:t>
-      </w:r>
-      <w:r>
-        <w:rPr>
-          <w:rtl/>
-        </w:rPr>
-        <w:t xml:space="preserve">, </w:t>
-      </w:r>
-      <w:r>
-        <w:t xml:space="preserve">selecting, and synthesising. </w:t>
+        <w:t xml:space="preserve">Chen, Y., &amp; Cho, S. S. (2024). Exploring Electric Vehicle Patent Trends through Technology Life Cycle and Social Network Analysis. </w:t>
       </w:r>
       <w:r>
         <w:rPr>
           <w:i/>
         </w:rPr>
-        <w:t>Publications</w:t>
+        <w:t>Sustainability (2071-1050)</w:t>
       </w:r>
       <w:r>
         <w:t>,</w:t>
@@ -46347,16 +48999,13 @@
         <w:rPr>
           <w:i/>
         </w:rPr>
-        <w:t xml:space="preserve"> 11</w:t>
-      </w:r>
-      <w:r>
-        <w:t>(1), 2</w:t>
-      </w:r>
-      <w:r>
-        <w:rPr>
-          <w:rtl/>
-        </w:rPr>
-        <w:t xml:space="preserve">. </w:t>
+        <w:t xml:space="preserve"> 16</w:t>
+      </w:r>
+      <w:r>
+        <w:rPr>
+          <w:rtl/>
+        </w:rPr>
+        <w:t xml:space="preserve">(17). </w:t>
       </w:r>
     </w:p>
     <w:p>
@@ -46369,31 +49018,13 @@
         </w:rPr>
       </w:pPr>
       <w:r>
-        <w:t>Choi, S., Kim, H., Yoon, J., Kim, K., &amp; Lee, J. Y. (2013). An SAO</w:t>
-      </w:r>
-      <w:r>
-        <w:rPr>
-          <w:rFonts w:ascii="Cambria Math" w:hAnsi="Cambria Math" w:cs="Cambria Math"/>
-        </w:rPr>
-        <w:t>‐</w:t>
-      </w:r>
-      <w:r>
-        <w:t>based text</w:t>
-      </w:r>
-      <w:r>
-        <w:rPr>
-          <w:rFonts w:ascii="Cambria Math" w:hAnsi="Cambria Math" w:cs="Cambria Math"/>
-        </w:rPr>
-        <w:t>‐</w:t>
-      </w:r>
-      <w:r>
-        <w:t xml:space="preserve">mining approach for technology roadmapping using patent information. </w:t>
+        <w:t xml:space="preserve">Chigbu, U. E., Atiku, S. O., &amp; Du Plessis, C. C. (2023). The science of literature reviews: Searching, identifying, selecting, and synthesising. </w:t>
       </w:r>
       <w:r>
         <w:rPr>
           <w:i/>
         </w:rPr>
-        <w:t>R&amp;D Management</w:t>
+        <w:t>Publications</w:t>
       </w:r>
       <w:r>
         <w:t>,</w:t>
@@ -46402,10 +49033,10 @@
         <w:rPr>
           <w:i/>
         </w:rPr>
-        <w:t xml:space="preserve"> 43</w:t>
-      </w:r>
-      <w:r>
-        <w:t>(1), 52-74</w:t>
+        <w:t xml:space="preserve"> 11</w:t>
+      </w:r>
+      <w:r>
+        <w:t>(1), 2</w:t>
       </w:r>
       <w:r>
         <w:rPr>
@@ -46424,16 +49055,7 @@
         </w:rPr>
       </w:pPr>
       <w:r>
-        <w:t>Coulter, N., Monarch, I</w:t>
-      </w:r>
-      <w:r>
-        <w:rPr>
-          <w:rtl/>
-        </w:rPr>
-        <w:t xml:space="preserve">., &amp; </w:t>
-      </w:r>
-      <w:r>
-        <w:t>Konda, S. (1998). Software engineering as seen through its research literature: A study in co</w:t>
+        <w:t>Choi, S., Kim, H., Yoon, J., Kim, K., &amp; Lee, J. Y. (2013). An SAO</w:t>
       </w:r>
       <w:r>
         <w:rPr>
@@ -46442,13 +49064,35 @@
         <w:t>‐</w:t>
       </w:r>
       <w:r>
-        <w:t xml:space="preserve">word analysis. </w:t>
+        <w:t>based text</w:t>
+      </w:r>
+      <w:r>
+        <w:rPr>
+          <w:rFonts w:ascii="Cambria Math" w:hAnsi="Cambria Math" w:cs="Cambria Math"/>
+        </w:rPr>
+        <w:t>‐</w:t>
+      </w:r>
+      <w:r>
+        <w:t xml:space="preserve">mining approach for technology roadmapping using patent information. </w:t>
       </w:r>
       <w:r>
         <w:rPr>
           <w:i/>
         </w:rPr>
-        <w:t>Journal of the American Society for information Science</w:t>
+        <w:t>R&amp;D</w:t>
+      </w:r>
+      <w:r>
+        <w:rPr>
+          <w:i/>
+          <w:rtl/>
+        </w:rPr>
+        <w:t xml:space="preserve"> </w:t>
+      </w:r>
+      <w:r>
+        <w:rPr>
+          <w:i/>
+        </w:rPr>
+        <w:t>Management</w:t>
       </w:r>
       <w:r>
         <w:t>,</w:t>
@@ -46457,10 +49101,10 @@
         <w:rPr>
           <w:i/>
         </w:rPr>
-        <w:t xml:space="preserve"> 49</w:t>
-      </w:r>
-      <w:r>
-        <w:t>(13), 1206-1223</w:t>
+        <w:t xml:space="preserve"> 43</w:t>
+      </w:r>
+      <w:r>
+        <w:t>(1), 52-74</w:t>
       </w:r>
       <w:r>
         <w:rPr>
@@ -46479,13 +49123,22 @@
         </w:rPr>
       </w:pPr>
       <w:r>
-        <w:t xml:space="preserve">Cui, S., &amp; Zhao, N. (2024). A Study on the Current Status and Future Prospects of EV Automotive Market. </w:t>
+        <w:t>Coulter, N., Monarch, I., &amp; Konda, S. (1998). Software engineering as seen through its research literature: A study in co</w:t>
+      </w:r>
+      <w:r>
+        <w:rPr>
+          <w:rFonts w:ascii="Cambria Math" w:hAnsi="Cambria Math" w:cs="Cambria Math"/>
+        </w:rPr>
+        <w:t>‐</w:t>
+      </w:r>
+      <w:r>
+        <w:t xml:space="preserve">word analysis. </w:t>
       </w:r>
       <w:r>
         <w:rPr>
           <w:i/>
         </w:rPr>
-        <w:t>Journal of Social Science and Cultural Development</w:t>
+        <w:t>Journal of the American Society for information Science</w:t>
       </w:r>
       <w:r>
         <w:t>,</w:t>
@@ -46494,13 +49147,16 @@
         <w:rPr>
           <w:i/>
         </w:rPr>
-        <w:t xml:space="preserve"> 1</w:t>
-      </w:r>
-      <w:r>
-        <w:rPr>
-          <w:rtl/>
-        </w:rPr>
-        <w:t xml:space="preserve">(2). </w:t>
+        <w:t xml:space="preserve"> 49</w:t>
+      </w:r>
+      <w:r>
+        <w:t>(13), 1206-1223</w:t>
+      </w:r>
+      <w:r>
+        <w:rPr>
+          <w:rtl/>
+        </w:rPr>
+        <w:t xml:space="preserve">. </w:t>
       </w:r>
     </w:p>
     <w:p>
@@ -46513,13 +49169,13 @@
         </w:rPr>
       </w:pPr>
       <w:r>
-        <w:t xml:space="preserve">Doerfel, M. L. (1998). What constitutes semantic network analysis? A comparison of research and methodologies. </w:t>
+        <w:t xml:space="preserve">Cui, S., &amp; Zhao, N. (2024). A Study on the Current Status and Future Prospects of EV Automotive Market. </w:t>
       </w:r>
       <w:r>
         <w:rPr>
           <w:i/>
         </w:rPr>
-        <w:t>Connections</w:t>
+        <w:t>Journal of Social Science and Cultural Development</w:t>
       </w:r>
       <w:r>
         <w:t>,</w:t>
@@ -46528,16 +49184,13 @@
         <w:rPr>
           <w:i/>
         </w:rPr>
-        <w:t xml:space="preserve"> 21</w:t>
-      </w:r>
-      <w:r>
-        <w:t>(2), 16-26</w:t>
-      </w:r>
-      <w:r>
-        <w:rPr>
-          <w:rtl/>
-        </w:rPr>
-        <w:t xml:space="preserve">. </w:t>
+        <w:t xml:space="preserve"> 1</w:t>
+      </w:r>
+      <w:r>
+        <w:rPr>
+          <w:rtl/>
+        </w:rPr>
+        <w:t xml:space="preserve">(2). </w:t>
       </w:r>
     </w:p>
     <w:p>
@@ -46550,22 +49203,13 @@
         </w:rPr>
       </w:pPr>
       <w:r>
-        <w:t>Feng, L., Liu, K</w:t>
-      </w:r>
-      <w:r>
-        <w:rPr>
-          <w:rtl/>
-        </w:rPr>
-        <w:t xml:space="preserve">., </w:t>
-      </w:r>
-      <w:r>
-        <w:t xml:space="preserve">Wang, J., Lin, K.-Y., Zhang, K., &amp; Zhang, L. (2022). Identifying promising technologies of electric vehicles from the perspective of market and technical attributes. </w:t>
+        <w:t xml:space="preserve">Doerfel, M. L. (1998). What constitutes semantic network analysis? A comparison of research and methodologies. </w:t>
       </w:r>
       <w:r>
         <w:rPr>
           <w:i/>
         </w:rPr>
-        <w:t>Energies</w:t>
+        <w:t>Connections</w:t>
       </w:r>
       <w:r>
         <w:t>,</w:t>
@@ -46574,10 +49218,10 @@
         <w:rPr>
           <w:i/>
         </w:rPr>
-        <w:t xml:space="preserve"> 15</w:t>
-      </w:r>
-      <w:r>
-        <w:t>(20), 7617</w:t>
+        <w:t xml:space="preserve"> 21</w:t>
+      </w:r>
+      <w:r>
+        <w:t>(2), 16-26</w:t>
       </w:r>
       <w:r>
         <w:rPr>
@@ -46596,22 +49240,13 @@
         </w:rPr>
       </w:pPr>
       <w:r>
-        <w:t>Feng, L., Zhao, W., Wang, J., Lin, K.-Y., Guo, Y., &amp; Zhang, L</w:t>
-      </w:r>
-      <w:r>
-        <w:rPr>
-          <w:rtl/>
-        </w:rPr>
-        <w:t xml:space="preserve">. (2022). </w:t>
-      </w:r>
-      <w:r>
-        <w:t xml:space="preserve">Data-driven technology roadmaps to identify potential technology opportunities for hyperuricemia drugs. </w:t>
+        <w:t xml:space="preserve">Feng, L., Liu, K., Wang, J., Lin, K.-Y., Zhang, K., &amp; Zhang, L. (2022). Identifying promising technologies of electric vehicles from the perspective of market and technical attributes. </w:t>
       </w:r>
       <w:r>
         <w:rPr>
           <w:i/>
         </w:rPr>
-        <w:t>Pharmaceuticals</w:t>
+        <w:t>Energies</w:t>
       </w:r>
       <w:r>
         <w:t>,</w:t>
@@ -46623,7 +49258,7 @@
         <w:t xml:space="preserve"> 15</w:t>
       </w:r>
       <w:r>
-        <w:t>(11), 1357</w:t>
+        <w:t>(20), 7617</w:t>
       </w:r>
       <w:r>
         <w:rPr>
@@ -46642,13 +49277,13 @@
         </w:rPr>
       </w:pPr>
       <w:r>
-        <w:t xml:space="preserve">Fritsch, M., Titze, M., &amp; Piontek, M. (2020). Identifying cooperation for innovation―a comparison of data sources. </w:t>
+        <w:t xml:space="preserve">Feng, L., Zhao, W., Wang, J., Lin, K.-Y., Guo, Y., &amp; Zhang, L. (2022). Data-driven technology roadmaps to identify potential technology opportunities for hyperuricemia drugs. </w:t>
       </w:r>
       <w:r>
         <w:rPr>
           <w:i/>
         </w:rPr>
-        <w:t>Industry and Innovation</w:t>
+        <w:t>Pharmaceuticals</w:t>
       </w:r>
       <w:r>
         <w:t>,</w:t>
@@ -46657,10 +49292,10 @@
         <w:rPr>
           <w:i/>
         </w:rPr>
-        <w:t xml:space="preserve"> 27</w:t>
-      </w:r>
-      <w:r>
-        <w:t>(6), 630-659</w:t>
+        <w:t xml:space="preserve"> 15</w:t>
+      </w:r>
+      <w:r>
+        <w:t>(11), 1357</w:t>
       </w:r>
       <w:r>
         <w:rPr>
@@ -46679,13 +49314,13 @@
         </w:rPr>
       </w:pPr>
       <w:r>
-        <w:t xml:space="preserve">Gao, L., Porter, A. L., Wang, J., Fang, S., Zhang, X., Ma, T., Wang, W., &amp; Huang, L. (2013). Technology life cycle analysis method based on patent documents. </w:t>
+        <w:t xml:space="preserve">Fritsch, M., Titze, M., &amp; Piontek, M. (2020). Identifying cooperation for innovation―a comparison of data sources. </w:t>
       </w:r>
       <w:r>
         <w:rPr>
           <w:i/>
         </w:rPr>
-        <w:t>Technological Forecasting and Social Change</w:t>
+        <w:t>Industry and Innovation</w:t>
       </w:r>
       <w:r>
         <w:t>,</w:t>
@@ -46694,13 +49329,16 @@
         <w:rPr>
           <w:i/>
         </w:rPr>
-        <w:t xml:space="preserve"> 80</w:t>
-      </w:r>
-      <w:r>
-        <w:rPr>
-          <w:rtl/>
-        </w:rPr>
-        <w:t xml:space="preserve">(3), 398-407. </w:t>
+        <w:t xml:space="preserve"> 27</w:t>
+      </w:r>
+      <w:r>
+        <w:t>(6), 630-659</w:t>
+      </w:r>
+      <w:r>
+        <w:rPr>
+          <w:rtl/>
+        </w:rPr>
+        <w:t xml:space="preserve">. </w:t>
       </w:r>
     </w:p>
     <w:p>
@@ -46713,13 +49351,19 @@
         </w:rPr>
       </w:pPr>
       <w:r>
-        <w:t xml:space="preserve">Gnanavendan, S., Selvaraj, S. K., Dev, S. J., Mahato, K. K., Swathish, R. S., Sundaramali, G., Accouche, O., &amp; Azab, M. (2024). Challenges, solutions and future trends in EV-technology: A review. </w:t>
+        <w:t>Gao, L., Porter, A. L., Wang, J., Fang, S., Zhang, X., Ma, T., Wang, W., &amp; Huang, L. (2013). Technology life cycle analysis method based on patent documents</w:t>
+      </w:r>
+      <w:r>
+        <w:rPr>
+          <w:rtl/>
+        </w:rPr>
+        <w:t xml:space="preserve">. </w:t>
       </w:r>
       <w:r>
         <w:rPr>
           <w:i/>
         </w:rPr>
-        <w:t>IEEE Access</w:t>
+        <w:t>Technological Forecasting and Social Change</w:t>
       </w:r>
       <w:r>
         <w:t>,</w:t>
@@ -46728,10 +49372,10 @@
         <w:rPr>
           <w:i/>
         </w:rPr>
-        <w:t xml:space="preserve"> 12</w:t>
-      </w:r>
-      <w:r>
-        <w:t>, 17242-17260</w:t>
+        <w:t xml:space="preserve"> 80</w:t>
+      </w:r>
+      <w:r>
+        <w:t>(3), 398-407</w:t>
       </w:r>
       <w:r>
         <w:rPr>
@@ -46750,16 +49394,44 @@
         </w:rPr>
       </w:pPr>
       <w:r>
-        <w:t>Granstrand, O</w:t>
-      </w:r>
-      <w:r>
-        <w:rPr>
-          <w:rtl/>
-        </w:rPr>
-        <w:t xml:space="preserve">., &amp; </w:t>
-      </w:r>
-      <w:r>
-        <w:t xml:space="preserve">Holgersson, M. (2020). Innovation ecosystems: A conceptual review and a new definition. </w:t>
+        <w:t xml:space="preserve">Gnanavendan, S., Selvaraj, S. K., Dev, S. J., Mahato, K. K., Swathish, R. S., Sundaramali, G., Accouche, O., &amp; Azab, M. (2024). Challenges, solutions and future trends in EV-technology: A review. </w:t>
+      </w:r>
+      <w:r>
+        <w:rPr>
+          <w:i/>
+        </w:rPr>
+        <w:t>IEEE Access</w:t>
+      </w:r>
+      <w:r>
+        <w:t>,</w:t>
+      </w:r>
+      <w:r>
+        <w:rPr>
+          <w:i/>
+        </w:rPr>
+        <w:t xml:space="preserve"> 12</w:t>
+      </w:r>
+      <w:r>
+        <w:t>, 17242-17260</w:t>
+      </w:r>
+      <w:r>
+        <w:rPr>
+          <w:rtl/>
+        </w:rPr>
+        <w:t xml:space="preserve">. </w:t>
+      </w:r>
+    </w:p>
+    <w:p>
+      <w:pPr>
+        <w:pStyle w:val="EndNoteBibliography"/>
+        <w:spacing w:after="0"/>
+        <w:ind w:left="720" w:hanging="720"/>
+        <w:rPr>
+          <w:rtl/>
+        </w:rPr>
+      </w:pPr>
+      <w:r>
+        <w:t xml:space="preserve">Granstrand, O., &amp; Holgersson, M. (2020). Innovation ecosystems: A conceptual review and a new definition. </w:t>
       </w:r>
       <w:r>
         <w:rPr>
@@ -46841,6 +49513,7 @@
         </w:rPr>
       </w:pPr>
       <w:r>
+        <w:lastRenderedPageBreak/>
         <w:t xml:space="preserve">Griliches, Z. (1998). Patent statistics as economic indicators: a survey. In </w:t>
       </w:r>
       <w:r>
@@ -46869,17 +49542,16 @@
         </w:rPr>
       </w:pPr>
       <w:r>
-        <w:lastRenderedPageBreak/>
-        <w:t>Guderian, C. C., Bican, P. M., Riar, F. J., &amp; Chattopadhyay, S</w:t>
-      </w:r>
-      <w:r>
-        <w:rPr>
-          <w:rtl/>
-        </w:rPr>
-        <w:t xml:space="preserve">. (2021). </w:t>
-      </w:r>
-      <w:r>
-        <w:t>Innovation management in crisis: patent analytics as a response to the COVID</w:t>
+        <w:t>Guderian, C</w:t>
+      </w:r>
+      <w:r>
+        <w:rPr>
+          <w:rtl/>
+        </w:rPr>
+        <w:t xml:space="preserve">. </w:t>
+      </w:r>
+      <w:r>
+        <w:t>C., Bican, P. M., Riar, F. J., &amp; Chattopadhyay, S. (2021). Innovation management in crisis: patent analytics as a response to the COVID</w:t>
       </w:r>
       <w:r>
         <w:rPr>
@@ -46953,22 +49625,23 @@
         <w:t>Communications Earth &amp; Environment</w:t>
       </w:r>
       <w:r>
+        <w:rPr>
+          <w:rtl/>
+        </w:rPr>
         <w:t>,</w:t>
       </w:r>
       <w:r>
         <w:rPr>
           <w:i/>
+          <w:rtl/>
         </w:rPr>
         <w:t xml:space="preserve"> 5</w:t>
       </w:r>
       <w:r>
-        <w:t>(1), 726</w:t>
-      </w:r>
-      <w:r>
-        <w:rPr>
-          <w:rtl/>
-        </w:rPr>
-        <w:t xml:space="preserve">. </w:t>
+        <w:rPr>
+          <w:rtl/>
+        </w:rPr>
+        <w:t xml:space="preserve">(1), 726. </w:t>
       </w:r>
     </w:p>
     <w:p>
@@ -46981,16 +49654,7 @@
         </w:rPr>
       </w:pPr>
       <w:r>
-        <w:t>Huang, Y., Li, R., Zou, F., Jiang, L</w:t>
-      </w:r>
-      <w:r>
-        <w:rPr>
-          <w:rtl/>
-        </w:rPr>
-        <w:t xml:space="preserve">., </w:t>
-      </w:r>
-      <w:r>
-        <w:t xml:space="preserve">Porter, A. L., &amp; Zhang, L. (2022). Technology life cycle analysis: From the dynamic perspective of patent citation networks. </w:t>
+        <w:t xml:space="preserve">Huang, Y., Li, R., Zou, F., Jiang, L., Porter, A. L., &amp; Zhang, L. (2022). Technology life cycle analysis: From the dynamic perspective of patent citation networks. </w:t>
       </w:r>
       <w:r>
         <w:rPr>
@@ -47046,7 +49710,16 @@
         </w:rPr>
       </w:pPr>
       <w:r>
-        <w:t xml:space="preserve">Jiang, S., Sarica, S., Song, B., Hu, J., &amp; Luo, J. (2022). Patent data for engineering design: A critical review and future directions. </w:t>
+        <w:t>Jiang, S., Sarica, S., Song, B., Hu, J</w:t>
+      </w:r>
+      <w:r>
+        <w:rPr>
+          <w:rtl/>
+        </w:rPr>
+        <w:t xml:space="preserve">., &amp; </w:t>
+      </w:r>
+      <w:r>
+        <w:t xml:space="preserve">Luo, J. (2022). Patent data for engineering design: A critical review and future directions. </w:t>
       </w:r>
       <w:r>
         <w:rPr>
@@ -47120,16 +49793,7 @@
         </w:rPr>
       </w:pPr>
       <w:r>
-        <w:t>Kalthaus, M</w:t>
-      </w:r>
-      <w:r>
-        <w:rPr>
-          <w:rtl/>
-        </w:rPr>
-        <w:t xml:space="preserve">. (2020). </w:t>
-      </w:r>
-      <w:r>
-        <w:t xml:space="preserve">Knowledge recombination along the technology life cycle. </w:t>
+        <w:t xml:space="preserve">Kalthaus, M. (2020). Knowledge recombination along the technology life cycle. </w:t>
       </w:r>
       <w:r>
         <w:rPr>
@@ -47218,16 +49882,20 @@
         <w:rPr>
           <w:i/>
         </w:rPr>
-        <w:t xml:space="preserve"> 171</w:t>
-      </w:r>
-      <w:r>
-        <w:t>, 120972</w:t>
-      </w:r>
-      <w:r>
-        <w:rPr>
-          <w:rtl/>
-        </w:rPr>
-        <w:t xml:space="preserve">. </w:t>
+        <w:t xml:space="preserve"> 1</w:t>
+      </w:r>
+      <w:r>
+        <w:rPr>
+          <w:i/>
+          <w:rtl/>
+        </w:rPr>
+        <w:t>71</w:t>
+      </w:r>
+      <w:r>
+        <w:rPr>
+          <w:rtl/>
+        </w:rPr>
+        <w:t xml:space="preserve">, 120972. </w:t>
       </w:r>
     </w:p>
     <w:p>
@@ -47240,16 +49908,7 @@
         </w:rPr>
       </w:pPr>
       <w:r>
-        <w:t>Lee, S., Park, G., Yoon, B., &amp; Park, J</w:t>
-      </w:r>
-      <w:r>
-        <w:rPr>
-          <w:rtl/>
-        </w:rPr>
-        <w:t xml:space="preserve">. (2010). </w:t>
-      </w:r>
-      <w:r>
-        <w:t xml:space="preserve">Open innovation in SMEs—An intermediated network model. </w:t>
+        <w:t xml:space="preserve">Lee, S., Park, G., Yoon, B., &amp; Park, J. (2010). Open innovation in SMEs—An intermediated network model. </w:t>
       </w:r>
       <w:r>
         <w:rPr>
@@ -47304,13 +49963,7 @@
         <w:t xml:space="preserve"> 74</w:t>
       </w:r>
       <w:r>
-        <w:rPr>
-          <w:rtl/>
-        </w:rPr>
-        <w:t xml:space="preserve">, </w:t>
-      </w:r>
-      <w:r>
-        <w:t>e1403</w:t>
+        <w:t>, e1403</w:t>
       </w:r>
       <w:r>
         <w:rPr>
@@ -47391,7 +50044,14 @@
           <w:rPr>
             <w:rStyle w:val="Hyperlink"/>
           </w:rPr>
-          <w:t>https://doi.org/https://doi.org/10.1016/j.technovation.2023.102872</w:t>
+          <w:t>https://doi.org/https://doi.org/10.1016/j.technovation.2</w:t>
+        </w:r>
+        <w:r>
+          <w:rPr>
+            <w:rStyle w:val="Hyperlink"/>
+            <w:rtl/>
+          </w:rPr>
+          <w:t>023.102872</w:t>
         </w:r>
       </w:hyperlink>
       <w:r>
@@ -47461,516 +50121,7 @@
           <w:rPr>
             <w:rStyle w:val="Hyperlink"/>
           </w:rPr>
-          <w:t>https://doi.org/https://doi.org/10.1016/j.rser.2022.1120</w:t>
-        </w:r>
-        <w:r>
-          <w:rPr>
-            <w:rStyle w:val="Hyperlink"/>
-            <w:rtl/>
-          </w:rPr>
-          <w:t>95</w:t>
-        </w:r>
-      </w:hyperlink>
-      <w:r>
-        <w:rPr>
-          <w:rtl/>
-        </w:rPr>
-        <w:t xml:space="preserve"> </w:t>
-      </w:r>
-    </w:p>
-    <w:p>
-      <w:pPr>
-        <w:pStyle w:val="EndNoteBibliography"/>
-        <w:spacing w:after="0"/>
-        <w:ind w:left="720" w:hanging="720"/>
-        <w:rPr>
-          <w:rtl/>
-        </w:rPr>
-      </w:pPr>
-      <w:r>
-        <w:t xml:space="preserve">Morgan-Thomas, A., Dessart, L., &amp; Veloutsou, C. (2020). Digital ecosystem and consumer engagement: A socio-technical perspective. </w:t>
-      </w:r>
-      <w:r>
-        <w:rPr>
-          <w:i/>
-        </w:rPr>
-        <w:t>Journal of Business Research</w:t>
-      </w:r>
-      <w:r>
-        <w:t>,</w:t>
-      </w:r>
-      <w:r>
-        <w:rPr>
-          <w:i/>
-        </w:rPr>
-        <w:t xml:space="preserve"> 121</w:t>
-      </w:r>
-      <w:r>
-        <w:t>, 713-723</w:t>
-      </w:r>
-      <w:r>
-        <w:rPr>
-          <w:rtl/>
-        </w:rPr>
-        <w:t xml:space="preserve">. </w:t>
-      </w:r>
-    </w:p>
-    <w:p>
-      <w:pPr>
-        <w:pStyle w:val="EndNoteBibliography"/>
-        <w:spacing w:after="0"/>
-        <w:ind w:left="720" w:hanging="720"/>
-        <w:rPr>
-          <w:rtl/>
-        </w:rPr>
-      </w:pPr>
-      <w:r>
-        <w:t>Oliveira Valerio, K. G. d., Sanches da Silva, C. E., &amp; Neves, S. M</w:t>
-      </w:r>
-      <w:r>
-        <w:rPr>
-          <w:rtl/>
-        </w:rPr>
-        <w:t xml:space="preserve">. (2021). </w:t>
-      </w:r>
-      <w:r>
-        <w:t xml:space="preserve">Overview on the technology roadmapping (TRM) literature: gaps and perspectives. </w:t>
-      </w:r>
-      <w:r>
-        <w:rPr>
-          <w:i/>
-        </w:rPr>
-        <w:t>Technology Analysis &amp; Strategic Management</w:t>
-      </w:r>
-      <w:r>
-        <w:t>,</w:t>
-      </w:r>
-      <w:r>
-        <w:rPr>
-          <w:i/>
-        </w:rPr>
-        <w:t xml:space="preserve"> 33</w:t>
-      </w:r>
-      <w:r>
-        <w:t>(1), 58-69</w:t>
-      </w:r>
-      <w:r>
-        <w:rPr>
-          <w:rtl/>
-        </w:rPr>
-        <w:t xml:space="preserve">. </w:t>
-      </w:r>
-    </w:p>
-    <w:p>
-      <w:pPr>
-        <w:pStyle w:val="EndNoteBibliography"/>
-        <w:spacing w:after="0"/>
-        <w:ind w:left="720" w:hanging="720"/>
-        <w:rPr>
-          <w:rtl/>
-        </w:rPr>
-      </w:pPr>
-      <w:r>
-        <w:t>Onat, N. C., &amp; Kucukvar, M. (2022). A systematic review on sustainability assessment of electric vehicles: Knowledge</w:t>
-      </w:r>
-      <w:r>
-        <w:rPr>
-          <w:rtl/>
-        </w:rPr>
-        <w:t xml:space="preserve"> </w:t>
-      </w:r>
-      <w:r>
-        <w:t xml:space="preserve">gaps and future perspectives. </w:t>
-      </w:r>
-      <w:r>
-        <w:rPr>
-          <w:i/>
-        </w:rPr>
-        <w:t>Environmental Impact Assessment Review</w:t>
-      </w:r>
-      <w:r>
-        <w:t>,</w:t>
-      </w:r>
-      <w:r>
-        <w:rPr>
-          <w:i/>
-        </w:rPr>
-        <w:t xml:space="preserve"> 97</w:t>
-      </w:r>
-      <w:r>
-        <w:t>, 106867</w:t>
-      </w:r>
-      <w:r>
-        <w:rPr>
-          <w:rtl/>
-        </w:rPr>
-        <w:t xml:space="preserve">. </w:t>
-      </w:r>
-    </w:p>
-    <w:p>
-      <w:pPr>
-        <w:pStyle w:val="EndNoteBibliography"/>
-        <w:spacing w:after="0"/>
-        <w:ind w:left="720" w:hanging="720"/>
-        <w:rPr>
-          <w:rtl/>
-        </w:rPr>
-      </w:pPr>
-      <w:r>
-        <w:t xml:space="preserve">Phaal, R., Farrukh, C. J., &amp; Probert, D. R. (2004). Technology roadmapping—a planning framework for evolution and revolution. </w:t>
-      </w:r>
-      <w:r>
-        <w:rPr>
-          <w:i/>
-        </w:rPr>
-        <w:t>Technological Forecasting and Social Change</w:t>
-      </w:r>
-      <w:r>
-        <w:rPr>
-          <w:rtl/>
-        </w:rPr>
-        <w:t>,</w:t>
-      </w:r>
-      <w:r>
-        <w:rPr>
-          <w:i/>
-          <w:rtl/>
-        </w:rPr>
-        <w:t xml:space="preserve"> 71</w:t>
-      </w:r>
-      <w:r>
-        <w:rPr>
-          <w:rtl/>
-        </w:rPr>
-        <w:t xml:space="preserve">(1-2), 5-26. </w:t>
-      </w:r>
-    </w:p>
-    <w:p>
-      <w:pPr>
-        <w:pStyle w:val="EndNoteBibliography"/>
-        <w:spacing w:after="0"/>
-        <w:ind w:left="720" w:hanging="720"/>
-        <w:rPr>
-          <w:rtl/>
-        </w:rPr>
-      </w:pPr>
-      <w:r>
-        <w:t xml:space="preserve">Porter, A. L., Zhang, Y., &amp; Newman, N. C. (2024). Tech mining: a revisit and navigation. </w:t>
-      </w:r>
-      <w:r>
-        <w:rPr>
-          <w:i/>
-        </w:rPr>
-        <w:t>Frontiers in Research Metrics and Analytics</w:t>
-      </w:r>
-      <w:r>
-        <w:t>,</w:t>
-      </w:r>
-      <w:r>
-        <w:rPr>
-          <w:i/>
-        </w:rPr>
-        <w:t xml:space="preserve"> 9</w:t>
-      </w:r>
-      <w:r>
-        <w:t>, 1364053</w:t>
-      </w:r>
-      <w:r>
-        <w:rPr>
-          <w:rtl/>
-        </w:rPr>
-        <w:t xml:space="preserve">. </w:t>
-      </w:r>
-    </w:p>
-    <w:p>
-      <w:pPr>
-        <w:pStyle w:val="EndNoteBibliography"/>
-        <w:spacing w:after="0"/>
-        <w:ind w:left="720" w:hanging="720"/>
-        <w:rPr>
-          <w:rtl/>
-        </w:rPr>
-      </w:pPr>
-      <w:r>
-        <w:lastRenderedPageBreak/>
-        <w:t xml:space="preserve">Rahman, M. M., &amp; Thill, J.-C. (2024). A Comprehensive Survey of the Key Determinants of Electric Vehicle Adoption: Challenges and Opportunities in the Smart City Context. </w:t>
-      </w:r>
-      <w:r>
-        <w:rPr>
-          <w:i/>
-        </w:rPr>
-        <w:t>World Electric Vehicle Journal</w:t>
-      </w:r>
-      <w:r>
-        <w:t>,</w:t>
-      </w:r>
-      <w:r>
-        <w:rPr>
-          <w:i/>
-        </w:rPr>
-        <w:t xml:space="preserve"> 15</w:t>
-      </w:r>
-      <w:r>
-        <w:t>(12), 588</w:t>
-      </w:r>
-      <w:r>
-        <w:rPr>
-          <w:rtl/>
-        </w:rPr>
-        <w:t xml:space="preserve">. </w:t>
-      </w:r>
-    </w:p>
-    <w:p>
-      <w:pPr>
-        <w:pStyle w:val="EndNoteBibliography"/>
-        <w:spacing w:after="0"/>
-        <w:ind w:left="720" w:hanging="720"/>
-        <w:rPr>
-          <w:rtl/>
-        </w:rPr>
-      </w:pPr>
-      <w:r>
-        <w:t xml:space="preserve">Rajashekara, K. (2013). Present status and future trends in electric vehicle propulsion technologies. </w:t>
-      </w:r>
-      <w:r>
-        <w:rPr>
-          <w:i/>
-        </w:rPr>
-        <w:t>IEEE journal of emerging and</w:t>
-      </w:r>
-      <w:r>
-        <w:rPr>
-          <w:i/>
-          <w:rtl/>
-        </w:rPr>
-        <w:t xml:space="preserve"> </w:t>
-      </w:r>
-      <w:r>
-        <w:rPr>
-          <w:i/>
-        </w:rPr>
-        <w:t>selected topics in power electronics</w:t>
-      </w:r>
-      <w:r>
-        <w:t>,</w:t>
-      </w:r>
-      <w:r>
-        <w:rPr>
-          <w:i/>
-        </w:rPr>
-        <w:t xml:space="preserve"> 1</w:t>
-      </w:r>
-      <w:r>
-        <w:t>(1), 3-10</w:t>
-      </w:r>
-      <w:r>
-        <w:rPr>
-          <w:rtl/>
-        </w:rPr>
-        <w:t xml:space="preserve">. </w:t>
-      </w:r>
-    </w:p>
-    <w:p>
-      <w:pPr>
-        <w:pStyle w:val="EndNoteBibliography"/>
-        <w:spacing w:after="0"/>
-        <w:ind w:left="720" w:hanging="720"/>
-        <w:rPr>
-          <w:rtl/>
-        </w:rPr>
-      </w:pPr>
-      <w:r>
-        <w:t xml:space="preserve">Sanguesa, J. A., Torres-Sanz, V., Garrido, P., Martinez, F. J., &amp; Marquez-Barja, J. M. (2021). A review on electric vehicles: Technologies and challenges. </w:t>
-      </w:r>
-      <w:r>
-        <w:rPr>
-          <w:i/>
-        </w:rPr>
-        <w:t>Smart Cities</w:t>
-      </w:r>
-      <w:r>
-        <w:t>,</w:t>
-      </w:r>
-      <w:r>
-        <w:rPr>
-          <w:i/>
-        </w:rPr>
-        <w:t xml:space="preserve"> 4</w:t>
-      </w:r>
-      <w:r>
-        <w:t>(1), 372-404</w:t>
-      </w:r>
-      <w:r>
-        <w:rPr>
-          <w:rtl/>
-        </w:rPr>
-        <w:t xml:space="preserve">. </w:t>
-      </w:r>
-    </w:p>
-    <w:p>
-      <w:pPr>
-        <w:pStyle w:val="EndNoteBibliography"/>
-        <w:spacing w:after="0"/>
-        <w:ind w:left="720" w:hanging="720"/>
-        <w:rPr>
-          <w:rtl/>
-        </w:rPr>
-      </w:pPr>
-      <w:r>
-        <w:t>Sarica, S., Luo, J</w:t>
-      </w:r>
-      <w:r>
-        <w:rPr>
-          <w:rtl/>
-        </w:rPr>
-        <w:t xml:space="preserve">., &amp; </w:t>
-      </w:r>
-      <w:r>
-        <w:t xml:space="preserve">Wood, K. L. (2020). TechNet: Technology semantic network based on patent data. </w:t>
-      </w:r>
-      <w:r>
-        <w:rPr>
-          <w:i/>
-        </w:rPr>
-        <w:t>Expert Systems with Applications</w:t>
-      </w:r>
-      <w:r>
-        <w:t>,</w:t>
-      </w:r>
-      <w:r>
-        <w:rPr>
-          <w:i/>
-        </w:rPr>
-        <w:t xml:space="preserve"> 142</w:t>
-      </w:r>
-      <w:r>
-        <w:t>, 112995</w:t>
-      </w:r>
-      <w:r>
-        <w:rPr>
-          <w:rtl/>
-        </w:rPr>
-        <w:t xml:space="preserve">. </w:t>
-      </w:r>
-    </w:p>
-    <w:p>
-      <w:pPr>
-        <w:pStyle w:val="EndNoteBibliography"/>
-        <w:spacing w:after="0"/>
-        <w:ind w:left="720" w:hanging="720"/>
-        <w:rPr>
-          <w:rtl/>
-        </w:rPr>
-      </w:pPr>
-      <w:r>
-        <w:t xml:space="preserve">Siddika, A., Mamun, M. A. A., Alyousef, R., &amp; Amran, Y. H. M. (2019). Strengthening of reinforced concrete beams by using fiber-reinforced polymer composites: A review. </w:t>
-      </w:r>
-      <w:r>
-        <w:rPr>
-          <w:i/>
-        </w:rPr>
-        <w:t>Journal of Building Engineering</w:t>
-      </w:r>
-      <w:r>
-        <w:t>,</w:t>
-      </w:r>
-      <w:r>
-        <w:rPr>
-          <w:i/>
-        </w:rPr>
-        <w:t xml:space="preserve"> 25</w:t>
-      </w:r>
-      <w:r>
-        <w:t xml:space="preserve">, 100798. </w:t>
-      </w:r>
-      <w:hyperlink r:id="rId18" w:history="1">
-        <w:r>
-          <w:rPr>
-            <w:rStyle w:val="Hyperlink"/>
-          </w:rPr>
-          <w:t>https://doi.org/https://doi.org/10.1016/j.jobe.2019.100798</w:t>
-        </w:r>
-      </w:hyperlink>
-      <w:r>
-        <w:rPr>
-          <w:rtl/>
-        </w:rPr>
-        <w:t xml:space="preserve"> </w:t>
-      </w:r>
-    </w:p>
-    <w:p>
-      <w:pPr>
-        <w:pStyle w:val="EndNoteBibliography"/>
-        <w:spacing w:after="0"/>
-        <w:ind w:left="720" w:hanging="720"/>
-        <w:rPr>
-          <w:rtl/>
-        </w:rPr>
-      </w:pPr>
-      <w:r>
-        <w:t xml:space="preserve">Singh, A., Triulzi, G., &amp; Magee, C. L. (2021). Technological improvement rate predictions for all technologies: Use of patent data and an extended domain description. </w:t>
-      </w:r>
-      <w:r>
-        <w:rPr>
-          <w:i/>
-        </w:rPr>
-        <w:t>Research policy</w:t>
-      </w:r>
-      <w:r>
-        <w:t>,</w:t>
-      </w:r>
-      <w:r>
-        <w:rPr>
-          <w:i/>
-        </w:rPr>
-        <w:t xml:space="preserve"> 50</w:t>
-      </w:r>
-      <w:r>
-        <w:t>(9), 104294</w:t>
-      </w:r>
-      <w:r>
-        <w:rPr>
-          <w:rtl/>
-        </w:rPr>
-        <w:t xml:space="preserve">. </w:t>
-      </w:r>
-    </w:p>
-    <w:p>
-      <w:pPr>
-        <w:pStyle w:val="EndNoteBibliography"/>
-        <w:spacing w:after="0"/>
-        <w:ind w:left="720" w:hanging="720"/>
-        <w:rPr>
-          <w:rtl/>
-        </w:rPr>
-      </w:pPr>
-      <w:r>
-        <w:t xml:space="preserve">Snyder, H. (2019). Literature review as a research methodology: An overview and guidelines. </w:t>
-      </w:r>
-      <w:r>
-        <w:rPr>
-          <w:i/>
-        </w:rPr>
-        <w:t>Journal of Business Research</w:t>
-      </w:r>
-      <w:r>
-        <w:t>,</w:t>
-      </w:r>
-      <w:r>
-        <w:rPr>
-          <w:i/>
-        </w:rPr>
-        <w:t xml:space="preserve"> 104</w:t>
-      </w:r>
-      <w:r>
-        <w:t xml:space="preserve">, 333-339. </w:t>
-      </w:r>
-      <w:hyperlink r:id="rId19" w:history="1">
-        <w:r>
-          <w:rPr>
-            <w:rStyle w:val="Hyperlink"/>
-          </w:rPr>
-          <w:t>https://doi.org/https</w:t>
+          <w:t>https</w:t>
         </w:r>
         <w:r>
           <w:rPr>
@@ -47983,7 +50134,7 @@
           <w:rPr>
             <w:rStyle w:val="Hyperlink"/>
           </w:rPr>
-          <w:t>doi.org/10.1016/j.jbusres.2019.07.039</w:t>
+          <w:t>doi.org/https://doi.org/10.1016/j.rser.2022.112095</w:t>
         </w:r>
       </w:hyperlink>
       <w:r>
@@ -48003,6 +50154,476 @@
         </w:rPr>
       </w:pPr>
       <w:r>
+        <w:t xml:space="preserve">Morgan-Thomas, A., Dessart, L., &amp; Veloutsou, C. (2020). Digital ecosystem and consumer engagement: A socio-technical perspective. </w:t>
+      </w:r>
+      <w:r>
+        <w:rPr>
+          <w:i/>
+        </w:rPr>
+        <w:t>Journal of Business Research</w:t>
+      </w:r>
+      <w:r>
+        <w:t>,</w:t>
+      </w:r>
+      <w:r>
+        <w:rPr>
+          <w:i/>
+        </w:rPr>
+        <w:t xml:space="preserve"> 121</w:t>
+      </w:r>
+      <w:r>
+        <w:t>, 713-723</w:t>
+      </w:r>
+      <w:r>
+        <w:rPr>
+          <w:rtl/>
+        </w:rPr>
+        <w:t xml:space="preserve">. </w:t>
+      </w:r>
+    </w:p>
+    <w:p>
+      <w:pPr>
+        <w:pStyle w:val="EndNoteBibliography"/>
+        <w:spacing w:after="0"/>
+        <w:ind w:left="720" w:hanging="720"/>
+        <w:rPr>
+          <w:rtl/>
+        </w:rPr>
+      </w:pPr>
+      <w:r>
+        <w:t>Oliveira Valerio, K. G. d</w:t>
+      </w:r>
+      <w:r>
+        <w:rPr>
+          <w:rtl/>
+        </w:rPr>
+        <w:t xml:space="preserve">., </w:t>
+      </w:r>
+      <w:r>
+        <w:t xml:space="preserve">Sanches da Silva, C. E., &amp; Neves, S. M. (2021). Overview on the technology roadmapping (TRM) literature: gaps and perspectives. </w:t>
+      </w:r>
+      <w:r>
+        <w:rPr>
+          <w:i/>
+        </w:rPr>
+        <w:t>Technology Analysis &amp; Strategic Management</w:t>
+      </w:r>
+      <w:r>
+        <w:t>,</w:t>
+      </w:r>
+      <w:r>
+        <w:rPr>
+          <w:i/>
+        </w:rPr>
+        <w:t xml:space="preserve"> 33</w:t>
+      </w:r>
+      <w:r>
+        <w:t>(1), 58-69</w:t>
+      </w:r>
+      <w:r>
+        <w:rPr>
+          <w:rtl/>
+        </w:rPr>
+        <w:t xml:space="preserve">. </w:t>
+      </w:r>
+    </w:p>
+    <w:p>
+      <w:pPr>
+        <w:pStyle w:val="EndNoteBibliography"/>
+        <w:spacing w:after="0"/>
+        <w:ind w:left="720" w:hanging="720"/>
+        <w:rPr>
+          <w:rtl/>
+        </w:rPr>
+      </w:pPr>
+      <w:r>
+        <w:t xml:space="preserve">Onat, N. C., &amp; Kucukvar, M. (2022). A systematic review on sustainability assessment of electric vehicles: Knowledge gaps and future perspectives. </w:t>
+      </w:r>
+      <w:r>
+        <w:rPr>
+          <w:i/>
+        </w:rPr>
+        <w:t>Environmental Impact Assessment Review</w:t>
+      </w:r>
+      <w:r>
+        <w:t>,</w:t>
+      </w:r>
+      <w:r>
+        <w:rPr>
+          <w:i/>
+        </w:rPr>
+        <w:t xml:space="preserve"> 97</w:t>
+      </w:r>
+      <w:r>
+        <w:t>, 106867</w:t>
+      </w:r>
+      <w:r>
+        <w:rPr>
+          <w:rtl/>
+        </w:rPr>
+        <w:t xml:space="preserve">. </w:t>
+      </w:r>
+    </w:p>
+    <w:p>
+      <w:pPr>
+        <w:pStyle w:val="EndNoteBibliography"/>
+        <w:spacing w:after="0"/>
+        <w:ind w:left="720" w:hanging="720"/>
+        <w:rPr>
+          <w:rtl/>
+        </w:rPr>
+      </w:pPr>
+      <w:r>
+        <w:t xml:space="preserve">Phaal, R., Farrukh, C. J., &amp; Probert, D. R. (2004). Technology roadmapping—a planning framework for evolution and revolution. </w:t>
+      </w:r>
+      <w:r>
+        <w:rPr>
+          <w:i/>
+        </w:rPr>
+        <w:t>Technological Forecasting and Social Change</w:t>
+      </w:r>
+      <w:r>
+        <w:t>,</w:t>
+      </w:r>
+      <w:r>
+        <w:rPr>
+          <w:i/>
+        </w:rPr>
+        <w:t xml:space="preserve"> 71</w:t>
+      </w:r>
+      <w:r>
+        <w:t>(1-2), 5-26</w:t>
+      </w:r>
+      <w:r>
+        <w:rPr>
+          <w:rtl/>
+        </w:rPr>
+        <w:t xml:space="preserve">. </w:t>
+      </w:r>
+    </w:p>
+    <w:p>
+      <w:pPr>
+        <w:pStyle w:val="EndNoteBibliography"/>
+        <w:spacing w:after="0"/>
+        <w:ind w:left="720" w:hanging="720"/>
+        <w:rPr>
+          <w:rtl/>
+        </w:rPr>
+      </w:pPr>
+      <w:r>
+        <w:t xml:space="preserve">Porter, A. L., Zhang, Y., &amp; Newman, N. C. (2024). Tech mining: a revisit and navigation. </w:t>
+      </w:r>
+      <w:r>
+        <w:rPr>
+          <w:i/>
+        </w:rPr>
+        <w:t>Frontiers in Research Metrics and Analytics</w:t>
+      </w:r>
+      <w:r>
+        <w:t>,</w:t>
+      </w:r>
+      <w:r>
+        <w:rPr>
+          <w:i/>
+        </w:rPr>
+        <w:t xml:space="preserve"> 9</w:t>
+      </w:r>
+      <w:r>
+        <w:t>, 1364053</w:t>
+      </w:r>
+      <w:r>
+        <w:rPr>
+          <w:rtl/>
+        </w:rPr>
+        <w:t xml:space="preserve">. </w:t>
+      </w:r>
+    </w:p>
+    <w:p>
+      <w:pPr>
+        <w:pStyle w:val="EndNoteBibliography"/>
+        <w:spacing w:after="0"/>
+        <w:ind w:left="720" w:hanging="720"/>
+        <w:rPr>
+          <w:rtl/>
+        </w:rPr>
+      </w:pPr>
+      <w:r>
+        <w:lastRenderedPageBreak/>
+        <w:t xml:space="preserve">Rahman, M. M., &amp; Thill, J.-C. (2024). A Comprehensive Survey of the Key Determinants of Electric Vehicle Adoption: Challenges and Opportunities in the Smart City Context. </w:t>
+      </w:r>
+      <w:r>
+        <w:rPr>
+          <w:i/>
+        </w:rPr>
+        <w:t>World Electric Vehicle Journal</w:t>
+      </w:r>
+      <w:r>
+        <w:t>,</w:t>
+      </w:r>
+      <w:r>
+        <w:rPr>
+          <w:i/>
+        </w:rPr>
+        <w:t xml:space="preserve"> 15</w:t>
+      </w:r>
+      <w:r>
+        <w:t>(12), 588</w:t>
+      </w:r>
+      <w:r>
+        <w:rPr>
+          <w:rtl/>
+        </w:rPr>
+        <w:t xml:space="preserve">. </w:t>
+      </w:r>
+    </w:p>
+    <w:p>
+      <w:pPr>
+        <w:pStyle w:val="EndNoteBibliography"/>
+        <w:spacing w:after="0"/>
+        <w:ind w:left="720" w:hanging="720"/>
+        <w:rPr>
+          <w:rtl/>
+        </w:rPr>
+      </w:pPr>
+      <w:r>
+        <w:t xml:space="preserve">Rajashekara, K. (2013). Present status and future trends in electric vehicle propulsion technologies. </w:t>
+      </w:r>
+      <w:r>
+        <w:rPr>
+          <w:i/>
+        </w:rPr>
+        <w:t>IEEE journal of emerging and selected topics in power electronics</w:t>
+      </w:r>
+      <w:r>
+        <w:t>,</w:t>
+      </w:r>
+      <w:r>
+        <w:rPr>
+          <w:i/>
+        </w:rPr>
+        <w:t xml:space="preserve"> 1</w:t>
+      </w:r>
+      <w:r>
+        <w:t>(1), 3-10</w:t>
+      </w:r>
+      <w:r>
+        <w:rPr>
+          <w:rtl/>
+        </w:rPr>
+        <w:t xml:space="preserve">. </w:t>
+      </w:r>
+    </w:p>
+    <w:p>
+      <w:pPr>
+        <w:pStyle w:val="EndNoteBibliography"/>
+        <w:spacing w:after="0"/>
+        <w:ind w:left="720" w:hanging="720"/>
+        <w:rPr>
+          <w:rtl/>
+        </w:rPr>
+      </w:pPr>
+      <w:r>
+        <w:t xml:space="preserve">Sanguesa, J. A., Torres-Sanz, V., Garrido, P., Martinez, F. J., &amp; Marquez-Barja, J. M. (2021). A review on electric vehicles: Technologies and challenges. </w:t>
+      </w:r>
+      <w:r>
+        <w:rPr>
+          <w:i/>
+        </w:rPr>
+        <w:t>Smart Cities</w:t>
+      </w:r>
+      <w:r>
+        <w:t>,</w:t>
+      </w:r>
+      <w:r>
+        <w:rPr>
+          <w:i/>
+        </w:rPr>
+        <w:t xml:space="preserve"> 4</w:t>
+      </w:r>
+      <w:r>
+        <w:t>(1), 372-404</w:t>
+      </w:r>
+      <w:r>
+        <w:rPr>
+          <w:rtl/>
+        </w:rPr>
+        <w:t xml:space="preserve">. </w:t>
+      </w:r>
+    </w:p>
+    <w:p>
+      <w:pPr>
+        <w:pStyle w:val="EndNoteBibliography"/>
+        <w:spacing w:after="0"/>
+        <w:ind w:left="720" w:hanging="720"/>
+        <w:rPr>
+          <w:rtl/>
+        </w:rPr>
+      </w:pPr>
+      <w:r>
+        <w:t xml:space="preserve">Sarica, S., Luo, J., &amp; Wood, K. L. (2020). TechNet: Technology semantic network based on patent data. </w:t>
+      </w:r>
+      <w:r>
+        <w:rPr>
+          <w:i/>
+        </w:rPr>
+        <w:t>Expert Systems with Applications</w:t>
+      </w:r>
+      <w:r>
+        <w:t>,</w:t>
+      </w:r>
+      <w:r>
+        <w:rPr>
+          <w:i/>
+        </w:rPr>
+        <w:t xml:space="preserve"> 142</w:t>
+      </w:r>
+      <w:r>
+        <w:t>, 112995</w:t>
+      </w:r>
+      <w:r>
+        <w:rPr>
+          <w:rtl/>
+        </w:rPr>
+        <w:t xml:space="preserve">. </w:t>
+      </w:r>
+    </w:p>
+    <w:p>
+      <w:pPr>
+        <w:pStyle w:val="EndNoteBibliography"/>
+        <w:spacing w:after="0"/>
+        <w:ind w:left="720" w:hanging="720"/>
+        <w:rPr>
+          <w:rtl/>
+        </w:rPr>
+      </w:pPr>
+      <w:r>
+        <w:t xml:space="preserve">Siddika, A., Mamun, M. A. A., Alyousef, R., &amp; Amran, Y. H. M. (2019). Strengthening of reinforced concrete beams by using fiber-reinforced polymer composites: A review. </w:t>
+      </w:r>
+      <w:r>
+        <w:rPr>
+          <w:i/>
+        </w:rPr>
+        <w:t>Journal of Building Engineering</w:t>
+      </w:r>
+      <w:r>
+        <w:t>,</w:t>
+      </w:r>
+      <w:r>
+        <w:rPr>
+          <w:i/>
+        </w:rPr>
+        <w:t xml:space="preserve"> 25</w:t>
+      </w:r>
+      <w:r>
+        <w:t xml:space="preserve">, 100798. </w:t>
+      </w:r>
+      <w:hyperlink r:id="rId18" w:history="1">
+        <w:r>
+          <w:rPr>
+            <w:rStyle w:val="Hyperlink"/>
+          </w:rPr>
+          <w:t>https://doi.org/https://doi.org/10.1016/j.jobe.2019.100798</w:t>
+        </w:r>
+      </w:hyperlink>
+      <w:r>
+        <w:rPr>
+          <w:rtl/>
+        </w:rPr>
+        <w:t xml:space="preserve"> </w:t>
+      </w:r>
+    </w:p>
+    <w:p>
+      <w:pPr>
+        <w:pStyle w:val="EndNoteBibliography"/>
+        <w:spacing w:after="0"/>
+        <w:ind w:left="720" w:hanging="720"/>
+        <w:rPr>
+          <w:rtl/>
+        </w:rPr>
+      </w:pPr>
+      <w:r>
+        <w:t xml:space="preserve">Singh, A., Triulzi, G., &amp; Magee, C. L. (2021). Technological improvement rate predictions for all technologies: Use of patent data and an extended domain description. </w:t>
+      </w:r>
+      <w:r>
+        <w:rPr>
+          <w:i/>
+        </w:rPr>
+        <w:t>Research policy</w:t>
+      </w:r>
+      <w:r>
+        <w:t>,</w:t>
+      </w:r>
+      <w:r>
+        <w:rPr>
+          <w:i/>
+        </w:rPr>
+        <w:t xml:space="preserve"> 50</w:t>
+      </w:r>
+      <w:r>
+        <w:t>(9), 104294</w:t>
+      </w:r>
+      <w:r>
+        <w:rPr>
+          <w:rtl/>
+        </w:rPr>
+        <w:t xml:space="preserve">. </w:t>
+      </w:r>
+    </w:p>
+    <w:p>
+      <w:pPr>
+        <w:pStyle w:val="EndNoteBibliography"/>
+        <w:spacing w:after="0"/>
+        <w:ind w:left="720" w:hanging="720"/>
+        <w:rPr>
+          <w:rtl/>
+        </w:rPr>
+      </w:pPr>
+      <w:r>
+        <w:t xml:space="preserve">Snyder, H. (2019). Literature review as a research methodology: An overview and guidelines. </w:t>
+      </w:r>
+      <w:r>
+        <w:rPr>
+          <w:i/>
+        </w:rPr>
+        <w:t>Journal of Business Research</w:t>
+      </w:r>
+      <w:r>
+        <w:t>,</w:t>
+      </w:r>
+      <w:r>
+        <w:rPr>
+          <w:i/>
+        </w:rPr>
+        <w:t xml:space="preserve"> 104</w:t>
+      </w:r>
+      <w:r>
+        <w:t xml:space="preserve">, 333-339. </w:t>
+      </w:r>
+      <w:hyperlink r:id="rId19" w:history="1">
+        <w:r>
+          <w:rPr>
+            <w:rStyle w:val="Hyperlink"/>
+          </w:rPr>
+          <w:t>https://doi.org/https://doi.org/10.1016/j.jbusres.2019.07.039</w:t>
+        </w:r>
+      </w:hyperlink>
+      <w:r>
+        <w:rPr>
+          <w:rtl/>
+        </w:rPr>
+        <w:t xml:space="preserve"> </w:t>
+      </w:r>
+    </w:p>
+    <w:p>
+      <w:pPr>
+        <w:pStyle w:val="EndNoteBibliography"/>
+        <w:spacing w:after="0"/>
+        <w:ind w:left="720" w:hanging="720"/>
+        <w:rPr>
+          <w:rtl/>
+        </w:rPr>
+      </w:pPr>
+      <w:r>
         <w:t>tabnak</w:t>
       </w:r>
       <w:r>
@@ -48127,20 +50748,20 @@
           <w:rPr>
             <w:rStyle w:val="Hyperlink"/>
           </w:rPr>
-          <w:t>https://www.tabnak.ir/fa/news/1187968/%D8%A8%D8%B1%D9%86%D8%A7%D9%85%D9%87-%D9%87%D8%A7%DB%8C-%D8%A7%DB%8C%D8%B1%D8%A7%D9%86-%D8%AE%D</w:t>
+          <w:t>https://www.tabnak.ir/fa/news/1187968/%D8%A8%D8%B1%D9%86%D8%A7%D9%85%D9%87-%D9%87%D8%A7%DB%8C-%D8%A7%DB%8C%D8%B1%D8%A7%D9%86-%D8%AE%D9%88%D8%AF%D8%B1%D9%88-%D8%A8%D8%B1%D8%A7%DB%8C-%D8%B9%D8%B1%D8%B6%D9%87-%D9%88-%D8%AA%D9%88%D9%84%DB%8C%D8%AF-%D8%AE%D9%88%D8%AF%D8%B1%D9%88%D9%87%D8%A7%DB%8C-%D8%A8%D8%B1%D9%82%DB%8C-%D9%88-%D9%87%DB%8C</w:t>
         </w:r>
         <w:r>
           <w:rPr>
             <w:rStyle w:val="Hyperlink"/>
             <w:rtl/>
           </w:rPr>
-          <w:t>9%88%</w:t>
+          <w:t>%</w:t>
         </w:r>
         <w:r>
           <w:rPr>
             <w:rStyle w:val="Hyperlink"/>
           </w:rPr>
-          <w:t>D8%AF%D8%B1%D9%88-%D8%A8%D8%B1%D8%A7%DB%8C-%D8%B9%D8%B1%D8%B6%D9%87-%D9%88-%D8%AA%D9%88%D9%84%DB%8C%D8%AF-%D8%AE%D9%88%D8%AF%D8%B1%D9%88%D9%87%D8%A7%DB%8C-%D8%A8%D8%B1%D9%82%DB%8C-%D9%88-%D9%87%DB%8C%D8%A8%D8%B1%DB%8C%D8%AF%DB%8C?utm_source=chatgpt.com</w:t>
+          <w:t>D8%A8%D8%B1%DB%8C%D8%AF%DB%8C?utm_source=chatgpt.com</w:t>
         </w:r>
       </w:hyperlink>
     </w:p>
@@ -48240,20 +50861,33 @@
           <w:rPr>
             <w:rStyle w:val="Hyperlink"/>
           </w:rPr>
-          <w:t>https://www.tahlilbazaar.com/news/287889/%D8%AA%D8%B9%D8%B1%D9%81%D9%87-%D9%88%D8%A7%D8%B1%D8%AF%D8%A7%D8%AA-%D8%AE%D9%88%D8%AF%D8%B1%D9%88%D9%87%D8%A7%DB%8C-%D8%A8%D8%B1%D9%8</w:t>
+          <w:t>https://www.tahlilbazaar.com/news/287889/%D8%AA%D8%B9%D8%B1%D9%81%D9%87-%D9%88%D8%A7%D8%B1%D8%AF%D8%A7%D8%AA-%D8%AE%D9%88%D8</w:t>
         </w:r>
         <w:r>
           <w:rPr>
             <w:rStyle w:val="Hyperlink"/>
             <w:rtl/>
           </w:rPr>
-          <w:t>2%</w:t>
+          <w:t>%</w:t>
         </w:r>
         <w:r>
           <w:rPr>
             <w:rStyle w:val="Hyperlink"/>
           </w:rPr>
-          <w:t>DB%8C-%D9%88-%D9%87%DB%8C%D8%A8%D8%B1%DB%8C%D8%AF%DB%8C-%D8%A7%D8%B9%D9%84%D8%A7%D9%85-%D8%B4%D8%AF-%D8%A7%D8%B2-%D9%86%DB%8C%D9%85-%D8%AA%D8%A7-%DB%B1%DB%B5-%D8%AF%D8%B1%D8%B5%D8%AF?utm_source=chatgpt.com</w:t>
+          <w:t>AF%D8%B1%D9%88%D9%87%D8%A7%DB%8C-%D8%A8%D8%B1%D9%82%DB%8C-%D9%88-%D9%87%DB%8C%D8%A8%D8%B1%DB%8C%D8%AF%DB%8C-%D8%A7%D8%B9%D9%84%D8%A7%D9%85-%D8%B4%D8%AF-%D8%A7%D8%B2-%D9%86%DB%8C%D9%85-%D8%AA%D8%A7-%DB%B1%DB%B5-%D8%AF%D8%B1%D8%B5%D8%AF?utm_source=chatgpt</w:t>
+        </w:r>
+        <w:r>
+          <w:rPr>
+            <w:rStyle w:val="Hyperlink"/>
+            <w:rtl/>
+          </w:rPr>
+          <w:t>.</w:t>
+        </w:r>
+        <w:r>
+          <w:rPr>
+            <w:rStyle w:val="Hyperlink"/>
+          </w:rPr>
+          <w:t>com</w:t>
         </w:r>
       </w:hyperlink>
     </w:p>
@@ -48319,20 +50953,16 @@
         <w:rPr>
           <w:i/>
         </w:rPr>
-        <w:t xml:space="preserve"> 1</w:t>
-      </w:r>
-      <w:r>
-        <w:rPr>
-          <w:i/>
-          <w:rtl/>
-        </w:rPr>
-        <w:t>8</w:t>
-      </w:r>
-      <w:r>
-        <w:rPr>
-          <w:rtl/>
-        </w:rPr>
-        <w:t xml:space="preserve">(7), 509-533. </w:t>
+        <w:t xml:space="preserve"> 18</w:t>
+      </w:r>
+      <w:r>
+        <w:t>(7), 509-533</w:t>
+      </w:r>
+      <w:r>
+        <w:rPr>
+          <w:rtl/>
+        </w:rPr>
+        <w:t xml:space="preserve">. </w:t>
       </w:r>
     </w:p>
     <w:p>
@@ -48372,13 +51002,10 @@
         <w:t xml:space="preserve"> 14</w:t>
       </w:r>
       <w:r>
-        <w:t>(3), 207-222</w:t>
-      </w:r>
-      <w:r>
-        <w:rPr>
-          <w:rtl/>
-        </w:rPr>
-        <w:t xml:space="preserve">. </w:t>
+        <w:rPr>
+          <w:rtl/>
+        </w:rPr>
+        <w:t xml:space="preserve">(3), 207-222. </w:t>
       </w:r>
     </w:p>
     <w:p>
@@ -48391,16 +51018,7 @@
         </w:rPr>
       </w:pPr>
       <w:r>
-        <w:t>Wang, J., Cheng, L., Feng, L., Lin, K</w:t>
-      </w:r>
-      <w:r>
-        <w:rPr>
-          <w:rtl/>
-        </w:rPr>
-        <w:t>.-</w:t>
-      </w:r>
-      <w:r>
-        <w:t xml:space="preserve">Y., Zhang, L., &amp; Zhao, W. (2023). Tracking and predicting technological knowledge interactions between artificial intelligence and wind power: Multimethod patent analysis. </w:t>
+        <w:t xml:space="preserve">Wang, J., Cheng, L., Feng, L., Lin, K.-Y., Zhang, L., &amp; Zhao, W. (2023). Tracking and predicting technological knowledge interactions between artificial intelligence and wind power: Multimethod patent analysis. </w:t>
       </w:r>
       <w:r>
         <w:rPr>
@@ -48425,20 +51043,7 @@
           <w:rPr>
             <w:rStyle w:val="Hyperlink"/>
           </w:rPr>
-          <w:t>https://doi.org/https://doi.org/10</w:t>
-        </w:r>
-        <w:r>
-          <w:rPr>
-            <w:rStyle w:val="Hyperlink"/>
-            <w:rtl/>
-          </w:rPr>
-          <w:t>.1016/</w:t>
-        </w:r>
-        <w:r>
-          <w:rPr>
-            <w:rStyle w:val="Hyperlink"/>
-          </w:rPr>
-          <w:t>j.aei.2023.102177</w:t>
+          <w:t>https://doi.org/https://doi.org/10.1016/j.aei.2023.102177</w:t>
         </w:r>
       </w:hyperlink>
       <w:r>
@@ -48486,7 +51091,16 @@
         </w:rPr>
       </w:pPr>
       <w:r>
-        <w:t xml:space="preserve">Yong, J. Y., Ramachandaramurthy, V. K., Tan, K. M., &amp; Mithulananthan, N. (2015). A review on the state-of-the-art technologies of electric vehicle, its impacts and prospects. </w:t>
+        <w:t>Yong, J. Y., Ramachandaramurthy, V. K</w:t>
+      </w:r>
+      <w:r>
+        <w:rPr>
+          <w:rtl/>
+        </w:rPr>
+        <w:t xml:space="preserve">., </w:t>
+      </w:r>
+      <w:r>
+        <w:t xml:space="preserve">Tan, K. M., &amp; Mithulananthan, N. (2015). A review on the state-of-the-art technologies of electric vehicle, its impacts and prospects. </w:t>
       </w:r>
       <w:r>
         <w:rPr>
@@ -48530,7 +51144,16 @@
         </w:rPr>
       </w:pPr>
       <w:r>
-        <w:t xml:space="preserve">Zhu, Y., Wu, J., &amp; Gaidai, O. (2024). The technology innovation of hybrid electric vehicles: A patent-based study. </w:t>
+        <w:t>Zhu</w:t>
+      </w:r>
+      <w:r>
+        <w:rPr>
+          <w:rtl/>
+        </w:rPr>
+        <w:t xml:space="preserve">, </w:t>
+      </w:r>
+      <w:r>
+        <w:t xml:space="preserve">Y., Wu, J., &amp; Gaidai, O. (2024). The technology innovation of hybrid electric vehicles: A patent-based study. </w:t>
       </w:r>
       <w:r>
         <w:rPr>
@@ -48740,12 +51363,14 @@
         </w:rPr>
         <w:t xml:space="preserve"> </w:t>
       </w:r>
+      <w:proofErr w:type="spellStart"/>
       <w:r>
         <w:rPr>
           <w:lang w:bidi="fa-IR"/>
         </w:rPr>
         <w:t>chen</w:t>
       </w:r>
+      <w:proofErr w:type="spellEnd"/>
     </w:p>
   </w:footnote>
   <w:footnote w:id="3">
@@ -49274,7 +51899,6 @@
       <w:pPr>
         <w:pStyle w:val="FootnoteText"/>
         <w:rPr>
-          <w:rFonts w:hint="cs"/>
           <w:lang w:bidi="fa-IR"/>
         </w:rPr>
       </w:pPr>
@@ -49353,7 +51977,6 @@
       <w:pPr>
         <w:pStyle w:val="FootnoteText"/>
         <w:rPr>
-          <w:rFonts w:hint="cs"/>
           <w:rtl/>
           <w:lang w:bidi="fa-IR"/>
         </w:rPr>
@@ -49390,7 +52013,6 @@
       <w:pPr>
         <w:pStyle w:val="FootnoteText"/>
         <w:rPr>
-          <w:rFonts w:hint="cs"/>
           <w:lang w:bidi="fa-IR"/>
         </w:rPr>
       </w:pPr>
@@ -49420,7 +52042,6 @@
       <w:pPr>
         <w:pStyle w:val="FootnoteText"/>
         <w:rPr>
-          <w:rFonts w:hint="cs"/>
           <w:lang w:bidi="fa-IR"/>
         </w:rPr>
       </w:pPr>
@@ -49450,7 +52071,6 @@
       <w:pPr>
         <w:pStyle w:val="FootnoteText"/>
         <w:rPr>
-          <w:rFonts w:hint="cs"/>
           <w:lang w:bidi="fa-IR"/>
         </w:rPr>
       </w:pPr>
@@ -49480,7 +52100,6 @@
       <w:pPr>
         <w:pStyle w:val="FootnoteText"/>
         <w:rPr>
-          <w:rFonts w:hint="cs"/>
           <w:lang w:bidi="fa-IR"/>
         </w:rPr>
       </w:pPr>
@@ -49510,7 +52129,6 @@
       <w:pPr>
         <w:pStyle w:val="FootnoteText"/>
         <w:rPr>
-          <w:rFonts w:hint="cs"/>
           <w:lang w:bidi="fa-IR"/>
         </w:rPr>
       </w:pPr>
@@ -49548,7 +52166,6 @@
       <w:pPr>
         <w:pStyle w:val="FootnoteText"/>
         <w:rPr>
-          <w:rFonts w:hint="cs"/>
           <w:lang w:bidi="fa-IR"/>
         </w:rPr>
       </w:pPr>
@@ -49574,7 +52191,6 @@
       <w:pPr>
         <w:pStyle w:val="FootnoteText"/>
         <w:rPr>
-          <w:rFonts w:hint="cs"/>
           <w:lang w:bidi="fa-IR"/>
         </w:rPr>
       </w:pPr>
@@ -49600,7 +52216,6 @@
       <w:pPr>
         <w:pStyle w:val="FootnoteText"/>
         <w:rPr>
-          <w:rFonts w:hint="cs"/>
           <w:lang w:bidi="fa-IR"/>
         </w:rPr>
       </w:pPr>
@@ -49626,7 +52241,6 @@
       <w:pPr>
         <w:pStyle w:val="FootnoteText"/>
         <w:rPr>
-          <w:rFonts w:hint="cs"/>
           <w:lang w:bidi="fa-IR"/>
         </w:rPr>
       </w:pPr>
@@ -49674,7 +52288,6 @@
       <w:pPr>
         <w:pStyle w:val="FootnoteText"/>
         <w:rPr>
-          <w:rFonts w:hint="cs"/>
           <w:lang w:bidi="fa-IR"/>
         </w:rPr>
       </w:pPr>
@@ -49703,7 +52316,6 @@
       <w:pPr>
         <w:pStyle w:val="FootnoteText"/>
         <w:rPr>
-          <w:rFonts w:hint="cs"/>
           <w:lang w:bidi="fa-IR"/>
         </w:rPr>
       </w:pPr>
@@ -49732,7 +52344,6 @@
       <w:pPr>
         <w:pStyle w:val="FootnoteText"/>
         <w:rPr>
-          <w:rFonts w:hint="cs"/>
           <w:lang w:bidi="fa-IR"/>
         </w:rPr>
       </w:pPr>
@@ -49761,7 +52372,6 @@
       <w:pPr>
         <w:pStyle w:val="FootnoteText"/>
         <w:rPr>
-          <w:rFonts w:hint="cs"/>
           <w:lang w:bidi="fa-IR"/>
         </w:rPr>
       </w:pPr>
@@ -49790,7 +52400,6 @@
       <w:pPr>
         <w:pStyle w:val="FootnoteText"/>
         <w:rPr>
-          <w:rFonts w:hint="cs"/>
           <w:lang w:bidi="fa-IR"/>
         </w:rPr>
       </w:pPr>
@@ -49827,7 +52436,6 @@
       <w:pPr>
         <w:pStyle w:val="FootnoteText"/>
         <w:rPr>
-          <w:rFonts w:hint="cs"/>
           <w:lang w:bidi="fa-IR"/>
         </w:rPr>
       </w:pPr>
@@ -49848,6 +52456,203 @@
           <w:szCs w:val="28"/>
         </w:rPr>
         <w:t>Modularity</w:t>
+      </w:r>
+    </w:p>
+  </w:footnote>
+  <w:footnote w:id="44">
+    <w:p>
+      <w:pPr>
+        <w:pStyle w:val="FootnoteText"/>
+        <w:rPr>
+          <w:rFonts w:hint="cs"/>
+          <w:lang w:bidi="fa-IR"/>
+        </w:rPr>
+      </w:pPr>
+      <w:r>
+        <w:rPr>
+          <w:rStyle w:val="FootnoteReference"/>
+        </w:rPr>
+        <w:footnoteRef/>
+      </w:r>
+      <w:r>
+        <w:rPr>
+          <w:rtl/>
+        </w:rPr>
+        <w:t xml:space="preserve"> </w:t>
+      </w:r>
+      <w:r>
+        <w:rPr>
+          <w:rFonts w:hint="cs"/>
+          <w:rtl/>
+          <w:lang w:bidi="fa-IR"/>
+        </w:rPr>
+        <w:t>سرویس باز دفتر ثبت اختراع اروپا</w:t>
+      </w:r>
+    </w:p>
+  </w:footnote>
+  <w:footnote w:id="45">
+    <w:p>
+      <w:pPr>
+        <w:pStyle w:val="FootnoteText"/>
+        <w:rPr>
+          <w:rFonts w:hint="cs"/>
+          <w:lang w:bidi="fa-IR"/>
+        </w:rPr>
+      </w:pPr>
+      <w:r>
+        <w:rPr>
+          <w:rStyle w:val="FootnoteReference"/>
+        </w:rPr>
+        <w:footnoteRef/>
+      </w:r>
+      <w:r>
+        <w:rPr>
+          <w:rtl/>
+        </w:rPr>
+        <w:t xml:space="preserve"> </w:t>
+      </w:r>
+      <w:r>
+        <w:rPr>
+          <w:rFonts w:hint="cs"/>
+          <w:rtl/>
+          <w:lang w:bidi="fa-IR"/>
+        </w:rPr>
+        <w:t>رده بندی مشترک ثبت اختراع</w:t>
+      </w:r>
+    </w:p>
+  </w:footnote>
+  <w:footnote w:id="46">
+    <w:p>
+      <w:pPr>
+        <w:pStyle w:val="FootnoteText"/>
+        <w:rPr>
+          <w:rFonts w:hint="cs"/>
+          <w:lang w:bidi="fa-IR"/>
+        </w:rPr>
+      </w:pPr>
+      <w:r>
+        <w:rPr>
+          <w:rStyle w:val="FootnoteReference"/>
+        </w:rPr>
+        <w:footnoteRef/>
+      </w:r>
+      <w:r>
+        <w:rPr>
+          <w:rtl/>
+        </w:rPr>
+        <w:t xml:space="preserve"> </w:t>
+      </w:r>
+      <w:r>
+        <w:t>Li-ion</w:t>
+      </w:r>
+    </w:p>
+  </w:footnote>
+  <w:footnote w:id="47">
+    <w:p>
+      <w:pPr>
+        <w:pStyle w:val="FootnoteText"/>
+        <w:rPr>
+          <w:rFonts w:hint="cs"/>
+          <w:lang w:bidi="fa-IR"/>
+        </w:rPr>
+      </w:pPr>
+      <w:r>
+        <w:rPr>
+          <w:rStyle w:val="FootnoteReference"/>
+        </w:rPr>
+        <w:footnoteRef/>
+      </w:r>
+      <w:r>
+        <w:rPr>
+          <w:rtl/>
+        </w:rPr>
+        <w:t xml:space="preserve"> </w:t>
+      </w:r>
+      <w:r>
+        <w:t>AWE</w:t>
+      </w:r>
+    </w:p>
+  </w:footnote>
+  <w:footnote w:id="48">
+    <w:p>
+      <w:pPr>
+        <w:pStyle w:val="FootnoteText"/>
+        <w:rPr>
+          <w:rFonts w:hint="cs"/>
+          <w:lang w:bidi="fa-IR"/>
+        </w:rPr>
+      </w:pPr>
+      <w:r>
+        <w:rPr>
+          <w:rStyle w:val="FootnoteReference"/>
+        </w:rPr>
+        <w:footnoteRef/>
+      </w:r>
+      <w:r>
+        <w:rPr>
+          <w:rtl/>
+        </w:rPr>
+        <w:t xml:space="preserve"> </w:t>
+      </w:r>
+      <w:r>
+        <w:t>Bioenergy</w:t>
+      </w:r>
+    </w:p>
+  </w:footnote>
+  <w:footnote w:id="49">
+    <w:p>
+      <w:pPr>
+        <w:pStyle w:val="FootnoteText"/>
+        <w:rPr>
+          <w:rFonts w:hint="cs"/>
+          <w:lang w:bidi="fa-IR"/>
+        </w:rPr>
+      </w:pPr>
+      <w:r>
+        <w:rPr>
+          <w:rStyle w:val="FootnoteReference"/>
+        </w:rPr>
+        <w:footnoteRef/>
+      </w:r>
+      <w:r>
+        <w:rPr>
+          <w:rtl/>
+        </w:rPr>
+        <w:t xml:space="preserve"> </w:t>
+      </w:r>
+      <w:r>
+        <w:rPr>
+          <w:rFonts w:hint="cs"/>
+          <w:rtl/>
+          <w:lang w:bidi="fa-IR"/>
+        </w:rPr>
+        <w:t>تولید ناخالص داخلی بر پایه برابری قدرت خرید</w:t>
+      </w:r>
+    </w:p>
+  </w:footnote>
+  <w:footnote w:id="50">
+    <w:p>
+      <w:pPr>
+        <w:pStyle w:val="FootnoteText"/>
+        <w:rPr>
+          <w:rFonts w:hint="cs"/>
+          <w:lang w:bidi="fa-IR"/>
+        </w:rPr>
+      </w:pPr>
+      <w:r>
+        <w:rPr>
+          <w:rStyle w:val="FootnoteReference"/>
+        </w:rPr>
+        <w:footnoteRef/>
+      </w:r>
+      <w:r>
+        <w:rPr>
+          <w:rtl/>
+        </w:rPr>
+        <w:t xml:space="preserve"> </w:t>
+      </w:r>
+      <w:r>
+        <w:t>Patent Family Size</w:t>
       </w:r>
     </w:p>
   </w:footnote>
@@ -52497,6 +55302,35 @@
       <w:bCs/>
     </w:rPr>
   </w:style>
+  <w:style w:type="paragraph" w:styleId="Caption">
+    <w:name w:val="caption"/>
+    <w:basedOn w:val="Normal"/>
+    <w:next w:val="Normal"/>
+    <w:uiPriority w:val="35"/>
+    <w:unhideWhenUsed/>
+    <w:qFormat/>
+    <w:rsid w:val="00147561"/>
+    <w:pPr>
+      <w:spacing w:after="200" w:line="240" w:lineRule="auto"/>
+    </w:pPr>
+    <w:rPr>
+      <w:i/>
+      <w:iCs/>
+      <w:color w:val="0E2841" w:themeColor="text2"/>
+      <w:szCs w:val="18"/>
+    </w:rPr>
+  </w:style>
+  <w:style w:type="paragraph" w:styleId="TableofFigures">
+    <w:name w:val="table of figures"/>
+    <w:basedOn w:val="Normal"/>
+    <w:next w:val="Normal"/>
+    <w:uiPriority w:val="99"/>
+    <w:unhideWhenUsed/>
+    <w:rsid w:val="00147561"/>
+    <w:pPr>
+      <w:spacing w:after="0"/>
+    </w:pPr>
+  </w:style>
 </w:styles>
 </file>
 

--- a/final word file/karimi-ownmade-file.docx
+++ b/final word file/karimi-ownmade-file.docx
@@ -6706,25 +6706,7 @@
                 <w:noProof/>
                 <w:rtl/>
               </w:rPr>
-              <w:t>ت</w:t>
-            </w:r>
-            <w:r>
-              <w:rPr>
-                <w:rStyle w:val="Hyperlink"/>
-                <w:rFonts w:hint="eastAsia"/>
-                <w:noProof/>
-                <w:rtl/>
-              </w:rPr>
-              <w:t>ح</w:t>
-            </w:r>
-            <w:r>
-              <w:rPr>
-                <w:rStyle w:val="Hyperlink"/>
-                <w:rFonts w:hint="eastAsia"/>
-                <w:noProof/>
-                <w:rtl/>
-              </w:rPr>
-              <w:t>ق</w:t>
+              <w:t>تحق</w:t>
             </w:r>
             <w:r>
               <w:rPr>
@@ -7095,18 +7077,7 @@
             <w:noProof/>
             <w:rtl/>
           </w:rPr>
-          <w:t>مطالعا</w:t>
-        </w:r>
-        <w:r>
-          <w:rPr>
-            <w:rStyle w:val="Hyperlink"/>
-            <w:rFonts w:hint="eastAsia"/>
-            <w:b/>
-            <w:bCs/>
-            <w:noProof/>
-            <w:rtl/>
-          </w:rPr>
-          <w:t>ت</w:t>
+          <w:t>مطالعات</w:t>
         </w:r>
         <w:r>
           <w:rPr>
@@ -31437,21 +31408,7 @@
         <w:rPr>
           <w:noProof/>
         </w:rPr>
-        <w:t>(</w:t>
-      </w:r>
-      <w:proofErr w:type="spellStart"/>
-      <w:r>
-        <w:rPr>
-          <w:noProof/>
-        </w:rPr>
-        <w:t>Siddika</w:t>
-      </w:r>
-      <w:proofErr w:type="spellEnd"/>
-      <w:r>
-        <w:rPr>
-          <w:noProof/>
-        </w:rPr>
-        <w:t xml:space="preserve"> et al., 2019)</w:t>
+        <w:t>(Siddika et al., 2019)</w:t>
       </w:r>
       <w:r>
         <w:fldChar w:fldCharType="end"/>
@@ -47246,242 +47203,2423 @@
     <w:p>
       <w:pPr>
         <w:rPr>
+          <w:lang w:bidi="fa-IR"/>
+        </w:rPr>
+      </w:pPr>
+      <w:r>
+        <w:rPr>
+          <w:rFonts w:hint="cs"/>
+          <w:rtl/>
+          <w:lang w:bidi="fa-IR"/>
+        </w:rPr>
+        <w:t xml:space="preserve">بومان و همکاران </w:t>
+      </w:r>
+      <w:r>
+        <w:rPr>
+          <w:rtl/>
+          <w:lang w:bidi="fa-IR"/>
+        </w:rPr>
+        <w:fldChar w:fldCharType="begin"/>
+      </w:r>
+      <w:r>
+        <w:rPr>
+          <w:rtl/>
+          <w:lang w:bidi="fa-IR"/>
+        </w:rPr>
+        <w:instrText xml:space="preserve"> </w:instrText>
+      </w:r>
+      <w:r>
+        <w:rPr>
+          <w:lang w:bidi="fa-IR"/>
+        </w:rPr>
+        <w:instrText>ADDIN EN.CITE &lt;EndNote&gt;&lt;Cite&gt;&lt;Author&gt;Baumann&lt;/Author&gt;&lt;Year&gt;2021&lt;/Year&gt;&lt;RecNum&gt;104&lt;/RecNum&gt;&lt;DisplayText&gt;(Baumann et al., 2021)&lt;/DisplayText&gt;&lt;record&gt;&lt;rec-number&gt;104&lt;/rec-number&gt;&lt;foreign-keys&gt;&lt;key app="EN" db-id="fedrzzrekw0seces2d85e09w9a09t9dad5wp" timestamp="1756398764"&gt;104&lt;/key&gt;&lt;/foreign-keys&gt;&lt;ref-type name="Journal Article"&gt;17&lt;/ref-type&gt;&lt;contributors&gt;&lt;authors&gt;&lt;author&gt;Baumann, Manuel&lt;/author&gt;&lt;author&gt;Domnik, Tobias&lt;/author&gt;&lt;author&gt;Haase, Martina&lt;/author&gt;&lt;author&gt;Wulf, Christina&lt;/author&gt;&lt;author&gt;Emmerich, Philip&lt;/author&gt;&lt;author&gt;Rösch, Christine&lt;/author&gt;&lt;author&gt;Zapp, Petra&lt;/author&gt;&lt;author&gt;Naegler, Tobias&lt;/author&gt;&lt;author&gt;Weil, Marcel&lt;/author&gt;&lt;/authors&gt;&lt;/contributors&gt;&lt;titles&gt;&lt;title&gt;Comparative patent analysis for the identification of global research trends for the case of battery storage, hydrogen and bioenergy&lt;/title&gt;&lt;secondary-title&gt;Technological forecasting and social change&lt;/secondary-title&gt;&lt;/titles&gt;&lt;periodical&gt;&lt;full-title&gt;Technological Forecasting and Social Change&lt;/full-title&gt;&lt;/periodical&gt;&lt;pages&gt;120505</w:instrText>
+      </w:r>
+      <w:r>
+        <w:rPr>
+          <w:rtl/>
+          <w:lang w:bidi="fa-IR"/>
+        </w:rPr>
+        <w:instrText>&lt;/</w:instrText>
+      </w:r>
+      <w:r>
+        <w:rPr>
+          <w:lang w:bidi="fa-IR"/>
+        </w:rPr>
+        <w:instrText>pages&gt;&lt;volume&gt;165&lt;/volume&gt;&lt;dates&gt;&lt;year&gt;2021&lt;/year&gt;&lt;/dates&gt;&lt;isbn&gt;0040-1625&lt;/isbn&gt;&lt;urls&gt;&lt;/urls&gt;&lt;/record&gt;&lt;/Cite&gt;&lt;/EndNote</w:instrText>
+      </w:r>
+      <w:r>
+        <w:rPr>
+          <w:rtl/>
+          <w:lang w:bidi="fa-IR"/>
+        </w:rPr>
+        <w:instrText>&gt;</w:instrText>
+      </w:r>
+      <w:r>
+        <w:rPr>
+          <w:rtl/>
+          <w:lang w:bidi="fa-IR"/>
+        </w:rPr>
+        <w:fldChar w:fldCharType="separate"/>
+      </w:r>
+      <w:r>
+        <w:rPr>
+          <w:noProof/>
+          <w:rtl/>
+          <w:lang w:bidi="fa-IR"/>
+        </w:rPr>
+        <w:t>(</w:t>
+      </w:r>
+      <w:r>
+        <w:rPr>
+          <w:noProof/>
+          <w:lang w:bidi="fa-IR"/>
+        </w:rPr>
+        <w:t>Baumann et al., 2021</w:t>
+      </w:r>
+      <w:r>
+        <w:rPr>
+          <w:noProof/>
+          <w:rtl/>
+          <w:lang w:bidi="fa-IR"/>
+        </w:rPr>
+        <w:t>)</w:t>
+      </w:r>
+      <w:r>
+        <w:rPr>
+          <w:rtl/>
+          <w:lang w:bidi="fa-IR"/>
+        </w:rPr>
+        <w:fldChar w:fldCharType="end"/>
+      </w:r>
+      <w:r>
+        <w:rPr>
+          <w:rFonts w:hint="cs"/>
+          <w:rtl/>
+          <w:lang w:bidi="fa-IR"/>
+        </w:rPr>
+        <w:t xml:space="preserve"> در جهت تببین چارچوبی برای روش‌شناختی پتنت با اتکا به داده های موجود در پایگاه </w:t>
+      </w:r>
+      <w:r>
+        <w:rPr>
+          <w:rStyle w:val="FootnoteReference"/>
+          <w:rtl/>
+          <w:lang w:bidi="fa-IR"/>
+        </w:rPr>
+        <w:footnoteReference w:id="44"/>
+      </w:r>
+      <w:r>
+        <w:rPr>
+          <w:lang w:bidi="fa-IR"/>
+        </w:rPr>
+        <w:t>EPO-OPS</w:t>
+      </w:r>
+      <w:r>
+        <w:rPr>
+          <w:rFonts w:hint="cs"/>
+          <w:rtl/>
+          <w:lang w:bidi="fa-IR"/>
+        </w:rPr>
+        <w:t xml:space="preserve"> و ترکیب کلید‌واژها و طبقات </w:t>
+      </w:r>
+      <w:r>
+        <w:rPr>
+          <w:lang w:bidi="fa-IR"/>
+        </w:rPr>
+        <w:t>CPC</w:t>
+      </w:r>
+      <w:r>
+        <w:rPr>
+          <w:rStyle w:val="FootnoteReference"/>
+          <w:lang w:bidi="fa-IR"/>
+        </w:rPr>
+        <w:footnoteReference w:id="45"/>
+      </w:r>
+      <w:r>
+        <w:rPr>
+          <w:rFonts w:hint="cs"/>
+          <w:rtl/>
+          <w:lang w:bidi="fa-IR"/>
+        </w:rPr>
+        <w:t>، روند نوآوری را در سه حوزه انرژی شامل باتری لیتیومی</w:t>
+      </w:r>
+      <w:r>
+        <w:rPr>
+          <w:rStyle w:val="FootnoteReference"/>
+          <w:rtl/>
+          <w:lang w:bidi="fa-IR"/>
+        </w:rPr>
+        <w:footnoteReference w:id="46"/>
+      </w:r>
+      <w:r>
+        <w:rPr>
+          <w:rFonts w:hint="cs"/>
+          <w:rtl/>
+          <w:lang w:bidi="fa-IR"/>
+        </w:rPr>
+        <w:t>، الکترولیز قلیایی هیدروژن</w:t>
+      </w:r>
+      <w:r>
+        <w:rPr>
+          <w:rStyle w:val="FootnoteReference"/>
+          <w:rtl/>
+          <w:lang w:bidi="fa-IR"/>
+        </w:rPr>
+        <w:footnoteReference w:id="47"/>
+      </w:r>
+      <w:r>
+        <w:rPr>
+          <w:rFonts w:hint="cs"/>
+          <w:rtl/>
+          <w:lang w:bidi="fa-IR"/>
+        </w:rPr>
+        <w:t xml:space="preserve"> و زیست انرژی</w:t>
+      </w:r>
+      <w:r>
+        <w:rPr>
+          <w:rStyle w:val="FootnoteReference"/>
+          <w:rtl/>
+          <w:lang w:bidi="fa-IR"/>
+        </w:rPr>
+        <w:footnoteReference w:id="48"/>
+      </w:r>
+      <w:r>
+        <w:rPr>
+          <w:rFonts w:hint="cs"/>
+          <w:rtl/>
+          <w:lang w:bidi="fa-IR"/>
+        </w:rPr>
+        <w:t xml:space="preserve"> در بازه‌ی 1995 الی 2018 بررسی نموده‌‌اند. سنجه های اصلی این پژوهش تعداد پتنت، شدت پتنت نرمال شده با </w:t>
+      </w:r>
+      <w:r>
+        <w:rPr>
+          <w:lang w:bidi="fa-IR"/>
+        </w:rPr>
+        <w:t>GDP-PPP</w:t>
+      </w:r>
+      <w:r>
+        <w:rPr>
+          <w:rStyle w:val="FootnoteReference"/>
+          <w:lang w:bidi="fa-IR"/>
+        </w:rPr>
+        <w:footnoteReference w:id="49"/>
+      </w:r>
+      <w:r>
+        <w:rPr>
+          <w:rFonts w:hint="cs"/>
+          <w:rtl/>
+          <w:lang w:bidi="fa-IR"/>
+        </w:rPr>
+        <w:t xml:space="preserve"> و اندازه خانواده پتنت</w:t>
+      </w:r>
+      <w:r>
+        <w:rPr>
+          <w:rStyle w:val="FootnoteReference"/>
+          <w:rtl/>
+          <w:lang w:bidi="fa-IR"/>
+        </w:rPr>
+        <w:footnoteReference w:id="50"/>
+      </w:r>
+      <w:r>
+        <w:rPr>
+          <w:rFonts w:hint="cs"/>
+          <w:rtl/>
+          <w:lang w:bidi="fa-IR"/>
+        </w:rPr>
+        <w:t xml:space="preserve"> است. در ادامه با ایده‌ی چرخه عمر فناوری </w:t>
+      </w:r>
+      <w:r>
+        <w:rPr>
+          <w:rFonts w:hint="cs"/>
+          <w:rtl/>
+          <w:lang w:bidi="fa-IR"/>
+        </w:rPr>
+        <w:lastRenderedPageBreak/>
+        <w:t>نوسان های زمانی را تفسیر نموده‌‌اند، به این معنی که بر اساس فراوانی های پتنت ها در سال های مختلف سعی در تفسیر چرخه ی عمر فناوری داشته‌اند. نتیجه ی این پژوهش نشان می‌دهد که ژاپن در باتری های لیتیوم-یون و الکترولیز قلیایی هیدروژن بسیار فعال است، چین در زیست انرژی پیشتاز بوده و المان با وجود شدت بالای حجم پتنت‌های موجود از این کشور ها عقب تر است. این موضوع نشان میدهد که صرفا شمارش تعداد پتنت‌های ثبت شده معیار کافی نیست و باید شاخص ها در کنار واقعیت های بازار و سیاست گذاری قرار بگیرند. همچنین به گفته‌ی نویسندگان پژوهش پتنت‌ها نمی‌توانند نمایه‌ی کامل نوآوری باشند و از جهت حساسیت به قواعد جستجو و عدم ثبت تمامی اختراعات و پیشبرد ها به عنوان پتنت و همچنین نسبت دهی های جغرافیایی محدودیت هایی نیز در خود دارند. ما در این پژوهش با منطق موجود و اما با داده های به روز تر به کار می‌گیریم و علاوه بر شاخص های کمی، خوشه بندی معنایی متن پتنت ها و تحلیل کلاستر‌های به دست آمده بر اساس فراوانی تجمعی و مشخص نمودن چرخه عمر هر کدام از این کلاستر ها نقشه‌ی راه فناوری در حوزه خودروهای برقی را ترسیم می‌کنیم.</w:t>
+      </w:r>
+    </w:p>
+    <w:p>
+      <w:pPr>
+        <w:rPr>
+          <w:rtl/>
+          <w:lang w:bidi="fa-IR"/>
+        </w:rPr>
+      </w:pPr>
+      <w:r>
+        <w:rPr>
+          <w:rFonts w:hint="cs"/>
+          <w:rtl/>
+          <w:lang w:bidi="fa-IR"/>
+        </w:rPr>
+        <w:t xml:space="preserve">برای مشخص نمودن مسیر فناوری در ساخت باتری های لیتیومی، ژاو و همکاران </w:t>
+      </w:r>
+      <w:r>
+        <w:rPr>
+          <w:rtl/>
+          <w:lang w:bidi="fa-IR"/>
+        </w:rPr>
+        <w:fldChar w:fldCharType="begin"/>
+      </w:r>
+      <w:r>
+        <w:rPr>
+          <w:rtl/>
+          <w:lang w:bidi="fa-IR"/>
+        </w:rPr>
+        <w:instrText xml:space="preserve"> </w:instrText>
+      </w:r>
+      <w:r>
+        <w:rPr>
+          <w:lang w:bidi="fa-IR"/>
+        </w:rPr>
+        <w:instrText>ADDIN EN.CITE &lt;EndNote&gt;&lt;Cite&gt;&lt;Author&gt;Zhao&lt;/Author&gt;&lt;Year&gt;2024&lt;/Year&gt;&lt;RecNum&gt;105&lt;/RecNum&gt;&lt;DisplayText&gt;(Zhao et al., 2024)&lt;/DisplayText&gt;&lt;record&gt;&lt;rec-number&gt;105&lt;/rec-number&gt;&lt;foreign-keys&gt;&lt;key app="EN" db-id="fedrzzrekw0seces2d85e09w9a09t9dad5wp" timestamp="1</w:instrText>
+      </w:r>
+      <w:r>
+        <w:rPr>
+          <w:rtl/>
+          <w:lang w:bidi="fa-IR"/>
+        </w:rPr>
+        <w:instrText>756564007"&gt;105&lt;/</w:instrText>
+      </w:r>
+      <w:r>
+        <w:rPr>
+          <w:lang w:bidi="fa-IR"/>
+        </w:rPr>
+        <w:instrText>key&gt;&lt;/foreign-keys&gt;&lt;ref-type name="Journal Article"&gt;17&lt;/ref-type&gt;&lt;contributors&gt;&lt;authors&gt;&lt;author&gt;Zhao, Xuefeng&lt;/author&gt;&lt;author&gt;Wu, Weiwei&lt;/author&gt;&lt;author&gt;Wu, Delin&lt;/author&gt;&lt;/authors&gt;&lt;/contributors&gt;&lt;titles&gt;&lt;title&gt;Technological trajectory analysis in lithium battery manufacturing: Based on patent claims perspective&lt;/title&gt;&lt;secondary-title&gt;Journal of Energy Storage&lt;/secondary-title&gt;&lt;/titles&gt;&lt;periodical&gt;&lt;full-title&gt;Journal of Energy Storage&lt;/full-title&gt;&lt;/periodical&gt;&lt;pages&gt;112894&lt;/pages&gt;&lt;volume</w:instrText>
+      </w:r>
+      <w:r>
+        <w:rPr>
+          <w:rtl/>
+          <w:lang w:bidi="fa-IR"/>
+        </w:rPr>
+        <w:instrText>&gt;98&lt;/</w:instrText>
+      </w:r>
+      <w:r>
+        <w:rPr>
+          <w:lang w:bidi="fa-IR"/>
+        </w:rPr>
+        <w:instrText>volume&gt;&lt;dates&gt;&lt;year&gt;2024&lt;/year&gt;&lt;/dates&gt;&lt;isbn&gt;2352-152X&lt;/isbn&gt;&lt;urls&gt;&lt;/urls&gt;&lt;/record&gt;&lt;/Cite&gt;&lt;/EndNote</w:instrText>
+      </w:r>
+      <w:r>
+        <w:rPr>
+          <w:rtl/>
+          <w:lang w:bidi="fa-IR"/>
+        </w:rPr>
+        <w:instrText>&gt;</w:instrText>
+      </w:r>
+      <w:r>
+        <w:rPr>
+          <w:rtl/>
+          <w:lang w:bidi="fa-IR"/>
+        </w:rPr>
+        <w:fldChar w:fldCharType="separate"/>
+      </w:r>
+      <w:r>
+        <w:rPr>
+          <w:noProof/>
+          <w:rtl/>
+          <w:lang w:bidi="fa-IR"/>
+        </w:rPr>
+        <w:t>(</w:t>
+      </w:r>
+      <w:r>
+        <w:rPr>
+          <w:noProof/>
+          <w:lang w:bidi="fa-IR"/>
+        </w:rPr>
+        <w:t>Zhao et al., 2024</w:t>
+      </w:r>
+      <w:r>
+        <w:rPr>
+          <w:noProof/>
+          <w:rtl/>
+          <w:lang w:bidi="fa-IR"/>
+        </w:rPr>
+        <w:t>)</w:t>
+      </w:r>
+      <w:r>
+        <w:rPr>
+          <w:rtl/>
+          <w:lang w:bidi="fa-IR"/>
+        </w:rPr>
+        <w:fldChar w:fldCharType="end"/>
+      </w:r>
+      <w:r>
+        <w:rPr>
+          <w:rFonts w:hint="cs"/>
+          <w:rtl/>
+          <w:lang w:bidi="fa-IR"/>
+        </w:rPr>
+        <w:t xml:space="preserve"> چارچوبی بر مبنای ادعاهای پتنت</w:t>
+      </w:r>
+      <w:r>
+        <w:rPr>
+          <w:rStyle w:val="FootnoteReference"/>
+          <w:rtl/>
+          <w:lang w:bidi="fa-IR"/>
+        </w:rPr>
+        <w:footnoteReference w:id="51"/>
+      </w:r>
+      <w:r>
+        <w:rPr>
+          <w:rFonts w:hint="cs"/>
+          <w:rtl/>
+          <w:lang w:bidi="fa-IR"/>
+        </w:rPr>
+        <w:t xml:space="preserve"> پیشنهاد می‌کنند. آن ها با طراحی مکانیسم توجه نوع و وابستگی ادعا</w:t>
+      </w:r>
+      <w:r>
+        <w:rPr>
+          <w:rStyle w:val="FootnoteReference"/>
+          <w:rtl/>
+          <w:lang w:bidi="fa-IR"/>
+        </w:rPr>
+        <w:footnoteReference w:id="52"/>
+      </w:r>
+      <w:r>
+        <w:rPr>
+          <w:rFonts w:hint="cs"/>
+          <w:rtl/>
+          <w:lang w:bidi="fa-IR"/>
+        </w:rPr>
+        <w:t xml:space="preserve"> و تعریف شاخص های ضریب توسعه فناوری</w:t>
+      </w:r>
+      <w:r>
+        <w:rPr>
+          <w:rStyle w:val="FootnoteReference"/>
+          <w:rtl/>
+          <w:lang w:bidi="fa-IR"/>
+        </w:rPr>
+        <w:footnoteReference w:id="53"/>
+      </w:r>
+      <w:r>
+        <w:rPr>
+          <w:rFonts w:hint="cs"/>
+          <w:rtl/>
+          <w:lang w:bidi="fa-IR"/>
+        </w:rPr>
+        <w:t xml:space="preserve"> و همبستگی فناوری</w:t>
+      </w:r>
+      <w:r>
+        <w:rPr>
+          <w:rStyle w:val="FootnoteReference"/>
+          <w:rtl/>
+          <w:lang w:bidi="fa-IR"/>
+        </w:rPr>
+        <w:footnoteReference w:id="54"/>
+      </w:r>
+      <w:r>
+        <w:rPr>
+          <w:rFonts w:hint="cs"/>
+          <w:rtl/>
+          <w:lang w:bidi="fa-IR"/>
+        </w:rPr>
+        <w:t xml:space="preserve"> نشان می‌دهند که مسیر ساخت باتری های لیتیومی معمولا سه فاز دارد. رکود/آغاز اشفته، رشد پرشتاب و کاهش/افول. نکته‌ی قابل توجه این است که در آغاز فاز رشد همواره افزایش میزان ثبت پتنت‌ها به معنای </w:t>
+      </w:r>
+      <w:r>
+        <w:rPr>
+          <w:rtl/>
+          <w:lang w:bidi="fa-IR"/>
+        </w:rPr>
+        <w:t>پ</w:t>
+      </w:r>
+      <w:r>
+        <w:rPr>
+          <w:rFonts w:hint="cs"/>
+          <w:rtl/>
+          <w:lang w:bidi="fa-IR"/>
+        </w:rPr>
+        <w:t>یشرفت</w:t>
+      </w:r>
+      <w:r>
+        <w:rPr>
+          <w:rtl/>
+          <w:lang w:bidi="fa-IR"/>
+        </w:rPr>
+        <w:t xml:space="preserve"> فن</w:t>
+      </w:r>
+      <w:r>
+        <w:rPr>
+          <w:rFonts w:hint="cs"/>
+          <w:rtl/>
+          <w:lang w:bidi="fa-IR"/>
+        </w:rPr>
+        <w:t>ی</w:t>
+      </w:r>
+      <w:r>
+        <w:rPr>
+          <w:rtl/>
+          <w:lang w:bidi="fa-IR"/>
+        </w:rPr>
+        <w:t xml:space="preserve"> ن</w:t>
+      </w:r>
+      <w:r>
+        <w:rPr>
+          <w:rFonts w:hint="cs"/>
+          <w:rtl/>
+          <w:lang w:bidi="fa-IR"/>
+        </w:rPr>
+        <w:t>یست؛</w:t>
+      </w:r>
+      <w:r>
+        <w:rPr>
+          <w:rtl/>
+          <w:lang w:bidi="fa-IR"/>
+        </w:rPr>
+        <w:t xml:space="preserve"> بخش</w:t>
+      </w:r>
+      <w:r>
+        <w:rPr>
+          <w:rFonts w:hint="cs"/>
+          <w:rtl/>
+          <w:lang w:bidi="fa-IR"/>
+        </w:rPr>
+        <w:t>ی</w:t>
+      </w:r>
+      <w:r>
+        <w:rPr>
+          <w:rtl/>
+          <w:lang w:bidi="fa-IR"/>
+        </w:rPr>
+        <w:t xml:space="preserve"> از آن م</w:t>
+      </w:r>
+      <w:r>
+        <w:rPr>
+          <w:rFonts w:hint="cs"/>
+          <w:rtl/>
+          <w:lang w:bidi="fa-IR"/>
+        </w:rPr>
+        <w:t>ی‌تواند</w:t>
+      </w:r>
+      <w:r>
+        <w:rPr>
+          <w:rtl/>
+          <w:lang w:bidi="fa-IR"/>
+        </w:rPr>
+        <w:t xml:space="preserve"> ناش</w:t>
+      </w:r>
+      <w:r>
+        <w:rPr>
+          <w:rFonts w:hint="cs"/>
+          <w:rtl/>
+          <w:lang w:bidi="fa-IR"/>
+        </w:rPr>
+        <w:t>ی</w:t>
+      </w:r>
+      <w:r>
+        <w:rPr>
+          <w:rtl/>
+          <w:lang w:bidi="fa-IR"/>
+        </w:rPr>
+        <w:t xml:space="preserve"> از ثبت‌ها</w:t>
+      </w:r>
+      <w:r>
+        <w:rPr>
+          <w:rFonts w:hint="cs"/>
+          <w:rtl/>
+          <w:lang w:bidi="fa-IR"/>
+        </w:rPr>
+        <w:t>ی</w:t>
+      </w:r>
+      <w:r>
+        <w:rPr>
+          <w:rtl/>
+          <w:lang w:bidi="fa-IR"/>
+        </w:rPr>
+        <w:t xml:space="preserve"> راهبرد</w:t>
+      </w:r>
+      <w:r>
+        <w:rPr>
+          <w:rFonts w:hint="cs"/>
+          <w:rtl/>
+          <w:lang w:bidi="fa-IR"/>
+        </w:rPr>
+        <w:t>ی</w:t>
+      </w:r>
+      <w:r>
+        <w:rPr>
+          <w:rtl/>
+          <w:lang w:bidi="fa-IR"/>
+        </w:rPr>
+        <w:t xml:space="preserve"> برا</w:t>
+      </w:r>
+      <w:r>
+        <w:rPr>
+          <w:rFonts w:hint="cs"/>
+          <w:rtl/>
+          <w:lang w:bidi="fa-IR"/>
+        </w:rPr>
+        <w:t>ی</w:t>
+      </w:r>
+      <w:r>
+        <w:rPr>
+          <w:rtl/>
+          <w:lang w:bidi="fa-IR"/>
+        </w:rPr>
+        <w:t xml:space="preserve"> رقابت بازار باشد (الگو</w:t>
+      </w:r>
+      <w:r>
+        <w:rPr>
+          <w:rFonts w:hint="cs"/>
+          <w:rtl/>
+          <w:lang w:bidi="fa-IR"/>
+        </w:rPr>
+        <w:t>ی</w:t>
+      </w:r>
+      <w:r>
+        <w:rPr>
+          <w:rtl/>
+          <w:lang w:bidi="fa-IR"/>
+        </w:rPr>
+        <w:t xml:space="preserve"> </w:t>
+      </w:r>
+      <w:r>
+        <w:rPr>
+          <w:lang w:bidi="fa-IR"/>
+        </w:rPr>
+        <w:t>TDC</w:t>
+      </w:r>
+      <w:r>
+        <w:rPr>
+          <w:rtl/>
+          <w:lang w:bidi="fa-IR"/>
+        </w:rPr>
+        <w:t xml:space="preserve"> بالا و </w:t>
+      </w:r>
+      <w:r>
+        <w:rPr>
+          <w:lang w:bidi="fa-IR"/>
+        </w:rPr>
+        <w:t>TEC</w:t>
+      </w:r>
+      <w:r>
+        <w:rPr>
+          <w:rtl/>
+          <w:lang w:bidi="fa-IR"/>
+        </w:rPr>
+        <w:t xml:space="preserve"> پا</w:t>
+      </w:r>
+      <w:r>
+        <w:rPr>
+          <w:rFonts w:hint="cs"/>
+          <w:rtl/>
+          <w:lang w:bidi="fa-IR"/>
+        </w:rPr>
+        <w:t>یین</w:t>
+      </w:r>
+      <w:r>
+        <w:rPr>
+          <w:rtl/>
+          <w:lang w:bidi="fa-IR"/>
+        </w:rPr>
+        <w:t>). در مقابل، زمان</w:t>
+      </w:r>
+      <w:r>
+        <w:rPr>
+          <w:rFonts w:hint="cs"/>
+          <w:rtl/>
+          <w:lang w:bidi="fa-IR"/>
+        </w:rPr>
+        <w:t>ی</w:t>
+      </w:r>
+      <w:r>
+        <w:rPr>
+          <w:rtl/>
+          <w:lang w:bidi="fa-IR"/>
+        </w:rPr>
+        <w:t xml:space="preserve"> که فشار س</w:t>
+      </w:r>
+      <w:r>
+        <w:rPr>
+          <w:rFonts w:hint="cs"/>
+          <w:rtl/>
+          <w:lang w:bidi="fa-IR"/>
+        </w:rPr>
+        <w:t>یاست</w:t>
+      </w:r>
+      <w:r>
+        <w:rPr>
+          <w:rtl/>
+          <w:lang w:bidi="fa-IR"/>
+        </w:rPr>
+        <w:t xml:space="preserve">/بازار </w:t>
+      </w:r>
+      <w:r>
+        <w:rPr>
+          <w:rFonts w:hint="cs"/>
+          <w:rtl/>
+          <w:lang w:bidi="fa-IR"/>
+        </w:rPr>
+        <w:t>یا</w:t>
+      </w:r>
+      <w:r>
+        <w:rPr>
+          <w:rtl/>
+          <w:lang w:bidi="fa-IR"/>
+        </w:rPr>
+        <w:t xml:space="preserve"> ق</w:t>
+      </w:r>
+      <w:r>
+        <w:rPr>
+          <w:rFonts w:hint="cs"/>
+          <w:rtl/>
+          <w:lang w:bidi="fa-IR"/>
+        </w:rPr>
+        <w:t>یود</w:t>
+      </w:r>
+      <w:r>
+        <w:rPr>
+          <w:rtl/>
+          <w:lang w:bidi="fa-IR"/>
+        </w:rPr>
+        <w:t xml:space="preserve"> مال</w:t>
+      </w:r>
+      <w:r>
+        <w:rPr>
+          <w:rFonts w:hint="cs"/>
+          <w:rtl/>
+          <w:lang w:bidi="fa-IR"/>
+        </w:rPr>
+        <w:t>ی</w:t>
+      </w:r>
+      <w:r>
+        <w:rPr>
+          <w:rtl/>
+          <w:lang w:bidi="fa-IR"/>
+        </w:rPr>
+        <w:t xml:space="preserve"> جد</w:t>
+      </w:r>
+      <w:r>
+        <w:rPr>
+          <w:rFonts w:hint="cs"/>
+          <w:rtl/>
+          <w:lang w:bidi="fa-IR"/>
+        </w:rPr>
+        <w:t>ی</w:t>
+      </w:r>
+      <w:r>
+        <w:rPr>
+          <w:rtl/>
+          <w:lang w:bidi="fa-IR"/>
+        </w:rPr>
+        <w:t xml:space="preserve"> است، فناور</w:t>
+      </w:r>
+      <w:r>
+        <w:rPr>
+          <w:rFonts w:hint="cs"/>
+          <w:rtl/>
+          <w:lang w:bidi="fa-IR"/>
+        </w:rPr>
+        <w:t>ی‌های</w:t>
+      </w:r>
+      <w:r>
+        <w:rPr>
+          <w:rtl/>
+          <w:lang w:bidi="fa-IR"/>
+        </w:rPr>
+        <w:t xml:space="preserve"> واقعا</w:t>
+      </w:r>
+      <w:r>
+        <w:rPr>
+          <w:rFonts w:hint="cs"/>
+          <w:rtl/>
+          <w:lang w:bidi="fa-IR"/>
+        </w:rPr>
+        <w:t xml:space="preserve"> ن</w:t>
+      </w:r>
+      <w:r>
+        <w:rPr>
+          <w:rtl/>
+          <w:lang w:bidi="fa-IR"/>
+        </w:rPr>
+        <w:t xml:space="preserve">وآور معمولا هر دو شاخص </w:t>
+      </w:r>
+      <w:r>
+        <w:rPr>
+          <w:lang w:bidi="fa-IR"/>
+        </w:rPr>
+        <w:t>TDC</w:t>
+      </w:r>
+      <w:r>
+        <w:rPr>
+          <w:rtl/>
+          <w:lang w:bidi="fa-IR"/>
+        </w:rPr>
+        <w:t xml:space="preserve"> و </w:t>
+      </w:r>
+      <w:r>
+        <w:rPr>
+          <w:lang w:bidi="fa-IR"/>
+        </w:rPr>
+        <w:t>TEC</w:t>
+      </w:r>
+      <w:r>
+        <w:rPr>
+          <w:rtl/>
+          <w:lang w:bidi="fa-IR"/>
+        </w:rPr>
+        <w:t xml:space="preserve"> را هم‌زمان بهبود م</w:t>
+      </w:r>
+      <w:r>
+        <w:rPr>
+          <w:rFonts w:hint="cs"/>
+          <w:rtl/>
+          <w:lang w:bidi="fa-IR"/>
+        </w:rPr>
+        <w:t>ی‌دهند</w:t>
+      </w:r>
+      <w:r>
+        <w:rPr>
+          <w:rtl/>
+          <w:lang w:bidi="fa-IR"/>
+        </w:rPr>
+        <w:t xml:space="preserve"> و پذ</w:t>
+      </w:r>
+      <w:r>
+        <w:rPr>
+          <w:rFonts w:hint="cs"/>
+          <w:rtl/>
+          <w:lang w:bidi="fa-IR"/>
+        </w:rPr>
+        <w:t>یرش</w:t>
+      </w:r>
+      <w:r>
+        <w:rPr>
+          <w:rtl/>
+          <w:lang w:bidi="fa-IR"/>
+        </w:rPr>
+        <w:t xml:space="preserve"> سر</w:t>
+      </w:r>
+      <w:r>
+        <w:rPr>
+          <w:rFonts w:hint="cs"/>
+          <w:rtl/>
+          <w:lang w:bidi="fa-IR"/>
+        </w:rPr>
+        <w:t>یع</w:t>
+      </w:r>
+      <w:r>
+        <w:rPr>
+          <w:rtl/>
+          <w:lang w:bidi="fa-IR"/>
+        </w:rPr>
+        <w:t xml:space="preserve"> فناور</w:t>
+      </w:r>
+      <w:r>
+        <w:rPr>
+          <w:rFonts w:hint="cs"/>
+          <w:rtl/>
+          <w:lang w:bidi="fa-IR"/>
+        </w:rPr>
+        <w:t>ی‌های</w:t>
+      </w:r>
+      <w:r>
+        <w:rPr>
+          <w:rtl/>
+          <w:lang w:bidi="fa-IR"/>
+        </w:rPr>
+        <w:t xml:space="preserve"> دگرگون‌ساز موتور جهش توسعه م</w:t>
+      </w:r>
+      <w:r>
+        <w:rPr>
+          <w:rFonts w:hint="cs"/>
+          <w:rtl/>
+          <w:lang w:bidi="fa-IR"/>
+        </w:rPr>
+        <w:t>ی‌شود</w:t>
+      </w:r>
+      <w:r>
+        <w:rPr>
+          <w:rtl/>
+          <w:lang w:bidi="fa-IR"/>
+        </w:rPr>
+        <w:t>.</w:t>
+      </w:r>
+      <w:r>
+        <w:rPr>
+          <w:rFonts w:hint="cs"/>
+          <w:rtl/>
+          <w:lang w:bidi="fa-IR"/>
+        </w:rPr>
+        <w:t xml:space="preserve"> گرچه محدودیت هایی نیز در نتایج این پژوهش به چشم می‌خورد. </w:t>
+      </w:r>
+      <w:r>
+        <w:rPr>
+          <w:rtl/>
+          <w:lang w:bidi="fa-IR"/>
+        </w:rPr>
+        <w:t>در ا</w:t>
+      </w:r>
+      <w:r>
+        <w:rPr>
+          <w:rFonts w:hint="cs"/>
+          <w:rtl/>
+          <w:lang w:bidi="fa-IR"/>
+        </w:rPr>
+        <w:t>ین</w:t>
+      </w:r>
+      <w:r>
+        <w:rPr>
+          <w:rtl/>
+          <w:lang w:bidi="fa-IR"/>
+        </w:rPr>
+        <w:t xml:space="preserve"> مقاله، نتا</w:t>
+      </w:r>
+      <w:r>
+        <w:rPr>
+          <w:rFonts w:hint="cs"/>
+          <w:rtl/>
+          <w:lang w:bidi="fa-IR"/>
+        </w:rPr>
+        <w:t>یج</w:t>
+      </w:r>
+      <w:r>
+        <w:rPr>
+          <w:rtl/>
+          <w:lang w:bidi="fa-IR"/>
+        </w:rPr>
+        <w:t xml:space="preserve"> شد</w:t>
+      </w:r>
+      <w:r>
+        <w:rPr>
+          <w:rFonts w:hint="cs"/>
+          <w:rtl/>
+          <w:lang w:bidi="fa-IR"/>
+        </w:rPr>
+        <w:t>یدا</w:t>
+      </w:r>
+      <w:r>
+        <w:rPr>
+          <w:rtl/>
+          <w:lang w:bidi="fa-IR"/>
+        </w:rPr>
+        <w:t xml:space="preserve"> به ک</w:t>
+      </w:r>
+      <w:r>
+        <w:rPr>
+          <w:rFonts w:hint="cs"/>
+          <w:rtl/>
+          <w:lang w:bidi="fa-IR"/>
+        </w:rPr>
+        <w:t>یفیت</w:t>
+      </w:r>
+      <w:r>
+        <w:rPr>
+          <w:rtl/>
+          <w:lang w:bidi="fa-IR"/>
+        </w:rPr>
+        <w:t xml:space="preserve"> استخراج و برچسب‌گذار</w:t>
+      </w:r>
+      <w:r>
+        <w:rPr>
+          <w:rFonts w:hint="cs"/>
+          <w:rtl/>
+          <w:lang w:bidi="fa-IR"/>
+        </w:rPr>
+        <w:t>ی</w:t>
+      </w:r>
+      <w:r>
+        <w:rPr>
+          <w:rtl/>
+          <w:lang w:bidi="fa-IR"/>
+        </w:rPr>
+        <w:t xml:space="preserve"> ادعاها و پوشش پا</w:t>
+      </w:r>
+      <w:r>
+        <w:rPr>
+          <w:rFonts w:hint="cs"/>
+          <w:rtl/>
+          <w:lang w:bidi="fa-IR"/>
+        </w:rPr>
+        <w:t>یگاه</w:t>
+      </w:r>
+      <w:r>
+        <w:rPr>
+          <w:rtl/>
+          <w:lang w:bidi="fa-IR"/>
+        </w:rPr>
+        <w:t xml:space="preserve"> داده حساس است و جداکردن «ثبت راهبرد</w:t>
+      </w:r>
+      <w:r>
+        <w:rPr>
+          <w:rFonts w:hint="cs"/>
+          <w:rtl/>
+          <w:lang w:bidi="fa-IR"/>
+        </w:rPr>
+        <w:t>ی</w:t>
+      </w:r>
+      <w:r>
+        <w:rPr>
+          <w:rFonts w:hint="eastAsia"/>
+          <w:rtl/>
+          <w:lang w:bidi="fa-IR"/>
+        </w:rPr>
+        <w:t>»</w:t>
+      </w:r>
+      <w:r>
+        <w:rPr>
+          <w:rtl/>
+          <w:lang w:bidi="fa-IR"/>
+        </w:rPr>
+        <w:t xml:space="preserve"> از «پ</w:t>
+      </w:r>
+      <w:r>
+        <w:rPr>
+          <w:rFonts w:hint="cs"/>
+          <w:rtl/>
+          <w:lang w:bidi="fa-IR"/>
+        </w:rPr>
+        <w:t>یشرفت</w:t>
+      </w:r>
+      <w:r>
+        <w:rPr>
+          <w:rtl/>
+          <w:lang w:bidi="fa-IR"/>
+        </w:rPr>
+        <w:t xml:space="preserve"> فن</w:t>
+      </w:r>
+      <w:r>
+        <w:rPr>
+          <w:rFonts w:hint="cs"/>
+          <w:rtl/>
+          <w:lang w:bidi="fa-IR"/>
+        </w:rPr>
+        <w:t>ی</w:t>
+      </w:r>
+      <w:r>
+        <w:rPr>
+          <w:rtl/>
+          <w:lang w:bidi="fa-IR"/>
+        </w:rPr>
+        <w:t xml:space="preserve"> واقع</w:t>
+      </w:r>
+      <w:r>
+        <w:rPr>
+          <w:rFonts w:hint="cs"/>
+          <w:rtl/>
+          <w:lang w:bidi="fa-IR"/>
+        </w:rPr>
+        <w:t>ی</w:t>
+      </w:r>
+      <w:r>
+        <w:rPr>
+          <w:rFonts w:hint="eastAsia"/>
+          <w:rtl/>
+          <w:lang w:bidi="fa-IR"/>
+        </w:rPr>
+        <w:t>»</w:t>
+      </w:r>
+      <w:r>
+        <w:rPr>
+          <w:rtl/>
+          <w:lang w:bidi="fa-IR"/>
+        </w:rPr>
+        <w:t xml:space="preserve"> بدون شواهد بازار/آزما</w:t>
+      </w:r>
+      <w:r>
+        <w:rPr>
+          <w:rFonts w:hint="cs"/>
+          <w:rtl/>
+          <w:lang w:bidi="fa-IR"/>
+        </w:rPr>
+        <w:t>یشگاهی</w:t>
+      </w:r>
+      <w:r>
+        <w:rPr>
+          <w:rtl/>
+          <w:lang w:bidi="fa-IR"/>
+        </w:rPr>
+        <w:t xml:space="preserve"> دشوار م</w:t>
+      </w:r>
+      <w:r>
+        <w:rPr>
+          <w:rFonts w:hint="cs"/>
+          <w:rtl/>
+          <w:lang w:bidi="fa-IR"/>
+        </w:rPr>
+        <w:t>ی‌شود</w:t>
+      </w:r>
+      <w:r>
+        <w:rPr>
+          <w:rtl/>
+          <w:lang w:bidi="fa-IR"/>
+        </w:rPr>
+        <w:t>. همچن</w:t>
+      </w:r>
+      <w:r>
+        <w:rPr>
+          <w:rFonts w:hint="cs"/>
+          <w:rtl/>
+          <w:lang w:bidi="fa-IR"/>
+        </w:rPr>
+        <w:t>ین</w:t>
+      </w:r>
+      <w:r>
+        <w:rPr>
+          <w:rtl/>
+          <w:lang w:bidi="fa-IR"/>
+        </w:rPr>
+        <w:t xml:space="preserve"> دامنه‌محور بودن به ساخت باتر</w:t>
+      </w:r>
+      <w:r>
+        <w:rPr>
+          <w:rFonts w:hint="cs"/>
+          <w:rtl/>
+          <w:lang w:bidi="fa-IR"/>
+        </w:rPr>
+        <w:t>ی</w:t>
+      </w:r>
+      <w:r>
+        <w:rPr>
+          <w:rtl/>
+          <w:lang w:bidi="fa-IR"/>
+        </w:rPr>
+        <w:t xml:space="preserve"> ل</w:t>
+      </w:r>
+      <w:r>
+        <w:rPr>
+          <w:rFonts w:hint="cs"/>
+          <w:rtl/>
+          <w:lang w:bidi="fa-IR"/>
+        </w:rPr>
+        <w:t>یتیومی</w:t>
+      </w:r>
+      <w:r>
+        <w:rPr>
+          <w:rtl/>
+          <w:lang w:bidi="fa-IR"/>
+        </w:rPr>
+        <w:t xml:space="preserve"> (</w:t>
+      </w:r>
+      <w:r>
+        <w:rPr>
+          <w:lang w:bidi="fa-IR"/>
+        </w:rPr>
+        <w:t>LBM</w:t>
+      </w:r>
+      <w:r>
+        <w:rPr>
+          <w:rtl/>
+          <w:lang w:bidi="fa-IR"/>
+        </w:rPr>
+        <w:t>) و حساس</w:t>
+      </w:r>
+      <w:r>
+        <w:rPr>
+          <w:rFonts w:hint="cs"/>
+          <w:rtl/>
+          <w:lang w:bidi="fa-IR"/>
+        </w:rPr>
+        <w:t>یت</w:t>
+      </w:r>
+      <w:r>
+        <w:rPr>
+          <w:rtl/>
+          <w:lang w:bidi="fa-IR"/>
+        </w:rPr>
+        <w:t xml:space="preserve"> به قواعد جست‌وج</w:t>
+      </w:r>
+      <w:r>
+        <w:rPr>
+          <w:rFonts w:hint="cs"/>
+          <w:rtl/>
+          <w:lang w:bidi="fa-IR"/>
+        </w:rPr>
+        <w:t>و</w:t>
+      </w:r>
+      <w:r>
+        <w:rPr>
+          <w:rtl/>
+          <w:lang w:bidi="fa-IR"/>
+        </w:rPr>
+        <w:t>/طبقه‌بند</w:t>
+      </w:r>
+      <w:r>
+        <w:rPr>
+          <w:rFonts w:hint="cs"/>
+          <w:rtl/>
+          <w:lang w:bidi="fa-IR"/>
+        </w:rPr>
+        <w:t>ی</w:t>
+      </w:r>
+      <w:r>
+        <w:rPr>
+          <w:rtl/>
+          <w:lang w:bidi="fa-IR"/>
+        </w:rPr>
+        <w:t xml:space="preserve"> و نسبت‌ده</w:t>
+      </w:r>
+      <w:r>
+        <w:rPr>
+          <w:rFonts w:hint="cs"/>
+          <w:rtl/>
+          <w:lang w:bidi="fa-IR"/>
+        </w:rPr>
+        <w:t>ی</w:t>
+      </w:r>
+      <w:r>
+        <w:rPr>
+          <w:rtl/>
+          <w:lang w:bidi="fa-IR"/>
+        </w:rPr>
+        <w:t xml:space="preserve"> جغراف</w:t>
+      </w:r>
+      <w:r>
+        <w:rPr>
+          <w:rFonts w:hint="cs"/>
+          <w:rtl/>
+          <w:lang w:bidi="fa-IR"/>
+        </w:rPr>
+        <w:t>یا</w:t>
+      </w:r>
+      <w:r>
+        <w:rPr>
+          <w:rtl/>
+          <w:lang w:bidi="fa-IR"/>
+        </w:rPr>
+        <w:t xml:space="preserve"> تعم</w:t>
+      </w:r>
+      <w:r>
+        <w:rPr>
+          <w:rFonts w:hint="cs"/>
+          <w:rtl/>
+          <w:lang w:bidi="fa-IR"/>
+        </w:rPr>
+        <w:t>یم‌پذیری</w:t>
+      </w:r>
+      <w:r>
+        <w:rPr>
+          <w:rtl/>
+          <w:lang w:bidi="fa-IR"/>
+        </w:rPr>
+        <w:t xml:space="preserve"> را محدود م</w:t>
+      </w:r>
+      <w:r>
+        <w:rPr>
+          <w:rFonts w:hint="cs"/>
+          <w:rtl/>
+          <w:lang w:bidi="fa-IR"/>
+        </w:rPr>
+        <w:t>ی‌کند</w:t>
+      </w:r>
+      <w:r>
+        <w:rPr>
+          <w:rtl/>
+          <w:lang w:bidi="fa-IR"/>
+        </w:rPr>
+        <w:t>.</w:t>
+      </w:r>
+      <w:r>
+        <w:rPr>
+          <w:rFonts w:hint="cs"/>
+          <w:rtl/>
+          <w:lang w:bidi="fa-IR"/>
+        </w:rPr>
+        <w:t xml:space="preserve"> گرچه در این مطالعه ما به تحلیل متون میپردازیم و از اتکا به ادعاهای موجود در پتنت ها عبور می‌کنیم.</w:t>
+      </w:r>
+    </w:p>
+    <w:p>
+      <w:pPr>
+        <w:rPr>
+          <w:rtl/>
+          <w:lang w:bidi="fa-IR"/>
+        </w:rPr>
+      </w:pPr>
+      <w:r>
+        <w:rPr>
+          <w:rFonts w:hint="cs"/>
+          <w:rtl/>
+          <w:lang w:bidi="fa-IR"/>
+        </w:rPr>
+        <w:t xml:space="preserve">تراپی و همکاران </w:t>
+      </w:r>
+      <w:r>
+        <w:rPr>
+          <w:rtl/>
+          <w:lang w:bidi="fa-IR"/>
+        </w:rPr>
+        <w:fldChar w:fldCharType="begin"/>
+      </w:r>
+      <w:r>
+        <w:rPr>
+          <w:rtl/>
+          <w:lang w:bidi="fa-IR"/>
+        </w:rPr>
+        <w:instrText xml:space="preserve"> </w:instrText>
+      </w:r>
+      <w:r>
+        <w:rPr>
+          <w:lang w:bidi="fa-IR"/>
+        </w:rPr>
+        <w:instrText>ADDIN EN.CITE &lt;EndNote&gt;&lt;Cite&gt;&lt;Author&gt;Trappey&lt;/Author&gt;&lt;Year&gt;2023&lt;/Year&gt;&lt;RecNum&gt;106&lt;/RecNum&gt;&lt;DisplayText&gt;(Trappey et al., 2023)&lt;/DisplayText&gt;&lt;record&gt;&lt;rec-number&gt;106&lt;/rec-number&gt;&lt;foreign-keys&gt;&lt;key app="EN" db-id="fedrzzrekw0seces2d85e09w9a09t9dad5wp" timestamp="1756741613"&gt;106&lt;/key&gt;&lt;/foreign-keys&gt;&lt;ref-type name="Journal Article"&gt;17&lt;/ref-type&gt;&lt;contributors&gt;&lt;authors&gt;&lt;author&gt;Trappey, Amy JC&lt;/author&gt;&lt;author&gt;Wei, Ann YE&lt;/author&gt;&lt;author&gt;Chen, Neil KT&lt;/author&gt;&lt;author&gt;Li, Kuo-An&lt;/author&gt;&lt;author&gt;Hung, LP&lt;/author&gt;&lt;author&gt;Trappey, Charles V&lt;/author&gt;&lt;/authors&gt;&lt;/contributors&gt;&lt;titles&gt;&lt;title&gt;Patent landscape and key technology interaction roadmap using graph convolutional network–Case of mobile communication technologies beyond 5G&lt;/title&gt;&lt;secondary-title&gt;Journal of Informetrics&lt;/secondary-title&gt;&lt;/titles&gt;&lt;periodical&gt;&lt;full-title&gt;Journal of Informetrics&lt;/full-title&gt;&lt;/periodical&gt;&lt;pages&gt;101354&lt;/pages&gt;&lt;volume&gt;17&lt;/volume&gt;&lt;number&gt;1&lt;/number&gt;&lt;dates&gt;&lt;year&gt;2023&lt;/year&gt;&lt;/dates&gt;&lt;isbn&gt;1751-1577&lt;/isbn&gt;&lt;urls&gt;&lt;/urls&gt;&lt;/record&gt;&lt;/Cite&gt;&lt;/EndNote</w:instrText>
+      </w:r>
+      <w:r>
+        <w:rPr>
+          <w:rtl/>
+          <w:lang w:bidi="fa-IR"/>
+        </w:rPr>
+        <w:instrText>&gt;</w:instrText>
+      </w:r>
+      <w:r>
+        <w:rPr>
+          <w:rtl/>
+          <w:lang w:bidi="fa-IR"/>
+        </w:rPr>
+        <w:fldChar w:fldCharType="separate"/>
+      </w:r>
+      <w:r>
+        <w:rPr>
+          <w:noProof/>
+          <w:rtl/>
+          <w:lang w:bidi="fa-IR"/>
+        </w:rPr>
+        <w:t>(</w:t>
+      </w:r>
+      <w:r>
+        <w:rPr>
+          <w:noProof/>
+          <w:lang w:bidi="fa-IR"/>
+        </w:rPr>
+        <w:t>Trappey et al., 2023</w:t>
+      </w:r>
+      <w:r>
+        <w:rPr>
+          <w:noProof/>
+          <w:rtl/>
+          <w:lang w:bidi="fa-IR"/>
+        </w:rPr>
+        <w:t>)</w:t>
+      </w:r>
+      <w:r>
+        <w:rPr>
+          <w:rtl/>
+          <w:lang w:bidi="fa-IR"/>
+        </w:rPr>
+        <w:fldChar w:fldCharType="end"/>
+      </w:r>
+      <w:r>
+        <w:rPr>
+          <w:lang w:bidi="fa-IR"/>
+        </w:rPr>
+        <w:t xml:space="preserve"> </w:t>
+      </w:r>
+      <w:r>
+        <w:rPr>
+          <w:rFonts w:hint="cs"/>
+          <w:rtl/>
+          <w:lang w:bidi="fa-IR"/>
+        </w:rPr>
+        <w:t xml:space="preserve"> در مورد حوزه فراتر از </w:t>
+      </w:r>
+      <w:r>
+        <w:rPr>
+          <w:lang w:bidi="fa-IR"/>
+        </w:rPr>
+        <w:t>5G</w:t>
+      </w:r>
+      <w:r>
+        <w:rPr>
+          <w:rStyle w:val="FootnoteReference"/>
+          <w:lang w:bidi="fa-IR"/>
+        </w:rPr>
+        <w:footnoteReference w:id="55"/>
+      </w:r>
+      <w:r>
+        <w:rPr>
+          <w:rFonts w:hint="cs"/>
+          <w:rtl/>
+          <w:lang w:bidi="fa-IR"/>
+        </w:rPr>
+        <w:t xml:space="preserve"> یک جریان کار سه مرحله ای اتخاذ نموده‌‌اند. مرحله‌ی اول کار خود را با ساخت آنتولوژی</w:t>
+      </w:r>
+      <w:r>
+        <w:rPr>
+          <w:rStyle w:val="FootnoteReference"/>
+          <w:rtl/>
+          <w:lang w:bidi="fa-IR"/>
+        </w:rPr>
+        <w:footnoteReference w:id="56"/>
+      </w:r>
+      <w:r>
+        <w:rPr>
+          <w:rFonts w:hint="cs"/>
+          <w:rtl/>
+          <w:lang w:bidi="fa-IR"/>
+        </w:rPr>
+        <w:t xml:space="preserve"> بر پایه تحلیل معنایی پتنت ها و متون غیر پتنت شروع نمودند. سپس پتنت ها را بر اساس موضوعات خوشه بندی کردند تا زیر حوزه های فناوری را بدست آورند، و در مرحله سوم با مدل سازی روابط </w:t>
+      </w:r>
+      <w:r>
+        <w:rPr>
+          <w:rFonts w:hint="cs"/>
+          <w:rtl/>
+          <w:lang w:bidi="fa-IR"/>
+        </w:rPr>
+        <w:lastRenderedPageBreak/>
+        <w:t>میان خوشه ها توسط شبکه عصبی کانولوشنی گراف</w:t>
+      </w:r>
+      <w:r>
+        <w:rPr>
+          <w:rStyle w:val="FootnoteReference"/>
+          <w:rtl/>
+          <w:lang w:bidi="fa-IR"/>
+        </w:rPr>
+        <w:footnoteReference w:id="57"/>
+      </w:r>
+      <w:r>
+        <w:rPr>
+          <w:rFonts w:hint="cs"/>
+          <w:rtl/>
+          <w:lang w:bidi="fa-IR"/>
+        </w:rPr>
+        <w:t xml:space="preserve"> نقشه تعاملات کلیدی فناوری را که به عنوان نقشه راه برای اولویت دهی تحقیق و توسعه و استاندارد گذاری در موبایل نسل آینده را به عنوان خروجی کار خود به دست آوردند. </w:t>
+      </w:r>
+      <w:r>
+        <w:rPr>
+          <w:rFonts w:hint="cs"/>
+          <w:rtl/>
+          <w:lang w:bidi="fa-IR"/>
+        </w:rPr>
+        <w:t xml:space="preserve">گر چه نویسندگان به تاثیر پارامتر های </w:t>
+      </w:r>
+      <w:r>
+        <w:rPr>
+          <w:lang w:bidi="fa-IR"/>
+        </w:rPr>
+        <w:t>GCN</w:t>
+      </w:r>
+      <w:r>
+        <w:rPr>
+          <w:rFonts w:hint="cs"/>
+          <w:rtl/>
+          <w:lang w:bidi="fa-IR"/>
+        </w:rPr>
+        <w:t xml:space="preserve"> و کیفیت داده های ورودی در نتیجه‌ی بدست آمده نیز اشاره کرده‌اند. در این پژوهش نیز همانند تراپی و همکاران سعی در بدست اوردن نقشه راه فناوری با استفاده از تحلیل پتنت داریم.</w:t>
+      </w:r>
+      <w:r>
+        <w:rPr>
+          <w:lang w:bidi="fa-IR"/>
+        </w:rPr>
+        <w:t xml:space="preserve"> </w:t>
+      </w:r>
+      <w:r>
+        <w:rPr>
+          <w:rFonts w:hint="cs"/>
+          <w:rtl/>
+          <w:lang w:bidi="fa-IR"/>
+        </w:rPr>
+        <w:t xml:space="preserve"> با این تفاوت که ما پس از تحلیل معنایی به خوشه بندی پرداخته و با توجه به خوشه های بدست امده و چرخه عمر آنها نقشه راه فناوری را ترسیم خواهیم کرد.</w:t>
+      </w:r>
+    </w:p>
+    <w:p>
+      <w:pPr>
+        <w:rPr>
+          <w:rtl/>
+          <w:lang w:bidi="fa-IR"/>
+        </w:rPr>
+      </w:pPr>
+      <w:r>
+        <w:rPr>
+          <w:rFonts w:hint="cs"/>
+          <w:rtl/>
+          <w:lang w:bidi="fa-IR"/>
+        </w:rPr>
+        <w:t xml:space="preserve">مطالعه‌ی سینق و همکاران </w:t>
+      </w:r>
+      <w:r>
+        <w:rPr>
+          <w:rtl/>
+          <w:lang w:bidi="fa-IR"/>
+        </w:rPr>
+        <w:fldChar w:fldCharType="begin"/>
+      </w:r>
+      <w:r>
+        <w:rPr>
+          <w:rtl/>
+          <w:lang w:bidi="fa-IR"/>
+        </w:rPr>
+        <w:instrText xml:space="preserve"> </w:instrText>
+      </w:r>
+      <w:r>
+        <w:rPr>
+          <w:lang w:bidi="fa-IR"/>
+        </w:rPr>
+        <w:instrText>ADDIN EN.CITE &lt;EndNote&gt;&lt;Cite&gt;&lt;Author&gt;Singh&lt;/Author&gt;&lt;Year&gt;2024&lt;/Year&gt;&lt;RecNum&gt;1&lt;/RecNum&gt;&lt;DisplayText&gt;(Singh &amp;amp; Sai Vijay, 2024)&lt;/DisplayText&gt;&lt;record&gt;&lt;rec-number&gt;1&lt;/rec-number&gt;&lt;foreign-keys&gt;&lt;key app="EN" db-id="fedrzzrekw0seces2d85e09w9a09t9dad5wp" timestamp="1748790525"&gt;1&lt;/key&gt;&lt;/foreign-keys&gt;&lt;ref-type name="Journal Article"&gt;17&lt;/ref-type&gt;&lt;contributors&gt;&lt;authors&gt;&lt;author&gt;Singh, Shiwangi&lt;/author&gt;&lt;author&gt;Sai Vijay, Tata&lt;/author&gt;&lt;/authors&gt;&lt;/contributors&gt;&lt;titles&gt;&lt;title&gt;Technology roadmapping for the e-commerce</w:instrText>
+      </w:r>
+      <w:r>
+        <w:rPr>
+          <w:rtl/>
+          <w:lang w:bidi="fa-IR"/>
+        </w:rPr>
+        <w:instrText xml:space="preserve"> </w:instrText>
+      </w:r>
+      <w:r>
+        <w:rPr>
+          <w:lang w:bidi="fa-IR"/>
+        </w:rPr>
+        <w:instrText>sector: A text-mining approach&lt;/title&gt;&lt;secondary-title&gt;Journal of Retailing and Consumer Services&lt;/secondary-title&gt;&lt;/titles&gt;&lt;periodical&gt;&lt;full-title&gt;Journal of Retailing and Consumer Services&lt;/full-title&gt;&lt;/periodical&gt;&lt;pages&gt;103977&lt;/pages&gt;&lt;volume&gt;81&lt;/volume</w:instrText>
+      </w:r>
+      <w:r>
+        <w:rPr>
+          <w:rtl/>
+          <w:lang w:bidi="fa-IR"/>
+        </w:rPr>
+        <w:instrText>&gt;&lt;</w:instrText>
+      </w:r>
+      <w:r>
+        <w:rPr>
+          <w:lang w:bidi="fa-IR"/>
+        </w:rPr>
+        <w:instrText>keywords&gt;&lt;keyword&gt;Technology roadmapping&lt;/keyword&gt;&lt;keyword&gt;E-commerce&lt;/keyword&gt;&lt;keyword&gt;Semantic network analysis&lt;/keyword&gt;&lt;keyword&gt;Foresight&lt;/keyword&gt;&lt;keyword&gt;Emerging technology&lt;/keyword&gt;&lt;keyword&gt;Patent analysis&lt;/keyword&gt;&lt;/keywords&gt;&lt;dates&gt;&lt;year&gt;2024</w:instrText>
+      </w:r>
+      <w:r>
+        <w:rPr>
+          <w:rtl/>
+          <w:lang w:bidi="fa-IR"/>
+        </w:rPr>
+        <w:instrText>&lt;/</w:instrText>
+      </w:r>
+      <w:r>
+        <w:rPr>
+          <w:lang w:bidi="fa-IR"/>
+        </w:rPr>
+        <w:instrText>year&gt;&lt;pub-dates&gt;&lt;date&gt;2024/11/01/&lt;/date&gt;&lt;/pub-dates&gt;&lt;/dates&gt;&lt;isbn&gt;0969-6989&lt;/isbn&gt;&lt;urls&gt;&lt;related-urls&gt;&lt;url&gt;https://www.sciencedirect.com/science/article/pii/S096969892400273X&lt;/url&gt;&lt;/related-urls&gt;&lt;/urls&gt;&lt;electronic-resource-num&gt;https://doi.org/10.1016/j.jretconser.2024.103977&lt;/electronic-resource-num&gt;&lt;/record&gt;&lt;/Cite&gt;&lt;/EndNote</w:instrText>
+      </w:r>
+      <w:r>
+        <w:rPr>
+          <w:rtl/>
+          <w:lang w:bidi="fa-IR"/>
+        </w:rPr>
+        <w:instrText>&gt;</w:instrText>
+      </w:r>
+      <w:r>
+        <w:rPr>
+          <w:rtl/>
+          <w:lang w:bidi="fa-IR"/>
+        </w:rPr>
+        <w:fldChar w:fldCharType="separate"/>
+      </w:r>
+      <w:r>
+        <w:rPr>
+          <w:noProof/>
+          <w:rtl/>
+          <w:lang w:bidi="fa-IR"/>
+        </w:rPr>
+        <w:t>(</w:t>
+      </w:r>
+      <w:r>
+        <w:rPr>
+          <w:noProof/>
+          <w:lang w:bidi="fa-IR"/>
+        </w:rPr>
+        <w:t>Singh &amp; Sai Vijay, 2024</w:t>
+      </w:r>
+      <w:r>
+        <w:rPr>
+          <w:noProof/>
+          <w:rtl/>
+          <w:lang w:bidi="fa-IR"/>
+        </w:rPr>
+        <w:t>)</w:t>
+      </w:r>
+      <w:r>
+        <w:rPr>
+          <w:rtl/>
+          <w:lang w:bidi="fa-IR"/>
+        </w:rPr>
+        <w:fldChar w:fldCharType="end"/>
+      </w:r>
+      <w:r>
+        <w:rPr>
+          <w:rFonts w:hint="cs"/>
+          <w:rtl/>
+          <w:lang w:bidi="fa-IR"/>
+        </w:rPr>
+        <w:t xml:space="preserve"> که در جهت </w:t>
+      </w:r>
+      <w:r>
+        <w:rPr>
+          <w:rtl/>
+          <w:lang w:bidi="fa-IR"/>
+        </w:rPr>
+        <w:t>ترس</w:t>
+      </w:r>
+      <w:r>
+        <w:rPr>
+          <w:rFonts w:hint="cs"/>
+          <w:rtl/>
+          <w:lang w:bidi="fa-IR"/>
+        </w:rPr>
+        <w:t>یم</w:t>
+      </w:r>
+      <w:r>
+        <w:rPr>
+          <w:rtl/>
+          <w:lang w:bidi="fa-IR"/>
+        </w:rPr>
+        <w:t xml:space="preserve"> </w:t>
+      </w:r>
+      <w:r>
+        <w:rPr>
+          <w:rFonts w:hint="cs"/>
+          <w:rtl/>
+          <w:lang w:bidi="fa-IR"/>
+        </w:rPr>
+        <w:t>یک</w:t>
+      </w:r>
+      <w:r>
+        <w:rPr>
+          <w:rtl/>
+          <w:lang w:bidi="fa-IR"/>
+        </w:rPr>
+        <w:t xml:space="preserve"> نقشه‌راه فناور</w:t>
+      </w:r>
+      <w:r>
+        <w:rPr>
+          <w:rFonts w:hint="cs"/>
+          <w:rtl/>
+          <w:lang w:bidi="fa-IR"/>
+        </w:rPr>
+        <w:t>ی</w:t>
+      </w:r>
+      <w:r>
+        <w:rPr>
+          <w:rFonts w:hint="cs"/>
+          <w:rtl/>
+          <w:lang w:bidi="fa-IR"/>
+        </w:rPr>
+        <w:t xml:space="preserve"> </w:t>
+      </w:r>
+      <w:r>
+        <w:rPr>
+          <w:rtl/>
+          <w:lang w:bidi="fa-IR"/>
+        </w:rPr>
+        <w:t>برا</w:t>
+      </w:r>
+      <w:r>
+        <w:rPr>
+          <w:rFonts w:hint="cs"/>
+          <w:rtl/>
+          <w:lang w:bidi="fa-IR"/>
+        </w:rPr>
+        <w:t>ی</w:t>
+      </w:r>
+      <w:r>
+        <w:rPr>
+          <w:rtl/>
+          <w:lang w:bidi="fa-IR"/>
+        </w:rPr>
+        <w:t xml:space="preserve"> بخش تجارت الکترون</w:t>
+      </w:r>
+      <w:r>
+        <w:rPr>
+          <w:rFonts w:hint="cs"/>
+          <w:rtl/>
+          <w:lang w:bidi="fa-IR"/>
+        </w:rPr>
+        <w:t>یک</w:t>
+      </w:r>
+      <w:r>
+        <w:rPr>
+          <w:rtl/>
+          <w:lang w:bidi="fa-IR"/>
+        </w:rPr>
+        <w:t xml:space="preserve"> با اتکا به تحل</w:t>
+      </w:r>
+      <w:r>
+        <w:rPr>
+          <w:rFonts w:hint="cs"/>
+          <w:rtl/>
+          <w:lang w:bidi="fa-IR"/>
+        </w:rPr>
+        <w:t>یل</w:t>
+      </w:r>
+      <w:r>
+        <w:rPr>
+          <w:rtl/>
+          <w:lang w:bidi="fa-IR"/>
+        </w:rPr>
+        <w:t xml:space="preserve"> پتنت و متن‌کاو</w:t>
+      </w:r>
+      <w:r>
+        <w:rPr>
+          <w:rFonts w:hint="cs"/>
+          <w:rtl/>
+          <w:lang w:bidi="fa-IR"/>
+        </w:rPr>
+        <w:t>ی</w:t>
+      </w:r>
+      <w:r>
+        <w:rPr>
+          <w:rtl/>
+          <w:lang w:bidi="fa-IR"/>
+        </w:rPr>
+        <w:t xml:space="preserve"> به منظور پ</w:t>
+      </w:r>
+      <w:r>
+        <w:rPr>
+          <w:rFonts w:hint="cs"/>
+          <w:rtl/>
+          <w:lang w:bidi="fa-IR"/>
+        </w:rPr>
+        <w:t>یش‌بینی</w:t>
+      </w:r>
+      <w:r>
+        <w:rPr>
+          <w:rtl/>
+          <w:lang w:bidi="fa-IR"/>
+        </w:rPr>
+        <w:t xml:space="preserve"> چندوجه</w:t>
+      </w:r>
+      <w:r>
+        <w:rPr>
+          <w:rFonts w:hint="cs"/>
+          <w:rtl/>
+          <w:lang w:bidi="fa-IR"/>
+        </w:rPr>
+        <w:t>ی</w:t>
+      </w:r>
+      <w:r>
+        <w:rPr>
+          <w:rtl/>
+          <w:lang w:bidi="fa-IR"/>
+        </w:rPr>
+        <w:t xml:space="preserve"> فناور</w:t>
+      </w:r>
+      <w:r>
+        <w:rPr>
+          <w:rFonts w:hint="cs"/>
+          <w:rtl/>
+          <w:lang w:bidi="fa-IR"/>
+        </w:rPr>
+        <w:t>ی‌های</w:t>
+      </w:r>
+      <w:r>
+        <w:rPr>
+          <w:rtl/>
+          <w:lang w:bidi="fa-IR"/>
+        </w:rPr>
+        <w:t xml:space="preserve"> نزد</w:t>
+      </w:r>
+      <w:r>
+        <w:rPr>
+          <w:rFonts w:hint="cs"/>
+          <w:rtl/>
+          <w:lang w:bidi="fa-IR"/>
+        </w:rPr>
+        <w:t>یک‌مدت،</w:t>
+      </w:r>
+      <w:r>
+        <w:rPr>
+          <w:rtl/>
+          <w:lang w:bidi="fa-IR"/>
+        </w:rPr>
+        <w:t xml:space="preserve"> م</w:t>
+      </w:r>
+      <w:r>
+        <w:rPr>
+          <w:rFonts w:hint="cs"/>
+          <w:rtl/>
+          <w:lang w:bidi="fa-IR"/>
+        </w:rPr>
+        <w:t>یان‌مدت</w:t>
+      </w:r>
+      <w:r>
+        <w:rPr>
+          <w:rtl/>
+          <w:lang w:bidi="fa-IR"/>
+        </w:rPr>
+        <w:t xml:space="preserve"> و بلندمدت</w:t>
+      </w:r>
+      <w:r>
+        <w:rPr>
+          <w:rFonts w:hint="cs"/>
+          <w:rtl/>
+          <w:lang w:bidi="fa-IR"/>
+        </w:rPr>
+        <w:t xml:space="preserve"> صورت گرفته است، با ترکیب تحلیل پتنت و شبکه‌ی معنایی-هم‌واژگانی و همچنین مدل سازی موضوعی، ساخت نقشه‌های هم‌واژگانی و استخراج موضوعات  وتدوین نقشه راه سه افق نزدیک، میانه و دور صورت گرفته است نیز دارای نتایج قابل توجهی است. در این مطالعه از 4113 پتنت در دو بازه‌ی زمانی 2001 الی 2012 و 2013 الی 2023 به عنوان جامعه‌ی آماری استفاده شده است. دلیل این تقسیم بندی مقایسه تحول خوشه‌ها در این دو دوری زمانی بوده‌است. این تحقیق موفق بود تا با </w:t>
+      </w:r>
+      <w:r>
+        <w:rPr>
+          <w:rtl/>
+          <w:lang w:bidi="fa-IR"/>
+        </w:rPr>
+        <w:t>ارا</w:t>
+      </w:r>
+      <w:r>
+        <w:rPr>
+          <w:rFonts w:hint="cs"/>
+          <w:rtl/>
+          <w:lang w:bidi="fa-IR"/>
+        </w:rPr>
+        <w:t xml:space="preserve">ئه‌ی </w:t>
+      </w:r>
+      <w:r>
+        <w:rPr>
+          <w:rFonts w:hint="cs"/>
+          <w:rtl/>
+          <w:lang w:bidi="fa-IR"/>
+        </w:rPr>
+        <w:t>یک</w:t>
+      </w:r>
+      <w:r>
+        <w:rPr>
+          <w:rtl/>
+          <w:lang w:bidi="fa-IR"/>
+        </w:rPr>
+        <w:t xml:space="preserve"> پ</w:t>
+      </w:r>
+      <w:r>
+        <w:rPr>
+          <w:rFonts w:hint="cs"/>
+          <w:rtl/>
+          <w:lang w:bidi="fa-IR"/>
+        </w:rPr>
+        <w:t>یش‌بینی</w:t>
+      </w:r>
+      <w:r>
+        <w:rPr>
+          <w:rtl/>
+          <w:lang w:bidi="fa-IR"/>
+        </w:rPr>
+        <w:t xml:space="preserve"> چندوجه</w:t>
+      </w:r>
+      <w:r>
+        <w:rPr>
+          <w:rFonts w:hint="cs"/>
+          <w:rtl/>
+          <w:lang w:bidi="fa-IR"/>
+        </w:rPr>
+        <w:t>ی</w:t>
+      </w:r>
+      <w:r>
+        <w:rPr>
+          <w:rtl/>
+          <w:lang w:bidi="fa-IR"/>
+        </w:rPr>
+        <w:t xml:space="preserve"> از فناور</w:t>
+      </w:r>
+      <w:r>
+        <w:rPr>
+          <w:rFonts w:hint="cs"/>
+          <w:rtl/>
+          <w:lang w:bidi="fa-IR"/>
+        </w:rPr>
+        <w:t>ی‌های</w:t>
+      </w:r>
+      <w:r>
+        <w:rPr>
+          <w:rtl/>
+          <w:lang w:bidi="fa-IR"/>
+        </w:rPr>
+        <w:t xml:space="preserve"> تجارت الکترون</w:t>
+      </w:r>
+      <w:r>
+        <w:rPr>
+          <w:rFonts w:hint="cs"/>
+          <w:rtl/>
+          <w:lang w:bidi="fa-IR"/>
+        </w:rPr>
+        <w:t>یک</w:t>
+      </w:r>
+      <w:r>
+        <w:rPr>
+          <w:rtl/>
+          <w:lang w:bidi="fa-IR"/>
+        </w:rPr>
+        <w:t xml:space="preserve"> بر مبنا</w:t>
+      </w:r>
+      <w:r>
+        <w:rPr>
+          <w:rFonts w:hint="cs"/>
+          <w:rtl/>
+          <w:lang w:bidi="fa-IR"/>
+        </w:rPr>
+        <w:t>ی</w:t>
+      </w:r>
+      <w:r>
+        <w:rPr>
+          <w:rtl/>
+          <w:lang w:bidi="fa-IR"/>
+        </w:rPr>
+        <w:t xml:space="preserve"> الگوها</w:t>
+      </w:r>
+      <w:r>
+        <w:rPr>
+          <w:rFonts w:hint="cs"/>
+          <w:rtl/>
+          <w:lang w:bidi="fa-IR"/>
+        </w:rPr>
+        <w:t>ی</w:t>
+      </w:r>
+      <w:r>
+        <w:rPr>
+          <w:rtl/>
+          <w:lang w:bidi="fa-IR"/>
+        </w:rPr>
+        <w:t xml:space="preserve"> واژگان</w:t>
+      </w:r>
+      <w:r>
+        <w:rPr>
+          <w:rFonts w:hint="cs"/>
+          <w:rtl/>
+          <w:lang w:bidi="fa-IR"/>
+        </w:rPr>
+        <w:t>ی</w:t>
+      </w:r>
+      <w:r>
+        <w:rPr>
+          <w:rtl/>
+          <w:lang w:bidi="fa-IR"/>
+        </w:rPr>
+        <w:t xml:space="preserve"> و موضوع</w:t>
+      </w:r>
+      <w:r>
+        <w:rPr>
+          <w:rFonts w:hint="cs"/>
+          <w:rtl/>
+          <w:lang w:bidi="fa-IR"/>
+        </w:rPr>
+        <w:t>ی</w:t>
+      </w:r>
+      <w:r>
+        <w:rPr>
+          <w:rtl/>
+          <w:lang w:bidi="fa-IR"/>
+        </w:rPr>
+        <w:t xml:space="preserve"> و تدو</w:t>
+      </w:r>
+      <w:r>
+        <w:rPr>
+          <w:rFonts w:hint="cs"/>
+          <w:rtl/>
+          <w:lang w:bidi="fa-IR"/>
+        </w:rPr>
+        <w:t>ین</w:t>
+      </w:r>
+      <w:r>
+        <w:rPr>
+          <w:rtl/>
+          <w:lang w:bidi="fa-IR"/>
+        </w:rPr>
+        <w:t xml:space="preserve"> نقشه‌راه سه‌افق</w:t>
+      </w:r>
+      <w:r>
+        <w:rPr>
+          <w:rFonts w:hint="cs"/>
+          <w:rtl/>
+          <w:lang w:bidi="fa-IR"/>
+        </w:rPr>
+        <w:t xml:space="preserve"> نزدیک، میانه، دور؛ در دوره 2013 الی 2023 هفت خوشه گزارش کند شامل: </w:t>
+      </w:r>
+      <w:r>
+        <w:rPr>
+          <w:rtl/>
+          <w:lang w:bidi="fa-IR"/>
+        </w:rPr>
+        <w:t>تجربه</w:t>
+      </w:r>
+      <w:r>
+        <w:rPr>
+          <w:rFonts w:ascii="Times New Roman" w:hAnsi="Times New Roman" w:cs="Times New Roman" w:hint="cs"/>
+          <w:rtl/>
+          <w:lang w:bidi="fa-IR"/>
+        </w:rPr>
+        <w:t xml:space="preserve">‌ی </w:t>
+      </w:r>
+      <w:r>
+        <w:rPr>
+          <w:rFonts w:hint="cs"/>
+          <w:rtl/>
+          <w:lang w:bidi="fa-IR"/>
+        </w:rPr>
+        <w:t>کاربر</w:t>
+      </w:r>
+      <w:r>
+        <w:rPr>
+          <w:rStyle w:val="FootnoteReference"/>
+          <w:rtl/>
+          <w:lang w:bidi="fa-IR"/>
+        </w:rPr>
+        <w:footnoteReference w:id="58"/>
+      </w:r>
+      <w:r>
+        <w:rPr>
+          <w:rtl/>
+          <w:lang w:bidi="fa-IR"/>
+        </w:rPr>
+        <w:t xml:space="preserve">، </w:t>
+      </w:r>
+      <w:r>
+        <w:rPr>
+          <w:rFonts w:hint="cs"/>
+          <w:rtl/>
+          <w:lang w:bidi="fa-IR"/>
+        </w:rPr>
+        <w:t>یکپارچه‌سازی</w:t>
+      </w:r>
+      <w:r>
+        <w:rPr>
+          <w:rtl/>
+          <w:lang w:bidi="fa-IR"/>
+        </w:rPr>
+        <w:t xml:space="preserve"> دستگاه‌ها</w:t>
+      </w:r>
+      <w:r>
+        <w:rPr>
+          <w:rStyle w:val="FootnoteReference"/>
+          <w:rtl/>
+          <w:lang w:bidi="fa-IR"/>
+        </w:rPr>
+        <w:footnoteReference w:id="59"/>
+      </w:r>
+      <w:r>
+        <w:rPr>
+          <w:rtl/>
+          <w:lang w:bidi="fa-IR"/>
+        </w:rPr>
+        <w:t>، مد</w:t>
+      </w:r>
+      <w:r>
+        <w:rPr>
+          <w:rFonts w:hint="cs"/>
+          <w:rtl/>
+          <w:lang w:bidi="fa-IR"/>
+        </w:rPr>
+        <w:t>یریت</w:t>
+      </w:r>
+      <w:r>
+        <w:rPr>
+          <w:rtl/>
+          <w:lang w:bidi="fa-IR"/>
+        </w:rPr>
+        <w:t xml:space="preserve"> اطلاعات محصول</w:t>
+      </w:r>
+      <w:r>
+        <w:rPr>
+          <w:rStyle w:val="FootnoteReference"/>
+          <w:rtl/>
+          <w:lang w:bidi="fa-IR"/>
+        </w:rPr>
+        <w:footnoteReference w:id="60"/>
+      </w:r>
+      <w:r>
+        <w:rPr>
+          <w:rtl/>
+          <w:lang w:bidi="fa-IR"/>
+        </w:rPr>
+        <w:t>، ز</w:t>
+      </w:r>
+      <w:r>
+        <w:rPr>
+          <w:rFonts w:hint="cs"/>
+          <w:rtl/>
+          <w:lang w:bidi="fa-IR"/>
+        </w:rPr>
+        <w:t>یرساخت</w:t>
+      </w:r>
+      <w:r>
+        <w:rPr>
+          <w:rtl/>
+          <w:lang w:bidi="fa-IR"/>
+        </w:rPr>
+        <w:t xml:space="preserve"> تجارت الکترون</w:t>
+      </w:r>
+      <w:r>
+        <w:rPr>
+          <w:rFonts w:hint="cs"/>
+          <w:rtl/>
+          <w:lang w:bidi="fa-IR"/>
+        </w:rPr>
+        <w:t>یک</w:t>
+      </w:r>
+      <w:r>
+        <w:rPr>
+          <w:rStyle w:val="FootnoteReference"/>
+          <w:rtl/>
+          <w:lang w:bidi="fa-IR"/>
+        </w:rPr>
+        <w:footnoteReference w:id="61"/>
+      </w:r>
+      <w:r>
+        <w:rPr>
+          <w:rtl/>
+          <w:lang w:bidi="fa-IR"/>
+        </w:rPr>
+        <w:t>، احراز هو</w:t>
+      </w:r>
+      <w:r>
+        <w:rPr>
+          <w:rFonts w:hint="cs"/>
+          <w:rtl/>
+          <w:lang w:bidi="fa-IR"/>
+        </w:rPr>
+        <w:t>یت</w:t>
+      </w:r>
+      <w:r>
+        <w:rPr>
+          <w:rtl/>
+          <w:lang w:bidi="fa-IR"/>
+        </w:rPr>
+        <w:t xml:space="preserve"> پ</w:t>
+      </w:r>
+      <w:r>
+        <w:rPr>
+          <w:rFonts w:hint="cs"/>
+          <w:rtl/>
+          <w:lang w:bidi="fa-IR"/>
+        </w:rPr>
+        <w:t>یشرفت</w:t>
+      </w:r>
+      <w:r>
+        <w:rPr>
+          <w:rFonts w:hint="cs"/>
+          <w:rtl/>
+          <w:lang w:bidi="fa-IR"/>
+        </w:rPr>
+        <w:t>ه</w:t>
+      </w:r>
+      <w:r>
+        <w:rPr>
+          <w:rStyle w:val="FootnoteReference"/>
+          <w:rtl/>
+          <w:lang w:bidi="fa-IR"/>
+        </w:rPr>
+        <w:footnoteReference w:id="62"/>
+      </w:r>
+      <w:r>
+        <w:rPr>
+          <w:rtl/>
+          <w:lang w:bidi="fa-IR"/>
+        </w:rPr>
+        <w:t>، راهکارها</w:t>
+      </w:r>
+      <w:r>
+        <w:rPr>
+          <w:rFonts w:hint="cs"/>
+          <w:rtl/>
+          <w:lang w:bidi="fa-IR"/>
+        </w:rPr>
+        <w:t>ی</w:t>
+      </w:r>
+      <w:r>
+        <w:rPr>
+          <w:rtl/>
+          <w:lang w:bidi="fa-IR"/>
+        </w:rPr>
+        <w:t xml:space="preserve"> ق</w:t>
+      </w:r>
+      <w:r>
+        <w:rPr>
+          <w:rFonts w:hint="cs"/>
+          <w:rtl/>
+          <w:lang w:bidi="fa-IR"/>
+        </w:rPr>
+        <w:t>یم</w:t>
+      </w:r>
+      <w:r>
+        <w:rPr>
+          <w:rtl/>
+          <w:lang w:bidi="fa-IR"/>
+        </w:rPr>
+        <w:t>ت‌گذار</w:t>
+      </w:r>
+      <w:r>
+        <w:rPr>
+          <w:rFonts w:hint="cs"/>
+          <w:rtl/>
+          <w:lang w:bidi="fa-IR"/>
+        </w:rPr>
+        <w:t>ی</w:t>
+      </w:r>
+      <w:r>
+        <w:rPr>
+          <w:rtl/>
+          <w:lang w:bidi="fa-IR"/>
+        </w:rPr>
+        <w:t xml:space="preserve"> و پرداخت</w:t>
+      </w:r>
+      <w:r>
+        <w:rPr>
+          <w:rStyle w:val="FootnoteReference"/>
+          <w:rtl/>
+          <w:lang w:bidi="fa-IR"/>
+        </w:rPr>
+        <w:footnoteReference w:id="63"/>
+      </w:r>
+      <w:r>
+        <w:rPr>
+          <w:rtl/>
+          <w:lang w:bidi="fa-IR"/>
+        </w:rPr>
+        <w:t>، توسع</w:t>
+      </w:r>
+      <w:r>
+        <w:rPr>
+          <w:rFonts w:hint="cs"/>
+          <w:rtl/>
+          <w:lang w:bidi="fa-IR"/>
+        </w:rPr>
+        <w:t xml:space="preserve">ه‌ی </w:t>
+      </w:r>
+      <w:r>
+        <w:rPr>
+          <w:rFonts w:hint="cs"/>
+          <w:rtl/>
+          <w:lang w:bidi="fa-IR"/>
+        </w:rPr>
+        <w:t>پلتفرم</w:t>
+      </w:r>
+      <w:r>
+        <w:rPr>
+          <w:rtl/>
+          <w:lang w:bidi="fa-IR"/>
+        </w:rPr>
+        <w:t xml:space="preserve"> </w:t>
+      </w:r>
+      <w:r>
+        <w:rPr>
+          <w:rFonts w:hint="cs"/>
+          <w:rtl/>
+          <w:lang w:bidi="fa-IR"/>
+        </w:rPr>
+        <w:t>و</w:t>
+      </w:r>
+      <w:r>
+        <w:rPr>
+          <w:rtl/>
+          <w:lang w:bidi="fa-IR"/>
+        </w:rPr>
+        <w:t xml:space="preserve"> </w:t>
+      </w:r>
+      <w:r>
+        <w:rPr>
+          <w:rFonts w:hint="cs"/>
+          <w:rtl/>
+          <w:lang w:bidi="fa-IR"/>
+        </w:rPr>
+        <w:t>بهینه‌سازی</w:t>
+      </w:r>
+      <w:r>
+        <w:rPr>
+          <w:rStyle w:val="FootnoteReference"/>
+          <w:rtl/>
+          <w:lang w:bidi="fa-IR"/>
+        </w:rPr>
+        <w:footnoteReference w:id="64"/>
+      </w:r>
+      <w:r>
+        <w:rPr>
+          <w:rtl/>
+          <w:lang w:bidi="fa-IR"/>
+        </w:rPr>
+        <w:t>.</w:t>
+      </w:r>
+      <w:r>
+        <w:rPr>
+          <w:lang w:bidi="fa-IR"/>
+        </w:rPr>
+        <w:t xml:space="preserve"> </w:t>
+      </w:r>
+      <w:r>
+        <w:rPr>
+          <w:rFonts w:hint="cs"/>
+          <w:rtl/>
+          <w:lang w:bidi="fa-IR"/>
+        </w:rPr>
+        <w:t xml:space="preserve"> گرچه در این پژوهش نیز محدودیت هایی از نظیر حساسیت نتایج به طراحی واژگان و پیش پردازش متنی و کیفیت پتنت‌های ورودی و همچنین فقدان برخی از نوآوری‌‌ها در متون پتنت وجود دارد. این مطالعه بسیار به روشی که در این پژوهش استفاده خواهیم کرد شباهت دارد با این تفاوت که ما تمامی پتنت ها از ابتدا تا 2024 را در یک دوره برسی کرده، و همچنین تمامی آن ها را به کار خواهیم برد.</w:t>
+      </w:r>
+    </w:p>
+    <w:p>
+      <w:pPr>
+        <w:rPr>
+          <w:rFonts w:hint="cs"/>
+          <w:rtl/>
+          <w:lang w:bidi="fa-IR"/>
+        </w:rPr>
+      </w:pPr>
+      <w:r>
+        <w:rPr>
+          <w:rFonts w:hint="cs"/>
+          <w:rtl/>
+          <w:lang w:bidi="fa-IR"/>
+        </w:rPr>
+        <w:t xml:space="preserve">در مطالعه‌ی دیگری که توسط سینق و همکاران صورت گرفته است </w:t>
+      </w:r>
+      <w:r>
+        <w:rPr>
+          <w:rtl/>
+          <w:lang w:bidi="fa-IR"/>
+        </w:rPr>
+        <w:fldChar w:fldCharType="begin"/>
+      </w:r>
+      <w:r>
+        <w:rPr>
+          <w:rtl/>
+          <w:lang w:bidi="fa-IR"/>
+        </w:rPr>
+        <w:instrText xml:space="preserve"> </w:instrText>
+      </w:r>
+      <w:r>
+        <w:rPr>
+          <w:lang w:bidi="fa-IR"/>
+        </w:rPr>
+        <w:instrText>ADDIN EN.CITE &lt;EndNote&gt;&lt;Cite&gt;&lt;Author&gt;Singh&lt;/Author&gt;&lt;Year&gt;2024&lt;/Year&gt;&lt;RecNum&gt;108&lt;/RecNum&gt;&lt;DisplayText&gt;(Singh et al., 2024)&lt;/DisplayText&gt;&lt;record&gt;&lt;rec-number&gt;108&lt;/rec-number&gt;&lt;foreign-keys&gt;&lt;key app="EN" db-id="fedrzzrekw0seces2d85e09w9a09t9dad5wp" timestamp</w:instrText>
+      </w:r>
+      <w:r>
+        <w:rPr>
+          <w:rtl/>
+          <w:lang w:bidi="fa-IR"/>
+        </w:rPr>
+        <w:instrText>="1756743586"&gt;108&lt;/</w:instrText>
+      </w:r>
+      <w:r>
+        <w:rPr>
+          <w:lang w:bidi="fa-IR"/>
+        </w:rPr>
+        <w:instrText>key&gt;&lt;/foreign-keys&gt;&lt;ref-type name="Journal Article"&gt;17&lt;/ref-type&gt;&lt;contributors&gt;&lt;authors&gt;&lt;author&gt;Singh, Shiwangi&lt;/author&gt;&lt;author&gt;Singh, Surabhi&lt;/author&gt;&lt;author&gt;Kraus, Sascha&lt;/author&gt;&lt;author&gt;Sharma, Anuj&lt;/author&gt;&lt;author&gt;Dhir, Sanjay&lt;/author&gt;&lt;/authors&gt;&lt;/contributors&gt;&lt;titles&gt;&lt;title&gt;Characterizing generative artificial intelligence applications: Text-mining-enabled technology roadmapping&lt;/title&gt;&lt;secondary-title&gt;Journal of Innovation &amp;amp; Knowledge&lt;/secondary-title&gt;&lt;/titles&gt;&lt;periodical&gt;&lt;full</w:instrText>
+      </w:r>
+      <w:r>
+        <w:rPr>
+          <w:rtl/>
+          <w:lang w:bidi="fa-IR"/>
+        </w:rPr>
+        <w:instrText>-</w:instrText>
+      </w:r>
+      <w:r>
+        <w:rPr>
+          <w:lang w:bidi="fa-IR"/>
+        </w:rPr>
+        <w:instrText>title&gt;Journal of Innovation &amp;amp; Knowledge&lt;/full-title&gt;&lt;/periodical&gt;&lt;pages&gt;100531&lt;/pages&gt;&lt;volume&gt;9&lt;/volume&gt;&lt;number&gt;3&lt;/number&gt;&lt;dates&gt;&lt;year&gt;2024&lt;/year&gt;&lt;/dates&gt;&lt;isbn&gt;2444-569X&lt;/isbn&gt;&lt;urls&gt;&lt;/urls&gt;&lt;/record&gt;&lt;/Cite&gt;&lt;/EndNote</w:instrText>
+      </w:r>
+      <w:r>
+        <w:rPr>
+          <w:rtl/>
+          <w:lang w:bidi="fa-IR"/>
+        </w:rPr>
+        <w:instrText>&gt;</w:instrText>
+      </w:r>
+      <w:r>
+        <w:rPr>
+          <w:rtl/>
+          <w:lang w:bidi="fa-IR"/>
+        </w:rPr>
+        <w:fldChar w:fldCharType="separate"/>
+      </w:r>
+      <w:r>
+        <w:rPr>
+          <w:noProof/>
+          <w:rtl/>
+          <w:lang w:bidi="fa-IR"/>
+        </w:rPr>
+        <w:t>(</w:t>
+      </w:r>
+      <w:r>
+        <w:rPr>
+          <w:noProof/>
+          <w:lang w:bidi="fa-IR"/>
+        </w:rPr>
+        <w:t>Singh et al., 2024</w:t>
+      </w:r>
+      <w:r>
+        <w:rPr>
+          <w:noProof/>
+          <w:rtl/>
+          <w:lang w:bidi="fa-IR"/>
+        </w:rPr>
+        <w:t>)</w:t>
+      </w:r>
+      <w:r>
+        <w:rPr>
+          <w:rtl/>
+          <w:lang w:bidi="fa-IR"/>
+        </w:rPr>
+        <w:fldChar w:fldCharType="end"/>
+      </w:r>
+      <w:r>
+        <w:rPr>
+          <w:lang w:bidi="fa-IR"/>
+        </w:rPr>
+        <w:t xml:space="preserve"> </w:t>
+      </w:r>
+      <w:r>
+        <w:rPr>
+          <w:rFonts w:hint="cs"/>
+          <w:rtl/>
+          <w:lang w:bidi="fa-IR"/>
+        </w:rPr>
+        <w:t xml:space="preserve"> که در جهت شناسایی حوزه‌های کاربردی هوش مولد</w:t>
+      </w:r>
+      <w:r>
+        <w:rPr>
+          <w:rStyle w:val="FootnoteReference"/>
+          <w:rtl/>
+          <w:lang w:bidi="fa-IR"/>
+        </w:rPr>
+        <w:footnoteReference w:id="65"/>
+      </w:r>
+      <w:r>
+        <w:rPr>
+          <w:rFonts w:hint="cs"/>
+          <w:rtl/>
+          <w:lang w:bidi="fa-IR"/>
+        </w:rPr>
+        <w:t xml:space="preserve"> و تدوین نقشه راه فناوری برای افق های نزدیک، میانه و دور صورت گرفته است، از مدل سازی موضوعی ساختاری</w:t>
+      </w:r>
+      <w:r>
+        <w:rPr>
+          <w:rStyle w:val="FootnoteReference"/>
+          <w:rtl/>
+          <w:lang w:bidi="fa-IR"/>
+        </w:rPr>
+        <w:footnoteReference w:id="66"/>
+      </w:r>
+      <w:r>
+        <w:rPr>
+          <w:rFonts w:hint="cs"/>
+          <w:rtl/>
+          <w:lang w:bidi="fa-IR"/>
+        </w:rPr>
+        <w:t xml:space="preserve"> برای تحلیل داده های پتنت و کشف الگو های پنهان و شبکه‌ی هم‌بستگی موضوعات در بدنه‌ی پتنت ها استفاده شده‌است. داده هایی که به عنوان ورودی استفاده شده‌است شامل 2398 پتنت منتشر شده در بازه 2017 الی 2023 می‌باشد. نتیجه‌ی این مطالعه شناسایی 6 حوزه کاربردی و کلیدی و سهم نسبی هر کدام بود. امنیت مالی-اطلاعاتی </w:t>
+      </w:r>
+      <w:r>
+        <w:rPr>
+          <w:rFonts w:hint="cs"/>
+          <w:rtl/>
+          <w:lang w:bidi="fa-IR"/>
+        </w:rPr>
+        <w:lastRenderedPageBreak/>
+        <w:t>22.28%، تولید و پردازش تصویر 21.7%، سامانه‌</w:t>
+      </w:r>
+      <w:r>
+        <w:rPr>
           <w:rFonts w:hint="cs"/>
           <w:i/>
           <w:iCs/>
           <w:rtl/>
           <w:lang w:bidi="fa-IR"/>
         </w:rPr>
-      </w:pPr>
-      <w:r>
-        <w:rPr>
-          <w:rFonts w:hint="cs"/>
-          <w:rtl/>
-          <w:lang w:bidi="fa-IR"/>
-        </w:rPr>
-        <w:t xml:space="preserve">بومان و همکاران </w:t>
-      </w:r>
-      <w:r>
-        <w:rPr>
-          <w:rtl/>
-          <w:lang w:bidi="fa-IR"/>
-        </w:rPr>
-        <w:fldChar w:fldCharType="begin"/>
-      </w:r>
-      <w:r>
-        <w:rPr>
-          <w:rtl/>
-          <w:lang w:bidi="fa-IR"/>
-        </w:rPr>
-        <w:instrText xml:space="preserve"> </w:instrText>
-      </w:r>
-      <w:r>
-        <w:rPr>
-          <w:lang w:bidi="fa-IR"/>
-        </w:rPr>
-        <w:instrText>ADDIN EN.CITE &lt;EndNote&gt;&lt;Cite&gt;&lt;Author&gt;Baumann&lt;/Author&gt;&lt;Year&gt;2021&lt;/Year&gt;&lt;RecNum&gt;104&lt;/RecNum&gt;&lt;DisplayText&gt;(Baumann et al., 2021)&lt;/DisplayText&gt;&lt;record&gt;&lt;rec-number&gt;104&lt;/rec-number&gt;&lt;foreign-keys&gt;&lt;key app="EN" db-id="fedrzzrekw0seces2d85e09w9a09t9dad5wp" timestamp="1756398764"&gt;104&lt;/key&gt;&lt;/foreign-keys&gt;&lt;ref-type name="Journal Article"&gt;17&lt;/ref-type&gt;&lt;contributors&gt;&lt;authors&gt;&lt;author&gt;Baumann, Manuel&lt;/author&gt;&lt;author&gt;Domnik, Tobias&lt;/author&gt;&lt;author&gt;Haase, Martina&lt;/author&gt;&lt;author&gt;Wulf, Christina&lt;/author&gt;&lt;author&gt;Emmerich, Philip&lt;/author&gt;&lt;author&gt;Rösch, Christine&lt;/author&gt;&lt;author&gt;Zapp, Petra&lt;/author&gt;&lt;author&gt;Naegler, Tobias&lt;/author&gt;&lt;author&gt;Weil, Marcel&lt;/author&gt;&lt;/authors&gt;&lt;/contributors&gt;&lt;titles&gt;&lt;title&gt;Comparative patent analysis for the identification of global research trends for the case of battery storage, hydrogen and bioenergy&lt;/title&gt;&lt;secondary-title&gt;Technological forecasting and social change&lt;/secondary-title&gt;&lt;/titles&gt;&lt;periodical&gt;&lt;full-title&gt;Technological Forecasting and Social Change&lt;/full-title&gt;&lt;/periodical&gt;&lt;pages&gt;120505</w:instrText>
-      </w:r>
-      <w:r>
-        <w:rPr>
-          <w:rtl/>
-          <w:lang w:bidi="fa-IR"/>
-        </w:rPr>
-        <w:instrText>&lt;/</w:instrText>
-      </w:r>
-      <w:r>
-        <w:rPr>
-          <w:lang w:bidi="fa-IR"/>
-        </w:rPr>
-        <w:instrText>pages&gt;&lt;volume&gt;165&lt;/volume&gt;&lt;dates&gt;&lt;year&gt;2021&lt;/year&gt;&lt;/dates&gt;&lt;isbn&gt;0040-1625&lt;/isbn&gt;&lt;urls&gt;&lt;/urls&gt;&lt;/record&gt;&lt;/Cite&gt;&lt;/EndNote</w:instrText>
-      </w:r>
-      <w:r>
-        <w:rPr>
-          <w:rtl/>
-          <w:lang w:bidi="fa-IR"/>
-        </w:rPr>
-        <w:instrText>&gt;</w:instrText>
-      </w:r>
-      <w:r>
-        <w:rPr>
-          <w:rtl/>
-          <w:lang w:bidi="fa-IR"/>
-        </w:rPr>
-        <w:fldChar w:fldCharType="separate"/>
-      </w:r>
-      <w:r>
-        <w:rPr>
-          <w:noProof/>
-          <w:rtl/>
-          <w:lang w:bidi="fa-IR"/>
-        </w:rPr>
-        <w:t>(</w:t>
-      </w:r>
-      <w:r>
-        <w:rPr>
-          <w:noProof/>
-          <w:lang w:bidi="fa-IR"/>
-        </w:rPr>
-        <w:t>Baumann et al., 2021</w:t>
-      </w:r>
-      <w:r>
-        <w:rPr>
-          <w:noProof/>
-          <w:rtl/>
-          <w:lang w:bidi="fa-IR"/>
-        </w:rPr>
-        <w:t>)</w:t>
-      </w:r>
-      <w:r>
-        <w:rPr>
-          <w:rtl/>
-          <w:lang w:bidi="fa-IR"/>
-        </w:rPr>
-        <w:fldChar w:fldCharType="end"/>
-      </w:r>
-      <w:r>
-        <w:rPr>
-          <w:rFonts w:hint="cs"/>
-          <w:rtl/>
-          <w:lang w:bidi="fa-IR"/>
-        </w:rPr>
-        <w:t xml:space="preserve"> در جهت تببین چارچوبی برای روش‌شناختی پتنت با اتکا به داده های موجود در پایگاه </w:t>
-      </w:r>
-      <w:r>
-        <w:rPr>
-          <w:rStyle w:val="FootnoteReference"/>
-          <w:rtl/>
-          <w:lang w:bidi="fa-IR"/>
-        </w:rPr>
-        <w:footnoteReference w:id="44"/>
-      </w:r>
-      <w:r>
-        <w:rPr>
-          <w:lang w:bidi="fa-IR"/>
-        </w:rPr>
-        <w:t>EPO-OPS</w:t>
-      </w:r>
-      <w:r>
-        <w:rPr>
-          <w:rFonts w:hint="cs"/>
-          <w:rtl/>
-          <w:lang w:bidi="fa-IR"/>
-        </w:rPr>
-        <w:t xml:space="preserve"> و ترکیب کلید‌واژها و طبقات </w:t>
-      </w:r>
-      <w:r>
-        <w:rPr>
-          <w:lang w:bidi="fa-IR"/>
-        </w:rPr>
-        <w:t>CPC</w:t>
-      </w:r>
-      <w:r>
-        <w:rPr>
-          <w:rStyle w:val="FootnoteReference"/>
-          <w:lang w:bidi="fa-IR"/>
-        </w:rPr>
-        <w:footnoteReference w:id="45"/>
-      </w:r>
-      <w:r>
-        <w:rPr>
-          <w:rFonts w:hint="cs"/>
-          <w:rtl/>
-          <w:lang w:bidi="fa-IR"/>
-        </w:rPr>
-        <w:t>، روند نوآوری را در سه حوزه انرژی شامل باتری لیتیومی</w:t>
-      </w:r>
-      <w:r>
-        <w:rPr>
-          <w:rStyle w:val="FootnoteReference"/>
-          <w:rtl/>
-          <w:lang w:bidi="fa-IR"/>
-        </w:rPr>
-        <w:footnoteReference w:id="46"/>
-      </w:r>
-      <w:r>
-        <w:rPr>
-          <w:rFonts w:hint="cs"/>
-          <w:rtl/>
-          <w:lang w:bidi="fa-IR"/>
-        </w:rPr>
-        <w:t>، الکترولیز قلیایی هیدروژن</w:t>
-      </w:r>
-      <w:r>
-        <w:rPr>
-          <w:rStyle w:val="FootnoteReference"/>
-          <w:rtl/>
-          <w:lang w:bidi="fa-IR"/>
-        </w:rPr>
-        <w:footnoteReference w:id="47"/>
-      </w:r>
-      <w:r>
-        <w:rPr>
-          <w:rFonts w:hint="cs"/>
-          <w:rtl/>
-          <w:lang w:bidi="fa-IR"/>
-        </w:rPr>
-        <w:t xml:space="preserve"> و زیست انرژی</w:t>
-      </w:r>
-      <w:r>
-        <w:rPr>
-          <w:rStyle w:val="FootnoteReference"/>
-          <w:rtl/>
-          <w:lang w:bidi="fa-IR"/>
-        </w:rPr>
-        <w:footnoteReference w:id="48"/>
-      </w:r>
-      <w:r>
-        <w:rPr>
-          <w:rFonts w:hint="cs"/>
-          <w:rtl/>
-          <w:lang w:bidi="fa-IR"/>
-        </w:rPr>
-        <w:t xml:space="preserve"> در بازه‌ی 1995 الی 2018 بررسی نموده‌‌اند. سنجه های اصلی این پژوهش تعداد پتنت، شدت پتنت نرمال شده با </w:t>
-      </w:r>
-      <w:r>
-        <w:rPr>
-          <w:lang w:bidi="fa-IR"/>
-        </w:rPr>
-        <w:t>GDP-PPP</w:t>
-      </w:r>
-      <w:r>
-        <w:rPr>
-          <w:rStyle w:val="FootnoteReference"/>
-          <w:lang w:bidi="fa-IR"/>
-        </w:rPr>
-        <w:footnoteReference w:id="49"/>
-      </w:r>
-      <w:r>
-        <w:rPr>
-          <w:rFonts w:hint="cs"/>
-          <w:rtl/>
-          <w:lang w:bidi="fa-IR"/>
-        </w:rPr>
-        <w:t xml:space="preserve"> و اندازه خانواده پتنت</w:t>
-      </w:r>
-      <w:r>
-        <w:rPr>
-          <w:rStyle w:val="FootnoteReference"/>
-          <w:rtl/>
-          <w:lang w:bidi="fa-IR"/>
-        </w:rPr>
-        <w:footnoteReference w:id="50"/>
-      </w:r>
-      <w:r>
-        <w:rPr>
-          <w:rFonts w:hint="cs"/>
-          <w:rtl/>
-          <w:lang w:bidi="fa-IR"/>
-        </w:rPr>
-        <w:t xml:space="preserve"> است. در ادامه با ایده‌ی چرخه عمر فناوری </w:t>
-      </w:r>
-      <w:r>
-        <w:rPr>
-          <w:rFonts w:hint="cs"/>
-          <w:rtl/>
-          <w:lang w:bidi="fa-IR"/>
-        </w:rPr>
-        <w:lastRenderedPageBreak/>
-        <w:t>نوسان های زمانی را تفسیر نموده‌‌اند، به این معنی که بر اساس فراوانی های پتنت ها در سال های مختلف سعی در تفسیر چرخه ی عمر فناوری داشته‌اند. نتیجه ی این پژوهش نشان می‌دهد که ژاپن در باتری های لیتیوم-یون و الکترولیز قلیایی هیدروژن بسیار فعال است، چین در زیست انرژی پیشتاز بوده و المان با وجود شدت بالای حجم پتنت‌های موجود از این کشور ها عقب تر است. این موضوع نشان میدهد که صرفا شمارش تعداد پتنت‌های ثبت شده معیار کافی نیست و باید شاخص ها در کنار واقعیت های بازار و سیاست گذاری قرار بگیرند. همچنین به گفته‌ی نویسندگان پژوهش پتنت‌ها نمی‌توانند نمایه‌ی کامل نوآوری باشند و از جهت حساسیت به قواعد جستجو و عدم ثبت تمامی اختراعات و پیشبرد ها به عنوان پتنت و همچنین نسبت دهی های جغرافیایی محدودیت هایی نیز در خود دارند. ما در این پژوهش با منطق موجود و اما با داده های به روز تر به کار می‌گیریم و علاوه بر شاخص های کمی، خوشه بندی معنایی متن پتنت ها و تحلیل کلاستر‌های به دست آمده بر اساس فراوانی تجمعی و مشخص نمودن چرخه عمر هر کدام از این کلاستر ها نقشه‌ی راه فناوری در حوزه خودروهای برقی را ترسیم می‌کنیم.</w:t>
+        <w:t>‌</w:t>
+      </w:r>
+      <w:r>
+        <w:rPr>
+          <w:rFonts w:hint="cs"/>
+          <w:rtl/>
+          <w:lang w:bidi="fa-IR"/>
+        </w:rPr>
+        <w:t xml:space="preserve">‌های سایبر- فیزیکی 14.3%، کاربردهای پزشکی 14.6%،عامل‌های مکالمه‌ای 13.9% و شناسایی و تشخیص شی 12.7%. برای هر کدام از این حوزه ها نقشه راه سه افق ارائه شده است و اصطلاحات نوظهور نیز معرفی گردیده. هر چند در این پژوهش محدودیت هایی نیز به چشم میخورد زیرا اتکا به پتنت‌های منتشر شده می‌تواند نوآوری‌های ثبت نشده را پوشش ندهد. همچنین نتایج به طراحی واژگان و پیش پردازش متن نیز حساس است. همچنین </w:t>
+      </w:r>
+      <w:r>
+        <w:rPr>
+          <w:lang w:bidi="fa-IR"/>
+        </w:rPr>
+        <w:t>STM</w:t>
+      </w:r>
+      <w:r>
+        <w:rPr>
+          <w:rFonts w:hint="cs"/>
+          <w:rtl/>
+          <w:lang w:bidi="fa-IR"/>
+        </w:rPr>
+        <w:t xml:space="preserve"> نیازمند تعبیر خبرگی برای نام‌گذاری دقیق خوشه‌هاست و مطالعه اعتبارسنجی میدانی انجام نمی‌دهد.</w:t>
       </w:r>
     </w:p>
     <w:p>
@@ -47494,14 +49632,6 @@
     <w:p>
       <w:pPr>
         <w:rPr>
-          <w:rtl/>
-        </w:rPr>
-      </w:pPr>
-    </w:p>
-    <w:p>
-      <w:pPr>
-        <w:rPr>
-          <w:rFonts w:hint="cs"/>
           <w:rtl/>
           <w:lang w:bidi="fa-IR"/>
         </w:rPr>
@@ -47855,7 +49985,7 @@
             <w:pPr>
               <w:jc w:val="center"/>
               <w:rPr>
-                <w:rFonts w:cs="B Mitra" w:hint="cs"/>
+                <w:rFonts w:cs="B Mitra"/>
                 <w:b/>
                 <w:bCs/>
                 <w:sz w:val="28"/>
@@ -48178,6 +50308,1270 @@
                 <w:rtl/>
               </w:rPr>
             </w:pPr>
+            <w:r>
+              <w:rPr>
+                <w:rFonts w:cs="B Mitra" w:hint="cs"/>
+                <w:sz w:val="24"/>
+                <w:szCs w:val="24"/>
+                <w:rtl/>
+              </w:rPr>
+              <w:t>2024</w:t>
+            </w:r>
+          </w:p>
+        </w:tc>
+        <w:tc>
+          <w:tcPr>
+            <w:tcW w:w="2552" w:type="dxa"/>
+          </w:tcPr>
+          <w:p>
+            <w:pPr>
+              <w:jc w:val="center"/>
+              <w:rPr>
+                <w:rFonts w:cs="B Mitra"/>
+                <w:sz w:val="24"/>
+                <w:szCs w:val="24"/>
+                <w:rtl/>
+              </w:rPr>
+            </w:pPr>
+            <w:r>
+              <w:rPr>
+                <w:rFonts w:cs="B Mitra"/>
+                <w:sz w:val="24"/>
+                <w:szCs w:val="24"/>
+                <w:rtl/>
+              </w:rPr>
+              <w:t>تحل</w:t>
+            </w:r>
+            <w:r>
+              <w:rPr>
+                <w:rFonts w:cs="B Mitra" w:hint="cs"/>
+                <w:sz w:val="24"/>
+                <w:szCs w:val="24"/>
+                <w:rtl/>
+              </w:rPr>
+              <w:t>یل</w:t>
+            </w:r>
+            <w:r>
+              <w:rPr>
+                <w:rFonts w:cs="B Mitra"/>
+                <w:sz w:val="24"/>
+                <w:szCs w:val="24"/>
+                <w:rtl/>
+              </w:rPr>
+              <w:t xml:space="preserve"> مس</w:t>
+            </w:r>
+            <w:r>
+              <w:rPr>
+                <w:rFonts w:cs="B Mitra" w:hint="cs"/>
+                <w:sz w:val="24"/>
+                <w:szCs w:val="24"/>
+                <w:rtl/>
+              </w:rPr>
+              <w:t>یر</w:t>
+            </w:r>
+            <w:r>
+              <w:rPr>
+                <w:rFonts w:cs="B Mitra"/>
+                <w:sz w:val="24"/>
+                <w:szCs w:val="24"/>
+                <w:rtl/>
+              </w:rPr>
+              <w:t xml:space="preserve"> فناور</w:t>
+            </w:r>
+            <w:r>
+              <w:rPr>
+                <w:rFonts w:cs="B Mitra" w:hint="cs"/>
+                <w:sz w:val="24"/>
+                <w:szCs w:val="24"/>
+                <w:rtl/>
+              </w:rPr>
+              <w:t>ی</w:t>
+            </w:r>
+            <w:r>
+              <w:rPr>
+                <w:rFonts w:cs="B Mitra" w:hint="cs"/>
+                <w:sz w:val="24"/>
+                <w:szCs w:val="24"/>
+                <w:rtl/>
+              </w:rPr>
+              <w:t xml:space="preserve"> </w:t>
+            </w:r>
+            <w:r>
+              <w:rPr>
+                <w:rFonts w:cs="B Mitra"/>
+                <w:sz w:val="24"/>
+                <w:szCs w:val="24"/>
+                <w:rtl/>
+              </w:rPr>
+              <w:t>در ساخت باتر</w:t>
+            </w:r>
+            <w:r>
+              <w:rPr>
+                <w:rFonts w:cs="B Mitra" w:hint="cs"/>
+                <w:sz w:val="24"/>
+                <w:szCs w:val="24"/>
+                <w:rtl/>
+              </w:rPr>
+              <w:t>ی</w:t>
+            </w:r>
+            <w:r>
+              <w:rPr>
+                <w:rFonts w:cs="B Mitra"/>
+                <w:sz w:val="24"/>
+                <w:szCs w:val="24"/>
+                <w:rtl/>
+              </w:rPr>
+              <w:t xml:space="preserve"> ل</w:t>
+            </w:r>
+            <w:r>
+              <w:rPr>
+                <w:rFonts w:cs="B Mitra" w:hint="cs"/>
+                <w:sz w:val="24"/>
+                <w:szCs w:val="24"/>
+                <w:rtl/>
+              </w:rPr>
+              <w:t>یتیومی</w:t>
+            </w:r>
+            <w:r>
+              <w:rPr>
+                <w:rFonts w:cs="B Mitra" w:hint="cs"/>
+                <w:sz w:val="24"/>
+                <w:szCs w:val="24"/>
+                <w:rtl/>
+              </w:rPr>
+              <w:t xml:space="preserve"> </w:t>
+            </w:r>
+            <w:r>
+              <w:rPr>
+                <w:rFonts w:cs="B Mitra"/>
+                <w:sz w:val="24"/>
+                <w:szCs w:val="24"/>
+                <w:rtl/>
+              </w:rPr>
+              <w:t>با تک</w:t>
+            </w:r>
+            <w:r>
+              <w:rPr>
+                <w:rFonts w:cs="B Mitra" w:hint="cs"/>
+                <w:sz w:val="24"/>
+                <w:szCs w:val="24"/>
+                <w:rtl/>
+              </w:rPr>
+              <w:t>یه</w:t>
+            </w:r>
+            <w:r>
+              <w:rPr>
+                <w:rFonts w:cs="B Mitra"/>
+                <w:sz w:val="24"/>
+                <w:szCs w:val="24"/>
+                <w:rtl/>
+              </w:rPr>
+              <w:t xml:space="preserve"> بر متن ادعاها</w:t>
+            </w:r>
+            <w:r>
+              <w:rPr>
+                <w:rFonts w:cs="B Mitra" w:hint="cs"/>
+                <w:sz w:val="24"/>
+                <w:szCs w:val="24"/>
+                <w:rtl/>
+              </w:rPr>
+              <w:t>ی</w:t>
+            </w:r>
+            <w:r>
+              <w:rPr>
+                <w:rFonts w:cs="B Mitra"/>
+                <w:sz w:val="24"/>
+                <w:szCs w:val="24"/>
+                <w:rtl/>
+              </w:rPr>
+              <w:t xml:space="preserve"> پتنت</w:t>
+            </w:r>
+            <w:r>
+              <w:rPr>
+                <w:rFonts w:cs="B Mitra" w:hint="cs"/>
+                <w:sz w:val="24"/>
+                <w:szCs w:val="24"/>
+                <w:rtl/>
+              </w:rPr>
+              <w:t xml:space="preserve"> </w:t>
+            </w:r>
+            <w:r>
+              <w:rPr>
+                <w:rFonts w:cs="B Mitra"/>
+                <w:sz w:val="24"/>
+                <w:szCs w:val="24"/>
+                <w:rtl/>
+              </w:rPr>
+              <w:t>و استخراج شاخص‌ها</w:t>
+            </w:r>
+            <w:r>
+              <w:rPr>
+                <w:rFonts w:cs="B Mitra" w:hint="cs"/>
+                <w:sz w:val="24"/>
+                <w:szCs w:val="24"/>
+                <w:rtl/>
+              </w:rPr>
+              <w:t>ی</w:t>
+            </w:r>
+            <w:r>
+              <w:rPr>
+                <w:rFonts w:cs="B Mitra"/>
+                <w:sz w:val="24"/>
+                <w:szCs w:val="24"/>
+                <w:rtl/>
+              </w:rPr>
+              <w:t xml:space="preserve"> مس</w:t>
+            </w:r>
+            <w:r>
+              <w:rPr>
+                <w:rFonts w:cs="B Mitra" w:hint="cs"/>
+                <w:sz w:val="24"/>
+                <w:szCs w:val="24"/>
+                <w:rtl/>
+              </w:rPr>
+              <w:t>یر</w:t>
+            </w:r>
+            <w:r>
+              <w:rPr>
+                <w:rFonts w:cs="B Mitra"/>
+                <w:sz w:val="24"/>
+                <w:szCs w:val="24"/>
+                <w:rtl/>
+              </w:rPr>
+              <w:t xml:space="preserve"> و پ</w:t>
+            </w:r>
+            <w:r>
+              <w:rPr>
+                <w:rFonts w:cs="B Mitra" w:hint="cs"/>
+                <w:sz w:val="24"/>
+                <w:szCs w:val="24"/>
+                <w:rtl/>
+              </w:rPr>
+              <w:t>یوندهای</w:t>
+            </w:r>
+            <w:r>
+              <w:rPr>
+                <w:rFonts w:cs="B Mitra"/>
+                <w:sz w:val="24"/>
+                <w:szCs w:val="24"/>
+                <w:rtl/>
+              </w:rPr>
+              <w:t xml:space="preserve"> ب</w:t>
+            </w:r>
+            <w:r>
+              <w:rPr>
+                <w:rFonts w:cs="B Mitra" w:hint="cs"/>
+                <w:sz w:val="24"/>
+                <w:szCs w:val="24"/>
+                <w:rtl/>
+              </w:rPr>
+              <w:t>ین‌فناوری</w:t>
+            </w:r>
+            <w:r>
+              <w:rPr>
+                <w:rFonts w:cs="B Mitra" w:hint="cs"/>
+                <w:sz w:val="24"/>
+                <w:szCs w:val="24"/>
+                <w:rtl/>
+              </w:rPr>
+              <w:t>.</w:t>
+            </w:r>
+          </w:p>
+        </w:tc>
+        <w:tc>
+          <w:tcPr>
+            <w:tcW w:w="2835" w:type="dxa"/>
+          </w:tcPr>
+          <w:p>
+            <w:pPr>
+              <w:jc w:val="center"/>
+              <w:rPr>
+                <w:rFonts w:cs="B Mitra"/>
+                <w:sz w:val="24"/>
+                <w:szCs w:val="24"/>
+                <w:rtl/>
+              </w:rPr>
+            </w:pPr>
+            <w:r>
+              <w:rPr>
+                <w:rFonts w:cs="B Mitra"/>
+                <w:sz w:val="24"/>
+                <w:szCs w:val="24"/>
+                <w:rtl/>
+              </w:rPr>
+              <w:t>تب</w:t>
+            </w:r>
+            <w:r>
+              <w:rPr>
+                <w:rFonts w:cs="B Mitra" w:hint="cs"/>
+                <w:sz w:val="24"/>
+                <w:szCs w:val="24"/>
+                <w:rtl/>
+              </w:rPr>
+              <w:t>یین</w:t>
+            </w:r>
+            <w:r>
+              <w:rPr>
+                <w:rFonts w:cs="B Mitra"/>
+                <w:sz w:val="24"/>
+                <w:szCs w:val="24"/>
+                <w:rtl/>
+              </w:rPr>
+              <w:t xml:space="preserve"> نقش ادعاها</w:t>
+            </w:r>
+            <w:r>
+              <w:rPr>
+                <w:rFonts w:cs="B Mitra" w:hint="cs"/>
+                <w:sz w:val="24"/>
+                <w:szCs w:val="24"/>
+                <w:rtl/>
+              </w:rPr>
+              <w:t>ی</w:t>
+            </w:r>
+            <w:r>
+              <w:rPr>
+                <w:rFonts w:cs="B Mitra"/>
+                <w:sz w:val="24"/>
+                <w:szCs w:val="24"/>
+                <w:rtl/>
+              </w:rPr>
+              <w:t xml:space="preserve"> پتنت در فهم مس</w:t>
+            </w:r>
+            <w:r>
+              <w:rPr>
+                <w:rFonts w:cs="B Mitra" w:hint="cs"/>
+                <w:sz w:val="24"/>
+                <w:szCs w:val="24"/>
+                <w:rtl/>
+              </w:rPr>
+              <w:t>یر</w:t>
+            </w:r>
+            <w:r>
+              <w:rPr>
+                <w:rFonts w:cs="B Mitra"/>
+                <w:sz w:val="24"/>
+                <w:szCs w:val="24"/>
+                <w:rtl/>
+              </w:rPr>
+              <w:t xml:space="preserve"> فناور</w:t>
+            </w:r>
+            <w:r>
+              <w:rPr>
+                <w:rFonts w:cs="B Mitra" w:hint="cs"/>
+                <w:sz w:val="24"/>
+                <w:szCs w:val="24"/>
+                <w:rtl/>
+              </w:rPr>
+              <w:t>ی</w:t>
+            </w:r>
+            <w:r>
+              <w:rPr>
+                <w:rFonts w:cs="B Mitra" w:hint="cs"/>
+                <w:sz w:val="24"/>
+                <w:szCs w:val="24"/>
+                <w:rtl/>
+              </w:rPr>
+              <w:t xml:space="preserve"> و طراحی </w:t>
+            </w:r>
+            <w:r>
+              <w:rPr>
+                <w:rFonts w:cs="B Mitra"/>
+                <w:sz w:val="24"/>
+                <w:szCs w:val="24"/>
+                <w:rtl/>
+              </w:rPr>
+              <w:t>سازوکار توجه نوع و وابستگ</w:t>
+            </w:r>
+            <w:r>
+              <w:rPr>
+                <w:rFonts w:cs="B Mitra" w:hint="cs"/>
+                <w:sz w:val="24"/>
+                <w:szCs w:val="24"/>
+                <w:rtl/>
+              </w:rPr>
+              <w:t>ی</w:t>
+            </w:r>
+            <w:r>
+              <w:rPr>
+                <w:rFonts w:cs="B Mitra"/>
+                <w:sz w:val="24"/>
+                <w:szCs w:val="24"/>
+                <w:rtl/>
+              </w:rPr>
+              <w:t xml:space="preserve"> ادعا</w:t>
+            </w:r>
+            <w:r>
+              <w:rPr>
+                <w:rFonts w:cs="B Mitra" w:hint="cs"/>
+                <w:sz w:val="24"/>
+                <w:szCs w:val="24"/>
+                <w:rtl/>
+              </w:rPr>
+              <w:t xml:space="preserve"> بر پایه نوع ادعا و روابط وابستگی بین ادعاها./ تعریف دو شاخص ضریب توسعه فناوری و همبستگی فناوری برای پایش رشد و ارتباط میان زیر بخش ها. </w:t>
+            </w:r>
+            <w:r>
+              <w:rPr>
+                <w:rFonts w:cs="B Mitra"/>
+                <w:sz w:val="24"/>
+                <w:szCs w:val="24"/>
+                <w:rtl/>
+              </w:rPr>
+              <w:t xml:space="preserve">گاشت مسیرها با اتکا به الگوی ادعاها و وابستگی‌هایشان در مجموعه </w:t>
+            </w:r>
+            <w:r>
+              <w:rPr>
+                <w:rFonts w:cs="B Mitra" w:hint="cs"/>
+                <w:sz w:val="24"/>
+                <w:szCs w:val="24"/>
+                <w:rtl/>
+              </w:rPr>
+              <w:t>پتنت‌های</w:t>
+            </w:r>
+            <w:r>
+              <w:rPr>
+                <w:rFonts w:cs="B Mitra"/>
+                <w:sz w:val="24"/>
+                <w:szCs w:val="24"/>
+                <w:rtl/>
+              </w:rPr>
+              <w:t xml:space="preserve"> </w:t>
+            </w:r>
+            <w:r>
+              <w:rPr>
+                <w:rFonts w:cs="B Mitra" w:hint="cs"/>
+                <w:sz w:val="24"/>
+                <w:szCs w:val="24"/>
+                <w:rtl/>
+              </w:rPr>
+              <w:t>حوزه</w:t>
+            </w:r>
+            <w:r>
+              <w:rPr>
+                <w:rFonts w:cs="B Mitra"/>
+                <w:sz w:val="24"/>
+                <w:szCs w:val="24"/>
+                <w:rtl/>
+              </w:rPr>
+              <w:t xml:space="preserve"> </w:t>
+            </w:r>
+            <w:r>
+              <w:rPr>
+                <w:rFonts w:cs="B Mitra" w:hint="cs"/>
+                <w:sz w:val="24"/>
+                <w:szCs w:val="24"/>
+                <w:rtl/>
+              </w:rPr>
+              <w:t>ساخت</w:t>
+            </w:r>
+            <w:r>
+              <w:rPr>
+                <w:rFonts w:cs="B Mitra"/>
+                <w:sz w:val="24"/>
+                <w:szCs w:val="24"/>
+                <w:rtl/>
+              </w:rPr>
+              <w:t xml:space="preserve"> </w:t>
+            </w:r>
+            <w:r>
+              <w:rPr>
+                <w:rFonts w:cs="B Mitra" w:hint="cs"/>
+                <w:sz w:val="24"/>
+                <w:szCs w:val="24"/>
+                <w:rtl/>
+              </w:rPr>
+              <w:t>باتری</w:t>
+            </w:r>
+            <w:r>
+              <w:rPr>
+                <w:rFonts w:cs="B Mitra"/>
+                <w:sz w:val="24"/>
+                <w:szCs w:val="24"/>
+                <w:lang w:val="en-US"/>
+              </w:rPr>
+              <w:t>.</w:t>
+            </w:r>
+          </w:p>
+        </w:tc>
+        <w:tc>
+          <w:tcPr>
+            <w:tcW w:w="2972" w:type="dxa"/>
+          </w:tcPr>
+          <w:p>
+            <w:pPr>
+              <w:jc w:val="center"/>
+              <w:rPr>
+                <w:rFonts w:cs="B Mitra"/>
+                <w:sz w:val="24"/>
+                <w:szCs w:val="24"/>
+                <w:rtl/>
+              </w:rPr>
+            </w:pPr>
+            <w:r>
+              <w:rPr>
+                <w:rFonts w:cs="B Mitra"/>
+                <w:sz w:val="24"/>
+                <w:szCs w:val="24"/>
+                <w:rtl/>
+              </w:rPr>
+              <w:t>مس</w:t>
+            </w:r>
+            <w:r>
+              <w:rPr>
+                <w:rFonts w:cs="B Mitra" w:hint="cs"/>
+                <w:sz w:val="24"/>
+                <w:szCs w:val="24"/>
+                <w:rtl/>
+              </w:rPr>
+              <w:t>یر</w:t>
+            </w:r>
+            <w:r>
+              <w:rPr>
+                <w:rFonts w:cs="B Mitra"/>
+                <w:sz w:val="24"/>
+                <w:szCs w:val="24"/>
+                <w:rtl/>
+              </w:rPr>
+              <w:t xml:space="preserve"> </w:t>
+            </w:r>
+            <w:r>
+              <w:rPr>
+                <w:rFonts w:cs="B Mitra" w:hint="cs"/>
+                <w:sz w:val="24"/>
+                <w:szCs w:val="24"/>
+                <w:rtl/>
+              </w:rPr>
+              <w:t>توسعه باتری</w:t>
+            </w:r>
+            <w:r>
+              <w:rPr>
+                <w:rFonts w:cs="B Mitra"/>
+                <w:sz w:val="24"/>
+                <w:szCs w:val="24"/>
+                <w:rtl/>
+              </w:rPr>
+              <w:t xml:space="preserve"> </w:t>
+            </w:r>
+            <w:r>
+              <w:rPr>
+                <w:rFonts w:cs="B Mitra" w:hint="cs"/>
+                <w:sz w:val="24"/>
+                <w:szCs w:val="24"/>
+                <w:rtl/>
+              </w:rPr>
+              <w:t xml:space="preserve">لیتیومی </w:t>
+            </w:r>
+            <w:r>
+              <w:rPr>
+                <w:rFonts w:cs="B Mitra"/>
+                <w:sz w:val="24"/>
+                <w:szCs w:val="24"/>
+                <w:rtl/>
+              </w:rPr>
+              <w:t>سه فاز دارد: رکود/ا</w:t>
+            </w:r>
+            <w:r>
+              <w:rPr>
+                <w:rFonts w:cs="B Mitra" w:hint="cs"/>
+                <w:sz w:val="24"/>
+                <w:szCs w:val="24"/>
+                <w:rtl/>
+              </w:rPr>
+              <w:t>یستایی</w:t>
+            </w:r>
+            <w:r>
+              <w:rPr>
+                <w:rFonts w:cs="B Mitra"/>
+                <w:sz w:val="24"/>
+                <w:szCs w:val="24"/>
+                <w:rtl/>
+              </w:rPr>
+              <w:t xml:space="preserve"> </w:t>
+            </w:r>
+            <w:r>
+              <w:rPr>
+                <w:rFonts w:hint="cs"/>
+                <w:sz w:val="24"/>
+                <w:szCs w:val="24"/>
+                <w:rtl/>
+              </w:rPr>
+              <w:t>-</w:t>
+            </w:r>
+            <w:r>
+              <w:rPr>
+                <w:rFonts w:cs="B Mitra"/>
+                <w:sz w:val="24"/>
+                <w:szCs w:val="24"/>
+                <w:rtl/>
+              </w:rPr>
+              <w:t xml:space="preserve"> </w:t>
+            </w:r>
+            <w:r>
+              <w:rPr>
+                <w:rFonts w:cs="B Mitra" w:hint="cs"/>
+                <w:sz w:val="24"/>
+                <w:szCs w:val="24"/>
+                <w:rtl/>
+              </w:rPr>
+              <w:t>رشد</w:t>
+            </w:r>
+            <w:r>
+              <w:rPr>
+                <w:rFonts w:cs="B Mitra"/>
+                <w:sz w:val="24"/>
+                <w:szCs w:val="24"/>
+                <w:rtl/>
+              </w:rPr>
+              <w:t xml:space="preserve"> </w:t>
+            </w:r>
+            <w:r>
+              <w:rPr>
+                <w:rFonts w:cs="B Mitra" w:hint="cs"/>
+                <w:sz w:val="24"/>
+                <w:szCs w:val="24"/>
+                <w:rtl/>
+              </w:rPr>
+              <w:t>پرشتاب</w:t>
+            </w:r>
+            <w:r>
+              <w:rPr>
+                <w:rFonts w:cs="B Mitra"/>
+                <w:sz w:val="24"/>
+                <w:szCs w:val="24"/>
+                <w:rtl/>
+              </w:rPr>
+              <w:t xml:space="preserve"> </w:t>
+            </w:r>
+            <w:r>
+              <w:rPr>
+                <w:rFonts w:hint="cs"/>
+                <w:sz w:val="24"/>
+                <w:szCs w:val="24"/>
+                <w:rtl/>
+              </w:rPr>
+              <w:t>-</w:t>
+            </w:r>
+            <w:r>
+              <w:rPr>
+                <w:rFonts w:cs="B Mitra"/>
+                <w:sz w:val="24"/>
+                <w:szCs w:val="24"/>
+                <w:rtl/>
+              </w:rPr>
+              <w:t xml:space="preserve"> </w:t>
+            </w:r>
+            <w:r>
+              <w:rPr>
+                <w:rFonts w:cs="B Mitra" w:hint="cs"/>
+                <w:sz w:val="24"/>
+                <w:szCs w:val="24"/>
+                <w:rtl/>
+              </w:rPr>
+              <w:t>کاهش</w:t>
+            </w:r>
+            <w:r>
+              <w:rPr>
+                <w:rFonts w:cs="B Mitra"/>
+                <w:sz w:val="24"/>
+                <w:szCs w:val="24"/>
+                <w:rtl/>
+              </w:rPr>
+              <w:t>/</w:t>
+            </w:r>
+            <w:r>
+              <w:rPr>
+                <w:rFonts w:cs="B Mitra" w:hint="cs"/>
+                <w:sz w:val="24"/>
+                <w:szCs w:val="24"/>
+                <w:rtl/>
+              </w:rPr>
+              <w:t>افول</w:t>
+            </w:r>
+            <w:r>
+              <w:rPr>
+                <w:rFonts w:cs="B Mitra"/>
+                <w:sz w:val="24"/>
+                <w:szCs w:val="24"/>
+                <w:rtl/>
+              </w:rPr>
+              <w:t xml:space="preserve">. </w:t>
+            </w:r>
+            <w:r>
+              <w:rPr>
+                <w:rFonts w:cs="B Mitra" w:hint="cs"/>
+                <w:sz w:val="24"/>
+                <w:szCs w:val="24"/>
+                <w:rtl/>
+              </w:rPr>
+              <w:t>در</w:t>
+            </w:r>
+            <w:r>
+              <w:rPr>
+                <w:rFonts w:cs="B Mitra"/>
+                <w:sz w:val="24"/>
+                <w:szCs w:val="24"/>
+                <w:rtl/>
+              </w:rPr>
+              <w:t xml:space="preserve"> </w:t>
+            </w:r>
+            <w:r>
+              <w:rPr>
+                <w:rFonts w:cs="B Mitra" w:hint="cs"/>
+                <w:sz w:val="24"/>
+                <w:szCs w:val="24"/>
+                <w:rtl/>
+              </w:rPr>
+              <w:t>فاز</w:t>
+            </w:r>
+            <w:r>
+              <w:rPr>
+                <w:rFonts w:cs="B Mitra"/>
+                <w:sz w:val="24"/>
+                <w:szCs w:val="24"/>
+                <w:rtl/>
+              </w:rPr>
+              <w:t xml:space="preserve"> </w:t>
+            </w:r>
+            <w:r>
+              <w:rPr>
+                <w:rFonts w:cs="B Mitra" w:hint="cs"/>
+                <w:sz w:val="24"/>
+                <w:szCs w:val="24"/>
+                <w:rtl/>
+              </w:rPr>
+              <w:t>رکود،</w:t>
+            </w:r>
+            <w:r>
+              <w:rPr>
+                <w:rFonts w:cs="B Mitra"/>
+                <w:sz w:val="24"/>
+                <w:szCs w:val="24"/>
+                <w:rtl/>
+              </w:rPr>
+              <w:t xml:space="preserve"> </w:t>
+            </w:r>
+            <w:r>
+              <w:rPr>
+                <w:rFonts w:cs="B Mitra" w:hint="cs"/>
+                <w:sz w:val="24"/>
+                <w:szCs w:val="24"/>
+                <w:rtl/>
+              </w:rPr>
+              <w:t>جهت‌گیری</w:t>
+            </w:r>
+            <w:r>
+              <w:rPr>
+                <w:rFonts w:cs="B Mitra"/>
+                <w:sz w:val="24"/>
+                <w:szCs w:val="24"/>
+                <w:rtl/>
+              </w:rPr>
+              <w:t xml:space="preserve"> توسعه آشفته است.</w:t>
+            </w:r>
+            <w:r>
+              <w:rPr>
+                <w:rtl/>
+              </w:rPr>
+              <w:t xml:space="preserve"> </w:t>
+            </w:r>
+            <w:r>
+              <w:rPr>
+                <w:rFonts w:cs="B Mitra"/>
+                <w:sz w:val="24"/>
+                <w:szCs w:val="24"/>
+                <w:rtl/>
+              </w:rPr>
+              <w:t>ابتدا</w:t>
+            </w:r>
+            <w:r>
+              <w:rPr>
+                <w:rFonts w:cs="B Mitra" w:hint="cs"/>
+                <w:sz w:val="24"/>
+                <w:szCs w:val="24"/>
+                <w:rtl/>
+              </w:rPr>
+              <w:t>ی</w:t>
+            </w:r>
+            <w:r>
+              <w:rPr>
+                <w:rFonts w:cs="B Mitra"/>
+                <w:sz w:val="24"/>
+                <w:szCs w:val="24"/>
+                <w:rtl/>
+              </w:rPr>
+              <w:t xml:space="preserve"> فاز رشد، بخش</w:t>
+            </w:r>
+            <w:r>
+              <w:rPr>
+                <w:rFonts w:cs="B Mitra" w:hint="cs"/>
+                <w:sz w:val="24"/>
+                <w:szCs w:val="24"/>
+                <w:rtl/>
+              </w:rPr>
+              <w:t>ی</w:t>
+            </w:r>
+            <w:r>
+              <w:rPr>
+                <w:rFonts w:cs="B Mitra"/>
+                <w:sz w:val="24"/>
+                <w:szCs w:val="24"/>
+                <w:rtl/>
+              </w:rPr>
+              <w:t xml:space="preserve"> از افزا</w:t>
+            </w:r>
+            <w:r>
+              <w:rPr>
+                <w:rFonts w:cs="B Mitra" w:hint="cs"/>
+                <w:sz w:val="24"/>
+                <w:szCs w:val="24"/>
+                <w:rtl/>
+              </w:rPr>
+              <w:t>یش</w:t>
+            </w:r>
+            <w:r>
+              <w:rPr>
+                <w:rFonts w:cs="B Mitra"/>
+                <w:sz w:val="24"/>
+                <w:szCs w:val="24"/>
+                <w:rtl/>
+              </w:rPr>
+              <w:t xml:space="preserve"> ثبت‌ها ناش</w:t>
+            </w:r>
+            <w:r>
+              <w:rPr>
+                <w:rFonts w:cs="B Mitra" w:hint="cs"/>
+                <w:sz w:val="24"/>
+                <w:szCs w:val="24"/>
+                <w:rtl/>
+              </w:rPr>
+              <w:t>ی</w:t>
+            </w:r>
+            <w:r>
+              <w:rPr>
+                <w:rFonts w:cs="B Mitra"/>
+                <w:sz w:val="24"/>
+                <w:szCs w:val="24"/>
+                <w:rtl/>
+              </w:rPr>
+              <w:t xml:space="preserve"> از ثبت‌ها</w:t>
+            </w:r>
+            <w:r>
+              <w:rPr>
+                <w:rFonts w:cs="B Mitra" w:hint="cs"/>
+                <w:sz w:val="24"/>
+                <w:szCs w:val="24"/>
+                <w:rtl/>
+              </w:rPr>
+              <w:t>ی</w:t>
+            </w:r>
+            <w:r>
+              <w:rPr>
+                <w:rFonts w:cs="B Mitra"/>
+                <w:sz w:val="24"/>
+                <w:szCs w:val="24"/>
+                <w:rtl/>
+              </w:rPr>
+              <w:t xml:space="preserve"> راهبرد</w:t>
+            </w:r>
+            <w:r>
+              <w:rPr>
+                <w:rFonts w:cs="B Mitra" w:hint="cs"/>
+                <w:sz w:val="24"/>
+                <w:szCs w:val="24"/>
+                <w:rtl/>
+              </w:rPr>
+              <w:t>ی</w:t>
+            </w:r>
+            <w:r>
+              <w:rPr>
+                <w:rFonts w:cs="B Mitra"/>
+                <w:sz w:val="24"/>
+                <w:szCs w:val="24"/>
+                <w:rtl/>
+              </w:rPr>
+              <w:t xml:space="preserve"> برا</w:t>
+            </w:r>
+            <w:r>
+              <w:rPr>
+                <w:rFonts w:cs="B Mitra" w:hint="cs"/>
+                <w:sz w:val="24"/>
+                <w:szCs w:val="24"/>
+                <w:rtl/>
+              </w:rPr>
+              <w:t>ی</w:t>
+            </w:r>
+            <w:r>
+              <w:rPr>
+                <w:rFonts w:cs="B Mitra"/>
+                <w:sz w:val="24"/>
+                <w:szCs w:val="24"/>
+                <w:rtl/>
+              </w:rPr>
+              <w:t xml:space="preserve"> رقابت بازار است، نه لزوم</w:t>
+            </w:r>
+            <w:r>
+              <w:rPr>
+                <w:rFonts w:cs="B Mitra" w:hint="cs"/>
+                <w:sz w:val="24"/>
+                <w:szCs w:val="24"/>
+                <w:rtl/>
+              </w:rPr>
+              <w:t>ا</w:t>
+            </w:r>
+            <w:r>
+              <w:rPr>
+                <w:rFonts w:cs="B Mitra"/>
+                <w:sz w:val="24"/>
+                <w:szCs w:val="24"/>
+                <w:rtl/>
+              </w:rPr>
+              <w:t xml:space="preserve"> جهش‌ها</w:t>
+            </w:r>
+            <w:r>
+              <w:rPr>
+                <w:rFonts w:cs="B Mitra" w:hint="cs"/>
+                <w:sz w:val="24"/>
+                <w:szCs w:val="24"/>
+                <w:rtl/>
+              </w:rPr>
+              <w:t>ی</w:t>
+            </w:r>
+            <w:r>
+              <w:rPr>
+                <w:rFonts w:cs="B Mitra"/>
+                <w:sz w:val="24"/>
+                <w:szCs w:val="24"/>
+                <w:rtl/>
+              </w:rPr>
+              <w:t xml:space="preserve"> فن</w:t>
+            </w:r>
+            <w:r>
+              <w:rPr>
+                <w:rFonts w:cs="B Mitra" w:hint="cs"/>
+                <w:sz w:val="24"/>
+                <w:szCs w:val="24"/>
+                <w:rtl/>
+              </w:rPr>
+              <w:t>ی</w:t>
+            </w:r>
+            <w:r>
+              <w:rPr>
+                <w:rFonts w:cs="B Mitra" w:hint="cs"/>
+                <w:sz w:val="24"/>
+                <w:szCs w:val="24"/>
+                <w:rtl/>
+              </w:rPr>
+              <w:t xml:space="preserve">. </w:t>
+            </w:r>
+            <w:r>
+              <w:rPr>
+                <w:rtl/>
+              </w:rPr>
+              <w:t xml:space="preserve"> </w:t>
+            </w:r>
+            <w:r>
+              <w:rPr>
+                <w:rFonts w:cs="B Mitra"/>
+                <w:sz w:val="24"/>
+                <w:szCs w:val="24"/>
+                <w:rtl/>
+              </w:rPr>
+              <w:t>ت</w:t>
+            </w:r>
+            <w:r>
+              <w:rPr>
+                <w:rFonts w:cs="B Mitra" w:hint="cs"/>
+                <w:sz w:val="24"/>
+                <w:szCs w:val="24"/>
+                <w:rtl/>
+              </w:rPr>
+              <w:t>حت</w:t>
+            </w:r>
+            <w:r>
+              <w:rPr>
+                <w:rFonts w:cs="B Mitra"/>
+                <w:sz w:val="24"/>
+                <w:szCs w:val="24"/>
+                <w:rtl/>
+              </w:rPr>
+              <w:t xml:space="preserve"> فشار س</w:t>
+            </w:r>
+            <w:r>
+              <w:rPr>
+                <w:rFonts w:cs="B Mitra" w:hint="cs"/>
+                <w:sz w:val="24"/>
+                <w:szCs w:val="24"/>
+                <w:rtl/>
+              </w:rPr>
+              <w:t>یاست</w:t>
+            </w:r>
+            <w:r>
+              <w:rPr>
+                <w:rFonts w:cs="B Mitra"/>
+                <w:sz w:val="24"/>
+                <w:szCs w:val="24"/>
+                <w:rtl/>
+              </w:rPr>
+              <w:t>/بازار/ق</w:t>
+            </w:r>
+            <w:r>
+              <w:rPr>
+                <w:rFonts w:cs="B Mitra" w:hint="cs"/>
+                <w:sz w:val="24"/>
+                <w:szCs w:val="24"/>
+                <w:rtl/>
+              </w:rPr>
+              <w:t>یود</w:t>
+            </w:r>
+            <w:r>
+              <w:rPr>
+                <w:rFonts w:cs="B Mitra"/>
+                <w:sz w:val="24"/>
+                <w:szCs w:val="24"/>
+                <w:rtl/>
+              </w:rPr>
+              <w:t xml:space="preserve"> مال</w:t>
+            </w:r>
+            <w:r>
+              <w:rPr>
+                <w:rFonts w:cs="B Mitra" w:hint="cs"/>
+                <w:sz w:val="24"/>
+                <w:szCs w:val="24"/>
+                <w:rtl/>
+              </w:rPr>
+              <w:t>ی،</w:t>
+            </w:r>
+            <w:r>
+              <w:rPr>
+                <w:rFonts w:cs="B Mitra"/>
+                <w:sz w:val="24"/>
+                <w:szCs w:val="24"/>
+                <w:rtl/>
+              </w:rPr>
+              <w:t xml:space="preserve"> فناور</w:t>
+            </w:r>
+            <w:r>
+              <w:rPr>
+                <w:rFonts w:cs="B Mitra" w:hint="cs"/>
+                <w:sz w:val="24"/>
+                <w:szCs w:val="24"/>
+                <w:rtl/>
+              </w:rPr>
+              <w:t>ی‌های</w:t>
+            </w:r>
+            <w:r>
+              <w:rPr>
+                <w:rFonts w:cs="B Mitra"/>
+                <w:sz w:val="24"/>
+                <w:szCs w:val="24"/>
+                <w:rtl/>
+              </w:rPr>
+              <w:t xml:space="preserve"> دارا</w:t>
+            </w:r>
+            <w:r>
+              <w:rPr>
+                <w:rFonts w:cs="B Mitra" w:hint="cs"/>
+                <w:sz w:val="24"/>
+                <w:szCs w:val="24"/>
+                <w:rtl/>
+              </w:rPr>
+              <w:t>ی</w:t>
+            </w:r>
+            <w:r>
+              <w:rPr>
+                <w:rFonts w:cs="B Mitra"/>
+                <w:sz w:val="24"/>
+                <w:szCs w:val="24"/>
+                <w:rtl/>
+              </w:rPr>
+              <w:t xml:space="preserve"> پتانس</w:t>
+            </w:r>
+            <w:r>
+              <w:rPr>
+                <w:rFonts w:cs="B Mitra" w:hint="cs"/>
+                <w:sz w:val="24"/>
+                <w:szCs w:val="24"/>
+                <w:rtl/>
+              </w:rPr>
+              <w:t>یل</w:t>
+            </w:r>
+            <w:r>
+              <w:rPr>
+                <w:rFonts w:cs="B Mitra"/>
+                <w:sz w:val="24"/>
+                <w:szCs w:val="24"/>
+                <w:rtl/>
+              </w:rPr>
+              <w:t xml:space="preserve"> نوآور</w:t>
+            </w:r>
+            <w:r>
+              <w:rPr>
+                <w:rFonts w:cs="B Mitra" w:hint="cs"/>
+                <w:sz w:val="24"/>
+                <w:szCs w:val="24"/>
+                <w:rtl/>
+              </w:rPr>
+              <w:t>ی</w:t>
+            </w:r>
+            <w:r>
+              <w:rPr>
+                <w:rFonts w:cs="B Mitra"/>
+                <w:sz w:val="24"/>
+                <w:szCs w:val="24"/>
+                <w:rtl/>
+              </w:rPr>
+              <w:t xml:space="preserve"> هم‌زمان </w:t>
+            </w:r>
+            <w:r>
+              <w:rPr>
+                <w:rFonts w:cs="B Mitra"/>
+                <w:sz w:val="24"/>
+                <w:szCs w:val="24"/>
+              </w:rPr>
+              <w:t>TDC</w:t>
+            </w:r>
+            <w:r>
+              <w:rPr>
+                <w:rFonts w:cs="B Mitra"/>
+                <w:sz w:val="24"/>
+                <w:szCs w:val="24"/>
+                <w:rtl/>
+              </w:rPr>
+              <w:t xml:space="preserve"> و </w:t>
+            </w:r>
+            <w:r>
+              <w:rPr>
+                <w:rFonts w:cs="B Mitra"/>
+                <w:sz w:val="24"/>
+                <w:szCs w:val="24"/>
+              </w:rPr>
+              <w:t>TEC</w:t>
+            </w:r>
+            <w:r>
+              <w:rPr>
+                <w:rFonts w:cs="B Mitra"/>
+                <w:sz w:val="24"/>
+                <w:szCs w:val="24"/>
+                <w:rtl/>
+              </w:rPr>
+              <w:t xml:space="preserve"> را بالا م</w:t>
+            </w:r>
+            <w:r>
+              <w:rPr>
+                <w:rFonts w:cs="B Mitra" w:hint="cs"/>
+                <w:sz w:val="24"/>
+                <w:szCs w:val="24"/>
+                <w:rtl/>
+              </w:rPr>
+              <w:t>ی‌برند؛</w:t>
+            </w:r>
+            <w:r>
+              <w:rPr>
+                <w:rFonts w:cs="B Mitra"/>
+                <w:sz w:val="24"/>
+                <w:szCs w:val="24"/>
+                <w:rtl/>
+              </w:rPr>
+              <w:t xml:space="preserve"> پذ</w:t>
+            </w:r>
+            <w:r>
+              <w:rPr>
+                <w:rFonts w:cs="B Mitra" w:hint="cs"/>
+                <w:sz w:val="24"/>
+                <w:szCs w:val="24"/>
+                <w:rtl/>
+              </w:rPr>
+              <w:t>یرش</w:t>
+            </w:r>
+            <w:r>
+              <w:rPr>
+                <w:rFonts w:cs="B Mitra"/>
+                <w:sz w:val="24"/>
+                <w:szCs w:val="24"/>
+                <w:rtl/>
+              </w:rPr>
+              <w:t xml:space="preserve"> سر</w:t>
+            </w:r>
+            <w:r>
+              <w:rPr>
+                <w:rFonts w:cs="B Mitra" w:hint="cs"/>
+                <w:sz w:val="24"/>
+                <w:szCs w:val="24"/>
+                <w:rtl/>
+              </w:rPr>
+              <w:t>یع</w:t>
+            </w:r>
+            <w:r>
+              <w:rPr>
+                <w:rFonts w:cs="B Mitra"/>
+                <w:sz w:val="24"/>
+                <w:szCs w:val="24"/>
+                <w:rtl/>
+              </w:rPr>
+              <w:t xml:space="preserve"> فناور</w:t>
+            </w:r>
+            <w:r>
+              <w:rPr>
+                <w:rFonts w:cs="B Mitra" w:hint="cs"/>
+                <w:sz w:val="24"/>
+                <w:szCs w:val="24"/>
+                <w:rtl/>
+              </w:rPr>
+              <w:t>ی‌های</w:t>
+            </w:r>
+            <w:r>
+              <w:rPr>
+                <w:rFonts w:cs="B Mitra"/>
+                <w:sz w:val="24"/>
+                <w:szCs w:val="24"/>
+                <w:rtl/>
+              </w:rPr>
+              <w:t xml:space="preserve"> دگرگون‌ساز م</w:t>
+            </w:r>
+            <w:r>
+              <w:rPr>
+                <w:rFonts w:cs="B Mitra" w:hint="cs"/>
+                <w:sz w:val="24"/>
+                <w:szCs w:val="24"/>
+                <w:rtl/>
+              </w:rPr>
+              <w:t>ی‌تواند</w:t>
+            </w:r>
+            <w:r>
+              <w:rPr>
+                <w:rFonts w:cs="B Mitra"/>
+                <w:sz w:val="24"/>
+                <w:szCs w:val="24"/>
+                <w:rtl/>
+              </w:rPr>
+              <w:t xml:space="preserve"> محرک جهش توسعه باشد.</w:t>
+            </w:r>
+          </w:p>
+        </w:tc>
+      </w:tr>
+      <w:tr>
+        <w:tc>
+          <w:tcPr>
+            <w:tcW w:w="991" w:type="dxa"/>
+          </w:tcPr>
+          <w:p>
+            <w:pPr>
+              <w:jc w:val="center"/>
+              <w:rPr>
+                <w:rFonts w:cs="B Mitra"/>
+                <w:sz w:val="24"/>
+                <w:szCs w:val="24"/>
+                <w:rtl/>
+              </w:rPr>
+            </w:pPr>
+            <w:r>
+              <w:rPr>
+                <w:rFonts w:cs="B Mitra" w:hint="cs"/>
+                <w:sz w:val="24"/>
+                <w:szCs w:val="24"/>
+                <w:rtl/>
+              </w:rPr>
+              <w:t>2023</w:t>
+            </w:r>
           </w:p>
         </w:tc>
         <w:tc>
@@ -48244,6 +51638,15 @@
                 <w:rtl/>
               </w:rPr>
             </w:pPr>
+            <w:r>
+              <w:rPr>
+                <w:rFonts w:cs="B Mitra" w:hint="cs"/>
+                <w:sz w:val="24"/>
+                <w:szCs w:val="24"/>
+                <w:rtl/>
+              </w:rPr>
+              <w:t>2024</w:t>
+            </w:r>
           </w:p>
         </w:tc>
         <w:tc>
@@ -48310,6 +51713,15 @@
                 <w:rtl/>
               </w:rPr>
             </w:pPr>
+            <w:r>
+              <w:rPr>
+                <w:rFonts w:cs="B Mitra" w:hint="cs"/>
+                <w:sz w:val="24"/>
+                <w:szCs w:val="24"/>
+                <w:rtl/>
+              </w:rPr>
+              <w:t>2024</w:t>
+            </w:r>
           </w:p>
         </w:tc>
         <w:tc>
@@ -48493,72 +51905,6 @@
           </w:p>
         </w:tc>
       </w:tr>
-      <w:tr>
-        <w:tc>
-          <w:tcPr>
-            <w:tcW w:w="991" w:type="dxa"/>
-          </w:tcPr>
-          <w:p>
-            <w:pPr>
-              <w:jc w:val="center"/>
-              <w:rPr>
-                <w:rFonts w:cs="B Mitra"/>
-                <w:sz w:val="24"/>
-                <w:szCs w:val="24"/>
-                <w:rtl/>
-              </w:rPr>
-            </w:pPr>
-          </w:p>
-        </w:tc>
-        <w:tc>
-          <w:tcPr>
-            <w:tcW w:w="2552" w:type="dxa"/>
-          </w:tcPr>
-          <w:p>
-            <w:pPr>
-              <w:jc w:val="center"/>
-              <w:rPr>
-                <w:rFonts w:cs="B Mitra"/>
-                <w:sz w:val="24"/>
-                <w:szCs w:val="24"/>
-                <w:rtl/>
-              </w:rPr>
-            </w:pPr>
-          </w:p>
-        </w:tc>
-        <w:tc>
-          <w:tcPr>
-            <w:tcW w:w="2835" w:type="dxa"/>
-          </w:tcPr>
-          <w:p>
-            <w:pPr>
-              <w:jc w:val="center"/>
-              <w:rPr>
-                <w:rFonts w:cs="B Mitra"/>
-                <w:sz w:val="24"/>
-                <w:szCs w:val="24"/>
-                <w:rtl/>
-              </w:rPr>
-            </w:pPr>
-          </w:p>
-        </w:tc>
-        <w:tc>
-          <w:tcPr>
-            <w:tcW w:w="2972" w:type="dxa"/>
-          </w:tcPr>
-          <w:p>
-            <w:pPr>
-              <w:jc w:val="center"/>
-              <w:rPr>
-                <w:rFonts w:cs="B Mitra"/>
-                <w:sz w:val="24"/>
-                <w:szCs w:val="24"/>
-                <w:rtl/>
-              </w:rPr>
-            </w:pPr>
-          </w:p>
-        </w:tc>
-      </w:tr>
     </w:tbl>
     <w:p>
       <w:pPr>
@@ -48628,6 +51974,7 @@
           <w:rtl/>
           <w:lang w:bidi="fa-IR"/>
         </w:rPr>
+        <w:lastRenderedPageBreak/>
         <w:br w:type="page"/>
       </w:r>
     </w:p>
@@ -50579,6 +53926,103 @@
         </w:rPr>
       </w:pPr>
       <w:r>
+        <w:t>Singh, S., &amp; Sai Vijay, T. (2024). Technology roadmapping for the e-commerce sector: A text-mining approach</w:t>
+      </w:r>
+      <w:r>
+        <w:rPr>
+          <w:rtl/>
+        </w:rPr>
+        <w:t xml:space="preserve">. </w:t>
+      </w:r>
+      <w:r>
+        <w:rPr>
+          <w:i/>
+        </w:rPr>
+        <w:t>Journal of Retailing and Consumer Services</w:t>
+      </w:r>
+      <w:r>
+        <w:t>,</w:t>
+      </w:r>
+      <w:r>
+        <w:rPr>
+          <w:i/>
+        </w:rPr>
+        <w:t xml:space="preserve"> 81</w:t>
+      </w:r>
+      <w:r>
+        <w:t xml:space="preserve">, 103977. </w:t>
+      </w:r>
+      <w:hyperlink r:id="rId19" w:history="1">
+        <w:r>
+          <w:rPr>
+            <w:rStyle w:val="Hyperlink"/>
+          </w:rPr>
+          <w:t>https://doi.org/https://doi.org/10.1016/j.jretconser.2024.103977</w:t>
+        </w:r>
+      </w:hyperlink>
+      <w:r>
+        <w:rPr>
+          <w:rtl/>
+        </w:rPr>
+        <w:t xml:space="preserve"> </w:t>
+      </w:r>
+    </w:p>
+    <w:p>
+      <w:pPr>
+        <w:pStyle w:val="EndNoteBibliography"/>
+        <w:spacing w:after="0"/>
+        <w:ind w:left="720" w:hanging="720"/>
+        <w:rPr>
+          <w:rtl/>
+        </w:rPr>
+      </w:pPr>
+      <w:r>
+        <w:t>Singh, S., Singh, S., Kraus, S., Sharma, A., &amp; Dhir, S. (2024). Characterizing generative artificial intelligence applications: Text</w:t>
+      </w:r>
+      <w:r>
+        <w:rPr>
+          <w:rtl/>
+        </w:rPr>
+        <w:t>-</w:t>
+      </w:r>
+      <w:r>
+        <w:t xml:space="preserve">mining-enabled technology roadmapping. </w:t>
+      </w:r>
+      <w:r>
+        <w:rPr>
+          <w:i/>
+        </w:rPr>
+        <w:t>Journal of Innovation &amp; Knowledge</w:t>
+      </w:r>
+      <w:r>
+        <w:t>,</w:t>
+      </w:r>
+      <w:r>
+        <w:rPr>
+          <w:i/>
+        </w:rPr>
+        <w:t xml:space="preserve"> 9</w:t>
+      </w:r>
+      <w:r>
+        <w:t>(3), 100531</w:t>
+      </w:r>
+      <w:r>
+        <w:rPr>
+          <w:rtl/>
+        </w:rPr>
+        <w:t xml:space="preserve">. </w:t>
+      </w:r>
+    </w:p>
+    <w:p>
+      <w:pPr>
+        <w:pStyle w:val="EndNoteBibliography"/>
+        <w:spacing w:after="0"/>
+        <w:ind w:left="720" w:hanging="720"/>
+        <w:rPr>
+          <w:rtl/>
+        </w:rPr>
+      </w:pPr>
+      <w:r>
         <w:t xml:space="preserve">Snyder, H. (2019). Literature review as a research methodology: An overview and guidelines. </w:t>
       </w:r>
       <w:r>
@@ -50599,7 +54043,7 @@
       <w:r>
         <w:t xml:space="preserve">, 333-339. </w:t>
       </w:r>
-      <w:hyperlink r:id="rId19" w:history="1">
+      <w:hyperlink r:id="rId20" w:history="1">
         <w:r>
           <w:rPr>
             <w:rStyle w:val="Hyperlink"/>
@@ -50743,25 +54187,25 @@
         </w:rPr>
         <w:t xml:space="preserve">. </w:t>
       </w:r>
-      <w:hyperlink r:id="rId20" w:history="1">
+      <w:hyperlink r:id="rId21" w:history="1">
         <w:r>
           <w:rPr>
             <w:rStyle w:val="Hyperlink"/>
           </w:rPr>
-          <w:t>https://www.tabnak.ir/fa/news/1187968/%D8%A8%D8%B1%D9%86%D8%A7%D9%85%D9%87-%D9%87%D8%A7%DB%8C-%D8%A7%DB%8C%D8%B1%D8%A7%D9%86-%D8%AE%D9%88%D8%AF%D8%B1%D9%88-%D8%A8%D8%B1%D8%A7%DB%8C-%D8%B9%D8%B1%D8%B6%D9%87-%D9%88-%D8%AA%D9%88%D9%84%DB%8C%D8%AF-%D8%AE%D9%88%D8%AF%D8%B1%D9%88%D9%87%D8%A7%DB%8C-%D8%A8%D8%B1%D9%82%DB%8C-%D9%88-%D9%87%DB%8C</w:t>
+          <w:t>https://www.tabnak.ir/fa/news/1187968/%D8%A8%D8%B1%D9%86%D8%A7%D9%85%D9%87-%D9%87%D8%A7%DB%8C-%D8%A7%DB%8C%D8%B1%D8%A7%D9%86-%D8%AE%D9%88%D</w:t>
         </w:r>
         <w:r>
           <w:rPr>
             <w:rStyle w:val="Hyperlink"/>
             <w:rtl/>
           </w:rPr>
-          <w:t>%</w:t>
+          <w:t>8%</w:t>
         </w:r>
         <w:r>
           <w:rPr>
             <w:rStyle w:val="Hyperlink"/>
           </w:rPr>
-          <w:t>D8%A8%D8%B1%DB%8C%D8%AF%DB%8C?utm_source=chatgpt.com</w:t>
+          <w:t>AF%D8%B1%D9%88-%D8%A8%D8%B1%D8%A7%DB%8C-%D8%B9%D8%B1%D8%B6%D9%87-%D9%88-%D8%AA%D9%88%D9%84%DB%8C%D8%AF-%D8%AE%D9%88%D8%AF%D8%B1%D9%88%D9%87%D8%A7%DB%8C-%D8%A8%D8%B1%D9%82%DB%8C-%D9%88-%D9%87%DB%8C%D8%A8%D8%B1%DB%8C%D8%AF%DB%8C?utm_source=chatgpt.com</w:t>
         </w:r>
       </w:hyperlink>
     </w:p>
@@ -50856,38 +54300,12 @@
         </w:rPr>
         <w:t xml:space="preserve">. </w:t>
       </w:r>
-      <w:hyperlink r:id="rId21" w:history="1">
+      <w:hyperlink r:id="rId22" w:history="1">
         <w:r>
           <w:rPr>
             <w:rStyle w:val="Hyperlink"/>
           </w:rPr>
-          <w:t>https://www.tahlilbazaar.com/news/287889/%D8%AA%D8%B9%D8%B1%D9%81%D9%87-%D9%88%D8%A7%D8%B1%D8%AF%D8%A7%D8%AA-%D8%AE%D9%88%D8</w:t>
-        </w:r>
-        <w:r>
-          <w:rPr>
-            <w:rStyle w:val="Hyperlink"/>
-            <w:rtl/>
-          </w:rPr>
-          <w:t>%</w:t>
-        </w:r>
-        <w:r>
-          <w:rPr>
-            <w:rStyle w:val="Hyperlink"/>
-          </w:rPr>
-          <w:t>AF%D8%B1%D9%88%D9%87%D8%A7%DB%8C-%D8%A8%D8%B1%D9%82%DB%8C-%D9%88-%D9%87%DB%8C%D8%A8%D8%B1%DB%8C%D8%AF%DB%8C-%D8%A7%D8%B9%D9%84%D8%A7%D9%85-%D8%B4%D8%AF-%D8%A7%D8%B2-%D9%86%DB%8C%D9%85-%D8%AA%D8%A7-%DB%B1%DB%B5-%D8%AF%D8%B1%D8%B5%D8%AF?utm_source=chatgpt</w:t>
-        </w:r>
-        <w:r>
-          <w:rPr>
-            <w:rStyle w:val="Hyperlink"/>
-            <w:rtl/>
-          </w:rPr>
-          <w:t>.</w:t>
-        </w:r>
-        <w:r>
-          <w:rPr>
-            <w:rStyle w:val="Hyperlink"/>
-          </w:rPr>
-          <w:t>com</w:t>
+          <w:t>https://www.tahlilbazaar.com/news/287889/%D8%AA%D8%B9%D8%B1%D9%81%D9%87-%D9%88%D8%A7%D8%B1%D8%AF%D8%A7%D8%AA-%D8%AE%D9%88%D8%AF%D8%B1%D9%88%D9%87%D8%A7%DB%8C-%D8%A8%D8%B1%D9%82%DB%8C-%D9%88-%D9%87%DB%8C%D8%A8%D8%B1%DB%8C%D8%AF%DB%8C-%D8%A7%D8%B9%D9%84%D8%A7%D9%85-%D8%B4%D8%AF-%D8%A7%D8%B2-%D9%86%DB%8C%D9%85-%D8%AA%D8%A7-%DB%B1%DB%B5-%D8%AF%D8%B1%D8%B5%D8%AF?utm_source=chatgpt.com</w:t>
         </w:r>
       </w:hyperlink>
     </w:p>
@@ -50901,7 +54319,16 @@
         </w:rPr>
       </w:pPr>
       <w:r>
-        <w:t xml:space="preserve">Teece, D. J. (2007). Explicating dynamic capabilities: the nature and microfoundations of (sustainable) enterprise performance. </w:t>
+        <w:t>Teece, D. J. (2007). Explicating dynamic capabilities</w:t>
+      </w:r>
+      <w:r>
+        <w:rPr>
+          <w:rtl/>
+        </w:rPr>
+        <w:t xml:space="preserve">: </w:t>
+      </w:r>
+      <w:r>
+        <w:t xml:space="preserve">the nature and microfoundations of (sustainable) enterprise performance. </w:t>
       </w:r>
       <w:r>
         <w:rPr>
@@ -50956,13 +54383,10 @@
         <w:t xml:space="preserve"> 18</w:t>
       </w:r>
       <w:r>
-        <w:t>(7), 509-533</w:t>
-      </w:r>
-      <w:r>
-        <w:rPr>
-          <w:rtl/>
-        </w:rPr>
-        <w:t xml:space="preserve">. </w:t>
+        <w:rPr>
+          <w:rtl/>
+        </w:rPr>
+        <w:t xml:space="preserve">(7), 509-533. </w:t>
       </w:r>
     </w:p>
     <w:p>
@@ -51002,10 +54426,13 @@
         <w:t xml:space="preserve"> 14</w:t>
       </w:r>
       <w:r>
-        <w:rPr>
-          <w:rtl/>
-        </w:rPr>
-        <w:t xml:space="preserve">(3), 207-222. </w:t>
+        <w:t>(3), 207-222</w:t>
+      </w:r>
+      <w:r>
+        <w:rPr>
+          <w:rtl/>
+        </w:rPr>
+        <w:t xml:space="preserve">. </w:t>
       </w:r>
     </w:p>
     <w:p>
@@ -51018,12 +54445,67 @@
         </w:rPr>
       </w:pPr>
       <w:r>
-        <w:t xml:space="preserve">Wang, J., Cheng, L., Feng, L., Lin, K.-Y., Zhang, L., &amp; Zhao, W. (2023). Tracking and predicting technological knowledge interactions between artificial intelligence and wind power: Multimethod patent analysis. </w:t>
+        <w:t>Trappey, A. J., Wei, A. Y., Chen, N. K., Li</w:t>
+      </w:r>
+      <w:r>
+        <w:rPr>
+          <w:rtl/>
+        </w:rPr>
+        <w:t xml:space="preserve">, </w:t>
+      </w:r>
+      <w:r>
+        <w:t xml:space="preserve">K.-A., Hung, L., &amp; Trappey, C. V. (2023). Patent landscape and key technology interaction roadmap using graph convolutional network–Case of mobile communication technologies beyond 5G. </w:t>
       </w:r>
       <w:r>
         <w:rPr>
           <w:i/>
         </w:rPr>
+        <w:t>Journal of Informetrics</w:t>
+      </w:r>
+      <w:r>
+        <w:t>,</w:t>
+      </w:r>
+      <w:r>
+        <w:rPr>
+          <w:i/>
+        </w:rPr>
+        <w:t xml:space="preserve"> 17</w:t>
+      </w:r>
+      <w:r>
+        <w:t>(1), 101354</w:t>
+      </w:r>
+      <w:r>
+        <w:rPr>
+          <w:rtl/>
+        </w:rPr>
+        <w:t xml:space="preserve">. </w:t>
+      </w:r>
+    </w:p>
+    <w:p>
+      <w:pPr>
+        <w:pStyle w:val="EndNoteBibliography"/>
+        <w:spacing w:after="0"/>
+        <w:ind w:left="720" w:hanging="720"/>
+        <w:rPr>
+          <w:rtl/>
+        </w:rPr>
+      </w:pPr>
+      <w:r>
+        <w:t>Wang, J., Cheng, L., Feng</w:t>
+      </w:r>
+      <w:r>
+        <w:rPr>
+          <w:rtl/>
+        </w:rPr>
+        <w:t xml:space="preserve">, </w:t>
+      </w:r>
+      <w:r>
+        <w:t xml:space="preserve">L., Lin, K.-Y., Zhang, L., &amp; Zhao, W. (2023). Tracking and predicting technological knowledge interactions between artificial intelligence and wind power: Multimethod patent analysis. </w:t>
+      </w:r>
+      <w:r>
+        <w:rPr>
+          <w:i/>
+        </w:rPr>
         <w:t>Advanced Engineering Informatics</w:t>
       </w:r>
       <w:r>
@@ -51038,7 +54520,7 @@
       <w:r>
         <w:t xml:space="preserve">, 102177. </w:t>
       </w:r>
-      <w:hyperlink r:id="rId22" w:history="1">
+      <w:hyperlink r:id="rId23" w:history="1">
         <w:r>
           <w:rPr>
             <w:rStyle w:val="Hyperlink"/>
@@ -51091,16 +54573,17 @@
         </w:rPr>
       </w:pPr>
       <w:r>
-        <w:t>Yong, J. Y., Ramachandaramurthy, V. K</w:t>
-      </w:r>
-      <w:r>
-        <w:rPr>
-          <w:rtl/>
-        </w:rPr>
-        <w:t xml:space="preserve">., </w:t>
-      </w:r>
-      <w:r>
-        <w:t xml:space="preserve">Tan, K. M., &amp; Mithulananthan, N. (2015). A review on the state-of-the-art technologies of electric vehicle, its impacts and prospects. </w:t>
+        <w:lastRenderedPageBreak/>
+        <w:t>Yong, J. Y., Ramachandaramurthy, V. K., Tan, K. M., &amp; Mithulananthan, N</w:t>
+      </w:r>
+      <w:r>
+        <w:rPr>
+          <w:rtl/>
+        </w:rPr>
+        <w:t xml:space="preserve">. (2015). </w:t>
+      </w:r>
+      <w:r>
+        <w:t xml:space="preserve">A review on the state-of-the-art technologies of electric vehicle, its impacts and prospects. </w:t>
       </w:r>
       <w:r>
         <w:rPr>
@@ -51120,7 +54603,7 @@
       <w:r>
         <w:t xml:space="preserve">, 365-385. </w:t>
       </w:r>
-      <w:hyperlink r:id="rId23" w:history="1">
+      <w:hyperlink r:id="rId24" w:history="1">
         <w:r>
           <w:rPr>
             <w:rStyle w:val="Hyperlink"/>
@@ -51138,22 +54621,50 @@
     <w:p>
       <w:pPr>
         <w:pStyle w:val="EndNoteBibliography"/>
+        <w:spacing w:after="0"/>
         <w:ind w:left="720" w:hanging="720"/>
         <w:rPr>
           <w:rtl/>
         </w:rPr>
       </w:pPr>
       <w:r>
-        <w:t>Zhu</w:t>
-      </w:r>
-      <w:r>
-        <w:rPr>
-          <w:rtl/>
-        </w:rPr>
-        <w:t xml:space="preserve">, </w:t>
-      </w:r>
-      <w:r>
-        <w:t xml:space="preserve">Y., Wu, J., &amp; Gaidai, O. (2024). The technology innovation of hybrid electric vehicles: A patent-based study. </w:t>
+        <w:t xml:space="preserve">Zhao, X., Wu, W., &amp; Wu, D. (2024). Technological trajectory analysis in lithium battery manufacturing: Based on patent claims perspective. </w:t>
+      </w:r>
+      <w:r>
+        <w:rPr>
+          <w:i/>
+        </w:rPr>
+        <w:t>Journal of Energy Storage</w:t>
+      </w:r>
+      <w:r>
+        <w:t>,</w:t>
+      </w:r>
+      <w:r>
+        <w:rPr>
+          <w:i/>
+        </w:rPr>
+        <w:t xml:space="preserve"> 98</w:t>
+      </w:r>
+      <w:r>
+        <w:t>, 112894</w:t>
+      </w:r>
+      <w:r>
+        <w:rPr>
+          <w:rtl/>
+        </w:rPr>
+        <w:t xml:space="preserve">. </w:t>
+      </w:r>
+    </w:p>
+    <w:p>
+      <w:pPr>
+        <w:pStyle w:val="EndNoteBibliography"/>
+        <w:ind w:left="720" w:hanging="720"/>
+        <w:rPr>
+          <w:rtl/>
+        </w:rPr>
+      </w:pPr>
+      <w:r>
+        <w:t xml:space="preserve">Zhu, Y., Wu, J., &amp; Gaidai, O. (2024). The technology innovation of hybrid electric vehicles: A patent-based study. </w:t>
       </w:r>
       <w:r>
         <w:rPr>
@@ -51363,14 +54874,12 @@
         </w:rPr>
         <w:t xml:space="preserve"> </w:t>
       </w:r>
-      <w:proofErr w:type="spellStart"/>
       <w:r>
         <w:rPr>
           <w:lang w:bidi="fa-IR"/>
         </w:rPr>
         <w:t>chen</w:t>
       </w:r>
-      <w:proofErr w:type="spellEnd"/>
     </w:p>
   </w:footnote>
   <w:footnote w:id="3">
@@ -52464,7 +55973,6 @@
       <w:pPr>
         <w:pStyle w:val="FootnoteText"/>
         <w:rPr>
-          <w:rFonts w:hint="cs"/>
           <w:lang w:bidi="fa-IR"/>
         </w:rPr>
       </w:pPr>
@@ -52495,7 +56003,6 @@
       <w:pPr>
         <w:pStyle w:val="FootnoteText"/>
         <w:rPr>
-          <w:rFonts w:hint="cs"/>
           <w:lang w:bidi="fa-IR"/>
         </w:rPr>
       </w:pPr>
@@ -52526,7 +56033,6 @@
       <w:pPr>
         <w:pStyle w:val="FootnoteText"/>
         <w:rPr>
-          <w:rFonts w:hint="cs"/>
           <w:lang w:bidi="fa-IR"/>
         </w:rPr>
       </w:pPr>
@@ -52552,7 +56058,6 @@
       <w:pPr>
         <w:pStyle w:val="FootnoteText"/>
         <w:rPr>
-          <w:rFonts w:hint="cs"/>
           <w:lang w:bidi="fa-IR"/>
         </w:rPr>
       </w:pPr>
@@ -52578,7 +56083,6 @@
       <w:pPr>
         <w:pStyle w:val="FootnoteText"/>
         <w:rPr>
-          <w:rFonts w:hint="cs"/>
           <w:lang w:bidi="fa-IR"/>
         </w:rPr>
       </w:pPr>
@@ -52604,7 +56108,6 @@
       <w:pPr>
         <w:pStyle w:val="FootnoteText"/>
         <w:rPr>
-          <w:rFonts w:hint="cs"/>
           <w:lang w:bidi="fa-IR"/>
         </w:rPr>
       </w:pPr>
@@ -52635,7 +56138,6 @@
       <w:pPr>
         <w:pStyle w:val="FootnoteText"/>
         <w:rPr>
-          <w:rFonts w:hint="cs"/>
           <w:lang w:bidi="fa-IR"/>
         </w:rPr>
       </w:pPr>
@@ -52653,6 +56155,463 @@
       </w:r>
       <w:r>
         <w:t>Patent Family Size</w:t>
+      </w:r>
+    </w:p>
+  </w:footnote>
+  <w:footnote w:id="51">
+    <w:p>
+      <w:pPr>
+        <w:pStyle w:val="FootnoteText"/>
+        <w:rPr>
+          <w:lang w:bidi="fa-IR"/>
+        </w:rPr>
+      </w:pPr>
+      <w:r>
+        <w:rPr>
+          <w:rStyle w:val="FootnoteReference"/>
+        </w:rPr>
+        <w:footnoteRef/>
+      </w:r>
+      <w:r>
+        <w:rPr>
+          <w:rtl/>
+        </w:rPr>
+        <w:t xml:space="preserve"> </w:t>
+      </w:r>
+      <w:r>
+        <w:t>Patent Claims</w:t>
+      </w:r>
+    </w:p>
+  </w:footnote>
+  <w:footnote w:id="52">
+    <w:p>
+      <w:pPr>
+        <w:pStyle w:val="FootnoteText"/>
+        <w:rPr>
+          <w:lang w:bidi="fa-IR"/>
+        </w:rPr>
+      </w:pPr>
+      <w:r>
+        <w:rPr>
+          <w:rStyle w:val="FootnoteReference"/>
+        </w:rPr>
+        <w:footnoteRef/>
+      </w:r>
+      <w:r>
+        <w:rPr>
+          <w:rtl/>
+        </w:rPr>
+        <w:t xml:space="preserve"> </w:t>
+      </w:r>
+      <w:r>
+        <w:t>T&amp;D-Mechanism</w:t>
+      </w:r>
+    </w:p>
+  </w:footnote>
+  <w:footnote w:id="53">
+    <w:p>
+      <w:pPr>
+        <w:pStyle w:val="FootnoteText"/>
+        <w:rPr>
+          <w:lang w:bidi="fa-IR"/>
+        </w:rPr>
+      </w:pPr>
+      <w:r>
+        <w:rPr>
+          <w:rStyle w:val="FootnoteReference"/>
+        </w:rPr>
+        <w:footnoteRef/>
+      </w:r>
+      <w:r>
+        <w:rPr>
+          <w:rtl/>
+        </w:rPr>
+        <w:t xml:space="preserve"> </w:t>
+      </w:r>
+      <w:r>
+        <w:t>TDC</w:t>
+      </w:r>
+    </w:p>
+  </w:footnote>
+  <w:footnote w:id="54">
+    <w:p>
+      <w:pPr>
+        <w:pStyle w:val="FootnoteText"/>
+        <w:rPr>
+          <w:rtl/>
+          <w:lang w:bidi="fa-IR"/>
+        </w:rPr>
+      </w:pPr>
+      <w:r>
+        <w:rPr>
+          <w:rStyle w:val="FootnoteReference"/>
+        </w:rPr>
+        <w:footnoteRef/>
+      </w:r>
+      <w:r>
+        <w:rPr>
+          <w:rtl/>
+        </w:rPr>
+        <w:t xml:space="preserve"> </w:t>
+      </w:r>
+      <w:r>
+        <w:rPr>
+          <w:lang w:bidi="fa-IR"/>
+        </w:rPr>
+        <w:t>TEC</w:t>
+      </w:r>
+    </w:p>
+  </w:footnote>
+  <w:footnote w:id="55">
+    <w:p>
+      <w:pPr>
+        <w:pStyle w:val="FootnoteText"/>
+        <w:rPr>
+          <w:lang w:bidi="fa-IR"/>
+        </w:rPr>
+      </w:pPr>
+      <w:r>
+        <w:rPr>
+          <w:rStyle w:val="FootnoteReference"/>
+        </w:rPr>
+        <w:footnoteRef/>
+      </w:r>
+      <w:r>
+        <w:rPr>
+          <w:rtl/>
+        </w:rPr>
+        <w:t xml:space="preserve"> </w:t>
+      </w:r>
+      <w:r>
+        <w:rPr>
+          <w:lang w:bidi="fa-IR"/>
+        </w:rPr>
+        <w:t>B5G</w:t>
+      </w:r>
+    </w:p>
+  </w:footnote>
+  <w:footnote w:id="56">
+    <w:p>
+      <w:pPr>
+        <w:pStyle w:val="FootnoteText"/>
+        <w:rPr>
+          <w:rFonts w:hint="cs"/>
+          <w:lang w:bidi="fa-IR"/>
+        </w:rPr>
+      </w:pPr>
+      <w:r>
+        <w:rPr>
+          <w:rStyle w:val="FootnoteReference"/>
+        </w:rPr>
+        <w:footnoteRef/>
+      </w:r>
+      <w:r>
+        <w:rPr>
+          <w:rtl/>
+        </w:rPr>
+        <w:t xml:space="preserve"> </w:t>
+      </w:r>
+      <w:r>
+        <w:t>Ontology</w:t>
+      </w:r>
+    </w:p>
+  </w:footnote>
+  <w:footnote w:id="57">
+    <w:p>
+      <w:pPr>
+        <w:pStyle w:val="FootnoteText"/>
+        <w:rPr>
+          <w:lang w:bidi="fa-IR"/>
+        </w:rPr>
+      </w:pPr>
+      <w:r>
+        <w:rPr>
+          <w:rStyle w:val="FootnoteReference"/>
+        </w:rPr>
+        <w:footnoteRef/>
+      </w:r>
+      <w:r>
+        <w:rPr>
+          <w:rtl/>
+        </w:rPr>
+        <w:t xml:space="preserve"> </w:t>
+      </w:r>
+      <w:r>
+        <w:rPr>
+          <w:lang w:bidi="fa-IR"/>
+        </w:rPr>
+        <w:t>GCN</w:t>
+      </w:r>
+    </w:p>
+  </w:footnote>
+  <w:footnote w:id="58">
+    <w:p>
+      <w:pPr>
+        <w:pStyle w:val="FootnoteText"/>
+        <w:rPr>
+          <w:rFonts w:hint="cs"/>
+          <w:lang w:bidi="fa-IR"/>
+        </w:rPr>
+      </w:pPr>
+      <w:r>
+        <w:rPr>
+          <w:rStyle w:val="FootnoteReference"/>
+        </w:rPr>
+        <w:footnoteRef/>
+      </w:r>
+      <w:r>
+        <w:rPr>
+          <w:rtl/>
+        </w:rPr>
+        <w:t xml:space="preserve"> </w:t>
+      </w:r>
+      <w:r>
+        <w:rPr>
+          <w:szCs w:val="28"/>
+          <w:lang w:bidi="fa-IR"/>
+        </w:rPr>
+        <w:t>User experience</w:t>
+      </w:r>
+    </w:p>
+  </w:footnote>
+  <w:footnote w:id="59">
+    <w:p>
+      <w:pPr>
+        <w:pStyle w:val="FootnoteText"/>
+        <w:rPr>
+          <w:rFonts w:hint="cs"/>
+          <w:lang w:bidi="fa-IR"/>
+        </w:rPr>
+      </w:pPr>
+      <w:r>
+        <w:rPr>
+          <w:rStyle w:val="FootnoteReference"/>
+        </w:rPr>
+        <w:footnoteRef/>
+      </w:r>
+      <w:r>
+        <w:rPr>
+          <w:rtl/>
+        </w:rPr>
+        <w:t xml:space="preserve"> </w:t>
+      </w:r>
+      <w:r>
+        <w:rPr>
+          <w:szCs w:val="28"/>
+          <w:lang w:bidi="fa-IR"/>
+        </w:rPr>
+        <w:t>Integrating devices</w:t>
+      </w:r>
+    </w:p>
+  </w:footnote>
+  <w:footnote w:id="60">
+    <w:p>
+      <w:pPr>
+        <w:pStyle w:val="FootnoteText"/>
+        <w:rPr>
+          <w:rFonts w:hint="cs"/>
+          <w:lang w:bidi="fa-IR"/>
+        </w:rPr>
+      </w:pPr>
+      <w:r>
+        <w:rPr>
+          <w:rStyle w:val="FootnoteReference"/>
+        </w:rPr>
+        <w:footnoteRef/>
+      </w:r>
+      <w:r>
+        <w:rPr>
+          <w:rtl/>
+        </w:rPr>
+        <w:t xml:space="preserve"> </w:t>
+      </w:r>
+      <w:r>
+        <w:rPr>
+          <w:szCs w:val="28"/>
+          <w:lang w:bidi="fa-IR"/>
+        </w:rPr>
+        <w:t>Product information management</w:t>
+      </w:r>
+    </w:p>
+  </w:footnote>
+  <w:footnote w:id="61">
+    <w:p>
+      <w:pPr>
+        <w:pStyle w:val="FootnoteText"/>
+        <w:rPr>
+          <w:rFonts w:hint="cs"/>
+          <w:lang w:bidi="fa-IR"/>
+        </w:rPr>
+      </w:pPr>
+      <w:r>
+        <w:rPr>
+          <w:rStyle w:val="FootnoteReference"/>
+        </w:rPr>
+        <w:footnoteRef/>
+      </w:r>
+      <w:r>
+        <w:rPr>
+          <w:rtl/>
+        </w:rPr>
+        <w:t xml:space="preserve"> </w:t>
+      </w:r>
+      <w:r>
+        <w:rPr>
+          <w:szCs w:val="28"/>
+          <w:lang w:bidi="fa-IR"/>
+        </w:rPr>
+        <w:t>E-commerce infrastructure</w:t>
+      </w:r>
+    </w:p>
+  </w:footnote>
+  <w:footnote w:id="62">
+    <w:p>
+      <w:pPr>
+        <w:pStyle w:val="FootnoteText"/>
+        <w:rPr>
+          <w:rFonts w:hint="cs"/>
+          <w:lang w:bidi="fa-IR"/>
+        </w:rPr>
+      </w:pPr>
+      <w:r>
+        <w:rPr>
+          <w:rStyle w:val="FootnoteReference"/>
+        </w:rPr>
+        <w:footnoteRef/>
+      </w:r>
+      <w:r>
+        <w:rPr>
+          <w:rtl/>
+        </w:rPr>
+        <w:t xml:space="preserve"> </w:t>
+      </w:r>
+      <w:r>
+        <w:rPr>
+          <w:szCs w:val="28"/>
+          <w:lang w:bidi="fa-IR"/>
+        </w:rPr>
+        <w:t>Advanced e-commerce authentication</w:t>
+      </w:r>
+    </w:p>
+  </w:footnote>
+  <w:footnote w:id="63">
+    <w:p>
+      <w:pPr>
+        <w:pStyle w:val="FootnoteText"/>
+        <w:rPr>
+          <w:rFonts w:hint="cs"/>
+          <w:lang w:bidi="fa-IR"/>
+        </w:rPr>
+      </w:pPr>
+      <w:r>
+        <w:rPr>
+          <w:rStyle w:val="FootnoteReference"/>
+        </w:rPr>
+        <w:footnoteRef/>
+      </w:r>
+      <w:r>
+        <w:rPr>
+          <w:rtl/>
+        </w:rPr>
+        <w:t xml:space="preserve"> </w:t>
+      </w:r>
+      <w:r>
+        <w:rPr>
+          <w:szCs w:val="28"/>
+          <w:lang w:bidi="fa-IR"/>
+        </w:rPr>
+        <w:t>Pricing &amp; payment solution</w:t>
+      </w:r>
+    </w:p>
+  </w:footnote>
+  <w:footnote w:id="64">
+    <w:p>
+      <w:pPr>
+        <w:pStyle w:val="FootnoteText"/>
+        <w:rPr>
+          <w:rFonts w:hint="cs"/>
+          <w:lang w:bidi="fa-IR"/>
+        </w:rPr>
+      </w:pPr>
+      <w:r>
+        <w:rPr>
+          <w:rStyle w:val="FootnoteReference"/>
+        </w:rPr>
+        <w:footnoteRef/>
+      </w:r>
+      <w:r>
+        <w:rPr>
+          <w:rtl/>
+        </w:rPr>
+        <w:t xml:space="preserve"> </w:t>
+      </w:r>
+      <w:r>
+        <w:rPr>
+          <w:szCs w:val="28"/>
+          <w:lang w:bidi="fa-IR"/>
+        </w:rPr>
+        <w:t>Platform development &amp; e-commerce optimizatio</w:t>
+      </w:r>
+      <w:r>
+        <w:rPr>
+          <w:szCs w:val="28"/>
+          <w:lang w:bidi="fa-IR"/>
+        </w:rPr>
+        <w:t>n</w:t>
+      </w:r>
+    </w:p>
+  </w:footnote>
+  <w:footnote w:id="65">
+    <w:p>
+      <w:pPr>
+        <w:pStyle w:val="FootnoteText"/>
+        <w:rPr>
+          <w:lang w:bidi="fa-IR"/>
+        </w:rPr>
+      </w:pPr>
+      <w:r>
+        <w:rPr>
+          <w:rStyle w:val="FootnoteReference"/>
+        </w:rPr>
+        <w:footnoteRef/>
+      </w:r>
+      <w:r>
+        <w:rPr>
+          <w:rtl/>
+        </w:rPr>
+        <w:t xml:space="preserve"> </w:t>
+      </w:r>
+      <w:r>
+        <w:rPr>
+          <w:lang w:bidi="fa-IR"/>
+        </w:rPr>
+        <w:t>Generative AI</w:t>
+      </w:r>
+    </w:p>
+  </w:footnote>
+  <w:footnote w:id="66">
+    <w:p>
+      <w:pPr>
+        <w:pStyle w:val="FootnoteText"/>
+        <w:rPr>
+          <w:rFonts w:hint="cs"/>
+          <w:lang w:bidi="fa-IR"/>
+        </w:rPr>
+      </w:pPr>
+      <w:r>
+        <w:rPr>
+          <w:rStyle w:val="FootnoteReference"/>
+        </w:rPr>
+        <w:footnoteRef/>
+      </w:r>
+      <w:r>
+        <w:rPr>
+          <w:rtl/>
+        </w:rPr>
+        <w:t xml:space="preserve"> </w:t>
+      </w:r>
+      <w:r>
+        <w:t>Structural Topic Modeling; STM</w:t>
       </w:r>
     </w:p>
   </w:footnote>

--- a/final word file/karimi-ownmade-file.docx
+++ b/final word file/karimi-ownmade-file.docx
@@ -31408,7 +31408,21 @@
         <w:rPr>
           <w:noProof/>
         </w:rPr>
-        <w:t>(Siddika et al., 2019)</w:t>
+        <w:t>(</w:t>
+      </w:r>
+      <w:proofErr w:type="spellStart"/>
+      <w:r>
+        <w:rPr>
+          <w:noProof/>
+        </w:rPr>
+        <w:t>Siddika</w:t>
+      </w:r>
+      <w:proofErr w:type="spellEnd"/>
+      <w:r>
+        <w:rPr>
+          <w:noProof/>
+        </w:rPr>
+        <w:t xml:space="preserve"> et al., 2019)</w:t>
       </w:r>
       <w:r>
         <w:fldChar w:fldCharType="end"/>
@@ -49431,8 +49445,6 @@
     <w:p>
       <w:pPr>
         <w:rPr>
-          <w:rFonts w:hint="cs"/>
-          <w:rtl/>
           <w:lang w:bidi="fa-IR"/>
         </w:rPr>
       </w:pPr>
@@ -49626,8 +49638,2882 @@
       <w:pPr>
         <w:rPr>
           <w:rtl/>
+          <w:lang w:bidi="fa-IR"/>
         </w:rPr>
       </w:pPr>
+      <w:r>
+        <w:rPr>
+          <w:rFonts w:hint="cs"/>
+          <w:rtl/>
+          <w:lang w:bidi="fa-IR"/>
+        </w:rPr>
+        <w:t xml:space="preserve">خادمی و همکاران نیز </w:t>
+      </w:r>
+      <w:r>
+        <w:rPr>
+          <w:rtl/>
+          <w:lang w:bidi="fa-IR"/>
+        </w:rPr>
+        <w:fldChar w:fldCharType="begin"/>
+      </w:r>
+      <w:r>
+        <w:rPr>
+          <w:rtl/>
+          <w:lang w:bidi="fa-IR"/>
+        </w:rPr>
+        <w:instrText xml:space="preserve"> </w:instrText>
+      </w:r>
+      <w:r>
+        <w:rPr>
+          <w:lang w:bidi="fa-IR"/>
+        </w:rPr>
+        <w:instrText>ADDIN EN.CITE &lt;EndNote&gt;&lt;Cite&gt;&lt;Author&gt;Khademi&lt;/Author&gt;&lt;Year&gt;2024&lt;/Year&gt;&lt;RecNum&gt;109&lt;/RecNum&gt;&lt;DisplayText&gt;(Khademi et al., 2024)&lt;/DisplayText&gt;&lt;record&gt;&lt;rec-number&gt;109&lt;/rec-number&gt;&lt;foreign-keys&gt;&lt;key app="EN" db-id="fedrzzrekw0seces2d85e09w9a09t9dad5wp" timestamp="1756991034"&gt;109&lt;/key&gt;&lt;/foreign-keys&gt;&lt;ref-type name="Journal Article"&gt;17&lt;/ref-type&gt;&lt;contributors&gt;&lt;authors&gt;&lt;author&gt;Khademi, Behrooz&lt;/author&gt;&lt;author&gt;Lampela, Hannele&lt;/author&gt;&lt;author&gt;de Waal, Gerrit Anton&lt;/author&gt;&lt;author&gt;Smyrnios, Kosmas X&lt;/author&gt;&lt;/authors&gt;&lt;/contributors&gt;&lt;titles&gt;&lt;title&gt;A roadmap for systematically identifying opportunities in geographically bounded ecosystems using patent analytics&lt;/title&gt;&lt;secondary-title&gt;Scandinavian Journal of Management&lt;/secondary-title&gt;&lt;/titles&gt;&lt;periodical&gt;&lt;full-title&gt;Scandinavian Journal of Management&lt;/full-title&gt;&lt;/periodical&gt;&lt;pages&gt;101320&lt;/pages&gt;&lt;volume&gt;40&lt;/volume&gt;&lt;number&gt;1&lt;/number&gt;&lt;dates&gt;&lt;year&gt;2024&lt;/year&gt;&lt;/dates&gt;&lt;isbn&gt;0956-5221&lt;/isbn&gt;&lt;urls&gt;&lt;/urls&gt;&lt;/record&gt;&lt;/Cite&gt;&lt;/EndNote</w:instrText>
+      </w:r>
+      <w:r>
+        <w:rPr>
+          <w:rtl/>
+          <w:lang w:bidi="fa-IR"/>
+        </w:rPr>
+        <w:instrText>&gt;</w:instrText>
+      </w:r>
+      <w:r>
+        <w:rPr>
+          <w:rtl/>
+          <w:lang w:bidi="fa-IR"/>
+        </w:rPr>
+        <w:fldChar w:fldCharType="separate"/>
+      </w:r>
+      <w:r>
+        <w:rPr>
+          <w:noProof/>
+          <w:rtl/>
+          <w:lang w:bidi="fa-IR"/>
+        </w:rPr>
+        <w:t>(</w:t>
+      </w:r>
+      <w:r>
+        <w:rPr>
+          <w:noProof/>
+          <w:lang w:bidi="fa-IR"/>
+        </w:rPr>
+        <w:t>Khademi et al., 2024</w:t>
+      </w:r>
+      <w:r>
+        <w:rPr>
+          <w:noProof/>
+          <w:rtl/>
+          <w:lang w:bidi="fa-IR"/>
+        </w:rPr>
+        <w:t>)</w:t>
+      </w:r>
+      <w:r>
+        <w:rPr>
+          <w:rtl/>
+          <w:lang w:bidi="fa-IR"/>
+        </w:rPr>
+        <w:fldChar w:fldCharType="end"/>
+      </w:r>
+      <w:r>
+        <w:rPr>
+          <w:rFonts w:hint="cs"/>
+          <w:rtl/>
+          <w:lang w:bidi="fa-IR"/>
+        </w:rPr>
+        <w:t xml:space="preserve"> در مطالعه‌ای </w:t>
+      </w:r>
+      <w:r>
+        <w:rPr>
+          <w:rFonts w:hint="cs"/>
+          <w:rtl/>
+          <w:lang w:bidi="fa-IR"/>
+        </w:rPr>
+        <w:t xml:space="preserve">مبتنی بر تحلیل پتنت، در جهت ارائه‌ی نقشه‌راه روش‌شناختی برای شناسایی نظام‌مند فرصت ها در اکوسیستم جغرافیا محور قدم برداشته‌اند. </w:t>
+      </w:r>
+      <w:r>
+        <w:rPr>
+          <w:rFonts w:hint="cs"/>
+          <w:rtl/>
+          <w:lang w:bidi="fa-IR"/>
+        </w:rPr>
+        <w:t xml:space="preserve">در این مطالعه از داده های موجود در پایگاه داده </w:t>
+      </w:r>
+      <w:proofErr w:type="spellStart"/>
+      <w:r>
+        <w:rPr>
+          <w:lang w:bidi="fa-IR"/>
+        </w:rPr>
+        <w:t>PatentsView</w:t>
+      </w:r>
+      <w:proofErr w:type="spellEnd"/>
+      <w:r>
+        <w:rPr>
+          <w:rFonts w:hint="cs"/>
+          <w:rtl/>
+          <w:lang w:bidi="fa-IR"/>
+        </w:rPr>
+        <w:t xml:space="preserve"> ب</w:t>
+      </w:r>
+      <w:r>
+        <w:rPr>
+          <w:rtl/>
+          <w:lang w:bidi="fa-IR"/>
+        </w:rPr>
+        <w:t>ه‌عنوان ز</w:t>
+      </w:r>
+      <w:r>
+        <w:rPr>
+          <w:rFonts w:hint="cs"/>
+          <w:rtl/>
+          <w:lang w:bidi="fa-IR"/>
+        </w:rPr>
+        <w:t>یربنای</w:t>
+      </w:r>
+      <w:r>
+        <w:rPr>
+          <w:rtl/>
+          <w:lang w:bidi="fa-IR"/>
+        </w:rPr>
+        <w:t xml:space="preserve"> تحل</w:t>
+      </w:r>
+      <w:r>
+        <w:rPr>
+          <w:rFonts w:hint="cs"/>
+          <w:rtl/>
+          <w:lang w:bidi="fa-IR"/>
+        </w:rPr>
+        <w:t>یلی</w:t>
+      </w:r>
+      <w:r>
+        <w:rPr>
+          <w:rtl/>
+          <w:lang w:bidi="fa-IR"/>
+        </w:rPr>
+        <w:t xml:space="preserve"> مقاله </w:t>
+      </w:r>
+      <w:r>
+        <w:rPr>
+          <w:rFonts w:hint="cs"/>
+          <w:rtl/>
+          <w:lang w:bidi="fa-IR"/>
+        </w:rPr>
+        <w:t>یک</w:t>
+      </w:r>
+      <w:r>
+        <w:rPr>
+          <w:rtl/>
+          <w:lang w:bidi="fa-IR"/>
+        </w:rPr>
+        <w:t xml:space="preserve"> چارچوب روش‌شناخت</w:t>
+      </w:r>
+      <w:r>
+        <w:rPr>
+          <w:rFonts w:hint="cs"/>
+          <w:rtl/>
+          <w:lang w:bidi="fa-IR"/>
+        </w:rPr>
+        <w:t>ی</w:t>
+      </w:r>
+      <w:r>
+        <w:rPr>
+          <w:rtl/>
+          <w:lang w:bidi="fa-IR"/>
+        </w:rPr>
+        <w:t xml:space="preserve"> ارائه م</w:t>
+      </w:r>
+      <w:r>
+        <w:rPr>
+          <w:rFonts w:hint="cs"/>
+          <w:rtl/>
+          <w:lang w:bidi="fa-IR"/>
+        </w:rPr>
+        <w:t>ی‌کند</w:t>
+      </w:r>
+      <w:r>
+        <w:rPr>
+          <w:rtl/>
+          <w:lang w:bidi="fa-IR"/>
+        </w:rPr>
+        <w:t xml:space="preserve"> و از حوز</w:t>
+      </w:r>
+      <w:r>
+        <w:rPr>
+          <w:rFonts w:hint="cs"/>
+          <w:rtl/>
+          <w:lang w:bidi="fa-IR"/>
+        </w:rPr>
+        <w:t>ه‌ی</w:t>
+      </w:r>
+      <w:r>
+        <w:rPr>
+          <w:rtl/>
+          <w:lang w:bidi="fa-IR"/>
+        </w:rPr>
+        <w:t xml:space="preserve"> </w:t>
+      </w:r>
+      <w:r>
+        <w:rPr>
+          <w:rFonts w:hint="cs"/>
+          <w:rtl/>
+          <w:lang w:bidi="fa-IR"/>
+        </w:rPr>
+        <w:t>فناوری‌های</w:t>
+      </w:r>
+      <w:r>
+        <w:rPr>
+          <w:rtl/>
+          <w:lang w:bidi="fa-IR"/>
+        </w:rPr>
+        <w:t xml:space="preserve"> کم‌انتشار نورد</w:t>
+      </w:r>
+      <w:r>
+        <w:rPr>
+          <w:rFonts w:hint="cs"/>
+          <w:rtl/>
+          <w:lang w:bidi="fa-IR"/>
+        </w:rPr>
+        <w:t>یک</w:t>
+      </w:r>
+      <w:r>
+        <w:rPr>
+          <w:rtl/>
+          <w:lang w:bidi="fa-IR"/>
+        </w:rPr>
+        <w:t xml:space="preserve"> برا</w:t>
+      </w:r>
+      <w:r>
+        <w:rPr>
+          <w:rFonts w:hint="cs"/>
+          <w:rtl/>
+          <w:lang w:bidi="fa-IR"/>
+        </w:rPr>
+        <w:t>ی</w:t>
+      </w:r>
+      <w:r>
+        <w:rPr>
+          <w:rtl/>
+          <w:lang w:bidi="fa-IR"/>
+        </w:rPr>
+        <w:t xml:space="preserve"> پ</w:t>
+      </w:r>
+      <w:r>
+        <w:rPr>
+          <w:rFonts w:hint="cs"/>
+          <w:rtl/>
+          <w:lang w:bidi="fa-IR"/>
+        </w:rPr>
+        <w:t>یاده‌سازی</w:t>
+      </w:r>
+      <w:r>
+        <w:rPr>
+          <w:rtl/>
+          <w:lang w:bidi="fa-IR"/>
+        </w:rPr>
+        <w:t xml:space="preserve"> نمونه استفاده م</w:t>
+      </w:r>
+      <w:r>
+        <w:rPr>
+          <w:rFonts w:hint="cs"/>
+          <w:rtl/>
+          <w:lang w:bidi="fa-IR"/>
+        </w:rPr>
+        <w:t>ی‌کند</w:t>
+      </w:r>
+      <w:r>
+        <w:rPr>
+          <w:rtl/>
+          <w:lang w:bidi="fa-IR"/>
+        </w:rPr>
+        <w:t>.</w:t>
+      </w:r>
+      <w:r>
+        <w:rPr>
+          <w:rFonts w:hint="cs"/>
+          <w:rtl/>
+          <w:lang w:bidi="fa-IR"/>
+        </w:rPr>
+        <w:t xml:space="preserve"> چارچوب ارائه شده با اتکا بر داده‌های </w:t>
+      </w:r>
+      <w:proofErr w:type="spellStart"/>
+      <w:r>
+        <w:rPr>
+          <w:lang w:bidi="fa-IR"/>
+        </w:rPr>
+        <w:t>PatentsView</w:t>
+      </w:r>
+      <w:proofErr w:type="spellEnd"/>
+      <w:r>
+        <w:rPr>
+          <w:rFonts w:hint="cs"/>
+          <w:rtl/>
+          <w:lang w:bidi="fa-IR"/>
+        </w:rPr>
+        <w:t xml:space="preserve"> و تکنیک های تحلیل پتنت، روند ها، خوشه های فناورانه و بازیگران را استخراج میکند و آن ها را به فرصت های قابل اقدام برای برنامه ریزی راهبردی و سیاست نوآوری نگاشت می‌کند. </w:t>
+      </w:r>
+      <w:r>
+        <w:rPr>
+          <w:rtl/>
+          <w:lang w:bidi="fa-IR"/>
+        </w:rPr>
+        <w:t>برا</w:t>
+      </w:r>
+      <w:r>
+        <w:rPr>
+          <w:rFonts w:hint="cs"/>
+          <w:rtl/>
+          <w:lang w:bidi="fa-IR"/>
+        </w:rPr>
+        <w:t>ی</w:t>
+      </w:r>
+      <w:r>
+        <w:rPr>
+          <w:rtl/>
+          <w:lang w:bidi="fa-IR"/>
+        </w:rPr>
+        <w:t xml:space="preserve"> نما</w:t>
+      </w:r>
+      <w:r>
+        <w:rPr>
+          <w:rFonts w:hint="cs"/>
+          <w:rtl/>
+          <w:lang w:bidi="fa-IR"/>
+        </w:rPr>
+        <w:t>یش</w:t>
+      </w:r>
+      <w:r>
+        <w:rPr>
+          <w:rtl/>
+          <w:lang w:bidi="fa-IR"/>
+        </w:rPr>
+        <w:t xml:space="preserve"> اجرا، مطالعه</w:t>
+      </w:r>
+      <w:r>
+        <w:rPr>
+          <w:rFonts w:hint="cs"/>
+          <w:rtl/>
+          <w:lang w:bidi="fa-IR"/>
+        </w:rPr>
+        <w:t>‌ی</w:t>
+      </w:r>
+      <w:r>
+        <w:rPr>
+          <w:rFonts w:ascii="Times New Roman" w:hAnsi="Times New Roman" w:cs="Times New Roman" w:hint="cs"/>
+          <w:rtl/>
+          <w:lang w:bidi="fa-IR"/>
+        </w:rPr>
+        <w:t>‌</w:t>
+      </w:r>
+      <w:r>
+        <w:rPr>
+          <w:rtl/>
+          <w:lang w:bidi="fa-IR"/>
+        </w:rPr>
+        <w:t xml:space="preserve"> مورد</w:t>
+      </w:r>
+      <w:r>
+        <w:rPr>
+          <w:rFonts w:hint="cs"/>
+          <w:rtl/>
+          <w:lang w:bidi="fa-IR"/>
+        </w:rPr>
+        <w:t>ی</w:t>
+      </w:r>
+      <w:r>
+        <w:rPr>
+          <w:rtl/>
+          <w:lang w:bidi="fa-IR"/>
+        </w:rPr>
+        <w:t xml:space="preserve"> فناور</w:t>
+      </w:r>
+      <w:r>
+        <w:rPr>
+          <w:rFonts w:hint="cs"/>
+          <w:rtl/>
+          <w:lang w:bidi="fa-IR"/>
+        </w:rPr>
+        <w:t>ی‌های</w:t>
+      </w:r>
+      <w:r>
+        <w:rPr>
+          <w:rtl/>
+          <w:lang w:bidi="fa-IR"/>
+        </w:rPr>
+        <w:t xml:space="preserve"> کم‌انتشار در کشورها</w:t>
+      </w:r>
+      <w:r>
+        <w:rPr>
+          <w:rFonts w:hint="cs"/>
+          <w:rtl/>
+          <w:lang w:bidi="fa-IR"/>
+        </w:rPr>
+        <w:t>ی</w:t>
+      </w:r>
+      <w:r>
+        <w:rPr>
+          <w:rtl/>
+          <w:lang w:bidi="fa-IR"/>
+        </w:rPr>
+        <w:t xml:space="preserve"> نورد</w:t>
+      </w:r>
+      <w:r>
+        <w:rPr>
+          <w:rFonts w:hint="cs"/>
+          <w:rtl/>
+          <w:lang w:bidi="fa-IR"/>
+        </w:rPr>
+        <w:t>یک</w:t>
+      </w:r>
+      <w:r>
+        <w:rPr>
+          <w:rtl/>
+          <w:lang w:bidi="fa-IR"/>
+        </w:rPr>
+        <w:t xml:space="preserve"> گزارش شده است. نو</w:t>
+      </w:r>
+      <w:r>
+        <w:rPr>
+          <w:rFonts w:hint="cs"/>
+          <w:rtl/>
+          <w:lang w:bidi="fa-IR"/>
+        </w:rPr>
+        <w:t>یسندگان</w:t>
+      </w:r>
+      <w:r>
+        <w:rPr>
+          <w:rtl/>
+          <w:lang w:bidi="fa-IR"/>
+        </w:rPr>
+        <w:t xml:space="preserve"> بر مزا</w:t>
+      </w:r>
+      <w:r>
+        <w:rPr>
+          <w:rFonts w:hint="cs"/>
+          <w:rtl/>
+          <w:lang w:bidi="fa-IR"/>
+        </w:rPr>
+        <w:t>یای</w:t>
+      </w:r>
+      <w:r>
+        <w:rPr>
+          <w:rtl/>
+          <w:lang w:bidi="fa-IR"/>
+        </w:rPr>
+        <w:t xml:space="preserve"> عمل</w:t>
+      </w:r>
+      <w:r>
+        <w:rPr>
+          <w:rFonts w:hint="cs"/>
+          <w:rtl/>
+          <w:lang w:bidi="fa-IR"/>
+        </w:rPr>
+        <w:t>ی</w:t>
+      </w:r>
+      <w:r>
+        <w:rPr>
+          <w:rtl/>
+          <w:lang w:bidi="fa-IR"/>
+        </w:rPr>
+        <w:t xml:space="preserve"> ا</w:t>
+      </w:r>
+      <w:r>
+        <w:rPr>
+          <w:rFonts w:hint="cs"/>
+          <w:rtl/>
+          <w:lang w:bidi="fa-IR"/>
+        </w:rPr>
+        <w:t>ین</w:t>
+      </w:r>
+      <w:r>
+        <w:rPr>
+          <w:rtl/>
+          <w:lang w:bidi="fa-IR"/>
+        </w:rPr>
+        <w:t xml:space="preserve"> رو</w:t>
+      </w:r>
+      <w:r>
+        <w:rPr>
+          <w:rFonts w:hint="cs"/>
+          <w:rtl/>
+          <w:lang w:bidi="fa-IR"/>
+        </w:rPr>
+        <w:t>یکرد</w:t>
+      </w:r>
+      <w:r>
+        <w:rPr>
+          <w:rtl/>
+          <w:lang w:bidi="fa-IR"/>
+        </w:rPr>
+        <w:t xml:space="preserve"> و درع</w:t>
+      </w:r>
+      <w:r>
+        <w:rPr>
+          <w:rFonts w:hint="cs"/>
+          <w:rtl/>
+          <w:lang w:bidi="fa-IR"/>
+        </w:rPr>
+        <w:t>ین‌حال</w:t>
+      </w:r>
+      <w:r>
+        <w:rPr>
+          <w:rtl/>
+          <w:lang w:bidi="fa-IR"/>
+        </w:rPr>
+        <w:t xml:space="preserve"> بر حساس</w:t>
+      </w:r>
+      <w:r>
+        <w:rPr>
+          <w:rFonts w:hint="cs"/>
+          <w:rtl/>
+          <w:lang w:bidi="fa-IR"/>
+        </w:rPr>
+        <w:t>یت</w:t>
+      </w:r>
+      <w:r>
+        <w:rPr>
+          <w:rtl/>
+          <w:lang w:bidi="fa-IR"/>
+        </w:rPr>
+        <w:t xml:space="preserve"> به ک</w:t>
+      </w:r>
+      <w:r>
+        <w:rPr>
+          <w:rFonts w:hint="cs"/>
+          <w:rtl/>
+          <w:lang w:bidi="fa-IR"/>
+        </w:rPr>
+        <w:t>یفیت</w:t>
+      </w:r>
+      <w:r>
+        <w:rPr>
+          <w:rtl/>
+          <w:lang w:bidi="fa-IR"/>
+        </w:rPr>
+        <w:t xml:space="preserve"> فراداد</w:t>
+      </w:r>
+      <w:r>
+        <w:rPr>
+          <w:rFonts w:hint="cs"/>
+          <w:rtl/>
+          <w:lang w:bidi="fa-IR"/>
+        </w:rPr>
+        <w:t>ه‌ی</w:t>
+      </w:r>
+      <w:r>
+        <w:rPr>
+          <w:rtl/>
+          <w:lang w:bidi="fa-IR"/>
+        </w:rPr>
+        <w:t xml:space="preserve"> </w:t>
+      </w:r>
+      <w:r>
+        <w:rPr>
+          <w:rFonts w:hint="cs"/>
+          <w:rtl/>
+          <w:lang w:bidi="fa-IR"/>
+        </w:rPr>
+        <w:t>پتنت</w:t>
+      </w:r>
+      <w:r>
+        <w:rPr>
+          <w:rtl/>
+          <w:lang w:bidi="fa-IR"/>
+        </w:rPr>
+        <w:t xml:space="preserve"> </w:t>
+      </w:r>
+      <w:r>
+        <w:rPr>
+          <w:rFonts w:hint="cs"/>
+          <w:rtl/>
+          <w:lang w:bidi="fa-IR"/>
+        </w:rPr>
+        <w:t>و</w:t>
+      </w:r>
+      <w:r>
+        <w:rPr>
+          <w:rtl/>
+          <w:lang w:bidi="fa-IR"/>
+        </w:rPr>
+        <w:t xml:space="preserve"> </w:t>
+      </w:r>
+      <w:r>
+        <w:rPr>
+          <w:rFonts w:hint="cs"/>
+          <w:rtl/>
+          <w:lang w:bidi="fa-IR"/>
+        </w:rPr>
+        <w:t>نیاز</w:t>
+      </w:r>
+      <w:r>
+        <w:rPr>
+          <w:rtl/>
+          <w:lang w:bidi="fa-IR"/>
+        </w:rPr>
+        <w:t xml:space="preserve"> به تکم</w:t>
+      </w:r>
+      <w:r>
+        <w:rPr>
+          <w:rFonts w:hint="cs"/>
+          <w:rtl/>
+          <w:lang w:bidi="fa-IR"/>
+        </w:rPr>
+        <w:t>یل</w:t>
+      </w:r>
+      <w:r>
+        <w:rPr>
+          <w:rtl/>
+          <w:lang w:bidi="fa-IR"/>
+        </w:rPr>
+        <w:t xml:space="preserve"> با داده‌ها</w:t>
+      </w:r>
+      <w:r>
+        <w:rPr>
+          <w:rFonts w:hint="cs"/>
+          <w:rtl/>
+          <w:lang w:bidi="fa-IR"/>
+        </w:rPr>
+        <w:t>ی</w:t>
+      </w:r>
+      <w:r>
+        <w:rPr>
+          <w:rtl/>
+          <w:lang w:bidi="fa-IR"/>
+        </w:rPr>
+        <w:t xml:space="preserve"> بازار</w:t>
+      </w:r>
+      <w:r>
+        <w:rPr>
+          <w:rFonts w:hint="cs"/>
+          <w:rtl/>
+          <w:lang w:bidi="fa-IR"/>
+        </w:rPr>
+        <w:t>-</w:t>
+      </w:r>
+      <w:r>
+        <w:rPr>
+          <w:rtl/>
+          <w:lang w:bidi="fa-IR"/>
+        </w:rPr>
+        <w:t>استاندارد تأک</w:t>
+      </w:r>
+      <w:r>
+        <w:rPr>
+          <w:rFonts w:hint="cs"/>
+          <w:rtl/>
+          <w:lang w:bidi="fa-IR"/>
+        </w:rPr>
+        <w:t>ید</w:t>
+      </w:r>
+      <w:r>
+        <w:rPr>
+          <w:rtl/>
+          <w:lang w:bidi="fa-IR"/>
+        </w:rPr>
+        <w:t xml:space="preserve"> م</w:t>
+      </w:r>
+      <w:r>
+        <w:rPr>
+          <w:rFonts w:hint="cs"/>
+          <w:rtl/>
+          <w:lang w:bidi="fa-IR"/>
+        </w:rPr>
+        <w:t>ی‌کنند</w:t>
+      </w:r>
+      <w:r>
+        <w:rPr>
+          <w:rFonts w:hint="cs"/>
+          <w:rtl/>
+          <w:lang w:bidi="fa-IR"/>
+        </w:rPr>
+        <w:t>. هر چند با توجه به این موضوع که وابستگی مکانی و نهادی می‌تواند قابلیت تعمیم نتایج را محدود کند. در این پژوهش با استفاده از تمامی داده‌های موجود در حوزه خودروهای برقی همت بر خنثی سازی این محدودیت داریم</w:t>
+      </w:r>
+    </w:p>
+    <w:p>
+      <w:pPr>
+        <w:rPr>
+          <w:rtl/>
+          <w:lang w:bidi="fa-IR"/>
+        </w:rPr>
+      </w:pPr>
+      <w:r>
+        <w:rPr>
+          <w:rFonts w:hint="cs"/>
+          <w:rtl/>
+          <w:lang w:bidi="fa-IR"/>
+        </w:rPr>
+        <w:t>ی</w:t>
+      </w:r>
+      <w:r>
+        <w:rPr>
+          <w:rtl/>
+          <w:lang w:bidi="fa-IR"/>
+        </w:rPr>
+        <w:t>و</w:t>
+      </w:r>
+      <w:r>
+        <w:rPr>
+          <w:rFonts w:hint="cs"/>
+          <w:rtl/>
+          <w:lang w:bidi="fa-IR"/>
+        </w:rPr>
+        <w:t xml:space="preserve">آن و کای </w:t>
+      </w:r>
+      <w:r>
+        <w:rPr>
+          <w:rtl/>
+          <w:lang w:bidi="fa-IR"/>
+        </w:rPr>
+        <w:fldChar w:fldCharType="begin"/>
+      </w:r>
+      <w:r>
+        <w:rPr>
+          <w:rtl/>
+          <w:lang w:bidi="fa-IR"/>
+        </w:rPr>
+        <w:instrText xml:space="preserve"> </w:instrText>
+      </w:r>
+      <w:r>
+        <w:rPr>
+          <w:lang w:bidi="fa-IR"/>
+        </w:rPr>
+        <w:instrText>ADDIN EN.CITE &lt;EndNote&gt;&lt;Cite&gt;&lt;Author&gt;Yuan&lt;/Author&gt;&lt;Year&gt;2021&lt;/Year&gt;&lt;RecNum&gt;110&lt;/RecNum&gt;&lt;DisplayText&gt;(Yuan &amp;amp; Cai, 2021)&lt;/DisplayText&gt;&lt;record&gt;&lt;rec-number&gt;110&lt;/rec-number&gt;&lt;foreign-keys&gt;&lt;key app="EN" db-id="fedrzzrekw0seces2d85e09w9a09t9dad5wp" timestamp</w:instrText>
+      </w:r>
+      <w:r>
+        <w:rPr>
+          <w:rtl/>
+          <w:lang w:bidi="fa-IR"/>
+        </w:rPr>
+        <w:instrText>="1756997462"&gt;110&lt;/</w:instrText>
+      </w:r>
+      <w:r>
+        <w:rPr>
+          <w:lang w:bidi="fa-IR"/>
+        </w:rPr>
+        <w:instrText>key&gt;&lt;/foreign-keys&gt;&lt;ref-type name="Journal Article"&gt;17&lt;/ref-type&gt;&lt;contributors&gt;&lt;authors&gt;&lt;author&gt;Yuan, Xiaodong&lt;/author&gt;&lt;author&gt;Cai, Yuchen&lt;/author&gt;&lt;/authors&gt;&lt;/contributors&gt;&lt;titles&gt;&lt;title&gt;Forecasting the development trend of low emission</w:instrText>
+      </w:r>
+      <w:r>
+        <w:rPr>
+          <w:rtl/>
+          <w:lang w:bidi="fa-IR"/>
+        </w:rPr>
+        <w:instrText xml:space="preserve"> </w:instrText>
+      </w:r>
+      <w:r>
+        <w:rPr>
+          <w:lang w:bidi="fa-IR"/>
+        </w:rPr>
+        <w:instrText>vehicle technologies: Based on patent data&lt;/title&gt;&lt;secondary-title&gt;Technological Forecasting and Social Change&lt;/secondary-title&gt;&lt;/titles&gt;&lt;periodical&gt;&lt;full-title&gt;Technological Forecasting and Social Change&lt;/full-title&gt;&lt;/periodical&gt;&lt;pages&gt;120651&lt;/pages&gt;&lt;volume&gt;166&lt;/volume&gt;&lt;dates&gt;&lt;year&gt;2021&lt;/year&gt;&lt;/dates&gt;&lt;isbn&gt;0040-1625&lt;/isbn&gt;&lt;urls&gt;&lt;/urls&gt;&lt;/record&gt;&lt;/Cite&gt;&lt;/EndNote</w:instrText>
+      </w:r>
+      <w:r>
+        <w:rPr>
+          <w:rtl/>
+          <w:lang w:bidi="fa-IR"/>
+        </w:rPr>
+        <w:instrText>&gt;</w:instrText>
+      </w:r>
+      <w:r>
+        <w:rPr>
+          <w:rtl/>
+          <w:lang w:bidi="fa-IR"/>
+        </w:rPr>
+        <w:fldChar w:fldCharType="separate"/>
+      </w:r>
+      <w:r>
+        <w:rPr>
+          <w:noProof/>
+          <w:rtl/>
+          <w:lang w:bidi="fa-IR"/>
+        </w:rPr>
+        <w:t>(</w:t>
+      </w:r>
+      <w:r>
+        <w:rPr>
+          <w:noProof/>
+          <w:lang w:bidi="fa-IR"/>
+        </w:rPr>
+        <w:t>Yuan &amp; Cai, 2021</w:t>
+      </w:r>
+      <w:r>
+        <w:rPr>
+          <w:noProof/>
+          <w:rtl/>
+          <w:lang w:bidi="fa-IR"/>
+        </w:rPr>
+        <w:t>)</w:t>
+      </w:r>
+      <w:r>
+        <w:rPr>
+          <w:rtl/>
+          <w:lang w:bidi="fa-IR"/>
+        </w:rPr>
+        <w:fldChar w:fldCharType="end"/>
+      </w:r>
+      <w:r>
+        <w:rPr>
+          <w:lang w:bidi="fa-IR"/>
+        </w:rPr>
+        <w:t xml:space="preserve"> </w:t>
+      </w:r>
+      <w:r>
+        <w:rPr>
+          <w:rtl/>
+          <w:lang w:bidi="fa-IR"/>
+        </w:rPr>
+        <w:t xml:space="preserve"> با تکيه بر داده هاي ثبت اختراع و ترکيب دو رويکرد منحني اس شکل </w:t>
+      </w:r>
+      <w:r>
+        <w:rPr>
+          <w:rFonts w:hint="cs"/>
+          <w:rtl/>
+          <w:lang w:bidi="fa-IR"/>
+        </w:rPr>
+        <w:t xml:space="preserve">لجستیک </w:t>
+      </w:r>
+      <w:r>
+        <w:rPr>
+          <w:rtl/>
+          <w:lang w:bidi="fa-IR"/>
+        </w:rPr>
+        <w:t>و روش وزن دهي آنتروپي</w:t>
+      </w:r>
+      <w:r>
+        <w:rPr>
+          <w:rStyle w:val="FootnoteReference"/>
+          <w:rtl/>
+          <w:lang w:bidi="fa-IR"/>
+        </w:rPr>
+        <w:footnoteReference w:id="67"/>
+      </w:r>
+      <w:r>
+        <w:rPr>
+          <w:rtl/>
+          <w:lang w:bidi="fa-IR"/>
+        </w:rPr>
+        <w:t xml:space="preserve"> روند توسعه فناوري هاي خودروي کم انتشار را ميان سه گزينه </w:t>
+      </w:r>
+      <w:r>
+        <w:rPr>
+          <w:lang w:bidi="fa-IR"/>
+        </w:rPr>
+        <w:t>HEV</w:t>
+      </w:r>
+      <w:r>
+        <w:rPr>
+          <w:rStyle w:val="FootnoteReference"/>
+          <w:lang w:bidi="fa-IR"/>
+        </w:rPr>
+        <w:footnoteReference w:id="68"/>
+      </w:r>
+      <w:r>
+        <w:rPr>
+          <w:rtl/>
+          <w:lang w:bidi="fa-IR"/>
+        </w:rPr>
+        <w:t xml:space="preserve">، </w:t>
+      </w:r>
+      <w:r>
+        <w:rPr>
+          <w:lang w:bidi="fa-IR"/>
+        </w:rPr>
+        <w:t>BEV</w:t>
+      </w:r>
+      <w:r>
+        <w:rPr>
+          <w:rStyle w:val="FootnoteReference"/>
+          <w:lang w:bidi="fa-IR"/>
+        </w:rPr>
+        <w:footnoteReference w:id="69"/>
+      </w:r>
+      <w:r>
+        <w:rPr>
+          <w:rtl/>
+          <w:lang w:bidi="fa-IR"/>
+        </w:rPr>
+        <w:t xml:space="preserve"> و </w:t>
+      </w:r>
+      <w:r>
+        <w:rPr>
+          <w:lang w:bidi="fa-IR"/>
+        </w:rPr>
+        <w:t>FCEV</w:t>
+      </w:r>
+      <w:r>
+        <w:rPr>
+          <w:rStyle w:val="FootnoteReference"/>
+          <w:lang w:bidi="fa-IR"/>
+        </w:rPr>
+        <w:footnoteReference w:id="70"/>
+      </w:r>
+      <w:r>
+        <w:rPr>
+          <w:rtl/>
+          <w:lang w:bidi="fa-IR"/>
+        </w:rPr>
+        <w:t xml:space="preserve"> پيش بيني کرده اند. در اين چارچوب، شاخص هاي استخراج شده از پتنت ها مانند حجم و روند زماني ثبت، استنادهاي پيش رو، اندازه خانواده بين المللي و تنوع رده بندي هاي فناوري مبناي وزن دهي قرار گرفته و مسير بلوغ هر فناوري با برازش منحني </w:t>
+      </w:r>
+      <w:r>
+        <w:rPr>
+          <w:rFonts w:hint="cs"/>
+          <w:rtl/>
+          <w:lang w:bidi="fa-IR"/>
+        </w:rPr>
+        <w:t>لجستیک</w:t>
+      </w:r>
+      <w:r>
+        <w:rPr>
+          <w:rtl/>
+          <w:lang w:bidi="fa-IR"/>
+        </w:rPr>
+        <w:t xml:space="preserve"> تخمين زده مي شود. آنان گزارش مي کنند که در افق مطالعه، </w:t>
+      </w:r>
+      <w:r>
+        <w:rPr>
+          <w:lang w:bidi="fa-IR"/>
+        </w:rPr>
+        <w:t>HEV</w:t>
+      </w:r>
+      <w:r>
+        <w:rPr>
+          <w:rtl/>
+          <w:lang w:bidi="fa-IR"/>
+        </w:rPr>
+        <w:t xml:space="preserve"> چشم انداز مساعدتري نشان مي دهد، </w:t>
+      </w:r>
+      <w:r>
+        <w:rPr>
+          <w:lang w:bidi="fa-IR"/>
+        </w:rPr>
+        <w:t>BEV</w:t>
+      </w:r>
+      <w:r>
+        <w:rPr>
+          <w:rtl/>
+          <w:lang w:bidi="fa-IR"/>
+        </w:rPr>
+        <w:t xml:space="preserve"> در مرتبه بعد قرار مي گيرد و </w:t>
+      </w:r>
+      <w:r>
+        <w:rPr>
+          <w:lang w:bidi="fa-IR"/>
+        </w:rPr>
+        <w:t>FCEV</w:t>
+      </w:r>
+      <w:r>
+        <w:rPr>
+          <w:rtl/>
+          <w:lang w:bidi="fa-IR"/>
+        </w:rPr>
+        <w:t xml:space="preserve"> با آهنگ کندتر رشد مي کند. همچنين ترکيب  </w:t>
+      </w:r>
+      <w:r>
+        <w:rPr>
+          <w:rFonts w:hint="cs"/>
+          <w:rtl/>
+          <w:lang w:bidi="fa-IR"/>
+        </w:rPr>
+        <w:t>منحنی اس و</w:t>
+      </w:r>
+      <w:r>
+        <w:rPr>
+          <w:rtl/>
+          <w:lang w:bidi="fa-IR"/>
+        </w:rPr>
+        <w:t xml:space="preserve"> آنتروپي نسبت به استفاده منفرد از هرکدام، تصوير باثبات تر و سازگارتري از رتبه بندي ها ارائه مي دهد.</w:t>
+      </w:r>
+    </w:p>
+    <w:p>
+      <w:pPr>
+        <w:rPr>
+          <w:rtl/>
+          <w:lang w:bidi="fa-IR"/>
+        </w:rPr>
+      </w:pPr>
+      <w:r>
+        <w:rPr>
+          <w:rtl/>
+          <w:lang w:bidi="fa-IR"/>
+        </w:rPr>
+        <w:t>نويسندگان به چند محدوديت نيز اشاره دارند</w:t>
+      </w:r>
+      <w:r>
+        <w:rPr>
+          <w:rFonts w:hint="cs"/>
+          <w:rtl/>
+          <w:lang w:bidi="fa-IR"/>
+        </w:rPr>
+        <w:t>،</w:t>
+      </w:r>
+      <w:r>
+        <w:rPr>
+          <w:rtl/>
+          <w:lang w:bidi="fa-IR"/>
+        </w:rPr>
+        <w:t xml:space="preserve"> نخست، نتايج به انتخاب و نرمال سازي شاخص ها و پارامترهاي برازش </w:t>
+      </w:r>
+      <w:r>
+        <w:rPr>
+          <w:rFonts w:hint="cs"/>
+          <w:rtl/>
+          <w:lang w:bidi="fa-IR"/>
+        </w:rPr>
+        <w:t>لجستیک</w:t>
+      </w:r>
+      <w:r>
+        <w:rPr>
+          <w:rtl/>
+          <w:lang w:bidi="fa-IR"/>
+        </w:rPr>
+        <w:t xml:space="preserve"> از جمله حد اشباع و بازه زماني داده حساس است. دوم، تکيه صرف بر پتنت ممکن است نوآوري هاي بدون ثبت يا تفاوت هاي نهادي و مقرراتي بازارها را بازتاب ندهد. سوم، تعريف دامنه فناوري و قواعد تجميع خانواده هاي پتنت مي </w:t>
+      </w:r>
+      <w:r>
+        <w:rPr>
+          <w:rtl/>
+          <w:lang w:bidi="fa-IR"/>
+        </w:rPr>
+        <w:lastRenderedPageBreak/>
+        <w:t>تواند بر رتبه بندي نهايي اثر بگذارد. با وجود اين قيود، مقاله نمونه اي روشن از کاربرد تحليل پتنت براي پيش بيني روند فناوري در حوزه سامانه هاي محرکه کم انتشار ارائه مي کند.</w:t>
+      </w:r>
+    </w:p>
+    <w:p>
+      <w:pPr>
+        <w:rPr>
+          <w:rtl/>
+          <w:lang w:bidi="fa-IR"/>
+        </w:rPr>
+      </w:pPr>
+      <w:r>
+        <w:rPr>
+          <w:rFonts w:hint="cs"/>
+          <w:rtl/>
+          <w:lang w:bidi="fa-IR"/>
+        </w:rPr>
+        <w:t>یوآن</w:t>
+      </w:r>
+      <w:r>
+        <w:rPr>
+          <w:rtl/>
+          <w:lang w:bidi="fa-IR"/>
+        </w:rPr>
+        <w:t xml:space="preserve"> و </w:t>
+      </w:r>
+      <w:r>
+        <w:rPr>
+          <w:rFonts w:hint="cs"/>
+          <w:rtl/>
+          <w:lang w:bidi="fa-IR"/>
+        </w:rPr>
+        <w:t>لی</w:t>
+      </w:r>
+      <w:r>
+        <w:rPr>
+          <w:rtl/>
+          <w:lang w:bidi="fa-IR"/>
+        </w:rPr>
+        <w:t xml:space="preserve"> </w:t>
+      </w:r>
+      <w:r>
+        <w:rPr>
+          <w:rtl/>
+          <w:lang w:bidi="fa-IR"/>
+        </w:rPr>
+        <w:fldChar w:fldCharType="begin"/>
+      </w:r>
+      <w:r>
+        <w:rPr>
+          <w:rtl/>
+          <w:lang w:bidi="fa-IR"/>
+        </w:rPr>
+        <w:instrText xml:space="preserve"> </w:instrText>
+      </w:r>
+      <w:r>
+        <w:rPr>
+          <w:lang w:bidi="fa-IR"/>
+        </w:rPr>
+        <w:instrText>ADDIN EN.CITE &lt;EndNote&gt;&lt;Cite&gt;&lt;Author&gt;Yuan&lt;/Author&gt;&lt;Year&gt;2021&lt;/Year&gt;&lt;RecNum&gt;111&lt;/RecNum&gt;&lt;DisplayText&gt;(Yuan &amp;amp; Li, 2021)&lt;/DisplayText&gt;&lt;record&gt;&lt;rec-number&gt;111&lt;/rec-number&gt;&lt;foreign-keys&gt;&lt;key app="EN" db-id="fedrzzrekw0seces2d85e09w9a09t9dad5wp" timestamp</w:instrText>
+      </w:r>
+      <w:r>
+        <w:rPr>
+          <w:rtl/>
+          <w:lang w:bidi="fa-IR"/>
+        </w:rPr>
+        <w:instrText>="1756998736"&gt;111&lt;/</w:instrText>
+      </w:r>
+      <w:r>
+        <w:rPr>
+          <w:lang w:bidi="fa-IR"/>
+        </w:rPr>
+        <w:instrText>key&gt;&lt;/foreign-keys&gt;&lt;ref-type name="Journal Article"&gt;17&lt;/ref-type&gt;&lt;contributors&gt;&lt;authors&gt;&lt;author&gt;Yuan, Xiaodong&lt;/author&gt;&lt;author&gt;Li, Xiaotao&lt;/author&gt;&lt;/authors&gt;&lt;/contributors&gt;&lt;titles&gt;&lt;title&gt;Mapping the technology diffusion of battery electric vehicle based on patent analysis: A perspective of global innovation systems&lt;/title&gt;&lt;secondary-title&gt;Energy&lt;/secondary-title&gt;&lt;/titles&gt;&lt;periodical&gt;&lt;full-title&gt;Energy&lt;/full-title&gt;&lt;/periodical&gt;&lt;pages&gt;119897&lt;/pages&gt;&lt;volume&gt;222&lt;/volume&gt;&lt;dates&gt;&lt;year&gt;2021&lt;/year&gt;&lt;/dates&gt;&lt;isbn&gt;0360-5442&lt;/isbn&gt;&lt;urls&gt;&lt;/urls&gt;&lt;/record&gt;&lt;/Cite&gt;&lt;/EndNote</w:instrText>
+      </w:r>
+      <w:r>
+        <w:rPr>
+          <w:rtl/>
+          <w:lang w:bidi="fa-IR"/>
+        </w:rPr>
+        <w:instrText>&gt;</w:instrText>
+      </w:r>
+      <w:r>
+        <w:rPr>
+          <w:rtl/>
+          <w:lang w:bidi="fa-IR"/>
+        </w:rPr>
+        <w:fldChar w:fldCharType="separate"/>
+      </w:r>
+      <w:r>
+        <w:rPr>
+          <w:noProof/>
+          <w:rtl/>
+          <w:lang w:bidi="fa-IR"/>
+        </w:rPr>
+        <w:t>(</w:t>
+      </w:r>
+      <w:r>
+        <w:rPr>
+          <w:noProof/>
+          <w:lang w:bidi="fa-IR"/>
+        </w:rPr>
+        <w:t>Yuan &amp; Li, 2021</w:t>
+      </w:r>
+      <w:r>
+        <w:rPr>
+          <w:noProof/>
+          <w:rtl/>
+          <w:lang w:bidi="fa-IR"/>
+        </w:rPr>
+        <w:t>)</w:t>
+      </w:r>
+      <w:r>
+        <w:rPr>
+          <w:rtl/>
+          <w:lang w:bidi="fa-IR"/>
+        </w:rPr>
+        <w:fldChar w:fldCharType="end"/>
+      </w:r>
+      <w:r>
+        <w:rPr>
+          <w:rtl/>
+          <w:lang w:bidi="fa-IR"/>
+        </w:rPr>
+        <w:t xml:space="preserve"> با تکيه بر تحليل پتنت و چارچوب سامانه هاي نوآوري جهاني، انتشار فرامرزي فناوري خودروي برقي باتري محور (</w:t>
+      </w:r>
+      <w:r>
+        <w:rPr>
+          <w:lang w:bidi="fa-IR"/>
+        </w:rPr>
+        <w:t>BEV</w:t>
+      </w:r>
+      <w:r>
+        <w:rPr>
+          <w:rtl/>
+          <w:lang w:bidi="fa-IR"/>
+        </w:rPr>
+        <w:t>) را نقشه برداري کرده اند. نويسندگان با بهره گيري از اظهار اولويت و خانواده هاي بين المللي پتنت، جريان هاي مبدا</w:t>
+      </w:r>
+      <w:r>
+        <w:rPr>
+          <w:rFonts w:ascii="Times New Roman" w:hAnsi="Times New Roman" w:cs="Times New Roman" w:hint="cs"/>
+          <w:rtl/>
+          <w:lang w:bidi="fa-IR"/>
+        </w:rPr>
+        <w:t>–</w:t>
+      </w:r>
+      <w:r>
+        <w:rPr>
+          <w:rFonts w:hint="cs"/>
+          <w:rtl/>
+          <w:lang w:bidi="fa-IR"/>
+        </w:rPr>
+        <w:t>مقصد</w:t>
+      </w:r>
+      <w:r>
+        <w:rPr>
+          <w:rtl/>
+          <w:lang w:bidi="fa-IR"/>
+        </w:rPr>
+        <w:t xml:space="preserve"> </w:t>
+      </w:r>
+      <w:r>
+        <w:rPr>
+          <w:rFonts w:hint="cs"/>
+          <w:rtl/>
+          <w:lang w:bidi="fa-IR"/>
+        </w:rPr>
+        <w:t>انتقال</w:t>
+      </w:r>
+      <w:r>
+        <w:rPr>
+          <w:rtl/>
+          <w:lang w:bidi="fa-IR"/>
+        </w:rPr>
+        <w:t xml:space="preserve"> </w:t>
+      </w:r>
+      <w:r>
+        <w:rPr>
+          <w:rFonts w:hint="cs"/>
+          <w:rtl/>
+          <w:lang w:bidi="fa-IR"/>
+        </w:rPr>
+        <w:t>دانش</w:t>
+      </w:r>
+      <w:r>
+        <w:rPr>
+          <w:rtl/>
+          <w:lang w:bidi="fa-IR"/>
+        </w:rPr>
+        <w:t xml:space="preserve"> </w:t>
+      </w:r>
+      <w:r>
+        <w:rPr>
+          <w:rFonts w:hint="cs"/>
+          <w:rtl/>
+          <w:lang w:bidi="fa-IR"/>
+        </w:rPr>
+        <w:t>را</w:t>
+      </w:r>
+      <w:r>
+        <w:rPr>
+          <w:rtl/>
+          <w:lang w:bidi="fa-IR"/>
+        </w:rPr>
+        <w:t xml:space="preserve"> </w:t>
+      </w:r>
+      <w:r>
+        <w:rPr>
+          <w:rFonts w:hint="cs"/>
+          <w:rtl/>
+          <w:lang w:bidi="fa-IR"/>
+        </w:rPr>
+        <w:t>استخراج</w:t>
+      </w:r>
+      <w:r>
+        <w:rPr>
+          <w:rtl/>
+          <w:lang w:bidi="fa-IR"/>
+        </w:rPr>
+        <w:t xml:space="preserve"> </w:t>
+      </w:r>
+      <w:r>
+        <w:rPr>
+          <w:rFonts w:hint="cs"/>
+          <w:rtl/>
+          <w:lang w:bidi="fa-IR"/>
+        </w:rPr>
+        <w:t>و</w:t>
+      </w:r>
+      <w:r>
+        <w:rPr>
+          <w:rtl/>
+          <w:lang w:bidi="fa-IR"/>
+        </w:rPr>
+        <w:t xml:space="preserve"> </w:t>
+      </w:r>
+      <w:r>
+        <w:rPr>
+          <w:rFonts w:hint="cs"/>
+          <w:rtl/>
+          <w:lang w:bidi="fa-IR"/>
+        </w:rPr>
+        <w:t>نشان</w:t>
+      </w:r>
+      <w:r>
+        <w:rPr>
+          <w:rtl/>
+          <w:lang w:bidi="fa-IR"/>
+        </w:rPr>
+        <w:t xml:space="preserve"> </w:t>
+      </w:r>
+      <w:r>
+        <w:rPr>
+          <w:rFonts w:hint="cs"/>
+          <w:rtl/>
+          <w:lang w:bidi="fa-IR"/>
+        </w:rPr>
+        <w:t>داده</w:t>
+      </w:r>
+      <w:r>
+        <w:rPr>
+          <w:rtl/>
+          <w:lang w:bidi="fa-IR"/>
+        </w:rPr>
+        <w:t xml:space="preserve"> </w:t>
+      </w:r>
+      <w:r>
+        <w:rPr>
+          <w:rFonts w:hint="cs"/>
+          <w:rtl/>
+          <w:lang w:bidi="fa-IR"/>
+        </w:rPr>
+        <w:t>اند</w:t>
+      </w:r>
+      <w:r>
+        <w:rPr>
+          <w:rtl/>
+          <w:lang w:bidi="fa-IR"/>
+        </w:rPr>
+        <w:t xml:space="preserve"> </w:t>
+      </w:r>
+      <w:r>
+        <w:rPr>
+          <w:rFonts w:hint="cs"/>
+          <w:rtl/>
+          <w:lang w:bidi="fa-IR"/>
+        </w:rPr>
+        <w:t>که</w:t>
+      </w:r>
+      <w:r>
+        <w:rPr>
+          <w:rtl/>
+          <w:lang w:bidi="fa-IR"/>
+        </w:rPr>
+        <w:t xml:space="preserve"> </w:t>
+      </w:r>
+      <w:r>
+        <w:rPr>
+          <w:rFonts w:hint="cs"/>
+          <w:rtl/>
+          <w:lang w:bidi="fa-IR"/>
+        </w:rPr>
+        <w:t>هم</w:t>
+      </w:r>
+      <w:r>
+        <w:rPr>
+          <w:rtl/>
+          <w:lang w:bidi="fa-IR"/>
+        </w:rPr>
+        <w:t xml:space="preserve"> </w:t>
+      </w:r>
+      <w:r>
+        <w:rPr>
+          <w:rFonts w:hint="cs"/>
+          <w:rtl/>
+          <w:lang w:bidi="fa-IR"/>
+        </w:rPr>
+        <w:t>منابع</w:t>
+      </w:r>
+      <w:r>
+        <w:rPr>
+          <w:rtl/>
+          <w:lang w:bidi="fa-IR"/>
+        </w:rPr>
+        <w:t xml:space="preserve"> </w:t>
+      </w:r>
+      <w:r>
+        <w:rPr>
+          <w:rFonts w:hint="cs"/>
+          <w:rtl/>
+          <w:lang w:bidi="fa-IR"/>
+        </w:rPr>
+        <w:t>و</w:t>
+      </w:r>
+      <w:r>
+        <w:rPr>
+          <w:rtl/>
+          <w:lang w:bidi="fa-IR"/>
+        </w:rPr>
+        <w:t xml:space="preserve"> </w:t>
+      </w:r>
+      <w:r>
+        <w:rPr>
+          <w:rFonts w:hint="cs"/>
+          <w:rtl/>
+          <w:lang w:bidi="fa-IR"/>
+        </w:rPr>
+        <w:t>هم</w:t>
+      </w:r>
+      <w:r>
+        <w:rPr>
+          <w:rtl/>
+          <w:lang w:bidi="fa-IR"/>
+        </w:rPr>
+        <w:t xml:space="preserve"> </w:t>
+      </w:r>
+      <w:r>
+        <w:rPr>
+          <w:rFonts w:hint="cs"/>
+          <w:rtl/>
+          <w:lang w:bidi="fa-IR"/>
+        </w:rPr>
+        <w:t>گيرندگان</w:t>
+      </w:r>
+      <w:r>
+        <w:rPr>
+          <w:rtl/>
+          <w:lang w:bidi="fa-IR"/>
+        </w:rPr>
+        <w:t xml:space="preserve"> </w:t>
+      </w:r>
+      <w:r>
+        <w:rPr>
+          <w:rFonts w:hint="cs"/>
+          <w:rtl/>
+          <w:lang w:bidi="fa-IR"/>
+        </w:rPr>
+        <w:t>فناوري</w:t>
+      </w:r>
+      <w:r>
+        <w:rPr>
+          <w:rtl/>
+          <w:lang w:bidi="fa-IR"/>
+        </w:rPr>
+        <w:t xml:space="preserve"> </w:t>
+      </w:r>
+      <w:r>
+        <w:rPr>
+          <w:rFonts w:hint="cs"/>
+          <w:rtl/>
+          <w:lang w:bidi="fa-IR"/>
+        </w:rPr>
+        <w:t>در</w:t>
+      </w:r>
+      <w:r>
+        <w:rPr>
+          <w:rtl/>
+          <w:lang w:bidi="fa-IR"/>
+        </w:rPr>
+        <w:t xml:space="preserve"> </w:t>
+      </w:r>
+      <w:r>
+        <w:rPr>
+          <w:rFonts w:hint="cs"/>
+          <w:rtl/>
+          <w:lang w:bidi="fa-IR"/>
+        </w:rPr>
+        <w:t>چند</w:t>
+      </w:r>
+      <w:r>
+        <w:rPr>
+          <w:rtl/>
+          <w:lang w:bidi="fa-IR"/>
+        </w:rPr>
+        <w:t xml:space="preserve"> </w:t>
+      </w:r>
+      <w:r>
+        <w:rPr>
+          <w:rFonts w:hint="cs"/>
+          <w:rtl/>
+          <w:lang w:bidi="fa-IR"/>
+        </w:rPr>
+        <w:t>کانون</w:t>
+      </w:r>
+      <w:r>
+        <w:rPr>
+          <w:rtl/>
+          <w:lang w:bidi="fa-IR"/>
+        </w:rPr>
+        <w:t xml:space="preserve"> </w:t>
+      </w:r>
+      <w:r>
+        <w:rPr>
+          <w:rFonts w:hint="cs"/>
+          <w:rtl/>
+          <w:lang w:bidi="fa-IR"/>
+        </w:rPr>
+        <w:t>جغرافيايي</w:t>
+      </w:r>
+      <w:r>
+        <w:rPr>
+          <w:rtl/>
+          <w:lang w:bidi="fa-IR"/>
+        </w:rPr>
+        <w:t xml:space="preserve"> </w:t>
+      </w:r>
+      <w:r>
+        <w:rPr>
+          <w:rFonts w:hint="cs"/>
+          <w:rtl/>
+          <w:lang w:bidi="fa-IR"/>
+        </w:rPr>
+        <w:t>متمرکز</w:t>
+      </w:r>
+      <w:r>
+        <w:rPr>
+          <w:rtl/>
+          <w:lang w:bidi="fa-IR"/>
+        </w:rPr>
+        <w:t xml:space="preserve"> </w:t>
+      </w:r>
+      <w:r>
+        <w:rPr>
+          <w:rFonts w:hint="cs"/>
+          <w:rtl/>
+          <w:lang w:bidi="fa-IR"/>
+        </w:rPr>
+        <w:t>هستند</w:t>
+      </w:r>
+      <w:r>
+        <w:rPr>
+          <w:rtl/>
+          <w:lang w:bidi="fa-IR"/>
+        </w:rPr>
+        <w:t xml:space="preserve"> </w:t>
+      </w:r>
+      <w:r>
+        <w:rPr>
+          <w:rFonts w:hint="cs"/>
+          <w:rtl/>
+          <w:lang w:bidi="fa-IR"/>
+        </w:rPr>
+        <w:t>و</w:t>
+      </w:r>
+      <w:r>
+        <w:rPr>
+          <w:rtl/>
+          <w:lang w:bidi="fa-IR"/>
+        </w:rPr>
+        <w:t xml:space="preserve"> </w:t>
+      </w:r>
+      <w:r>
+        <w:rPr>
+          <w:rFonts w:hint="cs"/>
+          <w:rtl/>
+          <w:lang w:bidi="fa-IR"/>
+        </w:rPr>
+        <w:t>نامتقارني</w:t>
+      </w:r>
+      <w:r>
+        <w:rPr>
+          <w:rtl/>
+          <w:lang w:bidi="fa-IR"/>
+        </w:rPr>
+        <w:t xml:space="preserve"> </w:t>
+      </w:r>
+      <w:r>
+        <w:rPr>
+          <w:rFonts w:hint="cs"/>
+          <w:rtl/>
+          <w:lang w:bidi="fa-IR"/>
+        </w:rPr>
+        <w:t>معنادار</w:t>
+      </w:r>
+      <w:r>
+        <w:rPr>
+          <w:rtl/>
+          <w:lang w:bidi="fa-IR"/>
+        </w:rPr>
+        <w:t xml:space="preserve"> </w:t>
+      </w:r>
+      <w:r>
+        <w:rPr>
+          <w:rFonts w:hint="cs"/>
+          <w:rtl/>
+          <w:lang w:bidi="fa-IR"/>
+        </w:rPr>
+        <w:t>در</w:t>
+      </w:r>
+      <w:r>
+        <w:rPr>
+          <w:rtl/>
+          <w:lang w:bidi="fa-IR"/>
+        </w:rPr>
+        <w:t xml:space="preserve"> </w:t>
+      </w:r>
+      <w:r>
+        <w:rPr>
+          <w:rFonts w:hint="cs"/>
+          <w:rtl/>
+          <w:lang w:bidi="fa-IR"/>
+        </w:rPr>
+        <w:t>انتشار</w:t>
+      </w:r>
+      <w:r>
+        <w:rPr>
+          <w:rtl/>
+          <w:lang w:bidi="fa-IR"/>
+        </w:rPr>
+        <w:t xml:space="preserve"> </w:t>
+      </w:r>
+      <w:r>
+        <w:rPr>
+          <w:rFonts w:hint="cs"/>
+          <w:rtl/>
+          <w:lang w:bidi="fa-IR"/>
+        </w:rPr>
+        <w:t>مشاهده</w:t>
+      </w:r>
+      <w:r>
+        <w:rPr>
+          <w:rtl/>
+          <w:lang w:bidi="fa-IR"/>
+        </w:rPr>
+        <w:t xml:space="preserve"> </w:t>
+      </w:r>
+      <w:r>
+        <w:rPr>
+          <w:rFonts w:hint="cs"/>
+          <w:rtl/>
+          <w:lang w:bidi="fa-IR"/>
+        </w:rPr>
+        <w:t>مي</w:t>
+      </w:r>
+      <w:r>
+        <w:rPr>
+          <w:rtl/>
+          <w:lang w:bidi="fa-IR"/>
+        </w:rPr>
+        <w:t xml:space="preserve"> </w:t>
+      </w:r>
+      <w:r>
+        <w:rPr>
+          <w:rFonts w:hint="cs"/>
+          <w:rtl/>
+          <w:lang w:bidi="fa-IR"/>
+        </w:rPr>
+        <w:t>شود</w:t>
+      </w:r>
+      <w:r>
+        <w:rPr>
+          <w:rtl/>
+          <w:lang w:bidi="fa-IR"/>
+        </w:rPr>
+        <w:t xml:space="preserve">. </w:t>
+      </w:r>
+      <w:r>
+        <w:rPr>
+          <w:rFonts w:hint="cs"/>
+          <w:rtl/>
+          <w:lang w:bidi="fa-IR"/>
+        </w:rPr>
+        <w:t>همچنين</w:t>
+      </w:r>
+      <w:r>
+        <w:rPr>
+          <w:rtl/>
+          <w:lang w:bidi="fa-IR"/>
+        </w:rPr>
+        <w:t xml:space="preserve"> </w:t>
+      </w:r>
+      <w:r>
+        <w:rPr>
+          <w:rFonts w:hint="cs"/>
+          <w:rtl/>
+          <w:lang w:bidi="fa-IR"/>
+        </w:rPr>
+        <w:t>ظرفيت</w:t>
+      </w:r>
+      <w:r>
+        <w:rPr>
+          <w:rtl/>
+          <w:lang w:bidi="fa-IR"/>
+        </w:rPr>
+        <w:t xml:space="preserve"> </w:t>
+      </w:r>
+      <w:r>
+        <w:rPr>
+          <w:rFonts w:hint="cs"/>
+          <w:rtl/>
+          <w:lang w:bidi="fa-IR"/>
+        </w:rPr>
+        <w:t>نوآوري</w:t>
+      </w:r>
+      <w:r>
+        <w:rPr>
+          <w:rtl/>
+          <w:lang w:bidi="fa-IR"/>
+        </w:rPr>
+        <w:t xml:space="preserve"> </w:t>
+      </w:r>
+      <w:r>
+        <w:rPr>
+          <w:rFonts w:hint="cs"/>
+          <w:rtl/>
+          <w:lang w:bidi="fa-IR"/>
+        </w:rPr>
+        <w:t>ملي</w:t>
+      </w:r>
+      <w:r>
+        <w:rPr>
+          <w:rtl/>
+          <w:lang w:bidi="fa-IR"/>
+        </w:rPr>
+        <w:t xml:space="preserve"> </w:t>
+      </w:r>
+      <w:r>
+        <w:rPr>
+          <w:rFonts w:hint="cs"/>
+          <w:rtl/>
+          <w:lang w:bidi="fa-IR"/>
+        </w:rPr>
+        <w:t>و</w:t>
+      </w:r>
+      <w:r>
+        <w:rPr>
+          <w:rtl/>
+          <w:lang w:bidi="fa-IR"/>
+        </w:rPr>
+        <w:t xml:space="preserve"> </w:t>
+      </w:r>
+      <w:r>
+        <w:rPr>
+          <w:rFonts w:hint="cs"/>
+          <w:rtl/>
+          <w:lang w:bidi="fa-IR"/>
+        </w:rPr>
+        <w:t>اندازه</w:t>
+      </w:r>
+      <w:r>
+        <w:rPr>
+          <w:rtl/>
+          <w:lang w:bidi="fa-IR"/>
+        </w:rPr>
+        <w:t xml:space="preserve"> </w:t>
+      </w:r>
+      <w:r>
+        <w:rPr>
+          <w:rFonts w:hint="cs"/>
+          <w:rtl/>
+          <w:lang w:bidi="fa-IR"/>
+        </w:rPr>
+        <w:t>بازار</w:t>
+      </w:r>
+      <w:r>
+        <w:rPr>
+          <w:rtl/>
+          <w:lang w:bidi="fa-IR"/>
+        </w:rPr>
+        <w:t xml:space="preserve"> </w:t>
+      </w:r>
+      <w:r>
+        <w:rPr>
+          <w:rFonts w:hint="cs"/>
+          <w:rtl/>
+          <w:lang w:bidi="fa-IR"/>
+        </w:rPr>
+        <w:t>به</w:t>
+      </w:r>
+      <w:r>
+        <w:rPr>
+          <w:rtl/>
+          <w:lang w:bidi="fa-IR"/>
+        </w:rPr>
+        <w:t xml:space="preserve"> </w:t>
+      </w:r>
+      <w:r>
+        <w:rPr>
+          <w:rFonts w:hint="cs"/>
+          <w:rtl/>
+          <w:lang w:bidi="fa-IR"/>
+        </w:rPr>
+        <w:t>عنوان</w:t>
+      </w:r>
+      <w:r>
+        <w:rPr>
+          <w:rtl/>
+          <w:lang w:bidi="fa-IR"/>
+        </w:rPr>
+        <w:t xml:space="preserve"> </w:t>
+      </w:r>
+      <w:r>
+        <w:rPr>
+          <w:rFonts w:hint="cs"/>
+          <w:rtl/>
+          <w:lang w:bidi="fa-IR"/>
+        </w:rPr>
+        <w:t>محرک</w:t>
+      </w:r>
+      <w:r>
+        <w:rPr>
+          <w:rtl/>
+          <w:lang w:bidi="fa-IR"/>
+        </w:rPr>
+        <w:t xml:space="preserve"> </w:t>
+      </w:r>
+      <w:r>
+        <w:rPr>
+          <w:rFonts w:hint="cs"/>
+          <w:rtl/>
+          <w:lang w:bidi="fa-IR"/>
+        </w:rPr>
+        <w:t>هاي</w:t>
+      </w:r>
+      <w:r>
+        <w:rPr>
+          <w:rtl/>
+          <w:lang w:bidi="fa-IR"/>
+        </w:rPr>
+        <w:t xml:space="preserve"> </w:t>
+      </w:r>
+      <w:r>
+        <w:rPr>
+          <w:rFonts w:hint="cs"/>
+          <w:rtl/>
+          <w:lang w:bidi="fa-IR"/>
+        </w:rPr>
+        <w:t>اصلي</w:t>
+      </w:r>
+      <w:r>
+        <w:rPr>
+          <w:rtl/>
+          <w:lang w:bidi="fa-IR"/>
+        </w:rPr>
+        <w:t xml:space="preserve"> </w:t>
+      </w:r>
+      <w:r>
+        <w:rPr>
+          <w:rFonts w:hint="cs"/>
+          <w:rtl/>
+          <w:lang w:bidi="fa-IR"/>
+        </w:rPr>
+        <w:t>جذب</w:t>
+      </w:r>
+      <w:r>
+        <w:rPr>
+          <w:rFonts w:hint="cs"/>
+          <w:rtl/>
+          <w:lang w:bidi="fa-IR"/>
+        </w:rPr>
+        <w:t xml:space="preserve"> و </w:t>
+      </w:r>
+      <w:r>
+        <w:rPr>
+          <w:rFonts w:hint="cs"/>
+          <w:rtl/>
+          <w:lang w:bidi="fa-IR"/>
+        </w:rPr>
+        <w:t>انتشار</w:t>
+      </w:r>
+      <w:r>
+        <w:rPr>
+          <w:rtl/>
+          <w:lang w:bidi="fa-IR"/>
+        </w:rPr>
+        <w:t xml:space="preserve"> </w:t>
+      </w:r>
+      <w:r>
+        <w:rPr>
+          <w:rFonts w:hint="cs"/>
+          <w:rtl/>
+          <w:lang w:bidi="fa-IR"/>
+        </w:rPr>
+        <w:t>شناسايي</w:t>
+      </w:r>
+      <w:r>
+        <w:rPr>
+          <w:rtl/>
+          <w:lang w:bidi="fa-IR"/>
+        </w:rPr>
+        <w:t xml:space="preserve"> </w:t>
+      </w:r>
+      <w:r>
+        <w:rPr>
+          <w:rFonts w:hint="cs"/>
+          <w:rtl/>
+          <w:lang w:bidi="fa-IR"/>
+        </w:rPr>
+        <w:t>شده</w:t>
+      </w:r>
+      <w:r>
+        <w:rPr>
+          <w:rtl/>
+          <w:lang w:bidi="fa-IR"/>
+        </w:rPr>
+        <w:t xml:space="preserve"> </w:t>
+      </w:r>
+      <w:r>
+        <w:rPr>
+          <w:rFonts w:hint="cs"/>
+          <w:rtl/>
+          <w:lang w:bidi="fa-IR"/>
+        </w:rPr>
+        <w:t>اند</w:t>
+      </w:r>
+      <w:r>
+        <w:rPr>
+          <w:rtl/>
+          <w:lang w:bidi="fa-IR"/>
+        </w:rPr>
+        <w:t xml:space="preserve">. </w:t>
+      </w:r>
+      <w:r>
+        <w:rPr>
+          <w:rFonts w:hint="cs"/>
+          <w:rtl/>
+          <w:lang w:bidi="fa-IR"/>
+        </w:rPr>
+        <w:t>مقاله</w:t>
+      </w:r>
+      <w:r>
+        <w:rPr>
+          <w:rtl/>
+          <w:lang w:bidi="fa-IR"/>
+        </w:rPr>
+        <w:t xml:space="preserve"> </w:t>
+      </w:r>
+      <w:r>
+        <w:rPr>
+          <w:rFonts w:hint="cs"/>
+          <w:rtl/>
+          <w:lang w:bidi="fa-IR"/>
+        </w:rPr>
+        <w:t>تاکيد</w:t>
+      </w:r>
+      <w:r>
+        <w:rPr>
+          <w:rtl/>
+          <w:lang w:bidi="fa-IR"/>
+        </w:rPr>
+        <w:t xml:space="preserve"> </w:t>
+      </w:r>
+      <w:r>
+        <w:rPr>
+          <w:rFonts w:hint="cs"/>
+          <w:rtl/>
+          <w:lang w:bidi="fa-IR"/>
+        </w:rPr>
+        <w:t>مي</w:t>
+      </w:r>
+      <w:r>
+        <w:rPr>
+          <w:rtl/>
+          <w:lang w:bidi="fa-IR"/>
+        </w:rPr>
+        <w:t xml:space="preserve"> </w:t>
+      </w:r>
+      <w:r>
+        <w:rPr>
+          <w:rFonts w:hint="cs"/>
+          <w:rtl/>
+          <w:lang w:bidi="fa-IR"/>
+        </w:rPr>
+        <w:t>کند</w:t>
+      </w:r>
+      <w:r>
+        <w:rPr>
+          <w:rtl/>
+          <w:lang w:bidi="fa-IR"/>
+        </w:rPr>
+        <w:t xml:space="preserve"> </w:t>
+      </w:r>
+      <w:r>
+        <w:rPr>
+          <w:rFonts w:hint="cs"/>
+          <w:rtl/>
+          <w:lang w:bidi="fa-IR"/>
+        </w:rPr>
+        <w:t>که</w:t>
+      </w:r>
+      <w:r>
+        <w:rPr>
+          <w:rtl/>
+          <w:lang w:bidi="fa-IR"/>
+        </w:rPr>
+        <w:t xml:space="preserve"> </w:t>
+      </w:r>
+      <w:r>
+        <w:rPr>
+          <w:rFonts w:hint="cs"/>
+          <w:rtl/>
+          <w:lang w:bidi="fa-IR"/>
+        </w:rPr>
+        <w:t>خوانش</w:t>
+      </w:r>
+      <w:r>
+        <w:rPr>
+          <w:rtl/>
+          <w:lang w:bidi="fa-IR"/>
+        </w:rPr>
+        <w:t xml:space="preserve"> </w:t>
+      </w:r>
+      <w:r>
+        <w:rPr>
+          <w:rFonts w:hint="cs"/>
+          <w:rtl/>
+          <w:lang w:bidi="fa-IR"/>
+        </w:rPr>
+        <w:t>نتايج</w:t>
+      </w:r>
+      <w:r>
+        <w:rPr>
+          <w:rtl/>
+          <w:lang w:bidi="fa-IR"/>
+        </w:rPr>
+        <w:t xml:space="preserve"> </w:t>
+      </w:r>
+      <w:r>
+        <w:rPr>
+          <w:rFonts w:hint="cs"/>
+          <w:rtl/>
+          <w:lang w:bidi="fa-IR"/>
+        </w:rPr>
+        <w:t>به</w:t>
+      </w:r>
+      <w:r>
+        <w:rPr>
+          <w:rtl/>
+          <w:lang w:bidi="fa-IR"/>
+        </w:rPr>
+        <w:t xml:space="preserve"> </w:t>
+      </w:r>
+      <w:r>
+        <w:rPr>
+          <w:rFonts w:hint="cs"/>
+          <w:rtl/>
+          <w:lang w:bidi="fa-IR"/>
+        </w:rPr>
+        <w:t>تعريف</w:t>
+      </w:r>
+      <w:r>
+        <w:rPr>
+          <w:rtl/>
+          <w:lang w:bidi="fa-IR"/>
+        </w:rPr>
+        <w:t xml:space="preserve"> </w:t>
+      </w:r>
+      <w:r>
+        <w:rPr>
+          <w:rFonts w:hint="cs"/>
+          <w:rtl/>
+          <w:lang w:bidi="fa-IR"/>
+        </w:rPr>
+        <w:t>خانواده</w:t>
+      </w:r>
+      <w:r>
+        <w:rPr>
+          <w:rtl/>
+          <w:lang w:bidi="fa-IR"/>
+        </w:rPr>
+        <w:t xml:space="preserve"> </w:t>
+      </w:r>
+      <w:r>
+        <w:rPr>
+          <w:rFonts w:hint="cs"/>
+          <w:rtl/>
+          <w:lang w:bidi="fa-IR"/>
+        </w:rPr>
+        <w:t>پتنت،</w:t>
+      </w:r>
+      <w:r>
+        <w:rPr>
+          <w:rtl/>
+          <w:lang w:bidi="fa-IR"/>
+        </w:rPr>
+        <w:t xml:space="preserve"> </w:t>
+      </w:r>
+      <w:r>
+        <w:rPr>
+          <w:rFonts w:hint="cs"/>
+          <w:rtl/>
+          <w:lang w:bidi="fa-IR"/>
+        </w:rPr>
+        <w:t>پوشش</w:t>
+      </w:r>
+      <w:r>
+        <w:rPr>
+          <w:rtl/>
+          <w:lang w:bidi="fa-IR"/>
+        </w:rPr>
+        <w:t xml:space="preserve"> </w:t>
+      </w:r>
+      <w:r>
+        <w:rPr>
+          <w:rFonts w:hint="cs"/>
+          <w:rtl/>
+          <w:lang w:bidi="fa-IR"/>
+        </w:rPr>
+        <w:t>پايگاه</w:t>
+      </w:r>
+      <w:r>
+        <w:rPr>
+          <w:rtl/>
+          <w:lang w:bidi="fa-IR"/>
+        </w:rPr>
+        <w:t xml:space="preserve"> </w:t>
+      </w:r>
+      <w:r>
+        <w:rPr>
+          <w:rFonts w:hint="cs"/>
+          <w:rtl/>
+          <w:lang w:bidi="fa-IR"/>
+        </w:rPr>
+        <w:t>ها</w:t>
+      </w:r>
+      <w:r>
+        <w:rPr>
+          <w:rtl/>
+          <w:lang w:bidi="fa-IR"/>
+        </w:rPr>
+        <w:t xml:space="preserve"> </w:t>
+      </w:r>
+      <w:r>
+        <w:rPr>
+          <w:rFonts w:hint="cs"/>
+          <w:rtl/>
+          <w:lang w:bidi="fa-IR"/>
+        </w:rPr>
+        <w:t>و</w:t>
+      </w:r>
+      <w:r>
+        <w:rPr>
+          <w:rtl/>
+          <w:lang w:bidi="fa-IR"/>
+        </w:rPr>
+        <w:t xml:space="preserve"> </w:t>
+      </w:r>
+      <w:r>
+        <w:rPr>
+          <w:rFonts w:hint="cs"/>
+          <w:rtl/>
+          <w:lang w:bidi="fa-IR"/>
+        </w:rPr>
+        <w:t>سطح</w:t>
+      </w:r>
+      <w:r>
+        <w:rPr>
+          <w:rtl/>
+          <w:lang w:bidi="fa-IR"/>
+        </w:rPr>
+        <w:t xml:space="preserve"> </w:t>
+      </w:r>
+      <w:r>
+        <w:rPr>
+          <w:rFonts w:hint="cs"/>
+          <w:rtl/>
+          <w:lang w:bidi="fa-IR"/>
+        </w:rPr>
+        <w:t>دان</w:t>
+      </w:r>
+      <w:r>
+        <w:rPr>
+          <w:rtl/>
+          <w:lang w:bidi="fa-IR"/>
+        </w:rPr>
+        <w:t>ه بندي تحليل حساس است و تحليل در سطح کشور مي تواند برخي ظرافت هاي زيرحوزه هاي فني را ناديده بگذارد.</w:t>
+      </w:r>
+    </w:p>
+    <w:p>
+      <w:pPr>
+        <w:rPr>
+          <w:lang w:bidi="fa-IR"/>
+        </w:rPr>
+      </w:pPr>
+      <w:r>
+        <w:rPr>
+          <w:rFonts w:hint="cs"/>
+          <w:rtl/>
+          <w:lang w:bidi="fa-IR"/>
+        </w:rPr>
+        <w:t xml:space="preserve">ما و همکاران </w:t>
+      </w:r>
+      <w:r>
+        <w:rPr>
+          <w:rtl/>
+          <w:lang w:bidi="fa-IR"/>
+        </w:rPr>
+        <w:fldChar w:fldCharType="begin"/>
+      </w:r>
+      <w:r>
+        <w:rPr>
+          <w:rtl/>
+          <w:lang w:bidi="fa-IR"/>
+        </w:rPr>
+        <w:instrText xml:space="preserve"> </w:instrText>
+      </w:r>
+      <w:r>
+        <w:rPr>
+          <w:lang w:bidi="fa-IR"/>
+        </w:rPr>
+        <w:instrText>ADDIN EN.CITE &lt;EndNote&gt;&lt;Cite&gt;&lt;Author&gt;Ma&lt;/Author&gt;&lt;Year&gt;2022&lt;/Year&gt;&lt;RecNum&gt;112&lt;/RecNum&gt;&lt;DisplayText&gt;(Ma et al., 2022)&lt;/DisplayText&gt;&lt;record&gt;&lt;rec-number&gt;112&lt;/rec-number&gt;&lt;foreign-keys&gt;&lt;key app="EN" db-id="fedrzzrekw0seces2d85e09w9a09t9dad5wp" timestamp="17569</w:instrText>
+      </w:r>
+      <w:r>
+        <w:rPr>
+          <w:rtl/>
+          <w:lang w:bidi="fa-IR"/>
+        </w:rPr>
+        <w:instrText>98910"&gt;112&lt;/</w:instrText>
+      </w:r>
+      <w:r>
+        <w:rPr>
+          <w:lang w:bidi="fa-IR"/>
+        </w:rPr>
+        <w:instrText>key&gt;&lt;/foreign-keys&gt;&lt;ref-type name="Journal Article"&gt;17&lt;/ref-type&gt;&lt;contributors&gt;&lt;authors&gt;&lt;author&gt;Ma, Shao-Chao&lt;/author&gt;&lt;author&gt;Xu, Jin-Hua&lt;/author&gt;&lt;author&gt;Fan, Ying&lt;/author&gt;&lt;/authors&gt;&lt;/contributors&gt;&lt;titles&gt;&lt;title&gt;Characteristics and key trends</w:instrText>
+      </w:r>
+      <w:r>
+        <w:rPr>
+          <w:rtl/>
+          <w:lang w:bidi="fa-IR"/>
+        </w:rPr>
+        <w:instrText xml:space="preserve"> </w:instrText>
+      </w:r>
+      <w:r>
+        <w:rPr>
+          <w:lang w:bidi="fa-IR"/>
+        </w:rPr>
+        <w:instrText>of global electric vehicle technology development: A multi-method patent analysis&lt;/title&gt;&lt;secondary-title&gt;Journal of Cleaner Production&lt;/secondary-title&gt;&lt;/titles&gt;&lt;periodical&gt;&lt;full-title&gt;Journal of Cleaner Production&lt;/full-title&gt;&lt;/periodical&gt;&lt;pages&gt;130502</w:instrText>
+      </w:r>
+      <w:r>
+        <w:rPr>
+          <w:rtl/>
+          <w:lang w:bidi="fa-IR"/>
+        </w:rPr>
+        <w:instrText>&lt;/</w:instrText>
+      </w:r>
+      <w:r>
+        <w:rPr>
+          <w:lang w:bidi="fa-IR"/>
+        </w:rPr>
+        <w:instrText>pages&gt;&lt;volume&gt;338&lt;/volume&gt;&lt;dates&gt;&lt;year&gt;2022&lt;/year&gt;&lt;/dates&gt;&lt;isbn&gt;0959-6526&lt;/isbn&gt;&lt;urls&gt;&lt;/urls&gt;&lt;/record&gt;&lt;/Cite&gt;&lt;/EndNote</w:instrText>
+      </w:r>
+      <w:r>
+        <w:rPr>
+          <w:rtl/>
+          <w:lang w:bidi="fa-IR"/>
+        </w:rPr>
+        <w:instrText>&gt;</w:instrText>
+      </w:r>
+      <w:r>
+        <w:rPr>
+          <w:rtl/>
+          <w:lang w:bidi="fa-IR"/>
+        </w:rPr>
+        <w:fldChar w:fldCharType="separate"/>
+      </w:r>
+      <w:r>
+        <w:rPr>
+          <w:noProof/>
+          <w:rtl/>
+          <w:lang w:bidi="fa-IR"/>
+        </w:rPr>
+        <w:t>(</w:t>
+      </w:r>
+      <w:r>
+        <w:rPr>
+          <w:noProof/>
+          <w:lang w:bidi="fa-IR"/>
+        </w:rPr>
+        <w:t>Ma et al., 2022</w:t>
+      </w:r>
+      <w:r>
+        <w:rPr>
+          <w:noProof/>
+          <w:rtl/>
+          <w:lang w:bidi="fa-IR"/>
+        </w:rPr>
+        <w:t>)</w:t>
+      </w:r>
+      <w:r>
+        <w:rPr>
+          <w:rtl/>
+          <w:lang w:bidi="fa-IR"/>
+        </w:rPr>
+        <w:fldChar w:fldCharType="end"/>
+      </w:r>
+      <w:r>
+        <w:rPr>
+          <w:rFonts w:hint="cs"/>
+          <w:rtl/>
+          <w:lang w:bidi="fa-IR"/>
+        </w:rPr>
+        <w:t xml:space="preserve"> </w:t>
+      </w:r>
+      <w:r>
+        <w:rPr>
+          <w:rtl/>
+          <w:lang w:bidi="fa-IR"/>
+        </w:rPr>
+        <w:t>با يک تحليل چندروشي پتنت در مقياس جهاني، روندهاي کليدي توسعه فناوري خودرو برقي را بررسي کرده اند. در اين مطالعه، پتنت هاي حوزه در بازه ۱۹۷۰ تا ۲۰۱۶ گردآوري و با ترکيب متن کاوي، تحليل هم رخدادي واژگان و خوشه بندي موضوعي پردازش شده است تا خوشه هاي فناوري و مسير تحول آنها شناسايي شود. نتايج تصويري کلي از افزايش شدت و تنوع ثبت اختراع در سال هاي متاخر ارائه مي کند و چند زيرحوزه را به عنوان محورهاي پرتحرک اواخر دوره نشان مي دهد. نويسندگان يادآور مي شوند که به دليل پايان بازه داده در ۲۰۱۶ و حساسيت يافته ها به طراحي واژگان و قواعد جست وجو</w:t>
+      </w:r>
+      <w:r>
+        <w:rPr>
+          <w:rFonts w:hint="cs"/>
+          <w:rtl/>
+          <w:lang w:bidi="fa-IR"/>
+        </w:rPr>
+        <w:t>-</w:t>
+      </w:r>
+      <w:r>
+        <w:rPr>
+          <w:rtl/>
+          <w:lang w:bidi="fa-IR"/>
+        </w:rPr>
+        <w:t>نرمال سازي، استفاده سياستي يا صنعتي از خروجي ها بهتر است با داده هاي تازه و اعتبارسنجي تکميلي همراه شود.</w:t>
+      </w:r>
+    </w:p>
+    <w:p>
+      <w:pPr>
+        <w:rPr>
+          <w:rtl/>
+        </w:rPr>
+      </w:pPr>
+      <w:r>
+        <w:rPr>
+          <w:rFonts w:hint="cs"/>
+          <w:rtl/>
+        </w:rPr>
+        <w:t>زاهور</w:t>
+      </w:r>
+      <w:r>
+        <w:rPr>
+          <w:rtl/>
+        </w:rPr>
+        <w:t xml:space="preserve"> و همکاران</w:t>
+      </w:r>
+      <w:r>
+        <w:rPr>
+          <w:rFonts w:hint="cs"/>
+          <w:rtl/>
+          <w:lang w:bidi="fa-IR"/>
+        </w:rPr>
+        <w:t xml:space="preserve"> </w:t>
+      </w:r>
+      <w:r>
+        <w:rPr>
+          <w:rtl/>
+          <w:lang w:bidi="fa-IR"/>
+        </w:rPr>
+        <w:fldChar w:fldCharType="begin"/>
+      </w:r>
+      <w:r>
+        <w:rPr>
+          <w:rtl/>
+          <w:lang w:bidi="fa-IR"/>
+        </w:rPr>
+        <w:instrText xml:space="preserve"> </w:instrText>
+      </w:r>
+      <w:r>
+        <w:rPr>
+          <w:lang w:bidi="fa-IR"/>
+        </w:rPr>
+        <w:instrText>ADDIN EN.CITE &lt;EndNote&gt;&lt;Cite&gt;&lt;Author&gt;Zahoor&lt;/Author&gt;&lt;Year&gt;2024&lt;/Year&gt;&lt;RecNum&gt;113&lt;/RecNum&gt;&lt;DisplayText&gt;(Zahoor et al., 2024)&lt;/DisplayText&gt;&lt;record&gt;&lt;rec-number&gt;113&lt;/rec-number&gt;&lt;foreign-keys&gt;&lt;key app="EN" db-id="fedrzzrekw0seces2d85e09w9a09t9dad5wp" timestamp="1757001794"&gt;113&lt;/key&gt;&lt;/foreign-keys&gt;&lt;ref-type name="Journal Article"&gt;17&lt;/ref-type&gt;&lt;contributors&gt;&lt;authors&gt;&lt;author&gt;Zahoor, Aqib&lt;/author&gt;&lt;author&gt;Zhang, Jinbo&lt;/author&gt;&lt;author&gt;Wu, Dan&lt;/author&gt;&lt;author&gt;Chen, Jian Lin&lt;/author&gt;&lt;author&gt;Nihed, Benani&lt;/author&gt;&lt;author&gt;Sen, Tapas&lt;/author&gt;&lt;author&gt;Yu, Yajuan&lt;/author&gt;&lt;author&gt;Mao, Guozhu&lt;/author&gt;&lt;author&gt;Yang, Pingjian&lt;/author&gt;&lt;/authors&gt;&lt;/contributors&gt;&lt;titles&gt;&lt;title&gt;A systematic study involving patent analysis and theoretical modeling of eco-friendly technologies for electric vehicles and power batteries to ease carbon emission from the transportation industry&lt;/title&gt;&lt;secondary-title&gt;Energy Conversion and Management&lt;/secondary-title&gt;&lt;/titles&gt;&lt;periodical&gt;&lt;full-title&gt;Energy Conversion and Management&lt;/full-title&gt;&lt;/periodical&gt;&lt;pages&gt;118996&lt;/pages&gt;&lt;volume&gt;321&lt;/volume&gt;&lt;dates&gt;&lt;year&gt;2024&lt;/year&gt;&lt;/dates&gt;&lt;isbn&gt;0196-8904&lt;/isbn&gt;&lt;urls&gt;&lt;/urls&gt;&lt;/record&gt;&lt;/Cite&gt;&lt;/EndNote</w:instrText>
+      </w:r>
+      <w:r>
+        <w:rPr>
+          <w:rtl/>
+          <w:lang w:bidi="fa-IR"/>
+        </w:rPr>
+        <w:instrText>&gt;</w:instrText>
+      </w:r>
+      <w:r>
+        <w:rPr>
+          <w:rtl/>
+          <w:lang w:bidi="fa-IR"/>
+        </w:rPr>
+        <w:fldChar w:fldCharType="separate"/>
+      </w:r>
+      <w:r>
+        <w:rPr>
+          <w:noProof/>
+          <w:rtl/>
+          <w:lang w:bidi="fa-IR"/>
+        </w:rPr>
+        <w:t>(</w:t>
+      </w:r>
+      <w:r>
+        <w:rPr>
+          <w:noProof/>
+          <w:lang w:bidi="fa-IR"/>
+        </w:rPr>
+        <w:t>Zahoor et al., 2024</w:t>
+      </w:r>
+      <w:r>
+        <w:rPr>
+          <w:noProof/>
+          <w:rtl/>
+          <w:lang w:bidi="fa-IR"/>
+        </w:rPr>
+        <w:t>)</w:t>
+      </w:r>
+      <w:r>
+        <w:rPr>
+          <w:rtl/>
+          <w:lang w:bidi="fa-IR"/>
+        </w:rPr>
+        <w:fldChar w:fldCharType="end"/>
+      </w:r>
+      <w:r>
+        <w:rPr>
+          <w:rtl/>
+          <w:lang w:bidi="fa-IR"/>
+        </w:rPr>
+        <w:t xml:space="preserve"> </w:t>
+      </w:r>
+      <w:r>
+        <w:rPr>
+          <w:rtl/>
+        </w:rPr>
+        <w:t xml:space="preserve">يک مطالعه نظام مند در حوزه فناوري هاي دوستدار محيط زيست براي خودرو برقي و باتري هاي قدرت ارائه کرده اند که بر تحليل پتنت و مدلسازي نظري استوار است. در اين کار، </w:t>
+      </w:r>
+      <w:r>
+        <w:rPr>
+          <w:rtl/>
+          <w:lang w:bidi="fa-IR"/>
+        </w:rPr>
+        <w:t>۱۲</w:t>
+      </w:r>
+      <w:r>
+        <w:rPr>
+          <w:rFonts w:ascii="Times New Roman" w:hAnsi="Times New Roman" w:cs="Times New Roman" w:hint="cs"/>
+          <w:rtl/>
+        </w:rPr>
+        <w:t>٬</w:t>
+      </w:r>
+      <w:r>
+        <w:rPr>
+          <w:rtl/>
+          <w:lang w:bidi="fa-IR"/>
+        </w:rPr>
+        <w:t>۲۰۲</w:t>
+      </w:r>
+      <w:r>
+        <w:rPr>
+          <w:rtl/>
+        </w:rPr>
+        <w:t xml:space="preserve"> پتنت مربوط به بازه </w:t>
+      </w:r>
+      <w:r>
+        <w:rPr>
+          <w:rtl/>
+          <w:lang w:bidi="fa-IR"/>
+        </w:rPr>
+        <w:t>۱۹۷۰</w:t>
+      </w:r>
+      <w:r>
+        <w:rPr>
+          <w:rtl/>
+        </w:rPr>
+        <w:t xml:space="preserve"> تا </w:t>
+      </w:r>
+      <w:r>
+        <w:rPr>
+          <w:rtl/>
+          <w:lang w:bidi="fa-IR"/>
+        </w:rPr>
+        <w:t>۲۰۲۱</w:t>
+      </w:r>
+      <w:r>
+        <w:rPr>
+          <w:rtl/>
+        </w:rPr>
+        <w:t xml:space="preserve"> تحليل و خوشه هاي فناوري در زمينه مواد طبيعي</w:t>
+      </w:r>
+      <w:r>
+        <w:t>-</w:t>
+      </w:r>
+      <w:r>
+        <w:rPr>
+          <w:rtl/>
+        </w:rPr>
+        <w:t>بازيافتي، فرآيندهاي سبز ساخت و طراحي هاي کم اثر استخراج شده است. نويسندگان بر پايه اين شواهد، گره هاي داغ پتنت و مسيرهاي پژوهش تا تجاري سازي را براي کاهش انتشار چرخه عمر در زنجيره ارزش حمل و نقل برقي ترسيم مي کنند. مقاله يادآور مي شود که نتايج به تعريف واژگان جست وجو و کيفيت فراداده پتنت وابسته است و مدلسازي نظري براي کاربردهاي مشخص به اعتبارسنجي ميداني نياز دارد.</w:t>
+      </w:r>
+    </w:p>
+    <w:p>
+      <w:pPr>
+        <w:rPr>
+          <w:rtl/>
+        </w:rPr>
+      </w:pPr>
+      <w:r>
+        <w:rPr>
+          <w:rFonts w:hint="cs"/>
+          <w:rtl/>
+        </w:rPr>
+        <w:t xml:space="preserve">چن و </w:t>
+      </w:r>
+      <w:r>
+        <w:rPr>
+          <w:rFonts w:hint="cs"/>
+          <w:rtl/>
+          <w:lang w:bidi="fa-IR"/>
+        </w:rPr>
+        <w:t>چو</w:t>
+      </w:r>
+      <w:r>
+        <w:rPr>
+          <w:rFonts w:hint="cs"/>
+          <w:rtl/>
+        </w:rPr>
+        <w:t xml:space="preserve"> </w:t>
+      </w:r>
+      <w:r>
+        <w:rPr>
+          <w:rtl/>
+        </w:rPr>
+        <w:fldChar w:fldCharType="begin"/>
+      </w:r>
+      <w:r>
+        <w:rPr>
+          <w:rtl/>
+        </w:rPr>
+        <w:instrText xml:space="preserve"> </w:instrText>
+      </w:r>
+      <w:r>
+        <w:instrText>ADDIN EN.CITE &lt;EndNote&gt;&lt;Cite&gt;&lt;Author&gt;Chen&lt;/Author&gt;&lt;Year&gt;2024&lt;/Year&gt;&lt;RecNum&gt;41&lt;/RecNum&gt;&lt;DisplayText&gt;(Chen &amp;amp; Cho, 2024)&lt;/DisplayText&gt;&lt;record&gt;&lt;rec-number&gt;41&lt;/rec-number&gt;&lt;foreign-keys&gt;&lt;key app="EN" db-id="fedrzzrekw0seces2d85e09w9a09t9dad5wp" timestamp</w:instrText>
+      </w:r>
+      <w:r>
+        <w:rPr>
+          <w:rtl/>
+        </w:rPr>
+        <w:instrText>="1751040449"&gt;41&lt;/</w:instrText>
+      </w:r>
+      <w:r>
+        <w:instrText>key&gt;&lt;/foreign-keys&gt;&lt;ref-type name="Journal Article"&gt;17&lt;/ref-type&gt;&lt;contributors&gt;&lt;authors&gt;&lt;author&gt;Chen, Yuan&lt;/author&gt;&lt;author&gt;Cho, Seok Swoo&lt;/author&gt;&lt;/authors&gt;&lt;/contributors&gt;&lt;titles&gt;&lt;title&gt;Exploring Electric Vehicle Patent Trends through Technology Life Cycle and Social Network Analysis&lt;/title&gt;&lt;secondary-title&gt;Sustainability (2071-1050)&lt;/secondary-title&gt;&lt;/titles&gt;&lt;periodical&gt;&lt;full-title&gt;Sustainability (2071-1050)&lt;/full-title&gt;&lt;/periodical&gt;&lt;volume&gt;16&lt;/volume&gt;&lt;number&gt;17&lt;/number&gt;&lt;dates&gt;&lt;year&gt;2024</w:instrText>
+      </w:r>
+      <w:r>
+        <w:rPr>
+          <w:rtl/>
+        </w:rPr>
+        <w:instrText>&lt;/</w:instrText>
+      </w:r>
+      <w:r>
+        <w:instrText>year&gt;&lt;/dates&gt;&lt;isbn&gt;2071-1050&lt;/isbn&gt;&lt;urls&gt;&lt;/urls&gt;&lt;/record&gt;&lt;/Cite&gt;&lt;/EndNote</w:instrText>
+      </w:r>
+      <w:r>
+        <w:rPr>
+          <w:rtl/>
+        </w:rPr>
+        <w:instrText>&gt;</w:instrText>
+      </w:r>
+      <w:r>
+        <w:rPr>
+          <w:rtl/>
+        </w:rPr>
+        <w:fldChar w:fldCharType="separate"/>
+      </w:r>
+      <w:r>
+        <w:rPr>
+          <w:noProof/>
+          <w:rtl/>
+        </w:rPr>
+        <w:t>(</w:t>
+      </w:r>
+      <w:r>
+        <w:rPr>
+          <w:noProof/>
+        </w:rPr>
+        <w:t>Chen &amp; Cho, 2024</w:t>
+      </w:r>
+      <w:r>
+        <w:rPr>
+          <w:noProof/>
+          <w:rtl/>
+        </w:rPr>
+        <w:t>)</w:t>
+      </w:r>
+      <w:r>
+        <w:rPr>
+          <w:rtl/>
+        </w:rPr>
+        <w:fldChar w:fldCharType="end"/>
+      </w:r>
+      <w:r>
+        <w:rPr>
+          <w:rFonts w:hint="cs"/>
+          <w:rtl/>
+        </w:rPr>
+        <w:t xml:space="preserve"> </w:t>
+      </w:r>
+      <w:r>
+        <w:rPr>
+          <w:rtl/>
+        </w:rPr>
+        <w:t>با ترکيب چرخه عمر فناوري و تحليل شبکه اجتماعي، روندهاي پتنت در حوزه خودرو برقي را در دو مقياس جهاني و ملي بررسي کرده اند. در اين چارچوب، رشد موضوعات فناوري با منحني لوجستيک مدل سازي شده و ساختار شبکه بازيگران</w:t>
+      </w:r>
+      <w:r>
+        <w:rPr>
+          <w:rFonts w:hint="cs"/>
+          <w:rtl/>
+        </w:rPr>
+        <w:t>-</w:t>
+      </w:r>
+      <w:r>
+        <w:rPr>
+          <w:rtl/>
+        </w:rPr>
+        <w:t>کليدواژه ها براي شناسايي هسته هاي نوآوري تحليل مي شود. خروجي مطالعه، برچسب گذاري موضوعات به عنوان نوظهور، در حال رشد يا بالغ و نمايش تفاوت هاي تصوير جهاني با نمونه کره جنوبي است. نويسندگان يادآور مي شوند که نتايج به پوشش و کيفيت فراداده پتنت و انتخاب واژگان/پيش پردازش متن حساس است و براي استفاده اجرايي به اعتبارسنجي صنعتي</w:t>
+      </w:r>
+      <w:r>
+        <w:rPr>
+          <w:rFonts w:hint="cs"/>
+          <w:rtl/>
+        </w:rPr>
+        <w:t>-</w:t>
+      </w:r>
+      <w:r>
+        <w:rPr>
+          <w:rtl/>
+        </w:rPr>
+        <w:t>بازاري نياز دارد</w:t>
+      </w:r>
+      <w:r>
+        <w:rPr>
+          <w:rFonts w:hint="cs"/>
+          <w:rtl/>
+        </w:rPr>
+        <w:t>.</w:t>
+      </w:r>
+    </w:p>
+    <w:p>
+      <w:pPr>
+        <w:rPr>
+          <w:rFonts w:hint="cs"/>
+          <w:rtl/>
+          <w:lang w:bidi="fa-IR"/>
+        </w:rPr>
+      </w:pPr>
+      <w:r>
+        <w:rPr>
+          <w:rFonts w:hint="cs"/>
+          <w:rtl/>
+        </w:rPr>
+        <w:lastRenderedPageBreak/>
+        <w:t xml:space="preserve">در کنار مطالعاتی که پیش از این به بررسی آنها پرداختیم از تحلیل پتنت ها در جهت شناسایی فرصت های فناوری نیز استفاده می‌شود و این روش یکی از روش های جدید مورد استفاده و کارآمد به حساب می‌اید، برای نمونه لی و همکاران </w:t>
+      </w:r>
+      <w:r>
+        <w:rPr>
+          <w:rtl/>
+        </w:rPr>
+        <w:fldChar w:fldCharType="begin"/>
+      </w:r>
+      <w:r>
+        <w:rPr>
+          <w:rtl/>
+        </w:rPr>
+        <w:instrText xml:space="preserve"> </w:instrText>
+      </w:r>
+      <w:r>
+        <w:instrText>ADDIN EN.CITE &lt;EndNote&gt;&lt;Cite&gt;&lt;Author&gt;Li&lt;/Author&gt;&lt;Year&gt;2023&lt;/Year&gt;&lt;RecNum&gt;33&lt;/RecNum&gt;&lt;DisplayText&gt;(Li et al., 2023)&lt;/DisplayText&gt;&lt;record&gt;&lt;rec-number&gt;33&lt;/rec-number&gt;&lt;foreign-keys&gt;&lt;key app="EN" db-id="fedrzzrekw0seces2d85e09w9a09t9dad5wp" timestamp="1749752</w:instrText>
+      </w:r>
+      <w:r>
+        <w:rPr>
+          <w:rtl/>
+        </w:rPr>
+        <w:instrText>162"&gt;33&lt;/</w:instrText>
+      </w:r>
+      <w:r>
+        <w:instrText>key&gt;&lt;/foreign-keys&gt;&lt;ref-type name="Journal Article"&gt;17&lt;/ref-type&gt;&lt;contributors&gt;&lt;authors&gt;&lt;author&gt;Li, Xin&lt;/author&gt;&lt;author&gt;Wu, Yundi&lt;/author&gt;&lt;author&gt;Cheng, Haolun&lt;/author&gt;&lt;author&gt;Xie, Qianqian&lt;/author&gt;&lt;author&gt;Daim, Tugrul&lt;/author&gt;&lt;/authors&gt;&lt;/contributors&gt;&lt;titles&gt;&lt;title&gt;Identifying technology opportunity using SAO semantic mining and outlier detection method: A case of triboelectric nanogenerator technology&lt;/title&gt;&lt;secondary-title&gt;Technological Forecasting and Social Change&lt;/secondary-title&gt;&lt;/titles</w:instrText>
+      </w:r>
+      <w:r>
+        <w:rPr>
+          <w:rtl/>
+        </w:rPr>
+        <w:instrText>&gt;&lt;</w:instrText>
+      </w:r>
+      <w:r>
+        <w:instrText>periodical&gt;&lt;full-title&gt;Technological Forecasting and Social Change&lt;/full-title&gt;&lt;/periodical&gt;&lt;pages&gt;122353&lt;/pages&gt;&lt;volume&gt;189&lt;/volume&gt;&lt;dates&gt;&lt;year&gt;2023&lt;/year&gt;&lt;/dates&gt;&lt;isbn&gt;0040-1625&lt;/isbn&gt;&lt;urls&gt;&lt;/urls&gt;&lt;/record&gt;&lt;/Cite&gt;&lt;/EndNote</w:instrText>
+      </w:r>
+      <w:r>
+        <w:rPr>
+          <w:rtl/>
+        </w:rPr>
+        <w:instrText>&gt;</w:instrText>
+      </w:r>
+      <w:r>
+        <w:rPr>
+          <w:rtl/>
+        </w:rPr>
+        <w:fldChar w:fldCharType="separate"/>
+      </w:r>
+      <w:r>
+        <w:rPr>
+          <w:noProof/>
+          <w:rtl/>
+        </w:rPr>
+        <w:t>(</w:t>
+      </w:r>
+      <w:r>
+        <w:rPr>
+          <w:noProof/>
+        </w:rPr>
+        <w:t>Li et al., 2023</w:t>
+      </w:r>
+      <w:r>
+        <w:rPr>
+          <w:noProof/>
+          <w:rtl/>
+        </w:rPr>
+        <w:t>)</w:t>
+      </w:r>
+      <w:r>
+        <w:rPr>
+          <w:rtl/>
+        </w:rPr>
+        <w:fldChar w:fldCharType="end"/>
+      </w:r>
+      <w:r>
+        <w:rPr>
+          <w:rFonts w:hint="cs"/>
+          <w:rtl/>
+          <w:lang w:bidi="fa-IR"/>
+        </w:rPr>
+        <w:t xml:space="preserve"> در پژوهشی به دنبال شناسایی فرصت‌های فناوری در زمینه نانوژنراتور های تربیو الکتریک به وسیله‌ی تحلیل پتنت بودند. موضوع نانوژنراتور ها به عنوان یک نمونه برای آزمایش روش مورد استفاده انتخاب شده بود. در این پژوهش با استفاده از پتنت‌ها و مقالاتی که در </w:t>
+      </w:r>
+      <w:proofErr w:type="spellStart"/>
+      <w:r>
+        <w:rPr>
+          <w:lang w:bidi="fa-IR"/>
+        </w:rPr>
+        <w:t>teng</w:t>
+      </w:r>
+      <w:proofErr w:type="spellEnd"/>
+      <w:r>
+        <w:rPr>
+          <w:rFonts w:hint="cs"/>
+          <w:rtl/>
+          <w:lang w:bidi="fa-IR"/>
+        </w:rPr>
+        <w:t xml:space="preserve"> به ثبت رسیده بود و با استفاده از تحلیل معنایی </w:t>
+      </w:r>
+      <w:r>
+        <w:rPr>
+          <w:lang w:bidi="fa-IR"/>
+        </w:rPr>
+        <w:t>SAO</w:t>
+      </w:r>
+      <w:r>
+        <w:rPr>
+          <w:rFonts w:hint="cs"/>
+          <w:rtl/>
+          <w:lang w:bidi="fa-IR"/>
+        </w:rPr>
+        <w:t xml:space="preserve"> و شناسایی نقاط پرت و گپ های موجود در داده‌ها با تلفیق نتایج بدست آمده در نقاط کمتر شناخته شده موفق به دستیابی به فرصت های فناوری شدند. </w:t>
+      </w:r>
+    </w:p>
+    <w:p>
+      <w:pPr>
+        <w:rPr>
+          <w:rtl/>
+        </w:rPr>
+      </w:pPr>
+      <w:r>
+        <w:rPr>
+          <w:rtl/>
+        </w:rPr>
+        <w:t>همچن</w:t>
+      </w:r>
+      <w:r>
+        <w:rPr>
+          <w:rFonts w:hint="cs"/>
+          <w:rtl/>
+        </w:rPr>
+        <w:t>ین</w:t>
+      </w:r>
+      <w:r>
+        <w:rPr>
+          <w:rtl/>
+        </w:rPr>
+        <w:t xml:space="preserve"> در </w:t>
+      </w:r>
+      <w:r>
+        <w:rPr>
+          <w:rFonts w:hint="cs"/>
+          <w:rtl/>
+        </w:rPr>
+        <w:t>مطالعه‌ی</w:t>
+      </w:r>
+      <w:r>
+        <w:rPr>
+          <w:rtl/>
+        </w:rPr>
+        <w:t xml:space="preserve"> د</w:t>
+      </w:r>
+      <w:r>
+        <w:rPr>
+          <w:rFonts w:hint="cs"/>
+          <w:rtl/>
+        </w:rPr>
+        <w:t>یگری</w:t>
+      </w:r>
+      <w:r>
+        <w:rPr>
+          <w:rtl/>
+        </w:rPr>
+        <w:t xml:space="preserve"> که توسط ژانگ و همکاران</w:t>
+      </w:r>
+      <w:r>
+        <w:rPr>
+          <w:rFonts w:hint="cs"/>
+          <w:rtl/>
+        </w:rPr>
+        <w:t xml:space="preserve"> </w:t>
+      </w:r>
+      <w:r>
+        <w:rPr>
+          <w:rtl/>
+        </w:rPr>
+        <w:fldChar w:fldCharType="begin"/>
+      </w:r>
+      <w:r>
+        <w:rPr>
+          <w:rtl/>
+        </w:rPr>
+        <w:instrText xml:space="preserve"> </w:instrText>
+      </w:r>
+      <w:r>
+        <w:instrText>ADDIN EN.CITE &lt;EndNote&gt;&lt;Cite&gt;&lt;Author&gt;Zhang&lt;/Author&gt;&lt;Year&gt;2021&lt;/Year&gt;&lt;RecNum&gt;2&lt;/RecNum&gt;&lt;DisplayText&gt;(Zhang et al., 2021)&lt;/DisplayText&gt;&lt;record&gt;&lt;rec-number&gt;2&lt;/rec-number&gt;&lt;foreign-keys&gt;&lt;key app="EN" db-id="fedrzzrekw0seces2d85e09w9a09t9dad5wp" timestamp="174</w:instrText>
+      </w:r>
+      <w:r>
+        <w:rPr>
+          <w:rtl/>
+        </w:rPr>
+        <w:instrText>8792754"&gt;2&lt;/</w:instrText>
+      </w:r>
+      <w:r>
+        <w:instrText>key&gt;&lt;/foreign-keys&gt;&lt;ref-type name="Journal Article"&gt;17&lt;/ref-type&gt;&lt;contributors&gt;&lt;authors&gt;&lt;author&gt;Zhang, Hao&lt;/author&gt;&lt;author&gt;Daim, Tugrul&lt;/author&gt;&lt;author&gt;Zhang, Yunqiu&lt;/author&gt;&lt;/authors&gt;&lt;/contributors&gt;&lt;titles&gt;&lt;title&gt;Integrating patent analysis into technology roadmapping: A latent dirichlet allocation based technology assessment and roadmapping in the field of Blockchain&lt;/title&gt;&lt;secondary-title&gt;Technological Forecasting and Social Change&lt;/secondary-title&gt;&lt;/titles&gt;&lt;periodical&gt;&lt;full-title&gt;Technological Forecasting and Social Change&lt;/full-title&gt;&lt;/periodical&gt;&lt;pages&gt;120729&lt;/pages&gt;&lt;volume&gt;167&lt;/volume&gt;&lt;keywords&gt;&lt;keyword&gt;Blockchain&lt;/keyword&gt;&lt;keyword&gt;Latent dirichlet allocation topic model&lt;/keyword&gt;&lt;keyword&gt;Patent data&lt;/keyword&gt;&lt;keyword&gt;Roadmapping analysis&lt;/keyword&gt;&lt;keyword&gt;Technology life cycle&lt;/keyword&gt;&lt;keyword&gt;Text similarity calculation&lt;/keyword&gt;&lt;/keywords&gt;&lt;dates&gt;&lt;year&gt;2021&lt;/year&gt;&lt;pub-dates&gt;&lt;date&gt;2021/06/01/&lt;/date&gt;&lt;/pub-dates&gt;&lt;/dates&gt;&lt;isbn&gt;0040-1625&lt;/isbn&gt;&lt;urls&gt;&lt;related-urls&gt;&lt;url&gt;https://www.sciencedirect.com/science/article/pii/S004016252100161X&lt;/url&gt;&lt;/related-urls&gt;&lt;/urls&gt;&lt;electronic-resource-num&gt;https://doi.org/10.1016/j.techfore.2021.120729&lt;/electronic-resource-num&gt;&lt;/record&gt;&lt;/Cite&gt;&lt;/EndNote</w:instrText>
+      </w:r>
+      <w:r>
+        <w:rPr>
+          <w:rtl/>
+        </w:rPr>
+        <w:instrText>&gt;</w:instrText>
+      </w:r>
+      <w:r>
+        <w:rPr>
+          <w:rtl/>
+        </w:rPr>
+        <w:fldChar w:fldCharType="separate"/>
+      </w:r>
+      <w:r>
+        <w:rPr>
+          <w:noProof/>
+          <w:rtl/>
+        </w:rPr>
+        <w:t>(</w:t>
+      </w:r>
+      <w:r>
+        <w:rPr>
+          <w:noProof/>
+        </w:rPr>
+        <w:t>Zhang et al., 2021</w:t>
+      </w:r>
+      <w:r>
+        <w:rPr>
+          <w:noProof/>
+          <w:rtl/>
+        </w:rPr>
+        <w:t>)</w:t>
+      </w:r>
+      <w:r>
+        <w:rPr>
+          <w:rtl/>
+        </w:rPr>
+        <w:fldChar w:fldCharType="end"/>
+      </w:r>
+      <w:r>
+        <w:rPr>
+          <w:rtl/>
+        </w:rPr>
+        <w:t xml:space="preserve"> صورت گرفته بود، براي حوزه بلاکچين روش ادغام تحليل پتنت در نقشه راه فناوري را ارائه کرده اند. در اين چارچوب، با استفاده از مدل موضوعي </w:t>
+      </w:r>
+      <w:r>
+        <w:t>LDA</w:t>
+      </w:r>
+      <w:r>
+        <w:rPr>
+          <w:rtl/>
+        </w:rPr>
+        <w:t xml:space="preserve"> و محاسبه شباهت متني و با اتکا به نظريه چرخه عمر فناوري، موضوعات فناورانه از متن پتنت ها استخراج و مرحله رشد آنها توصيف شده است. خروجي مطالعه، تصويري از وضع موجود و روندهاي آتي ارائه مي کند و بر اولويت يافتن موضوع هايي چون نظريه بلاکچين، سامانه هاي معاملاتي، ساختار سامانه و سامانه هاي مالي هوشمند مبتني بر بلاکچين تاکيد دارد. نويسندگان به صورت ضمني بر حساسيت نتايج نسبت به پارامترهاي </w:t>
+      </w:r>
+      <w:r>
+        <w:t>LDA</w:t>
+      </w:r>
+      <w:r>
+        <w:rPr>
+          <w:rtl/>
+        </w:rPr>
+        <w:t xml:space="preserve"> و پيش پردازش متن و نياز به اعتبارسنجي بيروني در استفاده سياستي يا صنعتي اشاره دارند</w:t>
+      </w:r>
+      <w:r>
+        <w:rPr>
+          <w:rFonts w:hint="cs"/>
+          <w:rtl/>
+        </w:rPr>
+        <w:t>.</w:t>
+      </w:r>
     </w:p>
     <w:p>
       <w:pPr>
@@ -51588,6 +54474,15 @@
                 <w:rtl/>
               </w:rPr>
             </w:pPr>
+            <w:r>
+              <w:rPr>
+                <w:rFonts w:cs="B Mitra" w:hint="cs"/>
+                <w:sz w:val="24"/>
+                <w:szCs w:val="24"/>
+                <w:rtl/>
+              </w:rPr>
+              <w:t>نمیدونم کی</w:t>
+            </w:r>
           </w:p>
         </w:tc>
         <w:tc>
@@ -51663,6 +54558,15 @@
                 <w:rtl/>
               </w:rPr>
             </w:pPr>
+            <w:r>
+              <w:rPr>
+                <w:rFonts w:cs="B Mitra" w:hint="cs"/>
+                <w:sz w:val="24"/>
+                <w:szCs w:val="24"/>
+                <w:rtl/>
+              </w:rPr>
+              <w:t>سینق</w:t>
+            </w:r>
           </w:p>
         </w:tc>
         <w:tc>
@@ -51738,6 +54642,15 @@
                 <w:rtl/>
               </w:rPr>
             </w:pPr>
+            <w:r>
+              <w:rPr>
+                <w:rFonts w:cs="B Mitra" w:hint="cs"/>
+                <w:sz w:val="24"/>
+                <w:szCs w:val="24"/>
+                <w:rtl/>
+              </w:rPr>
+              <w:t>سینق</w:t>
+            </w:r>
           </w:p>
         </w:tc>
         <w:tc>
@@ -51788,6 +54701,3665 @@
                 <w:rtl/>
               </w:rPr>
             </w:pPr>
+            <w:r>
+              <w:rPr>
+                <w:rFonts w:cs="B Mitra" w:hint="cs"/>
+                <w:sz w:val="24"/>
+                <w:szCs w:val="24"/>
+                <w:rtl/>
+              </w:rPr>
+              <w:t>2024</w:t>
+            </w:r>
+          </w:p>
+        </w:tc>
+        <w:tc>
+          <w:tcPr>
+            <w:tcW w:w="2552" w:type="dxa"/>
+          </w:tcPr>
+          <w:p>
+            <w:pPr>
+              <w:jc w:val="center"/>
+              <w:rPr>
+                <w:rFonts w:cs="B Mitra"/>
+                <w:sz w:val="24"/>
+                <w:szCs w:val="24"/>
+                <w:rtl/>
+              </w:rPr>
+            </w:pPr>
+            <w:r>
+              <w:rPr>
+                <w:rFonts w:cs="B Mitra"/>
+                <w:sz w:val="24"/>
+                <w:szCs w:val="24"/>
+                <w:rtl/>
+              </w:rPr>
+              <w:t>ارائ</w:t>
+            </w:r>
+            <w:r>
+              <w:rPr>
+                <w:rFonts w:cs="B Mitra" w:hint="cs"/>
+                <w:sz w:val="24"/>
+                <w:szCs w:val="24"/>
+                <w:rtl/>
+              </w:rPr>
+              <w:t>ه</w:t>
+            </w:r>
+            <w:r>
+              <w:rPr>
+                <w:rFonts w:cs="B Mitra" w:hint="eastAsia"/>
+                <w:sz w:val="24"/>
+                <w:szCs w:val="24"/>
+                <w:rtl/>
+              </w:rPr>
+              <w:t>‌</w:t>
+            </w:r>
+            <w:r>
+              <w:rPr>
+                <w:rFonts w:cs="B Mitra" w:hint="cs"/>
+                <w:sz w:val="24"/>
+                <w:szCs w:val="24"/>
+                <w:rtl/>
+              </w:rPr>
+              <w:t>ی</w:t>
+            </w:r>
+            <w:r>
+              <w:rPr>
+                <w:rFonts w:cs="B Mitra"/>
+                <w:sz w:val="24"/>
+                <w:szCs w:val="24"/>
+                <w:rtl/>
+              </w:rPr>
+              <w:t xml:space="preserve"> </w:t>
+            </w:r>
+            <w:r>
+              <w:rPr>
+                <w:rFonts w:cs="B Mitra" w:hint="cs"/>
+                <w:sz w:val="24"/>
+                <w:szCs w:val="24"/>
+                <w:rtl/>
+              </w:rPr>
+              <w:t>یک</w:t>
+            </w:r>
+            <w:r>
+              <w:rPr>
+                <w:rFonts w:cs="B Mitra"/>
+                <w:sz w:val="24"/>
+                <w:szCs w:val="24"/>
+                <w:rtl/>
+              </w:rPr>
+              <w:t xml:space="preserve"> نقشه‌راه روش‌شناخت</w:t>
+            </w:r>
+            <w:r>
+              <w:rPr>
+                <w:rFonts w:cs="B Mitra" w:hint="cs"/>
+                <w:sz w:val="24"/>
+                <w:szCs w:val="24"/>
+                <w:rtl/>
+              </w:rPr>
+              <w:t>ی</w:t>
+            </w:r>
+            <w:r>
+              <w:rPr>
+                <w:rFonts w:cs="B Mitra"/>
+                <w:sz w:val="24"/>
+                <w:szCs w:val="24"/>
+                <w:rtl/>
+              </w:rPr>
+              <w:t xml:space="preserve"> مستقل از بستر برا</w:t>
+            </w:r>
+            <w:r>
+              <w:rPr>
+                <w:rFonts w:cs="B Mitra" w:hint="cs"/>
+                <w:sz w:val="24"/>
+                <w:szCs w:val="24"/>
+                <w:rtl/>
+              </w:rPr>
+              <w:t>ی</w:t>
+            </w:r>
+            <w:r>
+              <w:rPr>
+                <w:rFonts w:cs="B Mitra"/>
+                <w:sz w:val="24"/>
+                <w:szCs w:val="24"/>
+                <w:rtl/>
+              </w:rPr>
+              <w:t xml:space="preserve"> شناسا</w:t>
+            </w:r>
+            <w:r>
+              <w:rPr>
+                <w:rFonts w:cs="B Mitra" w:hint="cs"/>
+                <w:sz w:val="24"/>
+                <w:szCs w:val="24"/>
+                <w:rtl/>
+              </w:rPr>
+              <w:t>یی</w:t>
+            </w:r>
+            <w:r>
+              <w:rPr>
+                <w:rFonts w:cs="B Mitra"/>
+                <w:sz w:val="24"/>
+                <w:szCs w:val="24"/>
+                <w:rtl/>
+              </w:rPr>
+              <w:t xml:space="preserve"> نظام‌مند فرصت‌ها برا</w:t>
+            </w:r>
+            <w:r>
+              <w:rPr>
+                <w:rFonts w:cs="B Mitra" w:hint="cs"/>
+                <w:sz w:val="24"/>
+                <w:szCs w:val="24"/>
+                <w:rtl/>
+              </w:rPr>
+              <w:t>ی</w:t>
+            </w:r>
+            <w:r>
+              <w:rPr>
+                <w:rFonts w:cs="B Mitra"/>
+                <w:sz w:val="24"/>
+                <w:szCs w:val="24"/>
+                <w:rtl/>
+              </w:rPr>
+              <w:t xml:space="preserve"> آ</w:t>
+            </w:r>
+            <w:r>
+              <w:rPr>
+                <w:rFonts w:cs="B Mitra" w:hint="cs"/>
+                <w:sz w:val="24"/>
+                <w:szCs w:val="24"/>
+                <w:rtl/>
+              </w:rPr>
+              <w:t>ینده‌پژوهی</w:t>
+            </w:r>
+            <w:r>
+              <w:rPr>
+                <w:rFonts w:cs="B Mitra"/>
+                <w:sz w:val="24"/>
+                <w:szCs w:val="24"/>
+                <w:rtl/>
+              </w:rPr>
+              <w:t xml:space="preserve"> فناورانه، برنامه‌ر</w:t>
+            </w:r>
+            <w:r>
+              <w:rPr>
+                <w:rFonts w:cs="B Mitra" w:hint="cs"/>
+                <w:sz w:val="24"/>
+                <w:szCs w:val="24"/>
+                <w:rtl/>
+              </w:rPr>
+              <w:t>یزی</w:t>
+            </w:r>
+            <w:r>
+              <w:rPr>
+                <w:rFonts w:cs="B Mitra"/>
+                <w:sz w:val="24"/>
+                <w:szCs w:val="24"/>
+                <w:rtl/>
+              </w:rPr>
+              <w:t xml:space="preserve"> راهبرد</w:t>
+            </w:r>
+            <w:r>
+              <w:rPr>
+                <w:rFonts w:cs="B Mitra" w:hint="cs"/>
+                <w:sz w:val="24"/>
+                <w:szCs w:val="24"/>
+                <w:rtl/>
+              </w:rPr>
+              <w:t>ی</w:t>
+            </w:r>
+            <w:r>
+              <w:rPr>
+                <w:rFonts w:cs="B Mitra"/>
+                <w:sz w:val="24"/>
+                <w:szCs w:val="24"/>
+                <w:rtl/>
+              </w:rPr>
+              <w:t xml:space="preserve"> و س</w:t>
+            </w:r>
+            <w:r>
+              <w:rPr>
+                <w:rFonts w:cs="B Mitra" w:hint="cs"/>
+                <w:sz w:val="24"/>
+                <w:szCs w:val="24"/>
+                <w:rtl/>
+              </w:rPr>
+              <w:t>یاست‌گذاری</w:t>
+            </w:r>
+            <w:r>
+              <w:rPr>
+                <w:rFonts w:cs="B Mitra"/>
+                <w:sz w:val="24"/>
+                <w:szCs w:val="24"/>
+                <w:rtl/>
+              </w:rPr>
+              <w:t xml:space="preserve"> نوآور</w:t>
+            </w:r>
+            <w:r>
+              <w:rPr>
+                <w:rFonts w:cs="B Mitra" w:hint="cs"/>
+                <w:sz w:val="24"/>
+                <w:szCs w:val="24"/>
+                <w:rtl/>
+              </w:rPr>
+              <w:t>ی</w:t>
+            </w:r>
+            <w:r>
+              <w:rPr>
+                <w:rFonts w:cs="B Mitra"/>
+                <w:sz w:val="24"/>
+                <w:szCs w:val="24"/>
+                <w:rtl/>
+              </w:rPr>
+              <w:t xml:space="preserve"> در اکوس</w:t>
+            </w:r>
+            <w:r>
+              <w:rPr>
+                <w:rFonts w:cs="B Mitra" w:hint="cs"/>
+                <w:sz w:val="24"/>
+                <w:szCs w:val="24"/>
+                <w:rtl/>
+              </w:rPr>
+              <w:t>یستم‌های</w:t>
+            </w:r>
+            <w:r>
+              <w:rPr>
+                <w:rFonts w:cs="B Mitra"/>
+                <w:sz w:val="24"/>
+                <w:szCs w:val="24"/>
+                <w:rtl/>
+              </w:rPr>
+              <w:t xml:space="preserve"> جغراف</w:t>
+            </w:r>
+            <w:r>
+              <w:rPr>
+                <w:rFonts w:cs="B Mitra" w:hint="cs"/>
+                <w:sz w:val="24"/>
+                <w:szCs w:val="24"/>
+                <w:rtl/>
+              </w:rPr>
+              <w:t>یامحور</w:t>
+            </w:r>
+            <w:r>
+              <w:rPr>
+                <w:rFonts w:cs="B Mitra"/>
+                <w:sz w:val="24"/>
+                <w:szCs w:val="24"/>
+                <w:rtl/>
+              </w:rPr>
+              <w:t xml:space="preserve"> با اتکا به تحل</w:t>
+            </w:r>
+            <w:r>
+              <w:rPr>
+                <w:rFonts w:cs="B Mitra" w:hint="cs"/>
+                <w:sz w:val="24"/>
+                <w:szCs w:val="24"/>
+                <w:rtl/>
+              </w:rPr>
+              <w:t>یل</w:t>
+            </w:r>
+            <w:r>
+              <w:rPr>
+                <w:rFonts w:cs="B Mitra"/>
+                <w:sz w:val="24"/>
+                <w:szCs w:val="24"/>
+                <w:rtl/>
+              </w:rPr>
+              <w:t xml:space="preserve"> پتنت. </w:t>
+            </w:r>
+          </w:p>
+        </w:tc>
+        <w:tc>
+          <w:tcPr>
+            <w:tcW w:w="2835" w:type="dxa"/>
+          </w:tcPr>
+          <w:p>
+            <w:pPr>
+              <w:jc w:val="center"/>
+              <w:rPr>
+                <w:rFonts w:cs="B Mitra"/>
+                <w:sz w:val="24"/>
+                <w:szCs w:val="24"/>
+                <w:rtl/>
+              </w:rPr>
+            </w:pPr>
+            <w:r>
+              <w:rPr>
+                <w:rFonts w:cs="B Mitra"/>
+                <w:sz w:val="24"/>
+                <w:szCs w:val="24"/>
+                <w:rtl/>
+              </w:rPr>
+              <w:t>تعر</w:t>
+            </w:r>
+            <w:r>
+              <w:rPr>
+                <w:rFonts w:cs="B Mitra" w:hint="cs"/>
+                <w:sz w:val="24"/>
+                <w:szCs w:val="24"/>
+                <w:rtl/>
+              </w:rPr>
+              <w:t>یف</w:t>
+            </w:r>
+            <w:r>
+              <w:rPr>
+                <w:rFonts w:cs="B Mitra"/>
+                <w:sz w:val="24"/>
+                <w:szCs w:val="24"/>
+                <w:rtl/>
+              </w:rPr>
+              <w:t xml:space="preserve"> </w:t>
+            </w:r>
+            <w:r>
+              <w:rPr>
+                <w:rFonts w:cs="B Mitra" w:hint="cs"/>
+                <w:sz w:val="24"/>
+                <w:szCs w:val="24"/>
+                <w:rtl/>
+              </w:rPr>
+              <w:t>یک</w:t>
+            </w:r>
+            <w:r>
+              <w:rPr>
+                <w:rFonts w:cs="B Mitra"/>
+                <w:sz w:val="24"/>
+                <w:szCs w:val="24"/>
+                <w:rtl/>
+              </w:rPr>
+              <w:t xml:space="preserve"> رو</w:t>
+            </w:r>
+            <w:r>
+              <w:rPr>
+                <w:rFonts w:cs="B Mitra" w:hint="cs"/>
+                <w:sz w:val="24"/>
+                <w:szCs w:val="24"/>
+                <w:rtl/>
+              </w:rPr>
+              <w:t>ی</w:t>
+            </w:r>
+            <w:r>
+              <w:rPr>
+                <w:rFonts w:cs="B Mitra" w:hint="cs"/>
+                <w:sz w:val="24"/>
+                <w:szCs w:val="24"/>
+                <w:rtl/>
+              </w:rPr>
+              <w:t>ه‌ی</w:t>
+            </w:r>
+            <w:r>
+              <w:rPr>
+                <w:rFonts w:cs="B Mitra"/>
+                <w:sz w:val="24"/>
+                <w:szCs w:val="24"/>
+                <w:rtl/>
+              </w:rPr>
+              <w:t xml:space="preserve"> گام‌به‌گام بر پا</w:t>
+            </w:r>
+            <w:r>
+              <w:rPr>
+                <w:rFonts w:cs="B Mitra" w:hint="cs"/>
+                <w:sz w:val="24"/>
+                <w:szCs w:val="24"/>
+                <w:rtl/>
+              </w:rPr>
+              <w:t>ی</w:t>
+            </w:r>
+            <w:r>
+              <w:rPr>
+                <w:rFonts w:cs="B Mitra" w:hint="cs"/>
+                <w:sz w:val="24"/>
+                <w:szCs w:val="24"/>
+                <w:rtl/>
+              </w:rPr>
+              <w:t>ه‌ی</w:t>
+            </w:r>
+            <w:r>
+              <w:rPr>
+                <w:rFonts w:cs="B Mitra"/>
+                <w:sz w:val="24"/>
+                <w:szCs w:val="24"/>
+                <w:rtl/>
+              </w:rPr>
+              <w:t xml:space="preserve"> پا</w:t>
+            </w:r>
+            <w:r>
+              <w:rPr>
+                <w:rFonts w:cs="B Mitra" w:hint="cs"/>
+                <w:sz w:val="24"/>
+                <w:szCs w:val="24"/>
+                <w:rtl/>
+              </w:rPr>
+              <w:t>یگاه</w:t>
+            </w:r>
+            <w:r>
+              <w:rPr>
+                <w:rFonts w:cs="B Mitra"/>
+                <w:sz w:val="24"/>
+                <w:szCs w:val="24"/>
+                <w:rtl/>
+              </w:rPr>
+              <w:t xml:space="preserve"> </w:t>
+            </w:r>
+            <w:r>
+              <w:rPr>
+                <w:rFonts w:cs="B Mitra"/>
+                <w:sz w:val="24"/>
+                <w:szCs w:val="24"/>
+              </w:rPr>
+              <w:t>PatentsView</w:t>
+            </w:r>
+            <w:r>
+              <w:rPr>
+                <w:rFonts w:cs="B Mitra"/>
+                <w:sz w:val="24"/>
+                <w:szCs w:val="24"/>
+                <w:rtl/>
+              </w:rPr>
+              <w:t xml:space="preserve"> و تکن</w:t>
+            </w:r>
+            <w:r>
+              <w:rPr>
+                <w:rFonts w:cs="B Mitra" w:hint="cs"/>
+                <w:sz w:val="24"/>
+                <w:szCs w:val="24"/>
+                <w:rtl/>
+              </w:rPr>
+              <w:t>یک‌های</w:t>
+            </w:r>
+            <w:r>
+              <w:rPr>
+                <w:rFonts w:cs="B Mitra"/>
+                <w:sz w:val="24"/>
+                <w:szCs w:val="24"/>
+                <w:rtl/>
+              </w:rPr>
+              <w:t xml:space="preserve"> پتنت‌آنال</w:t>
+            </w:r>
+            <w:r>
+              <w:rPr>
+                <w:rFonts w:cs="B Mitra" w:hint="cs"/>
+                <w:sz w:val="24"/>
+                <w:szCs w:val="24"/>
+                <w:rtl/>
+              </w:rPr>
+              <w:t>یتیکس</w:t>
+            </w:r>
+            <w:r>
+              <w:rPr>
+                <w:rFonts w:cs="B Mitra"/>
+                <w:sz w:val="24"/>
+                <w:szCs w:val="24"/>
+                <w:rtl/>
+              </w:rPr>
+              <w:t xml:space="preserve"> برا</w:t>
+            </w:r>
+            <w:r>
+              <w:rPr>
+                <w:rFonts w:cs="B Mitra" w:hint="cs"/>
+                <w:sz w:val="24"/>
+                <w:szCs w:val="24"/>
+                <w:rtl/>
+              </w:rPr>
+              <w:t>ی</w:t>
+            </w:r>
+            <w:r>
+              <w:rPr>
+                <w:rFonts w:cs="B Mitra"/>
+                <w:sz w:val="24"/>
+                <w:szCs w:val="24"/>
+                <w:rtl/>
+              </w:rPr>
+              <w:t xml:space="preserve"> کشف روندها</w:t>
+            </w:r>
+            <w:r>
+              <w:rPr>
+                <w:rFonts w:cs="B Mitra" w:hint="cs"/>
+                <w:sz w:val="24"/>
+                <w:szCs w:val="24"/>
+                <w:rtl/>
+              </w:rPr>
+              <w:t xml:space="preserve">، </w:t>
+            </w:r>
+            <w:r>
+              <w:rPr>
+                <w:rFonts w:cs="B Mitra"/>
+                <w:sz w:val="24"/>
+                <w:szCs w:val="24"/>
+                <w:rtl/>
+              </w:rPr>
+              <w:t>باز</w:t>
+            </w:r>
+            <w:r>
+              <w:rPr>
+                <w:rFonts w:cs="B Mitra" w:hint="cs"/>
+                <w:sz w:val="24"/>
+                <w:szCs w:val="24"/>
+                <w:rtl/>
+              </w:rPr>
+              <w:t>یگران</w:t>
+            </w:r>
+            <w:r>
+              <w:rPr>
+                <w:rFonts w:cs="B Mitra" w:hint="cs"/>
+                <w:sz w:val="24"/>
+                <w:szCs w:val="24"/>
+                <w:rtl/>
+              </w:rPr>
+              <w:t xml:space="preserve">، </w:t>
+            </w:r>
+            <w:r>
+              <w:rPr>
+                <w:rFonts w:cs="B Mitra"/>
+                <w:sz w:val="24"/>
+                <w:szCs w:val="24"/>
+                <w:rtl/>
+              </w:rPr>
+              <w:t>خوشه‌ها و نگاشت آن‌ها به فرصت‌ها</w:t>
+            </w:r>
+            <w:r>
+              <w:rPr>
+                <w:rFonts w:cs="B Mitra" w:hint="cs"/>
+                <w:sz w:val="24"/>
+                <w:szCs w:val="24"/>
+                <w:rtl/>
+              </w:rPr>
+              <w:t>ی</w:t>
+            </w:r>
+            <w:r>
+              <w:rPr>
+                <w:rFonts w:cs="B Mitra"/>
+                <w:sz w:val="24"/>
+                <w:szCs w:val="24"/>
+                <w:rtl/>
+              </w:rPr>
+              <w:t xml:space="preserve"> قابل‌اقدام</w:t>
+            </w:r>
+            <w:r>
+              <w:rPr>
+                <w:rFonts w:cs="B Mitra" w:hint="cs"/>
+                <w:sz w:val="24"/>
+                <w:szCs w:val="24"/>
+                <w:rtl/>
+              </w:rPr>
+              <w:t>.</w:t>
+            </w:r>
+          </w:p>
+          <w:p>
+            <w:pPr>
+              <w:jc w:val="center"/>
+              <w:rPr>
+                <w:rFonts w:cs="B Mitra"/>
+                <w:sz w:val="24"/>
+                <w:szCs w:val="24"/>
+                <w:rtl/>
+              </w:rPr>
+            </w:pPr>
+            <w:r>
+              <w:rPr>
+                <w:rFonts w:cs="B Mitra"/>
+                <w:sz w:val="24"/>
+                <w:szCs w:val="24"/>
+                <w:rtl/>
+              </w:rPr>
+              <w:t>نما</w:t>
+            </w:r>
+            <w:r>
+              <w:rPr>
+                <w:rFonts w:cs="B Mitra" w:hint="cs"/>
+                <w:sz w:val="24"/>
+                <w:szCs w:val="24"/>
+                <w:rtl/>
+              </w:rPr>
+              <w:t>یش</w:t>
+            </w:r>
+            <w:r>
+              <w:rPr>
+                <w:rFonts w:cs="B Mitra"/>
+                <w:sz w:val="24"/>
+                <w:szCs w:val="24"/>
+                <w:rtl/>
+              </w:rPr>
+              <w:t xml:space="preserve"> عمل</w:t>
+            </w:r>
+            <w:r>
+              <w:rPr>
+                <w:rFonts w:cs="B Mitra" w:hint="cs"/>
+                <w:sz w:val="24"/>
+                <w:szCs w:val="24"/>
+                <w:rtl/>
+              </w:rPr>
+              <w:t>یاتی‌سازی</w:t>
+            </w:r>
+            <w:r>
+              <w:rPr>
+                <w:rFonts w:cs="B Mitra"/>
+                <w:sz w:val="24"/>
+                <w:szCs w:val="24"/>
+                <w:rtl/>
+              </w:rPr>
+              <w:t xml:space="preserve"> نقشه‌راه با  مطالع</w:t>
+            </w:r>
+            <w:r>
+              <w:rPr>
+                <w:rFonts w:cs="B Mitra" w:hint="cs"/>
+                <w:sz w:val="24"/>
+                <w:szCs w:val="24"/>
+                <w:rtl/>
+              </w:rPr>
+              <w:t>ه</w:t>
+            </w:r>
+            <w:r>
+              <w:rPr>
+                <w:rFonts w:cs="B Mitra" w:hint="eastAsia"/>
+                <w:sz w:val="24"/>
+                <w:szCs w:val="24"/>
+                <w:rtl/>
+              </w:rPr>
+              <w:t>‌</w:t>
+            </w:r>
+            <w:r>
+              <w:rPr>
+                <w:rFonts w:cs="B Mitra" w:hint="cs"/>
+                <w:sz w:val="24"/>
+                <w:szCs w:val="24"/>
+                <w:rtl/>
+              </w:rPr>
+              <w:t>ی</w:t>
+            </w:r>
+            <w:r>
+              <w:rPr>
+                <w:rFonts w:cs="B Mitra"/>
+                <w:sz w:val="24"/>
+                <w:szCs w:val="24"/>
+                <w:rtl/>
+              </w:rPr>
+              <w:t xml:space="preserve"> </w:t>
+            </w:r>
+            <w:r>
+              <w:rPr>
+                <w:rFonts w:cs="B Mitra" w:hint="cs"/>
+                <w:sz w:val="24"/>
+                <w:szCs w:val="24"/>
+                <w:rtl/>
+              </w:rPr>
+              <w:t>موردی</w:t>
+            </w:r>
+            <w:r>
+              <w:rPr>
+                <w:rFonts w:cs="B Mitra"/>
+                <w:sz w:val="24"/>
+                <w:szCs w:val="24"/>
+                <w:rtl/>
+              </w:rPr>
+              <w:t xml:space="preserve"> نورد</w:t>
+            </w:r>
+            <w:r>
+              <w:rPr>
+                <w:rFonts w:cs="B Mitra" w:hint="cs"/>
+                <w:sz w:val="24"/>
+                <w:szCs w:val="24"/>
+                <w:rtl/>
+              </w:rPr>
+              <w:t>یک</w:t>
+            </w:r>
+            <w:r>
+              <w:rPr>
+                <w:rFonts w:cs="B Mitra"/>
+                <w:sz w:val="24"/>
+                <w:szCs w:val="24"/>
+                <w:rtl/>
+              </w:rPr>
+              <w:t xml:space="preserve"> برا</w:t>
+            </w:r>
+            <w:r>
+              <w:rPr>
+                <w:rFonts w:cs="B Mitra" w:hint="cs"/>
+                <w:sz w:val="24"/>
+                <w:szCs w:val="24"/>
+                <w:rtl/>
+              </w:rPr>
+              <w:t>ی</w:t>
+            </w:r>
+            <w:r>
+              <w:rPr>
+                <w:rFonts w:cs="B Mitra"/>
+                <w:sz w:val="24"/>
+                <w:szCs w:val="24"/>
+                <w:rtl/>
+              </w:rPr>
+              <w:t xml:space="preserve"> نشان‌دادن نحو</w:t>
+            </w:r>
+            <w:r>
+              <w:rPr>
+                <w:rFonts w:cs="B Mitra" w:hint="cs"/>
+                <w:sz w:val="24"/>
+                <w:szCs w:val="24"/>
+                <w:rtl/>
+              </w:rPr>
+              <w:t>ه</w:t>
+            </w:r>
+            <w:r>
+              <w:rPr>
+                <w:rFonts w:cs="B Mitra" w:hint="eastAsia"/>
+                <w:sz w:val="24"/>
+                <w:szCs w:val="24"/>
+                <w:rtl/>
+              </w:rPr>
+              <w:t>‌</w:t>
+            </w:r>
+            <w:r>
+              <w:rPr>
+                <w:rFonts w:cs="B Mitra" w:hint="cs"/>
+                <w:sz w:val="24"/>
+                <w:szCs w:val="24"/>
+                <w:rtl/>
+              </w:rPr>
+              <w:t>ی</w:t>
+            </w:r>
+            <w:r>
+              <w:rPr>
+                <w:rFonts w:cs="B Mitra"/>
+                <w:sz w:val="24"/>
+                <w:szCs w:val="24"/>
+                <w:rtl/>
+              </w:rPr>
+              <w:t xml:space="preserve"> </w:t>
+            </w:r>
+            <w:r>
+              <w:rPr>
+                <w:rFonts w:cs="B Mitra" w:hint="cs"/>
+                <w:sz w:val="24"/>
+                <w:szCs w:val="24"/>
+                <w:rtl/>
+              </w:rPr>
+              <w:t>اجرای</w:t>
+            </w:r>
+            <w:r>
+              <w:rPr>
+                <w:rFonts w:cs="B Mitra"/>
+                <w:sz w:val="24"/>
+                <w:szCs w:val="24"/>
+                <w:rtl/>
+              </w:rPr>
+              <w:t xml:space="preserve"> مراحل پ</w:t>
+            </w:r>
+            <w:r>
+              <w:rPr>
+                <w:rFonts w:cs="B Mitra" w:hint="cs"/>
+                <w:sz w:val="24"/>
+                <w:szCs w:val="24"/>
+                <w:rtl/>
+              </w:rPr>
+              <w:t>یشنهاد</w:t>
+            </w:r>
+            <w:r>
+              <w:rPr>
+                <w:rFonts w:cs="B Mitra" w:hint="cs"/>
+                <w:sz w:val="24"/>
+                <w:szCs w:val="24"/>
+                <w:rtl/>
+              </w:rPr>
+              <w:t xml:space="preserve"> </w:t>
+            </w:r>
+            <w:r>
+              <w:rPr>
+                <w:rFonts w:cs="B Mitra" w:hint="cs"/>
+                <w:sz w:val="24"/>
+                <w:szCs w:val="24"/>
+                <w:rtl/>
+              </w:rPr>
+              <w:t>شده</w:t>
+            </w:r>
+            <w:r>
+              <w:rPr>
+                <w:rFonts w:cs="B Mitra"/>
+                <w:sz w:val="24"/>
+                <w:szCs w:val="24"/>
+                <w:rtl/>
+              </w:rPr>
+              <w:t>.</w:t>
+            </w:r>
+          </w:p>
+        </w:tc>
+        <w:tc>
+          <w:tcPr>
+            <w:tcW w:w="2972" w:type="dxa"/>
+          </w:tcPr>
+          <w:p>
+            <w:pPr>
+              <w:jc w:val="center"/>
+              <w:rPr>
+                <w:rFonts w:cs="B Mitra"/>
+                <w:sz w:val="24"/>
+                <w:szCs w:val="24"/>
+                <w:rtl/>
+              </w:rPr>
+            </w:pPr>
+            <w:r>
+              <w:rPr>
+                <w:rFonts w:cs="B Mitra"/>
+                <w:sz w:val="24"/>
+                <w:szCs w:val="24"/>
+                <w:rtl/>
+              </w:rPr>
+              <w:t>معرف</w:t>
+            </w:r>
+            <w:r>
+              <w:rPr>
+                <w:rFonts w:cs="B Mitra" w:hint="cs"/>
+                <w:sz w:val="24"/>
+                <w:szCs w:val="24"/>
+                <w:rtl/>
+              </w:rPr>
+              <w:t>ی</w:t>
+            </w:r>
+            <w:r>
+              <w:rPr>
+                <w:rFonts w:cs="B Mitra"/>
+                <w:sz w:val="24"/>
+                <w:szCs w:val="24"/>
+                <w:rtl/>
+              </w:rPr>
+              <w:t xml:space="preserve"> </w:t>
+            </w:r>
+            <w:r>
+              <w:rPr>
+                <w:rFonts w:cs="B Mitra" w:hint="cs"/>
+                <w:sz w:val="24"/>
+                <w:szCs w:val="24"/>
+                <w:rtl/>
+              </w:rPr>
+              <w:t>یک</w:t>
+            </w:r>
+            <w:r>
+              <w:rPr>
+                <w:rFonts w:cs="B Mitra"/>
+                <w:sz w:val="24"/>
+                <w:szCs w:val="24"/>
+                <w:rtl/>
+              </w:rPr>
+              <w:t xml:space="preserve"> نقشه‌راه داده‌محور که امکان شناسا</w:t>
+            </w:r>
+            <w:r>
+              <w:rPr>
+                <w:rFonts w:cs="B Mitra" w:hint="cs"/>
+                <w:sz w:val="24"/>
+                <w:szCs w:val="24"/>
+                <w:rtl/>
+              </w:rPr>
+              <w:t>یی</w:t>
+            </w:r>
+            <w:r>
+              <w:rPr>
+                <w:rFonts w:cs="B Mitra"/>
+                <w:sz w:val="24"/>
+                <w:szCs w:val="24"/>
+                <w:rtl/>
+              </w:rPr>
+              <w:t xml:space="preserve"> فرصت‌ها در اکوس</w:t>
+            </w:r>
+            <w:r>
+              <w:rPr>
+                <w:rFonts w:cs="B Mitra" w:hint="cs"/>
+                <w:sz w:val="24"/>
+                <w:szCs w:val="24"/>
+                <w:rtl/>
+              </w:rPr>
+              <w:t>یستم‌های</w:t>
+            </w:r>
+            <w:r>
+              <w:rPr>
+                <w:rFonts w:cs="B Mitra"/>
+                <w:sz w:val="24"/>
+                <w:szCs w:val="24"/>
+                <w:rtl/>
+              </w:rPr>
+              <w:t xml:space="preserve"> مکان</w:t>
+            </w:r>
+            <w:r>
+              <w:rPr>
+                <w:rFonts w:cs="B Mitra" w:hint="cs"/>
+                <w:sz w:val="24"/>
+                <w:szCs w:val="24"/>
+                <w:rtl/>
+              </w:rPr>
+              <w:t>ی</w:t>
+            </w:r>
+            <w:r>
+              <w:rPr>
+                <w:rFonts w:cs="B Mitra"/>
+                <w:sz w:val="24"/>
+                <w:szCs w:val="24"/>
+                <w:rtl/>
+              </w:rPr>
+              <w:t xml:space="preserve"> را فراهم م</w:t>
+            </w:r>
+            <w:r>
+              <w:rPr>
+                <w:rFonts w:cs="B Mitra" w:hint="cs"/>
+                <w:sz w:val="24"/>
+                <w:szCs w:val="24"/>
+                <w:rtl/>
+              </w:rPr>
+              <w:t>ی‌کند</w:t>
+            </w:r>
+            <w:r>
+              <w:rPr>
+                <w:rFonts w:cs="B Mitra"/>
+                <w:sz w:val="24"/>
+                <w:szCs w:val="24"/>
+                <w:rtl/>
+              </w:rPr>
+              <w:t xml:space="preserve"> و م</w:t>
+            </w:r>
+            <w:r>
+              <w:rPr>
+                <w:rFonts w:cs="B Mitra" w:hint="cs"/>
+                <w:sz w:val="24"/>
+                <w:szCs w:val="24"/>
+                <w:rtl/>
+              </w:rPr>
+              <w:t>ی‌تواند</w:t>
+            </w:r>
+            <w:r>
+              <w:rPr>
+                <w:rFonts w:cs="B Mitra"/>
+                <w:sz w:val="24"/>
+                <w:szCs w:val="24"/>
+                <w:rtl/>
+              </w:rPr>
+              <w:t xml:space="preserve"> در برنامه‌ر</w:t>
+            </w:r>
+            <w:r>
+              <w:rPr>
+                <w:rFonts w:cs="B Mitra" w:hint="cs"/>
+                <w:sz w:val="24"/>
+                <w:szCs w:val="24"/>
+                <w:rtl/>
+              </w:rPr>
+              <w:t>یزی</w:t>
+            </w:r>
+            <w:r>
+              <w:rPr>
+                <w:rFonts w:cs="B Mitra"/>
+                <w:sz w:val="24"/>
+                <w:szCs w:val="24"/>
+                <w:rtl/>
+              </w:rPr>
+              <w:t xml:space="preserve"> راهبرد</w:t>
+            </w:r>
+            <w:r>
+              <w:rPr>
+                <w:rFonts w:cs="B Mitra" w:hint="cs"/>
+                <w:sz w:val="24"/>
+                <w:szCs w:val="24"/>
+                <w:rtl/>
+              </w:rPr>
+              <w:t>ی،</w:t>
+            </w:r>
+            <w:r>
+              <w:rPr>
+                <w:rFonts w:cs="B Mitra"/>
+                <w:sz w:val="24"/>
+                <w:szCs w:val="24"/>
+                <w:rtl/>
+              </w:rPr>
+              <w:t xml:space="preserve"> سرما</w:t>
+            </w:r>
+            <w:r>
+              <w:rPr>
+                <w:rFonts w:cs="B Mitra" w:hint="cs"/>
+                <w:sz w:val="24"/>
+                <w:szCs w:val="24"/>
+                <w:rtl/>
+              </w:rPr>
+              <w:t>یه‌گذاری</w:t>
+            </w:r>
+            <w:r>
+              <w:rPr>
+                <w:rFonts w:cs="B Mitra"/>
+                <w:sz w:val="24"/>
+                <w:szCs w:val="24"/>
+                <w:rtl/>
+              </w:rPr>
+              <w:t xml:space="preserve"> و طراح</w:t>
+            </w:r>
+            <w:r>
+              <w:rPr>
+                <w:rFonts w:cs="B Mitra" w:hint="cs"/>
+                <w:sz w:val="24"/>
+                <w:szCs w:val="24"/>
+                <w:rtl/>
+              </w:rPr>
+              <w:t>ی</w:t>
+            </w:r>
+            <w:r>
+              <w:rPr>
+                <w:rFonts w:cs="B Mitra"/>
+                <w:sz w:val="24"/>
+                <w:szCs w:val="24"/>
+                <w:rtl/>
+              </w:rPr>
+              <w:t xml:space="preserve"> ابزارها</w:t>
+            </w:r>
+            <w:r>
+              <w:rPr>
+                <w:rFonts w:cs="B Mitra" w:hint="cs"/>
+                <w:sz w:val="24"/>
+                <w:szCs w:val="24"/>
+                <w:rtl/>
+              </w:rPr>
+              <w:t>ی</w:t>
+            </w:r>
+            <w:r>
+              <w:rPr>
+                <w:rFonts w:cs="B Mitra"/>
+                <w:sz w:val="24"/>
+                <w:szCs w:val="24"/>
+                <w:rtl/>
+              </w:rPr>
+              <w:t xml:space="preserve"> س</w:t>
+            </w:r>
+            <w:r>
+              <w:rPr>
+                <w:rFonts w:cs="B Mitra" w:hint="cs"/>
+                <w:sz w:val="24"/>
+                <w:szCs w:val="24"/>
+                <w:rtl/>
+              </w:rPr>
+              <w:t>یاست</w:t>
+            </w:r>
+            <w:r>
+              <w:rPr>
+                <w:rFonts w:cs="B Mitra"/>
+                <w:sz w:val="24"/>
+                <w:szCs w:val="24"/>
+                <w:rtl/>
+              </w:rPr>
+              <w:t xml:space="preserve"> نوآور</w:t>
+            </w:r>
+            <w:r>
+              <w:rPr>
+                <w:rFonts w:cs="B Mitra" w:hint="cs"/>
+                <w:sz w:val="24"/>
+                <w:szCs w:val="24"/>
+                <w:rtl/>
+              </w:rPr>
+              <w:t>ی</w:t>
+            </w:r>
+            <w:r>
+              <w:rPr>
+                <w:rFonts w:cs="B Mitra"/>
+                <w:sz w:val="24"/>
+                <w:szCs w:val="24"/>
+                <w:rtl/>
+              </w:rPr>
+              <w:t xml:space="preserve"> به کار رود</w:t>
+            </w:r>
+            <w:r>
+              <w:rPr>
+                <w:rFonts w:cs="B Mitra" w:hint="cs"/>
+                <w:sz w:val="24"/>
+                <w:szCs w:val="24"/>
+                <w:rtl/>
+              </w:rPr>
+              <w:t>.</w:t>
+            </w:r>
+          </w:p>
+          <w:p>
+            <w:pPr>
+              <w:jc w:val="center"/>
+              <w:rPr>
+                <w:rFonts w:cs="B Mitra"/>
+                <w:sz w:val="24"/>
+                <w:szCs w:val="24"/>
+                <w:rtl/>
+              </w:rPr>
+            </w:pPr>
+            <w:r>
+              <w:rPr>
+                <w:rFonts w:cs="B Mitra"/>
+                <w:sz w:val="24"/>
+                <w:szCs w:val="24"/>
+                <w:rtl/>
+              </w:rPr>
+              <w:t>نشان دادن مز</w:t>
+            </w:r>
+            <w:r>
+              <w:rPr>
+                <w:rFonts w:cs="B Mitra" w:hint="cs"/>
+                <w:sz w:val="24"/>
+                <w:szCs w:val="24"/>
+                <w:rtl/>
+              </w:rPr>
+              <w:t>یت‌های</w:t>
+            </w:r>
+            <w:r>
+              <w:rPr>
+                <w:rFonts w:cs="B Mitra"/>
+                <w:sz w:val="24"/>
+                <w:szCs w:val="24"/>
+                <w:rtl/>
+              </w:rPr>
+              <w:t xml:space="preserve"> عمل</w:t>
+            </w:r>
+            <w:r>
+              <w:rPr>
+                <w:rFonts w:cs="B Mitra" w:hint="cs"/>
+                <w:sz w:val="24"/>
+                <w:szCs w:val="24"/>
+                <w:rtl/>
+              </w:rPr>
+              <w:t>ی</w:t>
+            </w:r>
+            <w:r>
+              <w:rPr>
+                <w:rFonts w:cs="B Mitra"/>
+                <w:sz w:val="24"/>
+                <w:szCs w:val="24"/>
+                <w:rtl/>
+              </w:rPr>
+              <w:t xml:space="preserve"> (صرفه‌جو</w:t>
+            </w:r>
+            <w:r>
+              <w:rPr>
+                <w:rFonts w:cs="B Mitra" w:hint="cs"/>
+                <w:sz w:val="24"/>
+                <w:szCs w:val="24"/>
+                <w:rtl/>
+              </w:rPr>
+              <w:t>یی</w:t>
+            </w:r>
+            <w:r>
+              <w:rPr>
+                <w:rFonts w:cs="B Mitra"/>
+                <w:sz w:val="24"/>
+                <w:szCs w:val="24"/>
+                <w:rtl/>
+              </w:rPr>
+              <w:t xml:space="preserve"> منابع، بهبود تصم</w:t>
+            </w:r>
+            <w:r>
+              <w:rPr>
+                <w:rFonts w:cs="B Mitra" w:hint="cs"/>
+                <w:sz w:val="24"/>
+                <w:szCs w:val="24"/>
+                <w:rtl/>
+              </w:rPr>
+              <w:t>یم‌سازی</w:t>
+            </w:r>
+            <w:r>
+              <w:rPr>
+                <w:rFonts w:cs="B Mitra"/>
+                <w:sz w:val="24"/>
+                <w:szCs w:val="24"/>
+                <w:rtl/>
+              </w:rPr>
+              <w:t>) و قابل</w:t>
+            </w:r>
+            <w:r>
+              <w:rPr>
+                <w:rFonts w:cs="B Mitra" w:hint="cs"/>
+                <w:sz w:val="24"/>
+                <w:szCs w:val="24"/>
+                <w:rtl/>
+              </w:rPr>
+              <w:t>یت</w:t>
+            </w:r>
+            <w:r>
+              <w:rPr>
+                <w:rFonts w:cs="B Mitra"/>
+                <w:sz w:val="24"/>
+                <w:szCs w:val="24"/>
+                <w:rtl/>
+              </w:rPr>
+              <w:t xml:space="preserve"> انتقال روش به حوزه‌ها</w:t>
+            </w:r>
+            <w:r>
+              <w:rPr>
+                <w:rFonts w:cs="B Mitra" w:hint="cs"/>
+                <w:sz w:val="24"/>
+                <w:szCs w:val="24"/>
+                <w:rtl/>
+              </w:rPr>
+              <w:t xml:space="preserve"> یا </w:t>
+            </w:r>
+            <w:r>
+              <w:rPr>
+                <w:rFonts w:cs="B Mitra"/>
+                <w:sz w:val="24"/>
+                <w:szCs w:val="24"/>
+                <w:rtl/>
+              </w:rPr>
+              <w:t>مناطق د</w:t>
+            </w:r>
+            <w:r>
+              <w:rPr>
+                <w:rFonts w:cs="B Mitra" w:hint="cs"/>
+                <w:sz w:val="24"/>
+                <w:szCs w:val="24"/>
+                <w:rtl/>
+              </w:rPr>
+              <w:t>یگر</w:t>
+            </w:r>
+          </w:p>
+        </w:tc>
+      </w:tr>
+      <w:tr>
+        <w:tc>
+          <w:tcPr>
+            <w:tcW w:w="991" w:type="dxa"/>
+          </w:tcPr>
+          <w:p>
+            <w:pPr>
+              <w:jc w:val="center"/>
+              <w:rPr>
+                <w:rFonts w:cs="B Mitra"/>
+                <w:sz w:val="24"/>
+                <w:szCs w:val="24"/>
+                <w:rtl/>
+              </w:rPr>
+            </w:pPr>
+            <w:r>
+              <w:rPr>
+                <w:rFonts w:cs="B Mitra" w:hint="cs"/>
+                <w:sz w:val="24"/>
+                <w:szCs w:val="24"/>
+                <w:rtl/>
+              </w:rPr>
+              <w:t>2021</w:t>
+            </w:r>
+          </w:p>
+        </w:tc>
+        <w:tc>
+          <w:tcPr>
+            <w:tcW w:w="2552" w:type="dxa"/>
+          </w:tcPr>
+          <w:p>
+            <w:pPr>
+              <w:jc w:val="center"/>
+              <w:rPr>
+                <w:rFonts w:cs="B Mitra"/>
+                <w:sz w:val="24"/>
+                <w:szCs w:val="24"/>
+                <w:rtl/>
+              </w:rPr>
+            </w:pPr>
+            <w:r>
+              <w:rPr>
+                <w:rFonts w:cs="B Mitra"/>
+                <w:sz w:val="24"/>
+                <w:szCs w:val="24"/>
+                <w:rtl/>
+              </w:rPr>
+              <w:t>پ</w:t>
+            </w:r>
+            <w:r>
+              <w:rPr>
+                <w:rFonts w:cs="B Mitra" w:hint="cs"/>
+                <w:sz w:val="24"/>
+                <w:szCs w:val="24"/>
+                <w:rtl/>
+              </w:rPr>
+              <w:t>یش‌بینی</w:t>
+            </w:r>
+            <w:r>
+              <w:rPr>
+                <w:rFonts w:cs="B Mitra"/>
+                <w:sz w:val="24"/>
+                <w:szCs w:val="24"/>
+                <w:rtl/>
+              </w:rPr>
+              <w:t xml:space="preserve"> روند توسعه </w:t>
+            </w:r>
+            <w:r>
+              <w:rPr>
+                <w:rFonts w:cs="B Mitra" w:hint="cs"/>
+                <w:sz w:val="24"/>
+                <w:szCs w:val="24"/>
+                <w:rtl/>
+              </w:rPr>
+              <w:t>فناوری‌های</w:t>
+            </w:r>
+            <w:r>
+              <w:rPr>
+                <w:rFonts w:cs="B Mitra"/>
+                <w:sz w:val="24"/>
+                <w:szCs w:val="24"/>
+                <w:rtl/>
+              </w:rPr>
+              <w:t xml:space="preserve"> خودرو</w:t>
+            </w:r>
+            <w:r>
+              <w:rPr>
+                <w:rFonts w:cs="B Mitra" w:hint="cs"/>
+                <w:sz w:val="24"/>
+                <w:szCs w:val="24"/>
+                <w:rtl/>
+              </w:rPr>
+              <w:t>ی</w:t>
+            </w:r>
+            <w:r>
+              <w:rPr>
+                <w:rFonts w:cs="B Mitra"/>
+                <w:sz w:val="24"/>
+                <w:szCs w:val="24"/>
+                <w:rtl/>
+              </w:rPr>
+              <w:t xml:space="preserve"> کم‌انتشار</w:t>
+            </w:r>
+            <w:r>
+              <w:rPr>
+                <w:rFonts w:hint="cs"/>
+                <w:sz w:val="24"/>
+                <w:szCs w:val="24"/>
+                <w:rtl/>
+              </w:rPr>
+              <w:t xml:space="preserve"> </w:t>
+            </w:r>
+            <w:r>
+              <w:rPr>
+                <w:rFonts w:cs="B Mitra" w:hint="cs"/>
+                <w:sz w:val="24"/>
+                <w:szCs w:val="24"/>
+                <w:rtl/>
+              </w:rPr>
+              <w:t>شامل</w:t>
+            </w:r>
+            <w:r>
+              <w:rPr>
+                <w:rFonts w:cs="B Mitra"/>
+                <w:sz w:val="24"/>
+                <w:szCs w:val="24"/>
+                <w:rtl/>
+              </w:rPr>
+              <w:t xml:space="preserve"> </w:t>
+            </w:r>
+            <w:r>
+              <w:rPr>
+                <w:rFonts w:cs="B Mitra" w:hint="cs"/>
+                <w:sz w:val="24"/>
+                <w:szCs w:val="24"/>
+                <w:rtl/>
+              </w:rPr>
+              <w:t>خو</w:t>
+            </w:r>
+            <w:r>
+              <w:rPr>
+                <w:rFonts w:cs="B Mitra"/>
+                <w:sz w:val="24"/>
+                <w:szCs w:val="24"/>
+                <w:rtl/>
+              </w:rPr>
+              <w:t>درو</w:t>
+            </w:r>
+            <w:r>
+              <w:rPr>
+                <w:rFonts w:cs="B Mitra" w:hint="cs"/>
+                <w:sz w:val="24"/>
+                <w:szCs w:val="24"/>
+                <w:rtl/>
+              </w:rPr>
+              <w:t>ی</w:t>
+            </w:r>
+            <w:r>
+              <w:rPr>
+                <w:rFonts w:cs="B Mitra"/>
+                <w:sz w:val="24"/>
+                <w:szCs w:val="24"/>
+                <w:rtl/>
+              </w:rPr>
+              <w:t xml:space="preserve"> ه</w:t>
+            </w:r>
+            <w:r>
+              <w:rPr>
+                <w:rFonts w:cs="B Mitra" w:hint="cs"/>
+                <w:sz w:val="24"/>
+                <w:szCs w:val="24"/>
+                <w:rtl/>
+              </w:rPr>
+              <w:t>یبریدی</w:t>
+            </w:r>
+            <w:r>
+              <w:rPr>
+                <w:rFonts w:cs="B Mitra"/>
+                <w:sz w:val="24"/>
+                <w:szCs w:val="24"/>
+                <w:rtl/>
+              </w:rPr>
+              <w:t>، خودرو</w:t>
+            </w:r>
+            <w:r>
+              <w:rPr>
+                <w:rFonts w:cs="B Mitra" w:hint="cs"/>
+                <w:sz w:val="24"/>
+                <w:szCs w:val="24"/>
+                <w:rtl/>
+              </w:rPr>
+              <w:t>ی</w:t>
+            </w:r>
+            <w:r>
+              <w:rPr>
+                <w:rFonts w:cs="B Mitra"/>
+                <w:sz w:val="24"/>
+                <w:szCs w:val="24"/>
+                <w:rtl/>
+              </w:rPr>
+              <w:t xml:space="preserve"> برق</w:t>
+            </w:r>
+            <w:r>
+              <w:rPr>
+                <w:rFonts w:cs="B Mitra" w:hint="cs"/>
+                <w:sz w:val="24"/>
+                <w:szCs w:val="24"/>
+                <w:rtl/>
+              </w:rPr>
+              <w:t>ی</w:t>
+            </w:r>
+            <w:r>
+              <w:rPr>
+                <w:rFonts w:cs="B Mitra"/>
+                <w:sz w:val="24"/>
+                <w:szCs w:val="24"/>
+                <w:rtl/>
+              </w:rPr>
+              <w:t xml:space="preserve"> </w:t>
+            </w:r>
+            <w:r>
+              <w:rPr>
+                <w:rFonts w:cs="B Mitra"/>
+                <w:sz w:val="24"/>
+                <w:szCs w:val="24"/>
+                <w:rtl/>
+              </w:rPr>
+              <w:lastRenderedPageBreak/>
+              <w:t>باتر</w:t>
+            </w:r>
+            <w:r>
+              <w:rPr>
+                <w:rFonts w:cs="B Mitra" w:hint="cs"/>
+                <w:sz w:val="24"/>
+                <w:szCs w:val="24"/>
+                <w:rtl/>
+              </w:rPr>
+              <w:t>ی‌محور</w:t>
+            </w:r>
+            <w:r>
+              <w:rPr>
+                <w:rFonts w:cs="B Mitra"/>
+                <w:sz w:val="24"/>
+                <w:szCs w:val="24"/>
+                <w:rtl/>
+              </w:rPr>
+              <w:t xml:space="preserve"> و خودرو</w:t>
+            </w:r>
+            <w:r>
+              <w:rPr>
+                <w:rFonts w:cs="B Mitra" w:hint="cs"/>
+                <w:sz w:val="24"/>
+                <w:szCs w:val="24"/>
+                <w:rtl/>
+              </w:rPr>
+              <w:t>ی</w:t>
+            </w:r>
+            <w:r>
+              <w:rPr>
+                <w:rFonts w:cs="B Mitra"/>
+                <w:sz w:val="24"/>
+                <w:szCs w:val="24"/>
+                <w:rtl/>
+              </w:rPr>
+              <w:t xml:space="preserve"> پ</w:t>
+            </w:r>
+            <w:r>
+              <w:rPr>
+                <w:rFonts w:cs="B Mitra" w:hint="cs"/>
+                <w:sz w:val="24"/>
+                <w:szCs w:val="24"/>
+                <w:rtl/>
+              </w:rPr>
+              <w:t>یل‌سوختی</w:t>
+            </w:r>
+            <w:r>
+              <w:rPr>
+                <w:rFonts w:hint="cs"/>
+                <w:sz w:val="24"/>
+                <w:szCs w:val="24"/>
+                <w:rtl/>
+              </w:rPr>
+              <w:t xml:space="preserve"> </w:t>
+            </w:r>
+            <w:r>
+              <w:rPr>
+                <w:rFonts w:cs="B Mitra" w:hint="cs"/>
+                <w:sz w:val="24"/>
+                <w:szCs w:val="24"/>
+                <w:rtl/>
+              </w:rPr>
+              <w:t>با</w:t>
+            </w:r>
+            <w:r>
+              <w:rPr>
+                <w:rFonts w:cs="B Mitra"/>
+                <w:sz w:val="24"/>
+                <w:szCs w:val="24"/>
+                <w:rtl/>
+              </w:rPr>
+              <w:t xml:space="preserve"> </w:t>
+            </w:r>
+            <w:r>
+              <w:rPr>
+                <w:rFonts w:cs="B Mitra" w:hint="cs"/>
+                <w:sz w:val="24"/>
+                <w:szCs w:val="24"/>
+                <w:rtl/>
+              </w:rPr>
+              <w:t>تکیه</w:t>
+            </w:r>
+            <w:r>
+              <w:rPr>
+                <w:rFonts w:cs="B Mitra"/>
+                <w:sz w:val="24"/>
+                <w:szCs w:val="24"/>
+                <w:rtl/>
+              </w:rPr>
+              <w:t xml:space="preserve"> بر داده‌ها</w:t>
+            </w:r>
+            <w:r>
+              <w:rPr>
+                <w:rFonts w:cs="B Mitra" w:hint="cs"/>
+                <w:sz w:val="24"/>
+                <w:szCs w:val="24"/>
+                <w:rtl/>
+              </w:rPr>
+              <w:t>ی</w:t>
+            </w:r>
+            <w:r>
+              <w:rPr>
+                <w:rFonts w:cs="B Mitra"/>
+                <w:sz w:val="24"/>
+                <w:szCs w:val="24"/>
+                <w:rtl/>
+              </w:rPr>
+              <w:t xml:space="preserve"> پتنت.</w:t>
+            </w:r>
+          </w:p>
+        </w:tc>
+        <w:tc>
+          <w:tcPr>
+            <w:tcW w:w="2835" w:type="dxa"/>
+          </w:tcPr>
+          <w:p>
+            <w:pPr>
+              <w:jc w:val="center"/>
+              <w:rPr>
+                <w:rFonts w:cs="B Mitra"/>
+                <w:sz w:val="24"/>
+                <w:szCs w:val="24"/>
+                <w:rtl/>
+              </w:rPr>
+            </w:pPr>
+            <w:r>
+              <w:rPr>
+                <w:rFonts w:cs="B Mitra" w:hint="cs"/>
+                <w:sz w:val="24"/>
+                <w:szCs w:val="24"/>
+                <w:rtl/>
+              </w:rPr>
+              <w:lastRenderedPageBreak/>
+              <w:t>شبیه سازی منحنی رشد لجستیک برای کمی سازی مسیر بلوغ فناوری</w:t>
+            </w:r>
+            <w:r>
+              <w:rPr>
+                <w:rFonts w:cs="B Mitra" w:hint="eastAsia"/>
+                <w:sz w:val="24"/>
+                <w:szCs w:val="24"/>
+                <w:rtl/>
+              </w:rPr>
+              <w:t>‌</w:t>
+            </w:r>
+            <w:r>
+              <w:rPr>
+                <w:rFonts w:cs="B Mitra" w:hint="cs"/>
+                <w:sz w:val="24"/>
+                <w:szCs w:val="24"/>
+                <w:rtl/>
+              </w:rPr>
+              <w:t>ها</w:t>
+            </w:r>
+          </w:p>
+          <w:p>
+            <w:pPr>
+              <w:jc w:val="center"/>
+              <w:rPr>
+                <w:rFonts w:cs="B Mitra"/>
+                <w:i/>
+                <w:iCs/>
+                <w:sz w:val="24"/>
+                <w:szCs w:val="24"/>
+                <w:rtl/>
+              </w:rPr>
+            </w:pPr>
+            <w:r>
+              <w:rPr>
+                <w:rFonts w:cs="B Mitra" w:hint="cs"/>
+                <w:sz w:val="24"/>
+                <w:szCs w:val="24"/>
+                <w:rtl/>
+              </w:rPr>
+              <w:t>وزن دهی آنتروپی برای رتبه</w:t>
+            </w:r>
+            <w:r>
+              <w:rPr>
+                <w:rFonts w:cs="B Mitra" w:hint="eastAsia"/>
+                <w:sz w:val="24"/>
+                <w:szCs w:val="24"/>
+                <w:rtl/>
+              </w:rPr>
+              <w:t>‌</w:t>
+            </w:r>
+            <w:r>
+              <w:rPr>
+                <w:rFonts w:cs="B Mitra" w:hint="cs"/>
+                <w:sz w:val="24"/>
+                <w:szCs w:val="24"/>
+                <w:rtl/>
+              </w:rPr>
+              <w:t xml:space="preserve">بندی گزینه ها بر پایه‌ی شاخص های استخراج شده </w:t>
+            </w:r>
+            <w:r>
+              <w:rPr>
+                <w:rFonts w:cs="B Mitra" w:hint="cs"/>
+                <w:sz w:val="24"/>
+                <w:szCs w:val="24"/>
+                <w:rtl/>
+              </w:rPr>
+              <w:lastRenderedPageBreak/>
+              <w:t>از پتنت. این ترکیب برای افزایش عینیت پیش بینی معرفی شده است.</w:t>
+            </w:r>
+          </w:p>
+        </w:tc>
+        <w:tc>
+          <w:tcPr>
+            <w:tcW w:w="2972" w:type="dxa"/>
+          </w:tcPr>
+          <w:p>
+            <w:pPr>
+              <w:jc w:val="center"/>
+              <w:rPr>
+                <w:rFonts w:cs="B Mitra"/>
+                <w:sz w:val="24"/>
+                <w:szCs w:val="24"/>
+                <w:rtl/>
+              </w:rPr>
+            </w:pPr>
+            <w:r>
+              <w:rPr>
+                <w:rFonts w:cs="B Mitra"/>
+                <w:sz w:val="24"/>
+                <w:szCs w:val="24"/>
+                <w:rtl/>
+              </w:rPr>
+              <w:lastRenderedPageBreak/>
+              <w:t xml:space="preserve">در افق مطالعه، </w:t>
+            </w:r>
+            <w:r>
+              <w:rPr>
+                <w:rFonts w:cs="B Mitra"/>
+                <w:sz w:val="24"/>
+                <w:szCs w:val="24"/>
+              </w:rPr>
+              <w:t>HEV</w:t>
+            </w:r>
+            <w:r>
+              <w:rPr>
+                <w:rFonts w:cs="B Mitra"/>
+                <w:sz w:val="24"/>
+                <w:szCs w:val="24"/>
+                <w:rtl/>
+              </w:rPr>
+              <w:t xml:space="preserve"> نو</w:t>
+            </w:r>
+            <w:r>
+              <w:rPr>
+                <w:rFonts w:cs="B Mitra" w:hint="cs"/>
+                <w:sz w:val="24"/>
+                <w:szCs w:val="24"/>
+                <w:rtl/>
+              </w:rPr>
+              <w:t>یدبخش‌ترین</w:t>
+            </w:r>
+            <w:r>
+              <w:rPr>
+                <w:rFonts w:cs="B Mitra"/>
+                <w:sz w:val="24"/>
+                <w:szCs w:val="24"/>
+                <w:rtl/>
+              </w:rPr>
+              <w:t xml:space="preserve"> مس</w:t>
+            </w:r>
+            <w:r>
+              <w:rPr>
+                <w:rFonts w:cs="B Mitra" w:hint="cs"/>
+                <w:sz w:val="24"/>
+                <w:szCs w:val="24"/>
+                <w:rtl/>
+              </w:rPr>
+              <w:t>یر</w:t>
+            </w:r>
+            <w:r>
+              <w:rPr>
+                <w:rFonts w:cs="B Mitra"/>
+                <w:sz w:val="24"/>
+                <w:szCs w:val="24"/>
+                <w:rtl/>
+              </w:rPr>
+              <w:t xml:space="preserve"> را نشان م</w:t>
+            </w:r>
+            <w:r>
+              <w:rPr>
+                <w:rFonts w:cs="B Mitra" w:hint="cs"/>
+                <w:sz w:val="24"/>
+                <w:szCs w:val="24"/>
+                <w:rtl/>
+              </w:rPr>
+              <w:t>ی‌دهد؛</w:t>
+            </w:r>
+            <w:r>
+              <w:rPr>
+                <w:rFonts w:cs="B Mitra"/>
+                <w:sz w:val="24"/>
+                <w:szCs w:val="24"/>
+                <w:rtl/>
+              </w:rPr>
+              <w:t xml:space="preserve"> پس از آن </w:t>
+            </w:r>
+            <w:r>
+              <w:rPr>
+                <w:rFonts w:cs="B Mitra"/>
+                <w:sz w:val="24"/>
+                <w:szCs w:val="24"/>
+              </w:rPr>
+              <w:t>BEV</w:t>
+            </w:r>
+            <w:r>
+              <w:rPr>
+                <w:rFonts w:cs="B Mitra"/>
+                <w:sz w:val="24"/>
+                <w:szCs w:val="24"/>
+                <w:rtl/>
+              </w:rPr>
+              <w:t xml:space="preserve"> قرار م</w:t>
+            </w:r>
+            <w:r>
+              <w:rPr>
+                <w:rFonts w:cs="B Mitra" w:hint="cs"/>
+                <w:sz w:val="24"/>
+                <w:szCs w:val="24"/>
+                <w:rtl/>
+              </w:rPr>
+              <w:t>ی‌گیرد؛</w:t>
+            </w:r>
+            <w:r>
+              <w:rPr>
+                <w:rFonts w:cs="B Mitra"/>
+                <w:sz w:val="24"/>
+                <w:szCs w:val="24"/>
+                <w:rtl/>
+              </w:rPr>
+              <w:t xml:space="preserve"> </w:t>
+            </w:r>
+            <w:r>
+              <w:rPr>
+                <w:rFonts w:cs="B Mitra"/>
+                <w:sz w:val="24"/>
+                <w:szCs w:val="24"/>
+              </w:rPr>
+              <w:t>FCEV</w:t>
+            </w:r>
+            <w:r>
+              <w:rPr>
+                <w:rFonts w:cs="B Mitra"/>
+                <w:sz w:val="24"/>
+                <w:szCs w:val="24"/>
+                <w:rtl/>
+              </w:rPr>
+              <w:t xml:space="preserve"> با آهنگ کندتر رشد م</w:t>
+            </w:r>
+            <w:r>
+              <w:rPr>
+                <w:rFonts w:cs="B Mitra" w:hint="cs"/>
+                <w:sz w:val="24"/>
+                <w:szCs w:val="24"/>
+                <w:rtl/>
+              </w:rPr>
+              <w:t>ی‌کند</w:t>
+            </w:r>
+            <w:r>
+              <w:rPr>
+                <w:rFonts w:cs="B Mitra"/>
+                <w:sz w:val="24"/>
+                <w:szCs w:val="24"/>
+                <w:rtl/>
+              </w:rPr>
+              <w:t>.</w:t>
+            </w:r>
+          </w:p>
+          <w:p>
+            <w:pPr>
+              <w:jc w:val="center"/>
+              <w:rPr>
+                <w:rFonts w:cs="B Mitra"/>
+                <w:sz w:val="24"/>
+                <w:szCs w:val="24"/>
+                <w:rtl/>
+              </w:rPr>
+            </w:pPr>
+            <w:r>
+              <w:rPr>
+                <w:rFonts w:cs="B Mitra" w:hint="cs"/>
+                <w:sz w:val="24"/>
+                <w:szCs w:val="24"/>
+                <w:rtl/>
+              </w:rPr>
+              <w:lastRenderedPageBreak/>
+              <w:t>ترکیب منحنی اس و آنتروپی نسبت به استفاده منفرد پیش بینی با ثبات تری را ارائه می‌کند.</w:t>
+            </w:r>
+          </w:p>
+        </w:tc>
+      </w:tr>
+      <w:tr>
+        <w:tc>
+          <w:tcPr>
+            <w:tcW w:w="991" w:type="dxa"/>
+          </w:tcPr>
+          <w:p>
+            <w:pPr>
+              <w:jc w:val="center"/>
+              <w:rPr>
+                <w:rFonts w:cs="B Mitra" w:hint="cs"/>
+                <w:sz w:val="24"/>
+                <w:szCs w:val="24"/>
+                <w:rtl/>
+              </w:rPr>
+            </w:pPr>
+            <w:r>
+              <w:rPr>
+                <w:rFonts w:cs="B Mitra" w:hint="cs"/>
+                <w:sz w:val="24"/>
+                <w:szCs w:val="24"/>
+                <w:rtl/>
+              </w:rPr>
+              <w:lastRenderedPageBreak/>
+              <w:t>2021</w:t>
+            </w:r>
+          </w:p>
+        </w:tc>
+        <w:tc>
+          <w:tcPr>
+            <w:tcW w:w="2552" w:type="dxa"/>
+          </w:tcPr>
+          <w:p>
+            <w:pPr>
+              <w:jc w:val="center"/>
+              <w:rPr>
+                <w:rFonts w:cs="B Mitra"/>
+                <w:sz w:val="24"/>
+                <w:szCs w:val="24"/>
+                <w:rtl/>
+              </w:rPr>
+            </w:pPr>
+            <w:r>
+              <w:rPr>
+                <w:rFonts w:cs="B Mitra"/>
+                <w:sz w:val="24"/>
+                <w:szCs w:val="24"/>
+                <w:rtl/>
+              </w:rPr>
+              <w:t>نقشه برداري از انتشار فرامرزي فناوري خودروي برقي باتري محور  با تکيه بر تحليل پتنت  و در چارچوب سامانه هاي نوآوري جهاني.</w:t>
+            </w:r>
+          </w:p>
+        </w:tc>
+        <w:tc>
+          <w:tcPr>
+            <w:tcW w:w="2835" w:type="dxa"/>
+          </w:tcPr>
+          <w:p>
+            <w:pPr>
+              <w:jc w:val="center"/>
+              <w:rPr>
+                <w:rFonts w:cs="B Mitra"/>
+                <w:sz w:val="24"/>
+                <w:szCs w:val="24"/>
+                <w:lang w:val="en-US"/>
+              </w:rPr>
+            </w:pPr>
+            <w:r>
+              <w:rPr>
+                <w:rFonts w:cs="B Mitra" w:hint="cs"/>
+                <w:sz w:val="24"/>
+                <w:szCs w:val="24"/>
+                <w:rtl/>
+                <w:lang w:bidi="fa-IR"/>
+              </w:rPr>
+              <w:t>ا</w:t>
+            </w:r>
+            <w:r>
+              <w:rPr>
+                <w:rFonts w:cs="B Mitra"/>
+                <w:sz w:val="24"/>
+                <w:szCs w:val="24"/>
+                <w:rtl/>
+              </w:rPr>
+              <w:t>ستفاده از اظهار اولويت پتنت ها</w:t>
+            </w:r>
+            <w:r>
+              <w:rPr>
+                <w:rFonts w:cs="B Mitra"/>
+                <w:sz w:val="24"/>
+                <w:szCs w:val="24"/>
+                <w:lang w:val="en-US"/>
+              </w:rPr>
+              <w:t xml:space="preserve"> </w:t>
+            </w:r>
+            <w:r>
+              <w:rPr>
+                <w:rFonts w:cs="B Mitra"/>
+                <w:sz w:val="24"/>
+                <w:szCs w:val="24"/>
+                <w:rtl/>
+                <w:lang w:val="en-US"/>
+              </w:rPr>
+              <w:t>و خانواده هاي بين المللي پتنت</w:t>
+            </w:r>
+            <w:r>
+              <w:rPr>
+                <w:rFonts w:cs="B Mitra"/>
+                <w:sz w:val="24"/>
+                <w:szCs w:val="24"/>
+                <w:lang w:val="en-US"/>
+              </w:rPr>
+              <w:t xml:space="preserve"> </w:t>
+            </w:r>
+            <w:r>
+              <w:rPr>
+                <w:rFonts w:cs="B Mitra"/>
+                <w:sz w:val="24"/>
+                <w:szCs w:val="24"/>
+                <w:rtl/>
+                <w:lang w:val="en-US"/>
+              </w:rPr>
+              <w:t>براي رديابي جريان هاي انتقال دانش</w:t>
+            </w:r>
+            <w:r>
+              <w:rPr>
+                <w:rFonts w:cs="B Mitra" w:hint="cs"/>
+                <w:sz w:val="24"/>
+                <w:szCs w:val="24"/>
+                <w:rtl/>
+                <w:lang w:val="en-US"/>
+              </w:rPr>
+              <w:t xml:space="preserve"> و </w:t>
+            </w:r>
+            <w:r>
+              <w:rPr>
+                <w:rFonts w:cs="B Mitra"/>
+                <w:sz w:val="24"/>
+                <w:szCs w:val="24"/>
+                <w:rtl/>
+                <w:lang w:val="en-US"/>
+              </w:rPr>
+              <w:t>فناوري ميان کشورها.</w:t>
+            </w:r>
+          </w:p>
+          <w:p>
+            <w:pPr>
+              <w:jc w:val="center"/>
+              <w:rPr>
+                <w:rFonts w:cs="B Mitra"/>
+                <w:sz w:val="24"/>
+                <w:szCs w:val="24"/>
+                <w:rtl/>
+                <w:lang w:val="en-US"/>
+              </w:rPr>
+            </w:pPr>
+            <w:r>
+              <w:rPr>
+                <w:rFonts w:cs="B Mitra"/>
+                <w:sz w:val="24"/>
+                <w:szCs w:val="24"/>
+                <w:rtl/>
+                <w:lang w:val="en-US"/>
+              </w:rPr>
+              <w:t xml:space="preserve">تحليل نقش ظرفيت نوآوري کشورها و مقياس تقاضاي بازار در جذب و اشاعه فناوري </w:t>
+            </w:r>
+            <w:r>
+              <w:rPr>
+                <w:rFonts w:cs="B Mitra"/>
+                <w:sz w:val="24"/>
+                <w:szCs w:val="24"/>
+                <w:lang w:val="en-US"/>
+              </w:rPr>
+              <w:t>BEV</w:t>
+            </w:r>
+          </w:p>
+        </w:tc>
+        <w:tc>
+          <w:tcPr>
+            <w:tcW w:w="2972" w:type="dxa"/>
+          </w:tcPr>
+          <w:p>
+            <w:pPr>
+              <w:jc w:val="center"/>
+              <w:rPr>
+                <w:rFonts w:cs="B Mitra"/>
+                <w:sz w:val="24"/>
+                <w:szCs w:val="24"/>
+                <w:rtl/>
+              </w:rPr>
+            </w:pPr>
+            <w:r>
+              <w:rPr>
+                <w:rFonts w:cs="B Mitra"/>
+                <w:sz w:val="24"/>
+                <w:szCs w:val="24"/>
+                <w:rtl/>
+              </w:rPr>
+              <w:t xml:space="preserve">منابع و گيرندگان فناوري </w:t>
+            </w:r>
+            <w:r>
+              <w:rPr>
+                <w:rFonts w:cs="B Mitra"/>
+                <w:sz w:val="24"/>
+                <w:szCs w:val="24"/>
+              </w:rPr>
+              <w:t>BEV</w:t>
+            </w:r>
+            <w:r>
+              <w:rPr>
+                <w:rFonts w:cs="B Mitra"/>
+                <w:sz w:val="24"/>
+                <w:szCs w:val="24"/>
+                <w:rtl/>
+              </w:rPr>
+              <w:t xml:space="preserve"> در چند کشور</w:t>
+            </w:r>
+            <w:r>
+              <w:rPr>
+                <w:rFonts w:cs="B Mitra" w:hint="cs"/>
+                <w:sz w:val="24"/>
+                <w:szCs w:val="24"/>
+                <w:rtl/>
+              </w:rPr>
+              <w:t xml:space="preserve"> و </w:t>
+            </w:r>
+            <w:r>
+              <w:rPr>
+                <w:rFonts w:cs="B Mitra"/>
+                <w:sz w:val="24"/>
+                <w:szCs w:val="24"/>
+                <w:rtl/>
+              </w:rPr>
+              <w:t>منطقه متمرکز هستند و انتشار فرامرزي نامتقارن است، به ويژه در گروه هاي هسته.</w:t>
+            </w:r>
+          </w:p>
+          <w:p>
+            <w:pPr>
+              <w:jc w:val="center"/>
+              <w:rPr>
+                <w:rFonts w:cs="B Mitra"/>
+                <w:sz w:val="24"/>
+                <w:szCs w:val="24"/>
+                <w:rtl/>
+              </w:rPr>
+            </w:pPr>
+            <w:r>
+              <w:rPr>
+                <w:rFonts w:cs="B Mitra"/>
+                <w:sz w:val="24"/>
+                <w:szCs w:val="24"/>
+                <w:rtl/>
+              </w:rPr>
+              <w:t>ظرفيت نوآوري ملي و اندازه بازار مهم ترين محرک هاي جذب</w:t>
+            </w:r>
+            <w:r>
+              <w:rPr>
+                <w:rFonts w:cs="B Mitra" w:hint="cs"/>
+                <w:sz w:val="24"/>
+                <w:szCs w:val="24"/>
+                <w:rtl/>
+              </w:rPr>
+              <w:t xml:space="preserve"> و </w:t>
+            </w:r>
+            <w:r>
+              <w:rPr>
+                <w:rFonts w:cs="B Mitra"/>
+                <w:sz w:val="24"/>
+                <w:szCs w:val="24"/>
+                <w:rtl/>
+              </w:rPr>
+              <w:t>انتشار فناوري شناسايي شده اند</w:t>
+            </w:r>
+          </w:p>
+        </w:tc>
+      </w:tr>
+      <w:tr>
+        <w:tc>
+          <w:tcPr>
+            <w:tcW w:w="991" w:type="dxa"/>
+          </w:tcPr>
+          <w:p>
+            <w:pPr>
+              <w:jc w:val="center"/>
+              <w:rPr>
+                <w:rFonts w:cs="B Mitra" w:hint="cs"/>
+                <w:sz w:val="24"/>
+                <w:szCs w:val="24"/>
+                <w:rtl/>
+                <w:lang w:val="en-US" w:bidi="fa-IR"/>
+              </w:rPr>
+            </w:pPr>
+            <w:r>
+              <w:rPr>
+                <w:rFonts w:cs="B Mitra" w:hint="cs"/>
+                <w:sz w:val="24"/>
+                <w:szCs w:val="24"/>
+                <w:rtl/>
+                <w:lang w:val="en-US" w:bidi="fa-IR"/>
+              </w:rPr>
+              <w:t>2022</w:t>
+            </w:r>
+          </w:p>
+        </w:tc>
+        <w:tc>
+          <w:tcPr>
+            <w:tcW w:w="2552" w:type="dxa"/>
+          </w:tcPr>
+          <w:p>
+            <w:pPr>
+              <w:jc w:val="center"/>
+              <w:rPr>
+                <w:rFonts w:cs="B Mitra"/>
+                <w:sz w:val="24"/>
+                <w:szCs w:val="24"/>
+                <w:rtl/>
+              </w:rPr>
+            </w:pPr>
+            <w:r>
+              <w:rPr>
+                <w:rFonts w:cs="B Mitra"/>
+                <w:sz w:val="24"/>
+                <w:szCs w:val="24"/>
+                <w:rtl/>
+              </w:rPr>
+              <w:t>واکاوي ويژگي ها و روندهاي کليدي توسعه فناوري خودرو برقي در مقياس جهاني، با تکيه بر تحليل چندروشي پتنت براي ترسيم تصويري جامع از تحول زيرحوزه ها در گذر زمان.</w:t>
+            </w:r>
+          </w:p>
+        </w:tc>
+        <w:tc>
+          <w:tcPr>
+            <w:tcW w:w="2835" w:type="dxa"/>
+          </w:tcPr>
+          <w:p>
+            <w:pPr>
+              <w:jc w:val="center"/>
+              <w:rPr>
+                <w:rFonts w:cs="B Mitra"/>
+                <w:sz w:val="24"/>
+                <w:szCs w:val="24"/>
+                <w:rtl/>
+                <w:lang w:val="en-US" w:bidi="fa-IR"/>
+              </w:rPr>
+            </w:pPr>
+            <w:r>
+              <w:rPr>
+                <w:rFonts w:cs="B Mitra"/>
+                <w:sz w:val="24"/>
+                <w:szCs w:val="24"/>
+                <w:rtl/>
+              </w:rPr>
+              <w:t>بازيابي بلندمدت پتنت هاي مرتبط با خودرو برقي در سطح جهاني</w:t>
+            </w:r>
+            <w:r>
+              <w:rPr>
+                <w:rFonts w:cs="B Mitra"/>
+                <w:sz w:val="24"/>
+                <w:szCs w:val="24"/>
+                <w:lang w:val="en-US"/>
+              </w:rPr>
+              <w:t xml:space="preserve"> </w:t>
+            </w:r>
+            <w:r>
+              <w:rPr>
+                <w:rFonts w:cs="B Mitra" w:hint="cs"/>
+                <w:sz w:val="24"/>
+                <w:szCs w:val="24"/>
+                <w:rtl/>
+                <w:lang w:val="en-US" w:bidi="fa-IR"/>
+              </w:rPr>
+              <w:t>مابین 1970 الی 2016</w:t>
+            </w:r>
+          </w:p>
+          <w:p>
+            <w:pPr>
+              <w:jc w:val="center"/>
+              <w:rPr>
+                <w:rFonts w:cs="B Mitra" w:hint="cs"/>
+                <w:sz w:val="24"/>
+                <w:szCs w:val="24"/>
+                <w:rtl/>
+                <w:lang w:val="en-US" w:bidi="fa-IR"/>
+              </w:rPr>
+            </w:pPr>
+            <w:r>
+              <w:rPr>
+                <w:rFonts w:cs="B Mitra"/>
+                <w:sz w:val="24"/>
+                <w:szCs w:val="24"/>
+                <w:rtl/>
+                <w:lang w:val="en-US" w:bidi="fa-IR"/>
+              </w:rPr>
+              <w:t>به کارگيري ترکيب متن، تحليل هم رخدادي واژگان و خوشه بندي موضوعي  همراه با تحليل روند زماني براي شناسايي زيرحوزه ها و مسير تحول آنها.</w:t>
+            </w:r>
+          </w:p>
+        </w:tc>
+        <w:tc>
+          <w:tcPr>
+            <w:tcW w:w="2972" w:type="dxa"/>
+          </w:tcPr>
+          <w:p>
+            <w:pPr>
+              <w:jc w:val="center"/>
+              <w:rPr>
+                <w:rFonts w:cs="B Mitra"/>
+                <w:sz w:val="24"/>
+                <w:szCs w:val="24"/>
+                <w:rtl/>
+              </w:rPr>
+            </w:pPr>
+            <w:r>
+              <w:rPr>
+                <w:rFonts w:cs="B Mitra"/>
+                <w:sz w:val="24"/>
+                <w:szCs w:val="24"/>
+                <w:rtl/>
+              </w:rPr>
+              <w:t>استخراج خوشه هاي فناوري و نمايش تحول بلندمدت آنها</w:t>
+            </w:r>
+            <w:r>
+              <w:rPr>
+                <w:rFonts w:cs="B Mitra" w:hint="cs"/>
+                <w:sz w:val="24"/>
+                <w:szCs w:val="24"/>
+                <w:rtl/>
+              </w:rPr>
+              <w:t>.</w:t>
+            </w:r>
+          </w:p>
+          <w:p>
+            <w:pPr>
+              <w:jc w:val="center"/>
+              <w:rPr>
+                <w:rFonts w:cs="B Mitra"/>
+                <w:sz w:val="24"/>
+                <w:szCs w:val="24"/>
+                <w:rtl/>
+              </w:rPr>
+            </w:pPr>
+            <w:r>
+              <w:rPr>
+                <w:rFonts w:cs="B Mitra"/>
+                <w:sz w:val="24"/>
+                <w:szCs w:val="24"/>
+                <w:rtl/>
+              </w:rPr>
+              <w:t>نشان دادن افزايش شدت و تنوع ثبت اختراع در سال هاي متاخر نسبت به دهه هاي ابتدايي، و برجسته شدن برخي زيرحوزه ها در اواخر دوره مطالعه</w:t>
+            </w:r>
+          </w:p>
+          <w:p>
+            <w:pPr>
+              <w:jc w:val="center"/>
+              <w:rPr>
+                <w:rFonts w:cs="B Mitra"/>
+                <w:sz w:val="24"/>
+                <w:szCs w:val="24"/>
+                <w:rtl/>
+              </w:rPr>
+            </w:pPr>
+            <w:r>
+              <w:rPr>
+                <w:rFonts w:cs="B Mitra"/>
+                <w:sz w:val="24"/>
+                <w:szCs w:val="24"/>
+                <w:rtl/>
+              </w:rPr>
+              <w:t>ارائه يک نماي کلي از نقشه فناوري که براي مقايسه کشورها</w:t>
+            </w:r>
+            <w:r>
+              <w:rPr>
+                <w:rFonts w:cs="B Mitra" w:hint="cs"/>
+                <w:sz w:val="24"/>
+                <w:szCs w:val="24"/>
+                <w:rtl/>
+              </w:rPr>
+              <w:t xml:space="preserve"> و </w:t>
+            </w:r>
+            <w:r>
+              <w:rPr>
+                <w:rFonts w:cs="B Mitra"/>
+                <w:sz w:val="24"/>
+                <w:szCs w:val="24"/>
+                <w:rtl/>
+              </w:rPr>
+              <w:t>بازيگران و شناسايي زمينه هاي پژوهش و توسعه قابل استفاده</w:t>
+            </w:r>
+            <w:r>
+              <w:rPr>
+                <w:rFonts w:cs="B Mitra" w:hint="cs"/>
+                <w:sz w:val="24"/>
+                <w:szCs w:val="24"/>
+                <w:rtl/>
+              </w:rPr>
+              <w:t xml:space="preserve"> است.</w:t>
+            </w:r>
+          </w:p>
+        </w:tc>
+      </w:tr>
+      <w:tr>
+        <w:tc>
+          <w:tcPr>
+            <w:tcW w:w="991" w:type="dxa"/>
+          </w:tcPr>
+          <w:p>
+            <w:pPr>
+              <w:jc w:val="center"/>
+              <w:rPr>
+                <w:rFonts w:cs="B Mitra" w:hint="cs"/>
+                <w:sz w:val="24"/>
+                <w:szCs w:val="24"/>
+                <w:rtl/>
+              </w:rPr>
+            </w:pPr>
+            <w:r>
+              <w:rPr>
+                <w:rFonts w:cs="B Mitra" w:hint="cs"/>
+                <w:sz w:val="24"/>
+                <w:szCs w:val="24"/>
+                <w:rtl/>
+              </w:rPr>
+              <w:t>2024</w:t>
+            </w:r>
+          </w:p>
+        </w:tc>
+        <w:tc>
+          <w:tcPr>
+            <w:tcW w:w="2552" w:type="dxa"/>
+          </w:tcPr>
+          <w:p>
+            <w:pPr>
+              <w:jc w:val="center"/>
+              <w:rPr>
+                <w:rFonts w:cs="B Mitra"/>
+                <w:sz w:val="24"/>
+                <w:szCs w:val="24"/>
+                <w:rtl/>
+              </w:rPr>
+            </w:pPr>
+            <w:r>
+              <w:rPr>
+                <w:rFonts w:cs="B Mitra"/>
+                <w:sz w:val="24"/>
+                <w:szCs w:val="24"/>
+                <w:rtl/>
+              </w:rPr>
+              <w:t>بررسي نظام مند فناوري هاي دوستدار محيط زيست در خودرو برقي و باتري هاي قدرت با تکيه بر تحليل پتنت و مدلسازي نظري به منظور شناسايي مسيرهاي کاهش انتشار کربن در حمل و نقل</w:t>
+            </w:r>
+            <w:r>
+              <w:rPr>
+                <w:rFonts w:cs="B Mitra" w:hint="cs"/>
+                <w:sz w:val="24"/>
+                <w:szCs w:val="24"/>
+                <w:rtl/>
+              </w:rPr>
+              <w:t>.</w:t>
+            </w:r>
+          </w:p>
+        </w:tc>
+        <w:tc>
+          <w:tcPr>
+            <w:tcW w:w="2835" w:type="dxa"/>
+          </w:tcPr>
+          <w:p>
+            <w:pPr>
+              <w:jc w:val="center"/>
+              <w:rPr>
+                <w:rFonts w:cs="B Mitra"/>
+                <w:sz w:val="24"/>
+                <w:szCs w:val="24"/>
+                <w:rtl/>
+                <w:lang w:bidi="fa-IR"/>
+              </w:rPr>
+            </w:pPr>
+            <w:r>
+              <w:rPr>
+                <w:rFonts w:cs="B Mitra"/>
+                <w:sz w:val="24"/>
+                <w:szCs w:val="24"/>
+                <w:rtl/>
+              </w:rPr>
+              <w:t xml:space="preserve">گردآوري و تحليل </w:t>
+            </w:r>
+            <w:r>
+              <w:rPr>
+                <w:rFonts w:cs="B Mitra"/>
+                <w:sz w:val="24"/>
+                <w:szCs w:val="24"/>
+                <w:rtl/>
+                <w:lang w:bidi="fa-IR"/>
+              </w:rPr>
+              <w:t>۱۲۲۰۲</w:t>
+            </w:r>
+            <w:r>
+              <w:rPr>
+                <w:rFonts w:cs="B Mitra"/>
+                <w:sz w:val="24"/>
+                <w:szCs w:val="24"/>
+                <w:rtl/>
+              </w:rPr>
+              <w:t xml:space="preserve"> پتنت در بازه </w:t>
+            </w:r>
+            <w:r>
+              <w:rPr>
+                <w:rFonts w:cs="B Mitra"/>
+                <w:sz w:val="24"/>
+                <w:szCs w:val="24"/>
+                <w:rtl/>
+                <w:lang w:bidi="fa-IR"/>
+              </w:rPr>
+              <w:t>۱۹۷۰</w:t>
+            </w:r>
+            <w:r>
+              <w:rPr>
+                <w:rFonts w:cs="B Mitra"/>
+                <w:sz w:val="24"/>
+                <w:szCs w:val="24"/>
+                <w:rtl/>
+              </w:rPr>
+              <w:t xml:space="preserve"> تا </w:t>
+            </w:r>
+            <w:r>
+              <w:rPr>
+                <w:rFonts w:cs="B Mitra"/>
+                <w:sz w:val="24"/>
+                <w:szCs w:val="24"/>
+                <w:rtl/>
+                <w:lang w:bidi="fa-IR"/>
+              </w:rPr>
+              <w:t>۲۰۲۱</w:t>
+            </w:r>
+            <w:r>
+              <w:rPr>
+                <w:rFonts w:cs="B Mitra" w:hint="cs"/>
+                <w:sz w:val="24"/>
+                <w:szCs w:val="24"/>
+                <w:rtl/>
+                <w:lang w:bidi="fa-IR"/>
+              </w:rPr>
+              <w:t>.</w:t>
+            </w:r>
+          </w:p>
+          <w:p>
+            <w:pPr>
+              <w:jc w:val="center"/>
+              <w:rPr>
+                <w:rFonts w:cs="B Mitra"/>
+                <w:sz w:val="24"/>
+                <w:szCs w:val="24"/>
+                <w:rtl/>
+                <w:lang w:bidi="fa-IR"/>
+              </w:rPr>
+            </w:pPr>
+            <w:r>
+              <w:rPr>
+                <w:rFonts w:cs="B Mitra"/>
+                <w:sz w:val="24"/>
+                <w:szCs w:val="24"/>
+                <w:rtl/>
+                <w:lang w:bidi="fa-IR"/>
+              </w:rPr>
+              <w:t xml:space="preserve">استخراج خوشه هاي فناوري مرتبط با مواد و طراحي کم اثر براي </w:t>
+            </w:r>
+            <w:r>
+              <w:rPr>
+                <w:rFonts w:cs="B Mitra"/>
+                <w:sz w:val="24"/>
+                <w:szCs w:val="24"/>
+                <w:lang w:bidi="fa-IR"/>
+              </w:rPr>
+              <w:t>EV</w:t>
+            </w:r>
+            <w:r>
+              <w:rPr>
+                <w:rFonts w:cs="B Mitra"/>
+                <w:sz w:val="24"/>
+                <w:szCs w:val="24"/>
+                <w:rtl/>
+                <w:lang w:bidi="fa-IR"/>
+              </w:rPr>
+              <w:t xml:space="preserve"> و باتري، و ترکيب نتايج با مدلسازي نظري براي ارزيابي کاربردپذيري و قابليت تجاري سازي</w:t>
+            </w:r>
+            <w:r>
+              <w:rPr>
+                <w:rFonts w:cs="B Mitra" w:hint="cs"/>
+                <w:sz w:val="24"/>
+                <w:szCs w:val="24"/>
+                <w:rtl/>
+                <w:lang w:bidi="fa-IR"/>
+              </w:rPr>
+              <w:t>.</w:t>
+            </w:r>
+          </w:p>
+        </w:tc>
+        <w:tc>
+          <w:tcPr>
+            <w:tcW w:w="2972" w:type="dxa"/>
+          </w:tcPr>
+          <w:p>
+            <w:pPr>
+              <w:jc w:val="center"/>
+              <w:rPr>
+                <w:rFonts w:cs="B Mitra"/>
+                <w:sz w:val="24"/>
+                <w:szCs w:val="24"/>
+                <w:rtl/>
+              </w:rPr>
+            </w:pPr>
+            <w:r>
+              <w:rPr>
+                <w:rFonts w:cs="B Mitra"/>
+                <w:sz w:val="24"/>
+                <w:szCs w:val="24"/>
+                <w:rtl/>
+              </w:rPr>
+              <w:t xml:space="preserve">شناسايي گره هاي داغ پتنت در مواد و طراحي هاي کم اثر براي </w:t>
+            </w:r>
+            <w:r>
+              <w:rPr>
+                <w:rFonts w:cs="B Mitra"/>
+                <w:sz w:val="24"/>
+                <w:szCs w:val="24"/>
+              </w:rPr>
+              <w:t>EV</w:t>
+            </w:r>
+            <w:r>
+              <w:rPr>
+                <w:rFonts w:cs="B Mitra"/>
+                <w:sz w:val="24"/>
+                <w:szCs w:val="24"/>
+                <w:rtl/>
+              </w:rPr>
+              <w:t xml:space="preserve"> و باتري و ترسيم مسيرهاي پژوهش</w:t>
+            </w:r>
+            <w:r>
+              <w:rPr>
+                <w:rFonts w:hint="cs"/>
+                <w:sz w:val="24"/>
+                <w:szCs w:val="24"/>
+                <w:rtl/>
+              </w:rPr>
+              <w:t>-</w:t>
+            </w:r>
+            <w:r>
+              <w:rPr>
+                <w:rFonts w:cs="B Mitra" w:hint="cs"/>
+                <w:sz w:val="24"/>
+                <w:szCs w:val="24"/>
+                <w:rtl/>
+              </w:rPr>
+              <w:t>توسع</w:t>
+            </w:r>
+            <w:r>
+              <w:rPr>
+                <w:rFonts w:cs="B Mitra" w:hint="cs"/>
+                <w:sz w:val="24"/>
+                <w:szCs w:val="24"/>
+                <w:rtl/>
+              </w:rPr>
+              <w:t>ه</w:t>
+            </w:r>
+            <w:r>
+              <w:rPr>
+                <w:rFonts w:hint="cs"/>
+                <w:sz w:val="24"/>
+                <w:szCs w:val="24"/>
+                <w:rtl/>
+              </w:rPr>
+              <w:t>-</w:t>
+            </w:r>
+            <w:r>
+              <w:rPr>
+                <w:rFonts w:cs="B Mitra" w:hint="cs"/>
+                <w:sz w:val="24"/>
+                <w:szCs w:val="24"/>
+                <w:rtl/>
+              </w:rPr>
+              <w:t>تجاري</w:t>
+            </w:r>
+            <w:r>
+              <w:rPr>
+                <w:rFonts w:cs="B Mitra"/>
+                <w:sz w:val="24"/>
+                <w:szCs w:val="24"/>
+                <w:rtl/>
+              </w:rPr>
+              <w:t xml:space="preserve"> </w:t>
+            </w:r>
+            <w:r>
+              <w:rPr>
+                <w:rFonts w:cs="B Mitra" w:hint="cs"/>
+                <w:sz w:val="24"/>
+                <w:szCs w:val="24"/>
+                <w:rtl/>
+              </w:rPr>
+              <w:t>سازي</w:t>
+            </w:r>
+            <w:r>
+              <w:rPr>
+                <w:rFonts w:cs="B Mitra"/>
+                <w:sz w:val="24"/>
+                <w:szCs w:val="24"/>
+                <w:rtl/>
+              </w:rPr>
+              <w:t xml:space="preserve"> </w:t>
+            </w:r>
+            <w:r>
+              <w:rPr>
+                <w:rFonts w:cs="B Mitra" w:hint="cs"/>
+                <w:sz w:val="24"/>
+                <w:szCs w:val="24"/>
+                <w:rtl/>
+              </w:rPr>
+              <w:t>با</w:t>
+            </w:r>
+            <w:r>
+              <w:rPr>
+                <w:rFonts w:cs="B Mitra"/>
+                <w:sz w:val="24"/>
+                <w:szCs w:val="24"/>
+                <w:rtl/>
+              </w:rPr>
+              <w:t xml:space="preserve"> </w:t>
+            </w:r>
+            <w:r>
+              <w:rPr>
+                <w:rFonts w:cs="B Mitra" w:hint="cs"/>
+                <w:sz w:val="24"/>
+                <w:szCs w:val="24"/>
+                <w:rtl/>
+              </w:rPr>
+              <w:t>هدف</w:t>
+            </w:r>
+            <w:r>
+              <w:rPr>
+                <w:rFonts w:cs="B Mitra"/>
+                <w:sz w:val="24"/>
+                <w:szCs w:val="24"/>
+                <w:rtl/>
+              </w:rPr>
+              <w:t xml:space="preserve"> </w:t>
+            </w:r>
+            <w:r>
+              <w:rPr>
+                <w:rFonts w:cs="B Mitra" w:hint="cs"/>
+                <w:sz w:val="24"/>
+                <w:szCs w:val="24"/>
+                <w:rtl/>
+              </w:rPr>
+              <w:t>کاهش</w:t>
+            </w:r>
+            <w:r>
+              <w:rPr>
+                <w:rFonts w:cs="B Mitra"/>
+                <w:sz w:val="24"/>
+                <w:szCs w:val="24"/>
+                <w:rtl/>
+              </w:rPr>
+              <w:t xml:space="preserve"> </w:t>
+            </w:r>
+            <w:r>
+              <w:rPr>
+                <w:rFonts w:cs="B Mitra" w:hint="cs"/>
+                <w:sz w:val="24"/>
+                <w:szCs w:val="24"/>
+                <w:rtl/>
+              </w:rPr>
+              <w:t>انتشار</w:t>
+            </w:r>
+            <w:r>
+              <w:rPr>
+                <w:rFonts w:cs="B Mitra"/>
+                <w:sz w:val="24"/>
+                <w:szCs w:val="24"/>
+                <w:rtl/>
+              </w:rPr>
+              <w:t xml:space="preserve"> </w:t>
+            </w:r>
+            <w:r>
+              <w:rPr>
+                <w:rFonts w:cs="B Mitra" w:hint="cs"/>
+                <w:sz w:val="24"/>
+                <w:szCs w:val="24"/>
+                <w:rtl/>
+              </w:rPr>
+              <w:t>چرخ</w:t>
+            </w:r>
+            <w:r>
+              <w:rPr>
+                <w:rFonts w:cs="B Mitra"/>
+                <w:sz w:val="24"/>
+                <w:szCs w:val="24"/>
+                <w:rtl/>
+              </w:rPr>
+              <w:t>ه عمر.</w:t>
+            </w:r>
+          </w:p>
+          <w:p>
+            <w:pPr>
+              <w:jc w:val="center"/>
+              <w:rPr>
+                <w:rFonts w:cs="B Mitra"/>
+                <w:sz w:val="24"/>
+                <w:szCs w:val="24"/>
+                <w:rtl/>
+              </w:rPr>
+            </w:pPr>
+            <w:r>
+              <w:rPr>
+                <w:rFonts w:cs="B Mitra"/>
+                <w:sz w:val="24"/>
+                <w:szCs w:val="24"/>
+                <w:rtl/>
+              </w:rPr>
+              <w:t>تاکيد بر نقش مواد طبيعي</w:t>
+            </w:r>
+            <w:r>
+              <w:rPr>
+                <w:rFonts w:cs="B Mitra" w:hint="cs"/>
+                <w:sz w:val="24"/>
+                <w:szCs w:val="24"/>
+                <w:rtl/>
+              </w:rPr>
+              <w:t>-</w:t>
+            </w:r>
+            <w:r>
+              <w:rPr>
+                <w:rFonts w:cs="B Mitra"/>
+                <w:sz w:val="24"/>
+                <w:szCs w:val="24"/>
+                <w:rtl/>
+              </w:rPr>
+              <w:t>بازيافتي و رويکردهاي توليد پاک در کاهش اثرات زيست محيطي زنجيره ارزش حمل و نقل برقي.</w:t>
+            </w:r>
+          </w:p>
+        </w:tc>
+      </w:tr>
+      <w:tr>
+        <w:tc>
+          <w:tcPr>
+            <w:tcW w:w="991" w:type="dxa"/>
+          </w:tcPr>
+          <w:p>
+            <w:pPr>
+              <w:jc w:val="center"/>
+              <w:rPr>
+                <w:rFonts w:cs="B Mitra" w:hint="cs"/>
+                <w:sz w:val="24"/>
+                <w:szCs w:val="24"/>
+                <w:rtl/>
+                <w:lang w:val="en-US" w:bidi="fa-IR"/>
+              </w:rPr>
+            </w:pPr>
+            <w:r>
+              <w:rPr>
+                <w:rFonts w:cs="B Mitra" w:hint="cs"/>
+                <w:sz w:val="24"/>
+                <w:szCs w:val="24"/>
+                <w:rtl/>
+                <w:lang w:val="en-US" w:bidi="fa-IR"/>
+              </w:rPr>
+              <w:t>2024</w:t>
+            </w:r>
+          </w:p>
+        </w:tc>
+        <w:tc>
+          <w:tcPr>
+            <w:tcW w:w="2552" w:type="dxa"/>
+          </w:tcPr>
+          <w:p>
+            <w:pPr>
+              <w:jc w:val="center"/>
+              <w:rPr>
+                <w:rFonts w:cs="B Mitra"/>
+                <w:sz w:val="24"/>
+                <w:szCs w:val="24"/>
+                <w:rtl/>
+              </w:rPr>
+            </w:pPr>
+            <w:r>
+              <w:rPr>
+                <w:rFonts w:cs="B Mitra"/>
+                <w:sz w:val="24"/>
+                <w:szCs w:val="24"/>
+                <w:rtl/>
+              </w:rPr>
+              <w:t>بررسي روندهاي ثبت اختراع در خودرو برقي  با ترکيب چرخه عمر فناوري  و تحليل شبکه اجتماعي (</w:t>
+            </w:r>
+            <w:r>
+              <w:rPr>
+                <w:rFonts w:cs="B Mitra"/>
+                <w:sz w:val="24"/>
+                <w:szCs w:val="24"/>
+              </w:rPr>
+              <w:t>SNA</w:t>
+            </w:r>
+            <w:r>
+              <w:rPr>
+                <w:rFonts w:cs="B Mitra"/>
+                <w:sz w:val="24"/>
+                <w:szCs w:val="24"/>
+                <w:rtl/>
+              </w:rPr>
+              <w:t>) و ارائه تصويري از مرحله رشد</w:t>
+            </w:r>
+            <w:r>
+              <w:rPr>
+                <w:rFonts w:cs="B Mitra" w:hint="cs"/>
+                <w:sz w:val="24"/>
+                <w:szCs w:val="24"/>
+                <w:rtl/>
+              </w:rPr>
+              <w:t>-</w:t>
+            </w:r>
+            <w:r>
+              <w:rPr>
+                <w:rFonts w:cs="B Mitra"/>
+                <w:sz w:val="24"/>
+                <w:szCs w:val="24"/>
+                <w:rtl/>
+              </w:rPr>
+              <w:t>بلوغ موضوعات و بازيگران کليدي</w:t>
+            </w:r>
+          </w:p>
+        </w:tc>
+        <w:tc>
+          <w:tcPr>
+            <w:tcW w:w="2835" w:type="dxa"/>
+          </w:tcPr>
+          <w:p>
+            <w:pPr>
+              <w:jc w:val="center"/>
+              <w:rPr>
+                <w:rFonts w:cs="B Mitra"/>
+                <w:sz w:val="24"/>
+                <w:szCs w:val="24"/>
+                <w:rtl/>
+              </w:rPr>
+            </w:pPr>
+            <w:r>
+              <w:rPr>
+                <w:rFonts w:cs="B Mitra"/>
+                <w:sz w:val="24"/>
+                <w:szCs w:val="24"/>
+                <w:rtl/>
+              </w:rPr>
+              <w:t>به کارگيري منحني لوجستيک</w:t>
+            </w:r>
+            <w:r>
+              <w:rPr>
+                <w:rFonts w:cs="B Mitra" w:hint="cs"/>
+                <w:sz w:val="24"/>
+                <w:szCs w:val="24"/>
+                <w:rtl/>
+              </w:rPr>
+              <w:t xml:space="preserve"> </w:t>
+            </w:r>
+            <w:r>
+              <w:rPr>
+                <w:rFonts w:cs="B Mitra"/>
+                <w:sz w:val="24"/>
+                <w:szCs w:val="24"/>
+                <w:rtl/>
+              </w:rPr>
+              <w:t>براي مدل سازي رشد فناوري ها در زمان</w:t>
+            </w:r>
+          </w:p>
+          <w:p>
+            <w:pPr>
+              <w:jc w:val="center"/>
+              <w:rPr>
+                <w:rFonts w:cs="B Mitra"/>
+                <w:sz w:val="24"/>
+                <w:szCs w:val="24"/>
+                <w:rtl/>
+              </w:rPr>
+            </w:pPr>
+            <w:r>
+              <w:rPr>
+                <w:rFonts w:cs="B Mitra"/>
+                <w:sz w:val="24"/>
+                <w:szCs w:val="24"/>
+                <w:rtl/>
+              </w:rPr>
+              <w:t>تحليل شبکه اجتماعي براي سنجش ساختار شبکه متقاضيان</w:t>
+            </w:r>
+            <w:r>
+              <w:rPr>
+                <w:rFonts w:cs="B Mitra" w:hint="cs"/>
+                <w:sz w:val="24"/>
+                <w:szCs w:val="24"/>
+                <w:rtl/>
+              </w:rPr>
+              <w:t>-</w:t>
+            </w:r>
+            <w:r>
+              <w:rPr>
+                <w:rFonts w:cs="B Mitra"/>
+                <w:sz w:val="24"/>
+                <w:szCs w:val="24"/>
+                <w:rtl/>
+              </w:rPr>
+              <w:t>کليدواژه ها و شناسايي هسته هاي نوآوري</w:t>
+            </w:r>
+          </w:p>
+          <w:p>
+            <w:pPr>
+              <w:jc w:val="center"/>
+              <w:rPr>
+                <w:rFonts w:cs="B Mitra"/>
+                <w:sz w:val="24"/>
+                <w:szCs w:val="24"/>
+                <w:rtl/>
+              </w:rPr>
+            </w:pPr>
+            <w:r>
+              <w:rPr>
+                <w:rFonts w:cs="B Mitra"/>
+                <w:sz w:val="24"/>
+                <w:szCs w:val="24"/>
+                <w:rtl/>
+              </w:rPr>
+              <w:t>تکميل با تحليل سري زماني و نمايش چيدمان متقاضيان کليدي در نمونه هاي جهاني و کره جنوبي.</w:t>
+            </w:r>
+          </w:p>
+        </w:tc>
+        <w:tc>
+          <w:tcPr>
+            <w:tcW w:w="2972" w:type="dxa"/>
+          </w:tcPr>
+          <w:p>
+            <w:pPr>
+              <w:jc w:val="center"/>
+              <w:rPr>
+                <w:rFonts w:cs="B Mitra"/>
+                <w:sz w:val="24"/>
+                <w:szCs w:val="24"/>
+                <w:rtl/>
+              </w:rPr>
+            </w:pPr>
+            <w:r>
+              <w:rPr>
+                <w:rFonts w:cs="B Mitra"/>
+                <w:sz w:val="24"/>
+                <w:szCs w:val="24"/>
+                <w:rtl/>
+              </w:rPr>
+              <w:t xml:space="preserve">ارائه چارچوب </w:t>
+            </w:r>
+            <w:r>
+              <w:rPr>
+                <w:rFonts w:cs="B Mitra" w:hint="cs"/>
+                <w:sz w:val="24"/>
+                <w:szCs w:val="24"/>
+                <w:rtl/>
+              </w:rPr>
+              <w:t>منحنی لجستیک و تحلیل شبکه اجتماعی</w:t>
+            </w:r>
+            <w:r>
+              <w:rPr>
+                <w:rFonts w:cs="B Mitra"/>
+                <w:sz w:val="24"/>
+                <w:szCs w:val="24"/>
+                <w:rtl/>
+              </w:rPr>
+              <w:t xml:space="preserve"> براي تشخيص مرحله چرخه عمر موضوعات پتنت و نقش بازيگران کليدي در هر خوشه</w:t>
+            </w:r>
+          </w:p>
+          <w:p>
+            <w:pPr>
+              <w:jc w:val="center"/>
+              <w:rPr>
+                <w:rFonts w:cs="B Mitra"/>
+                <w:sz w:val="24"/>
+                <w:szCs w:val="24"/>
+                <w:rtl/>
+              </w:rPr>
+            </w:pPr>
+            <w:r>
+              <w:rPr>
+                <w:rFonts w:cs="B Mitra"/>
+                <w:sz w:val="24"/>
+                <w:szCs w:val="24"/>
+                <w:rtl/>
+              </w:rPr>
+              <w:t xml:space="preserve">نمايش حوزه هاي نوظهور، در حال رشد و بالغ در </w:t>
+            </w:r>
+            <w:r>
+              <w:rPr>
+                <w:rFonts w:cs="B Mitra"/>
+                <w:sz w:val="24"/>
+                <w:szCs w:val="24"/>
+              </w:rPr>
+              <w:t>EV</w:t>
+            </w:r>
+            <w:r>
+              <w:rPr>
+                <w:rFonts w:cs="B Mitra"/>
+                <w:sz w:val="24"/>
+                <w:szCs w:val="24"/>
+                <w:rtl/>
+              </w:rPr>
+              <w:t xml:space="preserve"> و تفاوت هاي تصوير جهاني با نمونه ملي (کره جنوبي).</w:t>
+            </w:r>
+          </w:p>
+        </w:tc>
+      </w:tr>
+      <w:tr>
+        <w:tc>
+          <w:tcPr>
+            <w:tcW w:w="991" w:type="dxa"/>
+          </w:tcPr>
+          <w:p>
+            <w:pPr>
+              <w:jc w:val="center"/>
+              <w:rPr>
+                <w:rFonts w:cs="B Mitra" w:hint="cs"/>
+                <w:sz w:val="24"/>
+                <w:szCs w:val="24"/>
+                <w:rtl/>
+              </w:rPr>
+            </w:pPr>
+            <w:r>
+              <w:rPr>
+                <w:rFonts w:cs="B Mitra" w:hint="cs"/>
+                <w:sz w:val="24"/>
+                <w:szCs w:val="24"/>
+                <w:rtl/>
+              </w:rPr>
+              <w:lastRenderedPageBreak/>
+              <w:t>2023</w:t>
+            </w:r>
+          </w:p>
+        </w:tc>
+        <w:tc>
+          <w:tcPr>
+            <w:tcW w:w="2552" w:type="dxa"/>
+          </w:tcPr>
+          <w:p>
+            <w:pPr>
+              <w:jc w:val="center"/>
+              <w:rPr>
+                <w:rFonts w:cs="B Mitra"/>
+                <w:sz w:val="24"/>
+                <w:szCs w:val="24"/>
+                <w:rtl/>
+              </w:rPr>
+            </w:pPr>
+            <w:r>
+              <w:rPr>
+                <w:rFonts w:cs="B Mitra"/>
+                <w:sz w:val="24"/>
+                <w:szCs w:val="24"/>
+                <w:rtl/>
+              </w:rPr>
+              <w:t>شناسا</w:t>
+            </w:r>
+            <w:r>
+              <w:rPr>
+                <w:rFonts w:cs="B Mitra" w:hint="cs"/>
+                <w:sz w:val="24"/>
+                <w:szCs w:val="24"/>
+                <w:rtl/>
+              </w:rPr>
+              <w:t>یی</w:t>
+            </w:r>
+            <w:r>
+              <w:rPr>
+                <w:rFonts w:cs="B Mitra"/>
+                <w:sz w:val="24"/>
+                <w:szCs w:val="24"/>
+                <w:rtl/>
+              </w:rPr>
+              <w:t xml:space="preserve"> فرصت ها</w:t>
+            </w:r>
+            <w:r>
+              <w:rPr>
+                <w:rFonts w:cs="B Mitra" w:hint="cs"/>
+                <w:sz w:val="24"/>
+                <w:szCs w:val="24"/>
+                <w:rtl/>
+              </w:rPr>
+              <w:t>ی</w:t>
+            </w:r>
+            <w:r>
+              <w:rPr>
+                <w:rFonts w:cs="B Mitra"/>
+                <w:sz w:val="24"/>
+                <w:szCs w:val="24"/>
+                <w:rtl/>
+              </w:rPr>
+              <w:t xml:space="preserve"> فناور</w:t>
+            </w:r>
+            <w:r>
+              <w:rPr>
+                <w:rFonts w:cs="B Mitra" w:hint="cs"/>
+                <w:sz w:val="24"/>
+                <w:szCs w:val="24"/>
+                <w:rtl/>
+              </w:rPr>
+              <w:t>ی</w:t>
+            </w:r>
+            <w:r>
+              <w:rPr>
+                <w:rFonts w:cs="B Mitra"/>
+                <w:sz w:val="24"/>
+                <w:szCs w:val="24"/>
+                <w:rtl/>
+              </w:rPr>
+              <w:t xml:space="preserve"> با تحل</w:t>
+            </w:r>
+            <w:r>
+              <w:rPr>
+                <w:rFonts w:cs="B Mitra" w:hint="cs"/>
+                <w:sz w:val="24"/>
+                <w:szCs w:val="24"/>
+                <w:rtl/>
+              </w:rPr>
+              <w:t>یل</w:t>
+            </w:r>
+            <w:r>
+              <w:rPr>
+                <w:rFonts w:cs="B Mitra"/>
+                <w:sz w:val="24"/>
+                <w:szCs w:val="24"/>
+                <w:rtl/>
+              </w:rPr>
+              <w:t xml:space="preserve"> پتنت و مقالات علم</w:t>
+            </w:r>
+            <w:r>
+              <w:rPr>
+                <w:rFonts w:cs="B Mitra" w:hint="cs"/>
+                <w:sz w:val="24"/>
+                <w:szCs w:val="24"/>
+                <w:rtl/>
+              </w:rPr>
+              <w:t>ی</w:t>
+            </w:r>
+            <w:r>
+              <w:rPr>
+                <w:rFonts w:cs="B Mitra" w:hint="cs"/>
+                <w:sz w:val="24"/>
+                <w:szCs w:val="24"/>
+                <w:rtl/>
+              </w:rPr>
+              <w:t xml:space="preserve"> در زمینه آزمایشی نانوژنراتور های تربیوالکتریک</w:t>
+            </w:r>
+          </w:p>
+        </w:tc>
+        <w:tc>
+          <w:tcPr>
+            <w:tcW w:w="2835" w:type="dxa"/>
+          </w:tcPr>
+          <w:p>
+            <w:pPr>
+              <w:jc w:val="center"/>
+              <w:rPr>
+                <w:rFonts w:cs="B Mitra" w:hint="cs"/>
+                <w:sz w:val="24"/>
+                <w:szCs w:val="24"/>
+                <w:rtl/>
+                <w:lang w:val="en-US" w:bidi="fa-IR"/>
+              </w:rPr>
+            </w:pPr>
+            <w:r>
+              <w:rPr>
+                <w:rFonts w:cs="B Mitra" w:hint="cs"/>
+                <w:sz w:val="24"/>
+                <w:szCs w:val="24"/>
+                <w:rtl/>
+              </w:rPr>
+              <w:t xml:space="preserve">به کارگیری تحلیل معنایی </w:t>
+            </w:r>
+            <w:r>
+              <w:rPr>
+                <w:rFonts w:cs="B Mitra"/>
+                <w:sz w:val="24"/>
+                <w:szCs w:val="24"/>
+                <w:lang w:val="en-US"/>
+              </w:rPr>
+              <w:t>SAO</w:t>
+            </w:r>
+            <w:r>
+              <w:rPr>
+                <w:rFonts w:cs="B Mitra" w:hint="cs"/>
+                <w:sz w:val="24"/>
+                <w:szCs w:val="24"/>
+                <w:rtl/>
+                <w:lang w:val="en-US" w:bidi="fa-IR"/>
+              </w:rPr>
+              <w:t xml:space="preserve"> و تشخیص نقاط پرت و همچنن شناسایی گپ های موجود در داده ها. </w:t>
+            </w:r>
+          </w:p>
+        </w:tc>
+        <w:tc>
+          <w:tcPr>
+            <w:tcW w:w="2972" w:type="dxa"/>
+          </w:tcPr>
+          <w:p>
+            <w:pPr>
+              <w:jc w:val="center"/>
+              <w:rPr>
+                <w:rFonts w:cs="B Mitra"/>
+                <w:sz w:val="24"/>
+                <w:szCs w:val="24"/>
+                <w:rtl/>
+              </w:rPr>
+            </w:pPr>
+            <w:r>
+              <w:rPr>
+                <w:rFonts w:cs="B Mitra" w:hint="cs"/>
+                <w:sz w:val="24"/>
+                <w:szCs w:val="24"/>
+                <w:rtl/>
+              </w:rPr>
+              <w:t>نتایج نشان داد که با استفاده از تحلیل معنایی پتنت ها میتوان فرصت های فناوری را شناسایی کرد.</w:t>
+            </w:r>
+          </w:p>
+        </w:tc>
+      </w:tr>
+      <w:tr>
+        <w:tc>
+          <w:tcPr>
+            <w:tcW w:w="991" w:type="dxa"/>
+          </w:tcPr>
+          <w:p>
+            <w:pPr>
+              <w:jc w:val="center"/>
+              <w:rPr>
+                <w:rFonts w:cs="B Mitra" w:hint="cs"/>
+                <w:sz w:val="24"/>
+                <w:szCs w:val="24"/>
+                <w:rtl/>
+              </w:rPr>
+            </w:pPr>
+            <w:r>
+              <w:rPr>
+                <w:rFonts w:cs="B Mitra" w:hint="cs"/>
+                <w:sz w:val="24"/>
+                <w:szCs w:val="24"/>
+                <w:rtl/>
+              </w:rPr>
+              <w:t>2021</w:t>
+            </w:r>
+          </w:p>
+        </w:tc>
+        <w:tc>
+          <w:tcPr>
+            <w:tcW w:w="2552" w:type="dxa"/>
+          </w:tcPr>
+          <w:p>
+            <w:pPr>
+              <w:jc w:val="center"/>
+              <w:rPr>
+                <w:rFonts w:cs="B Mitra"/>
+                <w:sz w:val="24"/>
+                <w:szCs w:val="24"/>
+                <w:rtl/>
+              </w:rPr>
+            </w:pPr>
+            <w:r>
+              <w:rPr>
+                <w:rFonts w:cs="B Mitra"/>
+                <w:sz w:val="24"/>
+                <w:szCs w:val="24"/>
+                <w:rtl/>
+              </w:rPr>
+              <w:t>توسعه روش متن</w:t>
+            </w:r>
+            <w:r>
+              <w:rPr>
+                <w:rFonts w:cs="B Mitra" w:hint="cs"/>
+                <w:sz w:val="24"/>
+                <w:szCs w:val="24"/>
+                <w:rtl/>
+              </w:rPr>
+              <w:t>ی</w:t>
+            </w:r>
+            <w:r>
+              <w:rPr>
+                <w:rFonts w:cs="B Mitra"/>
+                <w:sz w:val="24"/>
+                <w:szCs w:val="24"/>
+                <w:rtl/>
+              </w:rPr>
+              <w:t xml:space="preserve"> </w:t>
+            </w:r>
+            <w:r>
+              <w:rPr>
+                <w:rFonts w:cs="B Mitra"/>
+                <w:sz w:val="24"/>
+                <w:szCs w:val="24"/>
+              </w:rPr>
+              <w:t>LDA</w:t>
+            </w:r>
+            <w:r>
+              <w:rPr>
+                <w:rFonts w:cs="B Mitra"/>
+                <w:sz w:val="24"/>
+                <w:szCs w:val="24"/>
+                <w:rtl/>
+              </w:rPr>
+              <w:t xml:space="preserve"> برا</w:t>
+            </w:r>
+            <w:r>
+              <w:rPr>
+                <w:rFonts w:cs="B Mitra" w:hint="cs"/>
+                <w:sz w:val="24"/>
+                <w:szCs w:val="24"/>
+                <w:rtl/>
+              </w:rPr>
+              <w:t>ی</w:t>
+            </w:r>
+            <w:r>
+              <w:rPr>
+                <w:rFonts w:cs="B Mitra"/>
+                <w:sz w:val="24"/>
+                <w:szCs w:val="24"/>
+                <w:rtl/>
+              </w:rPr>
+              <w:t xml:space="preserve"> تحل</w:t>
+            </w:r>
+            <w:r>
+              <w:rPr>
+                <w:rFonts w:cs="B Mitra" w:hint="cs"/>
+                <w:sz w:val="24"/>
+                <w:szCs w:val="24"/>
+                <w:rtl/>
+              </w:rPr>
+              <w:t>یل</w:t>
+            </w:r>
+            <w:r>
+              <w:rPr>
+                <w:rFonts w:cs="B Mitra"/>
+                <w:sz w:val="24"/>
+                <w:szCs w:val="24"/>
+                <w:rtl/>
+              </w:rPr>
+              <w:t xml:space="preserve"> پتنت و ارز</w:t>
+            </w:r>
+            <w:r>
+              <w:rPr>
+                <w:rFonts w:cs="B Mitra" w:hint="cs"/>
+                <w:sz w:val="24"/>
+                <w:szCs w:val="24"/>
+                <w:rtl/>
+              </w:rPr>
+              <w:t>یابی</w:t>
+            </w:r>
+            <w:r>
+              <w:rPr>
+                <w:rFonts w:cs="B Mitra"/>
+                <w:sz w:val="24"/>
+                <w:szCs w:val="24"/>
+                <w:rtl/>
+              </w:rPr>
+              <w:t xml:space="preserve"> فناور</w:t>
+            </w:r>
+            <w:r>
+              <w:rPr>
+                <w:rFonts w:cs="B Mitra" w:hint="cs"/>
+                <w:sz w:val="24"/>
+                <w:szCs w:val="24"/>
+                <w:rtl/>
+              </w:rPr>
+              <w:t>ی</w:t>
+            </w:r>
+            <w:r>
+              <w:rPr>
+                <w:rFonts w:cs="B Mitra"/>
+                <w:sz w:val="24"/>
+                <w:szCs w:val="24"/>
+                <w:rtl/>
+              </w:rPr>
+              <w:t xml:space="preserve"> در حوزه بلاکچ</w:t>
+            </w:r>
+            <w:r>
+              <w:rPr>
+                <w:rFonts w:cs="B Mitra" w:hint="cs"/>
+                <w:sz w:val="24"/>
+                <w:szCs w:val="24"/>
+                <w:rtl/>
+              </w:rPr>
+              <w:t>ین</w:t>
+            </w:r>
+            <w:r>
+              <w:rPr>
+                <w:rFonts w:cs="B Mitra" w:hint="cs"/>
+                <w:sz w:val="24"/>
+                <w:szCs w:val="24"/>
+                <w:rtl/>
+              </w:rPr>
+              <w:t xml:space="preserve"> و ترسیم نقشه راه فناوری بلاکچین و خوشه بندی فناوری های موجود در آن</w:t>
+            </w:r>
+          </w:p>
+        </w:tc>
+        <w:tc>
+          <w:tcPr>
+            <w:tcW w:w="2835" w:type="dxa"/>
+          </w:tcPr>
+          <w:p>
+            <w:pPr>
+              <w:rPr>
+                <w:rFonts w:cs="B Mitra"/>
+                <w:sz w:val="24"/>
+                <w:szCs w:val="24"/>
+                <w:rtl/>
+              </w:rPr>
+            </w:pPr>
+            <w:r>
+              <w:rPr>
+                <w:rFonts w:cs="B Mitra"/>
+                <w:sz w:val="24"/>
+                <w:szCs w:val="24"/>
+                <w:rtl/>
+              </w:rPr>
+              <w:t>اتکا به نظريه چرخه عمر فناو</w:t>
+            </w:r>
+            <w:r>
+              <w:rPr>
+                <w:rFonts w:cs="B Mitra" w:hint="cs"/>
+                <w:sz w:val="24"/>
+                <w:szCs w:val="24"/>
+                <w:rtl/>
+              </w:rPr>
+              <w:t>ری و</w:t>
+            </w:r>
+            <w:r>
+              <w:rPr>
+                <w:rFonts w:cs="B Mitra"/>
+                <w:sz w:val="24"/>
+                <w:szCs w:val="24"/>
+                <w:rtl/>
+              </w:rPr>
+              <w:t xml:space="preserve"> مدل موضوعي </w:t>
+            </w:r>
+            <w:r>
+              <w:rPr>
+                <w:rFonts w:cs="B Mitra"/>
+                <w:sz w:val="24"/>
+                <w:szCs w:val="24"/>
+              </w:rPr>
+              <w:t>LDA</w:t>
+            </w:r>
+            <w:r>
+              <w:rPr>
+                <w:rFonts w:cs="B Mitra"/>
+                <w:sz w:val="24"/>
+                <w:szCs w:val="24"/>
+                <w:rtl/>
+              </w:rPr>
+              <w:t xml:space="preserve"> + محاسبه شب</w:t>
+            </w:r>
+            <w:r>
+              <w:rPr>
+                <w:rFonts w:cs="B Mitra" w:hint="cs"/>
+                <w:sz w:val="24"/>
+                <w:szCs w:val="24"/>
+                <w:rtl/>
+              </w:rPr>
+              <w:t>ا</w:t>
+            </w:r>
+            <w:r>
+              <w:rPr>
+                <w:rFonts w:cs="B Mitra"/>
+                <w:sz w:val="24"/>
+                <w:szCs w:val="24"/>
+                <w:rtl/>
+              </w:rPr>
+              <w:t>هت متني براي توصيف وضع موجود و</w:t>
+            </w:r>
+            <w:r>
+              <w:rPr>
+                <w:rFonts w:cs="B Mitra" w:hint="cs"/>
+                <w:sz w:val="24"/>
+                <w:szCs w:val="24"/>
+                <w:rtl/>
+              </w:rPr>
+              <w:t xml:space="preserve"> </w:t>
+            </w:r>
+            <w:r>
+              <w:rPr>
+                <w:rFonts w:cs="B Mitra"/>
+                <w:sz w:val="24"/>
+                <w:szCs w:val="24"/>
+                <w:rtl/>
+              </w:rPr>
+              <w:t>روندهاي آتي.</w:t>
+            </w:r>
+            <w:r>
+              <w:rPr>
+                <w:rFonts w:cs="B Mitra" w:hint="cs"/>
+                <w:sz w:val="24"/>
+                <w:szCs w:val="24"/>
+                <w:rtl/>
+              </w:rPr>
+              <w:t xml:space="preserve"> </w:t>
+            </w:r>
+          </w:p>
+          <w:p>
+            <w:pPr>
+              <w:rPr>
+                <w:rFonts w:cs="B Mitra"/>
+                <w:sz w:val="24"/>
+                <w:szCs w:val="24"/>
+                <w:rtl/>
+              </w:rPr>
+            </w:pPr>
+            <w:r>
+              <w:rPr>
+                <w:rFonts w:cs="B Mitra"/>
+                <w:sz w:val="24"/>
+                <w:szCs w:val="24"/>
+                <w:rtl/>
+              </w:rPr>
+              <w:t>استخراج موضوعات پتنت، سنجش قرابت متني موضوع ها و استفاده از مفهوم چرخه عمر براي بازنمايي مرحله رشد هر موضوع در نقشه راه.</w:t>
+            </w:r>
+          </w:p>
+        </w:tc>
+        <w:tc>
+          <w:tcPr>
+            <w:tcW w:w="2972" w:type="dxa"/>
+          </w:tcPr>
+          <w:p>
+            <w:pPr>
+              <w:rPr>
+                <w:rFonts w:cs="B Mitra"/>
+                <w:sz w:val="24"/>
+                <w:szCs w:val="24"/>
+                <w:rtl/>
+              </w:rPr>
+            </w:pPr>
+            <w:r>
+              <w:rPr>
+                <w:rFonts w:cs="B Mitra"/>
+                <w:sz w:val="24"/>
+                <w:szCs w:val="24"/>
+                <w:rtl/>
+              </w:rPr>
+              <w:t>توصيف وضع توسعه فناوري بلاکچين و پيش بيني روندهاي آتي بر مبناي موضوعات استخراج شده از پتنت.</w:t>
+            </w:r>
+          </w:p>
+          <w:p>
+            <w:pPr>
+              <w:rPr>
+                <w:rFonts w:cs="B Mitra"/>
+                <w:sz w:val="24"/>
+                <w:szCs w:val="24"/>
+                <w:rtl/>
+              </w:rPr>
+            </w:pPr>
+            <w:r>
+              <w:rPr>
+                <w:rFonts w:cs="B Mitra"/>
+                <w:sz w:val="24"/>
+                <w:szCs w:val="24"/>
+                <w:rtl/>
+              </w:rPr>
+              <w:t>توصيه به اولويت دادن به پژوهش در نظريه بلاکچين، سامانه هاي معاملاتي بلاکچين، ساختار سامانه بلاکچين و سامانه هاي مالي هوشمند مبتني بر بلاکچين به عنوان حوزه هاي داراي ظرفيت</w:t>
+            </w:r>
+            <w:r>
+              <w:rPr>
+                <w:rFonts w:cs="B Mitra" w:hint="cs"/>
+                <w:sz w:val="24"/>
+                <w:szCs w:val="24"/>
+                <w:rtl/>
+              </w:rPr>
+              <w:t>.</w:t>
+            </w:r>
+          </w:p>
+        </w:tc>
+      </w:tr>
+      <w:tr>
+        <w:tc>
+          <w:tcPr>
+            <w:tcW w:w="991" w:type="dxa"/>
+          </w:tcPr>
+          <w:p>
+            <w:pPr>
+              <w:jc w:val="center"/>
+              <w:rPr>
+                <w:rFonts w:cs="B Mitra" w:hint="cs"/>
+                <w:sz w:val="24"/>
+                <w:szCs w:val="24"/>
+                <w:rtl/>
+              </w:rPr>
+            </w:pPr>
+            <w:r>
+              <w:rPr>
+                <w:rFonts w:cs="B Mitra" w:hint="cs"/>
+                <w:sz w:val="24"/>
+                <w:szCs w:val="24"/>
+                <w:rtl/>
+              </w:rPr>
+              <w:t>2025</w:t>
+            </w:r>
           </w:p>
         </w:tc>
         <w:tc>
@@ -51848,7 +58420,7 @@
             <w:pPr>
               <w:jc w:val="center"/>
               <w:rPr>
-                <w:rFonts w:cs="B Mitra"/>
+                <w:rFonts w:cs="B Mitra" w:hint="cs"/>
                 <w:sz w:val="24"/>
                 <w:szCs w:val="24"/>
                 <w:rtl/>
@@ -51905,6 +58477,72 @@
           </w:p>
         </w:tc>
       </w:tr>
+      <w:tr>
+        <w:tc>
+          <w:tcPr>
+            <w:tcW w:w="991" w:type="dxa"/>
+          </w:tcPr>
+          <w:p>
+            <w:pPr>
+              <w:jc w:val="center"/>
+              <w:rPr>
+                <w:rFonts w:cs="B Mitra" w:hint="cs"/>
+                <w:sz w:val="24"/>
+                <w:szCs w:val="24"/>
+                <w:rtl/>
+              </w:rPr>
+            </w:pPr>
+          </w:p>
+        </w:tc>
+        <w:tc>
+          <w:tcPr>
+            <w:tcW w:w="2552" w:type="dxa"/>
+          </w:tcPr>
+          <w:p>
+            <w:pPr>
+              <w:jc w:val="center"/>
+              <w:rPr>
+                <w:rFonts w:cs="B Mitra"/>
+                <w:sz w:val="24"/>
+                <w:szCs w:val="24"/>
+                <w:rtl/>
+              </w:rPr>
+            </w:pPr>
+          </w:p>
+        </w:tc>
+        <w:tc>
+          <w:tcPr>
+            <w:tcW w:w="2835" w:type="dxa"/>
+          </w:tcPr>
+          <w:p>
+            <w:pPr>
+              <w:jc w:val="center"/>
+              <w:rPr>
+                <w:rFonts w:cs="B Mitra"/>
+                <w:sz w:val="24"/>
+                <w:szCs w:val="24"/>
+                <w:rtl/>
+              </w:rPr>
+            </w:pPr>
+          </w:p>
+        </w:tc>
+        <w:tc>
+          <w:tcPr>
+            <w:tcW w:w="2972" w:type="dxa"/>
+          </w:tcPr>
+          <w:p>
+            <w:pPr>
+              <w:jc w:val="center"/>
+              <w:rPr>
+                <w:rFonts w:cs="B Mitra"/>
+                <w:sz w:val="24"/>
+                <w:szCs w:val="24"/>
+                <w:rtl/>
+              </w:rPr>
+            </w:pPr>
+          </w:p>
+        </w:tc>
+      </w:tr>
     </w:tbl>
     <w:p>
       <w:pPr>
@@ -51913,13 +58551,7 @@
         </w:rPr>
       </w:pPr>
     </w:p>
-    <w:p>
-      <w:pPr>
-        <w:rPr>
-          <w:rtl/>
-        </w:rPr>
-      </w:pPr>
-    </w:p>
+    <w:p/>
     <w:p>
       <w:pPr>
         <w:rPr>
@@ -51974,7 +58606,6 @@
           <w:rtl/>
           <w:lang w:bidi="fa-IR"/>
         </w:rPr>
-        <w:lastRenderedPageBreak/>
         <w:br w:type="page"/>
       </w:r>
     </w:p>
@@ -52291,34 +58922,13 @@
         <w:t xml:space="preserve"> 5</w:t>
       </w:r>
       <w:r>
-        <w:t xml:space="preserve">(1), 476. </w:t>
-      </w:r>
-      <w:hyperlink r:id="rId14" w:history="1">
-        <w:r>
-          <w:rPr>
-            <w:rStyle w:val="Hyperlink"/>
-          </w:rPr>
-          <w:t>https://doi.org/10.10</w:t>
-        </w:r>
-        <w:r>
-          <w:rPr>
-            <w:rStyle w:val="Hyperlink"/>
-            <w:rtl/>
-          </w:rPr>
-          <w:t>38/</w:t>
-        </w:r>
-        <w:r>
-          <w:rPr>
-            <w:rStyle w:val="Hyperlink"/>
-          </w:rPr>
-          <w:t>s43247-024-01608-z</w:t>
-        </w:r>
-      </w:hyperlink>
-      <w:r>
-        <w:rPr>
-          <w:rtl/>
-        </w:rPr>
-        <w:t xml:space="preserve"> </w:t>
+        <w:t>(1), 476</w:t>
+      </w:r>
+      <w:r>
+        <w:rPr>
+          <w:rtl/>
+        </w:rPr>
+        <w:t xml:space="preserve">. </w:t>
       </w:r>
     </w:p>
     <w:p>
@@ -52331,7 +58941,16 @@
         </w:rPr>
       </w:pPr>
       <w:r>
-        <w:t xml:space="preserve">Chen, Y., &amp; Cho, S. S. (2024). Exploring Electric Vehicle Patent Trends through Technology Life Cycle and Social Network Analysis. </w:t>
+        <w:t>Chen, Y., &amp; Cho, S</w:t>
+      </w:r>
+      <w:r>
+        <w:rPr>
+          <w:rtl/>
+        </w:rPr>
+        <w:t xml:space="preserve">. </w:t>
+      </w:r>
+      <w:r>
+        <w:t xml:space="preserve">S. (2024). Exploring Electric Vehicle Patent Trends through Technology Life Cycle and Social Network Analysis. </w:t>
       </w:r>
       <w:r>
         <w:rPr>
@@ -52426,20 +59045,7 @@
         <w:rPr>
           <w:i/>
         </w:rPr>
-        <w:t>R&amp;D</w:t>
-      </w:r>
-      <w:r>
-        <w:rPr>
-          <w:i/>
-          <w:rtl/>
-        </w:rPr>
-        <w:t xml:space="preserve"> </w:t>
-      </w:r>
-      <w:r>
-        <w:rPr>
-          <w:i/>
-        </w:rPr>
-        <w:t>Management</w:t>
+        <w:t>R&amp;D Management</w:t>
       </w:r>
       <w:r>
         <w:t>,</w:t>
@@ -52587,7 +59193,16 @@
         </w:rPr>
       </w:pPr>
       <w:r>
-        <w:t xml:space="preserve">Feng, L., Liu, K., Wang, J., Lin, K.-Y., Zhang, K., &amp; Zhang, L. (2022). Identifying promising technologies of electric vehicles from the perspective of market and technical attributes. </w:t>
+        <w:t>Feng, L</w:t>
+      </w:r>
+      <w:r>
+        <w:rPr>
+          <w:rtl/>
+        </w:rPr>
+        <w:t xml:space="preserve">., </w:t>
+      </w:r>
+      <w:r>
+        <w:t xml:space="preserve">Liu, K., Wang, J., Lin, K.-Y., Zhang, K., &amp; Zhang, L. (2022). Identifying promising technologies of electric vehicles from the perspective of market and technical attributes. </w:t>
       </w:r>
       <w:r>
         <w:rPr>
@@ -52698,13 +59313,7 @@
         </w:rPr>
       </w:pPr>
       <w:r>
-        <w:t>Gao, L., Porter, A. L., Wang, J., Fang, S., Zhang, X., Ma, T., Wang, W., &amp; Huang, L. (2013). Technology life cycle analysis method based on patent documents</w:t>
-      </w:r>
-      <w:r>
-        <w:rPr>
-          <w:rtl/>
-        </w:rPr>
-        <w:t xml:space="preserve">. </w:t>
+        <w:t xml:space="preserve">Gao, L., Porter, A. L., Wang, J., Fang, S., Zhang, X., Ma, T., Wang, W., &amp; Huang, L. (2013). Technology life cycle analysis method based on patent documents. </w:t>
       </w:r>
       <w:r>
         <w:rPr>
@@ -52835,640 +59444,12 @@
       <w:r>
         <w:t xml:space="preserve">(4), 1661-1707. </w:t>
       </w:r>
-      <w:hyperlink r:id="rId15" w:history="1">
+      <w:hyperlink r:id="rId14" w:history="1">
         <w:r>
           <w:rPr>
             <w:rStyle w:val="Hyperlink"/>
           </w:rPr>
-          <w:t>http://www.jstor.org/stable/2727442</w:t>
-        </w:r>
-      </w:hyperlink>
-      <w:r>
-        <w:rPr>
-          <w:rtl/>
-        </w:rPr>
-        <w:t xml:space="preserve"> </w:t>
-      </w:r>
-    </w:p>
-    <w:p>
-      <w:pPr>
-        <w:pStyle w:val="EndNoteBibliography"/>
-        <w:spacing w:after="0"/>
-        <w:ind w:left="720" w:hanging="720"/>
-        <w:rPr>
-          <w:rtl/>
-        </w:rPr>
-      </w:pPr>
-      <w:r>
-        <w:lastRenderedPageBreak/>
-        <w:t xml:space="preserve">Griliches, Z. (1998). Patent statistics as economic indicators: a survey. In </w:t>
-      </w:r>
-      <w:r>
-        <w:rPr>
-          <w:i/>
-        </w:rPr>
-        <w:t>R&amp;D and productivity: the econometric evidence</w:t>
-      </w:r>
-      <w:r>
-        <w:t xml:space="preserve"> (pp. 287-343). University of Chicago Press</w:t>
-      </w:r>
-      <w:r>
-        <w:rPr>
-          <w:rtl/>
-        </w:rPr>
-        <w:t xml:space="preserve">. </w:t>
-      </w:r>
-    </w:p>
-    <w:p>
-      <w:pPr>
-        <w:pStyle w:val="EndNoteBibliography"/>
-        <w:spacing w:after="0"/>
-        <w:ind w:left="720" w:hanging="720"/>
-        <w:rPr>
-          <w:rtl/>
-        </w:rPr>
-      </w:pPr>
-      <w:r>
-        <w:t>Guderian, C</w:t>
-      </w:r>
-      <w:r>
-        <w:rPr>
-          <w:rtl/>
-        </w:rPr>
-        <w:t xml:space="preserve">. </w:t>
-      </w:r>
-      <w:r>
-        <w:t>C., Bican, P. M., Riar, F. J., &amp; Chattopadhyay, S. (2021). Innovation management in crisis: patent analytics as a response to the COVID</w:t>
-      </w:r>
-      <w:r>
-        <w:rPr>
-          <w:rFonts w:ascii="Cambria Math" w:hAnsi="Cambria Math" w:cs="Cambria Math"/>
-        </w:rPr>
-        <w:t>‐</w:t>
-      </w:r>
-      <w:r>
-        <w:t xml:space="preserve">19 pandemic. </w:t>
-      </w:r>
-      <w:r>
-        <w:rPr>
-          <w:i/>
-        </w:rPr>
-        <w:t>R&amp;D Management</w:t>
-      </w:r>
-      <w:r>
-        <w:t>,</w:t>
-      </w:r>
-      <w:r>
-        <w:rPr>
-          <w:i/>
-        </w:rPr>
-        <w:t xml:space="preserve"> 51</w:t>
-      </w:r>
-      <w:r>
-        <w:t>(2), 223-239</w:t>
-      </w:r>
-      <w:r>
-        <w:rPr>
-          <w:rtl/>
-        </w:rPr>
-        <w:t xml:space="preserve">. </w:t>
-      </w:r>
-    </w:p>
-    <w:p>
-      <w:pPr>
-        <w:pStyle w:val="EndNoteBibliography"/>
-        <w:spacing w:after="0"/>
-        <w:ind w:left="720" w:hanging="720"/>
-        <w:rPr>
-          <w:rtl/>
-        </w:rPr>
-      </w:pPr>
-      <w:r>
-        <w:t>Heim, U., Heuss, R., &amp; Katzir, T. (2017). Building an integrated technology road map to drive successful innovation. In: McKinsey</w:t>
-      </w:r>
-      <w:r>
-        <w:rPr>
-          <w:rtl/>
-        </w:rPr>
-        <w:t>.</w:t>
-      </w:r>
-    </w:p>
-    <w:p>
-      <w:pPr>
-        <w:pStyle w:val="EndNoteBibliography"/>
-        <w:spacing w:after="0"/>
-        <w:ind w:left="720" w:hanging="720"/>
-        <w:rPr>
-          <w:rtl/>
-        </w:rPr>
-      </w:pPr>
-      <w:r>
-        <w:t xml:space="preserve">Hu, D., Zhou, K., Hu, R., &amp; Yang, J. (2024). Provincial inequalities in life cycle carbon dioxide emissions and air pollutants from electric vehicles in China. </w:t>
-      </w:r>
-      <w:r>
-        <w:rPr>
-          <w:i/>
-        </w:rPr>
-        <w:t>Communications Earth &amp; Environment</w:t>
-      </w:r>
-      <w:r>
-        <w:rPr>
-          <w:rtl/>
-        </w:rPr>
-        <w:t>,</w:t>
-      </w:r>
-      <w:r>
-        <w:rPr>
-          <w:i/>
-          <w:rtl/>
-        </w:rPr>
-        <w:t xml:space="preserve"> 5</w:t>
-      </w:r>
-      <w:r>
-        <w:rPr>
-          <w:rtl/>
-        </w:rPr>
-        <w:t xml:space="preserve">(1), 726. </w:t>
-      </w:r>
-    </w:p>
-    <w:p>
-      <w:pPr>
-        <w:pStyle w:val="EndNoteBibliography"/>
-        <w:spacing w:after="0"/>
-        <w:ind w:left="720" w:hanging="720"/>
-        <w:rPr>
-          <w:rtl/>
-        </w:rPr>
-      </w:pPr>
-      <w:r>
-        <w:t xml:space="preserve">Huang, Y., Li, R., Zou, F., Jiang, L., Porter, A. L., &amp; Zhang, L. (2022). Technology life cycle analysis: From the dynamic perspective of patent citation networks. </w:t>
-      </w:r>
-      <w:r>
-        <w:rPr>
-          <w:i/>
-        </w:rPr>
-        <w:t>Technological Forecasting and Social Change</w:t>
-      </w:r>
-      <w:r>
-        <w:t>,</w:t>
-      </w:r>
-      <w:r>
-        <w:rPr>
-          <w:i/>
-        </w:rPr>
-        <w:t xml:space="preserve"> 181</w:t>
-      </w:r>
-      <w:r>
-        <w:t>, 121760</w:t>
-      </w:r>
-      <w:r>
-        <w:rPr>
-          <w:rtl/>
-        </w:rPr>
-        <w:t xml:space="preserve">. </w:t>
-      </w:r>
-    </w:p>
-    <w:p>
-      <w:pPr>
-        <w:pStyle w:val="EndNoteBibliography"/>
-        <w:spacing w:after="0"/>
-        <w:ind w:left="720" w:hanging="720"/>
-        <w:rPr>
-          <w:rtl/>
-        </w:rPr>
-      </w:pPr>
-      <w:r>
-        <w:t>Jain, K., &amp; Srivastava, M. (2024). Which Technologies Will Drive the Battery Electric Vehicle Industry?: A Keyword Network Based Roadmapping. 2024 Portland International Conference on Management of Engineering and Technology (PICMET)</w:t>
-      </w:r>
-      <w:r>
-        <w:rPr>
-          <w:rtl/>
-        </w:rPr>
-        <w:t xml:space="preserve">, </w:t>
-      </w:r>
-    </w:p>
-    <w:p>
-      <w:pPr>
-        <w:pStyle w:val="EndNoteBibliography"/>
-        <w:spacing w:after="0"/>
-        <w:ind w:left="720" w:hanging="720"/>
-        <w:rPr>
-          <w:rtl/>
-        </w:rPr>
-      </w:pPr>
-      <w:r>
-        <w:t>Jiang, S., Sarica, S., Song, B., Hu, J</w:t>
-      </w:r>
-      <w:r>
-        <w:rPr>
-          <w:rtl/>
-        </w:rPr>
-        <w:t xml:space="preserve">., &amp; </w:t>
-      </w:r>
-      <w:r>
-        <w:t xml:space="preserve">Luo, J. (2022). Patent data for engineering design: A critical review and future directions. </w:t>
-      </w:r>
-      <w:r>
-        <w:rPr>
-          <w:i/>
-        </w:rPr>
-        <w:t>Journal of Computing and Information Science in Engineering</w:t>
-      </w:r>
-      <w:r>
-        <w:t>,</w:t>
-      </w:r>
-      <w:r>
-        <w:rPr>
-          <w:i/>
-        </w:rPr>
-        <w:t xml:space="preserve"> 22</w:t>
-      </w:r>
-      <w:r>
-        <w:t>(6), 060902</w:t>
-      </w:r>
-      <w:r>
-        <w:rPr>
-          <w:rtl/>
-        </w:rPr>
-        <w:t xml:space="preserve">. </w:t>
-      </w:r>
-    </w:p>
-    <w:p>
-      <w:pPr>
-        <w:pStyle w:val="EndNoteBibliography"/>
-        <w:spacing w:after="0"/>
-        <w:ind w:left="720" w:hanging="720"/>
-        <w:rPr>
-          <w:rtl/>
-        </w:rPr>
-      </w:pPr>
-      <w:r>
-        <w:t xml:space="preserve">Jung, F., Schröder, M., &amp; Timme, M. (2023). Exponential adoption of battery electric cars. </w:t>
-      </w:r>
-      <w:r>
-        <w:rPr>
-          <w:i/>
-        </w:rPr>
-        <w:t>PLoS one</w:t>
-      </w:r>
-      <w:r>
-        <w:t>,</w:t>
-      </w:r>
-      <w:r>
-        <w:rPr>
-          <w:i/>
-        </w:rPr>
-        <w:t xml:space="preserve"> 18</w:t>
-      </w:r>
-      <w:r>
-        <w:t>(12), e0295692</w:t>
-      </w:r>
-      <w:r>
-        <w:rPr>
-          <w:rtl/>
-        </w:rPr>
-        <w:t xml:space="preserve">. </w:t>
-      </w:r>
-    </w:p>
-    <w:p>
-      <w:pPr>
-        <w:pStyle w:val="EndNoteBibliography"/>
-        <w:spacing w:after="0"/>
-        <w:ind w:left="720" w:hanging="720"/>
-        <w:rPr>
-          <w:rtl/>
-        </w:rPr>
-      </w:pPr>
-      <w:r>
-        <w:t xml:space="preserve">Kalthaus, M. (2020). Knowledge recombination along the technology life cycle. </w:t>
-      </w:r>
-      <w:r>
-        <w:rPr>
-          <w:i/>
-        </w:rPr>
-        <w:t>Journal of Evolutionary Economics</w:t>
-      </w:r>
-      <w:r>
-        <w:t>,</w:t>
-      </w:r>
-      <w:r>
-        <w:rPr>
-          <w:i/>
-        </w:rPr>
-        <w:t xml:space="preserve"> 30</w:t>
-      </w:r>
-      <w:r>
-        <w:t>(3), 643-704</w:t>
-      </w:r>
-      <w:r>
-        <w:rPr>
-          <w:rtl/>
-        </w:rPr>
-        <w:t xml:space="preserve">. </w:t>
-      </w:r>
-    </w:p>
-    <w:p>
-      <w:pPr>
-        <w:pStyle w:val="EndNoteBibliography"/>
-        <w:spacing w:after="0"/>
-        <w:ind w:left="720" w:hanging="720"/>
-        <w:rPr>
-          <w:rtl/>
-        </w:rPr>
-      </w:pPr>
-      <w:r>
-        <w:t xml:space="preserve">Kim, G., Lee, J., Jang, D., &amp; Park, S. (2016). Technology clusters exploration for patent portfolio through patent abstract analysis. </w:t>
-      </w:r>
-      <w:r>
-        <w:rPr>
-          <w:i/>
-        </w:rPr>
-        <w:t>Sustainability</w:t>
-      </w:r>
-      <w:r>
-        <w:t>,</w:t>
-      </w:r>
-      <w:r>
-        <w:rPr>
-          <w:i/>
-        </w:rPr>
-        <w:t xml:space="preserve"> 8</w:t>
-      </w:r>
-      <w:r>
-        <w:t>(12), 1252</w:t>
-      </w:r>
-      <w:r>
-        <w:rPr>
-          <w:rtl/>
-        </w:rPr>
-        <w:t xml:space="preserve">. </w:t>
-      </w:r>
-    </w:p>
-    <w:p>
-      <w:pPr>
-        <w:pStyle w:val="EndNoteBibliography"/>
-        <w:spacing w:after="0"/>
-        <w:ind w:left="720" w:hanging="720"/>
-        <w:rPr>
-          <w:rtl/>
-        </w:rPr>
-      </w:pPr>
-      <w:r>
-        <w:t xml:space="preserve">Kim, J., &amp; Geum, Y. (2021). How to develop data-driven technology roadmaps: The integration of topic modeling and link prediction. </w:t>
-      </w:r>
-      <w:r>
-        <w:rPr>
-          <w:i/>
-        </w:rPr>
-        <w:t>Technological Forecasting and Social Change</w:t>
-      </w:r>
-      <w:r>
-        <w:t>,</w:t>
-      </w:r>
-      <w:r>
-        <w:rPr>
-          <w:i/>
-        </w:rPr>
-        <w:t xml:space="preserve"> 1</w:t>
-      </w:r>
-      <w:r>
-        <w:rPr>
-          <w:i/>
-          <w:rtl/>
-        </w:rPr>
-        <w:t>71</w:t>
-      </w:r>
-      <w:r>
-        <w:rPr>
-          <w:rtl/>
-        </w:rPr>
-        <w:t xml:space="preserve">, 120972. </w:t>
-      </w:r>
-    </w:p>
-    <w:p>
-      <w:pPr>
-        <w:pStyle w:val="EndNoteBibliography"/>
-        <w:spacing w:after="0"/>
-        <w:ind w:left="720" w:hanging="720"/>
-        <w:rPr>
-          <w:rtl/>
-        </w:rPr>
-      </w:pPr>
-      <w:r>
-        <w:t xml:space="preserve">Lee, S., Park, G., Yoon, B., &amp; Park, J. (2010). Open innovation in SMEs—An intermediated network model. </w:t>
-      </w:r>
-      <w:r>
-        <w:rPr>
-          <w:i/>
-        </w:rPr>
-        <w:t>Research policy</w:t>
-      </w:r>
-      <w:r>
-        <w:t>,</w:t>
-      </w:r>
-      <w:r>
-        <w:rPr>
-          <w:i/>
-        </w:rPr>
-        <w:t xml:space="preserve"> 39</w:t>
-      </w:r>
-      <w:r>
-        <w:t>(2), 290-300</w:t>
-      </w:r>
-      <w:r>
-        <w:rPr>
-          <w:rtl/>
-        </w:rPr>
-        <w:t xml:space="preserve">. </w:t>
-      </w:r>
-    </w:p>
-    <w:p>
-      <w:pPr>
-        <w:pStyle w:val="EndNoteBibliography"/>
-        <w:spacing w:after="0"/>
-        <w:ind w:left="720" w:hanging="720"/>
-        <w:rPr>
-          <w:rtl/>
-        </w:rPr>
-      </w:pPr>
-      <w:r>
-        <w:t xml:space="preserve">Leite, D. F., Padilha, M. A. S., &amp; Cecatti, J. G. (2019). Approaching literature review for academic purposes: The Literature Review Checklist. </w:t>
-      </w:r>
-      <w:r>
-        <w:rPr>
-          <w:i/>
-        </w:rPr>
-        <w:t>Clinics</w:t>
-      </w:r>
-      <w:r>
-        <w:t>,</w:t>
-      </w:r>
-      <w:r>
-        <w:rPr>
-          <w:i/>
-        </w:rPr>
-        <w:t xml:space="preserve"> 74</w:t>
-      </w:r>
-      <w:r>
-        <w:t>, e1403</w:t>
-      </w:r>
-      <w:r>
-        <w:rPr>
-          <w:rtl/>
-        </w:rPr>
-        <w:t xml:space="preserve">. </w:t>
-      </w:r>
-    </w:p>
-    <w:p>
-      <w:pPr>
-        <w:pStyle w:val="EndNoteBibliography"/>
-        <w:spacing w:after="0"/>
-        <w:ind w:left="720" w:hanging="720"/>
-        <w:rPr>
-          <w:rtl/>
-        </w:rPr>
-      </w:pPr>
-      <w:r>
-        <w:t xml:space="preserve">Li, J.-P., Naqvi, B., Rizvi, S. K. A., &amp; Chang, H.-L. (2021). Bitcoin: The biggest financial innovation of fourth industrial revolution and a portfolio's efficiency booster. </w:t>
-      </w:r>
-      <w:r>
-        <w:rPr>
-          <w:i/>
-        </w:rPr>
-        <w:t>Technological Forecasting and Social Change</w:t>
-      </w:r>
-      <w:r>
-        <w:t>,</w:t>
-      </w:r>
-      <w:r>
-        <w:rPr>
-          <w:i/>
-        </w:rPr>
-        <w:t xml:space="preserve"> 162</w:t>
-      </w:r>
-      <w:r>
-        <w:t>, 120383</w:t>
-      </w:r>
-      <w:r>
-        <w:rPr>
-          <w:rtl/>
-        </w:rPr>
-        <w:t xml:space="preserve">. </w:t>
-      </w:r>
-    </w:p>
-    <w:p>
-      <w:pPr>
-        <w:pStyle w:val="EndNoteBibliography"/>
-        <w:spacing w:after="0"/>
-        <w:ind w:left="720" w:hanging="720"/>
-        <w:rPr>
-          <w:rtl/>
-        </w:rPr>
-      </w:pPr>
-      <w:r>
-        <w:t xml:space="preserve">Liu, Z., Feng, J., &amp; Uden, L. (2023). Technology opportunity analysis using hierarchical semantic networks and dual link prediction. </w:t>
-      </w:r>
-      <w:r>
-        <w:rPr>
-          <w:i/>
-        </w:rPr>
-        <w:t>Technovation</w:t>
-      </w:r>
-      <w:r>
-        <w:t>,</w:t>
-      </w:r>
-      <w:r>
-        <w:rPr>
-          <w:i/>
-        </w:rPr>
-        <w:t xml:space="preserve"> 128</w:t>
-      </w:r>
-      <w:r>
-        <w:t xml:space="preserve">, 102872. </w:t>
-      </w:r>
-      <w:hyperlink r:id="rId16" w:history="1">
-        <w:r>
-          <w:rPr>
-            <w:rStyle w:val="Hyperlink"/>
-          </w:rPr>
-          <w:t>https://doi.org/https://doi.org/10.1016/j.technovation.2</w:t>
-        </w:r>
-        <w:r>
-          <w:rPr>
-            <w:rStyle w:val="Hyperlink"/>
-            <w:rtl/>
-          </w:rPr>
-          <w:t>023.102872</w:t>
-        </w:r>
-      </w:hyperlink>
-      <w:r>
-        <w:rPr>
-          <w:rtl/>
-        </w:rPr>
-        <w:t xml:space="preserve"> </w:t>
-      </w:r>
-    </w:p>
-    <w:p>
-      <w:pPr>
-        <w:pStyle w:val="EndNoteBibliography"/>
-        <w:spacing w:after="0"/>
-        <w:ind w:left="720" w:hanging="720"/>
-        <w:rPr>
-          <w:rtl/>
-        </w:rPr>
-      </w:pPr>
-      <w:r>
-        <w:t xml:space="preserve">Mark A. Aiello, K. A. J., Zachary M. Ulewicz of Foley &amp; Lardner LLP. (2025). Successfully Navigating EV Product Roll-Outs: Manufacturers Balance Innovation and Legacy Needs. </w:t>
-      </w:r>
-      <w:r>
-        <w:rPr>
-          <w:i/>
-        </w:rPr>
-        <w:t>Information Processing &amp; Management</w:t>
-      </w:r>
-      <w:r>
-        <w:rPr>
-          <w:rtl/>
-        </w:rPr>
-        <w:t xml:space="preserve">. </w:t>
-      </w:r>
-    </w:p>
-    <w:p>
-      <w:pPr>
-        <w:pStyle w:val="EndNoteBibliography"/>
-        <w:spacing w:after="0"/>
-        <w:ind w:left="720" w:hanging="720"/>
-        <w:rPr>
-          <w:rtl/>
-        </w:rPr>
-      </w:pPr>
-      <w:r>
-        <w:t xml:space="preserve">Mohseni, S., Brent, A. C., Kelly, S., &amp; Browne, W. N. (2022). Demand response-integrated investment and operational planning of renewable and sustainable energy systems considering forecast uncertainties: A systematic review. </w:t>
-      </w:r>
-      <w:r>
-        <w:rPr>
-          <w:i/>
-        </w:rPr>
-        <w:t>Renewable and Sustainable Energy Reviews</w:t>
-      </w:r>
-      <w:r>
-        <w:t>,</w:t>
-      </w:r>
-      <w:r>
-        <w:rPr>
-          <w:i/>
-        </w:rPr>
-        <w:t xml:space="preserve"> 158</w:t>
-      </w:r>
-      <w:r>
-        <w:t xml:space="preserve">, 112095. </w:t>
-      </w:r>
-      <w:hyperlink r:id="rId17" w:history="1">
-        <w:r>
-          <w:rPr>
-            <w:rStyle w:val="Hyperlink"/>
-          </w:rPr>
-          <w:t>https</w:t>
+          <w:t>http</w:t>
         </w:r>
         <w:r>
           <w:rPr>
@@ -53481,7 +59462,7 @@
           <w:rPr>
             <w:rStyle w:val="Hyperlink"/>
           </w:rPr>
-          <w:t>doi.org/https://doi.org/10.1016/j.rser.2022.112095</w:t>
+          <w:t>www.jstor.org/stable/2727442</w:t>
         </w:r>
       </w:hyperlink>
       <w:r>
@@ -53501,25 +59482,17 @@
         </w:rPr>
       </w:pPr>
       <w:r>
-        <w:t xml:space="preserve">Morgan-Thomas, A., Dessart, L., &amp; Veloutsou, C. (2020). Digital ecosystem and consumer engagement: A socio-technical perspective. </w:t>
+        <w:lastRenderedPageBreak/>
+        <w:t xml:space="preserve">Griliches, Z. (1998). Patent statistics as economic indicators: a survey. In </w:t>
       </w:r>
       <w:r>
         <w:rPr>
           <w:i/>
         </w:rPr>
-        <w:t>Journal of Business Research</w:t>
-      </w:r>
-      <w:r>
-        <w:t>,</w:t>
-      </w:r>
-      <w:r>
-        <w:rPr>
-          <w:i/>
-        </w:rPr>
-        <w:t xml:space="preserve"> 121</w:t>
-      </w:r>
-      <w:r>
-        <w:t>, 713-723</w:t>
+        <w:t>R&amp;D and productivity: the econometric evidence</w:t>
+      </w:r>
+      <w:r>
+        <w:t xml:space="preserve"> (pp. 287-343). University of Chicago Press</w:t>
       </w:r>
       <w:r>
         <w:rPr>
@@ -53538,22 +59511,22 @@
         </w:rPr>
       </w:pPr>
       <w:r>
-        <w:t>Oliveira Valerio, K. G. d</w:t>
-      </w:r>
-      <w:r>
-        <w:rPr>
-          <w:rtl/>
-        </w:rPr>
-        <w:t xml:space="preserve">., </w:t>
-      </w:r>
-      <w:r>
-        <w:t xml:space="preserve">Sanches da Silva, C. E., &amp; Neves, S. M. (2021). Overview on the technology roadmapping (TRM) literature: gaps and perspectives. </w:t>
+        <w:t>Guderian, C. C., Bican, P. M., Riar, F. J., &amp; Chattopadhyay, S. (2021). Innovation management in crisis: patent analytics as a response to the COVID</w:t>
+      </w:r>
+      <w:r>
+        <w:rPr>
+          <w:rFonts w:ascii="Cambria Math" w:hAnsi="Cambria Math" w:cs="Cambria Math"/>
+        </w:rPr>
+        <w:t>‐</w:t>
+      </w:r>
+      <w:r>
+        <w:t xml:space="preserve">19 pandemic. </w:t>
       </w:r>
       <w:r>
         <w:rPr>
           <w:i/>
         </w:rPr>
-        <w:t>Technology Analysis &amp; Strategic Management</w:t>
+        <w:t>R&amp;D Management</w:t>
       </w:r>
       <w:r>
         <w:t>,</w:t>
@@ -53562,10 +59535,10 @@
         <w:rPr>
           <w:i/>
         </w:rPr>
-        <w:t xml:space="preserve"> 33</w:t>
-      </w:r>
-      <w:r>
-        <w:t>(1), 58-69</w:t>
+        <w:t xml:space="preserve"> 51</w:t>
+      </w:r>
+      <w:r>
+        <w:t>(2), 223-239</w:t>
       </w:r>
       <w:r>
         <w:rPr>
@@ -53584,31 +59557,22 @@
         </w:rPr>
       </w:pPr>
       <w:r>
-        <w:t xml:space="preserve">Onat, N. C., &amp; Kucukvar, M. (2022). A systematic review on sustainability assessment of electric vehicles: Knowledge gaps and future perspectives. </w:t>
-      </w:r>
-      <w:r>
-        <w:rPr>
-          <w:i/>
-        </w:rPr>
-        <w:t>Environmental Impact Assessment Review</w:t>
-      </w:r>
-      <w:r>
-        <w:t>,</w:t>
-      </w:r>
-      <w:r>
-        <w:rPr>
-          <w:i/>
-        </w:rPr>
-        <w:t xml:space="preserve"> 97</w:t>
-      </w:r>
-      <w:r>
-        <w:t>, 106867</w:t>
+        <w:t>Heim, U., Heuss, R., &amp; Katzir, T. (2017). Building an integrated technology road map to drive successful innovation</w:t>
       </w:r>
       <w:r>
         <w:rPr>
           <w:rtl/>
         </w:rPr>
         <w:t xml:space="preserve">. </w:t>
+      </w:r>
+      <w:r>
+        <w:t>In: McKinsey</w:t>
+      </w:r>
+      <w:r>
+        <w:rPr>
+          <w:rtl/>
+        </w:rPr>
+        <w:t>.</w:t>
       </w:r>
     </w:p>
     <w:p>
@@ -53621,13 +59585,13 @@
         </w:rPr>
       </w:pPr>
       <w:r>
-        <w:t xml:space="preserve">Phaal, R., Farrukh, C. J., &amp; Probert, D. R. (2004). Technology roadmapping—a planning framework for evolution and revolution. </w:t>
+        <w:t xml:space="preserve">Hu, D., Zhou, K., Hu, R., &amp; Yang, J. (2024). Provincial inequalities in life cycle carbon dioxide emissions and air pollutants from electric vehicles in China. </w:t>
       </w:r>
       <w:r>
         <w:rPr>
           <w:i/>
         </w:rPr>
-        <w:t>Technological Forecasting and Social Change</w:t>
+        <w:t>Communications Earth &amp; Environment</w:t>
       </w:r>
       <w:r>
         <w:t>,</w:t>
@@ -53636,10 +59600,10 @@
         <w:rPr>
           <w:i/>
         </w:rPr>
-        <w:t xml:space="preserve"> 71</w:t>
-      </w:r>
-      <w:r>
-        <w:t>(1-2), 5-26</w:t>
+        <w:t xml:space="preserve"> 5</w:t>
+      </w:r>
+      <w:r>
+        <w:t>(1), 726</w:t>
       </w:r>
       <w:r>
         <w:rPr>
@@ -53658,13 +59622,13 @@
         </w:rPr>
       </w:pPr>
       <w:r>
-        <w:t xml:space="preserve">Porter, A. L., Zhang, Y., &amp; Newman, N. C. (2024). Tech mining: a revisit and navigation. </w:t>
+        <w:t xml:space="preserve">Huang, Y., Li, R., Zou, F., Jiang, L., Porter, A. L., &amp; Zhang, L. (2022). Technology life cycle analysis: From the dynamic perspective of patent citation networks. </w:t>
       </w:r>
       <w:r>
         <w:rPr>
           <w:i/>
         </w:rPr>
-        <w:t>Frontiers in Research Metrics and Analytics</w:t>
+        <w:t>Technological Forecasting and Social Change</w:t>
       </w:r>
       <w:r>
         <w:t>,</w:t>
@@ -53673,10 +59637,10 @@
         <w:rPr>
           <w:i/>
         </w:rPr>
-        <w:t xml:space="preserve"> 9</w:t>
-      </w:r>
-      <w:r>
-        <w:t>, 1364053</w:t>
+        <w:t xml:space="preserve"> 181</w:t>
+      </w:r>
+      <w:r>
+        <w:t>, 121760</w:t>
       </w:r>
       <w:r>
         <w:rPr>
@@ -53695,32 +59659,13 @@
         </w:rPr>
       </w:pPr>
       <w:r>
-        <w:lastRenderedPageBreak/>
-        <w:t xml:space="preserve">Rahman, M. M., &amp; Thill, J.-C. (2024). A Comprehensive Survey of the Key Determinants of Electric Vehicle Adoption: Challenges and Opportunities in the Smart City Context. </w:t>
-      </w:r>
-      <w:r>
-        <w:rPr>
-          <w:i/>
-        </w:rPr>
-        <w:t>World Electric Vehicle Journal</w:t>
-      </w:r>
-      <w:r>
-        <w:t>,</w:t>
-      </w:r>
-      <w:r>
-        <w:rPr>
-          <w:i/>
-        </w:rPr>
-        <w:t xml:space="preserve"> 15</w:t>
-      </w:r>
-      <w:r>
-        <w:t>(12), 588</w:t>
-      </w:r>
-      <w:r>
-        <w:rPr>
-          <w:rtl/>
-        </w:rPr>
-        <w:t xml:space="preserve">. </w:t>
+        <w:t>Jain, K., &amp; Srivastava, M. (2024). Which Technologies Will Drive the Battery Electric Vehicle Industry?: A Keyword Network Based Roadmapping. 2024 Portland International Conference on Management of Engineering and Technology (PICMET)</w:t>
+      </w:r>
+      <w:r>
+        <w:rPr>
+          <w:rtl/>
+        </w:rPr>
+        <w:t xml:space="preserve">, </w:t>
       </w:r>
     </w:p>
     <w:p>
@@ -53733,13 +59678,13 @@
         </w:rPr>
       </w:pPr>
       <w:r>
-        <w:t xml:space="preserve">Rajashekara, K. (2013). Present status and future trends in electric vehicle propulsion technologies. </w:t>
+        <w:t xml:space="preserve">Jiang, S., Sarica, S., Song, B., Hu, J., &amp; Luo, J. (2022). Patent data for engineering design: A critical review and future directions. </w:t>
       </w:r>
       <w:r>
         <w:rPr>
           <w:i/>
         </w:rPr>
-        <w:t>IEEE journal of emerging and selected topics in power electronics</w:t>
+        <w:t>Journal of Computing and Information Science in Engineering</w:t>
       </w:r>
       <w:r>
         <w:t>,</w:t>
@@ -53748,10 +59693,10 @@
         <w:rPr>
           <w:i/>
         </w:rPr>
-        <w:t xml:space="preserve"> 1</w:t>
-      </w:r>
-      <w:r>
-        <w:t>(1), 3-10</w:t>
+        <w:t xml:space="preserve"> 22</w:t>
+      </w:r>
+      <w:r>
+        <w:t>(6), 060902</w:t>
       </w:r>
       <w:r>
         <w:rPr>
@@ -53770,13 +59715,13 @@
         </w:rPr>
       </w:pPr>
       <w:r>
-        <w:t xml:space="preserve">Sanguesa, J. A., Torres-Sanz, V., Garrido, P., Martinez, F. J., &amp; Marquez-Barja, J. M. (2021). A review on electric vehicles: Technologies and challenges. </w:t>
+        <w:t xml:space="preserve">Jung, F., Schröder, M., &amp; Timme, M. (2023). Exponential adoption of battery electric cars. </w:t>
       </w:r>
       <w:r>
         <w:rPr>
           <w:i/>
         </w:rPr>
-        <w:t>Smart Cities</w:t>
+        <w:t>PLoS one</w:t>
       </w:r>
       <w:r>
         <w:t>,</w:t>
@@ -53785,10 +59730,10 @@
         <w:rPr>
           <w:i/>
         </w:rPr>
-        <w:t xml:space="preserve"> 4</w:t>
-      </w:r>
-      <w:r>
-        <w:t>(1), 372-404</w:t>
+        <w:t xml:space="preserve"> 18</w:t>
+      </w:r>
+      <w:r>
+        <w:t>(12), e0295692</w:t>
       </w:r>
       <w:r>
         <w:rPr>
@@ -53807,13 +59752,13 @@
         </w:rPr>
       </w:pPr>
       <w:r>
-        <w:t xml:space="preserve">Sarica, S., Luo, J., &amp; Wood, K. L. (2020). TechNet: Technology semantic network based on patent data. </w:t>
+        <w:t xml:space="preserve">Kalthaus, M. (2020). Knowledge recombination along the technology life cycle. </w:t>
       </w:r>
       <w:r>
         <w:rPr>
           <w:i/>
         </w:rPr>
-        <w:t>Expert Systems with Applications</w:t>
+        <w:t>Journal of Evolutionary Economics</w:t>
       </w:r>
       <w:r>
         <w:t>,</w:t>
@@ -53822,10 +59767,10 @@
         <w:rPr>
           <w:i/>
         </w:rPr>
-        <w:t xml:space="preserve"> 142</w:t>
-      </w:r>
-      <w:r>
-        <w:t>, 112995</w:t>
+        <w:t xml:space="preserve"> 30</w:t>
+      </w:r>
+      <w:r>
+        <w:t>(3), 643-704</w:t>
       </w:r>
       <w:r>
         <w:rPr>
@@ -53844,6 +59789,788 @@
         </w:rPr>
       </w:pPr>
       <w:r>
+        <w:t xml:space="preserve">Khademi, B., Lampela, H., de Waal, G. A., &amp; Smyrnios, K. X. (2024). A roadmap for systematically identifying opportunities in geographically bounded ecosystems using patent analytics. </w:t>
+      </w:r>
+      <w:r>
+        <w:rPr>
+          <w:i/>
+        </w:rPr>
+        <w:t>Scandinavian Journal of Management</w:t>
+      </w:r>
+      <w:r>
+        <w:t>,</w:t>
+      </w:r>
+      <w:r>
+        <w:rPr>
+          <w:i/>
+        </w:rPr>
+        <w:t xml:space="preserve"> 40</w:t>
+      </w:r>
+      <w:r>
+        <w:t>(1), 101320</w:t>
+      </w:r>
+      <w:r>
+        <w:rPr>
+          <w:rtl/>
+        </w:rPr>
+        <w:t xml:space="preserve">. </w:t>
+      </w:r>
+    </w:p>
+    <w:p>
+      <w:pPr>
+        <w:pStyle w:val="EndNoteBibliography"/>
+        <w:spacing w:after="0"/>
+        <w:ind w:left="720" w:hanging="720"/>
+        <w:rPr>
+          <w:rtl/>
+        </w:rPr>
+      </w:pPr>
+      <w:r>
+        <w:t xml:space="preserve">Kim, G., Lee, J., Jang, D., &amp; Park, S. (2016). Technology clusters exploration for patent portfolio through patent abstract analysis. </w:t>
+      </w:r>
+      <w:r>
+        <w:rPr>
+          <w:i/>
+        </w:rPr>
+        <w:t>Sustainability</w:t>
+      </w:r>
+      <w:r>
+        <w:rPr>
+          <w:rtl/>
+        </w:rPr>
+        <w:t>,</w:t>
+      </w:r>
+      <w:r>
+        <w:rPr>
+          <w:i/>
+          <w:rtl/>
+        </w:rPr>
+        <w:t xml:space="preserve"> 8</w:t>
+      </w:r>
+      <w:r>
+        <w:rPr>
+          <w:rtl/>
+        </w:rPr>
+        <w:t xml:space="preserve">(12), 1252. </w:t>
+      </w:r>
+    </w:p>
+    <w:p>
+      <w:pPr>
+        <w:pStyle w:val="EndNoteBibliography"/>
+        <w:spacing w:after="0"/>
+        <w:ind w:left="720" w:hanging="720"/>
+        <w:rPr>
+          <w:rtl/>
+        </w:rPr>
+      </w:pPr>
+      <w:r>
+        <w:t xml:space="preserve">Kim, J., &amp; Geum, Y. (2021). How to develop data-driven technology roadmaps: The integration of topic modeling and link prediction. </w:t>
+      </w:r>
+      <w:r>
+        <w:rPr>
+          <w:i/>
+        </w:rPr>
+        <w:t>Technological Forecasting and Social Change</w:t>
+      </w:r>
+      <w:r>
+        <w:t>,</w:t>
+      </w:r>
+      <w:r>
+        <w:rPr>
+          <w:i/>
+        </w:rPr>
+        <w:t xml:space="preserve"> 171</w:t>
+      </w:r>
+      <w:r>
+        <w:t>, 120972</w:t>
+      </w:r>
+      <w:r>
+        <w:rPr>
+          <w:rtl/>
+        </w:rPr>
+        <w:t xml:space="preserve">. </w:t>
+      </w:r>
+    </w:p>
+    <w:p>
+      <w:pPr>
+        <w:pStyle w:val="EndNoteBibliography"/>
+        <w:spacing w:after="0"/>
+        <w:ind w:left="720" w:hanging="720"/>
+        <w:rPr>
+          <w:rtl/>
+        </w:rPr>
+      </w:pPr>
+      <w:r>
+        <w:t xml:space="preserve">Lee, S., Park, G., Yoon, B., &amp; Park, J. (2010). Open innovation in SMEs—An intermediated network model. </w:t>
+      </w:r>
+      <w:r>
+        <w:rPr>
+          <w:i/>
+        </w:rPr>
+        <w:t>Research policy</w:t>
+      </w:r>
+      <w:r>
+        <w:t>,</w:t>
+      </w:r>
+      <w:r>
+        <w:rPr>
+          <w:i/>
+        </w:rPr>
+        <w:t xml:space="preserve"> 39</w:t>
+      </w:r>
+      <w:r>
+        <w:t>(2), 290-300</w:t>
+      </w:r>
+      <w:r>
+        <w:rPr>
+          <w:rtl/>
+        </w:rPr>
+        <w:t xml:space="preserve">. </w:t>
+      </w:r>
+    </w:p>
+    <w:p>
+      <w:pPr>
+        <w:pStyle w:val="EndNoteBibliography"/>
+        <w:spacing w:after="0"/>
+        <w:ind w:left="720" w:hanging="720"/>
+        <w:rPr>
+          <w:rtl/>
+        </w:rPr>
+      </w:pPr>
+      <w:r>
+        <w:t xml:space="preserve">Leite, D. F., Padilha, M. A. S., &amp; Cecatti, J. G. (2019). Approaching literature review for academic purposes: The Literature Review Checklist. </w:t>
+      </w:r>
+      <w:r>
+        <w:rPr>
+          <w:i/>
+        </w:rPr>
+        <w:t>Clinics</w:t>
+      </w:r>
+      <w:r>
+        <w:t>,</w:t>
+      </w:r>
+      <w:r>
+        <w:rPr>
+          <w:i/>
+        </w:rPr>
+        <w:t xml:space="preserve"> 74</w:t>
+      </w:r>
+      <w:r>
+        <w:t>, e1403</w:t>
+      </w:r>
+      <w:r>
+        <w:rPr>
+          <w:rtl/>
+        </w:rPr>
+        <w:t xml:space="preserve">. </w:t>
+      </w:r>
+    </w:p>
+    <w:p>
+      <w:pPr>
+        <w:pStyle w:val="EndNoteBibliography"/>
+        <w:spacing w:after="0"/>
+        <w:ind w:left="720" w:hanging="720"/>
+        <w:rPr>
+          <w:rtl/>
+        </w:rPr>
+      </w:pPr>
+      <w:r>
+        <w:t xml:space="preserve">Li, J.-P., Naqvi, B., Rizvi, S. K. A., &amp; Chang, H.-L. (2021). Bitcoin: The biggest financial innovation of fourth industrial revolution and a portfolio's efficiency booster. </w:t>
+      </w:r>
+      <w:r>
+        <w:rPr>
+          <w:i/>
+        </w:rPr>
+        <w:t>Technological Forecasting and Social Change</w:t>
+      </w:r>
+      <w:r>
+        <w:t>,</w:t>
+      </w:r>
+      <w:r>
+        <w:rPr>
+          <w:i/>
+        </w:rPr>
+        <w:t xml:space="preserve"> 162</w:t>
+      </w:r>
+      <w:r>
+        <w:t>, 120383</w:t>
+      </w:r>
+      <w:r>
+        <w:rPr>
+          <w:rtl/>
+        </w:rPr>
+        <w:t xml:space="preserve">. </w:t>
+      </w:r>
+    </w:p>
+    <w:p>
+      <w:pPr>
+        <w:pStyle w:val="EndNoteBibliography"/>
+        <w:spacing w:after="0"/>
+        <w:ind w:left="720" w:hanging="720"/>
+        <w:rPr>
+          <w:rtl/>
+        </w:rPr>
+      </w:pPr>
+      <w:r>
+        <w:t>Li, X., Wu, Y., Cheng</w:t>
+      </w:r>
+      <w:r>
+        <w:rPr>
+          <w:rtl/>
+        </w:rPr>
+        <w:t xml:space="preserve">, </w:t>
+      </w:r>
+      <w:r>
+        <w:t xml:space="preserve">H., Xie, Q., &amp; Daim, T. (2023). Identifying technology opportunity using SAO semantic mining and outlier detection method: A case of triboelectric nanogenerator technology. </w:t>
+      </w:r>
+      <w:r>
+        <w:rPr>
+          <w:i/>
+        </w:rPr>
+        <w:t>Technological Forecasting and Social Change</w:t>
+      </w:r>
+      <w:r>
+        <w:t>,</w:t>
+      </w:r>
+      <w:r>
+        <w:rPr>
+          <w:i/>
+        </w:rPr>
+        <w:t xml:space="preserve"> 189</w:t>
+      </w:r>
+      <w:r>
+        <w:t>, 122353</w:t>
+      </w:r>
+      <w:r>
+        <w:rPr>
+          <w:rtl/>
+        </w:rPr>
+        <w:t xml:space="preserve">. </w:t>
+      </w:r>
+    </w:p>
+    <w:p>
+      <w:pPr>
+        <w:pStyle w:val="EndNoteBibliography"/>
+        <w:spacing w:after="0"/>
+        <w:ind w:left="720" w:hanging="720"/>
+        <w:rPr>
+          <w:rtl/>
+        </w:rPr>
+      </w:pPr>
+      <w:r>
+        <w:t xml:space="preserve">Liu, Z., Feng, J., &amp; Uden, L. (2023). Technology opportunity analysis using hierarchical semantic networks and dual link prediction. </w:t>
+      </w:r>
+      <w:r>
+        <w:rPr>
+          <w:i/>
+        </w:rPr>
+        <w:t>Technovation</w:t>
+      </w:r>
+      <w:r>
+        <w:t>,</w:t>
+      </w:r>
+      <w:r>
+        <w:rPr>
+          <w:i/>
+        </w:rPr>
+        <w:t xml:space="preserve"> 128</w:t>
+      </w:r>
+      <w:r>
+        <w:t xml:space="preserve">, 102872. </w:t>
+      </w:r>
+      <w:hyperlink r:id="rId15" w:history="1">
+        <w:r>
+          <w:rPr>
+            <w:rStyle w:val="Hyperlink"/>
+          </w:rPr>
+          <w:t>https://doi.org/https://doi.org/10.1016/j.technovation.2023.102872</w:t>
+        </w:r>
+      </w:hyperlink>
+      <w:r>
+        <w:rPr>
+          <w:rtl/>
+        </w:rPr>
+        <w:t xml:space="preserve"> </w:t>
+      </w:r>
+    </w:p>
+    <w:p>
+      <w:pPr>
+        <w:pStyle w:val="EndNoteBibliography"/>
+        <w:spacing w:after="0"/>
+        <w:ind w:left="720" w:hanging="720"/>
+        <w:rPr>
+          <w:rtl/>
+        </w:rPr>
+      </w:pPr>
+      <w:r>
+        <w:t xml:space="preserve">Ma, S.-C., Xu, J.-H., &amp; Fan, Y. (2022). Characteristics and key trends of global electric vehicle technology development: A multi-method patent analysis. </w:t>
+      </w:r>
+      <w:r>
+        <w:rPr>
+          <w:i/>
+        </w:rPr>
+        <w:t>Journal of Cleaner Production</w:t>
+      </w:r>
+      <w:r>
+        <w:t>,</w:t>
+      </w:r>
+      <w:r>
+        <w:rPr>
+          <w:i/>
+        </w:rPr>
+        <w:t xml:space="preserve"> 338</w:t>
+      </w:r>
+      <w:r>
+        <w:t>, 130502</w:t>
+      </w:r>
+      <w:r>
+        <w:rPr>
+          <w:rtl/>
+        </w:rPr>
+        <w:t xml:space="preserve">. </w:t>
+      </w:r>
+    </w:p>
+    <w:p>
+      <w:pPr>
+        <w:pStyle w:val="EndNoteBibliography"/>
+        <w:spacing w:after="0"/>
+        <w:ind w:left="720" w:hanging="720"/>
+        <w:rPr>
+          <w:rtl/>
+        </w:rPr>
+      </w:pPr>
+      <w:r>
+        <w:t xml:space="preserve">Mark A. Aiello, K. A. J., Zachary M. Ulewicz of Foley &amp; Lardner LLP. (2025). Successfully Navigating EV Product Roll-Outs: Manufacturers Balance Innovation and Legacy Needs. </w:t>
+      </w:r>
+      <w:r>
+        <w:rPr>
+          <w:i/>
+        </w:rPr>
+        <w:t>Information Processing &amp; Management</w:t>
+      </w:r>
+      <w:r>
+        <w:rPr>
+          <w:rtl/>
+        </w:rPr>
+        <w:t xml:space="preserve">. </w:t>
+      </w:r>
+    </w:p>
+    <w:p>
+      <w:pPr>
+        <w:pStyle w:val="EndNoteBibliography"/>
+        <w:spacing w:after="0"/>
+        <w:ind w:left="720" w:hanging="720"/>
+        <w:rPr>
+          <w:rtl/>
+        </w:rPr>
+      </w:pPr>
+      <w:r>
+        <w:t xml:space="preserve">Mohseni, S., Brent, A. C., Kelly, S., &amp; Browne, W. N. (2022). Demand response-integrated investment and operational planning of renewable and sustainable energy systems considering forecast uncertainties: A systematic review. </w:t>
+      </w:r>
+      <w:r>
+        <w:rPr>
+          <w:i/>
+        </w:rPr>
+        <w:t>Renewable and Sustainable Energy Reviews</w:t>
+      </w:r>
+      <w:r>
+        <w:t>,</w:t>
+      </w:r>
+      <w:r>
+        <w:rPr>
+          <w:i/>
+        </w:rPr>
+        <w:t xml:space="preserve"> 158</w:t>
+      </w:r>
+      <w:r>
+        <w:t xml:space="preserve">, 112095. </w:t>
+      </w:r>
+      <w:hyperlink r:id="rId16" w:history="1">
+        <w:r>
+          <w:rPr>
+            <w:rStyle w:val="Hyperlink"/>
+          </w:rPr>
+          <w:t>https://doi.org/https://doi.org/10.1016/j.rser.2022.112095</w:t>
+        </w:r>
+      </w:hyperlink>
+      <w:r>
+        <w:rPr>
+          <w:rtl/>
+        </w:rPr>
+        <w:t xml:space="preserve"> </w:t>
+      </w:r>
+    </w:p>
+    <w:p>
+      <w:pPr>
+        <w:pStyle w:val="EndNoteBibliography"/>
+        <w:spacing w:after="0"/>
+        <w:ind w:left="720" w:hanging="720"/>
+        <w:rPr>
+          <w:rtl/>
+        </w:rPr>
+      </w:pPr>
+      <w:r>
+        <w:t>Morgan-Thomas, A., Dessart, L., &amp; Veloutsou, C. (2020). Digital</w:t>
+      </w:r>
+      <w:r>
+        <w:rPr>
+          <w:rtl/>
+        </w:rPr>
+        <w:t xml:space="preserve"> </w:t>
+      </w:r>
+      <w:r>
+        <w:t xml:space="preserve">ecosystem and consumer engagement: A socio-technical perspective. </w:t>
+      </w:r>
+      <w:r>
+        <w:rPr>
+          <w:i/>
+        </w:rPr>
+        <w:t>Journal of Business Research</w:t>
+      </w:r>
+      <w:r>
+        <w:t>,</w:t>
+      </w:r>
+      <w:r>
+        <w:rPr>
+          <w:i/>
+        </w:rPr>
+        <w:t xml:space="preserve"> 121</w:t>
+      </w:r>
+      <w:r>
+        <w:t>, 713-723</w:t>
+      </w:r>
+      <w:r>
+        <w:rPr>
+          <w:rtl/>
+        </w:rPr>
+        <w:t xml:space="preserve">. </w:t>
+      </w:r>
+    </w:p>
+    <w:p>
+      <w:pPr>
+        <w:pStyle w:val="EndNoteBibliography"/>
+        <w:spacing w:after="0"/>
+        <w:ind w:left="720" w:hanging="720"/>
+        <w:rPr>
+          <w:rtl/>
+        </w:rPr>
+      </w:pPr>
+      <w:r>
+        <w:t xml:space="preserve">Oliveira Valerio, K. G. d., Sanches da Silva, C. E., &amp; Neves, S. M. (2021). Overview on the technology roadmapping (TRM) literature: gaps and perspectives. </w:t>
+      </w:r>
+      <w:r>
+        <w:rPr>
+          <w:i/>
+        </w:rPr>
+        <w:t>Technology Analysis &amp; Strategic Management</w:t>
+      </w:r>
+      <w:r>
+        <w:t>,</w:t>
+      </w:r>
+      <w:r>
+        <w:rPr>
+          <w:i/>
+        </w:rPr>
+        <w:t xml:space="preserve"> 33</w:t>
+      </w:r>
+      <w:r>
+        <w:t>(1), 58-69</w:t>
+      </w:r>
+      <w:r>
+        <w:rPr>
+          <w:rtl/>
+        </w:rPr>
+        <w:t xml:space="preserve">. </w:t>
+      </w:r>
+    </w:p>
+    <w:p>
+      <w:pPr>
+        <w:pStyle w:val="EndNoteBibliography"/>
+        <w:spacing w:after="0"/>
+        <w:ind w:left="720" w:hanging="720"/>
+        <w:rPr>
+          <w:rtl/>
+        </w:rPr>
+      </w:pPr>
+      <w:r>
+        <w:lastRenderedPageBreak/>
+        <w:t xml:space="preserve">Onat, N. C., &amp; Kucukvar, M. (2022). A systematic review on sustainability assessment of electric vehicles: Knowledge gaps and future perspectives. </w:t>
+      </w:r>
+      <w:r>
+        <w:rPr>
+          <w:i/>
+        </w:rPr>
+        <w:t>Environmental Impact Assessment Review</w:t>
+      </w:r>
+      <w:r>
+        <w:t>,</w:t>
+      </w:r>
+      <w:r>
+        <w:rPr>
+          <w:i/>
+        </w:rPr>
+        <w:t xml:space="preserve"> 97</w:t>
+      </w:r>
+      <w:r>
+        <w:t>, 106867</w:t>
+      </w:r>
+      <w:r>
+        <w:rPr>
+          <w:rtl/>
+        </w:rPr>
+        <w:t xml:space="preserve">. </w:t>
+      </w:r>
+    </w:p>
+    <w:p>
+      <w:pPr>
+        <w:pStyle w:val="EndNoteBibliography"/>
+        <w:spacing w:after="0"/>
+        <w:ind w:left="720" w:hanging="720"/>
+        <w:rPr>
+          <w:rtl/>
+        </w:rPr>
+      </w:pPr>
+      <w:r>
+        <w:t xml:space="preserve">Phaal, R., Farrukh, C. J., &amp; Probert, D. R. (2004). Technology roadmapping—a planning framework for evolution and revolution. </w:t>
+      </w:r>
+      <w:r>
+        <w:rPr>
+          <w:i/>
+        </w:rPr>
+        <w:t>Technological Forecasting and Social Change</w:t>
+      </w:r>
+      <w:r>
+        <w:t>,</w:t>
+      </w:r>
+      <w:r>
+        <w:rPr>
+          <w:i/>
+        </w:rPr>
+        <w:t xml:space="preserve"> 71</w:t>
+      </w:r>
+      <w:r>
+        <w:t>(1-2), 5-26</w:t>
+      </w:r>
+      <w:r>
+        <w:rPr>
+          <w:rtl/>
+        </w:rPr>
+        <w:t xml:space="preserve">. </w:t>
+      </w:r>
+    </w:p>
+    <w:p>
+      <w:pPr>
+        <w:pStyle w:val="EndNoteBibliography"/>
+        <w:spacing w:after="0"/>
+        <w:ind w:left="720" w:hanging="720"/>
+        <w:rPr>
+          <w:rtl/>
+        </w:rPr>
+      </w:pPr>
+      <w:r>
+        <w:t xml:space="preserve">Porter, A. L., Zhang, Y., &amp; Newman, N. C. (2024). Tech mining: a revisit and navigation. </w:t>
+      </w:r>
+      <w:r>
+        <w:rPr>
+          <w:i/>
+        </w:rPr>
+        <w:t>Frontiers in Research Metrics and Analytics</w:t>
+      </w:r>
+      <w:r>
+        <w:t>,</w:t>
+      </w:r>
+      <w:r>
+        <w:rPr>
+          <w:i/>
+        </w:rPr>
+        <w:t xml:space="preserve"> 9</w:t>
+      </w:r>
+      <w:r>
+        <w:t>, 1364053</w:t>
+      </w:r>
+      <w:r>
+        <w:rPr>
+          <w:rtl/>
+        </w:rPr>
+        <w:t xml:space="preserve">. </w:t>
+      </w:r>
+    </w:p>
+    <w:p>
+      <w:pPr>
+        <w:pStyle w:val="EndNoteBibliography"/>
+        <w:spacing w:after="0"/>
+        <w:ind w:left="720" w:hanging="720"/>
+        <w:rPr>
+          <w:rtl/>
+        </w:rPr>
+      </w:pPr>
+      <w:r>
+        <w:t xml:space="preserve">Rahman, M. M., &amp; Thill, J.-C. (2024). A Comprehensive Survey of the Key Determinants of Electric Vehicle Adoption: Challenges and Opportunities in the Smart City Context. </w:t>
+      </w:r>
+      <w:r>
+        <w:rPr>
+          <w:i/>
+        </w:rPr>
+        <w:t>World Electric Vehicle Journal</w:t>
+      </w:r>
+      <w:r>
+        <w:t>,</w:t>
+      </w:r>
+      <w:r>
+        <w:rPr>
+          <w:i/>
+        </w:rPr>
+        <w:t xml:space="preserve"> 15</w:t>
+      </w:r>
+      <w:r>
+        <w:t>(12), 588</w:t>
+      </w:r>
+      <w:r>
+        <w:rPr>
+          <w:rtl/>
+        </w:rPr>
+        <w:t xml:space="preserve">. </w:t>
+      </w:r>
+    </w:p>
+    <w:p>
+      <w:pPr>
+        <w:pStyle w:val="EndNoteBibliography"/>
+        <w:spacing w:after="0"/>
+        <w:ind w:left="720" w:hanging="720"/>
+        <w:rPr>
+          <w:rtl/>
+        </w:rPr>
+      </w:pPr>
+      <w:r>
+        <w:t xml:space="preserve">Rajashekara, K. (2013). Present status and future trends in electric vehicle propulsion technologies. </w:t>
+      </w:r>
+      <w:r>
+        <w:rPr>
+          <w:i/>
+        </w:rPr>
+        <w:t>IEEE journal of emerging and selected topics in power electronics</w:t>
+      </w:r>
+      <w:r>
+        <w:t>,</w:t>
+      </w:r>
+      <w:r>
+        <w:rPr>
+          <w:i/>
+        </w:rPr>
+        <w:t xml:space="preserve"> 1</w:t>
+      </w:r>
+      <w:r>
+        <w:t>(1), 3-10</w:t>
+      </w:r>
+      <w:r>
+        <w:rPr>
+          <w:rtl/>
+        </w:rPr>
+        <w:t xml:space="preserve">. </w:t>
+      </w:r>
+    </w:p>
+    <w:p>
+      <w:pPr>
+        <w:pStyle w:val="EndNoteBibliography"/>
+        <w:spacing w:after="0"/>
+        <w:ind w:left="720" w:hanging="720"/>
+        <w:rPr>
+          <w:rtl/>
+        </w:rPr>
+      </w:pPr>
+      <w:r>
+        <w:t>Sanguesa, J. A</w:t>
+      </w:r>
+      <w:r>
+        <w:rPr>
+          <w:rtl/>
+        </w:rPr>
+        <w:t xml:space="preserve">., </w:t>
+      </w:r>
+      <w:r>
+        <w:t xml:space="preserve">Torres-Sanz, V., Garrido, P., Martinez, F. J., &amp; Marquez-Barja, J. M. (2021). A review on electric vehicles: Technologies and challenges. </w:t>
+      </w:r>
+      <w:r>
+        <w:rPr>
+          <w:i/>
+        </w:rPr>
+        <w:t>Smart Cities</w:t>
+      </w:r>
+      <w:r>
+        <w:t>,</w:t>
+      </w:r>
+      <w:r>
+        <w:rPr>
+          <w:i/>
+        </w:rPr>
+        <w:t xml:space="preserve"> 4</w:t>
+      </w:r>
+      <w:r>
+        <w:t>(1), 372-404</w:t>
+      </w:r>
+      <w:r>
+        <w:rPr>
+          <w:rtl/>
+        </w:rPr>
+        <w:t xml:space="preserve">. </w:t>
+      </w:r>
+    </w:p>
+    <w:p>
+      <w:pPr>
+        <w:pStyle w:val="EndNoteBibliography"/>
+        <w:spacing w:after="0"/>
+        <w:ind w:left="720" w:hanging="720"/>
+        <w:rPr>
+          <w:rtl/>
+        </w:rPr>
+      </w:pPr>
+      <w:r>
+        <w:t>Sarica, S., Luo, J., &amp; Wood, K. L. (2020). TechNet: Technology semantic network based</w:t>
+      </w:r>
+      <w:r>
+        <w:rPr>
+          <w:rtl/>
+        </w:rPr>
+        <w:t xml:space="preserve"> </w:t>
+      </w:r>
+      <w:r>
+        <w:t xml:space="preserve">on patent data. </w:t>
+      </w:r>
+      <w:r>
+        <w:rPr>
+          <w:i/>
+        </w:rPr>
+        <w:t>Expert Systems with Applications</w:t>
+      </w:r>
+      <w:r>
+        <w:t>,</w:t>
+      </w:r>
+      <w:r>
+        <w:rPr>
+          <w:i/>
+        </w:rPr>
+        <w:t xml:space="preserve"> 142</w:t>
+      </w:r>
+      <w:r>
+        <w:t>, 112995</w:t>
+      </w:r>
+      <w:r>
+        <w:rPr>
+          <w:rtl/>
+        </w:rPr>
+        <w:t xml:space="preserve">. </w:t>
+      </w:r>
+    </w:p>
+    <w:p>
+      <w:pPr>
+        <w:pStyle w:val="EndNoteBibliography"/>
+        <w:spacing w:after="0"/>
+        <w:ind w:left="720" w:hanging="720"/>
+        <w:rPr>
+          <w:rtl/>
+        </w:rPr>
+      </w:pPr>
+      <w:r>
         <w:t xml:space="preserve">Siddika, A., Mamun, M. A. A., Alyousef, R., &amp; Amran, Y. H. M. (2019). Strengthening of reinforced concrete beams by using fiber-reinforced polymer composites: A review. </w:t>
       </w:r>
       <w:r>
@@ -53864,7 +60591,7 @@
       <w:r>
         <w:t xml:space="preserve">, 100798. </w:t>
       </w:r>
-      <w:hyperlink r:id="rId18" w:history="1">
+      <w:hyperlink r:id="rId17" w:history="1">
         <w:r>
           <w:rPr>
             <w:rStyle w:val="Hyperlink"/>
@@ -53926,13 +60653,7 @@
         </w:rPr>
       </w:pPr>
       <w:r>
-        <w:t>Singh, S., &amp; Sai Vijay, T. (2024). Technology roadmapping for the e-commerce sector: A text-mining approach</w:t>
-      </w:r>
-      <w:r>
-        <w:rPr>
-          <w:rtl/>
-        </w:rPr>
-        <w:t xml:space="preserve">. </w:t>
+        <w:t xml:space="preserve">Singh, S., &amp; Sai Vijay, T. (2024). Technology roadmapping for the e-commerce sector: A text-mining approach. </w:t>
       </w:r>
       <w:r>
         <w:rPr>
@@ -53952,12 +60673,19 @@
       <w:r>
         <w:t xml:space="preserve">, 103977. </w:t>
       </w:r>
-      <w:hyperlink r:id="rId19" w:history="1">
+      <w:hyperlink r:id="rId18" w:history="1">
         <w:r>
           <w:rPr>
             <w:rStyle w:val="Hyperlink"/>
           </w:rPr>
-          <w:t>https://doi.org/https://doi.org/10.1016/j.jretconser.2024.103977</w:t>
+          <w:t>https://doi.org/https://doi.org/10.1016/j.jretconser.2024.103</w:t>
+        </w:r>
+        <w:r>
+          <w:rPr>
+            <w:rStyle w:val="Hyperlink"/>
+            <w:rtl/>
+          </w:rPr>
+          <w:t>977</w:t>
         </w:r>
       </w:hyperlink>
       <w:r>
@@ -53977,16 +60705,7 @@
         </w:rPr>
       </w:pPr>
       <w:r>
-        <w:t>Singh, S., Singh, S., Kraus, S., Sharma, A., &amp; Dhir, S. (2024). Characterizing generative artificial intelligence applications: Text</w:t>
-      </w:r>
-      <w:r>
-        <w:rPr>
-          <w:rtl/>
-        </w:rPr>
-        <w:t>-</w:t>
-      </w:r>
-      <w:r>
-        <w:t xml:space="preserve">mining-enabled technology roadmapping. </w:t>
+        <w:t xml:space="preserve">Singh, S., Singh, S., Kraus, S., Sharma, A., &amp; Dhir, S. (2024). Characterizing generative artificial intelligence applications: Text-mining-enabled technology roadmapping. </w:t>
       </w:r>
       <w:r>
         <w:rPr>
@@ -54043,7 +60762,7 @@
       <w:r>
         <w:t xml:space="preserve">, 333-339. </w:t>
       </w:r>
-      <w:hyperlink r:id="rId20" w:history="1">
+      <w:hyperlink r:id="rId19" w:history="1">
         <w:r>
           <w:rPr>
             <w:rStyle w:val="Hyperlink"/>
@@ -54187,25 +60906,12 @@
         </w:rPr>
         <w:t xml:space="preserve">. </w:t>
       </w:r>
-      <w:hyperlink r:id="rId21" w:history="1">
+      <w:hyperlink r:id="rId20" w:history="1">
         <w:r>
           <w:rPr>
             <w:rStyle w:val="Hyperlink"/>
           </w:rPr>
-          <w:t>https://www.tabnak.ir/fa/news/1187968/%D8%A8%D8%B1%D9%86%D8%A7%D9%85%D9%87-%D9%87%D8%A7%DB%8C-%D8%A7%DB%8C%D8%B1%D8%A7%D9%86-%D8%AE%D9%88%D</w:t>
-        </w:r>
-        <w:r>
-          <w:rPr>
-            <w:rStyle w:val="Hyperlink"/>
-            <w:rtl/>
-          </w:rPr>
-          <w:t>8%</w:t>
-        </w:r>
-        <w:r>
-          <w:rPr>
-            <w:rStyle w:val="Hyperlink"/>
-          </w:rPr>
-          <w:t>AF%D8%B1%D9%88-%D8%A8%D8%B1%D8%A7%DB%8C-%D8%B9%D8%B1%D8%B6%D9%87-%D9%88-%D8%AA%D9%88%D9%84%DB%8C%D8%AF-%D8%AE%D9%88%D8%AF%D8%B1%D9%88%D9%87%D8%A7%DB%8C-%D8%A8%D8%B1%D9%82%DB%8C-%D9%88-%D9%87%DB%8C%D8%A8%D8%B1%DB%8C%D8%AF%DB%8C?utm_source=chatgpt.com</w:t>
+          <w:t>https://www.tabnak.ir/fa/news/1187968/%D8%A8%D8%B1%D9%86%D8%A7%D9%85%D9%87-%D9%87%D8%A7%DB%8C-%D8%A7%DB%8C%D8%B1%D8%A7%D9%86-%D8%AE%D9%88%D8%AF%D8%B1%D9%88-%D8%A8%D8%B1%D8%A7%DB%8C-%D8%B9%D8%B1%D8%B6%D9%87-%D9%88-%D8%AA%D9%88%D9%84%DB%8C%D8%AF-%D8%AE%D9%88%D8%AF%D8%B1%D9%88%D9%87%D8%A7%DB%8C-%D8%A8%D8%B1%D9%82%DB%8C-%D9%88-%D9%87%DB%8C%D8%A8%D8%B1%DB%8C%D8%AF%DB%8C?utm_source=chatgpt.com</w:t>
         </w:r>
       </w:hyperlink>
     </w:p>
@@ -54300,12 +61006,38 @@
         </w:rPr>
         <w:t xml:space="preserve">. </w:t>
       </w:r>
-      <w:hyperlink r:id="rId22" w:history="1">
+      <w:hyperlink r:id="rId21" w:history="1">
         <w:r>
           <w:rPr>
             <w:rStyle w:val="Hyperlink"/>
           </w:rPr>
-          <w:t>https://www.tahlilbazaar.com/news/287889/%D8%AA%D8%B9%D8%B1%D9%81%D9%87-%D9%88%D8%A7%D8%B1%D8%AF%D8%A7%D8%AA-%D8%AE%D9%88%D8%AF%D8%B1%D9%88%D9%87%D8%A7%DB%8C-%D8%A8%D8%B1%D9%82%DB%8C-%D9%88-%D9%87%DB%8C%D8%A8%D8%B1%DB%8C%D8%AF%DB%8C-%D8%A7%D8%B9%D9%84%D8%A7%D9%85-%D8%B4%D8%AF-%D8%A7%D8%B2-%D9%86%DB%8C%D9%85-%D8%AA%D8%A7-%DB%B1%DB%B5-%D8%AF%D8%B1%D8%B5%D8%AF?utm_source=chatgpt.com</w:t>
+          <w:t>https://www.tahlilbazaar.com/news/287889/%D8</w:t>
+        </w:r>
+        <w:r>
+          <w:rPr>
+            <w:rStyle w:val="Hyperlink"/>
+            <w:rtl/>
+          </w:rPr>
+          <w:t>%</w:t>
+        </w:r>
+        <w:r>
+          <w:rPr>
+            <w:rStyle w:val="Hyperlink"/>
+          </w:rPr>
+          <w:t>AA%D8%B9%D8%B1%D9%81%D9%87-%D9%88%D8%A7%D8%B1%D8%AF%D8%A7%D8%AA-%D8%AE%D9%88%D8%AF%D8%B1%D9%88%D9%87%D8%A7%DB%8C-%D8%A8%D8%B1%D9%82%DB%8C-%D9%88-%D9%87%DB%8C%D8%A8%D8%B1%DB%8C%D8%AF%DB%8C-%D8%A7%D8%B9%D9%84%D8%A7%D9%85-%D8%B4%D8%AF-%D8%A7%D8%B2-%D9%86%DB</w:t>
+        </w:r>
+        <w:r>
+          <w:rPr>
+            <w:rStyle w:val="Hyperlink"/>
+            <w:rtl/>
+          </w:rPr>
+          <w:t>%8</w:t>
+        </w:r>
+        <w:r>
+          <w:rPr>
+            <w:rStyle w:val="Hyperlink"/>
+          </w:rPr>
+          <w:t>C%D9%85-%D8%AA%D8%A7-%DB%B1%DB%B5-%D8%AF%D8%B1%D8%B5%D8%AF?utm_source=chatgpt.com</w:t>
         </w:r>
       </w:hyperlink>
     </w:p>
@@ -54319,16 +61051,7 @@
         </w:rPr>
       </w:pPr>
       <w:r>
-        <w:t>Teece, D. J. (2007). Explicating dynamic capabilities</w:t>
-      </w:r>
-      <w:r>
-        <w:rPr>
-          <w:rtl/>
-        </w:rPr>
-        <w:t xml:space="preserve">: </w:t>
-      </w:r>
-      <w:r>
-        <w:t xml:space="preserve">the nature and microfoundations of (sustainable) enterprise performance. </w:t>
+        <w:t xml:space="preserve">Teece, D. J. (2007). Explicating dynamic capabilities: the nature and microfoundations of (sustainable) enterprise performance. </w:t>
       </w:r>
       <w:r>
         <w:rPr>
@@ -54346,13 +61069,13 @@
         <w:t xml:space="preserve"> 28</w:t>
       </w:r>
       <w:r>
-        <w:t>(13), 1319-1350</w:t>
-      </w:r>
-      <w:r>
-        <w:rPr>
-          <w:rtl/>
-        </w:rPr>
-        <w:t xml:space="preserve">. </w:t>
+        <w:t>(13), 1319</w:t>
+      </w:r>
+      <w:r>
+        <w:rPr>
+          <w:rtl/>
+        </w:rPr>
+        <w:t xml:space="preserve">-1350. </w:t>
       </w:r>
     </w:p>
     <w:p>
@@ -54383,10 +61106,13 @@
         <w:t xml:space="preserve"> 18</w:t>
       </w:r>
       <w:r>
-        <w:rPr>
-          <w:rtl/>
-        </w:rPr>
-        <w:t xml:space="preserve">(7), 509-533. </w:t>
+        <w:t>(7), 509-533</w:t>
+      </w:r>
+      <w:r>
+        <w:rPr>
+          <w:rtl/>
+        </w:rPr>
+        <w:t xml:space="preserve">. </w:t>
       </w:r>
     </w:p>
     <w:p>
@@ -54445,16 +61171,8 @@
         </w:rPr>
       </w:pPr>
       <w:r>
-        <w:t>Trappey, A. J., Wei, A. Y., Chen, N. K., Li</w:t>
-      </w:r>
-      <w:r>
-        <w:rPr>
-          <w:rtl/>
-        </w:rPr>
-        <w:t xml:space="preserve">, </w:t>
-      </w:r>
-      <w:r>
-        <w:t xml:space="preserve">K.-A., Hung, L., &amp; Trappey, C. V. (2023). Patent landscape and key technology interaction roadmap using graph convolutional network–Case of mobile communication technologies beyond 5G. </w:t>
+        <w:lastRenderedPageBreak/>
+        <w:t xml:space="preserve">Trappey, A. J., Wei, A. Y., Chen, N. K., Li, K.-A., Hung, L., &amp; Trappey, C. V. (2023). Patent landscape and key technology interaction roadmap using graph convolutional network–Case of mobile communication technologies beyond 5G. </w:t>
       </w:r>
       <w:r>
         <w:rPr>
@@ -54491,16 +61209,7 @@
         </w:rPr>
       </w:pPr>
       <w:r>
-        <w:t>Wang, J., Cheng, L., Feng</w:t>
-      </w:r>
-      <w:r>
-        <w:rPr>
-          <w:rtl/>
-        </w:rPr>
-        <w:t xml:space="preserve">, </w:t>
-      </w:r>
-      <w:r>
-        <w:t xml:space="preserve">L., Lin, K.-Y., Zhang, L., &amp; Zhao, W. (2023). Tracking and predicting technological knowledge interactions between artificial intelligence and wind power: Multimethod patent analysis. </w:t>
+        <w:t xml:space="preserve">Wang, J., Cheng, L., Feng, L., Lin, K.-Y., Zhang, L., &amp; Zhao, W. (2023). Tracking and predicting technological knowledge interactions between artificial intelligence and wind power: Multimethod patent analysis. </w:t>
       </w:r>
       <w:r>
         <w:rPr>
@@ -54520,7 +61229,7 @@
       <w:r>
         <w:t xml:space="preserve">, 102177. </w:t>
       </w:r>
-      <w:hyperlink r:id="rId23" w:history="1">
+      <w:hyperlink r:id="rId22" w:history="1">
         <w:r>
           <w:rPr>
             <w:rStyle w:val="Hyperlink"/>
@@ -54573,17 +61282,7 @@
         </w:rPr>
       </w:pPr>
       <w:r>
-        <w:lastRenderedPageBreak/>
-        <w:t>Yong, J. Y., Ramachandaramurthy, V. K., Tan, K. M., &amp; Mithulananthan, N</w:t>
-      </w:r>
-      <w:r>
-        <w:rPr>
-          <w:rtl/>
-        </w:rPr>
-        <w:t xml:space="preserve">. (2015). </w:t>
-      </w:r>
-      <w:r>
-        <w:t xml:space="preserve">A review on the state-of-the-art technologies of electric vehicle, its impacts and prospects. </w:t>
+        <w:t xml:space="preserve">Yong, J. Y., Ramachandaramurthy, V. K., Tan, K. M., &amp; Mithulananthan, N. (2015). A review on the state-of-the-art technologies of electric vehicle, its impacts and prospects. </w:t>
       </w:r>
       <w:r>
         <w:rPr>
@@ -54602,13 +61301,178 @@
       </w:r>
       <w:r>
         <w:t xml:space="preserve">, 365-385. </w:t>
+      </w:r>
+      <w:hyperlink r:id="rId23" w:history="1">
+        <w:r>
+          <w:rPr>
+            <w:rStyle w:val="Hyperlink"/>
+          </w:rPr>
+          <w:t>https://doi.org/https://doi.org/10.1016/j.rser.2015.04.130</w:t>
+        </w:r>
+      </w:hyperlink>
+      <w:r>
+        <w:rPr>
+          <w:rtl/>
+        </w:rPr>
+        <w:t xml:space="preserve"> </w:t>
+      </w:r>
+    </w:p>
+    <w:p>
+      <w:pPr>
+        <w:pStyle w:val="EndNoteBibliography"/>
+        <w:spacing w:after="0"/>
+        <w:ind w:left="720" w:hanging="720"/>
+        <w:rPr>
+          <w:rtl/>
+        </w:rPr>
+      </w:pPr>
+      <w:r>
+        <w:t xml:space="preserve">Yuan, X., &amp; Cai, Y. (2021). Forecasting the development trend of low emission vehicle technologies: Based on patent data. </w:t>
+      </w:r>
+      <w:r>
+        <w:rPr>
+          <w:i/>
+        </w:rPr>
+        <w:t>Technological Forecasting and Social Change</w:t>
+      </w:r>
+      <w:r>
+        <w:t>,</w:t>
+      </w:r>
+      <w:r>
+        <w:rPr>
+          <w:i/>
+        </w:rPr>
+        <w:t xml:space="preserve"> 166</w:t>
+      </w:r>
+      <w:r>
+        <w:t>, 120651</w:t>
+      </w:r>
+      <w:r>
+        <w:rPr>
+          <w:rtl/>
+        </w:rPr>
+        <w:t xml:space="preserve">. </w:t>
+      </w:r>
+    </w:p>
+    <w:p>
+      <w:pPr>
+        <w:pStyle w:val="EndNoteBibliography"/>
+        <w:spacing w:after="0"/>
+        <w:ind w:left="720" w:hanging="720"/>
+        <w:rPr>
+          <w:rtl/>
+        </w:rPr>
+      </w:pPr>
+      <w:r>
+        <w:t xml:space="preserve">Yuan, X., &amp; Li, X. (2021). Mapping the technology diffusion of battery electric vehicle based on patent analysis: A perspective of global innovation systems. </w:t>
+      </w:r>
+      <w:r>
+        <w:rPr>
+          <w:i/>
+        </w:rPr>
+        <w:t>Energy</w:t>
+      </w:r>
+      <w:r>
+        <w:t>,</w:t>
+      </w:r>
+      <w:r>
+        <w:rPr>
+          <w:i/>
+        </w:rPr>
+        <w:t xml:space="preserve"> 222</w:t>
+      </w:r>
+      <w:r>
+        <w:t>, 119897</w:t>
+      </w:r>
+      <w:r>
+        <w:rPr>
+          <w:rtl/>
+        </w:rPr>
+        <w:t xml:space="preserve">. </w:t>
+      </w:r>
+    </w:p>
+    <w:p>
+      <w:pPr>
+        <w:pStyle w:val="EndNoteBibliography"/>
+        <w:spacing w:after="0"/>
+        <w:ind w:left="720" w:hanging="720"/>
+        <w:rPr>
+          <w:rtl/>
+        </w:rPr>
+      </w:pPr>
+      <w:r>
+        <w:t>Zahoor, A., Zhang, J., Wu, D., Chen, J. L., Nihed, B., Sen</w:t>
+      </w:r>
+      <w:r>
+        <w:rPr>
+          <w:rtl/>
+        </w:rPr>
+        <w:t xml:space="preserve">, </w:t>
+      </w:r>
+      <w:r>
+        <w:t xml:space="preserve">T., Yu, Y., Mao, G., &amp; Yang, P. (2024). A systematic study involving patent analysis and theoretical modeling of eco-friendly technologies for electric vehicles and power batteries to ease carbon emission from the transportation industry. </w:t>
+      </w:r>
+      <w:r>
+        <w:rPr>
+          <w:i/>
+        </w:rPr>
+        <w:t>Energy Conversion and Management</w:t>
+      </w:r>
+      <w:r>
+        <w:t>,</w:t>
+      </w:r>
+      <w:r>
+        <w:rPr>
+          <w:i/>
+        </w:rPr>
+        <w:t xml:space="preserve"> 321</w:t>
+      </w:r>
+      <w:r>
+        <w:t>, 118996</w:t>
+      </w:r>
+      <w:r>
+        <w:rPr>
+          <w:rtl/>
+        </w:rPr>
+        <w:t xml:space="preserve">. </w:t>
+      </w:r>
+    </w:p>
+    <w:p>
+      <w:pPr>
+        <w:pStyle w:val="EndNoteBibliography"/>
+        <w:spacing w:after="0"/>
+        <w:ind w:left="720" w:hanging="720"/>
+        <w:rPr>
+          <w:rtl/>
+        </w:rPr>
+      </w:pPr>
+      <w:r>
+        <w:t xml:space="preserve">Zhang, H., Daim, T., &amp; Zhang, Y. (2021). Integrating patent analysis into technology roadmapping: A latent dirichlet allocation based technology assessment and roadmapping in the field of Blockchain. </w:t>
+      </w:r>
+      <w:r>
+        <w:rPr>
+          <w:i/>
+        </w:rPr>
+        <w:t>Technological Forecasting and Social Change</w:t>
+      </w:r>
+      <w:r>
+        <w:t>,</w:t>
+      </w:r>
+      <w:r>
+        <w:rPr>
+          <w:i/>
+        </w:rPr>
+        <w:t xml:space="preserve"> 167</w:t>
+      </w:r>
+      <w:r>
+        <w:t xml:space="preserve">, 120729. </w:t>
       </w:r>
       <w:hyperlink r:id="rId24" w:history="1">
         <w:r>
           <w:rPr>
             <w:rStyle w:val="Hyperlink"/>
           </w:rPr>
-          <w:t>https://doi.org/https://doi.org/10.1016/j.rser.2015.04.130</w:t>
+          <w:t>https://doi.org/https://doi.org/10.1016/j.techfore.2021.120729</w:t>
         </w:r>
       </w:hyperlink>
       <w:r>
@@ -54874,12 +61738,14 @@
         </w:rPr>
         <w:t xml:space="preserve"> </w:t>
       </w:r>
+      <w:proofErr w:type="spellStart"/>
       <w:r>
         <w:rPr>
           <w:lang w:bidi="fa-IR"/>
         </w:rPr>
         <w:t>chen</w:t>
       </w:r>
+      <w:proofErr w:type="spellEnd"/>
     </w:p>
   </w:footnote>
   <w:footnote w:id="3">
@@ -56024,7 +62890,15 @@
           <w:rtl/>
           <w:lang w:bidi="fa-IR"/>
         </w:rPr>
-        <w:t>رده بندی مشترک ثبت اختراع</w:t>
+        <w:t xml:space="preserve">رده </w:t>
+      </w:r>
+      <w:r>
+        <w:rPr>
+          <w:rFonts w:hint="cs"/>
+          <w:rtl/>
+          <w:lang w:bidi="fa-IR"/>
+        </w:rPr>
+        <w:t>بندی مشترک ثبت اختراع</w:t>
       </w:r>
     </w:p>
   </w:footnote>
@@ -56295,7 +63169,6 @@
       <w:pPr>
         <w:pStyle w:val="FootnoteText"/>
         <w:rPr>
-          <w:rFonts w:hint="cs"/>
           <w:lang w:bidi="fa-IR"/>
         </w:rPr>
       </w:pPr>
@@ -56349,7 +63222,6 @@
       <w:pPr>
         <w:pStyle w:val="FootnoteText"/>
         <w:rPr>
-          <w:rFonts w:hint="cs"/>
           <w:lang w:bidi="fa-IR"/>
         </w:rPr>
       </w:pPr>
@@ -56379,7 +63251,6 @@
       <w:pPr>
         <w:pStyle w:val="FootnoteText"/>
         <w:rPr>
-          <w:rFonts w:hint="cs"/>
           <w:lang w:bidi="fa-IR"/>
         </w:rPr>
       </w:pPr>
@@ -56409,7 +63280,6 @@
       <w:pPr>
         <w:pStyle w:val="FootnoteText"/>
         <w:rPr>
-          <w:rFonts w:hint="cs"/>
           <w:lang w:bidi="fa-IR"/>
         </w:rPr>
       </w:pPr>
@@ -56439,7 +63309,6 @@
       <w:pPr>
         <w:pStyle w:val="FootnoteText"/>
         <w:rPr>
-          <w:rFonts w:hint="cs"/>
           <w:lang w:bidi="fa-IR"/>
         </w:rPr>
       </w:pPr>
@@ -56469,7 +63338,6 @@
       <w:pPr>
         <w:pStyle w:val="FootnoteText"/>
         <w:rPr>
-          <w:rFonts w:hint="cs"/>
           <w:lang w:bidi="fa-IR"/>
         </w:rPr>
       </w:pPr>
@@ -56499,7 +63367,6 @@
       <w:pPr>
         <w:pStyle w:val="FootnoteText"/>
         <w:rPr>
-          <w:rFonts w:hint="cs"/>
           <w:lang w:bidi="fa-IR"/>
         </w:rPr>
       </w:pPr>
@@ -56529,7 +63396,6 @@
       <w:pPr>
         <w:pStyle w:val="FootnoteText"/>
         <w:rPr>
-          <w:rFonts w:hint="cs"/>
           <w:lang w:bidi="fa-IR"/>
         </w:rPr>
       </w:pPr>
@@ -56594,7 +63460,6 @@
       <w:pPr>
         <w:pStyle w:val="FootnoteText"/>
         <w:rPr>
-          <w:rFonts w:hint="cs"/>
           <w:lang w:bidi="fa-IR"/>
         </w:rPr>
       </w:pPr>
@@ -56612,6 +63477,128 @@
       </w:r>
       <w:r>
         <w:t>Structural Topic Modeling; STM</w:t>
+      </w:r>
+    </w:p>
+  </w:footnote>
+  <w:footnote w:id="67">
+    <w:p>
+      <w:pPr>
+        <w:pStyle w:val="FootnoteText"/>
+        <w:rPr>
+          <w:rFonts w:hint="cs"/>
+          <w:lang w:bidi="fa-IR"/>
+        </w:rPr>
+      </w:pPr>
+      <w:r>
+        <w:rPr>
+          <w:rStyle w:val="FootnoteReference"/>
+        </w:rPr>
+        <w:footnoteRef/>
+      </w:r>
+      <w:r>
+        <w:rPr>
+          <w:rtl/>
+        </w:rPr>
+        <w:t xml:space="preserve"> </w:t>
+      </w:r>
+      <w:r>
+        <w:rPr>
+          <w:lang w:bidi="fa-IR"/>
+        </w:rPr>
+        <w:t>Entropy weighting</w:t>
+      </w:r>
+    </w:p>
+  </w:footnote>
+  <w:footnote w:id="68">
+    <w:p>
+      <w:pPr>
+        <w:pStyle w:val="FootnoteText"/>
+        <w:rPr>
+          <w:rFonts w:hint="cs"/>
+          <w:lang w:bidi="fa-IR"/>
+        </w:rPr>
+      </w:pPr>
+      <w:r>
+        <w:rPr>
+          <w:rStyle w:val="FootnoteReference"/>
+        </w:rPr>
+        <w:footnoteRef/>
+      </w:r>
+      <w:r>
+        <w:rPr>
+          <w:rtl/>
+        </w:rPr>
+        <w:t xml:space="preserve"> </w:t>
+      </w:r>
+      <w:r>
+        <w:rPr>
+          <w:rFonts w:hint="cs"/>
+          <w:rtl/>
+          <w:lang w:bidi="fa-IR"/>
+        </w:rPr>
+        <w:t>خودروی هیبریدی</w:t>
+      </w:r>
+    </w:p>
+  </w:footnote>
+  <w:footnote w:id="69">
+    <w:p>
+      <w:pPr>
+        <w:pStyle w:val="FootnoteText"/>
+        <w:rPr>
+          <w:rFonts w:hint="cs"/>
+          <w:lang w:bidi="fa-IR"/>
+        </w:rPr>
+      </w:pPr>
+      <w:r>
+        <w:rPr>
+          <w:rStyle w:val="FootnoteReference"/>
+        </w:rPr>
+        <w:footnoteRef/>
+      </w:r>
+      <w:r>
+        <w:rPr>
+          <w:rtl/>
+        </w:rPr>
+        <w:t xml:space="preserve"> </w:t>
+      </w:r>
+      <w:r>
+        <w:rPr>
+          <w:rFonts w:hint="cs"/>
+          <w:rtl/>
+          <w:lang w:bidi="fa-IR"/>
+        </w:rPr>
+        <w:t>خودروی برقی باتری محور</w:t>
+      </w:r>
+    </w:p>
+  </w:footnote>
+  <w:footnote w:id="70">
+    <w:p>
+      <w:pPr>
+        <w:pStyle w:val="FootnoteText"/>
+        <w:rPr>
+          <w:rFonts w:hint="cs"/>
+          <w:lang w:bidi="fa-IR"/>
+        </w:rPr>
+      </w:pPr>
+      <w:r>
+        <w:rPr>
+          <w:rStyle w:val="FootnoteReference"/>
+        </w:rPr>
+        <w:footnoteRef/>
+      </w:r>
+      <w:r>
+        <w:rPr>
+          <w:rtl/>
+        </w:rPr>
+        <w:t xml:space="preserve"> </w:t>
+      </w:r>
+      <w:r>
+        <w:rPr>
+          <w:rFonts w:hint="cs"/>
+          <w:rtl/>
+          <w:lang w:bidi="fa-IR"/>
+        </w:rPr>
+        <w:t>خودروی پیل سوختی</w:t>
       </w:r>
     </w:p>
   </w:footnote>

--- a/final word file/karimi-ownmade-file.docx
+++ b/final word file/karimi-ownmade-file.docx
@@ -2017,7 +2017,7 @@
             </w:rPr>
             <w:fldChar w:fldCharType="separate"/>
           </w:r>
-          <w:hyperlink w:anchor="_Toc207292857" w:history="1">
+          <w:hyperlink w:anchor="_Toc208057710" w:history="1">
             <w:r>
               <w:rPr>
                 <w:rStyle w:val="Hyperlink"/>
@@ -2153,7 +2153,7 @@
                 <w:noProof/>
                 <w:webHidden/>
               </w:rPr>
-              <w:instrText xml:space="preserve"> PAGEREF _Toc207292857 \h </w:instrText>
+              <w:instrText xml:space="preserve"> PAGEREF _Toc208057710 \h </w:instrText>
             </w:r>
             <w:r>
               <w:rPr>
@@ -2197,7 +2197,7 @@
               <w14:ligatures w14:val="standardContextual"/>
             </w:rPr>
           </w:pPr>
-          <w:hyperlink w:anchor="_Toc207292858" w:history="1">
+          <w:hyperlink w:anchor="_Toc208057711" w:history="1">
             <w:r>
               <w:rPr>
                 <w:rStyle w:val="Hyperlink"/>
@@ -2245,7 +2245,7 @@
                 <w:noProof/>
                 <w:webHidden/>
               </w:rPr>
-              <w:instrText xml:space="preserve"> PAGEREF _Toc207292858 \h </w:instrText>
+              <w:instrText xml:space="preserve"> PAGEREF _Toc208057711 \h </w:instrText>
             </w:r>
             <w:r>
               <w:rPr>
@@ -2292,7 +2292,7 @@
               <w14:ligatures w14:val="standardContextual"/>
             </w:rPr>
           </w:pPr>
-          <w:hyperlink w:anchor="_Toc207292859" w:history="1">
+          <w:hyperlink w:anchor="_Toc208057712" w:history="1">
             <w:r>
               <w:rPr>
                 <w:rStyle w:val="Hyperlink"/>
@@ -2375,7 +2375,7 @@
                 <w:noProof/>
                 <w:webHidden/>
               </w:rPr>
-              <w:instrText xml:space="preserve"> PAGEREF _Toc207292859 \h </w:instrText>
+              <w:instrText xml:space="preserve"> PAGEREF _Toc208057712 \h </w:instrText>
             </w:r>
             <w:r>
               <w:rPr>
@@ -2422,7 +2422,7 @@
               <w14:ligatures w14:val="standardContextual"/>
             </w:rPr>
           </w:pPr>
-          <w:hyperlink w:anchor="_Toc207292860" w:history="1">
+          <w:hyperlink w:anchor="_Toc208057713" w:history="1">
             <w:r>
               <w:rPr>
                 <w:rStyle w:val="Hyperlink"/>
@@ -2557,7 +2557,7 @@
                 <w:noProof/>
                 <w:webHidden/>
               </w:rPr>
-              <w:instrText xml:space="preserve"> PAGEREF _Toc207292860 \h </w:instrText>
+              <w:instrText xml:space="preserve"> PAGEREF _Toc208057713 \h </w:instrText>
             </w:r>
             <w:r>
               <w:rPr>
@@ -2602,7 +2602,7 @@
               <w14:ligatures w14:val="standardContextual"/>
             </w:rPr>
           </w:pPr>
-          <w:hyperlink w:anchor="_Toc207292861" w:history="1">
+          <w:hyperlink w:anchor="_Toc208057714" w:history="1">
             <w:r>
               <w:rPr>
                 <w:rStyle w:val="Hyperlink"/>
@@ -2796,7 +2796,7 @@
                 <w:noProof/>
                 <w:webHidden/>
               </w:rPr>
-              <w:instrText xml:space="preserve"> PAGEREF _Toc207292861 \h </w:instrText>
+              <w:instrText xml:space="preserve"> PAGEREF _Toc208057714 \h </w:instrText>
             </w:r>
             <w:r>
               <w:rPr>
@@ -2841,7 +2841,7 @@
               <w14:ligatures w14:val="standardContextual"/>
             </w:rPr>
           </w:pPr>
-          <w:hyperlink w:anchor="_Toc207292862" w:history="1">
+          <w:hyperlink w:anchor="_Toc208057715" w:history="1">
             <w:r>
               <w:rPr>
                 <w:rStyle w:val="Hyperlink"/>
@@ -3035,7 +3035,7 @@
                 <w:noProof/>
                 <w:webHidden/>
               </w:rPr>
-              <w:instrText xml:space="preserve"> PAGEREF _Toc207292862 \h </w:instrText>
+              <w:instrText xml:space="preserve"> PAGEREF _Toc208057715 \h </w:instrText>
             </w:r>
             <w:r>
               <w:rPr>
@@ -3080,7 +3080,7 @@
               <w14:ligatures w14:val="standardContextual"/>
             </w:rPr>
           </w:pPr>
-          <w:hyperlink w:anchor="_Toc207292863" w:history="1">
+          <w:hyperlink w:anchor="_Toc208057716" w:history="1">
             <w:r>
               <w:rPr>
                 <w:rStyle w:val="Hyperlink"/>
@@ -3317,7 +3317,7 @@
                 <w:noProof/>
                 <w:webHidden/>
               </w:rPr>
-              <w:instrText xml:space="preserve"> PAGEREF _Toc207292863 \h </w:instrText>
+              <w:instrText xml:space="preserve"> PAGEREF _Toc208057716 \h </w:instrText>
             </w:r>
             <w:r>
               <w:rPr>
@@ -3364,7 +3364,7 @@
               <w14:ligatures w14:val="standardContextual"/>
             </w:rPr>
           </w:pPr>
-          <w:hyperlink w:anchor="_Toc207292864" w:history="1">
+          <w:hyperlink w:anchor="_Toc208057717" w:history="1">
             <w:r>
               <w:rPr>
                 <w:rStyle w:val="Hyperlink"/>
@@ -3553,7 +3553,7 @@
                 <w:noProof/>
                 <w:webHidden/>
               </w:rPr>
-              <w:instrText xml:space="preserve"> PAGEREF _Toc207292864 \h </w:instrText>
+              <w:instrText xml:space="preserve"> PAGEREF _Toc208057717 \h </w:instrText>
             </w:r>
             <w:r>
               <w:rPr>
@@ -3600,7 +3600,7 @@
               <w14:ligatures w14:val="standardContextual"/>
             </w:rPr>
           </w:pPr>
-          <w:hyperlink w:anchor="_Toc207292865" w:history="1">
+          <w:hyperlink w:anchor="_Toc208057718" w:history="1">
             <w:r>
               <w:rPr>
                 <w:rStyle w:val="Hyperlink"/>
@@ -3664,7 +3664,7 @@
                 <w:noProof/>
                 <w:webHidden/>
               </w:rPr>
-              <w:instrText xml:space="preserve"> PAGEREF _Toc207292865 \h </w:instrText>
+              <w:instrText xml:space="preserve"> PAGEREF _Toc208057718 \h </w:instrText>
             </w:r>
             <w:r>
               <w:rPr>
@@ -3709,7 +3709,7 @@
               <w14:ligatures w14:val="standardContextual"/>
             </w:rPr>
           </w:pPr>
-          <w:hyperlink w:anchor="_Toc207292866" w:history="1">
+          <w:hyperlink w:anchor="_Toc208057719" w:history="1">
             <w:r>
               <w:rPr>
                 <w:rStyle w:val="Hyperlink"/>
@@ -3825,7 +3825,7 @@
                 <w:noProof/>
                 <w:webHidden/>
               </w:rPr>
-              <w:instrText xml:space="preserve"> PAGEREF _Toc207292866 \h </w:instrText>
+              <w:instrText xml:space="preserve"> PAGEREF _Toc208057719 \h </w:instrText>
             </w:r>
             <w:r>
               <w:rPr>
@@ -3872,7 +3872,7 @@
               <w14:ligatures w14:val="standardContextual"/>
             </w:rPr>
           </w:pPr>
-          <w:hyperlink w:anchor="_Toc207292867" w:history="1">
+          <w:hyperlink w:anchor="_Toc208057720" w:history="1">
             <w:r>
               <w:rPr>
                 <w:rStyle w:val="Hyperlink"/>
@@ -3937,7 +3937,7 @@
                 <w:noProof/>
                 <w:webHidden/>
               </w:rPr>
-              <w:instrText xml:space="preserve"> PAGEREF _Toc207292867 \h </w:instrText>
+              <w:instrText xml:space="preserve"> PAGEREF _Toc208057720 \h </w:instrText>
             </w:r>
             <w:r>
               <w:rPr>
@@ -3982,7 +3982,7 @@
               <w14:ligatures w14:val="standardContextual"/>
             </w:rPr>
           </w:pPr>
-          <w:hyperlink w:anchor="_Toc207292868" w:history="1">
+          <w:hyperlink w:anchor="_Toc208057721" w:history="1">
             <w:r>
               <w:rPr>
                 <w:rStyle w:val="Hyperlink"/>
@@ -4055,7 +4055,7 @@
                 <w:noProof/>
                 <w:webHidden/>
               </w:rPr>
-              <w:instrText xml:space="preserve"> PAGEREF _Toc207292868 \h </w:instrText>
+              <w:instrText xml:space="preserve"> PAGEREF _Toc208057721 \h </w:instrText>
             </w:r>
             <w:r>
               <w:rPr>
@@ -4100,7 +4100,7 @@
               <w14:ligatures w14:val="standardContextual"/>
             </w:rPr>
           </w:pPr>
-          <w:hyperlink w:anchor="_Toc207292869" w:history="1">
+          <w:hyperlink w:anchor="_Toc208057722" w:history="1">
             <w:r>
               <w:rPr>
                 <w:rStyle w:val="Hyperlink"/>
@@ -4173,7 +4173,7 @@
                 <w:noProof/>
                 <w:webHidden/>
               </w:rPr>
-              <w:instrText xml:space="preserve"> PAGEREF _Toc207292869 \h </w:instrText>
+              <w:instrText xml:space="preserve"> PAGEREF _Toc208057722 \h </w:instrText>
             </w:r>
             <w:r>
               <w:rPr>
@@ -4220,7 +4220,7 @@
               <w14:ligatures w14:val="standardContextual"/>
             </w:rPr>
           </w:pPr>
-          <w:hyperlink w:anchor="_Toc207292870" w:history="1">
+          <w:hyperlink w:anchor="_Toc208057723" w:history="1">
             <w:r>
               <w:rPr>
                 <w:rStyle w:val="Hyperlink"/>
@@ -4285,7 +4285,7 @@
                 <w:noProof/>
                 <w:webHidden/>
               </w:rPr>
-              <w:instrText xml:space="preserve"> PAGEREF _Toc207292870 \h </w:instrText>
+              <w:instrText xml:space="preserve"> PAGEREF _Toc208057723 \h </w:instrText>
             </w:r>
             <w:r>
               <w:rPr>
@@ -4332,7 +4332,7 @@
               <w14:ligatures w14:val="standardContextual"/>
             </w:rPr>
           </w:pPr>
-          <w:hyperlink w:anchor="_Toc207292871" w:history="1">
+          <w:hyperlink w:anchor="_Toc208057724" w:history="1">
             <w:r>
               <w:rPr>
                 <w:rStyle w:val="Hyperlink"/>
@@ -4520,7 +4520,7 @@
                 <w:noProof/>
                 <w:webHidden/>
               </w:rPr>
-              <w:instrText xml:space="preserve"> PAGEREF _Toc207292871 \h </w:instrText>
+              <w:instrText xml:space="preserve"> PAGEREF _Toc208057724 \h </w:instrText>
             </w:r>
             <w:r>
               <w:rPr>
@@ -4565,7 +4565,7 @@
               <w14:ligatures w14:val="standardContextual"/>
             </w:rPr>
           </w:pPr>
-          <w:hyperlink w:anchor="_Toc207292872" w:history="1">
+          <w:hyperlink w:anchor="_Toc208057725" w:history="1">
             <w:r>
               <w:rPr>
                 <w:rStyle w:val="Hyperlink"/>
@@ -4656,7 +4656,7 @@
                 <w:noProof/>
                 <w:webHidden/>
               </w:rPr>
-              <w:instrText xml:space="preserve"> PAGEREF _Toc207292872 \h </w:instrText>
+              <w:instrText xml:space="preserve"> PAGEREF _Toc208057725 \h </w:instrText>
             </w:r>
             <w:r>
               <w:rPr>
@@ -4701,7 +4701,7 @@
               <w14:ligatures w14:val="standardContextual"/>
             </w:rPr>
           </w:pPr>
-          <w:hyperlink w:anchor="_Toc207292873" w:history="1">
+          <w:hyperlink w:anchor="_Toc208057726" w:history="1">
             <w:r>
               <w:rPr>
                 <w:rStyle w:val="Hyperlink"/>
@@ -4810,7 +4810,7 @@
                 <w:noProof/>
                 <w:webHidden/>
               </w:rPr>
-              <w:instrText xml:space="preserve"> PAGEREF _Toc207292873 \h </w:instrText>
+              <w:instrText xml:space="preserve"> PAGEREF _Toc208057726 \h </w:instrText>
             </w:r>
             <w:r>
               <w:rPr>
@@ -4858,7 +4858,7 @@
               <w14:ligatures w14:val="standardContextual"/>
             </w:rPr>
           </w:pPr>
-          <w:hyperlink w:anchor="_Toc207292874" w:history="1">
+          <w:hyperlink w:anchor="_Toc208057727" w:history="1">
             <w:r>
               <w:rPr>
                 <w:rStyle w:val="Hyperlink"/>
@@ -5063,7 +5063,7 @@
                 <w:noProof/>
                 <w:webHidden/>
               </w:rPr>
-              <w:instrText xml:space="preserve"> PAGEREF _Toc207292874 \h </w:instrText>
+              <w:instrText xml:space="preserve"> PAGEREF _Toc208057727 \h </w:instrText>
             </w:r>
             <w:r>
               <w:rPr>
@@ -5107,7 +5107,7 @@
               <w14:ligatures w14:val="standardContextual"/>
             </w:rPr>
           </w:pPr>
-          <w:hyperlink w:anchor="_Toc207292875" w:history="1">
+          <w:hyperlink w:anchor="_Toc208057728" w:history="1">
             <w:r>
               <w:rPr>
                 <w:rStyle w:val="Hyperlink"/>
@@ -5155,7 +5155,7 @@
                 <w:noProof/>
                 <w:webHidden/>
               </w:rPr>
-              <w:instrText xml:space="preserve"> PAGEREF _Toc207292875 \h </w:instrText>
+              <w:instrText xml:space="preserve"> PAGEREF _Toc208057728 \h </w:instrText>
             </w:r>
             <w:r>
               <w:rPr>
@@ -5202,7 +5202,7 @@
               <w14:ligatures w14:val="standardContextual"/>
             </w:rPr>
           </w:pPr>
-          <w:hyperlink w:anchor="_Toc207292876" w:history="1">
+          <w:hyperlink w:anchor="_Toc208057729" w:history="1">
             <w:r>
               <w:rPr>
                 <w:rStyle w:val="Hyperlink"/>
@@ -5439,7 +5439,7 @@
                 <w:noProof/>
                 <w:webHidden/>
               </w:rPr>
-              <w:instrText xml:space="preserve"> PAGEREF _Toc207292876 \h </w:instrText>
+              <w:instrText xml:space="preserve"> PAGEREF _Toc208057729 \h </w:instrText>
             </w:r>
             <w:r>
               <w:rPr>
@@ -5484,7 +5484,7 @@
               <w14:ligatures w14:val="standardContextual"/>
             </w:rPr>
           </w:pPr>
-          <w:hyperlink w:anchor="_Toc207292877" w:history="1">
+          <w:hyperlink w:anchor="_Toc208057730" w:history="1">
             <w:r>
               <w:rPr>
                 <w:rStyle w:val="Hyperlink"/>
@@ -5668,7 +5668,7 @@
                 <w:noProof/>
                 <w:webHidden/>
               </w:rPr>
-              <w:instrText xml:space="preserve"> PAGEREF _Toc207292877 \h </w:instrText>
+              <w:instrText xml:space="preserve"> PAGEREF _Toc208057730 \h </w:instrText>
             </w:r>
             <w:r>
               <w:rPr>
@@ -5713,7 +5713,7 @@
               <w14:ligatures w14:val="standardContextual"/>
             </w:rPr>
           </w:pPr>
-          <w:hyperlink w:anchor="_Toc207292878" w:history="1">
+          <w:hyperlink w:anchor="_Toc208057731" w:history="1">
             <w:r>
               <w:rPr>
                 <w:rStyle w:val="Hyperlink"/>
@@ -5803,7 +5803,7 @@
                 <w:noProof/>
                 <w:webHidden/>
               </w:rPr>
-              <w:instrText xml:space="preserve"> PAGEREF _Toc207292878 \h </w:instrText>
+              <w:instrText xml:space="preserve"> PAGEREF _Toc208057731 \h </w:instrText>
             </w:r>
             <w:r>
               <w:rPr>
@@ -5848,7 +5848,7 @@
               <w14:ligatures w14:val="standardContextual"/>
             </w:rPr>
           </w:pPr>
-          <w:hyperlink w:anchor="_Toc207292879" w:history="1">
+          <w:hyperlink w:anchor="_Toc208057732" w:history="1">
             <w:r>
               <w:rPr>
                 <w:rStyle w:val="Hyperlink"/>
@@ -5937,7 +5937,7 @@
                 <w:noProof/>
                 <w:webHidden/>
               </w:rPr>
-              <w:instrText xml:space="preserve"> PAGEREF _Toc207292879 \h </w:instrText>
+              <w:instrText xml:space="preserve"> PAGEREF _Toc208057732 \h </w:instrText>
             </w:r>
             <w:r>
               <w:rPr>
@@ -5982,7 +5982,7 @@
               <w14:ligatures w14:val="standardContextual"/>
             </w:rPr>
           </w:pPr>
-          <w:hyperlink w:anchor="_Toc207292880" w:history="1">
+          <w:hyperlink w:anchor="_Toc208057733" w:history="1">
             <w:r>
               <w:rPr>
                 <w:rStyle w:val="Hyperlink"/>
@@ -6134,7 +6134,7 @@
                 <w:noProof/>
                 <w:webHidden/>
               </w:rPr>
-              <w:instrText xml:space="preserve"> PAGEREF _Toc207292880 \h </w:instrText>
+              <w:instrText xml:space="preserve"> PAGEREF _Toc208057733 \h </w:instrText>
             </w:r>
             <w:r>
               <w:rPr>
@@ -6179,7 +6179,7 @@
               <w14:ligatures w14:val="standardContextual"/>
             </w:rPr>
           </w:pPr>
-          <w:hyperlink w:anchor="_Toc207292881" w:history="1">
+          <w:hyperlink w:anchor="_Toc208057734" w:history="1">
             <w:r>
               <w:rPr>
                 <w:rStyle w:val="Hyperlink"/>
@@ -6400,7 +6400,7 @@
                 <w:noProof/>
                 <w:webHidden/>
               </w:rPr>
-              <w:instrText xml:space="preserve"> PAGEREF _Toc207292881 \h </w:instrText>
+              <w:instrText xml:space="preserve"> PAGEREF _Toc208057734 \h </w:instrText>
             </w:r>
             <w:r>
               <w:rPr>
@@ -6445,7 +6445,7 @@
               <w14:ligatures w14:val="standardContextual"/>
             </w:rPr>
           </w:pPr>
-          <w:hyperlink w:anchor="_Toc207292882" w:history="1">
+          <w:hyperlink w:anchor="_Toc208057735" w:history="1">
             <w:r>
               <w:rPr>
                 <w:rStyle w:val="Hyperlink"/>
@@ -6553,7 +6553,7 @@
                 <w:noProof/>
                 <w:webHidden/>
               </w:rPr>
-              <w:instrText xml:space="preserve"> PAGEREF _Toc207292882 \h </w:instrText>
+              <w:instrText xml:space="preserve"> PAGEREF _Toc208057735 \h </w:instrText>
             </w:r>
             <w:r>
               <w:rPr>
@@ -6600,7 +6600,7 @@
               <w14:ligatures w14:val="standardContextual"/>
             </w:rPr>
           </w:pPr>
-          <w:hyperlink w:anchor="_Toc207292883" w:history="1">
+          <w:hyperlink w:anchor="_Toc208057736" w:history="1">
             <w:r>
               <w:rPr>
                 <w:rStyle w:val="Hyperlink"/>
@@ -6745,7 +6745,7 @@
                 <w:noProof/>
                 <w:webHidden/>
               </w:rPr>
-              <w:instrText xml:space="preserve"> PAGEREF _Toc207292883 \h </w:instrText>
+              <w:instrText xml:space="preserve"> PAGEREF _Toc208057736 \h </w:instrText>
             </w:r>
             <w:r>
               <w:rPr>
@@ -6766,6 +6766,686 @@
                 <w:webHidden/>
               </w:rPr>
               <w:t>29</w:t>
+            </w:r>
+            <w:r>
+              <w:rPr>
+                <w:noProof/>
+                <w:webHidden/>
+              </w:rPr>
+              <w:fldChar w:fldCharType="end"/>
+            </w:r>
+          </w:hyperlink>
+        </w:p>
+        <w:p>
+          <w:pPr>
+            <w:pStyle w:val="TOC2"/>
+            <w:tabs>
+              <w:tab w:val="left" w:pos="2741"/>
+            </w:tabs>
+            <w:bidi w:val="0"/>
+            <w:rPr>
+              <w:rFonts w:cstheme="minorBidi"/>
+              <w:bCs w:val="0"/>
+              <w:noProof/>
+              <w:kern w:val="2"/>
+              <w:sz w:val="24"/>
+              <w14:ligatures w14:val="standardContextual"/>
+            </w:rPr>
+          </w:pPr>
+          <w:hyperlink w:anchor="_Toc208057737" w:history="1">
+            <w:r>
+              <w:rPr>
+                <w:rStyle w:val="Hyperlink"/>
+                <w:noProof/>
+                <w:rtl/>
+                <w:lang w:bidi="fa-IR"/>
+              </w:rPr>
+              <w:t>2-4</w:t>
+            </w:r>
+            <w:r>
+              <w:rPr>
+                <w:rFonts w:cstheme="minorBidi"/>
+                <w:bCs w:val="0"/>
+                <w:noProof/>
+                <w:kern w:val="2"/>
+                <w:sz w:val="24"/>
+                <w14:ligatures w14:val="standardContextual"/>
+              </w:rPr>
+              <w:tab/>
+            </w:r>
+            <w:r>
+              <w:rPr>
+                <w:rStyle w:val="Hyperlink"/>
+                <w:rFonts w:hint="eastAsia"/>
+                <w:noProof/>
+                <w:rtl/>
+                <w:lang w:bidi="fa-IR"/>
+              </w:rPr>
+              <w:t>چهارچوب</w:t>
+            </w:r>
+            <w:r>
+              <w:rPr>
+                <w:rStyle w:val="Hyperlink"/>
+                <w:noProof/>
+                <w:rtl/>
+                <w:lang w:bidi="fa-IR"/>
+              </w:rPr>
+              <w:t xml:space="preserve"> </w:t>
+            </w:r>
+            <w:r>
+              <w:rPr>
+                <w:rStyle w:val="Hyperlink"/>
+                <w:rFonts w:hint="eastAsia"/>
+                <w:noProof/>
+                <w:rtl/>
+                <w:lang w:bidi="fa-IR"/>
+              </w:rPr>
+              <w:t>نظر</w:t>
+            </w:r>
+            <w:r>
+              <w:rPr>
+                <w:rStyle w:val="Hyperlink"/>
+                <w:rFonts w:hint="cs"/>
+                <w:noProof/>
+                <w:rtl/>
+                <w:lang w:bidi="fa-IR"/>
+              </w:rPr>
+              <w:t>ی</w:t>
+            </w:r>
+            <w:r>
+              <w:rPr>
+                <w:rStyle w:val="Hyperlink"/>
+                <w:noProof/>
+                <w:rtl/>
+                <w:lang w:bidi="fa-IR"/>
+              </w:rPr>
+              <w:t xml:space="preserve"> </w:t>
+            </w:r>
+            <w:r>
+              <w:rPr>
+                <w:rStyle w:val="Hyperlink"/>
+                <w:rFonts w:hint="eastAsia"/>
+                <w:noProof/>
+                <w:rtl/>
+                <w:lang w:bidi="fa-IR"/>
+              </w:rPr>
+              <w:t>تحق</w:t>
+            </w:r>
+            <w:r>
+              <w:rPr>
+                <w:rStyle w:val="Hyperlink"/>
+                <w:rFonts w:hint="cs"/>
+                <w:noProof/>
+                <w:rtl/>
+                <w:lang w:bidi="fa-IR"/>
+              </w:rPr>
+              <w:t>ی</w:t>
+            </w:r>
+            <w:r>
+              <w:rPr>
+                <w:rStyle w:val="Hyperlink"/>
+                <w:rFonts w:hint="eastAsia"/>
+                <w:noProof/>
+                <w:rtl/>
+                <w:lang w:bidi="fa-IR"/>
+              </w:rPr>
+              <w:t>ق</w:t>
+            </w:r>
+            <w:r>
+              <w:rPr>
+                <w:noProof/>
+                <w:webHidden/>
+              </w:rPr>
+              <w:tab/>
+            </w:r>
+            <w:r>
+              <w:rPr>
+                <w:noProof/>
+                <w:webHidden/>
+              </w:rPr>
+              <w:fldChar w:fldCharType="begin"/>
+            </w:r>
+            <w:r>
+              <w:rPr>
+                <w:noProof/>
+                <w:webHidden/>
+              </w:rPr>
+              <w:instrText xml:space="preserve"> PAGEREF _Toc208057737 \h </w:instrText>
+            </w:r>
+            <w:r>
+              <w:rPr>
+                <w:noProof/>
+                <w:webHidden/>
+              </w:rPr>
+            </w:r>
+            <w:r>
+              <w:rPr>
+                <w:noProof/>
+                <w:webHidden/>
+              </w:rPr>
+              <w:fldChar w:fldCharType="separate"/>
+            </w:r>
+            <w:r>
+              <w:rPr>
+                <w:noProof/>
+                <w:webHidden/>
+              </w:rPr>
+              <w:t>40</w:t>
+            </w:r>
+            <w:r>
+              <w:rPr>
+                <w:noProof/>
+                <w:webHidden/>
+              </w:rPr>
+              <w:fldChar w:fldCharType="end"/>
+            </w:r>
+          </w:hyperlink>
+        </w:p>
+        <w:p>
+          <w:pPr>
+            <w:pStyle w:val="TOC1"/>
+            <w:tabs>
+              <w:tab w:val="left" w:pos="2812"/>
+            </w:tabs>
+            <w:bidi w:val="0"/>
+            <w:rPr>
+              <w:rFonts w:asciiTheme="minorHAnsi" w:hAnsiTheme="minorHAnsi" w:cstheme="minorBidi"/>
+              <w:bCs w:val="0"/>
+              <w:noProof/>
+              <w:kern w:val="2"/>
+              <w:sz w:val="24"/>
+              <w:szCs w:val="24"/>
+              <w14:ligatures w14:val="standardContextual"/>
+            </w:rPr>
+          </w:pPr>
+          <w:hyperlink w:anchor="_Toc208057738" w:history="1">
+            <w:r>
+              <w:rPr>
+                <w:rStyle w:val="Hyperlink"/>
+                <w:noProof/>
+                <w:rtl/>
+                <w:lang w:bidi="fa-IR"/>
+              </w:rPr>
+              <w:t>3-</w:t>
+            </w:r>
+            <w:r>
+              <w:rPr>
+                <w:rFonts w:asciiTheme="minorHAnsi" w:hAnsiTheme="minorHAnsi" w:cstheme="minorBidi"/>
+                <w:bCs w:val="0"/>
+                <w:noProof/>
+                <w:kern w:val="2"/>
+                <w:sz w:val="24"/>
+                <w:szCs w:val="24"/>
+                <w14:ligatures w14:val="standardContextual"/>
+              </w:rPr>
+              <w:tab/>
+            </w:r>
+            <w:r>
+              <w:rPr>
+                <w:rStyle w:val="Hyperlink"/>
+                <w:rFonts w:hint="eastAsia"/>
+                <w:noProof/>
+                <w:rtl/>
+                <w:lang w:bidi="fa-IR"/>
+              </w:rPr>
+              <w:t>فصل</w:t>
+            </w:r>
+            <w:r>
+              <w:rPr>
+                <w:rStyle w:val="Hyperlink"/>
+                <w:noProof/>
+                <w:rtl/>
+                <w:lang w:bidi="fa-IR"/>
+              </w:rPr>
+              <w:t xml:space="preserve"> </w:t>
+            </w:r>
+            <w:r>
+              <w:rPr>
+                <w:rStyle w:val="Hyperlink"/>
+                <w:rFonts w:hint="eastAsia"/>
+                <w:noProof/>
+                <w:rtl/>
+                <w:lang w:bidi="fa-IR"/>
+              </w:rPr>
+              <w:t>سوم</w:t>
+            </w:r>
+            <w:r>
+              <w:rPr>
+                <w:rStyle w:val="Hyperlink"/>
+                <w:noProof/>
+                <w:rtl/>
+                <w:lang w:bidi="fa-IR"/>
+              </w:rPr>
+              <w:t xml:space="preserve">: </w:t>
+            </w:r>
+            <w:r>
+              <w:rPr>
+                <w:rStyle w:val="Hyperlink"/>
+                <w:rFonts w:hint="eastAsia"/>
+                <w:noProof/>
+                <w:rtl/>
+                <w:lang w:bidi="fa-IR"/>
+              </w:rPr>
+              <w:t>روش</w:t>
+            </w:r>
+            <w:r>
+              <w:rPr>
+                <w:rStyle w:val="Hyperlink"/>
+                <w:noProof/>
+                <w:rtl/>
+                <w:lang w:bidi="fa-IR"/>
+              </w:rPr>
+              <w:t xml:space="preserve"> </w:t>
+            </w:r>
+            <w:r>
+              <w:rPr>
+                <w:rStyle w:val="Hyperlink"/>
+                <w:rFonts w:hint="eastAsia"/>
+                <w:noProof/>
+                <w:rtl/>
+                <w:lang w:bidi="fa-IR"/>
+              </w:rPr>
+              <w:t>تحق</w:t>
+            </w:r>
+            <w:r>
+              <w:rPr>
+                <w:rStyle w:val="Hyperlink"/>
+                <w:rFonts w:hint="cs"/>
+                <w:noProof/>
+                <w:rtl/>
+                <w:lang w:bidi="fa-IR"/>
+              </w:rPr>
+              <w:t>ی</w:t>
+            </w:r>
+            <w:r>
+              <w:rPr>
+                <w:rStyle w:val="Hyperlink"/>
+                <w:rFonts w:hint="eastAsia"/>
+                <w:noProof/>
+                <w:rtl/>
+                <w:lang w:bidi="fa-IR"/>
+              </w:rPr>
+              <w:t>ق</w:t>
+            </w:r>
+            <w:r>
+              <w:rPr>
+                <w:noProof/>
+                <w:webHidden/>
+              </w:rPr>
+              <w:tab/>
+            </w:r>
+            <w:r>
+              <w:rPr>
+                <w:noProof/>
+                <w:webHidden/>
+              </w:rPr>
+              <w:fldChar w:fldCharType="begin"/>
+            </w:r>
+            <w:r>
+              <w:rPr>
+                <w:noProof/>
+                <w:webHidden/>
+              </w:rPr>
+              <w:instrText xml:space="preserve"> PAGEREF _Toc208057738 \h </w:instrText>
+            </w:r>
+            <w:r>
+              <w:rPr>
+                <w:noProof/>
+                <w:webHidden/>
+              </w:rPr>
+            </w:r>
+            <w:r>
+              <w:rPr>
+                <w:noProof/>
+                <w:webHidden/>
+              </w:rPr>
+              <w:fldChar w:fldCharType="separate"/>
+            </w:r>
+            <w:r>
+              <w:rPr>
+                <w:noProof/>
+                <w:webHidden/>
+              </w:rPr>
+              <w:t>42</w:t>
+            </w:r>
+            <w:r>
+              <w:rPr>
+                <w:noProof/>
+                <w:webHidden/>
+              </w:rPr>
+              <w:fldChar w:fldCharType="end"/>
+            </w:r>
+          </w:hyperlink>
+        </w:p>
+        <w:p>
+          <w:pPr>
+            <w:pStyle w:val="TOC2"/>
+            <w:tabs>
+              <w:tab w:val="left" w:pos="1440"/>
+            </w:tabs>
+            <w:bidi w:val="0"/>
+            <w:rPr>
+              <w:rFonts w:cstheme="minorBidi"/>
+              <w:bCs w:val="0"/>
+              <w:noProof/>
+              <w:kern w:val="2"/>
+              <w:sz w:val="24"/>
+              <w14:ligatures w14:val="standardContextual"/>
+            </w:rPr>
+          </w:pPr>
+          <w:hyperlink w:anchor="_Toc208057739" w:history="1">
+            <w:r>
+              <w:rPr>
+                <w:rStyle w:val="Hyperlink"/>
+                <w:noProof/>
+                <w:rtl/>
+                <w:lang w:bidi="fa-IR"/>
+              </w:rPr>
+              <w:t>3-1</w:t>
+            </w:r>
+            <w:r>
+              <w:rPr>
+                <w:rFonts w:cstheme="minorBidi"/>
+                <w:bCs w:val="0"/>
+                <w:noProof/>
+                <w:kern w:val="2"/>
+                <w:sz w:val="24"/>
+                <w14:ligatures w14:val="standardContextual"/>
+              </w:rPr>
+              <w:tab/>
+            </w:r>
+            <w:r>
+              <w:rPr>
+                <w:rStyle w:val="Hyperlink"/>
+                <w:rFonts w:hint="eastAsia"/>
+                <w:noProof/>
+                <w:rtl/>
+                <w:lang w:bidi="fa-IR"/>
+              </w:rPr>
+              <w:t>مقدمه</w:t>
+            </w:r>
+            <w:r>
+              <w:rPr>
+                <w:noProof/>
+                <w:webHidden/>
+              </w:rPr>
+              <w:tab/>
+            </w:r>
+            <w:r>
+              <w:rPr>
+                <w:noProof/>
+                <w:webHidden/>
+              </w:rPr>
+              <w:fldChar w:fldCharType="begin"/>
+            </w:r>
+            <w:r>
+              <w:rPr>
+                <w:noProof/>
+                <w:webHidden/>
+              </w:rPr>
+              <w:instrText xml:space="preserve"> PAGEREF _Toc208057739 \h </w:instrText>
+            </w:r>
+            <w:r>
+              <w:rPr>
+                <w:noProof/>
+                <w:webHidden/>
+              </w:rPr>
+            </w:r>
+            <w:r>
+              <w:rPr>
+                <w:noProof/>
+                <w:webHidden/>
+              </w:rPr>
+              <w:fldChar w:fldCharType="separate"/>
+            </w:r>
+            <w:r>
+              <w:rPr>
+                <w:noProof/>
+                <w:webHidden/>
+              </w:rPr>
+              <w:t>42</w:t>
+            </w:r>
+            <w:r>
+              <w:rPr>
+                <w:noProof/>
+                <w:webHidden/>
+              </w:rPr>
+              <w:fldChar w:fldCharType="end"/>
+            </w:r>
+          </w:hyperlink>
+        </w:p>
+        <w:p>
+          <w:pPr>
+            <w:pStyle w:val="TOC2"/>
+            <w:tabs>
+              <w:tab w:val="left" w:pos="1920"/>
+            </w:tabs>
+            <w:bidi w:val="0"/>
+            <w:rPr>
+              <w:rFonts w:cstheme="minorBidi"/>
+              <w:bCs w:val="0"/>
+              <w:noProof/>
+              <w:kern w:val="2"/>
+              <w:sz w:val="24"/>
+              <w14:ligatures w14:val="standardContextual"/>
+            </w:rPr>
+          </w:pPr>
+          <w:hyperlink w:anchor="_Toc208057740" w:history="1">
+            <w:r>
+              <w:rPr>
+                <w:rStyle w:val="Hyperlink"/>
+                <w:noProof/>
+                <w:rtl/>
+                <w:lang w:bidi="fa-IR"/>
+              </w:rPr>
+              <w:t>3-2</w:t>
+            </w:r>
+            <w:r>
+              <w:rPr>
+                <w:rFonts w:cstheme="minorBidi"/>
+                <w:bCs w:val="0"/>
+                <w:noProof/>
+                <w:kern w:val="2"/>
+                <w:sz w:val="24"/>
+                <w14:ligatures w14:val="standardContextual"/>
+              </w:rPr>
+              <w:tab/>
+            </w:r>
+            <w:r>
+              <w:rPr>
+                <w:rStyle w:val="Hyperlink"/>
+                <w:rFonts w:hint="eastAsia"/>
+                <w:noProof/>
+                <w:rtl/>
+                <w:lang w:bidi="fa-IR"/>
+              </w:rPr>
+              <w:t>طرح</w:t>
+            </w:r>
+            <w:r>
+              <w:rPr>
+                <w:rStyle w:val="Hyperlink"/>
+                <w:noProof/>
+                <w:rtl/>
+                <w:lang w:bidi="fa-IR"/>
+              </w:rPr>
+              <w:t xml:space="preserve"> </w:t>
+            </w:r>
+            <w:r>
+              <w:rPr>
+                <w:rStyle w:val="Hyperlink"/>
+                <w:rFonts w:hint="eastAsia"/>
+                <w:noProof/>
+                <w:rtl/>
+                <w:lang w:bidi="fa-IR"/>
+              </w:rPr>
+              <w:t>پژوهش</w:t>
+            </w:r>
+            <w:r>
+              <w:rPr>
+                <w:noProof/>
+                <w:webHidden/>
+              </w:rPr>
+              <w:tab/>
+            </w:r>
+            <w:r>
+              <w:rPr>
+                <w:noProof/>
+                <w:webHidden/>
+              </w:rPr>
+              <w:fldChar w:fldCharType="begin"/>
+            </w:r>
+            <w:r>
+              <w:rPr>
+                <w:noProof/>
+                <w:webHidden/>
+              </w:rPr>
+              <w:instrText xml:space="preserve"> PAGEREF _Toc208057740 \h </w:instrText>
+            </w:r>
+            <w:r>
+              <w:rPr>
+                <w:noProof/>
+                <w:webHidden/>
+              </w:rPr>
+            </w:r>
+            <w:r>
+              <w:rPr>
+                <w:noProof/>
+                <w:webHidden/>
+              </w:rPr>
+              <w:fldChar w:fldCharType="separate"/>
+            </w:r>
+            <w:r>
+              <w:rPr>
+                <w:noProof/>
+                <w:webHidden/>
+              </w:rPr>
+              <w:t>42</w:t>
+            </w:r>
+            <w:r>
+              <w:rPr>
+                <w:noProof/>
+                <w:webHidden/>
+              </w:rPr>
+              <w:fldChar w:fldCharType="end"/>
+            </w:r>
+          </w:hyperlink>
+        </w:p>
+        <w:p>
+          <w:pPr>
+            <w:pStyle w:val="TOC2"/>
+            <w:tabs>
+              <w:tab w:val="left" w:pos="2077"/>
+            </w:tabs>
+            <w:bidi w:val="0"/>
+            <w:rPr>
+              <w:rFonts w:cstheme="minorBidi"/>
+              <w:bCs w:val="0"/>
+              <w:noProof/>
+              <w:kern w:val="2"/>
+              <w:sz w:val="24"/>
+              <w14:ligatures w14:val="standardContextual"/>
+            </w:rPr>
+          </w:pPr>
+          <w:hyperlink w:anchor="_Toc208057741" w:history="1">
+            <w:r>
+              <w:rPr>
+                <w:rStyle w:val="Hyperlink"/>
+                <w:noProof/>
+                <w:rtl/>
+                <w:lang w:bidi="fa-IR"/>
+              </w:rPr>
+              <w:t>3-3</w:t>
+            </w:r>
+            <w:r>
+              <w:rPr>
+                <w:rFonts w:cstheme="minorBidi"/>
+                <w:bCs w:val="0"/>
+                <w:noProof/>
+                <w:kern w:val="2"/>
+                <w:sz w:val="24"/>
+                <w14:ligatures w14:val="standardContextual"/>
+              </w:rPr>
+              <w:tab/>
+            </w:r>
+            <w:r>
+              <w:rPr>
+                <w:rStyle w:val="Hyperlink"/>
+                <w:rFonts w:hint="eastAsia"/>
+                <w:noProof/>
+                <w:rtl/>
+                <w:lang w:bidi="fa-IR"/>
+              </w:rPr>
+              <w:t>گردآور</w:t>
+            </w:r>
+            <w:r>
+              <w:rPr>
+                <w:rStyle w:val="Hyperlink"/>
+                <w:rFonts w:hint="cs"/>
+                <w:noProof/>
+                <w:rtl/>
+                <w:lang w:bidi="fa-IR"/>
+              </w:rPr>
+              <w:t>ی</w:t>
+            </w:r>
+            <w:r>
+              <w:rPr>
+                <w:rStyle w:val="Hyperlink"/>
+                <w:noProof/>
+                <w:rtl/>
+                <w:lang w:bidi="fa-IR"/>
+              </w:rPr>
+              <w:t xml:space="preserve"> </w:t>
+            </w:r>
+            <w:r>
+              <w:rPr>
+                <w:rStyle w:val="Hyperlink"/>
+                <w:rFonts w:hint="eastAsia"/>
+                <w:noProof/>
+                <w:rtl/>
+                <w:lang w:bidi="fa-IR"/>
+              </w:rPr>
+              <w:t>داده‌ها</w:t>
+            </w:r>
+            <w:r>
+              <w:rPr>
+                <w:noProof/>
+                <w:webHidden/>
+              </w:rPr>
+              <w:tab/>
+            </w:r>
+            <w:r>
+              <w:rPr>
+                <w:noProof/>
+                <w:webHidden/>
+              </w:rPr>
+              <w:fldChar w:fldCharType="begin"/>
+            </w:r>
+            <w:r>
+              <w:rPr>
+                <w:noProof/>
+                <w:webHidden/>
+              </w:rPr>
+              <w:instrText xml:space="preserve"> PAGEREF _Toc208057741 \h </w:instrText>
+            </w:r>
+            <w:r>
+              <w:rPr>
+                <w:noProof/>
+                <w:webHidden/>
+              </w:rPr>
+            </w:r>
+            <w:r>
+              <w:rPr>
+                <w:noProof/>
+                <w:webHidden/>
+              </w:rPr>
+              <w:fldChar w:fldCharType="separate"/>
+            </w:r>
+            <w:r>
+              <w:rPr>
+                <w:noProof/>
+                <w:webHidden/>
+              </w:rPr>
+              <w:t>42</w:t>
             </w:r>
             <w:r>
               <w:rPr>
@@ -6864,14 +7544,14 @@
     <w:p>
       <w:pPr>
         <w:rPr>
-          <w:rtl/>
+          <w:rFonts w:hint="cs"/>
+          <w:lang w:bidi="fa-IR"/>
         </w:rPr>
       </w:pPr>
       <w:r>
         <w:rPr>
           <w:rtl/>
         </w:rPr>
-        <w:lastRenderedPageBreak/>
         <w:br w:type="page"/>
       </w:r>
     </w:p>
@@ -7429,7 +8109,7 @@
           <w:rtl/>
         </w:rPr>
       </w:pPr>
-      <w:bookmarkStart w:id="0" w:name="_Toc207292857"/>
+      <w:bookmarkStart w:id="0" w:name="_Toc208057710"/>
       <w:r>
         <w:rPr>
           <w:rFonts w:hint="cs"/>
@@ -7460,7 +8140,7 @@
           <w:rtl/>
         </w:rPr>
       </w:pPr>
-      <w:bookmarkStart w:id="1" w:name="_Toc207292858"/>
+      <w:bookmarkStart w:id="1" w:name="_Toc208057711"/>
       <w:r>
         <w:rPr>
           <w:rFonts w:hint="cs"/>
@@ -8151,7 +8831,7 @@
           <w:rtl/>
         </w:rPr>
       </w:pPr>
-      <w:bookmarkStart w:id="2" w:name="_Toc207292859"/>
+      <w:bookmarkStart w:id="2" w:name="_Toc208057712"/>
       <w:r>
         <w:rPr>
           <w:rFonts w:hint="cs"/>
@@ -13698,7 +14378,7 @@
           <w:rtl/>
         </w:rPr>
       </w:pPr>
-      <w:bookmarkStart w:id="3" w:name="_Toc207292860"/>
+      <w:bookmarkStart w:id="3" w:name="_Toc208057713"/>
       <w:r>
         <w:rPr>
           <w:rFonts w:hint="cs"/>
@@ -13730,7 +14410,7 @@
           <w:rtl/>
         </w:rPr>
       </w:pPr>
-      <w:bookmarkStart w:id="4" w:name="_Toc207292861"/>
+      <w:bookmarkStart w:id="4" w:name="_Toc208057714"/>
       <w:r>
         <w:rPr>
           <w:rFonts w:hint="cs"/>
@@ -15439,7 +16119,7 @@
           <w:rtl/>
         </w:rPr>
       </w:pPr>
-      <w:bookmarkStart w:id="5" w:name="_Toc207292862"/>
+      <w:bookmarkStart w:id="5" w:name="_Toc208057715"/>
       <w:r>
         <w:rPr>
           <w:rFonts w:hint="cs"/>
@@ -17343,7 +18023,7 @@
           <w:rtl/>
         </w:rPr>
       </w:pPr>
-      <w:bookmarkStart w:id="6" w:name="_Toc207292863"/>
+      <w:bookmarkStart w:id="6" w:name="_Toc208057716"/>
       <w:r>
         <w:rPr>
           <w:rFonts w:hint="cs"/>
@@ -19551,7 +20231,7 @@
           <w:lang w:bidi="fa-IR"/>
         </w:rPr>
       </w:pPr>
-      <w:bookmarkStart w:id="7" w:name="_Toc207292864"/>
+      <w:bookmarkStart w:id="7" w:name="_Toc208057717"/>
       <w:r>
         <w:rPr>
           <w:rFonts w:hint="cs"/>
@@ -22049,7 +22729,7 @@
       <w:pPr>
         <w:pStyle w:val="Heading2"/>
       </w:pPr>
-      <w:bookmarkStart w:id="8" w:name="_Toc207292865"/>
+      <w:bookmarkStart w:id="8" w:name="_Toc208057718"/>
       <w:r>
         <w:rPr>
           <w:rFonts w:hint="cs"/>
@@ -22329,7 +23009,7 @@
           <w:rtl/>
         </w:rPr>
       </w:pPr>
-      <w:bookmarkStart w:id="9" w:name="_Toc207292866"/>
+      <w:bookmarkStart w:id="9" w:name="_Toc208057719"/>
       <w:r>
         <w:rPr>
           <w:rFonts w:hint="cs"/>
@@ -22826,7 +23506,7 @@
           <w:rtl/>
         </w:rPr>
       </w:pPr>
-      <w:bookmarkStart w:id="10" w:name="_Toc207292867"/>
+      <w:bookmarkStart w:id="10" w:name="_Toc208057720"/>
       <w:r>
         <w:rPr>
           <w:rFonts w:hint="cs"/>
@@ -22843,7 +23523,7 @@
           <w:rtl/>
         </w:rPr>
       </w:pPr>
-      <w:bookmarkStart w:id="11" w:name="_Toc207292868"/>
+      <w:bookmarkStart w:id="11" w:name="_Toc208057721"/>
       <w:r>
         <w:rPr>
           <w:rFonts w:hint="cs"/>
@@ -22951,7 +23631,7 @@
           <w:rtl/>
         </w:rPr>
       </w:pPr>
-      <w:bookmarkStart w:id="12" w:name="_Toc207292869"/>
+      <w:bookmarkStart w:id="12" w:name="_Toc208057722"/>
       <w:r>
         <w:rPr>
           <w:rFonts w:hint="cs"/>
@@ -23380,7 +24060,7 @@
           <w:rtl/>
         </w:rPr>
       </w:pPr>
-      <w:bookmarkStart w:id="13" w:name="_Toc207292870"/>
+      <w:bookmarkStart w:id="13" w:name="_Toc208057723"/>
       <w:r>
         <w:rPr>
           <w:rFonts w:hint="cs"/>
@@ -23918,7 +24598,7 @@
           <w:rtl/>
         </w:rPr>
       </w:pPr>
-      <w:bookmarkStart w:id="14" w:name="_Toc207292871"/>
+      <w:bookmarkStart w:id="14" w:name="_Toc208057724"/>
       <w:r>
         <w:rPr>
           <w:rFonts w:hint="cs"/>
@@ -23949,7 +24629,7 @@
           <w:rtl/>
         </w:rPr>
       </w:pPr>
-      <w:bookmarkStart w:id="15" w:name="_Toc207292872"/>
+      <w:bookmarkStart w:id="15" w:name="_Toc208057725"/>
       <w:r>
         <w:rPr>
           <w:rFonts w:hint="cs"/>
@@ -28026,7 +28706,7 @@
           <w:rtl/>
         </w:rPr>
       </w:pPr>
-      <w:bookmarkStart w:id="16" w:name="_Toc207292873"/>
+      <w:bookmarkStart w:id="16" w:name="_Toc208057726"/>
       <w:r>
         <w:rPr>
           <w:rFonts w:hint="cs"/>
@@ -29977,7 +30657,7 @@
           <w:rtl/>
         </w:rPr>
       </w:pPr>
-      <w:bookmarkStart w:id="17" w:name="_Toc207292874"/>
+      <w:bookmarkStart w:id="17" w:name="_Toc208057727"/>
       <w:r>
         <w:rPr>
           <w:rFonts w:hint="cs"/>
@@ -29995,7 +30675,7 @@
           <w:rtl/>
         </w:rPr>
       </w:pPr>
-      <w:bookmarkStart w:id="18" w:name="_Toc207292875"/>
+      <w:bookmarkStart w:id="18" w:name="_Toc208057728"/>
       <w:r>
         <w:rPr>
           <w:rFonts w:hint="cs"/>
@@ -31408,21 +32088,7 @@
         <w:rPr>
           <w:noProof/>
         </w:rPr>
-        <w:t>(</w:t>
-      </w:r>
-      <w:proofErr w:type="spellStart"/>
-      <w:r>
-        <w:rPr>
-          <w:noProof/>
-        </w:rPr>
-        <w:t>Siddika</w:t>
-      </w:r>
-      <w:proofErr w:type="spellEnd"/>
-      <w:r>
-        <w:rPr>
-          <w:noProof/>
-        </w:rPr>
-        <w:t xml:space="preserve"> et al., 2019)</w:t>
+        <w:t>(Siddika et al., 2019)</w:t>
       </w:r>
       <w:r>
         <w:fldChar w:fldCharType="end"/>
@@ -35679,7 +36345,7 @@
           <w:rtl/>
         </w:rPr>
       </w:pPr>
-      <w:bookmarkStart w:id="19" w:name="_Toc207292876"/>
+      <w:bookmarkStart w:id="19" w:name="_Toc208057729"/>
       <w:r>
         <w:rPr>
           <w:rFonts w:hint="cs"/>
@@ -35732,7 +36398,7 @@
           <w:rtl/>
         </w:rPr>
       </w:pPr>
-      <w:bookmarkStart w:id="20" w:name="_Toc207292877"/>
+      <w:bookmarkStart w:id="20" w:name="_Toc208057730"/>
       <w:r>
         <w:rPr>
           <w:rFonts w:hint="cs"/>
@@ -37917,7 +38583,7 @@
           <w:rtl/>
         </w:rPr>
       </w:pPr>
-      <w:bookmarkStart w:id="21" w:name="_Toc207292878"/>
+      <w:bookmarkStart w:id="21" w:name="_Toc208057731"/>
       <w:r>
         <w:rPr>
           <w:rFonts w:hint="cs"/>
@@ -40227,7 +40893,7 @@
       <w:pPr>
         <w:pStyle w:val="Heading3"/>
       </w:pPr>
-      <w:bookmarkStart w:id="22" w:name="_Toc207292879"/>
+      <w:bookmarkStart w:id="22" w:name="_Toc208057732"/>
       <w:r>
         <w:rPr>
           <w:rFonts w:hint="cs"/>
@@ -43195,7 +43861,7 @@
           <w:rtl/>
         </w:rPr>
       </w:pPr>
-      <w:bookmarkStart w:id="23" w:name="_Toc207292880"/>
+      <w:bookmarkStart w:id="23" w:name="_Toc208057733"/>
       <w:r>
         <w:rPr>
           <w:rFonts w:hint="cs"/>
@@ -43377,7 +44043,7 @@
       <w:pPr>
         <w:pStyle w:val="Heading3"/>
       </w:pPr>
-      <w:bookmarkStart w:id="24" w:name="_Toc207292881"/>
+      <w:bookmarkStart w:id="24" w:name="_Toc208057734"/>
       <w:r>
         <w:rPr>
           <w:rFonts w:hint="cs"/>
@@ -45163,7 +45829,7 @@
           <w:rtl/>
         </w:rPr>
       </w:pPr>
-      <w:bookmarkStart w:id="25" w:name="_Toc207292882"/>
+      <w:bookmarkStart w:id="25" w:name="_Toc208057735"/>
       <w:r>
         <w:rPr>
           <w:rFonts w:hint="cs"/>
@@ -47195,7 +47861,7 @@
           <w:rtl/>
         </w:rPr>
       </w:pPr>
-      <w:bookmarkStart w:id="26" w:name="_Toc207292883"/>
+      <w:bookmarkStart w:id="26" w:name="_Toc208057736"/>
       <w:r>
         <w:rPr>
           <w:rFonts w:hint="cs"/>
@@ -49737,14 +50403,12 @@
         </w:rPr>
         <w:t xml:space="preserve">در این مطالعه از داده های موجود در پایگاه داده </w:t>
       </w:r>
-      <w:proofErr w:type="spellStart"/>
       <w:r>
         <w:rPr>
           <w:lang w:bidi="fa-IR"/>
         </w:rPr>
         <w:t>PatentsView</w:t>
       </w:r>
-      <w:proofErr w:type="spellEnd"/>
       <w:r>
         <w:rPr>
           <w:rFonts w:hint="cs"/>
@@ -49933,14 +50597,12 @@
         </w:rPr>
         <w:t xml:space="preserve"> چارچوب ارائه شده با اتکا بر داده‌های </w:t>
       </w:r>
-      <w:proofErr w:type="spellStart"/>
       <w:r>
         <w:rPr>
           <w:lang w:bidi="fa-IR"/>
         </w:rPr>
         <w:t>PatentsView</w:t>
       </w:r>
-      <w:proofErr w:type="spellEnd"/>
       <w:r>
         <w:rPr>
           <w:rFonts w:hint="cs"/>
@@ -52331,14 +52993,12 @@
         </w:rPr>
         <w:t xml:space="preserve"> در پژوهشی به دنبال شناسایی فرصت‌های فناوری در زمینه نانوژنراتور های تربیو الکتریک به وسیله‌ی تحلیل پتنت بودند. موضوع نانوژنراتور ها به عنوان یک نمونه برای آزمایش روش مورد استفاده انتخاب شده بود. در این پژوهش با استفاده از پتنت‌ها و مقالاتی که در </w:t>
       </w:r>
-      <w:proofErr w:type="spellStart"/>
       <w:r>
         <w:rPr>
           <w:lang w:bidi="fa-IR"/>
         </w:rPr>
         <w:t>teng</w:t>
       </w:r>
-      <w:proofErr w:type="spellEnd"/>
       <w:r>
         <w:rPr>
           <w:rFonts w:hint="cs"/>
@@ -53170,256 +53830,244 @@
         <w:rPr>
           <w:rtl/>
         </w:rPr>
+        <w:t xml:space="preserve"> تصويري تحليلي با تعيين سطح آمادگي فناوري</w:t>
+      </w:r>
+      <w:r>
+        <w:rPr>
+          <w:rStyle w:val="FootnoteReference"/>
+          <w:rtl/>
+        </w:rPr>
+        <w:footnoteReference w:id="78"/>
+      </w:r>
+      <w:r>
+        <w:rPr>
+          <w:rFonts w:hint="cs"/>
+          <w:rtl/>
+        </w:rPr>
         <w:t xml:space="preserve"> </w:t>
       </w:r>
       <w:r>
         <w:rPr>
           <w:rtl/>
         </w:rPr>
-        <w:t>تصويري تحليلي با تعيين سطح آمادگي فناوري</w:t>
+        <w:t xml:space="preserve">ارائه مي کنند که به سادگي به نقشه راه قابل تبديل است. مدل نقشه راه به صورت </w:t>
+      </w:r>
+      <w:r>
+        <w:rPr>
+          <w:rtl/>
+          <w:lang w:bidi="fa-IR"/>
+        </w:rPr>
+        <w:t>۳</w:t>
+      </w:r>
+      <w:r>
+        <w:rPr>
+          <w:rtl/>
+        </w:rPr>
+        <w:t xml:space="preserve"> لايه سامان يافته است</w:t>
+      </w:r>
+      <w:r>
+        <w:rPr>
+          <w:rFonts w:hint="cs"/>
+          <w:rtl/>
+        </w:rPr>
+        <w:t>، به گونه‌ای که</w:t>
+      </w:r>
+      <w:r>
+        <w:rPr>
+          <w:rtl/>
+        </w:rPr>
+        <w:t xml:space="preserve"> گزينه هاي فناوري </w:t>
+      </w:r>
+      <w:r>
+        <w:rPr>
+          <w:rFonts w:hint="cs"/>
+          <w:rtl/>
+        </w:rPr>
+        <w:t>در ردیف بالایی شامل</w:t>
+      </w:r>
+      <w:r>
+        <w:rPr>
+          <w:rtl/>
+        </w:rPr>
+        <w:t xml:space="preserve"> رسانا ايستا مانند ربات</w:t>
+      </w:r>
+      <w:r>
+        <w:rPr>
+          <w:rFonts w:hint="cs"/>
+          <w:rtl/>
+        </w:rPr>
+        <w:t>-</w:t>
+      </w:r>
+      <w:r>
+        <w:rPr>
+          <w:rtl/>
+        </w:rPr>
+        <w:t>کوپلر زيربدنه</w:t>
+      </w:r>
+      <w:r>
+        <w:rPr>
+          <w:rFonts w:hint="cs"/>
+          <w:rtl/>
+        </w:rPr>
+        <w:t>-</w:t>
+      </w:r>
+      <w:r>
+        <w:rPr>
+          <w:rtl/>
+        </w:rPr>
+        <w:t>پانتوگراف، رسانا پويا مانند خط بالاسري</w:t>
+      </w:r>
+      <w:r>
+        <w:rPr>
+          <w:rFonts w:hint="cs"/>
+          <w:rtl/>
+        </w:rPr>
+        <w:t>-</w:t>
+      </w:r>
+      <w:r>
+        <w:rPr>
+          <w:rtl/>
+        </w:rPr>
+        <w:t>ريل تماسي، بي سيم ايستا</w:t>
+      </w:r>
+      <w:r>
+        <w:rPr>
+          <w:rFonts w:hint="cs"/>
+          <w:rtl/>
+        </w:rPr>
+        <w:t>-</w:t>
+      </w:r>
+      <w:r>
+        <w:rPr>
+          <w:rtl/>
+        </w:rPr>
+        <w:t>پويا، و جايگزيني باتري،</w:t>
+      </w:r>
+      <w:r>
+        <w:rPr>
+          <w:rFonts w:hint="cs"/>
+          <w:rtl/>
+        </w:rPr>
+        <w:t xml:space="preserve"> در لایه میانی</w:t>
+      </w:r>
+      <w:r>
+        <w:rPr>
+          <w:rtl/>
+        </w:rPr>
+        <w:t xml:space="preserve"> بلوغ</w:t>
+      </w:r>
+      <w:r>
+        <w:rPr>
+          <w:rFonts w:hint="cs"/>
+          <w:rtl/>
+        </w:rPr>
+        <w:t xml:space="preserve">-سطح آمادگی فناوری از جمله </w:t>
+      </w:r>
+      <w:r>
+        <w:rPr>
+          <w:rtl/>
+        </w:rPr>
+        <w:t xml:space="preserve"> نگاشت هر گزينه به </w:t>
+      </w:r>
+      <w:r>
+        <w:rPr>
+          <w:rFonts w:hint="cs"/>
+          <w:rtl/>
+        </w:rPr>
+        <w:t>سطح آمادگی فناوری</w:t>
+      </w:r>
+      <w:r>
+        <w:rPr>
+          <w:rtl/>
+        </w:rPr>
+        <w:t xml:space="preserve"> اتحاديه اروپا و نمونه هاي تجاري</w:t>
+      </w:r>
+      <w:r>
+        <w:rPr>
+          <w:rFonts w:hint="cs"/>
+          <w:rtl/>
+        </w:rPr>
+        <w:t>-</w:t>
+      </w:r>
+      <w:r>
+        <w:rPr>
+          <w:rtl/>
+        </w:rPr>
+        <w:t>نمايشي، و</w:t>
+      </w:r>
+      <w:r>
+        <w:rPr>
+          <w:rFonts w:hint="cs"/>
+          <w:rtl/>
+        </w:rPr>
+        <w:t xml:space="preserve"> در لایه زیرین</w:t>
+      </w:r>
+      <w:r>
+        <w:rPr>
+          <w:rtl/>
+        </w:rPr>
+        <w:t xml:space="preserve"> استاندارد</w:t>
+      </w:r>
+      <w:r>
+        <w:rPr>
+          <w:rFonts w:hint="cs"/>
+          <w:rtl/>
+        </w:rPr>
+        <w:t>-</w:t>
+      </w:r>
+      <w:r>
+        <w:rPr>
+          <w:rtl/>
+        </w:rPr>
+        <w:t>همکاري</w:t>
+      </w:r>
+      <w:r>
+        <w:rPr>
+          <w:rFonts w:hint="cs"/>
+          <w:rtl/>
+        </w:rPr>
+        <w:t xml:space="preserve"> متشکل از</w:t>
+      </w:r>
+      <w:r>
+        <w:rPr>
+          <w:rtl/>
+        </w:rPr>
+        <w:t xml:space="preserve"> الزامات استاندارد و قابليت همکاري</w:t>
+      </w:r>
+      <w:r>
+        <w:rPr>
+          <w:rFonts w:hint="cs"/>
+          <w:rtl/>
+        </w:rPr>
+        <w:t xml:space="preserve"> قرار گرفته است</w:t>
+      </w:r>
+      <w:r>
+        <w:rPr>
+          <w:rtl/>
+        </w:rPr>
+        <w:t xml:space="preserve">. محور زمان با اشاره به مسير ارتقاي توان </w:t>
+      </w:r>
+      <w:r>
+        <w:t>DC</w:t>
+      </w:r>
+      <w:r>
+        <w:rPr>
+          <w:rtl/>
+        </w:rPr>
+        <w:t xml:space="preserve"> و ظهور سامانه شارژ مگاواتي</w:t>
       </w:r>
       <w:r>
         <w:rPr>
           <w:rStyle w:val="FootnoteReference"/>
           <w:rtl/>
         </w:rPr>
-        <w:footnoteReference w:id="78"/>
-      </w:r>
-      <w:r>
-        <w:rPr>
-          <w:rFonts w:hint="cs"/>
-          <w:rtl/>
-        </w:rPr>
-        <w:t xml:space="preserve"> </w:t>
-      </w:r>
-      <w:r>
-        <w:rPr>
-          <w:rtl/>
-        </w:rPr>
-        <w:t xml:space="preserve">ارائه مي کنند که به سادگي به نقشه راه قابل تبديل است. مدل نقشه راه به صورت </w:t>
-      </w:r>
-      <w:r>
-        <w:rPr>
-          <w:rtl/>
-          <w:lang w:bidi="fa-IR"/>
-        </w:rPr>
-        <w:t>۳</w:t>
-      </w:r>
-      <w:r>
-        <w:rPr>
-          <w:rtl/>
-        </w:rPr>
-        <w:t xml:space="preserve"> لايه سامان يافته است</w:t>
-      </w:r>
-      <w:r>
-        <w:rPr>
-          <w:rFonts w:hint="cs"/>
-          <w:rtl/>
-        </w:rPr>
-        <w:t>، به گونه‌ای که</w:t>
-      </w:r>
-      <w:r>
-        <w:rPr>
-          <w:rtl/>
-        </w:rPr>
-        <w:t xml:space="preserve"> گزينه هاي فناوري </w:t>
-      </w:r>
-      <w:r>
-        <w:rPr>
-          <w:rFonts w:hint="cs"/>
-          <w:rtl/>
-        </w:rPr>
-        <w:t>در ردیف بالایی شامل</w:t>
-      </w:r>
-      <w:r>
-        <w:rPr>
-          <w:rtl/>
-        </w:rPr>
-        <w:t xml:space="preserve"> رسانا ايستا مانند ربات</w:t>
-      </w:r>
-      <w:r>
-        <w:rPr>
-          <w:rFonts w:hint="cs"/>
-          <w:rtl/>
-        </w:rPr>
-        <w:t>-</w:t>
-      </w:r>
-      <w:r>
-        <w:rPr>
-          <w:rtl/>
-        </w:rPr>
-        <w:t>کوپلر زيربدنه</w:t>
-      </w:r>
-      <w:r>
-        <w:rPr>
-          <w:rFonts w:hint="cs"/>
-          <w:rtl/>
-        </w:rPr>
-        <w:t>-</w:t>
-      </w:r>
-      <w:r>
-        <w:rPr>
-          <w:rtl/>
-        </w:rPr>
-        <w:t>پانتوگراف، رسانا پويا مانند خط بالاسري</w:t>
-      </w:r>
-      <w:r>
-        <w:rPr>
-          <w:rFonts w:hint="cs"/>
-          <w:rtl/>
-        </w:rPr>
-        <w:t>-</w:t>
-      </w:r>
-      <w:r>
-        <w:rPr>
-          <w:rtl/>
-        </w:rPr>
-        <w:t>ريل تماسي، بي سيم ايستا</w:t>
-      </w:r>
-      <w:r>
-        <w:rPr>
-          <w:rFonts w:hint="cs"/>
-          <w:rtl/>
-        </w:rPr>
-        <w:t>-</w:t>
-      </w:r>
-      <w:r>
-        <w:rPr>
-          <w:rtl/>
-        </w:rPr>
-        <w:t>پويا، و جايگزيني باتري،</w:t>
-      </w:r>
-      <w:r>
-        <w:rPr>
-          <w:rFonts w:hint="cs"/>
-          <w:rtl/>
-        </w:rPr>
-        <w:t xml:space="preserve"> در لایه میانی</w:t>
-      </w:r>
-      <w:r>
-        <w:rPr>
-          <w:rtl/>
-        </w:rPr>
-        <w:t xml:space="preserve"> بلوغ</w:t>
-      </w:r>
-      <w:r>
-        <w:rPr>
-          <w:rFonts w:hint="cs"/>
-          <w:rtl/>
-        </w:rPr>
-        <w:t xml:space="preserve">-سطح آمادگی فناوری از جمله </w:t>
-      </w:r>
-      <w:r>
-        <w:rPr>
-          <w:rtl/>
-        </w:rPr>
-        <w:t xml:space="preserve"> نگاشت هر گزينه به </w:t>
-      </w:r>
-      <w:r>
-        <w:rPr>
-          <w:rFonts w:hint="cs"/>
-          <w:rtl/>
-        </w:rPr>
-        <w:t>سطح آمادگی فناوری</w:t>
-      </w:r>
-      <w:r>
-        <w:rPr>
-          <w:rtl/>
-        </w:rPr>
-        <w:t xml:space="preserve"> اتحاديه اروپا و نمونه هاي تجاري</w:t>
-      </w:r>
-      <w:r>
-        <w:rPr>
-          <w:rFonts w:hint="cs"/>
-          <w:rtl/>
-        </w:rPr>
-        <w:t>-</w:t>
-      </w:r>
-      <w:r>
-        <w:rPr>
-          <w:rtl/>
-        </w:rPr>
-        <w:t>نمايشي، و</w:t>
-      </w:r>
-      <w:r>
-        <w:rPr>
-          <w:rFonts w:hint="cs"/>
-          <w:rtl/>
-        </w:rPr>
-        <w:t xml:space="preserve"> در لایه زیرین</w:t>
-      </w:r>
-      <w:r>
-        <w:rPr>
-          <w:rtl/>
-        </w:rPr>
-        <w:t xml:space="preserve"> استاندارد</w:t>
-      </w:r>
-      <w:r>
-        <w:rPr>
-          <w:rFonts w:hint="cs"/>
-          <w:rtl/>
-        </w:rPr>
-        <w:t>-</w:t>
-      </w:r>
-      <w:r>
-        <w:rPr>
-          <w:rtl/>
-        </w:rPr>
-        <w:t>همکاري</w:t>
-      </w:r>
-      <w:r>
-        <w:rPr>
-          <w:rFonts w:hint="cs"/>
-          <w:rtl/>
-        </w:rPr>
-        <w:t xml:space="preserve"> متشکل از</w:t>
-      </w:r>
-      <w:r>
-        <w:rPr>
-          <w:rtl/>
-        </w:rPr>
-        <w:t xml:space="preserve"> الزامات استاندارد و قابليت همکاري</w:t>
-      </w:r>
-      <w:r>
-        <w:rPr>
-          <w:rFonts w:hint="cs"/>
-          <w:rtl/>
-        </w:rPr>
-        <w:t xml:space="preserve"> قرار گرفته است</w:t>
-      </w:r>
-      <w:r>
-        <w:rPr>
-          <w:rtl/>
-        </w:rPr>
-        <w:t xml:space="preserve">. محور زمان با اشاره به مسير ارتقاي توان </w:t>
-      </w:r>
-      <w:r>
-        <w:t>DC</w:t>
-      </w:r>
-      <w:r>
-        <w:rPr>
-          <w:rtl/>
-        </w:rPr>
-        <w:t xml:space="preserve"> و ظهور سامانه شارژ مگاواتي</w:t>
-      </w:r>
-      <w:r>
-        <w:rPr>
-          <w:rStyle w:val="FootnoteReference"/>
-          <w:rtl/>
-        </w:rPr>
         <w:footnoteReference w:id="79"/>
       </w:r>
       <w:r>
         <w:rPr>
           <w:rtl/>
         </w:rPr>
-        <w:t xml:space="preserve"> </w:t>
-      </w:r>
-      <w:r>
-        <w:rPr>
-          <w:rtl/>
-        </w:rPr>
-        <w:t>براي توان هاي مگاواتي تنظيم مي شود.</w:t>
+        <w:t xml:space="preserve"> براي توان هاي مگاواتي تنظيم مي شود.</w:t>
       </w:r>
     </w:p>
     <w:p>
@@ -61182,7 +61830,7 @@
             <w:pPr>
               <w:jc w:val="center"/>
               <w:rPr>
-                <w:rFonts w:cs="B Mitra" w:hint="cs"/>
+                <w:rFonts w:cs="B Mitra"/>
                 <w:sz w:val="24"/>
                 <w:szCs w:val="24"/>
                 <w:rtl/>
@@ -61547,7 +62195,7 @@
             <w:pPr>
               <w:jc w:val="center"/>
               <w:rPr>
-                <w:rFonts w:cs="B Mitra" w:hint="cs"/>
+                <w:rFonts w:cs="B Mitra"/>
                 <w:sz w:val="24"/>
                 <w:szCs w:val="24"/>
                 <w:rtl/>
@@ -61957,6 +62605,7 @@
           <w:lang w:bidi="fa-IR"/>
         </w:rPr>
       </w:pPr>
+      <w:bookmarkStart w:id="28" w:name="_Toc208057737"/>
       <w:r>
         <w:rPr>
           <w:rFonts w:hint="cs"/>
@@ -61965,6 +62614,7 @@
         </w:rPr>
         <w:t>چهارچوب نظری تحقیق</w:t>
       </w:r>
+      <w:bookmarkEnd w:id="28"/>
     </w:p>
     <w:p>
       <w:pPr>
@@ -62072,6 +62722,7 @@
           <w:lang w:bidi="fa-IR"/>
         </w:rPr>
       </w:pPr>
+      <w:bookmarkStart w:id="29" w:name="_Toc208057738"/>
       <w:r>
         <w:rPr>
           <w:rFonts w:hint="cs"/>
@@ -62081,6 +62732,7 @@
         <w:lastRenderedPageBreak/>
         <w:t>فصل سوم: روش تحقیق</w:t>
       </w:r>
+      <w:bookmarkEnd w:id="29"/>
     </w:p>
     <w:p>
       <w:pPr>
@@ -62090,6 +62742,7 @@
           <w:lang w:bidi="fa-IR"/>
         </w:rPr>
       </w:pPr>
+      <w:bookmarkStart w:id="30" w:name="_Toc208057739"/>
       <w:r>
         <w:rPr>
           <w:rFonts w:hint="cs"/>
@@ -62097,6 +62750,47 @@
           <w:lang w:bidi="fa-IR"/>
         </w:rPr>
         <w:t>مقدمه</w:t>
+      </w:r>
+      <w:bookmarkEnd w:id="30"/>
+    </w:p>
+    <w:p>
+      <w:pPr>
+        <w:rPr>
+          <w:rtl/>
+          <w:lang w:bidi="fa-IR"/>
+        </w:rPr>
+      </w:pPr>
+      <w:r>
+        <w:rPr>
+          <w:rFonts w:hint="cs"/>
+          <w:rtl/>
+          <w:lang w:bidi="fa-IR"/>
+        </w:rPr>
+        <w:t>در فصل سوم به مروری جامع بر چارچوب روش‌شناختی موجود در این پژوهش می‌پردازیم. این مطالعه با تمرکز بر تحلیل پتنت‌های موجود در حوزه خودروهای برقی در پی شناسایی خوشه‌های فناوری آن و همچنین بررسی چرخه عمر هر خوشه و ترسیم نقشه‌راه فناوری بر اساس این خوشه‌ها و روندهای موجود در این حوزه است. در این روش‌شناسی اهداف چندگانه</w:t>
+      </w:r>
+      <w:r>
+        <w:rPr>
+          <w:rFonts w:hint="cs"/>
+          <w:rtl/>
+          <w:lang w:bidi="fa-IR"/>
+        </w:rPr>
+        <w:t>‌ای دنبال می‌شود. در ابتدا کشف و تحلیل خوشه‌‌های فناوری که در پتنت‌های مرتبط با خودروهای برقی وجود دارد، وسپس تعیین مسیر‌های تکاملی این خوشه‌ها و کشف چرخه‌ی عمر هر یک از آن ها در جهت ترسیم نقشه‌ راه. با توجه به حجم بالای داده‌های پتنت و همچنین پیچیدگی روابط موجود در میان فناوری‌ها، رویکردی چند مرحله‌ای اتخاذ شده است.</w:t>
+      </w:r>
+    </w:p>
+    <w:p>
+      <w:pPr>
+        <w:rPr>
+          <w:rtl/>
+          <w:lang w:bidi="fa-IR"/>
+        </w:rPr>
+      </w:pPr>
+      <w:r>
+        <w:rPr>
+          <w:rFonts w:hint="cs"/>
+          <w:rtl/>
+          <w:lang w:bidi="fa-IR"/>
+        </w:rPr>
+        <w:t>فرایند روش‌شناختی به گونه‌ای طراحی شده که پایایی، شفافیت و دقت تحلیل را تضمین کند. در این تحلیل داده‌کاوی کمی با تفسیر‌های کیفی ادغام گشته و الگوریتم‌های پردازش زبان طبیعی، خوشه بندی متنی، برازش منحنی لجستیک و تحلیل چرخه عمر و همچنین تحلیل شبکه با یکدیگر ترکیب شده‌اند. هر مرحله با ساختاری دقیق و مشخص شده پیش می‌رود تا استحکام و روایی نتایج تضمین شود. این فصل با مروری بر منابع داده آغاز شده و سپس با تفصیل مراحل روش‌شناختی از جمله پیش‌پردازش داده‌ها، تشکیل خوشه‌ها، تحلیل چرخه عمر و ترسیم نقشه راه فناوری و در نهایت تفسیر یکپارچه یافته‌ها به پایان می‌رسد.</w:t>
       </w:r>
     </w:p>
     <w:p>
@@ -62107,6 +62801,7 @@
           <w:lang w:bidi="fa-IR"/>
         </w:rPr>
       </w:pPr>
+      <w:bookmarkStart w:id="31" w:name="_Toc208057740"/>
       <w:r>
         <w:rPr>
           <w:rFonts w:hint="cs"/>
@@ -62115,6 +62810,7 @@
         </w:rPr>
         <w:t>طرح پژوهش</w:t>
       </w:r>
+      <w:bookmarkEnd w:id="31"/>
     </w:p>
     <w:p>
       <w:pPr>
@@ -62124,6 +62820,7 @@
           <w:lang w:bidi="fa-IR"/>
         </w:rPr>
       </w:pPr>
+      <w:bookmarkStart w:id="32" w:name="_Toc208057741"/>
       <w:r>
         <w:rPr>
           <w:rFonts w:hint="cs"/>
@@ -62131,6 +62828,693 @@
           <w:lang w:bidi="fa-IR"/>
         </w:rPr>
         <w:t>گردآوری داده‌ها</w:t>
+      </w:r>
+      <w:bookmarkEnd w:id="32"/>
+    </w:p>
+    <w:p>
+      <w:pPr>
+        <w:rPr>
+          <w:lang w:bidi="fa-IR"/>
+        </w:rPr>
+      </w:pPr>
+      <w:r>
+        <w:rPr>
+          <w:rFonts w:hint="cs"/>
+          <w:rtl/>
+          <w:lang w:bidi="fa-IR"/>
+        </w:rPr>
+        <w:t>منبع انتخابی برای جمع آوری داده‌های مورد استفاده در این پژوهش پایگاه‌ داده لنز</w:t>
+      </w:r>
+      <w:r>
+        <w:rPr>
+          <w:rStyle w:val="FootnoteReference"/>
+          <w:rtl/>
+          <w:lang w:bidi="fa-IR"/>
+        </w:rPr>
+        <w:footnoteReference w:id="85"/>
+      </w:r>
+      <w:r>
+        <w:rPr>
+          <w:rFonts w:hint="cs"/>
+          <w:rtl/>
+          <w:lang w:bidi="fa-IR"/>
+        </w:rPr>
+        <w:t xml:space="preserve"> است. پایگاه داده لنز یک پایگاه داده باز به شمار می‌آید که اطلاعات را از منابع اولیه متعدد جمع آوری کرده و تمامی شاخص‌های کلیدی هر منبع را نیز در آن حفظ می‌کند. این کار علاوه بر ارتقای شفافیت، امکان تعامل آسان با سایر مجموعه داده‌ها را فراهم می‌سازد. بدین ترتیب داده‌های موجود در این پژوهش از قاببلیت اعتماد و دسترسی بالایی برخوردار هستند </w:t>
+      </w:r>
+      <w:r>
+        <w:rPr>
+          <w:rtl/>
+          <w:lang w:bidi="fa-IR"/>
+        </w:rPr>
+        <w:fldChar w:fldCharType="begin"/>
+      </w:r>
+      <w:r>
+        <w:rPr>
+          <w:rtl/>
+          <w:lang w:bidi="fa-IR"/>
+        </w:rPr>
+        <w:instrText xml:space="preserve"> </w:instrText>
+      </w:r>
+      <w:r>
+        <w:rPr>
+          <w:lang w:bidi="fa-IR"/>
+        </w:rPr>
+        <w:instrText>ADDIN EN.CITE &lt;EndNote&gt;&lt;Cite&gt;&lt;Author&gt;Van Eck&lt;/Author&gt;&lt;Year&gt;2010&lt;/Year&gt;&lt;RecNum&gt;118&lt;/RecNum&gt;&lt;DisplayText&gt;(Van Eck &amp;amp; Waltman, 2010)&lt;/DisplayText&gt;&lt;record&gt;&lt;rec-number&gt;118&lt;/rec-number&gt;&lt;foreign-keys&gt;&lt;key app="EN" db-id="fedrzzrekw0seces2d85e09w9a09t9dad5wp</w:instrText>
+      </w:r>
+      <w:r>
+        <w:rPr>
+          <w:rtl/>
+          <w:lang w:bidi="fa-IR"/>
+        </w:rPr>
+        <w:instrText xml:space="preserve">" </w:instrText>
+      </w:r>
+      <w:r>
+        <w:rPr>
+          <w:lang w:bidi="fa-IR"/>
+        </w:rPr>
+        <w:instrText>timestamp="1757165176"&gt;118&lt;/key&gt;&lt;/foreign-keys&gt;&lt;ref-type name="Journal Article"&gt;17&lt;/ref-type&gt;&lt;contributors&gt;&lt;authors&gt;&lt;author&gt;Van Eck, Nees&lt;/author&gt;&lt;author&gt;Waltman, Ludo&lt;/author&gt;&lt;/authors&gt;&lt;/contributors&gt;&lt;titles&gt;&lt;title&gt;Software survey: VOSviewer, a computer</w:instrText>
+      </w:r>
+      <w:r>
+        <w:rPr>
+          <w:rtl/>
+          <w:lang w:bidi="fa-IR"/>
+        </w:rPr>
+        <w:instrText xml:space="preserve"> </w:instrText>
+      </w:r>
+      <w:r>
+        <w:rPr>
+          <w:lang w:bidi="fa-IR"/>
+        </w:rPr>
+        <w:instrText>program for bibliometric mapping&lt;/title&gt;&lt;secondary-title&gt;scientometrics&lt;/secondary-title&gt;&lt;/titles&gt;&lt;periodical&gt;&lt;full-title&gt;Scientometrics&lt;/full-title&gt;&lt;/periodical&gt;&lt;pages&gt;523-538&lt;/pages&gt;&lt;volume&gt;84&lt;/volume&gt;&lt;number&gt;2&lt;/number&gt;&lt;dates&gt;&lt;year&gt;2010&lt;/year&gt;&lt;/dates</w:instrText>
+      </w:r>
+      <w:r>
+        <w:rPr>
+          <w:rtl/>
+          <w:lang w:bidi="fa-IR"/>
+        </w:rPr>
+        <w:instrText>&gt;&lt;</w:instrText>
+      </w:r>
+      <w:r>
+        <w:rPr>
+          <w:lang w:bidi="fa-IR"/>
+        </w:rPr>
+        <w:instrText>isbn&gt;0138-9130&lt;/isbn&gt;&lt;urls&gt;&lt;/urls&gt;&lt;/record&gt;&lt;/Cite&gt;&lt;/EndNote</w:instrText>
+      </w:r>
+      <w:r>
+        <w:rPr>
+          <w:rtl/>
+          <w:lang w:bidi="fa-IR"/>
+        </w:rPr>
+        <w:instrText>&gt;</w:instrText>
+      </w:r>
+      <w:r>
+        <w:rPr>
+          <w:rtl/>
+          <w:lang w:bidi="fa-IR"/>
+        </w:rPr>
+        <w:fldChar w:fldCharType="separate"/>
+      </w:r>
+      <w:r>
+        <w:rPr>
+          <w:noProof/>
+          <w:rtl/>
+          <w:lang w:bidi="fa-IR"/>
+        </w:rPr>
+        <w:t>(</w:t>
+      </w:r>
+      <w:r>
+        <w:rPr>
+          <w:noProof/>
+          <w:lang w:bidi="fa-IR"/>
+        </w:rPr>
+        <w:t>Van Eck &amp; Waltman, 2010</w:t>
+      </w:r>
+      <w:r>
+        <w:rPr>
+          <w:noProof/>
+          <w:rtl/>
+          <w:lang w:bidi="fa-IR"/>
+        </w:rPr>
+        <w:t>)</w:t>
+      </w:r>
+      <w:r>
+        <w:rPr>
+          <w:rtl/>
+          <w:lang w:bidi="fa-IR"/>
+        </w:rPr>
+        <w:fldChar w:fldCharType="end"/>
+      </w:r>
+      <w:r>
+        <w:rPr>
+          <w:rFonts w:hint="cs"/>
+          <w:rtl/>
+          <w:lang w:bidi="fa-IR"/>
+        </w:rPr>
+        <w:t xml:space="preserve"> </w:t>
+      </w:r>
+      <w:r>
+        <w:rPr>
+          <w:rFonts w:hint="cs"/>
+          <w:rtl/>
+          <w:lang w:bidi="fa-IR"/>
+        </w:rPr>
+        <w:t xml:space="preserve">پایگاه داده لنز می‌تواند به عنوان منبعی مناسب برای جمع آوری پتنت‌های مورد نظر بر اساس کلید واژه انتخابی باشد </w:t>
+      </w:r>
+      <w:r>
+        <w:rPr>
+          <w:rtl/>
+          <w:lang w:bidi="fa-IR"/>
+        </w:rPr>
+        <w:fldChar w:fldCharType="begin"/>
+      </w:r>
+      <w:r>
+        <w:rPr>
+          <w:rtl/>
+          <w:lang w:bidi="fa-IR"/>
+        </w:rPr>
+        <w:instrText xml:space="preserve"> </w:instrText>
+      </w:r>
+      <w:r>
+        <w:rPr>
+          <w:lang w:bidi="fa-IR"/>
+        </w:rPr>
+        <w:instrText>ADDIN EN.CITE &lt;EndNote&gt;&lt;Cite&gt;&lt;Author&gt;Irawan&lt;/Author&gt;&lt;Year&gt;2023&lt;/Year&gt;&lt;RecNum&gt;119&lt;/RecNum&gt;&lt;DisplayText&gt;(Irawan et al., 2023)&lt;/DisplayText&gt;&lt;record&gt;&lt;rec-number&gt;119&lt;/rec-number&gt;&lt;foreign-keys&gt;&lt;key app="EN" db-id="fedrzzrekw0seces2d85e09w9a09t9dad5wp" timestamp="1757166087"&gt;119&lt;/key&gt;&lt;/foreign-keys&gt;&lt;ref-type name="Conference Proceedings"&gt;10&lt;/ref-type&gt;&lt;contributors&gt;&lt;authors&gt;&lt;author&gt;Irawan, Michelia Champaca Salsabila&lt;/author&gt;&lt;author&gt;Purnomo, Agung&lt;/author&gt;&lt;author&gt;Sanjaya, Angelie Natalia&lt;/author&gt;&lt;author&gt;Ubud, Sahnaz&lt;/author&gt;&lt;author&gt;Maulana, Fairuz Iqbal&lt;/author&gt;&lt;/authors&gt;&lt;/contributors&gt;&lt;titles&gt;&lt;title&gt;Global patent landscape of decision support system in the business: An overview&lt;/title&gt;&lt;secondary-title&gt;2023 International Conference on Information Management and</w:instrText>
+      </w:r>
+      <w:r>
+        <w:rPr>
+          <w:rtl/>
+          <w:lang w:bidi="fa-IR"/>
+        </w:rPr>
+        <w:instrText xml:space="preserve"> </w:instrText>
+      </w:r>
+      <w:r>
+        <w:rPr>
+          <w:lang w:bidi="fa-IR"/>
+        </w:rPr>
+        <w:instrText>Technology (ICIMTech)&lt;/secondary-title&gt;&lt;/titles&gt;&lt;pages&gt;464-469&lt;/pages&gt;&lt;dates&gt;&lt;year&gt;2023&lt;/year&gt;&lt;/dates&gt;&lt;publisher&gt;IEEE&lt;/publisher&gt;&lt;isbn&gt;9798350326093&lt;/isbn&gt;&lt;urls&gt;&lt;/urls&gt;&lt;/record&gt;&lt;/Cite&gt;&lt;/EndNote</w:instrText>
+      </w:r>
+      <w:r>
+        <w:rPr>
+          <w:rtl/>
+          <w:lang w:bidi="fa-IR"/>
+        </w:rPr>
+        <w:instrText>&gt;</w:instrText>
+      </w:r>
+      <w:r>
+        <w:rPr>
+          <w:rtl/>
+          <w:lang w:bidi="fa-IR"/>
+        </w:rPr>
+        <w:fldChar w:fldCharType="separate"/>
+      </w:r>
+      <w:r>
+        <w:rPr>
+          <w:noProof/>
+          <w:rtl/>
+          <w:lang w:bidi="fa-IR"/>
+        </w:rPr>
+        <w:t>(</w:t>
+      </w:r>
+      <w:r>
+        <w:rPr>
+          <w:noProof/>
+          <w:lang w:bidi="fa-IR"/>
+        </w:rPr>
+        <w:t>Irawan et al., 2023</w:t>
+      </w:r>
+      <w:r>
+        <w:rPr>
+          <w:noProof/>
+          <w:rtl/>
+          <w:lang w:bidi="fa-IR"/>
+        </w:rPr>
+        <w:t>)</w:t>
+      </w:r>
+      <w:r>
+        <w:rPr>
+          <w:rtl/>
+          <w:lang w:bidi="fa-IR"/>
+        </w:rPr>
+        <w:fldChar w:fldCharType="end"/>
+      </w:r>
+      <w:r>
+        <w:rPr>
+          <w:lang w:bidi="fa-IR"/>
+        </w:rPr>
+        <w:t>.</w:t>
+      </w:r>
+      <w:r>
+        <w:rPr>
+          <w:rFonts w:hint="cs"/>
+          <w:rtl/>
+          <w:lang w:bidi="fa-IR"/>
+        </w:rPr>
+        <w:t xml:space="preserve"> داده‌های موجود در پایگاه داده لنز متشکل از داده‌هایی موجود از اداره ثبت اختراعات و علائم تجاری ایالات متحده</w:t>
+      </w:r>
+      <w:r>
+        <w:rPr>
+          <w:rStyle w:val="FootnoteReference"/>
+          <w:rtl/>
+          <w:lang w:bidi="fa-IR"/>
+        </w:rPr>
+        <w:footnoteReference w:id="86"/>
+      </w:r>
+      <w:r>
+        <w:rPr>
+          <w:rFonts w:hint="cs"/>
+          <w:rtl/>
+          <w:lang w:bidi="fa-IR"/>
+        </w:rPr>
+        <w:t>، اداره ثبت اختراعات اروپا</w:t>
+      </w:r>
+      <w:r>
+        <w:rPr>
+          <w:rStyle w:val="FootnoteReference"/>
+          <w:rtl/>
+          <w:lang w:bidi="fa-IR"/>
+        </w:rPr>
+        <w:footnoteReference w:id="87"/>
+      </w:r>
+      <w:r>
+        <w:rPr>
+          <w:rFonts w:hint="cs"/>
+          <w:rtl/>
+          <w:lang w:bidi="fa-IR"/>
+        </w:rPr>
+        <w:t xml:space="preserve">، و مابقی منابع ملی و بین‌المللی می‌باشد </w:t>
+      </w:r>
+      <w:r>
+        <w:rPr>
+          <w:rtl/>
+          <w:lang w:bidi="fa-IR"/>
+        </w:rPr>
+        <w:fldChar w:fldCharType="begin"/>
+      </w:r>
+      <w:r>
+        <w:rPr>
+          <w:rtl/>
+          <w:lang w:bidi="fa-IR"/>
+        </w:rPr>
+        <w:instrText xml:space="preserve"> </w:instrText>
+      </w:r>
+      <w:r>
+        <w:rPr>
+          <w:lang w:bidi="fa-IR"/>
+        </w:rPr>
+        <w:instrText>ADDIN EN.CITE &lt;EndNote&gt;&lt;Cite&gt;&lt;Author&gt;Zhao&lt;/Author&gt;&lt;Year&gt;2025&lt;/Year&gt;&lt;RecNum&gt;120&lt;/RecNum&gt;&lt;DisplayText&gt;(Zhao et al., 2025)&lt;/DisplayText&gt;&lt;record&gt;&lt;rec-number&gt;120&lt;/rec-number&gt;&lt;foreign-keys&gt;&lt;key app="EN" db-id="fedrzzrekw0seces2d85e09w9a09t9dad5wp" timestamp="1</w:instrText>
+      </w:r>
+      <w:r>
+        <w:rPr>
+          <w:rtl/>
+          <w:lang w:bidi="fa-IR"/>
+        </w:rPr>
+        <w:instrText>757166625"&gt;120&lt;/</w:instrText>
+      </w:r>
+      <w:r>
+        <w:rPr>
+          <w:lang w:bidi="fa-IR"/>
+        </w:rPr>
+        <w:instrText>key&gt;&lt;/foreign-keys&gt;&lt;ref-type name="Journal Article"&gt;17&lt;/ref-type&gt;&lt;contributors&gt;&lt;authors&gt;&lt;author&gt;Zhao, Wenjia&lt;/author&gt;&lt;author&gt;Yang, Xu&lt;/author&gt;&lt;author&gt;Qi, Saiyu&lt;/author&gt;&lt;author&gt;Wei, Junzhe&lt;/author&gt;&lt;author&gt;Dong, Xinpei&lt;/author&gt;&lt;author&gt;Qi, Yong&lt;/author&gt;&lt;/authors&gt;&lt;/contributors&gt;&lt;titles&gt;&lt;title&gt;Secure blockchain-based reputation system for IIoT-enabled retail industry with resistance to sybil attack&lt;/title&gt;&lt;secondary-title&gt;Future Generation Computer Systems&lt;/secondary-title&gt;&lt;/titles&gt;&lt;periodical</w:instrText>
+      </w:r>
+      <w:r>
+        <w:rPr>
+          <w:rtl/>
+          <w:lang w:bidi="fa-IR"/>
+        </w:rPr>
+        <w:instrText>&gt;&lt;</w:instrText>
+      </w:r>
+      <w:r>
+        <w:rPr>
+          <w:lang w:bidi="fa-IR"/>
+        </w:rPr>
+        <w:instrText>full-title&gt;Future Generation Computer Systems&lt;/full-title&gt;&lt;/periodical&gt;&lt;pages&gt;107705&lt;/pages&gt;&lt;volume&gt;166&lt;/volume&gt;&lt;dates&gt;&lt;year&gt;2025&lt;/year&gt;&lt;/dates&gt;&lt;isbn&gt;0167-739X&lt;/isbn&gt;&lt;urls&gt;&lt;/urls&gt;&lt;/record&gt;&lt;/Cite&gt;&lt;/EndNote</w:instrText>
+      </w:r>
+      <w:r>
+        <w:rPr>
+          <w:rtl/>
+          <w:lang w:bidi="fa-IR"/>
+        </w:rPr>
+        <w:instrText>&gt;</w:instrText>
+      </w:r>
+      <w:r>
+        <w:rPr>
+          <w:rtl/>
+          <w:lang w:bidi="fa-IR"/>
+        </w:rPr>
+        <w:fldChar w:fldCharType="separate"/>
+      </w:r>
+      <w:r>
+        <w:rPr>
+          <w:noProof/>
+          <w:rtl/>
+          <w:lang w:bidi="fa-IR"/>
+        </w:rPr>
+        <w:t>(</w:t>
+      </w:r>
+      <w:r>
+        <w:rPr>
+          <w:noProof/>
+          <w:lang w:bidi="fa-IR"/>
+        </w:rPr>
+        <w:t>Zhao et al., 2025</w:t>
+      </w:r>
+      <w:r>
+        <w:rPr>
+          <w:noProof/>
+          <w:rtl/>
+          <w:lang w:bidi="fa-IR"/>
+        </w:rPr>
+        <w:t>)</w:t>
+      </w:r>
+      <w:r>
+        <w:rPr>
+          <w:rtl/>
+          <w:lang w:bidi="fa-IR"/>
+        </w:rPr>
+        <w:fldChar w:fldCharType="end"/>
+      </w:r>
+      <w:r>
+        <w:rPr>
+          <w:rFonts w:hint="cs"/>
+          <w:rtl/>
+          <w:lang w:bidi="fa-IR"/>
+        </w:rPr>
+        <w:t xml:space="preserve">. انتخاب این پایگاه داده بر اساس ابزار‌های کاربردی برای استخراج پتنت‌ها با کلید واژه‌های مشخص و همچنین امکان پذیری پردازش مستقیم بر </w:t>
+      </w:r>
+      <w:r>
+        <w:rPr>
+          <w:rFonts w:hint="cs"/>
+          <w:rtl/>
+          <w:lang w:bidi="fa-IR"/>
+        </w:rPr>
+        <w:lastRenderedPageBreak/>
+        <w:t>روی داده های خروجی بود. جستجو در این پژوهش با استفاده از دو کلید‌واژه «خودرو برقی</w:t>
+      </w:r>
+      <w:r>
+        <w:rPr>
+          <w:rStyle w:val="FootnoteReference"/>
+          <w:rtl/>
+          <w:lang w:bidi="fa-IR"/>
+        </w:rPr>
+        <w:footnoteReference w:id="88"/>
+      </w:r>
+      <w:r>
+        <w:rPr>
+          <w:rFonts w:hint="cs"/>
+          <w:rtl/>
+          <w:lang w:bidi="fa-IR"/>
+        </w:rPr>
+        <w:t>» و «خودروهای برقی</w:t>
+      </w:r>
+      <w:r>
+        <w:rPr>
+          <w:rStyle w:val="FootnoteReference"/>
+          <w:rtl/>
+          <w:lang w:bidi="fa-IR"/>
+        </w:rPr>
+        <w:footnoteReference w:id="89"/>
+      </w:r>
+      <w:r>
+        <w:rPr>
+          <w:rFonts w:hint="cs"/>
+          <w:rtl/>
+          <w:lang w:bidi="fa-IR"/>
+        </w:rPr>
+        <w:t>»</w:t>
+      </w:r>
+      <w:r>
+        <w:rPr>
+          <w:lang w:bidi="fa-IR"/>
+        </w:rPr>
+        <w:t xml:space="preserve"> </w:t>
+      </w:r>
+      <w:r>
+        <w:rPr>
+          <w:rFonts w:hint="cs"/>
+          <w:rtl/>
+          <w:lang w:bidi="fa-IR"/>
+        </w:rPr>
+        <w:t xml:space="preserve"> صورت گرفت و تمامی پتنت هایی که شامل این دو واژه در عنوان و یا چکیده‌ی خود بودند و با این حوزه ارتباط مستقیمی داشتند استخراج شد. داده‌های بدست آمده شامل ای دی منحصر به فرد هر پتنت، نام نویسندگان، سال انتشار، عنوان، چکیده و بسیاری از اطلاعات دیگر بود. تعداد پتنت‌های استخراج شده با این کلیدواژه در حدود 1300000 پتنت بوده </w:t>
+      </w:r>
+      <w:r>
+        <w:rPr>
+          <w:rFonts w:hint="cs"/>
+          <w:rtl/>
+          <w:lang w:bidi="fa-IR"/>
+        </w:rPr>
+        <w:t>که</w:t>
+      </w:r>
+      <w:r>
+        <w:rPr>
+          <w:rFonts w:hint="cs"/>
+          <w:rtl/>
+          <w:lang w:bidi="fa-IR"/>
+        </w:rPr>
+        <w:t xml:space="preserve"> در ادامه‌ی کار و به عنوان داده خام ورودی مورد تحلیل و پردازش قرار گرفت</w:t>
+      </w:r>
+      <w:r>
+        <w:rPr>
+          <w:rFonts w:hint="cs"/>
+          <w:rtl/>
+          <w:lang w:bidi="fa-IR"/>
+        </w:rPr>
+        <w:t>ه است</w:t>
+      </w:r>
+      <w:r>
+        <w:rPr>
+          <w:rFonts w:hint="cs"/>
+          <w:rtl/>
+          <w:lang w:bidi="fa-IR"/>
+        </w:rPr>
+        <w:t>.</w:t>
+      </w:r>
+      <w:r>
+        <w:rPr>
+          <w:rFonts w:hint="cs"/>
+          <w:rtl/>
+          <w:lang w:bidi="fa-IR"/>
+        </w:rPr>
+        <w:t xml:space="preserve"> </w:t>
+      </w:r>
+    </w:p>
+    <w:p>
+      <w:pPr>
+        <w:pStyle w:val="Heading2"/>
+        <w:rPr>
+          <w:rtl/>
+          <w:lang w:bidi="fa-IR"/>
+        </w:rPr>
+      </w:pPr>
+      <w:r>
+        <w:rPr>
+          <w:rFonts w:hint="cs"/>
+          <w:rtl/>
+          <w:lang w:bidi="fa-IR"/>
+        </w:rPr>
+        <w:t>تحلیل شبکه معنایی</w:t>
+      </w:r>
+    </w:p>
+    <w:p>
+      <w:pPr>
+        <w:pStyle w:val="Heading3"/>
+        <w:rPr>
+          <w:rtl/>
+          <w:lang w:bidi="fa-IR"/>
+        </w:rPr>
+      </w:pPr>
+      <w:r>
+        <w:rPr>
+          <w:rFonts w:hint="cs"/>
+          <w:rtl/>
+          <w:lang w:bidi="fa-IR"/>
+        </w:rPr>
+        <w:t xml:space="preserve"> پیش</w:t>
+      </w:r>
+      <w:r>
+        <w:rPr>
+          <w:rFonts w:hint="eastAsia"/>
+          <w:rtl/>
+          <w:lang w:bidi="fa-IR"/>
+        </w:rPr>
+        <w:t>‌</w:t>
+      </w:r>
+      <w:r>
+        <w:rPr>
+          <w:rFonts w:hint="cs"/>
+          <w:rtl/>
+          <w:lang w:bidi="fa-IR"/>
+        </w:rPr>
+        <w:t>پردازش متنی</w:t>
+      </w:r>
+    </w:p>
+    <w:p>
+      <w:pPr>
+        <w:pStyle w:val="Heading3"/>
+        <w:rPr>
+          <w:rtl/>
+          <w:lang w:bidi="fa-IR"/>
+        </w:rPr>
+      </w:pPr>
+      <w:r>
+        <w:rPr>
+          <w:rFonts w:hint="cs"/>
+          <w:rtl/>
+          <w:lang w:bidi="fa-IR"/>
+        </w:rPr>
+        <w:t>ریشه یابی کلمات</w:t>
+      </w:r>
+    </w:p>
+    <w:p>
+      <w:pPr>
+        <w:pStyle w:val="Heading3"/>
+        <w:rPr>
+          <w:rtl/>
+          <w:lang w:bidi="fa-IR"/>
+        </w:rPr>
+      </w:pPr>
+      <w:r>
+        <w:rPr>
+          <w:rFonts w:hint="cs"/>
+          <w:rtl/>
+          <w:lang w:bidi="fa-IR"/>
+        </w:rPr>
+        <w:t>ساخت سورس و تارگت</w:t>
+      </w:r>
+    </w:p>
+    <w:p>
+      <w:pPr>
+        <w:pStyle w:val="Heading3"/>
+        <w:rPr>
+          <w:rtl/>
+          <w:lang w:bidi="fa-IR"/>
+        </w:rPr>
+      </w:pPr>
+      <w:r>
+        <w:rPr>
+          <w:rFonts w:hint="cs"/>
+          <w:rtl/>
+          <w:lang w:bidi="fa-IR"/>
+        </w:rPr>
+        <w:t xml:space="preserve">ساخت شبکه معنایی </w:t>
+      </w:r>
+    </w:p>
+    <w:p>
+      <w:pPr>
+        <w:pStyle w:val="Heading3"/>
+        <w:rPr>
+          <w:rtl/>
+          <w:lang w:bidi="fa-IR"/>
+        </w:rPr>
+      </w:pPr>
+      <w:r>
+        <w:rPr>
+          <w:rFonts w:hint="cs"/>
+          <w:rtl/>
+          <w:lang w:bidi="fa-IR"/>
+        </w:rPr>
+        <w:t xml:space="preserve">خوشه بندی </w:t>
+      </w:r>
+    </w:p>
+    <w:p>
+      <w:pPr>
+        <w:pStyle w:val="Heading3"/>
+        <w:rPr>
+          <w:rtl/>
+          <w:lang w:bidi="fa-IR"/>
+        </w:rPr>
+      </w:pPr>
+      <w:r>
+        <w:rPr>
+          <w:rFonts w:hint="cs"/>
+          <w:rtl/>
+          <w:lang w:bidi="fa-IR"/>
+        </w:rPr>
+        <w:t>نام گذاری و تحلیل کیفی خوشه ها</w:t>
+      </w:r>
+    </w:p>
+    <w:p>
+      <w:pPr>
+        <w:pStyle w:val="Heading3"/>
+        <w:rPr>
+          <w:rtl/>
+          <w:lang w:bidi="fa-IR"/>
+        </w:rPr>
+      </w:pPr>
+      <w:r>
+        <w:rPr>
+          <w:rFonts w:hint="cs"/>
+          <w:rtl/>
+          <w:lang w:bidi="fa-IR"/>
+        </w:rPr>
+        <w:t>برازش لجستیک چرخه عمر خوشه ها</w:t>
+      </w:r>
+    </w:p>
+    <w:p>
+      <w:pPr>
+        <w:pStyle w:val="Heading2"/>
+        <w:rPr>
+          <w:rtl/>
+          <w:lang w:bidi="fa-IR"/>
+        </w:rPr>
+      </w:pPr>
+      <w:r>
+        <w:rPr>
+          <w:rFonts w:hint="cs"/>
+          <w:rtl/>
+          <w:lang w:bidi="fa-IR"/>
+        </w:rPr>
+        <w:t>ترسیم نقشه راه فناوری</w:t>
+      </w:r>
+    </w:p>
+    <w:p>
+      <w:pPr>
+        <w:pStyle w:val="Heading3"/>
+        <w:rPr>
+          <w:rtl/>
+          <w:lang w:bidi="fa-IR"/>
+        </w:rPr>
+      </w:pPr>
+      <w:r>
+        <w:rPr>
+          <w:rFonts w:hint="cs"/>
+          <w:rtl/>
+          <w:lang w:bidi="fa-IR"/>
+        </w:rPr>
+        <w:t>بررسی تحلیل خوشه</w:t>
+      </w:r>
+      <w:r>
+        <w:rPr>
+          <w:rFonts w:hint="eastAsia"/>
+          <w:rtl/>
+          <w:lang w:bidi="fa-IR"/>
+        </w:rPr>
+        <w:t>‌</w:t>
+      </w:r>
+      <w:r>
+        <w:rPr>
+          <w:rFonts w:hint="cs"/>
+          <w:rtl/>
+          <w:lang w:bidi="fa-IR"/>
+        </w:rPr>
+        <w:t>ها و مرحله چرخه عمر آنها</w:t>
+      </w:r>
+    </w:p>
+    <w:p>
+      <w:pPr>
+        <w:pStyle w:val="Heading3"/>
+        <w:rPr>
+          <w:rFonts w:hint="cs"/>
+          <w:rtl/>
+          <w:lang w:bidi="fa-IR"/>
+        </w:rPr>
+      </w:pPr>
+      <w:r>
+        <w:rPr>
+          <w:rFonts w:hint="cs"/>
+          <w:rtl/>
+          <w:lang w:bidi="fa-IR"/>
+        </w:rPr>
+        <w:t>تلفیق اطلاعات بدست آمده با روندهای حوزه خودروهای برقی</w:t>
       </w:r>
     </w:p>
     <w:p>
@@ -63235,16 +64619,7 @@
         </w:rPr>
       </w:pPr>
       <w:r>
-        <w:t>Jain, K., &amp; Srivastava, M. (2024). Which Technologies Will Drive the Battery Electric Vehicle Industry?: A Keyword Network Based</w:t>
-      </w:r>
-      <w:r>
-        <w:rPr>
-          <w:rtl/>
-        </w:rPr>
-        <w:t xml:space="preserve"> </w:t>
-      </w:r>
-      <w:r>
-        <w:t>Roadmapping. 2024 Portland International Conference on Management of Engineering and Technology (PICMET)</w:t>
+        <w:t>Irawan, M. C. S., Purnomo, A., Sanjaya, A. N., Ubud, S., &amp; Maulana, F. I. (2023). Global patent landscape of decision support system in the business: An overview. 2023 International Conference on Information Management and Technology (ICIMTech)</w:t>
       </w:r>
       <w:r>
         <w:rPr>
@@ -63263,31 +64638,13 @@
         </w:rPr>
       </w:pPr>
       <w:r>
-        <w:t xml:space="preserve">Jiang, S., Sarica, S., Song, B., Hu, J., &amp; Luo, J. (2022). Patent data for engineering design: A critical review and future directions. </w:t>
-      </w:r>
-      <w:r>
-        <w:rPr>
-          <w:i/>
-        </w:rPr>
-        <w:t>Journal of Computing and Information Science in Engineering</w:t>
-      </w:r>
-      <w:r>
-        <w:t>,</w:t>
-      </w:r>
-      <w:r>
-        <w:rPr>
-          <w:i/>
-        </w:rPr>
-        <w:t xml:space="preserve"> 22</w:t>
-      </w:r>
-      <w:r>
-        <w:t>(6), 060902</w:t>
-      </w:r>
-      <w:r>
-        <w:rPr>
-          <w:rtl/>
-        </w:rPr>
-        <w:t xml:space="preserve">. </w:t>
+        <w:t>Jain, K., &amp; Srivastava, M. (2024). Which Technologies Will Drive the Battery Electric Vehicle Industry?: A Keyword Network Based Roadmapping. 2024 Portland International Conference on Management of Engineering and Technology (PICMET)</w:t>
+      </w:r>
+      <w:r>
+        <w:rPr>
+          <w:rtl/>
+        </w:rPr>
+        <w:t xml:space="preserve">, </w:t>
       </w:r>
     </w:p>
     <w:p>
@@ -63300,13 +64657,26 @@
         </w:rPr>
       </w:pPr>
       <w:r>
-        <w:t xml:space="preserve">Jung, F., Schröder, M., &amp; Timme, M. (2023). Exponential adoption of battery electric cars. </w:t>
+        <w:t xml:space="preserve">Jiang, S., Sarica, S., Song, B., Hu, J., &amp; Luo, J. (2022). Patent data for engineering design: A critical review and future directions. </w:t>
       </w:r>
       <w:r>
         <w:rPr>
           <w:i/>
         </w:rPr>
-        <w:t>PLoS one</w:t>
+        <w:t>Journal of Computing</w:t>
+      </w:r>
+      <w:r>
+        <w:rPr>
+          <w:i/>
+          <w:rtl/>
+        </w:rPr>
+        <w:t xml:space="preserve"> </w:t>
+      </w:r>
+      <w:r>
+        <w:rPr>
+          <w:i/>
+        </w:rPr>
+        <w:t>and Information Science in Engineering</w:t>
       </w:r>
       <w:r>
         <w:t>,</w:t>
@@ -63315,10 +64685,10 @@
         <w:rPr>
           <w:i/>
         </w:rPr>
-        <w:t xml:space="preserve"> 18</w:t>
-      </w:r>
-      <w:r>
-        <w:t>(12), e0295692</w:t>
+        <w:t xml:space="preserve"> 22</w:t>
+      </w:r>
+      <w:r>
+        <w:t>(6), 060902</w:t>
       </w:r>
       <w:r>
         <w:rPr>
@@ -63337,22 +64707,13 @@
         </w:rPr>
       </w:pPr>
       <w:r>
-        <w:t>Kalthaus, M. (2020). Knowledge recombination along the technology life</w:t>
-      </w:r>
-      <w:r>
-        <w:rPr>
-          <w:rtl/>
-        </w:rPr>
-        <w:t xml:space="preserve"> </w:t>
-      </w:r>
-      <w:r>
-        <w:t xml:space="preserve">cycle. </w:t>
+        <w:t xml:space="preserve">Jung, F., Schröder, M., &amp; Timme, M. (2023). Exponential adoption of battery electric cars. </w:t>
       </w:r>
       <w:r>
         <w:rPr>
           <w:i/>
         </w:rPr>
-        <w:t>Journal of Evolutionary Economics</w:t>
+        <w:t>PLoS one</w:t>
       </w:r>
       <w:r>
         <w:t>,</w:t>
@@ -63361,10 +64722,10 @@
         <w:rPr>
           <w:i/>
         </w:rPr>
-        <w:t xml:space="preserve"> 30</w:t>
-      </w:r>
-      <w:r>
-        <w:t>(3), 643-704</w:t>
+        <w:t xml:space="preserve"> 18</w:t>
+      </w:r>
+      <w:r>
+        <w:t>(12), e0295692</w:t>
       </w:r>
       <w:r>
         <w:rPr>
@@ -63383,13 +64744,19 @@
         </w:rPr>
       </w:pPr>
       <w:r>
-        <w:t xml:space="preserve">Khademi, B., Lampela, H., de Waal, G. A., &amp; Smyrnios, K. X. (2024). A roadmap for systematically identifying opportunities in geographically bounded ecosystems using patent analytics. </w:t>
+        <w:t>Kalthaus, M. (2020). Knowledge recombination along the technology life cycle</w:t>
+      </w:r>
+      <w:r>
+        <w:rPr>
+          <w:rtl/>
+        </w:rPr>
+        <w:t xml:space="preserve">. </w:t>
       </w:r>
       <w:r>
         <w:rPr>
           <w:i/>
         </w:rPr>
-        <w:t>Scandinavian Journal of Management</w:t>
+        <w:t>Journal of Evolutionary Economics</w:t>
       </w:r>
       <w:r>
         <w:t>,</w:t>
@@ -63398,10 +64765,10 @@
         <w:rPr>
           <w:i/>
         </w:rPr>
-        <w:t xml:space="preserve"> 40</w:t>
-      </w:r>
-      <w:r>
-        <w:t>(1), 101320</w:t>
+        <w:t xml:space="preserve"> 30</w:t>
+      </w:r>
+      <w:r>
+        <w:t>(3), 643-704</w:t>
       </w:r>
       <w:r>
         <w:rPr>
@@ -63420,13 +64787,13 @@
         </w:rPr>
       </w:pPr>
       <w:r>
-        <w:t xml:space="preserve">Kim, G., Lee, J., Jang, D., &amp; Park, S. (2016). Technology clusters exploration for patent portfolio through patent abstract analysis. </w:t>
+        <w:t xml:space="preserve">Khademi, B., Lampela, H., de Waal, G. A., &amp; Smyrnios, K. X. (2024). A roadmap for systematically identifying opportunities in geographically bounded ecosystems using patent analytics. </w:t>
       </w:r>
       <w:r>
         <w:rPr>
           <w:i/>
         </w:rPr>
-        <w:t>Sustainability</w:t>
+        <w:t>Scandinavian Journal of Management</w:t>
       </w:r>
       <w:r>
         <w:t>,</w:t>
@@ -63435,10 +64802,10 @@
         <w:rPr>
           <w:i/>
         </w:rPr>
-        <w:t xml:space="preserve"> 8</w:t>
-      </w:r>
-      <w:r>
-        <w:t>(12), 1252</w:t>
+        <w:t xml:space="preserve"> 40</w:t>
+      </w:r>
+      <w:r>
+        <w:t>(1), 101320</w:t>
       </w:r>
       <w:r>
         <w:rPr>
@@ -63457,13 +64824,13 @@
         </w:rPr>
       </w:pPr>
       <w:r>
-        <w:t xml:space="preserve">Kim, J., &amp; Geum, Y. (2021). How to develop data-driven technology roadmaps: The integration of topic modeling and link prediction. </w:t>
+        <w:t xml:space="preserve">Kim, G., Lee, J., Jang, D., &amp; Park, S. (2016). Technology clusters exploration for patent portfolio through patent abstract analysis. </w:t>
       </w:r>
       <w:r>
         <w:rPr>
           <w:i/>
         </w:rPr>
-        <w:t>Technological Forecasting and Social Change</w:t>
+        <w:t>Sustainability</w:t>
       </w:r>
       <w:r>
         <w:t>,</w:t>
@@ -63472,10 +64839,10 @@
         <w:rPr>
           <w:i/>
         </w:rPr>
-        <w:t xml:space="preserve"> 171</w:t>
-      </w:r>
-      <w:r>
-        <w:t>, 120972</w:t>
+        <w:t xml:space="preserve"> 8</w:t>
+      </w:r>
+      <w:r>
+        <w:t>(12), 1252</w:t>
       </w:r>
       <w:r>
         <w:rPr>
@@ -63494,13 +64861,13 @@
         </w:rPr>
       </w:pPr>
       <w:r>
-        <w:t xml:space="preserve">Lee, S., Park, G., Yoon, B., &amp; Park, J. (2010). Open innovation in SMEs—An intermediated network model. </w:t>
+        <w:t xml:space="preserve">Kim, J., &amp; Geum, Y. (2021). How to develop data-driven technology roadmaps: The integration of topic modeling and link prediction. </w:t>
       </w:r>
       <w:r>
         <w:rPr>
           <w:i/>
         </w:rPr>
-        <w:t>Research policy</w:t>
+        <w:t>Technological Forecasting and Social Change</w:t>
       </w:r>
       <w:r>
         <w:t>,</w:t>
@@ -63509,10 +64876,10 @@
         <w:rPr>
           <w:i/>
         </w:rPr>
-        <w:t xml:space="preserve"> 39</w:t>
-      </w:r>
-      <w:r>
-        <w:t>(2), 290-300</w:t>
+        <w:t xml:space="preserve"> 171</w:t>
+      </w:r>
+      <w:r>
+        <w:t>, 120972</w:t>
       </w:r>
       <w:r>
         <w:rPr>
@@ -63531,13 +64898,13 @@
         </w:rPr>
       </w:pPr>
       <w:r>
-        <w:t xml:space="preserve">Leite, D. F., Padilha, M. A. S., &amp; Cecatti, J. G. (2019). Approaching literature review for academic purposes: The Literature Review Checklist. </w:t>
+        <w:t xml:space="preserve">Lee, S., Park, G., Yoon, B., &amp; Park, J. (2010). Open innovation in SMEs—An intermediated network model. </w:t>
       </w:r>
       <w:r>
         <w:rPr>
           <w:i/>
         </w:rPr>
-        <w:t>Clinics</w:t>
+        <w:t>Research policy</w:t>
       </w:r>
       <w:r>
         <w:t>,</w:t>
@@ -63546,16 +64913,13 @@
         <w:rPr>
           <w:i/>
         </w:rPr>
-        <w:t xml:space="preserve"> 74</w:t>
-      </w:r>
-      <w:r>
-        <w:t>, e1403</w:t>
-      </w:r>
-      <w:r>
-        <w:rPr>
-          <w:rtl/>
-        </w:rPr>
-        <w:t xml:space="preserve">. </w:t>
+        <w:t xml:space="preserve"> 39</w:t>
+      </w:r>
+      <w:r>
+        <w:rPr>
+          <w:rtl/>
+        </w:rPr>
+        <w:t xml:space="preserve">(2), 290-300. </w:t>
       </w:r>
     </w:p>
     <w:p>
@@ -63568,13 +64932,13 @@
         </w:rPr>
       </w:pPr>
       <w:r>
-        <w:t xml:space="preserve">Li, J.-P., Naqvi, B., Rizvi, S. K. A., &amp; Chang, H.-L. (2021). Bitcoin: The biggest financial innovation of fourth industrial revolution and a portfolio's efficiency booster. </w:t>
+        <w:t xml:space="preserve">Leite, D. F., Padilha, M. A. S., &amp; Cecatti, J. G. (2019). Approaching literature review for academic purposes: The Literature Review Checklist. </w:t>
       </w:r>
       <w:r>
         <w:rPr>
           <w:i/>
         </w:rPr>
-        <w:t>Technological Forecasting and Social Change</w:t>
+        <w:t>Clinics</w:t>
       </w:r>
       <w:r>
         <w:t>,</w:t>
@@ -63583,10 +64947,10 @@
         <w:rPr>
           <w:i/>
         </w:rPr>
-        <w:t xml:space="preserve"> 162</w:t>
-      </w:r>
-      <w:r>
-        <w:t>, 120383</w:t>
+        <w:t xml:space="preserve"> 74</w:t>
+      </w:r>
+      <w:r>
+        <w:t>, e1403</w:t>
       </w:r>
       <w:r>
         <w:rPr>
@@ -63605,7 +64969,7 @@
         </w:rPr>
       </w:pPr>
       <w:r>
-        <w:t>Li, X., Wu, Y., Cheng, H., Xie, Q., &amp; Daim, T. (2023). Identifying technology opportunity</w:t>
+        <w:t>Li, J.-P., Naqvi, B., Rizvi, S. K. A., &amp; Chang, H.-L. (2021). Bitcoin: The</w:t>
       </w:r>
       <w:r>
         <w:rPr>
@@ -63614,7 +64978,7 @@
         <w:t xml:space="preserve"> </w:t>
       </w:r>
       <w:r>
-        <w:t xml:space="preserve">using SAO semantic mining and outlier detection method: A case of triboelectric nanogenerator technology. </w:t>
+        <w:t xml:space="preserve">biggest financial innovation of fourth industrial revolution and a portfolio's efficiency booster. </w:t>
       </w:r>
       <w:r>
         <w:rPr>
@@ -63629,10 +64993,10 @@
         <w:rPr>
           <w:i/>
         </w:rPr>
-        <w:t xml:space="preserve"> 189</w:t>
-      </w:r>
-      <w:r>
-        <w:t>, 122353</w:t>
+        <w:t xml:space="preserve"> 162</w:t>
+      </w:r>
+      <w:r>
+        <w:t>, 120383</w:t>
       </w:r>
       <w:r>
         <w:rPr>
@@ -63651,7 +65015,44 @@
         </w:rPr>
       </w:pPr>
       <w:r>
-        <w:t>Liu, Z., Feng, J., &amp; Uden, L. (2023). Technology opportunity analysis using hierarchical</w:t>
+        <w:t xml:space="preserve">Li, X., Wu, Y., Cheng, H., Xie, Q., &amp; Daim, T. (2023). Identifying technology opportunity using SAO semantic mining and outlier detection method: A case of triboelectric nanogenerator technology. </w:t>
+      </w:r>
+      <w:r>
+        <w:rPr>
+          <w:i/>
+        </w:rPr>
+        <w:t>Technological Forecasting and Social Change</w:t>
+      </w:r>
+      <w:r>
+        <w:t>,</w:t>
+      </w:r>
+      <w:r>
+        <w:rPr>
+          <w:i/>
+        </w:rPr>
+        <w:t xml:space="preserve"> 189</w:t>
+      </w:r>
+      <w:r>
+        <w:t>, 122353</w:t>
+      </w:r>
+      <w:r>
+        <w:rPr>
+          <w:rtl/>
+        </w:rPr>
+        <w:t xml:space="preserve">. </w:t>
+      </w:r>
+    </w:p>
+    <w:p>
+      <w:pPr>
+        <w:pStyle w:val="EndNoteBibliography"/>
+        <w:spacing w:after="0"/>
+        <w:ind w:left="720" w:hanging="720"/>
+        <w:rPr>
+          <w:rtl/>
+        </w:rPr>
+      </w:pPr>
+      <w:r>
+        <w:t>Liu, Z., Feng, J., &amp; Uden, L. (2023). Technology opportunity analysis using hierarchical semantic</w:t>
       </w:r>
       <w:r>
         <w:rPr>
@@ -63660,7 +65061,7 @@
         <w:t xml:space="preserve"> </w:t>
       </w:r>
       <w:r>
-        <w:t xml:space="preserve">semantic networks and dual link prediction. </w:t>
+        <w:t xml:space="preserve">networks and dual link prediction. </w:t>
       </w:r>
       <w:r>
         <w:rPr>
@@ -63705,7 +65106,16 @@
         </w:rPr>
       </w:pPr>
       <w:r>
-        <w:t xml:space="preserve">Ma, S.-C., Xu, J.-H., &amp; Fan, Y. (2022). Characteristics and key trends of global electric vehicle technology development: A multi-method patent analysis. </w:t>
+        <w:t>Ma, S.-C., Xu, J.-H., &amp; Fan, Y. (2022). Characteristics and key trends of global electric vehicle technology development: A</w:t>
+      </w:r>
+      <w:r>
+        <w:rPr>
+          <w:rtl/>
+        </w:rPr>
+        <w:t xml:space="preserve"> </w:t>
+      </w:r>
+      <w:r>
+        <w:t xml:space="preserve">multi-method patent analysis. </w:t>
       </w:r>
       <w:r>
         <w:rPr>
@@ -63742,13 +65152,7 @@
         </w:rPr>
       </w:pPr>
       <w:r>
-        <w:t>Mark A. Aiello, K. A. J., Zachary M. Ulewicz of Foley &amp; Lardner LLP. (2025). Successfully Navigating EV Product Roll-Outs: Manufacturers Balance Innovation and Legacy Needs</w:t>
-      </w:r>
-      <w:r>
-        <w:rPr>
-          <w:rtl/>
-        </w:rPr>
-        <w:t xml:space="preserve">. </w:t>
+        <w:t xml:space="preserve">Mark A. Aiello, K. A. J., Zachary M. Ulewicz of Foley &amp; Lardner LLP. (2025). Successfully Navigating EV Product Roll-Outs: Manufacturers Balance Innovation and Legacy Needs. </w:t>
       </w:r>
       <w:r>
         <w:rPr>
@@ -63810,16 +65214,8 @@
         </w:rPr>
       </w:pPr>
       <w:r>
-        <w:t>Mohseni, S., Brent, A. C., Kelly, S., &amp; Browne, W. N. (202</w:t>
-      </w:r>
-      <w:r>
-        <w:rPr>
-          <w:rtl/>
-        </w:rPr>
-        <w:t xml:space="preserve">2). </w:t>
-      </w:r>
-      <w:r>
-        <w:t xml:space="preserve">Demand response-integrated investment and operational planning of renewable and sustainable energy systems considering forecast uncertainties: A systematic review. </w:t>
+        <w:lastRenderedPageBreak/>
+        <w:t xml:space="preserve">Mohseni, S., Brent, A. C., Kelly, S., &amp; Browne, W. N. (2022). Demand response-integrated investment and operational planning of renewable and sustainable energy systems considering forecast uncertainties: A systematic review. </w:t>
       </w:r>
       <w:r>
         <w:rPr>
@@ -63844,14 +65240,14 @@
           <w:rPr>
             <w:rStyle w:val="Hyperlink"/>
           </w:rPr>
-          <w:t>https://doi.org/https://doi.org</w:t>
+          <w:t>https://doi.org/https://doi.org/10.1016</w:t>
         </w:r>
         <w:r>
           <w:rPr>
             <w:rStyle w:val="Hyperlink"/>
             <w:rtl/>
           </w:rPr>
-          <w:t>/10.1016/</w:t>
+          <w:t>/</w:t>
         </w:r>
         <w:r>
           <w:rPr>
@@ -63877,7 +65273,6 @@
         </w:rPr>
       </w:pPr>
       <w:r>
-        <w:lastRenderedPageBreak/>
         <w:t xml:space="preserve">Morgan-Thomas, A., Dessart, L., &amp; Veloutsou, C. (2020). Digital ecosystem and consumer engagement: A socio-technical perspective. </w:t>
       </w:r>
       <w:r>
@@ -63915,16 +65310,16 @@
         </w:rPr>
       </w:pPr>
       <w:r>
-        <w:t>Oliveira Valerio, K. G. d., Sanches da Silva, C. E</w:t>
-      </w:r>
-      <w:r>
-        <w:rPr>
-          <w:rtl/>
-        </w:rPr>
-        <w:t xml:space="preserve">., &amp; </w:t>
-      </w:r>
-      <w:r>
-        <w:t xml:space="preserve">Neves, S. M. (2021). Overview on the technology roadmapping (TRM) literature: gaps and perspectives. </w:t>
+        <w:t>Oliveira Valerio, K. G. d., Sanches da Silva, C. E., &amp; Neves</w:t>
+      </w:r>
+      <w:r>
+        <w:rPr>
+          <w:rtl/>
+        </w:rPr>
+        <w:t xml:space="preserve">, </w:t>
+      </w:r>
+      <w:r>
+        <w:t xml:space="preserve">S. M. (2021). Overview on the technology roadmapping (TRM) literature: gaps and perspectives. </w:t>
       </w:r>
       <w:r>
         <w:rPr>
@@ -64004,7 +65399,20 @@
         <w:rPr>
           <w:i/>
         </w:rPr>
-        <w:t>Technological Forecasting and Social Change</w:t>
+        <w:t>Technological Forecasting and</w:t>
+      </w:r>
+      <w:r>
+        <w:rPr>
+          <w:i/>
+          <w:rtl/>
+        </w:rPr>
+        <w:t xml:space="preserve"> </w:t>
+      </w:r>
+      <w:r>
+        <w:rPr>
+          <w:i/>
+        </w:rPr>
+        <w:t>Social Change</w:t>
       </w:r>
       <w:r>
         <w:t>,</w:t>
@@ -64072,7 +65480,16 @@
         </w:rPr>
       </w:pPr>
       <w:r>
-        <w:t xml:space="preserve">Porter, A. L., Zhang, Y., &amp; Newman, N. C. (2024). Tech mining: a revisit and navigation. </w:t>
+        <w:t>Porter, A. L., Zhang, Y., &amp; Newman, N</w:t>
+      </w:r>
+      <w:r>
+        <w:rPr>
+          <w:rtl/>
+        </w:rPr>
+        <w:t xml:space="preserve">. </w:t>
+      </w:r>
+      <w:r>
+        <w:t xml:space="preserve">C. (2024). Tech mining: a revisit and navigation. </w:t>
       </w:r>
       <w:r>
         <w:rPr>
@@ -64109,7 +65526,16 @@
         </w:rPr>
       </w:pPr>
       <w:r>
-        <w:t xml:space="preserve">Rahman, M. M., &amp; Thill, J.-C. (2024). A Comprehensive Survey of the Key Determinants of Electric Vehicle Adoption: Challenges and Opportunities in the Smart City Context. </w:t>
+        <w:t>Rahman, M. M., &amp; Thill, J.-C. (2024). A Comprehensive Survey of the Key Determinants of Electric Vehicle Adoption: Challenges and Opportunities in</w:t>
+      </w:r>
+      <w:r>
+        <w:rPr>
+          <w:rtl/>
+        </w:rPr>
+        <w:t xml:space="preserve"> </w:t>
+      </w:r>
+      <w:r>
+        <w:t xml:space="preserve">the Smart City Context. </w:t>
       </w:r>
       <w:r>
         <w:rPr>
@@ -64164,13 +65590,13 @@
         <w:t xml:space="preserve"> 1</w:t>
       </w:r>
       <w:r>
-        <w:t>(1), 3</w:t>
-      </w:r>
-      <w:r>
-        <w:rPr>
-          <w:rtl/>
-        </w:rPr>
-        <w:t xml:space="preserve">-10. </w:t>
+        <w:t>(1), 3-10</w:t>
+      </w:r>
+      <w:r>
+        <w:rPr>
+          <w:rtl/>
+        </w:rPr>
+        <w:t xml:space="preserve">. </w:t>
       </w:r>
     </w:p>
     <w:p>
@@ -64364,20 +65790,7 @@
           <w:rPr>
             <w:rStyle w:val="Hyperlink"/>
           </w:rPr>
-          <w:t>https://doi.org/https://doi.org/10.1016/j</w:t>
-        </w:r>
-        <w:r>
-          <w:rPr>
-            <w:rStyle w:val="Hyperlink"/>
-            <w:rtl/>
-          </w:rPr>
-          <w:t>.</w:t>
-        </w:r>
-        <w:r>
-          <w:rPr>
-            <w:rStyle w:val="Hyperlink"/>
-          </w:rPr>
-          <w:t>jretconser.2024.103977</w:t>
+          <w:t>https://doi.org/https://doi.org/10.1016/j.jretconser.2024.103977</w:t>
         </w:r>
       </w:hyperlink>
       <w:r>
@@ -64434,16 +65847,16 @@
         </w:rPr>
       </w:pPr>
       <w:r>
-        <w:t>Snyder</w:t>
-      </w:r>
-      <w:r>
-        <w:rPr>
-          <w:rtl/>
-        </w:rPr>
-        <w:t xml:space="preserve">, </w:t>
-      </w:r>
-      <w:r>
-        <w:t xml:space="preserve">H. (2019). Literature review as a research methodology: An overview and guidelines. </w:t>
+        <w:t>Snyder, H. (2019</w:t>
+      </w:r>
+      <w:r>
+        <w:rPr>
+          <w:rtl/>
+        </w:rPr>
+        <w:t xml:space="preserve">). </w:t>
+      </w:r>
+      <w:r>
+        <w:t xml:space="preserve">Literature review as a research methodology: An overview and guidelines. </w:t>
       </w:r>
       <w:r>
         <w:rPr>
@@ -64612,20 +66025,20 @@
           <w:rPr>
             <w:rStyle w:val="Hyperlink"/>
           </w:rPr>
-          <w:t>https://www.tabnak.ir/fa/news/1187968/%D8%A8%D8%B1%D9%86%D8%A7%D9%85%D9%87-%D9%87%D8%A7%DB%8C-%D8%A7%DB%8C%D8%B1%D8%A7%D9%86-%D8%AE%D9%88%D8%AF%D8%B1%D9%88-%D8%A8%D8%B1%D8%A7%DB%8C-%D8%B9%D8%B1%D8%B6%D9%87-%D9%88-%D8%AA%D9%88%D9%84%DB%8C</w:t>
+          <w:t>https://www.tabnak.ir/fa/news/1187968/%D8%A8%D8%B1%D9%86%D8%A7%D9%85%D9%87-%D9%87%D8%A7%DB%8C-%D8%A7%DB%8C%D8%B1%D8%A7%D9%86-%D8%AE%D9%88%D8%AF%D8%B1%D9%88-%D8%A8%D8%B1%D8%A7%DB%8C-%D8%B9%D8%B1%D8%B6%D9%87-%D9%88-%D8%AA%D9%88%D9%84%DB%8C%D8%AF</w:t>
         </w:r>
         <w:r>
           <w:rPr>
             <w:rStyle w:val="Hyperlink"/>
             <w:rtl/>
           </w:rPr>
-          <w:t>%</w:t>
+          <w:t>-%</w:t>
         </w:r>
         <w:r>
           <w:rPr>
             <w:rStyle w:val="Hyperlink"/>
           </w:rPr>
-          <w:t>D8%AF-%D8%AE%D9%88%D8%AF%D8%B1%D9%88%D9%87%D8%A7%DB%8C-%D8%A8%D8%B1%D9%82%DB%8C-%D9%88-%D9%87%DB%8C%D8%A8%D8%B1%DB%8C%D8%AF%DB%8C?utm_source=chatgpt.com</w:t>
+          <w:t>D8%AE%D9%88%D8%AF%D8%B1%D9%88%D9%87%D8%A7%DB%8C-%D8%A8%D8%B1%D9%82%DB%8C-%D9%88-%D9%87%DB%8C%D8%A8%D8%B1%DB%8C%D8%AF%DB%8C?utm_source=chatgpt.com</w:t>
         </w:r>
       </w:hyperlink>
     </w:p>
@@ -64725,33 +66138,14 @@
           <w:rPr>
             <w:rStyle w:val="Hyperlink"/>
           </w:rPr>
-          <w:t>https://www.tahlilbazaar</w:t>
-        </w:r>
-        <w:r>
-          <w:rPr>
-            <w:rStyle w:val="Hyperlink"/>
-            <w:rtl/>
-          </w:rPr>
-          <w:t>.</w:t>
+          <w:t>https://www.tahlilbazaar.com/news/287889/%D8%AA%D8%B9%D8%B1%D9%81%D9%87-%D9%88%D8%A7%D8%B1%D8%AF%D8%A7%D8%AA-%D8%AE%D9%88%D8%AF%D8%B1%D9%88%D9%87%D8%A7%DB%8C-%D8%A8%D8%B1%D9%82%DB%8C-%D9%88-%D9%87%DB%8C%D8%A8%D8%B1%DB%8C%D8%AF%DB%8C-</w:t>
         </w:r>
         <w:r>
           <w:rPr>
             <w:rStyle w:val="Hyperlink"/>
           </w:rPr>
-          <w:t>com/news/287889/%D8%AA%D8%B9%D8%B1%D9%81%D9%87-%D9%88%D8%A7%D8%B1%D8%AF%D8%A7%D8%AA-%D8%AE%D9%88%D8%AF%D8%B1%D9%88%D9%87%D8%A7%DB%8C-%D8%A8%D8%B1%D9%82%DB%8C-%D9%88-%D9%87%DB%8C%D8%A8%D8%B1%DB%8C%D8%AF%DB%8C-%D8%A7%D8%B9%D9%84%D8%A7%D9%85-%D8%B4%D8%AF-%D</w:t>
-        </w:r>
-        <w:r>
-          <w:rPr>
-            <w:rStyle w:val="Hyperlink"/>
-            <w:rtl/>
-          </w:rPr>
-          <w:t>8%</w:t>
-        </w:r>
-        <w:r>
-          <w:rPr>
-            <w:rStyle w:val="Hyperlink"/>
-          </w:rPr>
-          <w:t>A7%D8%B2-%D9%86%DB%8C%D9%85-%D8%AA%D8%A7-%DB%B1%DB%B5-%D8%AF%D8%B1%D8%B5%D8%AF?utm_source=chatgpt.com</w:t>
+          <w:lastRenderedPageBreak/>
+          <w:t>%D8%A7%D8%B9%D9%84%D8%A7%D9%85-%D8%B4%D8%AF-%D8%A7%D8%B2-%D9%86%DB%8C%D9%85-%D8%AA%D8%A7-%DB%B1%DB%B5-%D8%AF%D8%B1%D8%B5%D8%AF?utm_source=chatgpt.com</w:t>
         </w:r>
       </w:hyperlink>
     </w:p>
@@ -64765,7 +66159,6 @@
         </w:rPr>
       </w:pPr>
       <w:r>
-        <w:lastRenderedPageBreak/>
         <w:t xml:space="preserve">Teece, D. J. (2007). Explicating dynamic capabilities: the nature and microfoundations of (sustainable) enterprise performance. </w:t>
       </w:r>
       <w:r>
@@ -64781,16 +66174,20 @@
         <w:rPr>
           <w:i/>
         </w:rPr>
-        <w:t xml:space="preserve"> 28</w:t>
-      </w:r>
-      <w:r>
-        <w:t>(13), 1319-1350</w:t>
-      </w:r>
-      <w:r>
-        <w:rPr>
-          <w:rtl/>
-        </w:rPr>
-        <w:t xml:space="preserve">. </w:t>
+        <w:t xml:space="preserve"> 2</w:t>
+      </w:r>
+      <w:r>
+        <w:rPr>
+          <w:i/>
+          <w:rtl/>
+        </w:rPr>
+        <w:t>8</w:t>
+      </w:r>
+      <w:r>
+        <w:rPr>
+          <w:rtl/>
+        </w:rPr>
+        <w:t xml:space="preserve">(13), 1319-1350. </w:t>
       </w:r>
     </w:p>
     <w:p>
@@ -64886,7 +66283,16 @@
         </w:rPr>
       </w:pPr>
       <w:r>
-        <w:t xml:space="preserve">Trappey, A. J., Wei, A. Y., Chen, N. K., Li, K.-A., Hung, L., &amp; Trappey, C. V. (2023). Patent landscape and key technology interaction roadmap using graph convolutional network–Case of mobile communication technologies beyond 5G. </w:t>
+        <w:t>Trappey, A. J., Wei, A. Y., Chen, N. K., Li, K.-A., Hung, L., &amp; Trappey, C. V. (2023). Patent landscape and key technology interaction roadmap using</w:t>
+      </w:r>
+      <w:r>
+        <w:rPr>
+          <w:rtl/>
+        </w:rPr>
+        <w:t xml:space="preserve"> </w:t>
+      </w:r>
+      <w:r>
+        <w:t xml:space="preserve">graph convolutional network–Case of mobile communication technologies beyond 5G. </w:t>
       </w:r>
       <w:r>
         <w:rPr>
@@ -64923,6 +66329,43 @@
         </w:rPr>
       </w:pPr>
       <w:r>
+        <w:t xml:space="preserve">Van Eck, N., &amp; Waltman, L. (2010). Software survey: VOSviewer, a computer program for bibliometric mapping. </w:t>
+      </w:r>
+      <w:r>
+        <w:rPr>
+          <w:i/>
+        </w:rPr>
+        <w:t>Scientometrics</w:t>
+      </w:r>
+      <w:r>
+        <w:t>,</w:t>
+      </w:r>
+      <w:r>
+        <w:rPr>
+          <w:i/>
+        </w:rPr>
+        <w:t xml:space="preserve"> 84</w:t>
+      </w:r>
+      <w:r>
+        <w:t>(2), 52</w:t>
+      </w:r>
+      <w:r>
+        <w:rPr>
+          <w:rtl/>
+        </w:rPr>
+        <w:t xml:space="preserve">3-538. </w:t>
+      </w:r>
+    </w:p>
+    <w:p>
+      <w:pPr>
+        <w:pStyle w:val="EndNoteBibliography"/>
+        <w:spacing w:after="0"/>
+        <w:ind w:left="720" w:hanging="720"/>
+        <w:rPr>
+          <w:rtl/>
+        </w:rPr>
+      </w:pPr>
+      <w:r>
         <w:t xml:space="preserve">Wang, J., Cheng, L., Feng, L., Lin, K.-Y., Zhang, L., &amp; Zhao, W. (2023). Tracking and predicting technological knowledge interactions between artificial intelligence and wind power: Multimethod patent analysis. </w:t>
       </w:r>
       <w:r>
@@ -64941,6 +66384,9 @@
         <w:t xml:space="preserve"> 58</w:t>
       </w:r>
       <w:r>
+        <w:rPr>
+          <w:rtl/>
+        </w:rPr>
         <w:t xml:space="preserve">, 102177. </w:t>
       </w:r>
       <w:hyperlink r:id="rId22" w:history="1">
@@ -64996,7 +66442,16 @@
         </w:rPr>
       </w:pPr>
       <w:r>
-        <w:t xml:space="preserve">Yong, J. Y., Ramachandaramurthy, V. K., Tan, K. M., &amp; Mithulananthan, N. (2015). A review on the state-of-the-art technologies of electric vehicle, its impacts and prospects. </w:t>
+        <w:t>Yong, J. Y., Ramachandaramurthy, V. K., Tan, K</w:t>
+      </w:r>
+      <w:r>
+        <w:rPr>
+          <w:rtl/>
+        </w:rPr>
+        <w:t xml:space="preserve">. </w:t>
+      </w:r>
+      <w:r>
+        <w:t xml:space="preserve">M., &amp; Mithulananthan, N. (2015). A review on the state-of-the-art technologies of electric vehicle, its impacts and prospects. </w:t>
       </w:r>
       <w:r>
         <w:rPr>
@@ -65041,7 +66496,16 @@
         </w:rPr>
       </w:pPr>
       <w:r>
-        <w:t xml:space="preserve">Yuan, X., &amp; Cai, Y. (2021). Forecasting the development trend of low emission vehicle technologies: Based on patent data. </w:t>
+        <w:t>Yuan, X</w:t>
+      </w:r>
+      <w:r>
+        <w:rPr>
+          <w:rtl/>
+        </w:rPr>
+        <w:t xml:space="preserve">., &amp; </w:t>
+      </w:r>
+      <w:r>
+        <w:t xml:space="preserve">Cai, Y. (2021). Forecasting the development trend of low emission vehicle technologies: Based on patent data. </w:t>
       </w:r>
       <w:r>
         <w:rPr>
@@ -65115,16 +66579,16 @@
         </w:rPr>
       </w:pPr>
       <w:r>
-        <w:t>Zahoor, A., Zhang, J., Wu, D., Chen, J</w:t>
-      </w:r>
-      <w:r>
-        <w:rPr>
-          <w:rtl/>
-        </w:rPr>
-        <w:t xml:space="preserve">. </w:t>
-      </w:r>
-      <w:r>
-        <w:t xml:space="preserve">L., Nihed, B., Sen, T., Yu, Y., Mao, G., &amp; Yang, P. (2024). A systematic study involving patent analysis and theoretical modeling of eco-friendly technologies for electric vehicles and power batteries to ease carbon emission from the transportation industry. </w:t>
+        <w:t>Zahoor, A., Zhang, J., Wu, D., Chen, J. L., Nihed, B., Sen, T., Yu, Y., Mao, G., &amp; Yang, P. (2024). A systematic study involving patent analysis and theoretical</w:t>
+      </w:r>
+      <w:r>
+        <w:rPr>
+          <w:rtl/>
+        </w:rPr>
+        <w:t xml:space="preserve"> </w:t>
+      </w:r>
+      <w:r>
+        <w:t xml:space="preserve">modeling of eco-friendly technologies for electric vehicles and power batteries to ease carbon emission from the transportation industry. </w:t>
       </w:r>
       <w:r>
         <w:rPr>
@@ -65161,7 +66625,16 @@
         </w:rPr>
       </w:pPr>
       <w:r>
-        <w:t xml:space="preserve">Zhang, H., Daim, T., &amp; Zhang, Y. (2021). Integrating patent analysis into technology roadmapping: A latent dirichlet allocation based technology assessment and roadmapping in the field of Blockchain. </w:t>
+        <w:t>Zhang, H., Daim, T., &amp; Zhang, Y. (2021). Integrating patent analysis</w:t>
+      </w:r>
+      <w:r>
+        <w:rPr>
+          <w:rtl/>
+        </w:rPr>
+        <w:t xml:space="preserve"> </w:t>
+      </w:r>
+      <w:r>
+        <w:t xml:space="preserve">into technology roadmapping: A latent dirichlet allocation based technology assessment and roadmapping in the field of Blockchain. </w:t>
       </w:r>
       <w:r>
         <w:rPr>
@@ -65206,7 +66679,53 @@
         </w:rPr>
       </w:pPr>
       <w:r>
-        <w:t xml:space="preserve">Zhao, X., Wu, W., &amp; Wu, D. (2024). Technological trajectory analysis in lithium battery manufacturing: Based on patent claims perspective. </w:t>
+        <w:t xml:space="preserve">Zhao, W., Yang, X., Qi, S., Wei, J., Dong, X., &amp; Qi, Y. (2025). Secure blockchain-based reputation system for IIoT-enabled retail industry with resistance to sybil attack. </w:t>
+      </w:r>
+      <w:r>
+        <w:rPr>
+          <w:i/>
+        </w:rPr>
+        <w:t>Future Generation Computer Systems</w:t>
+      </w:r>
+      <w:r>
+        <w:t>,</w:t>
+      </w:r>
+      <w:r>
+        <w:rPr>
+          <w:i/>
+        </w:rPr>
+        <w:t xml:space="preserve"> 166</w:t>
+      </w:r>
+      <w:r>
+        <w:t>, 107705</w:t>
+      </w:r>
+      <w:r>
+        <w:rPr>
+          <w:rtl/>
+        </w:rPr>
+        <w:t xml:space="preserve">. </w:t>
+      </w:r>
+    </w:p>
+    <w:p>
+      <w:pPr>
+        <w:pStyle w:val="EndNoteBibliography"/>
+        <w:spacing w:after="0"/>
+        <w:ind w:left="720" w:hanging="720"/>
+        <w:rPr>
+          <w:rtl/>
+        </w:rPr>
+      </w:pPr>
+      <w:r>
+        <w:t>Zhao, X., Wu, W., &amp; Wu, D</w:t>
+      </w:r>
+      <w:r>
+        <w:rPr>
+          <w:rtl/>
+        </w:rPr>
+        <w:t xml:space="preserve">. (2024). </w:t>
+      </w:r>
+      <w:r>
+        <w:t xml:space="preserve">Technological trajectory analysis in lithium battery manufacturing: Based on patent claims perspective. </w:t>
       </w:r>
       <w:r>
         <w:rPr>
@@ -65452,14 +66971,12 @@
         </w:rPr>
         <w:t xml:space="preserve"> </w:t>
       </w:r>
-      <w:proofErr w:type="spellStart"/>
       <w:r>
         <w:rPr>
           <w:lang w:bidi="fa-IR"/>
         </w:rPr>
         <w:t>chen</w:t>
       </w:r>
-      <w:proofErr w:type="spellEnd"/>
     </w:p>
   </w:footnote>
   <w:footnote w:id="3">
@@ -67353,7 +68870,6 @@
       <w:pPr>
         <w:pStyle w:val="FootnoteText"/>
         <w:rPr>
-          <w:rFonts w:hint="cs"/>
           <w:lang w:bidi="fa-IR"/>
         </w:rPr>
       </w:pPr>
@@ -67379,7 +68895,6 @@
       <w:pPr>
         <w:pStyle w:val="FootnoteText"/>
         <w:rPr>
-          <w:rFonts w:hint="cs"/>
           <w:lang w:bidi="fa-IR"/>
         </w:rPr>
       </w:pPr>
@@ -67405,7 +68920,6 @@
       <w:pPr>
         <w:pStyle w:val="FootnoteText"/>
         <w:rPr>
-          <w:rFonts w:hint="cs"/>
           <w:lang w:bidi="fa-IR"/>
         </w:rPr>
       </w:pPr>
@@ -67465,7 +68979,6 @@
       <w:pPr>
         <w:pStyle w:val="FootnoteText"/>
         <w:rPr>
-          <w:rFonts w:hint="cs"/>
           <w:lang w:bidi="fa-IR"/>
         </w:rPr>
       </w:pPr>
@@ -67491,7 +69004,6 @@
       <w:pPr>
         <w:pStyle w:val="FootnoteText"/>
         <w:rPr>
-          <w:rFonts w:hint="cs"/>
           <w:lang w:bidi="fa-IR"/>
         </w:rPr>
       </w:pPr>
@@ -67539,7 +69051,6 @@
       <w:pPr>
         <w:pStyle w:val="FootnoteText"/>
         <w:rPr>
-          <w:rFonts w:hint="cs"/>
           <w:lang w:bidi="fa-IR"/>
         </w:rPr>
       </w:pPr>
@@ -67575,7 +69086,6 @@
       <w:pPr>
         <w:pStyle w:val="FootnoteText"/>
         <w:rPr>
-          <w:rFonts w:hint="cs"/>
           <w:lang w:bidi="fa-IR"/>
         </w:rPr>
       </w:pPr>
@@ -67601,7 +69111,6 @@
       <w:pPr>
         <w:pStyle w:val="FootnoteText"/>
         <w:rPr>
-          <w:rFonts w:hint="cs"/>
           <w:rtl/>
           <w:lang w:bidi="fa-IR"/>
         </w:rPr>
@@ -67631,7 +69140,6 @@
       <w:pPr>
         <w:pStyle w:val="FootnoteText"/>
         <w:rPr>
-          <w:rFonts w:hint="cs"/>
           <w:lang w:bidi="fa-IR"/>
         </w:rPr>
       </w:pPr>
@@ -67657,7 +69165,6 @@
       <w:pPr>
         <w:pStyle w:val="FootnoteText"/>
         <w:rPr>
-          <w:rFonts w:hint="cs"/>
           <w:lang w:bidi="fa-IR"/>
         </w:rPr>
       </w:pPr>
@@ -67685,16 +69192,139 @@
       <w:r>
         <w:t xml:space="preserve">ban </w:t>
       </w:r>
-      <w:proofErr w:type="gramStart"/>
       <w:r>
         <w:t>He</w:t>
       </w:r>
       <w:r>
-        <w:t>avy Duty</w:t>
-      </w:r>
-      <w:proofErr w:type="gramEnd"/>
-      <w:r>
-        <w:t xml:space="preserve"> applications</w:t>
+        <w:t>avy Duty applications</w:t>
+      </w:r>
+    </w:p>
+  </w:footnote>
+  <w:footnote w:id="85">
+    <w:p>
+      <w:pPr>
+        <w:pStyle w:val="FootnoteText"/>
+        <w:rPr>
+          <w:lang w:bidi="fa-IR"/>
+        </w:rPr>
+      </w:pPr>
+      <w:r>
+        <w:rPr>
+          <w:rStyle w:val="FootnoteReference"/>
+        </w:rPr>
+        <w:footnoteRef/>
+      </w:r>
+      <w:r>
+        <w:rPr>
+          <w:rtl/>
+        </w:rPr>
+        <w:t xml:space="preserve"> </w:t>
+      </w:r>
+      <w:r>
+        <w:rPr>
+          <w:lang w:bidi="fa-IR"/>
+        </w:rPr>
+        <w:t>Lens.org</w:t>
+      </w:r>
+    </w:p>
+  </w:footnote>
+  <w:footnote w:id="86">
+    <w:p>
+      <w:pPr>
+        <w:pStyle w:val="FootnoteText"/>
+        <w:rPr>
+          <w:lang w:bidi="fa-IR"/>
+        </w:rPr>
+      </w:pPr>
+      <w:r>
+        <w:rPr>
+          <w:rStyle w:val="FootnoteReference"/>
+        </w:rPr>
+        <w:footnoteRef/>
+      </w:r>
+      <w:r>
+        <w:rPr>
+          <w:rtl/>
+        </w:rPr>
+        <w:t xml:space="preserve"> </w:t>
+      </w:r>
+      <w:r>
+        <w:rPr>
+          <w:lang w:bidi="fa-IR"/>
+        </w:rPr>
+        <w:t>USPTO</w:t>
+      </w:r>
+    </w:p>
+  </w:footnote>
+  <w:footnote w:id="87">
+    <w:p>
+      <w:pPr>
+        <w:pStyle w:val="FootnoteText"/>
+      </w:pPr>
+      <w:r>
+        <w:rPr>
+          <w:rStyle w:val="FootnoteReference"/>
+        </w:rPr>
+        <w:footnoteRef/>
+      </w:r>
+      <w:r>
+        <w:rPr>
+          <w:rtl/>
+        </w:rPr>
+        <w:t xml:space="preserve"> </w:t>
+      </w:r>
+      <w:r>
+        <w:t>EPO</w:t>
+      </w:r>
+    </w:p>
+  </w:footnote>
+  <w:footnote w:id="88">
+    <w:p>
+      <w:pPr>
+        <w:pStyle w:val="FootnoteText"/>
+        <w:rPr>
+          <w:lang w:bidi="fa-IR"/>
+        </w:rPr>
+      </w:pPr>
+      <w:r>
+        <w:rPr>
+          <w:rStyle w:val="FootnoteReference"/>
+        </w:rPr>
+        <w:footnoteRef/>
+      </w:r>
+      <w:r>
+        <w:rPr>
+          <w:rtl/>
+        </w:rPr>
+        <w:t xml:space="preserve"> </w:t>
+      </w:r>
+      <w:r>
+        <w:rPr>
+          <w:lang w:bidi="fa-IR"/>
+        </w:rPr>
+        <w:t>Electric vehicle</w:t>
+      </w:r>
+    </w:p>
+  </w:footnote>
+  <w:footnote w:id="89">
+    <w:p>
+      <w:pPr>
+        <w:pStyle w:val="FootnoteText"/>
+      </w:pPr>
+      <w:r>
+        <w:rPr>
+          <w:rStyle w:val="FootnoteReference"/>
+        </w:rPr>
+        <w:footnoteRef/>
+      </w:r>
+      <w:r>
+        <w:rPr>
+          <w:rtl/>
+        </w:rPr>
+        <w:t xml:space="preserve"> </w:t>
+      </w:r>
+      <w:r>
+        <w:t>Electric vehicles</w:t>
       </w:r>
     </w:p>
   </w:footnote>
@@ -67795,7 +69425,7 @@
         <w:rtl/>
         <w:lang w:bidi="fa-IR"/>
       </w:rPr>
-      <w:t>فصل سوم: روش تحق</w:t>
+      <w:t>فصل دوم : مبان</w:t>
     </w:r>
     <w:r>
       <w:rPr>
@@ -67804,7 +69434,49 @@
         <w:rtl/>
         <w:lang w:bidi="fa-IR"/>
       </w:rPr>
-      <w:t>یق</w:t>
+      <w:t>ی</w:t>
+    </w:r>
+    <w:r>
+      <w:rPr>
+        <w:noProof/>
+        <w:rtl/>
+        <w:lang w:bidi="fa-IR"/>
+      </w:rPr>
+      <w:t xml:space="preserve"> نظر</w:t>
+    </w:r>
+    <w:r>
+      <w:rPr>
+        <w:rFonts w:hint="cs"/>
+        <w:noProof/>
+        <w:rtl/>
+        <w:lang w:bidi="fa-IR"/>
+      </w:rPr>
+      <w:t>ی</w:t>
+    </w:r>
+    <w:r>
+      <w:rPr>
+        <w:noProof/>
+        <w:rtl/>
+        <w:lang w:bidi="fa-IR"/>
+      </w:rPr>
+      <w:t xml:space="preserve"> و پ</w:t>
+    </w:r>
+    <w:r>
+      <w:rPr>
+        <w:rFonts w:hint="cs"/>
+        <w:noProof/>
+        <w:rtl/>
+        <w:lang w:bidi="fa-IR"/>
+      </w:rPr>
+      <w:t>یشینه</w:t>
+    </w:r>
+    <w:r>
+      <w:rPr>
+        <w:noProof/>
+        <w:rtl/>
+        <w:lang w:bidi="fa-IR"/>
+      </w:rPr>
+      <w:t xml:space="preserve"> پژوهش</w:t>
     </w:r>
     <w:r>
       <w:rPr>

--- a/final word file/karimi-ownmade-file.docx
+++ b/final word file/karimi-ownmade-file.docx
@@ -7544,7 +7544,6 @@
     <w:p>
       <w:pPr>
         <w:rPr>
-          <w:rFonts w:hint="cs"/>
           <w:lang w:bidi="fa-IR"/>
         </w:rPr>
       </w:pPr>
@@ -63301,7 +63300,6 @@
       <w:pPr>
         <w:pStyle w:val="Heading2"/>
         <w:rPr>
-          <w:rtl/>
           <w:lang w:bidi="fa-IR"/>
         </w:rPr>
       </w:pPr>
@@ -63312,6 +63310,47 @@
           <w:lang w:bidi="fa-IR"/>
         </w:rPr>
         <w:t>تحلیل شبکه معنایی</w:t>
+      </w:r>
+    </w:p>
+    <w:p>
+      <w:pPr>
+        <w:rPr>
+          <w:rFonts w:hint="cs"/>
+          <w:rtl/>
+          <w:lang w:bidi="fa-IR"/>
+        </w:rPr>
+      </w:pPr>
+      <w:r>
+        <w:rPr>
+          <w:rFonts w:hint="cs"/>
+          <w:rtl/>
+          <w:lang w:bidi="fa-IR"/>
+        </w:rPr>
+        <w:t xml:space="preserve">در بخش اول تحلیل داده‌های </w:t>
+      </w:r>
+      <w:r>
+        <w:rPr>
+          <w:rFonts w:hint="cs"/>
+          <w:rtl/>
+          <w:lang w:bidi="fa-IR"/>
+        </w:rPr>
+        <w:t>گردآوری شده</w:t>
+      </w:r>
+      <w:r>
+        <w:rPr>
+          <w:rFonts w:hint="cs"/>
+          <w:rtl/>
+          <w:lang w:bidi="fa-IR"/>
+        </w:rPr>
+        <w:t xml:space="preserve"> که بخش کمی روش‌شناختی این پژوهش به حساب می‌آید</w:t>
+      </w:r>
+      <w:r>
+        <w:rPr>
+          <w:rFonts w:hint="cs"/>
+          <w:rtl/>
+          <w:lang w:bidi="fa-IR"/>
+        </w:rPr>
+        <w:t xml:space="preserve">، فرایند مرحله به مرحله و مشخصی بر روی داده‌ها اعمال می‌گردد. مسیر این فرایند در جهت شناسایی خوشه‌های موجود در پتنت‌های این حوزه و تفکیک هر یک از آنها و شناسایی عناصرشان می‌باشد. در این قسمت به تفصیل هر یک از مراحل این فرایند می‌پردازیم. </w:t>
       </w:r>
     </w:p>
     <w:p>
@@ -63349,7 +63388,6 @@
     </w:p>
     <w:p>
       <w:pPr>
-        <w:pStyle w:val="Heading3"/>
         <w:rPr>
           <w:rtl/>
           <w:lang w:bidi="fa-IR"/>
@@ -63357,11 +63395,673 @@
       </w:pPr>
       <w:r>
         <w:rPr>
-          <w:rFonts w:hint="cs"/>
+          <w:rtl/>
+          <w:lang w:bidi="fa-IR"/>
+        </w:rPr>
+        <w:t xml:space="preserve"> </w:t>
+      </w:r>
+      <w:r>
+        <w:rPr>
+          <w:rFonts w:hint="cs"/>
+          <w:rtl/>
+          <w:lang w:bidi="fa-IR"/>
+        </w:rPr>
+        <w:t>یکی</w:t>
+      </w:r>
+      <w:r>
+        <w:rPr>
+          <w:rtl/>
+          <w:lang w:bidi="fa-IR"/>
+        </w:rPr>
+        <w:t xml:space="preserve"> از مهم تر</w:t>
+      </w:r>
+      <w:r>
+        <w:rPr>
+          <w:rFonts w:hint="cs"/>
+          <w:rtl/>
+          <w:lang w:bidi="fa-IR"/>
+        </w:rPr>
+        <w:t>ین</w:t>
+      </w:r>
+      <w:r>
+        <w:rPr>
+          <w:rtl/>
+          <w:lang w:bidi="fa-IR"/>
+        </w:rPr>
+        <w:t xml:space="preserve"> قسمت‌ها</w:t>
+      </w:r>
+      <w:r>
+        <w:rPr>
+          <w:rFonts w:hint="cs"/>
+          <w:rtl/>
+          <w:lang w:bidi="fa-IR"/>
+        </w:rPr>
+        <w:t>ی</w:t>
+      </w:r>
+      <w:r>
+        <w:rPr>
+          <w:rtl/>
+          <w:lang w:bidi="fa-IR"/>
+        </w:rPr>
+        <w:t xml:space="preserve"> تحل</w:t>
+      </w:r>
+      <w:r>
+        <w:rPr>
+          <w:rFonts w:hint="cs"/>
+          <w:rtl/>
+          <w:lang w:bidi="fa-IR"/>
+        </w:rPr>
+        <w:t>یل</w:t>
+      </w:r>
+      <w:r>
+        <w:rPr>
+          <w:rtl/>
+          <w:lang w:bidi="fa-IR"/>
+        </w:rPr>
+        <w:t xml:space="preserve"> شبکه معنا</w:t>
+      </w:r>
+      <w:r>
+        <w:rPr>
+          <w:rFonts w:hint="cs"/>
+          <w:rtl/>
+          <w:lang w:bidi="fa-IR"/>
+        </w:rPr>
+        <w:t>یی</w:t>
+      </w:r>
+      <w:r>
+        <w:rPr>
+          <w:rtl/>
+          <w:lang w:bidi="fa-IR"/>
+        </w:rPr>
+        <w:t xml:space="preserve"> قسمت </w:t>
+      </w:r>
+      <w:r>
+        <w:rPr>
+          <w:rFonts w:hint="cs"/>
+          <w:rtl/>
+          <w:lang w:bidi="fa-IR"/>
+        </w:rPr>
+        <w:t xml:space="preserve">پیش پردازش </w:t>
+      </w:r>
+      <w:r>
+        <w:rPr>
+          <w:rtl/>
+          <w:lang w:bidi="fa-IR"/>
+        </w:rPr>
+        <w:t>متن است، چرا که ک</w:t>
+      </w:r>
+      <w:r>
+        <w:rPr>
+          <w:rFonts w:hint="cs"/>
+          <w:rtl/>
+          <w:lang w:bidi="fa-IR"/>
+        </w:rPr>
+        <w:t>یفیت</w:t>
+      </w:r>
+      <w:r>
+        <w:rPr>
+          <w:rtl/>
+          <w:lang w:bidi="fa-IR"/>
+        </w:rPr>
+        <w:t xml:space="preserve"> تحل</w:t>
+      </w:r>
+      <w:r>
+        <w:rPr>
+          <w:rFonts w:hint="cs"/>
+          <w:rtl/>
+          <w:lang w:bidi="fa-IR"/>
+        </w:rPr>
+        <w:t>یل</w:t>
+      </w:r>
+      <w:r>
+        <w:rPr>
+          <w:rtl/>
+          <w:lang w:bidi="fa-IR"/>
+        </w:rPr>
+        <w:t xml:space="preserve"> نها</w:t>
+      </w:r>
+      <w:r>
+        <w:rPr>
+          <w:rFonts w:hint="cs"/>
+          <w:rtl/>
+          <w:lang w:bidi="fa-IR"/>
+        </w:rPr>
+        <w:t>یی</w:t>
+      </w:r>
+      <w:r>
+        <w:rPr>
+          <w:rtl/>
+          <w:lang w:bidi="fa-IR"/>
+        </w:rPr>
+        <w:t xml:space="preserve"> و نتا</w:t>
+      </w:r>
+      <w:r>
+        <w:rPr>
+          <w:rFonts w:hint="cs"/>
+          <w:rtl/>
+          <w:lang w:bidi="fa-IR"/>
+        </w:rPr>
+        <w:t>یج</w:t>
+      </w:r>
+      <w:r>
+        <w:rPr>
+          <w:rtl/>
+          <w:lang w:bidi="fa-IR"/>
+        </w:rPr>
+        <w:t xml:space="preserve"> بدست آمده کاملا منطبق با ک</w:t>
+      </w:r>
+      <w:r>
+        <w:rPr>
+          <w:rFonts w:hint="cs"/>
+          <w:rtl/>
+          <w:lang w:bidi="fa-IR"/>
+        </w:rPr>
+        <w:t>یفیت</w:t>
+      </w:r>
+      <w:r>
+        <w:rPr>
+          <w:rtl/>
+          <w:lang w:bidi="fa-IR"/>
+        </w:rPr>
+        <w:t xml:space="preserve"> د</w:t>
+      </w:r>
+      <w:r>
+        <w:rPr>
+          <w:rFonts w:hint="cs"/>
+          <w:rtl/>
+          <w:lang w:bidi="fa-IR"/>
+        </w:rPr>
+        <w:t>یتای</w:t>
+      </w:r>
+      <w:r>
+        <w:rPr>
+          <w:rtl/>
+          <w:lang w:bidi="fa-IR"/>
+        </w:rPr>
+        <w:t xml:space="preserve"> پردازش شده به عنوان ورود</w:t>
+      </w:r>
+      <w:r>
+        <w:rPr>
+          <w:rFonts w:hint="cs"/>
+          <w:rtl/>
+          <w:lang w:bidi="fa-IR"/>
+        </w:rPr>
+        <w:t>ی</w:t>
+      </w:r>
+      <w:r>
+        <w:rPr>
+          <w:rtl/>
+          <w:lang w:bidi="fa-IR"/>
+        </w:rPr>
+        <w:t xml:space="preserve"> است.</w:t>
+      </w:r>
+      <w:r>
+        <w:rPr>
+          <w:rFonts w:hint="cs"/>
+          <w:rtl/>
+          <w:lang w:bidi="fa-IR"/>
+        </w:rPr>
+        <w:t xml:space="preserve"> </w:t>
+      </w:r>
+      <w:r>
+        <w:rPr>
+          <w:rFonts w:hint="cs"/>
+          <w:rtl/>
+          <w:lang w:bidi="fa-IR"/>
+        </w:rPr>
+        <w:t xml:space="preserve">در جهت پیشبرد پیش‌پردازش متنی و آماده سازی داده‌ها برای ورود به مرحله ساخت شبکه کلید‌واژه ها، داده ها به عنوان ورودی به کد توسعه داده شده در زبان پایتون وارد شد. خروجی این مرحله متون چکیده و عناوین استاندارد شده برای پردازش بعدی بوده و مراحل این قسمت در ادامه به تفصیل شرح داده می‌شود. </w:t>
+      </w:r>
+    </w:p>
+    <w:p>
+      <w:pPr>
+        <w:pStyle w:val="ListParagraph"/>
+        <w:numPr>
+          <w:ilvl w:val="0"/>
+          <w:numId w:val="13"/>
+        </w:numPr>
+        <w:rPr>
+          <w:b/>
+          <w:bCs/>
+          <w:lang w:bidi="fa-IR"/>
+        </w:rPr>
+      </w:pPr>
+      <w:r>
+        <w:rPr>
+          <w:rFonts w:hint="cs"/>
+          <w:b/>
+          <w:bCs/>
+          <w:rtl/>
+          <w:lang w:bidi="fa-IR"/>
+        </w:rPr>
+        <w:t>جداسازی دیتای مورد نیاز و حذف دیتای اضافی</w:t>
+      </w:r>
+      <w:r>
+        <w:rPr>
+          <w:rFonts w:hint="cs"/>
+          <w:b/>
+          <w:bCs/>
+          <w:rtl/>
+          <w:lang w:bidi="fa-IR"/>
+        </w:rPr>
+        <w:t>:</w:t>
+      </w:r>
+      <w:r>
+        <w:rPr>
+          <w:rFonts w:hint="cs"/>
+          <w:b/>
+          <w:bCs/>
+          <w:rtl/>
+          <w:lang w:bidi="fa-IR"/>
+        </w:rPr>
+        <w:t xml:space="preserve"> </w:t>
+      </w:r>
+      <w:r>
+        <w:rPr>
+          <w:rFonts w:hint="cs"/>
+          <w:rtl/>
+          <w:lang w:bidi="fa-IR"/>
+        </w:rPr>
+        <w:t>در قسمت گردآوری داده ها اشاره شد که خروجی داده‌ها در پایگاه‌ داده لنز برای هر پتنت شامل اطلاعات متنوعی از جمله سال انتشار، ناشر، نویسندگان، عنوان پتنت، چکیده پتنت و بسیاری از موارد دیگر است. در مرحله اول از بین اطلاعاتی که برای هر کدام از پتنت ها موجود بود، اطلاعات مورد نیاز در این پژوهش توسط کتابخانه پاندا در پایتون استخراج شد. این اطلاعات مورد نیاز شامل سال انتشار هر پتنت، عنوان هر پتنت و چکیده‌ی هر پتنت بود. در نهایت در این مرحله قسمت های عنوان و چکیده با یکدیگر ترکیب شده و در نهایت از هر پتنت دو بخش از اطلاعات شامل سال انتشار و قسمت دوم شامل ترکیب عنوان و چکیده هر یک باقی ماند.</w:t>
+      </w:r>
+    </w:p>
+    <w:p>
+      <w:pPr>
+        <w:pStyle w:val="ListParagraph"/>
+        <w:rPr>
+          <w:rtl/>
+          <w:lang w:bidi="fa-IR"/>
+        </w:rPr>
+      </w:pPr>
+      <w:r>
+        <w:rPr>
+          <w:rFonts w:hint="cs"/>
+          <w:rtl/>
+          <w:lang w:bidi="fa-IR"/>
+        </w:rPr>
+        <w:t>شکل زیر نمونه‌ای از اطلاعات یک پتنت است که از این پایگاه داده استخراج شده است.؟؟؟؟؟؟؟</w:t>
+      </w:r>
+    </w:p>
+    <w:p>
+      <w:pPr>
+        <w:pStyle w:val="ListParagraph"/>
+        <w:rPr>
+          <w:lang w:bidi="fa-IR"/>
+        </w:rPr>
+      </w:pPr>
+    </w:p>
+    <w:p>
+      <w:pPr>
+        <w:pStyle w:val="ListParagraph"/>
+        <w:rPr>
+          <w:lang w:bidi="fa-IR"/>
+        </w:rPr>
+      </w:pPr>
+    </w:p>
+    <w:p>
+      <w:pPr>
+        <w:pStyle w:val="ListParagraph"/>
+        <w:numPr>
+          <w:ilvl w:val="0"/>
+          <w:numId w:val="13"/>
+        </w:numPr>
+        <w:rPr>
+          <w:rFonts w:hint="cs"/>
+          <w:b/>
+          <w:bCs/>
+          <w:rtl/>
+          <w:lang w:bidi="fa-IR"/>
+        </w:rPr>
+      </w:pPr>
+      <w:r>
+        <w:rPr>
+          <w:rFonts w:hint="cs"/>
+          <w:b/>
+          <w:bCs/>
+          <w:rtl/>
+          <w:lang w:bidi="fa-IR"/>
+        </w:rPr>
+        <w:lastRenderedPageBreak/>
+        <w:t>برسی صحت دیتا</w:t>
+      </w:r>
+      <w:r>
+        <w:rPr>
+          <w:rFonts w:hint="cs"/>
+          <w:b/>
+          <w:bCs/>
+          <w:rtl/>
+          <w:lang w:bidi="fa-IR"/>
+        </w:rPr>
+        <w:t>:</w:t>
+      </w:r>
+      <w:r>
+        <w:rPr>
+          <w:rFonts w:hint="cs"/>
+          <w:rtl/>
+          <w:lang w:bidi="fa-IR"/>
+        </w:rPr>
+        <w:t>در این مرحله دیتای استخراج شده مجددا توسط کتابخانه پاندا بررسی شده و ردیف داده‌هایی که مقدار متغیر عنوان و چکیده</w:t>
+      </w:r>
+      <w:r>
+        <w:rPr>
+          <w:rStyle w:val="FootnoteReference"/>
+          <w:rtl/>
+          <w:lang w:bidi="fa-IR"/>
+        </w:rPr>
+        <w:footnoteReference w:id="90"/>
+      </w:r>
+      <w:r>
+        <w:rPr>
+          <w:rFonts w:hint="cs"/>
+          <w:rtl/>
+          <w:lang w:bidi="fa-IR"/>
+        </w:rPr>
+        <w:t xml:space="preserve"> در آن ها مقدار خالی</w:t>
+      </w:r>
+      <w:r>
+        <w:rPr>
+          <w:rStyle w:val="FootnoteReference"/>
+          <w:rtl/>
+          <w:lang w:bidi="fa-IR"/>
+        </w:rPr>
+        <w:footnoteReference w:id="91"/>
+      </w:r>
+      <w:r>
+        <w:rPr>
+          <w:rFonts w:hint="cs"/>
+          <w:rtl/>
+          <w:lang w:bidi="fa-IR"/>
+        </w:rPr>
+        <w:t xml:space="preserve"> است از ردیف داده‌ها حذف می‌شود.</w:t>
+      </w:r>
+    </w:p>
+    <w:p>
+      <w:pPr>
+        <w:pStyle w:val="ListParagraph"/>
+        <w:numPr>
+          <w:ilvl w:val="0"/>
+          <w:numId w:val="13"/>
+        </w:numPr>
+        <w:rPr>
+          <w:b/>
+          <w:bCs/>
+          <w:lang w:bidi="fa-IR"/>
+        </w:rPr>
+      </w:pPr>
+      <w:r>
+        <w:rPr>
+          <w:rFonts w:hint="cs"/>
+          <w:b/>
+          <w:bCs/>
+          <w:rtl/>
+          <w:lang w:bidi="fa-IR"/>
+        </w:rPr>
+        <w:t>پاکسازی متن</w:t>
+      </w:r>
+      <w:r>
+        <w:rPr>
+          <w:rFonts w:hint="cs"/>
+          <w:b/>
+          <w:bCs/>
+          <w:rtl/>
+          <w:lang w:bidi="fa-IR"/>
+        </w:rPr>
+        <w:t>:</w:t>
+      </w:r>
+      <w:r>
+        <w:rPr>
+          <w:rFonts w:hint="cs"/>
+          <w:rtl/>
+          <w:lang w:bidi="fa-IR"/>
+        </w:rPr>
+        <w:t xml:space="preserve"> در مرحله‌ی پاکسازی متن علائم نگارشی، غیر الفبایی، فواصل اضافه و قسمت هایی از متن که شامل اعداد و سایر نماد های غیر الفبایی هستند از متن جدا می‌شود. این مرحله نیز توسط کتابخانه موجود در زبان پایتون تحت عنوان </w:t>
+      </w:r>
+      <w:r>
+        <w:rPr>
+          <w:lang w:bidi="fa-IR"/>
+        </w:rPr>
+        <w:t>re</w:t>
+      </w:r>
+      <w:r>
+        <w:rPr>
+          <w:rFonts w:hint="cs"/>
+          <w:rtl/>
+          <w:lang w:bidi="fa-IR"/>
+        </w:rPr>
+        <w:t xml:space="preserve"> صورت می‌گیرد. </w:t>
+      </w:r>
+    </w:p>
+    <w:p>
+      <w:pPr>
+        <w:pStyle w:val="ListParagraph"/>
+        <w:rPr>
+          <w:lang w:bidi="fa-IR"/>
+        </w:rPr>
+      </w:pPr>
+      <w:r>
+        <w:rPr>
+          <w:rFonts w:hint="cs"/>
+          <w:rtl/>
+          <w:lang w:bidi="fa-IR"/>
+        </w:rPr>
+        <w:t>در شکل زیر می‌توان نمونه ای از مرحله‌ی پاکسازی متن را مشاهده نمود.</w:t>
+      </w:r>
+    </w:p>
+    <w:p>
+      <w:pPr>
+        <w:pStyle w:val="ListParagraph"/>
+        <w:numPr>
+          <w:ilvl w:val="0"/>
+          <w:numId w:val="13"/>
+        </w:numPr>
+        <w:rPr>
+          <w:lang w:bidi="fa-IR"/>
+        </w:rPr>
+      </w:pPr>
+      <w:r>
+        <w:rPr>
+          <w:rFonts w:hint="cs"/>
+          <w:b/>
+          <w:bCs/>
+          <w:rtl/>
+          <w:lang w:bidi="fa-IR"/>
+        </w:rPr>
+        <w:t>نرمال</w:t>
+      </w:r>
+      <w:r>
+        <w:rPr>
+          <w:rFonts w:hint="cs"/>
+          <w:rtl/>
+          <w:lang w:bidi="fa-IR"/>
+        </w:rPr>
+        <w:t xml:space="preserve"> </w:t>
+      </w:r>
+      <w:r>
+        <w:rPr>
+          <w:rFonts w:hint="cs"/>
+          <w:b/>
+          <w:bCs/>
+          <w:rtl/>
+          <w:lang w:bidi="fa-IR"/>
+        </w:rPr>
+        <w:t>سازی</w:t>
+      </w:r>
+      <w:r>
+        <w:rPr>
+          <w:rFonts w:hint="cs"/>
+          <w:b/>
+          <w:bCs/>
+          <w:rtl/>
+          <w:lang w:bidi="fa-IR"/>
+        </w:rPr>
+        <w:t>:</w:t>
+      </w:r>
+      <w:r>
+        <w:rPr>
+          <w:rFonts w:hint="cs"/>
+          <w:b/>
+          <w:bCs/>
+          <w:rtl/>
+          <w:lang w:bidi="fa-IR"/>
+        </w:rPr>
+        <w:t xml:space="preserve"> </w:t>
+      </w:r>
+      <w:r>
+        <w:rPr>
+          <w:rFonts w:hint="cs"/>
+          <w:rtl/>
+          <w:lang w:bidi="fa-IR"/>
+        </w:rPr>
+        <w:t>در مرحله‌ی نرمال سازی در جهت یکسان‌سازی تمام کلمات مشابه و عدمم حساسیت تحلیل و تمایز بین کلمات یکسان با حروف بزرگ و کوچک تمامی کاراکتر‌‌های موجود در متن به حالت کوچک تبدیل می‌شوند.</w:t>
+      </w:r>
+    </w:p>
+    <w:p>
+      <w:pPr>
+        <w:pStyle w:val="ListParagraph"/>
+        <w:numPr>
+          <w:ilvl w:val="0"/>
+          <w:numId w:val="13"/>
+        </w:numPr>
+        <w:rPr>
+          <w:b/>
+          <w:bCs/>
+          <w:lang w:bidi="fa-IR"/>
+        </w:rPr>
+      </w:pPr>
+      <w:r>
+        <w:rPr>
+          <w:rFonts w:hint="cs"/>
+          <w:b/>
+          <w:bCs/>
+          <w:rtl/>
+          <w:lang w:bidi="fa-IR"/>
+        </w:rPr>
+        <w:t>حذف کلمات توقف</w:t>
+      </w:r>
+      <w:r>
+        <w:rPr>
+          <w:rFonts w:hint="cs"/>
+          <w:b/>
+          <w:bCs/>
+          <w:rtl/>
+          <w:lang w:bidi="fa-IR"/>
+        </w:rPr>
+        <w:t>:</w:t>
+      </w:r>
+      <w:r>
+        <w:rPr>
+          <w:rFonts w:hint="cs"/>
+          <w:b/>
+          <w:bCs/>
+          <w:rtl/>
+          <w:lang w:bidi="fa-IR"/>
+        </w:rPr>
+        <w:t xml:space="preserve"> </w:t>
+      </w:r>
+      <w:r>
+        <w:rPr>
+          <w:rFonts w:hint="cs"/>
+          <w:rtl/>
+          <w:lang w:bidi="fa-IR"/>
+        </w:rPr>
+        <w:t xml:space="preserve">کلمات توقف کلماتی هستند که خود اثر معنایی ندارند و مانند کلمات اضافه در زبان فارسی در بین مابقی کلمات موجود در جمله ارتباط ایجاد می‌کنند. از این جهت در این مرحله کلمات توقف از متن داده‌‌ها حذف می‌شود تا کلماتی باقی بمانند که دارای بار معنایی مورد نظر در حوزه خودروهای برقی هستند. </w:t>
+      </w:r>
+    </w:p>
+    <w:p>
+      <w:pPr>
+        <w:pStyle w:val="ListParagraph"/>
+        <w:rPr>
+          <w:lang w:bidi="fa-IR"/>
+        </w:rPr>
+      </w:pPr>
+      <w:r>
+        <w:rPr>
+          <w:rFonts w:hint="cs"/>
+          <w:rtl/>
+          <w:lang w:bidi="fa-IR"/>
+        </w:rPr>
+        <w:t>این مرحله به کمک کتابخانه جعبه ابزار زبان طبیعی که در محیط برنامه نویسی پایتون موجود است صورت می‌گیرد. کلمات لیست توقف به صورت کامل در این کتابخانه وجود دارند.</w:t>
+      </w:r>
+    </w:p>
+    <w:p>
+      <w:pPr>
+        <w:pStyle w:val="ListParagraph"/>
+        <w:numPr>
+          <w:ilvl w:val="0"/>
+          <w:numId w:val="13"/>
+        </w:numPr>
+        <w:rPr>
+          <w:b/>
+          <w:bCs/>
+          <w:lang w:bidi="fa-IR"/>
+        </w:rPr>
+      </w:pPr>
+      <w:r>
+        <w:rPr>
+          <w:rFonts w:hint="cs"/>
+          <w:b/>
+          <w:bCs/>
           <w:rtl/>
           <w:lang w:bidi="fa-IR"/>
         </w:rPr>
         <w:t>ریشه یابی کلمات</w:t>
+      </w:r>
+      <w:r>
+        <w:rPr>
+          <w:rFonts w:hint="cs"/>
+          <w:b/>
+          <w:bCs/>
+          <w:rtl/>
+          <w:lang w:bidi="fa-IR"/>
+        </w:rPr>
+        <w:t>:</w:t>
+      </w:r>
+      <w:r>
+        <w:rPr>
+          <w:rFonts w:hint="cs"/>
+          <w:b/>
+          <w:bCs/>
+          <w:rtl/>
+          <w:lang w:bidi="fa-IR"/>
+        </w:rPr>
+        <w:t xml:space="preserve"> </w:t>
+      </w:r>
+      <w:r>
+        <w:rPr>
+          <w:rFonts w:hint="cs"/>
+          <w:rtl/>
+          <w:lang w:bidi="fa-IR"/>
+        </w:rPr>
+        <w:t xml:space="preserve">در این مرحله کلمات موجود به صورت ریشه‌ای خود در می‌آیند چرا که ارزش معنایی و کشف فناوری کلمات در حالت های مختلف مانند مصدری و یا صفت یکسان است و با این کار می‌توان از ایجاد کلمات در حالت‌های مختلف و با بار معنایی یکسان جلوگیری نمود. این مرحله توسط کتابخانه </w:t>
+      </w:r>
+      <w:r>
+        <w:rPr>
+          <w:lang w:bidi="fa-IR"/>
+        </w:rPr>
+        <w:t>NLTK</w:t>
+      </w:r>
+      <w:r>
+        <w:rPr>
+          <w:rFonts w:hint="cs"/>
+          <w:rtl/>
+          <w:lang w:bidi="fa-IR"/>
+        </w:rPr>
+        <w:t xml:space="preserve"> و ابزار های موجود در آن در بستر زبان برنامه نویسی پایتون صورت می‌گیرد.</w:t>
+      </w:r>
+    </w:p>
+    <w:p>
+      <w:pPr>
+        <w:rPr>
+          <w:rtl/>
+          <w:lang w:bidi="fa-IR"/>
+        </w:rPr>
+      </w:pPr>
+      <w:r>
+        <w:rPr>
+          <w:rFonts w:hint="cs"/>
+          <w:rtl/>
+          <w:lang w:bidi="fa-IR"/>
+        </w:rPr>
+        <w:t xml:space="preserve">در نهایت پس از انجام این مرحله خروجی بدست آمده شامل ردیف‌هایی با دو ستون داده هستند که ستون اول سال انتشار پتنت و ستون دوم کلمات موجود در عنوان و چکیده پتنت به صورت ریشه‌ای، بدون اعداد و علائم نگارشی و کلمات توقف خواهد‌ بود. </w:t>
       </w:r>
     </w:p>
     <w:p>
@@ -63378,8 +64078,114 @@
           <w:rtl/>
           <w:lang w:bidi="fa-IR"/>
         </w:rPr>
-        <w:t>ساخت سورس و تارگت</w:t>
-      </w:r>
+        <w:t xml:space="preserve">ساخت </w:t>
+      </w:r>
+      <w:r>
+        <w:rPr>
+          <w:rFonts w:hint="cs"/>
+          <w:rtl/>
+          <w:lang w:bidi="fa-IR"/>
+        </w:rPr>
+        <w:t>ماتریس هم‌رخدادی کلیدواژه‌ها</w:t>
+      </w:r>
+    </w:p>
+    <w:p>
+      <w:pPr>
+        <w:rPr>
+          <w:rtl/>
+          <w:lang w:bidi="fa-IR"/>
+        </w:rPr>
+      </w:pPr>
+      <w:r>
+        <w:rPr>
+          <w:rFonts w:hint="cs"/>
+          <w:rtl/>
+          <w:lang w:bidi="fa-IR"/>
+        </w:rPr>
+        <w:t>ماتریس هم‌رخدادی در جهت نشان دادن روابط بین کلیدواژه های موجود ساخته می‌شود. در این ماتریس هر سطر شامل سه ستون از جمله منبع</w:t>
+      </w:r>
+      <w:r>
+        <w:rPr>
+          <w:rStyle w:val="FootnoteReference"/>
+          <w:rtl/>
+          <w:lang w:bidi="fa-IR"/>
+        </w:rPr>
+        <w:footnoteReference w:id="92"/>
+      </w:r>
+      <w:r>
+        <w:rPr>
+          <w:rFonts w:hint="cs"/>
+          <w:rtl/>
+          <w:lang w:bidi="fa-IR"/>
+        </w:rPr>
+        <w:t>،  هدف</w:t>
+      </w:r>
+      <w:r>
+        <w:rPr>
+          <w:rStyle w:val="FootnoteReference"/>
+          <w:rtl/>
+          <w:lang w:bidi="fa-IR"/>
+        </w:rPr>
+        <w:footnoteReference w:id="93"/>
+      </w:r>
+      <w:r>
+        <w:rPr>
+          <w:rFonts w:hint="cs"/>
+          <w:rtl/>
+          <w:lang w:bidi="fa-IR"/>
+        </w:rPr>
+        <w:t xml:space="preserve"> و وزن</w:t>
+      </w:r>
+      <w:r>
+        <w:rPr>
+          <w:rStyle w:val="FootnoteReference"/>
+          <w:rtl/>
+          <w:lang w:bidi="fa-IR"/>
+        </w:rPr>
+        <w:footnoteReference w:id="94"/>
+      </w:r>
+      <w:r>
+        <w:rPr>
+          <w:rFonts w:hint="cs"/>
+          <w:rtl/>
+          <w:lang w:bidi="fa-IR"/>
+        </w:rPr>
+        <w:t xml:space="preserve"> می‌باشد. در واقع این ماتریس با استفاده از کلیدواژه‌های موجود ساخته شده و نشان می‌دهد هر زوج کلمه در ترکیب عنوان و چکیده یک پتنت چند مرتبه با یکدیگر تکرار شده اند. هر چند ترتیب قرار گرفتن این کلمات در کنار یکدیگر فاقد اهمیت است. ستون وزن موجود در هر سطر نشانگر آن است که هر زوج کلمه در </w:t>
+      </w:r>
+      <w:r>
+        <w:rPr>
+          <w:rFonts w:hint="cs"/>
+          <w:rtl/>
+          <w:lang w:bidi="fa-IR"/>
+        </w:rPr>
+        <w:lastRenderedPageBreak/>
+        <w:t xml:space="preserve">مجموع بررسی تمامی ردیف‌های داده چند بار در کنار یکدیگر قرار گرفته‌اند. در جدول زیر نمونه‌ای از این ماتریس بدست آمده قرار گرفته است. </w:t>
+      </w:r>
+    </w:p>
+    <w:p>
+      <w:pPr>
+        <w:rPr>
+          <w:rFonts w:hint="cs"/>
+          <w:rtl/>
+          <w:lang w:bidi="fa-IR"/>
+        </w:rPr>
+      </w:pPr>
+      <w:r>
+        <w:rPr>
+          <w:rFonts w:hint="cs"/>
+          <w:rtl/>
+          <w:lang w:bidi="fa-IR"/>
+        </w:rPr>
+        <w:t>جدول</w:t>
+      </w:r>
+    </w:p>
+    <w:p>
+      <w:pPr>
+        <w:rPr>
+          <w:rtl/>
+          <w:lang w:bidi="fa-IR"/>
+        </w:rPr>
+      </w:pPr>
     </w:p>
     <w:p>
       <w:pPr>
@@ -63397,6 +64203,30 @@
         </w:rPr>
         <w:t xml:space="preserve">ساخت شبکه معنایی </w:t>
       </w:r>
+      <w:r>
+        <w:rPr>
+          <w:rFonts w:hint="cs"/>
+          <w:rtl/>
+          <w:lang w:bidi="fa-IR"/>
+        </w:rPr>
+        <w:t>و بصری سازی شبکه کلیدواژه ها</w:t>
+      </w:r>
+    </w:p>
+    <w:p>
+      <w:pPr>
+        <w:rPr>
+          <w:rtl/>
+          <w:lang w:bidi="fa-IR"/>
+        </w:rPr>
+      </w:pPr>
+      <w:r>
+        <w:rPr>
+          <w:rFonts w:hint="cs"/>
+          <w:rtl/>
+          <w:lang w:bidi="fa-IR"/>
+        </w:rPr>
+        <w:t>با استفاده از ماتریس هم‌رخدادی که در مرحله‌ی قبلی استخراج شده بود، به ساخت شبکه‌ی معنایی و بصری سازی آن پرداخته می‌شود. در حقیقت این عمل موجب آن است</w:t>
+      </w:r>
     </w:p>
     <w:p>
       <w:pPr>
@@ -63417,7 +64247,6 @@
     </w:p>
     <w:p>
       <w:pPr>
-        <w:pStyle w:val="Heading3"/>
         <w:rPr>
           <w:rtl/>
           <w:lang w:bidi="fa-IR"/>
@@ -63429,7 +64258,7 @@
           <w:rtl/>
           <w:lang w:bidi="fa-IR"/>
         </w:rPr>
-        <w:t>نام گذاری و تحلیل کیفی خوشه ها</w:t>
+        <w:t xml:space="preserve">در این مرحله با داده های بدست اومده یه سری کارا کردیم که حالا باس اینجا توضی بدم ولی از اونجایی که توضی نشونه ضعفه و منم خیلی قوی ام پس از این خبرا نیست. هر کس که میداند میداند و هر کس نمیداند. به من چه. </w:t>
       </w:r>
     </w:p>
     <w:p>
@@ -63446,6 +64275,23 @@
           <w:rtl/>
           <w:lang w:bidi="fa-IR"/>
         </w:rPr>
+        <w:t>نام گذاری و تحلیل کیفی خوشه ها</w:t>
+      </w:r>
+    </w:p>
+    <w:p>
+      <w:pPr>
+        <w:pStyle w:val="Heading3"/>
+        <w:rPr>
+          <w:rtl/>
+          <w:lang w:bidi="fa-IR"/>
+        </w:rPr>
+      </w:pPr>
+      <w:r>
+        <w:rPr>
+          <w:rFonts w:hint="cs"/>
+          <w:rtl/>
+          <w:lang w:bidi="fa-IR"/>
+        </w:rPr>
         <w:t>برازش لجستیک چرخه عمر خوشه ها</w:t>
       </w:r>
     </w:p>
@@ -63503,7 +64349,6 @@
       <w:pPr>
         <w:pStyle w:val="Heading3"/>
         <w:rPr>
-          <w:rFonts w:hint="cs"/>
           <w:rtl/>
           <w:lang w:bidi="fa-IR"/>
         </w:rPr>
@@ -69325,6 +70170,148 @@
       </w:r>
       <w:r>
         <w:t>Electric vehicles</w:t>
+      </w:r>
+    </w:p>
+  </w:footnote>
+  <w:footnote w:id="90">
+    <w:p>
+      <w:pPr>
+        <w:pStyle w:val="FootnoteText"/>
+        <w:rPr>
+          <w:lang w:bidi="fa-IR"/>
+        </w:rPr>
+      </w:pPr>
+      <w:r>
+        <w:rPr>
+          <w:rStyle w:val="FootnoteReference"/>
+        </w:rPr>
+        <w:footnoteRef/>
+      </w:r>
+      <w:r>
+        <w:rPr>
+          <w:rtl/>
+        </w:rPr>
+        <w:t xml:space="preserve"> </w:t>
+      </w:r>
+      <w:r>
+        <w:rPr>
+          <w:lang w:bidi="fa-IR"/>
+        </w:rPr>
+        <w:t>Title&amp;Abstract</w:t>
+      </w:r>
+    </w:p>
+  </w:footnote>
+  <w:footnote w:id="91">
+    <w:p>
+      <w:pPr>
+        <w:pStyle w:val="FootnoteText"/>
+        <w:rPr>
+          <w:lang w:bidi="fa-IR"/>
+        </w:rPr>
+      </w:pPr>
+      <w:r>
+        <w:rPr>
+          <w:rStyle w:val="FootnoteReference"/>
+        </w:rPr>
+        <w:footnoteRef/>
+      </w:r>
+      <w:r>
+        <w:rPr>
+          <w:rtl/>
+        </w:rPr>
+        <w:t xml:space="preserve"> </w:t>
+      </w:r>
+      <w:r>
+        <w:rPr>
+          <w:lang w:bidi="fa-IR"/>
+        </w:rPr>
+        <w:t>Null</w:t>
+      </w:r>
+    </w:p>
+  </w:footnote>
+  <w:footnote w:id="92">
+    <w:p>
+      <w:pPr>
+        <w:pStyle w:val="FootnoteText"/>
+        <w:rPr>
+          <w:rFonts w:hint="cs"/>
+          <w:rtl/>
+          <w:lang w:bidi="fa-IR"/>
+        </w:rPr>
+      </w:pPr>
+      <w:r>
+        <w:rPr>
+          <w:rStyle w:val="FootnoteReference"/>
+        </w:rPr>
+        <w:footnoteRef/>
+      </w:r>
+      <w:r>
+        <w:rPr>
+          <w:rtl/>
+        </w:rPr>
+        <w:t xml:space="preserve"> </w:t>
+      </w:r>
+      <w:r>
+        <w:rPr>
+          <w:lang w:bidi="fa-IR"/>
+        </w:rPr>
+        <w:t>source</w:t>
+      </w:r>
+    </w:p>
+  </w:footnote>
+  <w:footnote w:id="93">
+    <w:p>
+      <w:pPr>
+        <w:pStyle w:val="FootnoteText"/>
+        <w:rPr>
+          <w:lang w:bidi="fa-IR"/>
+        </w:rPr>
+      </w:pPr>
+      <w:r>
+        <w:rPr>
+          <w:rStyle w:val="FootnoteReference"/>
+        </w:rPr>
+        <w:footnoteRef/>
+      </w:r>
+      <w:r>
+        <w:rPr>
+          <w:rtl/>
+        </w:rPr>
+        <w:t xml:space="preserve"> </w:t>
+      </w:r>
+      <w:r>
+        <w:rPr>
+          <w:lang w:bidi="fa-IR"/>
+        </w:rPr>
+        <w:t>target</w:t>
+      </w:r>
+    </w:p>
+  </w:footnote>
+  <w:footnote w:id="94">
+    <w:p>
+      <w:pPr>
+        <w:pStyle w:val="FootnoteText"/>
+        <w:rPr>
+          <w:lang w:bidi="fa-IR"/>
+        </w:rPr>
+      </w:pPr>
+      <w:r>
+        <w:rPr>
+          <w:rStyle w:val="FootnoteReference"/>
+        </w:rPr>
+        <w:footnoteRef/>
+      </w:r>
+      <w:r>
+        <w:rPr>
+          <w:rtl/>
+        </w:rPr>
+        <w:t xml:space="preserve"> </w:t>
+      </w:r>
+      <w:r>
+        <w:rPr>
+          <w:lang w:bidi="fa-IR"/>
+        </w:rPr>
+        <w:t>weight</w:t>
       </w:r>
     </w:p>
   </w:footnote>
@@ -69411,72 +70398,6 @@
         <w:lang w:bidi="fa-IR"/>
       </w:rPr>
       <w:instrText xml:space="preserve"> </w:instrText>
-    </w:r>
-    <w:r>
-      <w:rPr>
-        <w:rtl/>
-        <w:lang w:bidi="fa-IR"/>
-      </w:rPr>
-      <w:fldChar w:fldCharType="separate"/>
-    </w:r>
-    <w:r>
-      <w:rPr>
-        <w:noProof/>
-        <w:rtl/>
-        <w:lang w:bidi="fa-IR"/>
-      </w:rPr>
-      <w:t>فصل دوم : مبان</w:t>
-    </w:r>
-    <w:r>
-      <w:rPr>
-        <w:rFonts w:hint="cs"/>
-        <w:noProof/>
-        <w:rtl/>
-        <w:lang w:bidi="fa-IR"/>
-      </w:rPr>
-      <w:t>ی</w:t>
-    </w:r>
-    <w:r>
-      <w:rPr>
-        <w:noProof/>
-        <w:rtl/>
-        <w:lang w:bidi="fa-IR"/>
-      </w:rPr>
-      <w:t xml:space="preserve"> نظر</w:t>
-    </w:r>
-    <w:r>
-      <w:rPr>
-        <w:rFonts w:hint="cs"/>
-        <w:noProof/>
-        <w:rtl/>
-        <w:lang w:bidi="fa-IR"/>
-      </w:rPr>
-      <w:t>ی</w:t>
-    </w:r>
-    <w:r>
-      <w:rPr>
-        <w:noProof/>
-        <w:rtl/>
-        <w:lang w:bidi="fa-IR"/>
-      </w:rPr>
-      <w:t xml:space="preserve"> و پ</w:t>
-    </w:r>
-    <w:r>
-      <w:rPr>
-        <w:rFonts w:hint="cs"/>
-        <w:noProof/>
-        <w:rtl/>
-        <w:lang w:bidi="fa-IR"/>
-      </w:rPr>
-      <w:t>یشینه</w:t>
-    </w:r>
-    <w:r>
-      <w:rPr>
-        <w:noProof/>
-        <w:rtl/>
-        <w:lang w:bidi="fa-IR"/>
-      </w:rPr>
-      <w:t xml:space="preserve"> پژوهش</w:t>
     </w:r>
     <w:r>
       <w:rPr>
@@ -69920,7 +70841,7 @@
   <w:abstractNum w:abstractNumId="4" w15:restartNumberingAfterBreak="0">
     <w:nsid w:val="3BB25CEE"/>
     <w:multiLevelType w:val="hybridMultilevel"/>
-    <w:tmpl w:val="101EA558"/>
+    <w:tmpl w:val="DD021F14"/>
     <w:lvl w:ilvl="0" w:tplc="04090001">
       <w:start w:val="1"/>
       <w:numFmt w:val="bullet"/>
@@ -71236,6 +72157,7 @@
   <w:style w:type="character" w:default="1" w:styleId="DefaultParagraphFont">
     <w:name w:val="Default Paragraph Font"/>
     <w:uiPriority w:val="1"/>
+    <w:semiHidden/>
     <w:unhideWhenUsed/>
   </w:style>
   <w:style w:type="table" w:default="1" w:styleId="TableNormal">

--- a/final word file/karimi-ownmade-file.docx
+++ b/final word file/karimi-ownmade-file.docx
@@ -42684,7 +42684,6 @@
     <w:p>
       <w:pPr>
         <w:rPr>
-          <w:rtl/>
           <w:lang w:bidi="fa-IR"/>
         </w:rPr>
       </w:pPr>
@@ -43373,11 +43372,353 @@
     <w:p>
       <w:pPr>
         <w:rPr>
+          <w:rtl/>
           <w:lang w:bidi="fa-IR"/>
         </w:rPr>
       </w:pPr>
       <w:r>
         <w:rPr>
+          <w:rFonts w:hint="cs"/>
+          <w:rtl/>
+          <w:lang w:bidi="fa-IR"/>
+        </w:rPr>
+        <w:t>نقشه‌ی راه فناوری خود مدل‌های گوناگونی دارد که در طول زمان تکامل یافته و ایجاد شده‌اند. در ادامه مدل‌های پر استفاده توضیح داده می‌شوند.</w:t>
+      </w:r>
+    </w:p>
+    <w:p>
+      <w:pPr>
+        <w:pStyle w:val="ListParagraph"/>
+        <w:numPr>
+          <w:ilvl w:val="0"/>
+          <w:numId w:val="13"/>
+        </w:numPr>
+        <w:rPr>
+          <w:b/>
+          <w:bCs/>
+          <w:lang w:bidi="fa-IR"/>
+        </w:rPr>
+      </w:pPr>
+      <w:r>
+        <w:rPr>
+          <w:rFonts w:hint="cs"/>
+          <w:b/>
+          <w:bCs/>
+          <w:rtl/>
+          <w:lang w:bidi="fa-IR"/>
+        </w:rPr>
+        <w:t>مدل سه لایه بازار-محصول-فناوری</w:t>
+      </w:r>
+      <w:r>
+        <w:rPr>
+          <w:rStyle w:val="FootnoteReference"/>
+          <w:b/>
+          <w:bCs/>
+          <w:rtl/>
+          <w:lang w:bidi="fa-IR"/>
+        </w:rPr>
+        <w:footnoteReference w:id="36"/>
+      </w:r>
+    </w:p>
+    <w:p>
+      <w:pPr>
+        <w:pStyle w:val="ListParagraph"/>
+        <w:numPr>
+          <w:ilvl w:val="0"/>
+          <w:numId w:val="13"/>
+        </w:numPr>
+        <w:rPr>
+          <w:b/>
+          <w:bCs/>
+          <w:lang w:bidi="fa-IR"/>
+        </w:rPr>
+      </w:pPr>
+      <w:r>
+        <w:rPr>
+          <w:rFonts w:hint="cs"/>
+          <w:b/>
+          <w:bCs/>
+          <w:rtl/>
+          <w:lang w:bidi="fa-IR"/>
+        </w:rPr>
+        <w:t>جعبه ابزار نقشه راه کمبریج</w:t>
+      </w:r>
+      <w:r>
+        <w:rPr>
+          <w:rStyle w:val="FootnoteReference"/>
+          <w:b/>
+          <w:bCs/>
+          <w:rtl/>
+          <w:lang w:bidi="fa-IR"/>
+        </w:rPr>
+        <w:footnoteReference w:id="37"/>
+      </w:r>
+    </w:p>
+    <w:p>
+      <w:pPr>
+        <w:pStyle w:val="ListParagraph"/>
+        <w:numPr>
+          <w:ilvl w:val="0"/>
+          <w:numId w:val="13"/>
+        </w:numPr>
+        <w:rPr>
+          <w:b/>
+          <w:bCs/>
+          <w:lang w:bidi="fa-IR"/>
+        </w:rPr>
+      </w:pPr>
+      <w:r>
+        <w:rPr>
+          <w:rFonts w:hint="cs"/>
+          <w:b/>
+          <w:bCs/>
+          <w:rtl/>
+          <w:lang w:bidi="fa-IR"/>
+        </w:rPr>
+        <w:t>نقشه راه مبتنی بر متا مدل</w:t>
+      </w:r>
+      <w:r>
+        <w:rPr>
+          <w:rStyle w:val="FootnoteReference"/>
+          <w:b/>
+          <w:bCs/>
+          <w:rtl/>
+          <w:lang w:bidi="fa-IR"/>
+        </w:rPr>
+        <w:footnoteReference w:id="38"/>
+      </w:r>
+    </w:p>
+    <w:p>
+      <w:pPr>
+        <w:pStyle w:val="ListParagraph"/>
+        <w:numPr>
+          <w:ilvl w:val="0"/>
+          <w:numId w:val="13"/>
+        </w:numPr>
+        <w:rPr>
+          <w:b/>
+          <w:bCs/>
+          <w:lang w:bidi="fa-IR"/>
+        </w:rPr>
+      </w:pPr>
+      <w:r>
+        <w:rPr>
+          <w:rFonts w:hint="cs"/>
+          <w:b/>
+          <w:bCs/>
+          <w:rtl/>
+          <w:lang w:bidi="fa-IR"/>
+        </w:rPr>
+        <w:t>نقشه راه دیجیتال</w:t>
+      </w:r>
+      <w:r>
+        <w:rPr>
+          <w:rStyle w:val="FootnoteReference"/>
+          <w:b/>
+          <w:bCs/>
+          <w:rtl/>
+          <w:lang w:bidi="fa-IR"/>
+        </w:rPr>
+        <w:footnoteReference w:id="39"/>
+      </w:r>
+    </w:p>
+    <w:p>
+      <w:pPr>
+        <w:pStyle w:val="ListParagraph"/>
+        <w:numPr>
+          <w:ilvl w:val="0"/>
+          <w:numId w:val="13"/>
+        </w:numPr>
+        <w:rPr>
+          <w:b/>
+          <w:bCs/>
+          <w:lang w:bidi="fa-IR"/>
+        </w:rPr>
+      </w:pPr>
+      <w:r>
+        <w:rPr>
+          <w:b/>
+          <w:bCs/>
+          <w:rtl/>
+          <w:lang w:bidi="fa-IR"/>
+        </w:rPr>
+        <w:t>تدو</w:t>
+      </w:r>
+      <w:r>
+        <w:rPr>
+          <w:rFonts w:hint="cs"/>
+          <w:b/>
+          <w:bCs/>
+          <w:rtl/>
+          <w:lang w:bidi="fa-IR"/>
+        </w:rPr>
+        <w:t>ین</w:t>
+      </w:r>
+      <w:r>
+        <w:rPr>
+          <w:b/>
+          <w:bCs/>
+          <w:rtl/>
+          <w:lang w:bidi="fa-IR"/>
+        </w:rPr>
+        <w:t xml:space="preserve"> نقشه راه مبتن</w:t>
+      </w:r>
+      <w:r>
+        <w:rPr>
+          <w:rFonts w:hint="cs"/>
+          <w:b/>
+          <w:bCs/>
+          <w:rtl/>
+          <w:lang w:bidi="fa-IR"/>
+        </w:rPr>
+        <w:t>ی</w:t>
+      </w:r>
+      <w:r>
+        <w:rPr>
+          <w:b/>
+          <w:bCs/>
+          <w:rtl/>
+          <w:lang w:bidi="fa-IR"/>
+        </w:rPr>
+        <w:t xml:space="preserve"> بر سنار</w:t>
+      </w:r>
+      <w:r>
+        <w:rPr>
+          <w:rFonts w:hint="cs"/>
+          <w:b/>
+          <w:bCs/>
+          <w:rtl/>
+          <w:lang w:bidi="fa-IR"/>
+        </w:rPr>
+        <w:t>یو</w:t>
+      </w:r>
+      <w:r>
+        <w:rPr>
+          <w:b/>
+          <w:bCs/>
+          <w:rtl/>
+          <w:lang w:bidi="fa-IR"/>
+        </w:rPr>
+        <w:t xml:space="preserve"> و با پشت</w:t>
+      </w:r>
+      <w:r>
+        <w:rPr>
+          <w:rFonts w:hint="cs"/>
+          <w:b/>
+          <w:bCs/>
+          <w:rtl/>
+          <w:lang w:bidi="fa-IR"/>
+        </w:rPr>
+        <w:t>یبانی</w:t>
+      </w:r>
+      <w:r>
+        <w:rPr>
+          <w:b/>
+          <w:bCs/>
+          <w:rtl/>
+          <w:lang w:bidi="fa-IR"/>
+        </w:rPr>
+        <w:t xml:space="preserve"> هوش مصنوع</w:t>
+      </w:r>
+      <w:r>
+        <w:rPr>
+          <w:rFonts w:hint="cs"/>
+          <w:b/>
+          <w:bCs/>
+          <w:rtl/>
+          <w:lang w:bidi="fa-IR"/>
+        </w:rPr>
+        <w:t>ی</w:t>
+      </w:r>
+      <w:r>
+        <w:rPr>
+          <w:rStyle w:val="FootnoteReference"/>
+          <w:b/>
+          <w:bCs/>
+          <w:rtl/>
+          <w:lang w:bidi="fa-IR"/>
+        </w:rPr>
+        <w:footnoteReference w:id="40"/>
+      </w:r>
+    </w:p>
+    <w:p>
+      <w:pPr>
+        <w:pStyle w:val="ListParagraph"/>
+        <w:numPr>
+          <w:ilvl w:val="0"/>
+          <w:numId w:val="13"/>
+        </w:numPr>
+        <w:rPr>
+          <w:b/>
+          <w:bCs/>
+          <w:lang w:bidi="fa-IR"/>
+        </w:rPr>
+      </w:pPr>
+      <w:r>
+        <w:rPr>
+          <w:rFonts w:hint="cs"/>
+          <w:b/>
+          <w:bCs/>
+          <w:rtl/>
+          <w:lang w:bidi="fa-IR"/>
+        </w:rPr>
+        <w:t>نقشه راه فرایند تصمیم گیری مارکوف و جستجوی درخت مونت کارلو</w:t>
+      </w:r>
+      <w:r>
+        <w:rPr>
+          <w:rStyle w:val="FootnoteReference"/>
+          <w:b/>
+          <w:bCs/>
+          <w:rtl/>
+          <w:lang w:bidi="fa-IR"/>
+        </w:rPr>
+        <w:footnoteReference w:id="41"/>
+      </w:r>
+    </w:p>
+    <w:p>
+      <w:pPr>
+        <w:pStyle w:val="ListParagraph"/>
+        <w:numPr>
+          <w:ilvl w:val="0"/>
+          <w:numId w:val="13"/>
+        </w:numPr>
+        <w:rPr>
+          <w:rFonts w:hint="cs"/>
+          <w:b/>
+          <w:bCs/>
+          <w:rtl/>
+          <w:lang w:bidi="fa-IR"/>
+        </w:rPr>
+      </w:pPr>
+      <w:r>
+        <w:rPr>
+          <w:rFonts w:hint="cs"/>
+          <w:b/>
+          <w:bCs/>
+          <w:rtl/>
+          <w:lang w:bidi="fa-IR"/>
+        </w:rPr>
+        <w:lastRenderedPageBreak/>
+        <w:t>نقشه راه گارتنر : کشش بازار-فشار فناوری- ترکیبی</w:t>
+      </w:r>
+      <w:r>
+        <w:rPr>
+          <w:rStyle w:val="FootnoteReference"/>
+          <w:b/>
+          <w:bCs/>
+          <w:rtl/>
+          <w:lang w:bidi="fa-IR"/>
+        </w:rPr>
+        <w:footnoteReference w:id="42"/>
+      </w:r>
+    </w:p>
+    <w:p>
+      <w:pPr>
+        <w:rPr>
+          <w:lang w:bidi="fa-IR"/>
+        </w:rPr>
+      </w:pPr>
+      <w:r>
+        <w:rPr>
           <w:rtl/>
           <w:lang w:bidi="fa-IR"/>
         </w:rPr>
@@ -43852,6 +44193,13 @@
         </w:rPr>
         <w:t>.</w:t>
       </w:r>
+    </w:p>
+    <w:p>
+      <w:pPr>
+        <w:rPr>
+          <w:lang w:bidi="fa-IR"/>
+        </w:rPr>
+      </w:pPr>
     </w:p>
     <w:p>
       <w:pPr>
@@ -43880,7 +44228,7 @@
           <w:rStyle w:val="FootnoteReference"/>
           <w:rtl/>
         </w:rPr>
-        <w:footnoteReference w:id="36"/>
+        <w:footnoteReference w:id="43"/>
       </w:r>
       <w:bookmarkEnd w:id="23"/>
     </w:p>
@@ -44024,14 +44372,7 @@
         <w:rPr>
           <w:rtl/>
         </w:rPr>
-        <w:t xml:space="preserve">منابع و شایستگی‌ها برای سازگاری با محیط‌های پرتلاطم اشاره دارد. این نظریه بر این نکته تأکید دارد که مزیت رقابتی پایدار تنها با داشتن منابع ارزشمند حاصل نمی‌شود، بلکه سازمان باید توانایی مداوم در بازآرایی و نوآوری مدل‌های کسب‌وکار و دارایی‌های فناورانه خود داشته باشد. در صنایع فناورمحور مانند خودروهای برقی، که تغییرات تکنولوژیک و نیازهای بازار به سرعت رخ می‌دهد، وجود </w:t>
-      </w:r>
-      <w:r>
-        <w:rPr>
-          <w:rtl/>
-        </w:rPr>
-        <w:lastRenderedPageBreak/>
-        <w:t>توانمندی‌های پویا برای بقا و رشد سازمان‌ها حیاتی است و به آن‌ها کمک می‌کند مسیر نوآوری را با تحولات فناورانه هم‌راستا سازند</w:t>
+        <w:t>منابع و شایستگی‌ها برای سازگاری با محیط‌های پرتلاطم اشاره دارد. این نظریه بر این نکته تأکید دارد که مزیت رقابتی پایدار تنها با داشتن منابع ارزشمند حاصل نمی‌شود، بلکه سازمان باید توانایی مداوم در بازآرایی و نوآوری مدل‌های کسب‌وکار و دارایی‌های فناورانه خود داشته باشد. در صنایع فناورمحور مانند خودروهای برقی، که تغییرات تکنولوژیک و نیازهای بازار به سرعت رخ می‌دهد، وجود توانمندی‌های پویا برای بقا و رشد سازمان‌ها حیاتی است و به آن‌ها کمک می‌کند مسیر نوآوری را با تحولات فناورانه هم‌راستا سازند</w:t>
       </w:r>
       <w:r>
         <w:t>.</w:t>
@@ -44062,7 +44403,7 @@
           <w:rStyle w:val="FootnoteReference"/>
           <w:rtl/>
         </w:rPr>
-        <w:footnoteReference w:id="37"/>
+        <w:footnoteReference w:id="44"/>
       </w:r>
       <w:bookmarkEnd w:id="24"/>
     </w:p>
@@ -45164,6 +45505,7 @@
           <w:rFonts w:hint="cs"/>
           <w:rtl/>
         </w:rPr>
+        <w:lastRenderedPageBreak/>
         <w:t>از</w:t>
       </w:r>
       <w:r>
@@ -46070,7 +46412,7 @@
           <w:rStyle w:val="FootnoteReference"/>
           <w:rtl/>
         </w:rPr>
-        <w:footnoteReference w:id="38"/>
+        <w:footnoteReference w:id="45"/>
       </w:r>
       <w:r>
         <w:rPr>
@@ -46129,7 +46471,7 @@
           <w:rStyle w:val="FootnoteReference"/>
           <w:rtl/>
         </w:rPr>
-        <w:footnoteReference w:id="39"/>
+        <w:footnoteReference w:id="46"/>
       </w:r>
       <w:r>
         <w:rPr>
@@ -46253,7 +46595,7 @@
           <w:rStyle w:val="FootnoteReference"/>
           <w:rtl/>
         </w:rPr>
-        <w:footnoteReference w:id="40"/>
+        <w:footnoteReference w:id="47"/>
       </w:r>
       <w:r>
         <w:rPr>
@@ -46464,7 +46806,6 @@
         <w:rPr>
           <w:rtl/>
         </w:rPr>
-        <w:lastRenderedPageBreak/>
         <w:t>ا</w:t>
       </w:r>
       <w:r>
@@ -46668,7 +47009,7 @@
           <w:rStyle w:val="FootnoteReference"/>
           <w:rtl/>
         </w:rPr>
-        <w:footnoteReference w:id="41"/>
+        <w:footnoteReference w:id="48"/>
       </w:r>
       <w:r>
         <w:rPr>
@@ -46688,7 +47029,7 @@
           <w:rStyle w:val="FootnoteReference"/>
           <w:rtl/>
         </w:rPr>
-        <w:footnoteReference w:id="42"/>
+        <w:footnoteReference w:id="49"/>
       </w:r>
       <w:r>
         <w:rPr>
@@ -46708,7 +47049,7 @@
           <w:rStyle w:val="FootnoteReference"/>
           <w:rtl/>
         </w:rPr>
-        <w:footnoteReference w:id="43"/>
+        <w:footnoteReference w:id="50"/>
       </w:r>
       <w:r>
         <w:rPr>
@@ -47866,6 +48207,7 @@
           <w:rFonts w:hint="cs"/>
           <w:rtl/>
         </w:rPr>
+        <w:lastRenderedPageBreak/>
         <w:t>بررسی پیشینه تحقیق</w:t>
       </w:r>
       <w:bookmarkEnd w:id="26"/>
@@ -47984,7 +48326,7 @@
           <w:rtl/>
           <w:lang w:bidi="fa-IR"/>
         </w:rPr>
-        <w:footnoteReference w:id="44"/>
+        <w:footnoteReference w:id="51"/>
       </w:r>
       <w:r>
         <w:rPr>
@@ -48011,7 +48353,7 @@
           <w:rStyle w:val="FootnoteReference"/>
           <w:lang w:bidi="fa-IR"/>
         </w:rPr>
-        <w:footnoteReference w:id="45"/>
+        <w:footnoteReference w:id="52"/>
       </w:r>
       <w:r>
         <w:rPr>
@@ -48027,7 +48369,7 @@
           <w:rtl/>
           <w:lang w:bidi="fa-IR"/>
         </w:rPr>
-        <w:footnoteReference w:id="46"/>
+        <w:footnoteReference w:id="53"/>
       </w:r>
       <w:r>
         <w:rPr>
@@ -48043,7 +48385,7 @@
           <w:rtl/>
           <w:lang w:bidi="fa-IR"/>
         </w:rPr>
-        <w:footnoteReference w:id="47"/>
+        <w:footnoteReference w:id="54"/>
       </w:r>
       <w:r>
         <w:rPr>
@@ -48059,7 +48401,7 @@
           <w:rtl/>
           <w:lang w:bidi="fa-IR"/>
         </w:rPr>
-        <w:footnoteReference w:id="48"/>
+        <w:footnoteReference w:id="55"/>
       </w:r>
       <w:r>
         <w:rPr>
@@ -48080,7 +48422,7 @@
           <w:rStyle w:val="FootnoteReference"/>
           <w:lang w:bidi="fa-IR"/>
         </w:rPr>
-        <w:footnoteReference w:id="49"/>
+        <w:footnoteReference w:id="56"/>
       </w:r>
       <w:r>
         <w:rPr>
@@ -48096,24 +48438,15 @@
           <w:rtl/>
           <w:lang w:bidi="fa-IR"/>
         </w:rPr>
-        <w:footnoteReference w:id="50"/>
-      </w:r>
-      <w:r>
-        <w:rPr>
-          <w:rFonts w:hint="cs"/>
-          <w:rtl/>
-          <w:lang w:bidi="fa-IR"/>
-        </w:rPr>
-        <w:t xml:space="preserve"> است. در ادامه با ایده‌ی چرخه عمر فناوری </w:t>
-      </w:r>
-      <w:r>
-        <w:rPr>
-          <w:rFonts w:hint="cs"/>
-          <w:rtl/>
-          <w:lang w:bidi="fa-IR"/>
-        </w:rPr>
-        <w:lastRenderedPageBreak/>
-        <w:t>نوسان های زمانی را تفسیر نموده‌‌اند، به این معنی که بر اساس فراوانی های پتنت ها در سال های مختلف سعی در تفسیر چرخه ی عمر فناوری داشته‌اند. نتیجه ی این پژوهش نشان می‌دهد که ژاپن در باتری های لیتیوم-یون و الکترولیز قلیایی هیدروژن بسیار فعال است، چین در زیست انرژی پیشتاز بوده و المان با وجود شدت بالای حجم پتنت‌های موجود از این کشور ها عقب تر است. این موضوع نشان میدهد که صرفا شمارش تعداد پتنت‌های ثبت شده معیار کافی نیست و باید شاخص ها در کنار واقعیت های بازار و سیاست گذاری قرار بگیرند. همچنین به گفته‌ی نویسندگان پژوهش پتنت‌ها نمی‌توانند نمایه‌ی کامل نوآوری باشند و از جهت حساسیت به قواعد جستجو و عدم ثبت تمامی اختراعات و پیشبرد ها به عنوان پتنت و همچنین نسبت دهی های جغرافیایی محدودیت هایی نیز در خود دارند. ما در این پژوهش با منطق موجود و اما با داده های به روز تر به کار می‌گیریم و علاوه بر شاخص های کمی، خوشه بندی معنایی متن پتنت ها و تحلیل کلاستر‌های به دست آمده بر اساس فراوانی تجمعی و مشخص نمودن چرخه عمر هر کدام از این کلاستر ها نقشه‌ی راه فناوری در حوزه خودروهای برقی را ترسیم می‌کنیم.</w:t>
+        <w:footnoteReference w:id="57"/>
+      </w:r>
+      <w:r>
+        <w:rPr>
+          <w:rFonts w:hint="cs"/>
+          <w:rtl/>
+          <w:lang w:bidi="fa-IR"/>
+        </w:rPr>
+        <w:t xml:space="preserve"> است. در ادامه با ایده‌ی چرخه عمر فناوری نوسان های زمانی را تفسیر نموده‌‌اند، به این معنی که بر اساس فراوانی های پتنت ها در سال های مختلف سعی در تفسیر چرخه ی عمر فناوری داشته‌اند. نتیجه ی این پژوهش نشان می‌دهد که ژاپن در باتری های لیتیوم-یون و الکترولیز قلیایی هیدروژن بسیار فعال است، چین در زیست انرژی پیشتاز بوده و المان با وجود شدت بالای حجم پتنت‌های موجود از این کشور ها عقب تر است. این موضوع نشان میدهد که صرفا شمارش تعداد پتنت‌های ثبت شده معیار کافی نیست و باید شاخص ها در کنار واقعیت های بازار و سیاست گذاری قرار بگیرند. همچنین به گفته‌ی نویسندگان پژوهش پتنت‌ها نمی‌توانند نمایه‌ی کامل نوآوری باشند و از جهت حساسیت به قواعد جستجو و عدم ثبت تمامی اختراعات و پیشبرد ها به عنوان پتنت و همچنین نسبت دهی های جغرافیایی محدودیت هایی نیز در خود دارند. ما در این پژوهش با منطق موجود و اما با داده های به روز تر به کار می‌گیریم و علاوه بر شاخص های کمی، خوشه بندی معنایی متن پتنت ها و تحلیل کلاستر‌های به دست آمده بر اساس فراوانی تجمعی و مشخص نمودن چرخه عمر هر کدام از این کلاستر ها نقشه‌ی راه فناوری در حوزه خودروهای برقی را ترسیم می‌کنیم.</w:t>
       </w:r>
     </w:p>
     <w:p>
@@ -48129,6 +48462,7 @@
           <w:rtl/>
           <w:lang w:bidi="fa-IR"/>
         </w:rPr>
+        <w:lastRenderedPageBreak/>
         <w:t xml:space="preserve">برای مشخص نمودن مسیر فناوری در ساخت باتری های لیتیومی، ژاو و همکاران </w:t>
       </w:r>
       <w:r>
@@ -48235,7 +48569,7 @@
           <w:rtl/>
           <w:lang w:bidi="fa-IR"/>
         </w:rPr>
-        <w:footnoteReference w:id="51"/>
+        <w:footnoteReference w:id="58"/>
       </w:r>
       <w:r>
         <w:rPr>
@@ -48251,7 +48585,7 @@
           <w:rtl/>
           <w:lang w:bidi="fa-IR"/>
         </w:rPr>
-        <w:footnoteReference w:id="52"/>
+        <w:footnoteReference w:id="59"/>
       </w:r>
       <w:r>
         <w:rPr>
@@ -48267,7 +48601,7 @@
           <w:rtl/>
           <w:lang w:bidi="fa-IR"/>
         </w:rPr>
-        <w:footnoteReference w:id="53"/>
+        <w:footnoteReference w:id="60"/>
       </w:r>
       <w:r>
         <w:rPr>
@@ -48283,7 +48617,7 @@
           <w:rtl/>
           <w:lang w:bidi="fa-IR"/>
         </w:rPr>
-        <w:footnoteReference w:id="54"/>
+        <w:footnoteReference w:id="61"/>
       </w:r>
       <w:r>
         <w:rPr>
@@ -49199,7 +49533,7 @@
           <w:rStyle w:val="FootnoteReference"/>
           <w:lang w:bidi="fa-IR"/>
         </w:rPr>
-        <w:footnoteReference w:id="55"/>
+        <w:footnoteReference w:id="62"/>
       </w:r>
       <w:r>
         <w:rPr>
@@ -49215,24 +49549,15 @@
           <w:rtl/>
           <w:lang w:bidi="fa-IR"/>
         </w:rPr>
-        <w:footnoteReference w:id="56"/>
-      </w:r>
-      <w:r>
-        <w:rPr>
-          <w:rFonts w:hint="cs"/>
-          <w:rtl/>
-          <w:lang w:bidi="fa-IR"/>
-        </w:rPr>
-        <w:t xml:space="preserve"> بر پایه تحلیل معنایی پتنت ها و متون غیر پتنت شروع نمودند. سپس پتنت ها را بر اساس موضوعات خوشه بندی کردند تا زیر حوزه های فناوری را بدست آورند، و در مرحله سوم با مدل سازی روابط </w:t>
-      </w:r>
-      <w:r>
-        <w:rPr>
-          <w:rFonts w:hint="cs"/>
-          <w:rtl/>
-          <w:lang w:bidi="fa-IR"/>
-        </w:rPr>
-        <w:lastRenderedPageBreak/>
-        <w:t>میان خوشه ها توسط شبکه عصبی کانولوشنی گراف</w:t>
+        <w:footnoteReference w:id="63"/>
+      </w:r>
+      <w:r>
+        <w:rPr>
+          <w:rFonts w:hint="cs"/>
+          <w:rtl/>
+          <w:lang w:bidi="fa-IR"/>
+        </w:rPr>
+        <w:t xml:space="preserve"> بر پایه تحلیل معنایی پتنت ها و متون غیر پتنت شروع نمودند. سپس پتنت ها را بر اساس موضوعات خوشه بندی کردند تا زیر حوزه های فناوری را بدست آورند، و در مرحله سوم با مدل سازی روابط میان خوشه ها توسط شبکه عصبی کانولوشنی گراف</w:t>
       </w:r>
       <w:r>
         <w:rPr>
@@ -49240,7 +49565,7 @@
           <w:rtl/>
           <w:lang w:bidi="fa-IR"/>
         </w:rPr>
-        <w:footnoteReference w:id="57"/>
+        <w:footnoteReference w:id="64"/>
       </w:r>
       <w:r>
         <w:rPr>
@@ -49614,7 +49939,16 @@
           <w:rtl/>
           <w:lang w:bidi="fa-IR"/>
         </w:rPr>
-        <w:t xml:space="preserve"> صورت گرفته است، با ترکیب تحلیل پتنت و شبکه‌ی معنایی-هم‌واژگانی و همچنین مدل سازی موضوعی، ساخت نقشه‌های هم‌واژگانی و استخراج موضوعات  وتدوین نقشه راه سه افق نزدیک، میانه و دور صورت گرفته است نیز دارای نتایج قابل توجهی است. در این مطالعه از 4113 پتنت در دو بازه‌ی زمانی 2001 الی 2012 و 2013 الی 2023 به عنوان جامعه‌ی آماری استفاده شده است. دلیل این تقسیم بندی مقایسه تحول خوشه‌ها در این دو دوری زمانی بوده‌است. این تحقیق موفق بود تا با </w:t>
+        <w:t xml:space="preserve"> صورت گرفته است، با ترکیب تحلیل پتنت و شبکه‌ی معنایی-هم‌واژگانی و همچنین مدل سازی موضوعی، ساخت نقشه‌های هم‌واژگانی و استخراج موضوعات  وتدوین نقشه راه سه افق نزدیک، میانه و دور صورت گرفته است نیز دارای </w:t>
+      </w:r>
+      <w:r>
+        <w:rPr>
+          <w:rFonts w:hint="cs"/>
+          <w:rtl/>
+          <w:lang w:bidi="fa-IR"/>
+        </w:rPr>
+        <w:lastRenderedPageBreak/>
+        <w:t xml:space="preserve">نتایج قابل توجهی است. در این مطالعه از 4113 پتنت در دو بازه‌ی زمانی 2001 الی 2012 و 2013 الی 2023 به عنوان جامعه‌ی آماری استفاده شده است. دلیل این تقسیم بندی مقایسه تحول خوشه‌ها در این دو دوری زمانی بوده‌است. این تحقیق موفق بود تا با </w:t>
       </w:r>
       <w:r>
         <w:rPr>
@@ -49818,7 +50152,7 @@
           <w:rtl/>
           <w:lang w:bidi="fa-IR"/>
         </w:rPr>
-        <w:footnoteReference w:id="58"/>
+        <w:footnoteReference w:id="65"/>
       </w:r>
       <w:r>
         <w:rPr>
@@ -49848,7 +50182,7 @@
           <w:rtl/>
           <w:lang w:bidi="fa-IR"/>
         </w:rPr>
-        <w:footnoteReference w:id="59"/>
+        <w:footnoteReference w:id="66"/>
       </w:r>
       <w:r>
         <w:rPr>
@@ -49878,7 +50212,7 @@
           <w:rtl/>
           <w:lang w:bidi="fa-IR"/>
         </w:rPr>
-        <w:footnoteReference w:id="60"/>
+        <w:footnoteReference w:id="67"/>
       </w:r>
       <w:r>
         <w:rPr>
@@ -49916,7 +50250,7 @@
           <w:rtl/>
           <w:lang w:bidi="fa-IR"/>
         </w:rPr>
-        <w:footnoteReference w:id="61"/>
+        <w:footnoteReference w:id="68"/>
       </w:r>
       <w:r>
         <w:rPr>
@@ -49962,7 +50296,7 @@
           <w:rtl/>
           <w:lang w:bidi="fa-IR"/>
         </w:rPr>
-        <w:footnoteReference w:id="62"/>
+        <w:footnoteReference w:id="69"/>
       </w:r>
       <w:r>
         <w:rPr>
@@ -50022,7 +50356,7 @@
           <w:rtl/>
           <w:lang w:bidi="fa-IR"/>
         </w:rPr>
-        <w:footnoteReference w:id="63"/>
+        <w:footnoteReference w:id="70"/>
       </w:r>
       <w:r>
         <w:rPr>
@@ -50083,7 +50417,7 @@
           <w:rtl/>
           <w:lang w:bidi="fa-IR"/>
         </w:rPr>
-        <w:footnoteReference w:id="64"/>
+        <w:footnoteReference w:id="71"/>
       </w:r>
       <w:r>
         <w:rPr>
@@ -50231,7 +50565,7 @@
           <w:rtl/>
           <w:lang w:bidi="fa-IR"/>
         </w:rPr>
-        <w:footnoteReference w:id="65"/>
+        <w:footnoteReference w:id="72"/>
       </w:r>
       <w:r>
         <w:rPr>
@@ -50247,24 +50581,15 @@
           <w:rtl/>
           <w:lang w:bidi="fa-IR"/>
         </w:rPr>
-        <w:footnoteReference w:id="66"/>
-      </w:r>
-      <w:r>
-        <w:rPr>
-          <w:rFonts w:hint="cs"/>
-          <w:rtl/>
-          <w:lang w:bidi="fa-IR"/>
-        </w:rPr>
-        <w:t xml:space="preserve"> برای تحلیل داده های پتنت و کشف الگو های پنهان و شبکه‌ی هم‌بستگی موضوعات در بدنه‌ی پتنت ها استفاده شده‌است. داده هایی که به عنوان ورودی استفاده شده‌است شامل 2398 پتنت منتشر شده در بازه 2017 الی 2023 می‌باشد. نتیجه‌ی این مطالعه شناسایی 6 حوزه کاربردی و کلیدی و سهم نسبی هر کدام بود. امنیت مالی-اطلاعاتی </w:t>
-      </w:r>
-      <w:r>
-        <w:rPr>
-          <w:rFonts w:hint="cs"/>
-          <w:rtl/>
-          <w:lang w:bidi="fa-IR"/>
-        </w:rPr>
-        <w:lastRenderedPageBreak/>
-        <w:t>22.28%، تولید و پردازش تصویر 21.7%، سامانه‌</w:t>
+        <w:footnoteReference w:id="73"/>
+      </w:r>
+      <w:r>
+        <w:rPr>
+          <w:rFonts w:hint="cs"/>
+          <w:rtl/>
+          <w:lang w:bidi="fa-IR"/>
+        </w:rPr>
+        <w:t xml:space="preserve"> برای تحلیل داده های پتنت و کشف الگو های پنهان و شبکه‌ی هم‌بستگی موضوعات در بدنه‌ی پتنت ها استفاده شده‌است. داده هایی که به عنوان ورودی استفاده شده‌است شامل 2398 پتنت منتشر شده در بازه 2017 الی 2023 می‌باشد. نتیجه‌ی این مطالعه شناسایی 6 حوزه کاربردی و کلیدی و سهم نسبی هر کدام بود. امنیت مالی-اطلاعاتی 22.28%، تولید و پردازش تصویر 21.7%، سامانه‌</w:t>
       </w:r>
       <w:r>
         <w:rPr>
@@ -50608,7 +50933,16 @@
           <w:rtl/>
           <w:lang w:bidi="fa-IR"/>
         </w:rPr>
-        <w:t xml:space="preserve"> و تکنیک های تحلیل پتنت، روند ها، خوشه های فناورانه و بازیگران را استخراج میکند و آن ها را به فرصت های قابل اقدام برای برنامه ریزی راهبردی و سیاست نوآوری نگاشت می‌کند. </w:t>
+        <w:t xml:space="preserve"> و تکنیک های تحلیل </w:t>
+      </w:r>
+      <w:r>
+        <w:rPr>
+          <w:rFonts w:hint="cs"/>
+          <w:rtl/>
+          <w:lang w:bidi="fa-IR"/>
+        </w:rPr>
+        <w:lastRenderedPageBreak/>
+        <w:t xml:space="preserve">پتنت، روند ها، خوشه های فناورانه و بازیگران را استخراج میکند و آن ها را به فرصت های قابل اقدام برای برنامه ریزی راهبردی و سیاست نوآوری نگاشت می‌کند. </w:t>
       </w:r>
       <w:r>
         <w:rPr>
@@ -51141,7 +51475,7 @@
           <w:rtl/>
           <w:lang w:bidi="fa-IR"/>
         </w:rPr>
-        <w:footnoteReference w:id="67"/>
+        <w:footnoteReference w:id="74"/>
       </w:r>
       <w:r>
         <w:rPr>
@@ -51161,7 +51495,7 @@
           <w:rStyle w:val="FootnoteReference"/>
           <w:lang w:bidi="fa-IR"/>
         </w:rPr>
-        <w:footnoteReference w:id="68"/>
+        <w:footnoteReference w:id="75"/>
       </w:r>
       <w:r>
         <w:rPr>
@@ -51181,7 +51515,7 @@
           <w:rStyle w:val="FootnoteReference"/>
           <w:lang w:bidi="fa-IR"/>
         </w:rPr>
-        <w:footnoteReference w:id="69"/>
+        <w:footnoteReference w:id="76"/>
       </w:r>
       <w:r>
         <w:rPr>
@@ -51201,7 +51535,7 @@
           <w:rStyle w:val="FootnoteReference"/>
           <w:lang w:bidi="fa-IR"/>
         </w:rPr>
-        <w:footnoteReference w:id="70"/>
+        <w:footnoteReference w:id="77"/>
       </w:r>
       <w:r>
         <w:rPr>
@@ -51322,15 +51656,7 @@
           <w:rtl/>
           <w:lang w:bidi="fa-IR"/>
         </w:rPr>
-        <w:t xml:space="preserve"> از جمله حد اشباع و بازه زماني داده حساس است. دوم، تکيه صرف بر پتنت ممکن است نوآوري هاي بدون ثبت يا تفاوت هاي نهادي و مقرراتي بازارها را بازتاب ندهد. سوم، تعريف دامنه فناوري و قواعد تجميع خانواده هاي پتنت مي </w:t>
-      </w:r>
-      <w:r>
-        <w:rPr>
-          <w:rtl/>
-          <w:lang w:bidi="fa-IR"/>
-        </w:rPr>
-        <w:lastRenderedPageBreak/>
-        <w:t>تواند بر رتبه بندي نهايي اثر بگذارد. با وجود اين قيود، مقاله نمونه اي روشن از کاربرد تحليل پتنت براي پيش بيني روند فناوري در حوزه سامانه هاي محرکه کم انتشار ارائه مي کند.</w:t>
+        <w:t xml:space="preserve"> از جمله حد اشباع و بازه زماني داده حساس است. دوم، تکيه صرف بر پتنت ممکن است نوآوري هاي بدون ثبت يا تفاوت هاي نهادي و مقرراتي بازارها را بازتاب ندهد. سوم، تعريف دامنه فناوري و قواعد تجميع خانواده هاي پتنت مي تواند بر رتبه بندي نهايي اثر بگذارد. با وجود اين قيود، مقاله نمونه اي روشن از کاربرد تحليل پتنت براي پيش بيني روند فناوري در حوزه سامانه هاي محرکه کم انتشار ارائه مي کند.</w:t>
       </w:r>
     </w:p>
     <w:p>
@@ -52449,6 +52775,7 @@
           <w:rtl/>
           <w:lang w:bidi="fa-IR"/>
         </w:rPr>
+        <w:lastRenderedPageBreak/>
         <w:t xml:space="preserve">ما و همکاران </w:t>
       </w:r>
       <w:r>
@@ -52910,7 +53237,6 @@
           <w:rFonts w:hint="cs"/>
           <w:rtl/>
         </w:rPr>
-        <w:lastRenderedPageBreak/>
         <w:t xml:space="preserve">در کنار مطالعاتی که پیش از این به بررسی آنها پرداختیم از تحلیل پتنت ها در جهت شناسایی فرصت های فناوری نیز استفاده می‌شود و این روش یکی از روش های جدید مورد استفاده و کارآمد به حساب می‌اید، برای نمونه لی و همکاران </w:t>
       </w:r>
       <w:r>
@@ -53154,7 +53480,14 @@
         <w:rPr>
           <w:rtl/>
         </w:rPr>
-        <w:t xml:space="preserve"> و محاسبه شباهت متني و با اتکا به نظريه چرخه عمر فناوري، موضوعات فناورانه از متن پتنت ها استخراج و مرحله رشد آنها توصيف شده است. خروجي مطالعه، تصويري از وضع موجود و روندهاي آتي ارائه مي کند و بر اولويت يافتن موضوع هايي چون نظريه بلاکچين، سامانه هاي معاملاتي، ساختار سامانه و سامانه هاي مالي هوشمند مبتني بر بلاکچين تاکيد دارد. نويسندگان به صورت ضمني بر حساسيت نتايج نسبت به پارامترهاي </w:t>
+        <w:t xml:space="preserve"> و محاسبه </w:t>
+      </w:r>
+      <w:r>
+        <w:rPr>
+          <w:rtl/>
+        </w:rPr>
+        <w:lastRenderedPageBreak/>
+        <w:t xml:space="preserve">شباهت متني و با اتکا به نظريه چرخه عمر فناوري، موضوعات فناورانه از متن پتنت ها استخراج و مرحله رشد آنها توصيف شده است. خروجي مطالعه، تصويري از وضع موجود و روندهاي آتي ارائه مي کند و بر اولويت يافتن موضوع هايي چون نظريه بلاکچين، سامانه هاي معاملاتي، ساختار سامانه و سامانه هاي مالي هوشمند مبتني بر بلاکچين تاکيد دارد. نويسندگان به صورت ضمني بر حساسيت نتايج نسبت به پارامترهاي </w:t>
       </w:r>
       <w:r>
         <w:t>LDA</w:t>
@@ -53291,7 +53624,7 @@
         <w:rPr>
           <w:rStyle w:val="FootnoteReference"/>
         </w:rPr>
-        <w:footnoteReference w:id="71"/>
+        <w:footnoteReference w:id="78"/>
       </w:r>
       <w:r>
         <w:rPr>
@@ -53336,7 +53669,7 @@
         <w:rPr>
           <w:rStyle w:val="FootnoteReference"/>
         </w:rPr>
-        <w:footnoteReference w:id="72"/>
+        <w:footnoteReference w:id="79"/>
       </w:r>
       <w:r>
         <w:rPr>
@@ -53395,7 +53728,7 @@
           <w:rStyle w:val="FootnoteReference"/>
           <w:rtl/>
         </w:rPr>
-        <w:footnoteReference w:id="73"/>
+        <w:footnoteReference w:id="80"/>
       </w:r>
       <w:r>
         <w:rPr>
@@ -53409,7 +53742,7 @@
           <w:rStyle w:val="FootnoteReference"/>
           <w:rtl/>
         </w:rPr>
-        <w:footnoteReference w:id="74"/>
+        <w:footnoteReference w:id="81"/>
       </w:r>
       <w:r>
         <w:rPr>
@@ -53450,7 +53783,6 @@
           <w:rFonts w:hint="cs"/>
           <w:rtl/>
         </w:rPr>
-        <w:lastRenderedPageBreak/>
         <w:t xml:space="preserve">جین و استیراستاوا </w:t>
       </w:r>
       <w:r>
@@ -53546,7 +53878,7 @@
           <w:rStyle w:val="FootnoteReference"/>
           <w:rtl/>
         </w:rPr>
-        <w:footnoteReference w:id="75"/>
+        <w:footnoteReference w:id="82"/>
       </w:r>
       <w:r>
         <w:rPr>
@@ -53659,7 +53991,7 @@
           <w:rtl/>
           <w:lang w:bidi="fa-IR"/>
         </w:rPr>
-        <w:footnoteReference w:id="76"/>
+        <w:footnoteReference w:id="83"/>
       </w:r>
       <w:r>
         <w:rPr>
@@ -53744,6 +54076,7 @@
           <w:rFonts w:hint="cs"/>
           <w:rtl/>
         </w:rPr>
+        <w:lastRenderedPageBreak/>
         <w:t>پیدل</w:t>
       </w:r>
       <w:r>
@@ -53823,7 +54156,7 @@
           <w:rStyle w:val="FootnoteReference"/>
           <w:rtl/>
         </w:rPr>
-        <w:footnoteReference w:id="77"/>
+        <w:footnoteReference w:id="84"/>
       </w:r>
       <w:r>
         <w:rPr>
@@ -53836,7 +54169,7 @@
           <w:rStyle w:val="FootnoteReference"/>
           <w:rtl/>
         </w:rPr>
-        <w:footnoteReference w:id="78"/>
+        <w:footnoteReference w:id="85"/>
       </w:r>
       <w:r>
         <w:rPr>
@@ -54060,7 +54393,7 @@
           <w:rStyle w:val="FootnoteReference"/>
           <w:rtl/>
         </w:rPr>
-        <w:footnoteReference w:id="79"/>
+        <w:footnoteReference w:id="86"/>
       </w:r>
       <w:r>
         <w:rPr>
@@ -61307,7 +61640,7 @@
                 <w:szCs w:val="24"/>
                 <w:rtl/>
               </w:rPr>
-              <w:footnoteReference w:id="80"/>
+              <w:footnoteReference w:id="87"/>
             </w:r>
             <w:r>
               <w:rPr>
@@ -61335,7 +61668,7 @@
                 <w:szCs w:val="24"/>
                 <w:rtl/>
               </w:rPr>
-              <w:footnoteReference w:id="81"/>
+              <w:footnoteReference w:id="88"/>
             </w:r>
             <w:r>
               <w:rPr>
@@ -61363,7 +61696,7 @@
                 <w:szCs w:val="24"/>
                 <w:rtl/>
               </w:rPr>
-              <w:footnoteReference w:id="82"/>
+              <w:footnoteReference w:id="89"/>
             </w:r>
             <w:r>
               <w:rPr>
@@ -61409,7 +61742,7 @@
                 <w:szCs w:val="24"/>
                 <w:rtl/>
               </w:rPr>
-              <w:footnoteReference w:id="83"/>
+              <w:footnoteReference w:id="90"/>
             </w:r>
             <w:r>
               <w:rPr>
@@ -62331,7 +62664,7 @@
                 <w:szCs w:val="24"/>
                 <w:lang w:val="en-US"/>
               </w:rPr>
-              <w:footnoteReference w:id="84"/>
+              <w:footnoteReference w:id="91"/>
             </w:r>
             <w:r>
               <w:rPr>
@@ -62765,7 +63098,29 @@
           <w:rtl/>
           <w:lang w:bidi="fa-IR"/>
         </w:rPr>
-        <w:t>در فصل سوم به مروری جامع بر چارچوب روش‌شناختی موجود در این پژوهش می‌پردازیم. این مطالعه با تمرکز بر تحلیل پتنت‌های موجود در حوزه خودروهای برقی در پی شناسایی خوشه‌های فناوری آن و همچنین بررسی چرخه عمر هر خوشه و ترسیم نقشه‌راه فناوری بر اساس این خوشه‌ها و روندهای موجود در این حوزه است. در این روش‌شناسی اهداف چندگانه</w:t>
+        <w:t>در فصل سوم به مروری جامع بر چارچوب روش‌شناختی موجود در این پژوهش می‌پردازیم. این مطالعه با تمرکز بر تحلیل پتنت‌های موجود در حوزه خودروهای برقی در پی شناسایی خوشه‌های فناوری آن و همچنین بررسی چرخه عمر هر خوشه و ترسیم نقشه‌راه فناوری بر اساس این خوشه‌ها و روندهای موجود در این حوزه است. در این روش‌شناسی</w:t>
+      </w:r>
+      <w:r>
+        <w:rPr>
+          <w:lang w:bidi="fa-IR"/>
+        </w:rPr>
+        <w:t xml:space="preserve"> </w:t>
+      </w:r>
+      <w:r>
+        <w:rPr>
+          <w:rFonts w:hint="cs"/>
+          <w:rtl/>
+          <w:lang w:bidi="fa-IR"/>
+        </w:rPr>
+        <w:t>که آمیخته‌ای از روش کمی و کیفی است،</w:t>
+      </w:r>
+      <w:r>
+        <w:rPr>
+          <w:rFonts w:hint="cs"/>
+          <w:rtl/>
+          <w:lang w:bidi="fa-IR"/>
+        </w:rPr>
+        <w:t xml:space="preserve"> اهداف چندگانه</w:t>
       </w:r>
       <w:r>
         <w:rPr>
@@ -62850,7 +63205,7 @@
           <w:rtl/>
           <w:lang w:bidi="fa-IR"/>
         </w:rPr>
-        <w:footnoteReference w:id="85"/>
+        <w:footnoteReference w:id="92"/>
       </w:r>
       <w:r>
         <w:rPr>
@@ -63076,7 +63431,7 @@
           <w:rtl/>
           <w:lang w:bidi="fa-IR"/>
         </w:rPr>
-        <w:footnoteReference w:id="86"/>
+        <w:footnoteReference w:id="93"/>
       </w:r>
       <w:r>
         <w:rPr>
@@ -63092,7 +63447,7 @@
           <w:rtl/>
           <w:lang w:bidi="fa-IR"/>
         </w:rPr>
-        <w:footnoteReference w:id="87"/>
+        <w:footnoteReference w:id="94"/>
       </w:r>
       <w:r>
         <w:rPr>
@@ -63215,7 +63570,7 @@
           <w:rtl/>
           <w:lang w:bidi="fa-IR"/>
         </w:rPr>
-        <w:footnoteReference w:id="88"/>
+        <w:footnoteReference w:id="95"/>
       </w:r>
       <w:r>
         <w:rPr>
@@ -63231,7 +63586,7 @@
           <w:rtl/>
           <w:lang w:bidi="fa-IR"/>
         </w:rPr>
-        <w:footnoteReference w:id="89"/>
+        <w:footnoteReference w:id="96"/>
       </w:r>
       <w:r>
         <w:rPr>
@@ -63315,7 +63670,6 @@
     <w:p>
       <w:pPr>
         <w:rPr>
-          <w:rFonts w:hint="cs"/>
           <w:rtl/>
           <w:lang w:bidi="fa-IR"/>
         </w:rPr>
@@ -63705,7 +64059,6 @@
           <w:numId w:val="13"/>
         </w:numPr>
         <w:rPr>
-          <w:rFonts w:hint="cs"/>
           <w:b/>
           <w:bCs/>
           <w:rtl/>
@@ -63747,7 +64100,7 @@
           <w:rtl/>
           <w:lang w:bidi="fa-IR"/>
         </w:rPr>
-        <w:footnoteReference w:id="90"/>
+        <w:footnoteReference w:id="97"/>
       </w:r>
       <w:r>
         <w:rPr>
@@ -63763,7 +64116,7 @@
           <w:rtl/>
           <w:lang w:bidi="fa-IR"/>
         </w:rPr>
-        <w:footnoteReference w:id="91"/>
+        <w:footnoteReference w:id="98"/>
       </w:r>
       <w:r>
         <w:rPr>
@@ -64110,7 +64463,7 @@
           <w:rtl/>
           <w:lang w:bidi="fa-IR"/>
         </w:rPr>
-        <w:footnoteReference w:id="92"/>
+        <w:footnoteReference w:id="99"/>
       </w:r>
       <w:r>
         <w:rPr>
@@ -64126,7 +64479,7 @@
           <w:rtl/>
           <w:lang w:bidi="fa-IR"/>
         </w:rPr>
-        <w:footnoteReference w:id="93"/>
+        <w:footnoteReference w:id="100"/>
       </w:r>
       <w:r>
         <w:rPr>
@@ -64142,7 +64495,7 @@
           <w:rtl/>
           <w:lang w:bidi="fa-IR"/>
         </w:rPr>
-        <w:footnoteReference w:id="94"/>
+        <w:footnoteReference w:id="101"/>
       </w:r>
       <w:r>
         <w:rPr>
@@ -64165,7 +64518,6 @@
     <w:p>
       <w:pPr>
         <w:rPr>
-          <w:rFonts w:hint="cs"/>
           <w:rtl/>
           <w:lang w:bidi="fa-IR"/>
         </w:rPr>
@@ -64215,7 +64567,6 @@
     <w:p>
       <w:pPr>
         <w:rPr>
-          <w:rtl/>
           <w:lang w:bidi="fa-IR"/>
         </w:rPr>
       </w:pPr>
@@ -64225,7 +64576,15 @@
           <w:rtl/>
           <w:lang w:bidi="fa-IR"/>
         </w:rPr>
-        <w:t>با استفاده از ماتریس هم‌رخدادی که در مرحله‌ی قبلی استخراج شده بود، به ساخت شبکه‌ی معنایی و بصری سازی آن پرداخته می‌شود. در حقیقت این عمل موجب آن است</w:t>
+        <w:t xml:space="preserve">با استفاده از ماتریس هم‌رخدادی که در مرحله‌ی قبلی استخراج شده بود، به ساخت شبکه‌ی معنایی و بصری سازی آن پرداخته می‌شود. </w:t>
+      </w:r>
+      <w:r>
+        <w:rPr>
+          <w:rFonts w:hint="cs"/>
+          <w:rtl/>
+          <w:lang w:bidi="fa-IR"/>
+        </w:rPr>
+        <w:t xml:space="preserve">این عمل با استفاده از نرم افزار گفی صورت میگیرد. در گراف ساخته شده هر گره نماینده یک کلیدواژه و هر یال بیانگر ارتباط دو کلیدواژه با یکدیگر است. وزن یال‌‌ها نیزنشان می‌دهد هر دو کلیدواژه چند مرتبطه در کنار یکدیگر قرار گرفته‌اند. این وزن علاوه بر این نشان می‌دهد که حوزه‌های مختلف فناوری تا چه میزان با یکدیگر ارتباط دارند. </w:t>
       </w:r>
     </w:p>
     <w:p>
@@ -64275,7 +64634,23 @@
           <w:rtl/>
           <w:lang w:bidi="fa-IR"/>
         </w:rPr>
-        <w:t>نام گذاری و تحلیل کیفی خوشه ها</w:t>
+        <w:t>نام گذاری خوشه ها</w:t>
+      </w:r>
+    </w:p>
+    <w:p>
+      <w:pPr>
+        <w:rPr>
+          <w:rtl/>
+          <w:lang w:bidi="fa-IR"/>
+        </w:rPr>
+      </w:pPr>
+      <w:r>
+        <w:rPr>
+          <w:rFonts w:hint="cs"/>
+          <w:rtl/>
+          <w:lang w:bidi="fa-IR"/>
+        </w:rPr>
+        <w:t xml:space="preserve">در این مرحله با توجه به سی کلمه‌ی پر تکرار هر خوشه، برای آن خوشه‌ی فناوری نام مناسبی اتخاذ گردید. ضمنا ارتباط میان نام‌ها و اعضای پرتکرار هر خوشه و همچنین ادغام خوشه‌های یکسان و مشابه به صورت دستی صورت گرفت تا نتایج از بالاترین دقت ممکن برخوردار باشند. </w:t>
       </w:r>
     </w:p>
     <w:p>
@@ -64297,6 +64672,29 @@
     </w:p>
     <w:p>
       <w:pPr>
+        <w:rPr>
+          <w:lang w:bidi="fa-IR"/>
+        </w:rPr>
+      </w:pPr>
+      <w:r>
+        <w:rPr>
+          <w:rFonts w:hint="cs"/>
+          <w:rtl/>
+          <w:lang w:bidi="fa-IR"/>
+        </w:rPr>
+        <w:t>پس از مرحله‌ی پیش پردازش متنی از خروجی این مرحله یک بار در جهت ساخت ماتریس هم‌رخدادی و یک بار در جهت نمایان کردن میزان تکرار هر کلمه در هر سال استفاده شد. به این صورت که با استفاده از کلاس شمارش در محیط برنامه‌نویسی پایتون، یک</w:t>
+      </w:r>
+      <w:r>
+        <w:rPr>
+          <w:rFonts w:hint="cs"/>
+          <w:rtl/>
+          <w:lang w:bidi="fa-IR"/>
+        </w:rPr>
+        <w:t xml:space="preserve"> خروجی با دو ستون ایجاد شد، در ستون اول کلمه‌‌ی کلیدواژه و در ستون دوم یک دیکشنری شامل داده‌هایی با دو مقدار سال و تکرار، از این خروجی می‌توان در جهت مشخص نمودن میزان تکرار هر کلمه در هر سال استفاده نمود. در ادامه با استفاده از این خروجی و تطابق آن با لغات موجود در هر خوشه‌ی بدست آمده خروجی دیگری استخراج شد که نشان میداد تمامی کلمات موجود در هر خوشه، مجموعا در هر سال چند مرتبه تکرار شده‌اند. از این داده بدست آمده در جهت برازش لجستیک چرخه عمر خوشه‌ها استفاده گردید. منحنی لجستیک نشان‌دهنده میزان رشد و اشباع میزان تکرار هر خوشه در هر سال است. </w:t>
+      </w:r>
+    </w:p>
+    <w:p>
+      <w:pPr>
         <w:pStyle w:val="Heading2"/>
         <w:rPr>
           <w:rtl/>
@@ -64309,6 +64707,7 @@
           <w:rtl/>
           <w:lang w:bidi="fa-IR"/>
         </w:rPr>
+        <w:lastRenderedPageBreak/>
         <w:t>ترسیم نقشه راه فناوری</w:t>
       </w:r>
     </w:p>
@@ -64364,6 +64763,86 @@
     </w:p>
     <w:p>
       <w:pPr>
+        <w:rPr>
+          <w:lang w:bidi="fa-IR"/>
+        </w:rPr>
+      </w:pPr>
+    </w:p>
+    <w:p>
+      <w:pPr>
+        <w:tabs>
+          <w:tab w:val="left" w:pos="4220"/>
+        </w:tabs>
+        <w:rPr>
+          <w:lang w:bidi="fa-IR"/>
+        </w:rPr>
+      </w:pPr>
+    </w:p>
+    <w:p>
+      <w:pPr>
+        <w:tabs>
+          <w:tab w:val="left" w:pos="4220"/>
+        </w:tabs>
+        <w:rPr>
+          <w:lang w:bidi="fa-IR"/>
+        </w:rPr>
+      </w:pPr>
+    </w:p>
+    <w:p>
+      <w:pPr>
+        <w:tabs>
+          <w:tab w:val="left" w:pos="4220"/>
+        </w:tabs>
+        <w:rPr>
+          <w:lang w:bidi="fa-IR"/>
+        </w:rPr>
+      </w:pPr>
+    </w:p>
+    <w:p>
+      <w:pPr>
+        <w:tabs>
+          <w:tab w:val="left" w:pos="4220"/>
+        </w:tabs>
+        <w:rPr>
+          <w:lang w:bidi="fa-IR"/>
+        </w:rPr>
+      </w:pPr>
+    </w:p>
+    <w:p>
+      <w:pPr>
+        <w:tabs>
+          <w:tab w:val="left" w:pos="4220"/>
+        </w:tabs>
+        <w:rPr>
+          <w:lang w:bidi="fa-IR"/>
+        </w:rPr>
+      </w:pPr>
+    </w:p>
+    <w:p>
+      <w:pPr>
+        <w:tabs>
+          <w:tab w:val="left" w:pos="4220"/>
+        </w:tabs>
+        <w:rPr>
+          <w:lang w:bidi="fa-IR"/>
+        </w:rPr>
+      </w:pPr>
+    </w:p>
+    <w:p>
+      <w:pPr>
+        <w:tabs>
+          <w:tab w:val="left" w:pos="4220"/>
+        </w:tabs>
+        <w:rPr>
+          <w:lang w:bidi="fa-IR"/>
+        </w:rPr>
+      </w:pPr>
+    </w:p>
+    <w:p>
+      <w:pPr>
+        <w:tabs>
+          <w:tab w:val="left" w:pos="4220"/>
+        </w:tabs>
         <w:rPr>
           <w:lang w:bidi="fa-IR"/>
         </w:rPr>
@@ -64372,10 +64851,6 @@
     <w:p>
       <w:pPr>
         <w:pStyle w:val="Heading1"/>
-        <w:numPr>
-          <w:ilvl w:val="0"/>
-          <w:numId w:val="0"/>
-        </w:numPr>
         <w:rPr>
           <w:rtl/>
           <w:lang w:bidi="fa-IR"/>
@@ -64383,12 +64858,322 @@
       </w:pPr>
       <w:r>
         <w:rPr>
+          <w:rFonts w:hint="cs"/>
           <w:rtl/>
           <w:lang w:bidi="fa-IR"/>
         </w:rPr>
         <w:lastRenderedPageBreak/>
-        <w:br w:type="page"/>
-      </w:r>
+        <w:t>فصل چهارم: تجزیه و تحلیل یافته</w:t>
+      </w:r>
+      <w:r>
+        <w:rPr>
+          <w:rFonts w:hint="eastAsia"/>
+          <w:rtl/>
+          <w:lang w:bidi="fa-IR"/>
+        </w:rPr>
+        <w:t>‌</w:t>
+      </w:r>
+      <w:r>
+        <w:rPr>
+          <w:rFonts w:hint="cs"/>
+          <w:rtl/>
+          <w:lang w:bidi="fa-IR"/>
+        </w:rPr>
+        <w:t>ها</w:t>
+      </w:r>
+    </w:p>
+    <w:p>
+      <w:pPr>
+        <w:pStyle w:val="Heading2"/>
+        <w:rPr>
+          <w:rtl/>
+          <w:lang w:bidi="fa-IR"/>
+        </w:rPr>
+      </w:pPr>
+      <w:r>
+        <w:rPr>
+          <w:rFonts w:hint="cs"/>
+          <w:rtl/>
+          <w:lang w:bidi="fa-IR"/>
+        </w:rPr>
+        <w:t>مقدمه</w:t>
+      </w:r>
+    </w:p>
+    <w:p>
+      <w:pPr>
+        <w:rPr>
+          <w:rtl/>
+          <w:lang w:bidi="fa-IR"/>
+        </w:rPr>
+      </w:pPr>
+      <w:r>
+        <w:rPr>
+          <w:rFonts w:hint="cs"/>
+          <w:rtl/>
+          <w:lang w:bidi="fa-IR"/>
+        </w:rPr>
+        <w:t>سلام این مقدمس</w:t>
+      </w:r>
+    </w:p>
+    <w:p>
+      <w:pPr>
+        <w:rPr>
+          <w:lang w:bidi="fa-IR"/>
+        </w:rPr>
+      </w:pPr>
+    </w:p>
+    <w:p>
+      <w:pPr>
+        <w:tabs>
+          <w:tab w:val="left" w:pos="4220"/>
+        </w:tabs>
+        <w:rPr>
+          <w:lang w:bidi="fa-IR"/>
+        </w:rPr>
+      </w:pPr>
+    </w:p>
+    <w:p>
+      <w:pPr>
+        <w:tabs>
+          <w:tab w:val="left" w:pos="4220"/>
+        </w:tabs>
+        <w:rPr>
+          <w:lang w:bidi="fa-IR"/>
+        </w:rPr>
+      </w:pPr>
+    </w:p>
+    <w:p>
+      <w:pPr>
+        <w:tabs>
+          <w:tab w:val="left" w:pos="4220"/>
+        </w:tabs>
+        <w:rPr>
+          <w:lang w:bidi="fa-IR"/>
+        </w:rPr>
+      </w:pPr>
+    </w:p>
+    <w:p>
+      <w:pPr>
+        <w:tabs>
+          <w:tab w:val="left" w:pos="4220"/>
+        </w:tabs>
+        <w:rPr>
+          <w:lang w:bidi="fa-IR"/>
+        </w:rPr>
+      </w:pPr>
+    </w:p>
+    <w:p>
+      <w:pPr>
+        <w:tabs>
+          <w:tab w:val="left" w:pos="4220"/>
+        </w:tabs>
+        <w:rPr>
+          <w:lang w:bidi="fa-IR"/>
+        </w:rPr>
+      </w:pPr>
+    </w:p>
+    <w:p>
+      <w:pPr>
+        <w:tabs>
+          <w:tab w:val="left" w:pos="4220"/>
+        </w:tabs>
+        <w:rPr>
+          <w:lang w:bidi="fa-IR"/>
+        </w:rPr>
+      </w:pPr>
+    </w:p>
+    <w:p>
+      <w:pPr>
+        <w:tabs>
+          <w:tab w:val="left" w:pos="4220"/>
+        </w:tabs>
+        <w:rPr>
+          <w:lang w:bidi="fa-IR"/>
+        </w:rPr>
+      </w:pPr>
+    </w:p>
+    <w:p>
+      <w:pPr>
+        <w:tabs>
+          <w:tab w:val="left" w:pos="4220"/>
+        </w:tabs>
+        <w:rPr>
+          <w:lang w:bidi="fa-IR"/>
+        </w:rPr>
+      </w:pPr>
+    </w:p>
+    <w:p>
+      <w:pPr>
+        <w:tabs>
+          <w:tab w:val="left" w:pos="4220"/>
+        </w:tabs>
+        <w:rPr>
+          <w:lang w:bidi="fa-IR"/>
+        </w:rPr>
+      </w:pPr>
+    </w:p>
+    <w:p>
+      <w:pPr>
+        <w:tabs>
+          <w:tab w:val="left" w:pos="4220"/>
+        </w:tabs>
+        <w:rPr>
+          <w:lang w:bidi="fa-IR"/>
+        </w:rPr>
+      </w:pPr>
+    </w:p>
+    <w:p>
+      <w:pPr>
+        <w:tabs>
+          <w:tab w:val="left" w:pos="4220"/>
+        </w:tabs>
+        <w:rPr>
+          <w:lang w:bidi="fa-IR"/>
+        </w:rPr>
+      </w:pPr>
+    </w:p>
+    <w:p>
+      <w:pPr>
+        <w:tabs>
+          <w:tab w:val="left" w:pos="4220"/>
+        </w:tabs>
+        <w:rPr>
+          <w:lang w:bidi="fa-IR"/>
+        </w:rPr>
+      </w:pPr>
+    </w:p>
+    <w:p>
+      <w:pPr>
+        <w:tabs>
+          <w:tab w:val="left" w:pos="4220"/>
+        </w:tabs>
+        <w:rPr>
+          <w:lang w:bidi="fa-IR"/>
+        </w:rPr>
+      </w:pPr>
+    </w:p>
+    <w:p>
+      <w:pPr>
+        <w:tabs>
+          <w:tab w:val="left" w:pos="4220"/>
+        </w:tabs>
+        <w:rPr>
+          <w:lang w:bidi="fa-IR"/>
+        </w:rPr>
+      </w:pPr>
+    </w:p>
+    <w:p>
+      <w:pPr>
+        <w:tabs>
+          <w:tab w:val="left" w:pos="4220"/>
+        </w:tabs>
+        <w:rPr>
+          <w:lang w:bidi="fa-IR"/>
+        </w:rPr>
+      </w:pPr>
+    </w:p>
+    <w:p>
+      <w:pPr>
+        <w:tabs>
+          <w:tab w:val="left" w:pos="4220"/>
+        </w:tabs>
+        <w:rPr>
+          <w:lang w:bidi="fa-IR"/>
+        </w:rPr>
+      </w:pPr>
+    </w:p>
+    <w:p>
+      <w:pPr>
+        <w:tabs>
+          <w:tab w:val="left" w:pos="4220"/>
+        </w:tabs>
+        <w:rPr>
+          <w:lang w:bidi="fa-IR"/>
+        </w:rPr>
+      </w:pPr>
+    </w:p>
+    <w:p>
+      <w:pPr>
+        <w:tabs>
+          <w:tab w:val="left" w:pos="4220"/>
+        </w:tabs>
+        <w:rPr>
+          <w:lang w:bidi="fa-IR"/>
+        </w:rPr>
+      </w:pPr>
+    </w:p>
+    <w:p>
+      <w:pPr>
+        <w:tabs>
+          <w:tab w:val="left" w:pos="4220"/>
+        </w:tabs>
+        <w:rPr>
+          <w:lang w:bidi="fa-IR"/>
+        </w:rPr>
+      </w:pPr>
+    </w:p>
+    <w:p>
+      <w:pPr>
+        <w:tabs>
+          <w:tab w:val="left" w:pos="4220"/>
+        </w:tabs>
+        <w:rPr>
+          <w:lang w:bidi="fa-IR"/>
+        </w:rPr>
+      </w:pPr>
+    </w:p>
+    <w:p>
+      <w:pPr>
+        <w:tabs>
+          <w:tab w:val="left" w:pos="4220"/>
+        </w:tabs>
+        <w:rPr>
+          <w:lang w:bidi="fa-IR"/>
+        </w:rPr>
+      </w:pPr>
+    </w:p>
+    <w:p>
+      <w:pPr>
+        <w:tabs>
+          <w:tab w:val="left" w:pos="4220"/>
+        </w:tabs>
+        <w:rPr>
+          <w:lang w:bidi="fa-IR"/>
+        </w:rPr>
+      </w:pPr>
+    </w:p>
+    <w:p>
+      <w:pPr>
+        <w:tabs>
+          <w:tab w:val="left" w:pos="4220"/>
+        </w:tabs>
+        <w:rPr>
+          <w:lang w:bidi="fa-IR"/>
+        </w:rPr>
+      </w:pPr>
+    </w:p>
+    <w:p>
+      <w:pPr>
+        <w:tabs>
+          <w:tab w:val="left" w:pos="4220"/>
+        </w:tabs>
+        <w:rPr>
+          <w:rtl/>
+          <w:lang w:bidi="fa-IR"/>
+        </w:rPr>
+        <w:sectPr>
+          <w:pgSz w:w="12240" w:h="15840"/>
+          <w:pgMar w:top="1440" w:right="1440" w:bottom="1440" w:left="1440" w:header="720" w:footer="720" w:gutter="0"/>
+          <w:pgBorders w:offsetFrom="page">
+            <w:top w:val="single" w:sz="4" w:space="24" w:color="auto"/>
+            <w:left w:val="single" w:sz="4" w:space="24" w:color="auto"/>
+            <w:bottom w:val="single" w:sz="4" w:space="24" w:color="auto"/>
+            <w:right w:val="single" w:sz="4" w:space="24" w:color="auto"/>
+          </w:pgBorders>
+          <w:cols w:space="720"/>
+          <w:docGrid w:linePitch="360"/>
+        </w:sectPr>
+      </w:pPr>
     </w:p>
     <w:p>
       <w:pPr>
@@ -68708,7 +69493,10 @@
         <w:t xml:space="preserve"> </w:t>
       </w:r>
       <w:r>
-        <w:t>Dynamic Capabilities</w:t>
+        <w:rPr>
+          <w:lang w:bidi="fa-IR"/>
+        </w:rPr>
+        <w:t>T-P-M</w:t>
       </w:r>
     </w:p>
   </w:footnote>
@@ -68716,6 +69504,10 @@
     <w:p>
       <w:pPr>
         <w:pStyle w:val="FootnoteText"/>
+        <w:rPr>
+          <w:rFonts w:hint="cs"/>
+          <w:lang w:bidi="fa-IR"/>
+        </w:rPr>
       </w:pPr>
       <w:r>
         <w:rPr>
@@ -68730,7 +69522,7 @@
         <w:t xml:space="preserve"> </w:t>
       </w:r>
       <w:r>
-        <w:t>Strategic Technology Management and Planning</w:t>
+        <w:t>Cambridge Roadmapping Toolkit</w:t>
       </w:r>
     </w:p>
   </w:footnote>
@@ -68739,6 +69531,7 @@
       <w:pPr>
         <w:pStyle w:val="FootnoteText"/>
         <w:rPr>
+          <w:rFonts w:hint="cs"/>
           <w:lang w:bidi="fa-IR"/>
         </w:rPr>
       </w:pPr>
@@ -68755,10 +69548,7 @@
         <w:t xml:space="preserve"> </w:t>
       </w:r>
       <w:r>
-        <w:rPr>
-          <w:szCs w:val="28"/>
-        </w:rPr>
-        <w:t>Nodes</w:t>
+        <w:t>Metamodel-based TRM</w:t>
       </w:r>
     </w:p>
   </w:footnote>
@@ -68767,6 +69557,7 @@
       <w:pPr>
         <w:pStyle w:val="FootnoteText"/>
         <w:rPr>
+          <w:rFonts w:hint="cs"/>
           <w:lang w:bidi="fa-IR"/>
         </w:rPr>
       </w:pPr>
@@ -68783,10 +69574,7 @@
         <w:t xml:space="preserve"> </w:t>
       </w:r>
       <w:r>
-        <w:rPr>
-          <w:szCs w:val="28"/>
-        </w:rPr>
-        <w:t>Edges</w:t>
+        <w:t>Digital Roadmapping</w:t>
       </w:r>
     </w:p>
   </w:footnote>
@@ -68795,6 +69583,7 @@
       <w:pPr>
         <w:pStyle w:val="FootnoteText"/>
         <w:rPr>
+          <w:rFonts w:hint="cs"/>
           <w:lang w:bidi="fa-IR"/>
         </w:rPr>
       </w:pPr>
@@ -68811,10 +69600,7 @@
         <w:t xml:space="preserve"> </w:t>
       </w:r>
       <w:r>
-        <w:rPr>
-          <w:szCs w:val="28"/>
-        </w:rPr>
-        <w:t>Social Network Analysis</w:t>
+        <w:t>Scenario-based &amp; AI-supported Roadmapping</w:t>
       </w:r>
     </w:p>
   </w:footnote>
@@ -68827,6 +69613,9 @@
         </w:rPr>
       </w:pPr>
       <w:r>
+        <w:t>Roadmapping</w:t>
+      </w:r>
+      <w:r>
         <w:rPr>
           <w:rStyle w:val="FootnoteReference"/>
         </w:rPr>
@@ -68839,10 +69628,24 @@
         <w:t xml:space="preserve"> </w:t>
       </w:r>
       <w:r>
-        <w:rPr>
-          <w:szCs w:val="28"/>
-        </w:rPr>
-        <w:t>Degree Centrality</w:t>
+        <w:t>Markov Decision Process</w:t>
+      </w:r>
+      <w:r>
+        <w:rPr>
+          <w:rFonts w:hint="cs"/>
+          <w:rtl/>
+        </w:rPr>
+        <w:t xml:space="preserve"> + </w:t>
+      </w:r>
+      <w:r>
+        <w:t>Monte Carlo Tree Search</w:t>
+      </w:r>
+      <w:r>
+        <w:rPr>
+          <w:rFonts w:hint="cs"/>
+          <w:rtl/>
+        </w:rPr>
+        <w:t xml:space="preserve"> </w:t>
       </w:r>
     </w:p>
   </w:footnote>
@@ -68851,6 +69654,7 @@
       <w:pPr>
         <w:pStyle w:val="FootnoteText"/>
         <w:rPr>
+          <w:rFonts w:hint="cs"/>
           <w:lang w:bidi="fa-IR"/>
         </w:rPr>
       </w:pPr>
@@ -68867,18 +69671,10 @@
         <w:t xml:space="preserve"> </w:t>
       </w:r>
       <w:r>
-        <w:t>Betweenness</w:t>
-      </w:r>
-      <w:r>
-        <w:rPr>
-          <w:rFonts w:ascii="Arial" w:eastAsiaTheme="minorHAnsi" w:hAnsi="Arial" w:cs="B Mitra"/>
-          <w:sz w:val="18"/>
-          <w:szCs w:val="28"/>
-        </w:rPr>
-        <w:t xml:space="preserve"> </w:t>
-      </w:r>
-      <w:r>
-        <w:t>Centrality</w:t>
+        <w:t>Gartner: Market-Pull / Technology-Push / Hybrid</w:t>
+      </w:r>
+      <w:r>
+        <w:t xml:space="preserve"> Roadmapping</w:t>
       </w:r>
     </w:p>
   </w:footnote>
@@ -68903,10 +69699,7 @@
         <w:t xml:space="preserve"> </w:t>
       </w:r>
       <w:r>
-        <w:rPr>
-          <w:szCs w:val="28"/>
-        </w:rPr>
-        <w:t>Modularity</w:t>
+        <w:t>Dynamic Capabilities</w:t>
       </w:r>
     </w:p>
   </w:footnote>
@@ -68914,9 +69707,6 @@
     <w:p>
       <w:pPr>
         <w:pStyle w:val="FootnoteText"/>
-        <w:rPr>
-          <w:lang w:bidi="fa-IR"/>
-        </w:rPr>
       </w:pPr>
       <w:r>
         <w:rPr>
@@ -68931,12 +69721,7 @@
         <w:t xml:space="preserve"> </w:t>
       </w:r>
       <w:r>
-        <w:rPr>
-          <w:rFonts w:hint="cs"/>
-          <w:rtl/>
-          <w:lang w:bidi="fa-IR"/>
-        </w:rPr>
-        <w:t>سرویس باز دفتر ثبت اختراع اروپا</w:t>
+        <w:t>Strategic Technology Management and Planning</w:t>
       </w:r>
     </w:p>
   </w:footnote>
@@ -68962,11 +69747,9 @@
       </w:r>
       <w:r>
         <w:rPr>
-          <w:rFonts w:hint="cs"/>
-          <w:rtl/>
-          <w:lang w:bidi="fa-IR"/>
-        </w:rPr>
-        <w:t>رده بندی مشترک ثبت اختراع</w:t>
+          <w:szCs w:val="28"/>
+        </w:rPr>
+        <w:t>Nodes</w:t>
       </w:r>
     </w:p>
   </w:footnote>
@@ -68991,7 +69774,10 @@
         <w:t xml:space="preserve"> </w:t>
       </w:r>
       <w:r>
-        <w:t>Li-ion</w:t>
+        <w:rPr>
+          <w:szCs w:val="28"/>
+        </w:rPr>
+        <w:t>Edges</w:t>
       </w:r>
     </w:p>
   </w:footnote>
@@ -69016,7 +69802,10 @@
         <w:t xml:space="preserve"> </w:t>
       </w:r>
       <w:r>
-        <w:t>AWE</w:t>
+        <w:rPr>
+          <w:szCs w:val="28"/>
+        </w:rPr>
+        <w:t>Social Network Analysis</w:t>
       </w:r>
     </w:p>
   </w:footnote>
@@ -69041,7 +69830,10 @@
         <w:t xml:space="preserve"> </w:t>
       </w:r>
       <w:r>
-        <w:t>Bioenergy</w:t>
+        <w:rPr>
+          <w:szCs w:val="28"/>
+        </w:rPr>
+        <w:t>Degree Centrality</w:t>
       </w:r>
     </w:p>
   </w:footnote>
@@ -69066,12 +69858,18 @@
         <w:t xml:space="preserve"> </w:t>
       </w:r>
       <w:r>
-        <w:rPr>
-          <w:rFonts w:hint="cs"/>
-          <w:rtl/>
-          <w:lang w:bidi="fa-IR"/>
-        </w:rPr>
-        <w:t>تولید ناخالص داخلی بر پایه برابری قدرت خرید</w:t>
+        <w:t>Betweenness</w:t>
+      </w:r>
+      <w:r>
+        <w:rPr>
+          <w:rFonts w:ascii="Arial" w:eastAsiaTheme="minorHAnsi" w:hAnsi="Arial" w:cs="B Mitra"/>
+          <w:sz w:val="18"/>
+          <w:szCs w:val="28"/>
+        </w:rPr>
+        <w:t xml:space="preserve"> </w:t>
+      </w:r>
+      <w:r>
+        <w:t>Centrality</w:t>
       </w:r>
     </w:p>
   </w:footnote>
@@ -69096,7 +69894,10 @@
         <w:t xml:space="preserve"> </w:t>
       </w:r>
       <w:r>
-        <w:t>Patent Family Size</w:t>
+        <w:rPr>
+          <w:szCs w:val="28"/>
+        </w:rPr>
+        <w:t>Modularity</w:t>
       </w:r>
     </w:p>
   </w:footnote>
@@ -69121,7 +69922,12 @@
         <w:t xml:space="preserve"> </w:t>
       </w:r>
       <w:r>
-        <w:t>Patent Claims</w:t>
+        <w:rPr>
+          <w:rFonts w:hint="cs"/>
+          <w:rtl/>
+          <w:lang w:bidi="fa-IR"/>
+        </w:rPr>
+        <w:t>سرویس باز دفتر ثبت اختراع اروپا</w:t>
       </w:r>
     </w:p>
   </w:footnote>
@@ -69146,7 +69952,12 @@
         <w:t xml:space="preserve"> </w:t>
       </w:r>
       <w:r>
-        <w:t>T&amp;D-Mechanism</w:t>
+        <w:rPr>
+          <w:rFonts w:hint="cs"/>
+          <w:rtl/>
+          <w:lang w:bidi="fa-IR"/>
+        </w:rPr>
+        <w:t>رده بندی مشترک ثبت اختراع</w:t>
       </w:r>
     </w:p>
   </w:footnote>
@@ -69171,7 +69982,7 @@
         <w:t xml:space="preserve"> </w:t>
       </w:r>
       <w:r>
-        <w:t>TDC</w:t>
+        <w:t>Li-ion</w:t>
       </w:r>
     </w:p>
   </w:footnote>
@@ -69180,7 +69991,6 @@
       <w:pPr>
         <w:pStyle w:val="FootnoteText"/>
         <w:rPr>
-          <w:rtl/>
           <w:lang w:bidi="fa-IR"/>
         </w:rPr>
       </w:pPr>
@@ -69197,10 +70007,7 @@
         <w:t xml:space="preserve"> </w:t>
       </w:r>
       <w:r>
-        <w:rPr>
-          <w:lang w:bidi="fa-IR"/>
-        </w:rPr>
-        <w:t>TEC</w:t>
+        <w:t>AWE</w:t>
       </w:r>
     </w:p>
   </w:footnote>
@@ -69225,10 +70032,7 @@
         <w:t xml:space="preserve"> </w:t>
       </w:r>
       <w:r>
-        <w:rPr>
-          <w:lang w:bidi="fa-IR"/>
-        </w:rPr>
-        <w:t>B5G</w:t>
+        <w:t>Bioenergy</w:t>
       </w:r>
     </w:p>
   </w:footnote>
@@ -69253,7 +70057,12 @@
         <w:t xml:space="preserve"> </w:t>
       </w:r>
       <w:r>
-        <w:t>Ontology</w:t>
+        <w:rPr>
+          <w:rFonts w:hint="cs"/>
+          <w:rtl/>
+          <w:lang w:bidi="fa-IR"/>
+        </w:rPr>
+        <w:t>تولید ناخالص داخلی بر پایه برابری قدرت خرید</w:t>
       </w:r>
     </w:p>
   </w:footnote>
@@ -69278,10 +70087,7 @@
         <w:t xml:space="preserve"> </w:t>
       </w:r>
       <w:r>
-        <w:rPr>
-          <w:lang w:bidi="fa-IR"/>
-        </w:rPr>
-        <w:t>GCN</w:t>
+        <w:t>Patent Family Size</w:t>
       </w:r>
     </w:p>
   </w:footnote>
@@ -69306,11 +70112,7 @@
         <w:t xml:space="preserve"> </w:t>
       </w:r>
       <w:r>
-        <w:rPr>
-          <w:szCs w:val="28"/>
-          <w:lang w:bidi="fa-IR"/>
-        </w:rPr>
-        <w:t>User experience</w:t>
+        <w:t>Patent Claims</w:t>
       </w:r>
     </w:p>
   </w:footnote>
@@ -69335,11 +70137,7 @@
         <w:t xml:space="preserve"> </w:t>
       </w:r>
       <w:r>
-        <w:rPr>
-          <w:szCs w:val="28"/>
-          <w:lang w:bidi="fa-IR"/>
-        </w:rPr>
-        <w:t>Integrating devices</w:t>
+        <w:t>T&amp;D-Mechanism</w:t>
       </w:r>
     </w:p>
   </w:footnote>
@@ -69364,11 +70162,7 @@
         <w:t xml:space="preserve"> </w:t>
       </w:r>
       <w:r>
-        <w:rPr>
-          <w:szCs w:val="28"/>
-          <w:lang w:bidi="fa-IR"/>
-        </w:rPr>
-        <w:t>Product information management</w:t>
+        <w:t>TDC</w:t>
       </w:r>
     </w:p>
   </w:footnote>
@@ -69377,6 +70171,7 @@
       <w:pPr>
         <w:pStyle w:val="FootnoteText"/>
         <w:rPr>
+          <w:rtl/>
           <w:lang w:bidi="fa-IR"/>
         </w:rPr>
       </w:pPr>
@@ -69394,10 +70189,9 @@
       </w:r>
       <w:r>
         <w:rPr>
-          <w:szCs w:val="28"/>
-          <w:lang w:bidi="fa-IR"/>
-        </w:rPr>
-        <w:t>E-commerce infrastructure</w:t>
+          <w:lang w:bidi="fa-IR"/>
+        </w:rPr>
+        <w:t>TEC</w:t>
       </w:r>
     </w:p>
   </w:footnote>
@@ -69423,10 +70217,9 @@
       </w:r>
       <w:r>
         <w:rPr>
-          <w:szCs w:val="28"/>
-          <w:lang w:bidi="fa-IR"/>
-        </w:rPr>
-        <w:t>Advanced e-commerce authentication</w:t>
+          <w:lang w:bidi="fa-IR"/>
+        </w:rPr>
+        <w:t>B5G</w:t>
       </w:r>
     </w:p>
   </w:footnote>
@@ -69451,11 +70244,7 @@
         <w:t xml:space="preserve"> </w:t>
       </w:r>
       <w:r>
-        <w:rPr>
-          <w:szCs w:val="28"/>
-          <w:lang w:bidi="fa-IR"/>
-        </w:rPr>
-        <w:t>Pricing &amp; payment solution</w:t>
+        <w:t>Ontology</w:t>
       </w:r>
     </w:p>
   </w:footnote>
@@ -69481,17 +70270,9 @@
       </w:r>
       <w:r>
         <w:rPr>
-          <w:szCs w:val="28"/>
-          <w:lang w:bidi="fa-IR"/>
-        </w:rPr>
-        <w:t>Platform development &amp; e-commerce optimizatio</w:t>
-      </w:r>
-      <w:r>
-        <w:rPr>
-          <w:szCs w:val="28"/>
-          <w:lang w:bidi="fa-IR"/>
-        </w:rPr>
-        <w:t>n</w:t>
+          <w:lang w:bidi="fa-IR"/>
+        </w:rPr>
+        <w:t>GCN</w:t>
       </w:r>
     </w:p>
   </w:footnote>
@@ -69517,9 +70298,10 @@
       </w:r>
       <w:r>
         <w:rPr>
-          <w:lang w:bidi="fa-IR"/>
-        </w:rPr>
-        <w:t>Generative AI</w:t>
+          <w:szCs w:val="28"/>
+          <w:lang w:bidi="fa-IR"/>
+        </w:rPr>
+        <w:t>User experience</w:t>
       </w:r>
     </w:p>
   </w:footnote>
@@ -69544,7 +70326,11 @@
         <w:t xml:space="preserve"> </w:t>
       </w:r>
       <w:r>
-        <w:t>Structural Topic Modeling; STM</w:t>
+        <w:rPr>
+          <w:szCs w:val="28"/>
+          <w:lang w:bidi="fa-IR"/>
+        </w:rPr>
+        <w:t>Integrating devices</w:t>
       </w:r>
     </w:p>
   </w:footnote>
@@ -69570,9 +70356,10 @@
       </w:r>
       <w:r>
         <w:rPr>
-          <w:lang w:bidi="fa-IR"/>
-        </w:rPr>
-        <w:t>Entropy weighting</w:t>
+          <w:szCs w:val="28"/>
+          <w:lang w:bidi="fa-IR"/>
+        </w:rPr>
+        <w:t>Product information management</w:t>
       </w:r>
     </w:p>
   </w:footnote>
@@ -69598,11 +70385,10 @@
       </w:r>
       <w:r>
         <w:rPr>
-          <w:rFonts w:hint="cs"/>
-          <w:rtl/>
-          <w:lang w:bidi="fa-IR"/>
-        </w:rPr>
-        <w:t>خودروی هیبریدی</w:t>
+          <w:szCs w:val="28"/>
+          <w:lang w:bidi="fa-IR"/>
+        </w:rPr>
+        <w:t>E-commerce infrastructure</w:t>
       </w:r>
     </w:p>
   </w:footnote>
@@ -69628,11 +70414,10 @@
       </w:r>
       <w:r>
         <w:rPr>
-          <w:rFonts w:hint="cs"/>
-          <w:rtl/>
-          <w:lang w:bidi="fa-IR"/>
-        </w:rPr>
-        <w:t>خودروی برقی باتری محور</w:t>
+          <w:szCs w:val="28"/>
+          <w:lang w:bidi="fa-IR"/>
+        </w:rPr>
+        <w:t>Advanced e-commerce authentication</w:t>
       </w:r>
     </w:p>
   </w:footnote>
@@ -69658,11 +70443,10 @@
       </w:r>
       <w:r>
         <w:rPr>
-          <w:rFonts w:hint="cs"/>
-          <w:rtl/>
-          <w:lang w:bidi="fa-IR"/>
-        </w:rPr>
-        <w:t>خودروی پیل سوختی</w:t>
+          <w:szCs w:val="28"/>
+          <w:lang w:bidi="fa-IR"/>
+        </w:rPr>
+        <w:t>Pricing &amp; payment solution</w:t>
       </w:r>
     </w:p>
   </w:footnote>
@@ -69670,6 +70454,9 @@
     <w:p>
       <w:pPr>
         <w:pStyle w:val="FootnoteText"/>
+        <w:rPr>
+          <w:lang w:bidi="fa-IR"/>
+        </w:rPr>
       </w:pPr>
       <w:r>
         <w:rPr>
@@ -69684,7 +70471,18 @@
         <w:t xml:space="preserve"> </w:t>
       </w:r>
       <w:r>
-        <w:t>Hybrid Electric Vehicles</w:t>
+        <w:rPr>
+          <w:szCs w:val="28"/>
+          <w:lang w:bidi="fa-IR"/>
+        </w:rPr>
+        <w:t>Platform development &amp; e-commerce optimizatio</w:t>
+      </w:r>
+      <w:r>
+        <w:rPr>
+          <w:szCs w:val="28"/>
+          <w:lang w:bidi="fa-IR"/>
+        </w:rPr>
+        <w:t>n</w:t>
       </w:r>
     </w:p>
   </w:footnote>
@@ -69692,6 +70490,9 @@
     <w:p>
       <w:pPr>
         <w:pStyle w:val="FootnoteText"/>
+        <w:rPr>
+          <w:lang w:bidi="fa-IR"/>
+        </w:rPr>
       </w:pPr>
       <w:r>
         <w:rPr>
@@ -69706,7 +70507,10 @@
         <w:t xml:space="preserve"> </w:t>
       </w:r>
       <w:r>
-        <w:t>Energy Management Strategies</w:t>
+        <w:rPr>
+          <w:lang w:bidi="fa-IR"/>
+        </w:rPr>
+        <w:t>Generative AI</w:t>
       </w:r>
     </w:p>
   </w:footnote>
@@ -69731,7 +70535,7 @@
         <w:t xml:space="preserve"> </w:t>
       </w:r>
       <w:r>
-        <w:t>Machine Learning</w:t>
+        <w:t>Structural Topic Modeling; STM</w:t>
       </w:r>
     </w:p>
   </w:footnote>
@@ -69756,7 +70560,10 @@
         <w:t xml:space="preserve"> </w:t>
       </w:r>
       <w:r>
-        <w:t>Reinforcement Learning</w:t>
+        <w:rPr>
+          <w:lang w:bidi="fa-IR"/>
+        </w:rPr>
+        <w:t>Entropy weighting</w:t>
       </w:r>
     </w:p>
   </w:footnote>
@@ -69781,7 +70588,12 @@
         <w:t xml:space="preserve"> </w:t>
       </w:r>
       <w:r>
-        <w:t>Battery Electric Vehicle</w:t>
+        <w:rPr>
+          <w:rFonts w:hint="cs"/>
+          <w:rtl/>
+          <w:lang w:bidi="fa-IR"/>
+        </w:rPr>
+        <w:t>خودروی هیبریدی</w:t>
       </w:r>
     </w:p>
   </w:footnote>
@@ -69807,15 +70619,11 @@
       </w:r>
       <w:r>
         <w:rPr>
-          <w:lang w:bidi="fa-IR"/>
-        </w:rPr>
-        <w:t>I</w:t>
-      </w:r>
-      <w:r>
-        <w:rPr>
-          <w:lang w:bidi="fa-IR"/>
-        </w:rPr>
-        <w:t>nternational Patent Classification</w:t>
+          <w:rFonts w:hint="cs"/>
+          <w:rtl/>
+          <w:lang w:bidi="fa-IR"/>
+        </w:rPr>
+        <w:t>خودروی برقی باتری محور</w:t>
       </w:r>
     </w:p>
   </w:footnote>
@@ -69840,7 +70648,12 @@
         <w:t xml:space="preserve"> </w:t>
       </w:r>
       <w:r>
-        <w:t>Heavy-Duty Vehicles</w:t>
+        <w:rPr>
+          <w:rFonts w:hint="cs"/>
+          <w:rtl/>
+          <w:lang w:bidi="fa-IR"/>
+        </w:rPr>
+        <w:t>خودروی پیل سوختی</w:t>
       </w:r>
     </w:p>
   </w:footnote>
@@ -69848,9 +70661,6 @@
     <w:p>
       <w:pPr>
         <w:pStyle w:val="FootnoteText"/>
-        <w:rPr>
-          <w:lang w:bidi="fa-IR"/>
-        </w:rPr>
       </w:pPr>
       <w:r>
         <w:rPr>
@@ -69865,7 +70675,7 @@
         <w:t xml:space="preserve"> </w:t>
       </w:r>
       <w:r>
-        <w:t>Technology Readiness Level</w:t>
+        <w:t>Hybrid Electric Vehicles</w:t>
       </w:r>
     </w:p>
   </w:footnote>
@@ -69887,7 +70697,7 @@
         <w:t xml:space="preserve"> </w:t>
       </w:r>
       <w:r>
-        <w:t>Megawatt Charging System</w:t>
+        <w:t>Energy Management Strategies</w:t>
       </w:r>
     </w:p>
   </w:footnote>
@@ -69912,17 +70722,7 @@
         <w:t xml:space="preserve"> </w:t>
       </w:r>
       <w:r>
-        <w:t>Equivalent Consumption Minimization Strategy</w:t>
-      </w:r>
-      <w:r>
-        <w:rPr>
-          <w:rFonts w:hint="cs"/>
-          <w:rtl/>
-        </w:rPr>
-        <w:t>:</w:t>
-      </w:r>
-      <w:r>
-        <w:t xml:space="preserve"> ECMS</w:t>
+        <w:t>Machine Learning</w:t>
       </w:r>
     </w:p>
   </w:footnote>
@@ -69947,7 +70747,7 @@
         <w:t xml:space="preserve"> </w:t>
       </w:r>
       <w:r>
-        <w:t>Dynamic Programming</w:t>
+        <w:t>Reinforcement Learning</w:t>
       </w:r>
     </w:p>
   </w:footnote>
@@ -69956,7 +70756,6 @@
       <w:pPr>
         <w:pStyle w:val="FootnoteText"/>
         <w:rPr>
-          <w:rtl/>
           <w:lang w:bidi="fa-IR"/>
         </w:rPr>
       </w:pPr>
@@ -69973,10 +70772,7 @@
         <w:t xml:space="preserve"> </w:t>
       </w:r>
       <w:r>
-        <w:t>Model Predictive Contro</w:t>
-      </w:r>
-      <w:r>
-        <w:t>l</w:t>
+        <w:t>Battery Electric Vehicle</w:t>
       </w:r>
     </w:p>
   </w:footnote>
@@ -70001,7 +70797,16 @@
         <w:t xml:space="preserve"> </w:t>
       </w:r>
       <w:r>
-        <w:t>Deep Reinforcement Learning</w:t>
+        <w:rPr>
+          <w:lang w:bidi="fa-IR"/>
+        </w:rPr>
+        <w:t>I</w:t>
+      </w:r>
+      <w:r>
+        <w:rPr>
+          <w:lang w:bidi="fa-IR"/>
+        </w:rPr>
+        <w:t>nternational Patent Classification</w:t>
       </w:r>
     </w:p>
   </w:footnote>
@@ -70026,22 +70831,7 @@
         <w:t xml:space="preserve"> </w:t>
       </w:r>
       <w:r>
-        <w:t>Fast</w:t>
-      </w:r>
-      <w:r>
-        <w:t xml:space="preserve"> and Smart charging solutions for full size U</w:t>
-      </w:r>
-      <w:r>
-        <w:t>r</w:t>
-      </w:r>
-      <w:r>
-        <w:t xml:space="preserve">ban </w:t>
-      </w:r>
-      <w:r>
-        <w:t>He</w:t>
-      </w:r>
-      <w:r>
-        <w:t>avy Duty applications</w:t>
+        <w:t>Heavy-Duty Vehicles</w:t>
       </w:r>
     </w:p>
   </w:footnote>
@@ -70066,10 +70856,7 @@
         <w:t xml:space="preserve"> </w:t>
       </w:r>
       <w:r>
-        <w:rPr>
-          <w:lang w:bidi="fa-IR"/>
-        </w:rPr>
-        <w:t>Lens.org</w:t>
+        <w:t>Technology Readiness Level</w:t>
       </w:r>
     </w:p>
   </w:footnote>
@@ -70077,9 +70864,6 @@
     <w:p>
       <w:pPr>
         <w:pStyle w:val="FootnoteText"/>
-        <w:rPr>
-          <w:lang w:bidi="fa-IR"/>
-        </w:rPr>
       </w:pPr>
       <w:r>
         <w:rPr>
@@ -70094,10 +70878,7 @@
         <w:t xml:space="preserve"> </w:t>
       </w:r>
       <w:r>
-        <w:rPr>
-          <w:lang w:bidi="fa-IR"/>
-        </w:rPr>
-        <w:t>USPTO</w:t>
+        <w:t>Megawatt Charging System</w:t>
       </w:r>
     </w:p>
   </w:footnote>
@@ -70105,6 +70886,9 @@
     <w:p>
       <w:pPr>
         <w:pStyle w:val="FootnoteText"/>
+        <w:rPr>
+          <w:lang w:bidi="fa-IR"/>
+        </w:rPr>
       </w:pPr>
       <w:r>
         <w:rPr>
@@ -70119,7 +70903,17 @@
         <w:t xml:space="preserve"> </w:t>
       </w:r>
       <w:r>
-        <w:t>EPO</w:t>
+        <w:t>Equivalent Consumption Minimization Strategy</w:t>
+      </w:r>
+      <w:r>
+        <w:rPr>
+          <w:rFonts w:hint="cs"/>
+          <w:rtl/>
+        </w:rPr>
+        <w:t>:</w:t>
+      </w:r>
+      <w:r>
+        <w:t xml:space="preserve"> ECMS</w:t>
       </w:r>
     </w:p>
   </w:footnote>
@@ -70144,10 +70938,7 @@
         <w:t xml:space="preserve"> </w:t>
       </w:r>
       <w:r>
-        <w:rPr>
-          <w:lang w:bidi="fa-IR"/>
-        </w:rPr>
-        <w:t>Electric vehicle</w:t>
+        <w:t>Dynamic Programming</w:t>
       </w:r>
     </w:p>
   </w:footnote>
@@ -70155,6 +70946,10 @@
     <w:p>
       <w:pPr>
         <w:pStyle w:val="FootnoteText"/>
+        <w:rPr>
+          <w:rtl/>
+          <w:lang w:bidi="fa-IR"/>
+        </w:rPr>
       </w:pPr>
       <w:r>
         <w:rPr>
@@ -70169,7 +70964,10 @@
         <w:t xml:space="preserve"> </w:t>
       </w:r>
       <w:r>
-        <w:t>Electric vehicles</w:t>
+        <w:t>Model Predictive Contro</w:t>
+      </w:r>
+      <w:r>
+        <w:t>l</w:t>
       </w:r>
     </w:p>
   </w:footnote>
@@ -70194,10 +70992,7 @@
         <w:t xml:space="preserve"> </w:t>
       </w:r>
       <w:r>
-        <w:rPr>
-          <w:lang w:bidi="fa-IR"/>
-        </w:rPr>
-        <w:t>Title&amp;Abstract</w:t>
+        <w:t>Deep Reinforcement Learning</w:t>
       </w:r>
     </w:p>
   </w:footnote>
@@ -70222,10 +71017,22 @@
         <w:t xml:space="preserve"> </w:t>
       </w:r>
       <w:r>
-        <w:rPr>
-          <w:lang w:bidi="fa-IR"/>
-        </w:rPr>
-        <w:t>Null</w:t>
+        <w:t>Fast</w:t>
+      </w:r>
+      <w:r>
+        <w:t xml:space="preserve"> and Smart charging solutions for full size U</w:t>
+      </w:r>
+      <w:r>
+        <w:t>r</w:t>
+      </w:r>
+      <w:r>
+        <w:t xml:space="preserve">ban </w:t>
+      </w:r>
+      <w:r>
+        <w:t>He</w:t>
+      </w:r>
+      <w:r>
+        <w:t>avy Duty applications</w:t>
       </w:r>
     </w:p>
   </w:footnote>
@@ -70234,8 +71041,6 @@
       <w:pPr>
         <w:pStyle w:val="FootnoteText"/>
         <w:rPr>
-          <w:rFonts w:hint="cs"/>
-          <w:rtl/>
           <w:lang w:bidi="fa-IR"/>
         </w:rPr>
       </w:pPr>
@@ -70255,7 +71060,7 @@
         <w:rPr>
           <w:lang w:bidi="fa-IR"/>
         </w:rPr>
-        <w:t>source</w:t>
+        <w:t>Lens.org</w:t>
       </w:r>
     </w:p>
   </w:footnote>
@@ -70283,11 +71088,196 @@
         <w:rPr>
           <w:lang w:bidi="fa-IR"/>
         </w:rPr>
-        <w:t>target</w:t>
+        <w:t>USPTO</w:t>
       </w:r>
     </w:p>
   </w:footnote>
   <w:footnote w:id="94">
+    <w:p>
+      <w:pPr>
+        <w:pStyle w:val="FootnoteText"/>
+      </w:pPr>
+      <w:r>
+        <w:rPr>
+          <w:rStyle w:val="FootnoteReference"/>
+        </w:rPr>
+        <w:footnoteRef/>
+      </w:r>
+      <w:r>
+        <w:rPr>
+          <w:rtl/>
+        </w:rPr>
+        <w:t xml:space="preserve"> </w:t>
+      </w:r>
+      <w:r>
+        <w:t>EPO</w:t>
+      </w:r>
+    </w:p>
+  </w:footnote>
+  <w:footnote w:id="95">
+    <w:p>
+      <w:pPr>
+        <w:pStyle w:val="FootnoteText"/>
+        <w:rPr>
+          <w:lang w:bidi="fa-IR"/>
+        </w:rPr>
+      </w:pPr>
+      <w:r>
+        <w:rPr>
+          <w:rStyle w:val="FootnoteReference"/>
+        </w:rPr>
+        <w:footnoteRef/>
+      </w:r>
+      <w:r>
+        <w:rPr>
+          <w:rtl/>
+        </w:rPr>
+        <w:t xml:space="preserve"> </w:t>
+      </w:r>
+      <w:r>
+        <w:rPr>
+          <w:lang w:bidi="fa-IR"/>
+        </w:rPr>
+        <w:t>Electric vehicle</w:t>
+      </w:r>
+    </w:p>
+  </w:footnote>
+  <w:footnote w:id="96">
+    <w:p>
+      <w:pPr>
+        <w:pStyle w:val="FootnoteText"/>
+      </w:pPr>
+      <w:r>
+        <w:rPr>
+          <w:rStyle w:val="FootnoteReference"/>
+        </w:rPr>
+        <w:footnoteRef/>
+      </w:r>
+      <w:r>
+        <w:rPr>
+          <w:rtl/>
+        </w:rPr>
+        <w:t xml:space="preserve"> </w:t>
+      </w:r>
+      <w:r>
+        <w:t>Electric vehicles</w:t>
+      </w:r>
+    </w:p>
+  </w:footnote>
+  <w:footnote w:id="97">
+    <w:p>
+      <w:pPr>
+        <w:pStyle w:val="FootnoteText"/>
+        <w:rPr>
+          <w:lang w:bidi="fa-IR"/>
+        </w:rPr>
+      </w:pPr>
+      <w:r>
+        <w:rPr>
+          <w:rStyle w:val="FootnoteReference"/>
+        </w:rPr>
+        <w:footnoteRef/>
+      </w:r>
+      <w:r>
+        <w:rPr>
+          <w:rtl/>
+        </w:rPr>
+        <w:t xml:space="preserve"> </w:t>
+      </w:r>
+      <w:r>
+        <w:rPr>
+          <w:lang w:bidi="fa-IR"/>
+        </w:rPr>
+        <w:t>Title&amp;Abstract</w:t>
+      </w:r>
+    </w:p>
+  </w:footnote>
+  <w:footnote w:id="98">
+    <w:p>
+      <w:pPr>
+        <w:pStyle w:val="FootnoteText"/>
+        <w:rPr>
+          <w:lang w:bidi="fa-IR"/>
+        </w:rPr>
+      </w:pPr>
+      <w:r>
+        <w:rPr>
+          <w:rStyle w:val="FootnoteReference"/>
+        </w:rPr>
+        <w:footnoteRef/>
+      </w:r>
+      <w:r>
+        <w:rPr>
+          <w:rtl/>
+        </w:rPr>
+        <w:t xml:space="preserve"> </w:t>
+      </w:r>
+      <w:r>
+        <w:rPr>
+          <w:lang w:bidi="fa-IR"/>
+        </w:rPr>
+        <w:t>Null</w:t>
+      </w:r>
+    </w:p>
+  </w:footnote>
+  <w:footnote w:id="99">
+    <w:p>
+      <w:pPr>
+        <w:pStyle w:val="FootnoteText"/>
+        <w:rPr>
+          <w:rtl/>
+          <w:lang w:bidi="fa-IR"/>
+        </w:rPr>
+      </w:pPr>
+      <w:r>
+        <w:rPr>
+          <w:rStyle w:val="FootnoteReference"/>
+        </w:rPr>
+        <w:footnoteRef/>
+      </w:r>
+      <w:r>
+        <w:rPr>
+          <w:rtl/>
+        </w:rPr>
+        <w:t xml:space="preserve"> </w:t>
+      </w:r>
+      <w:r>
+        <w:rPr>
+          <w:lang w:bidi="fa-IR"/>
+        </w:rPr>
+        <w:t>source</w:t>
+      </w:r>
+    </w:p>
+  </w:footnote>
+  <w:footnote w:id="100">
+    <w:p>
+      <w:pPr>
+        <w:pStyle w:val="FootnoteText"/>
+        <w:rPr>
+          <w:lang w:bidi="fa-IR"/>
+        </w:rPr>
+      </w:pPr>
+      <w:r>
+        <w:rPr>
+          <w:rStyle w:val="FootnoteReference"/>
+        </w:rPr>
+        <w:footnoteRef/>
+      </w:r>
+      <w:r>
+        <w:rPr>
+          <w:rtl/>
+        </w:rPr>
+        <w:t xml:space="preserve"> </w:t>
+      </w:r>
+      <w:r>
+        <w:rPr>
+          <w:lang w:bidi="fa-IR"/>
+        </w:rPr>
+        <w:t>target</w:t>
+      </w:r>
+    </w:p>
+  </w:footnote>
+  <w:footnote w:id="101">
     <w:p>
       <w:pPr>
         <w:pStyle w:val="FootnoteText"/>
@@ -70398,6 +71388,72 @@
         <w:lang w:bidi="fa-IR"/>
       </w:rPr>
       <w:instrText xml:space="preserve"> </w:instrText>
+    </w:r>
+    <w:r>
+      <w:rPr>
+        <w:rtl/>
+        <w:lang w:bidi="fa-IR"/>
+      </w:rPr>
+      <w:fldChar w:fldCharType="separate"/>
+    </w:r>
+    <w:r>
+      <w:rPr>
+        <w:noProof/>
+        <w:rtl/>
+        <w:lang w:bidi="fa-IR"/>
+      </w:rPr>
+      <w:t>فصل دوم : مبان</w:t>
+    </w:r>
+    <w:r>
+      <w:rPr>
+        <w:rFonts w:hint="cs"/>
+        <w:noProof/>
+        <w:rtl/>
+        <w:lang w:bidi="fa-IR"/>
+      </w:rPr>
+      <w:t>ی</w:t>
+    </w:r>
+    <w:r>
+      <w:rPr>
+        <w:noProof/>
+        <w:rtl/>
+        <w:lang w:bidi="fa-IR"/>
+      </w:rPr>
+      <w:t xml:space="preserve"> نظر</w:t>
+    </w:r>
+    <w:r>
+      <w:rPr>
+        <w:rFonts w:hint="cs"/>
+        <w:noProof/>
+        <w:rtl/>
+        <w:lang w:bidi="fa-IR"/>
+      </w:rPr>
+      <w:t>ی</w:t>
+    </w:r>
+    <w:r>
+      <w:rPr>
+        <w:noProof/>
+        <w:rtl/>
+        <w:lang w:bidi="fa-IR"/>
+      </w:rPr>
+      <w:t xml:space="preserve"> و پ</w:t>
+    </w:r>
+    <w:r>
+      <w:rPr>
+        <w:rFonts w:hint="cs"/>
+        <w:noProof/>
+        <w:rtl/>
+        <w:lang w:bidi="fa-IR"/>
+      </w:rPr>
+      <w:t>یشینه</w:t>
+    </w:r>
+    <w:r>
+      <w:rPr>
+        <w:noProof/>
+        <w:rtl/>
+        <w:lang w:bidi="fa-IR"/>
+      </w:rPr>
+      <w:t xml:space="preserve"> پژوهش</w:t>
     </w:r>
     <w:r>
       <w:rPr>
@@ -70841,7 +71897,7 @@
   <w:abstractNum w:abstractNumId="4" w15:restartNumberingAfterBreak="0">
     <w:nsid w:val="3BB25CEE"/>
     <w:multiLevelType w:val="hybridMultilevel"/>
-    <w:tmpl w:val="DD021F14"/>
+    <w:tmpl w:val="92960EA4"/>
     <w:lvl w:ilvl="0" w:tplc="04090001">
       <w:start w:val="1"/>
       <w:numFmt w:val="bullet"/>
@@ -72157,7 +73213,6 @@
   <w:style w:type="character" w:default="1" w:styleId="DefaultParagraphFont">
     <w:name w:val="Default Paragraph Font"/>
     <w:uiPriority w:val="1"/>
-    <w:semiHidden/>
     <w:unhideWhenUsed/>
   </w:style>
   <w:style w:type="table" w:default="1" w:styleId="TableNormal">
